--- a/Manuscript/Main_text.docx
+++ b/Manuscript/Main_text.docx
@@ -216,21 +216,6 @@
         <w:t xml:space="preserve">Bayesian inference; Body mass; Deep Learning; Disparity; Macroevolution; Rodents</w:t>
       </w:r>
     </w:p>
-    <w:p>
-      <w:pPr>
-        <w:pStyle w:val="BodyText"/>
-      </w:pPr>
-      <w:r>
-        <w:rPr>
-          <w:i/>
-          <w:iCs/>
-        </w:rPr>
-        <w:t xml:space="preserve">Journal(s) aimed</w:t>
-      </w:r>
-      <w:r>
-        <w:t xml:space="preserve">: Systematic biology (research article =&gt; we do not have phylogeny) ? Journal of Evolutionary Biology ? Evolution ?</w:t>
-      </w:r>
-    </w:p>
     <w:bookmarkStart w:id="20" w:name="abstract"/>
     <w:p>
       <w:pPr>
@@ -284,7 +269,7 @@
         <w:t xml:space="preserve">., Simpson 1980)</w:t>
       </w:r>
       <w:r>
-        <w:t xml:space="preserve">. Among the most emblematic are the impressively disparate New World hystricognaths (Hystricognathi: Caviomorpha), accounting for</w:t>
+        <w:t xml:space="preserve">. Among the most emblematic are the impressively disparate New World hystricognath rodents (Hystricognathi: Caviomorpha), accounting for</w:t>
       </w:r>
       <w:r>
         <w:t xml:space="preserve"> </w:t>
@@ -430,13 +415,93 @@
         <w:t xml:space="preserve">., Vucetich et al. 2015; Álvarez et al. 2017)</w:t>
       </w:r>
       <w:r>
-        <w:t xml:space="preserve">. Such a trend is particularly well illustrated in the superfamily Chinchilloidea. Today, chinchilloids include seven to eight moderate-sized species with high-crowned ever-growing (euhypsodont) cheek teeth, distributed among four distantly-related genera</w:t>
-      </w:r>
-      <w:r>
-        <w:t xml:space="preserve"> </w:t>
-      </w:r>
-      <w:r>
-        <w:t xml:space="preserve">(</w:t>
+        <w:t xml:space="preserve">. Such a trend is particularly well illustrated in the superfamily Chinchilloidea. Today, chinchilloids include seven to eight medium-sized species with high-crowned, ever-growing (euhypsodont) cheek teeth, distributed among four distantly-related genera –</w:t>
+      </w:r>
+      <w:r>
+        <w:t xml:space="preserve"> </w:t>
+      </w:r>
+      <w:r>
+        <w:rPr>
+          <w:i/>
+          <w:iCs/>
+        </w:rPr>
+        <w:t xml:space="preserve">Chinchilla</w:t>
+      </w:r>
+      <w:r>
+        <w:t xml:space="preserve"> </w:t>
+      </w:r>
+      <w:r>
+        <w:t xml:space="preserve">Bennett, 1829,</w:t>
+      </w:r>
+      <w:r>
+        <w:t xml:space="preserve"> </w:t>
+      </w:r>
+      <w:r>
+        <w:rPr>
+          <w:i/>
+          <w:iCs/>
+        </w:rPr>
+        <w:t xml:space="preserve">Lagidium</w:t>
+      </w:r>
+      <w:r>
+        <w:t xml:space="preserve"> </w:t>
+      </w:r>
+      <w:r>
+        <w:t xml:space="preserve">Meyen, 1933 and</w:t>
+      </w:r>
+      <w:r>
+        <w:t xml:space="preserve"> </w:t>
+      </w:r>
+      <w:r>
+        <w:rPr>
+          <w:i/>
+          <w:iCs/>
+        </w:rPr>
+        <w:t xml:space="preserve">Lagostomus</w:t>
+      </w:r>
+      <w:r>
+        <w:t xml:space="preserve"> </w:t>
+      </w:r>
+      <w:r>
+        <w:t xml:space="preserve">Brookes, 1828, forming the family Chinchillidae, and</w:t>
+      </w:r>
+      <w:r>
+        <w:t xml:space="preserve"> </w:t>
+      </w:r>
+      <w:r>
+        <w:rPr>
+          <w:i/>
+          <w:iCs/>
+        </w:rPr>
+        <w:t xml:space="preserve">Dinomys</w:t>
+      </w:r>
+      <w:r>
+        <w:t xml:space="preserve"> </w:t>
+      </w:r>
+      <w:r>
+        <w:t xml:space="preserve">Peters, 1873, the only living representative of the Dinomyidae. The fossil record of Chinchilloidea extends back to the latest Eocene</w:t>
+      </w:r>
+      <w:r>
+        <w:t xml:space="preserve"> </w:t>
+      </w:r>
+      <w:r>
+        <w:t xml:space="preserve">(Antoine et al. 2021)</w:t>
+      </w:r>
+      <w:r>
+        <w:t xml:space="preserve"> </w:t>
+      </w:r>
+      <w:r>
+        <w:t xml:space="preserve">and comprises more than 100 described species with variable degrees of crown height [</w:t>
+      </w:r>
+      <w:r>
+        <w:rPr>
+          <w:i/>
+          <w:iCs/>
+        </w:rPr>
+        <w:t xml:space="preserve">i</w:t>
+      </w:r>
+      <w:r>
+        <w:t xml:space="preserve">.</w:t>
       </w:r>
       <w:r>
         <w:rPr>
@@ -446,6 +511,19 @@
         <w:t xml:space="preserve">e</w:t>
       </w:r>
       <w:r>
+        <w:t xml:space="preserve">., hypsodonty;</w:t>
+      </w:r>
+      <w:r>
+        <w:t xml:space="preserve"> </w:t>
+      </w:r>
+      <w:r>
+        <w:rPr>
+          <w:i/>
+          <w:iCs/>
+        </w:rPr>
+        <w:t xml:space="preserve">e</w:t>
+      </w:r>
+      <w:r>
         <w:t xml:space="preserve">.</w:t>
       </w:r>
       <w:r>
@@ -456,118 +534,16 @@
         <w:t xml:space="preserve">g</w:t>
       </w:r>
       <w:r>
-        <w:t xml:space="preserve">., Upham and Patterson 2015)</w:t>
-      </w:r>
-      <w:r>
-        <w:t xml:space="preserve"> </w:t>
-      </w:r>
-      <w:r>
-        <w:t xml:space="preserve">–</w:t>
-      </w:r>
-      <w:r>
-        <w:t xml:space="preserve"> </w:t>
-      </w:r>
-      <w:r>
-        <w:rPr>
-          <w:i/>
-          <w:iCs/>
-        </w:rPr>
-        <w:t xml:space="preserve">Chinchilla</w:t>
-      </w:r>
-      <w:r>
-        <w:t xml:space="preserve"> </w:t>
-      </w:r>
-      <w:r>
-        <w:t xml:space="preserve">Bennett, 1829,</w:t>
-      </w:r>
-      <w:r>
-        <w:t xml:space="preserve"> </w:t>
-      </w:r>
-      <w:r>
-        <w:rPr>
-          <w:i/>
-          <w:iCs/>
-        </w:rPr>
-        <w:t xml:space="preserve">Lagidium</w:t>
-      </w:r>
-      <w:r>
-        <w:t xml:space="preserve"> </w:t>
-      </w:r>
-      <w:r>
-        <w:t xml:space="preserve">Meyen, 1933 and</w:t>
-      </w:r>
-      <w:r>
-        <w:t xml:space="preserve"> </w:t>
-      </w:r>
-      <w:r>
-        <w:rPr>
-          <w:i/>
-          <w:iCs/>
-        </w:rPr>
-        <w:t xml:space="preserve">Lagostomus</w:t>
-      </w:r>
-      <w:r>
-        <w:t xml:space="preserve"> </w:t>
-      </w:r>
-      <w:r>
-        <w:t xml:space="preserve">Brookes, 1828, forming the family Chinchillidae, and</w:t>
-      </w:r>
-      <w:r>
-        <w:t xml:space="preserve"> </w:t>
-      </w:r>
-      <w:r>
-        <w:rPr>
-          <w:i/>
-          <w:iCs/>
-        </w:rPr>
-        <w:t xml:space="preserve">Dinomys</w:t>
-      </w:r>
-      <w:r>
-        <w:t xml:space="preserve"> </w:t>
-      </w:r>
-      <w:r>
-        <w:t xml:space="preserve">Peters, 1873, the only living representative of the Dinomyidae. The fossil record of Chinchilloidea extends back to the late Eocene</w:t>
-      </w:r>
-      <w:r>
-        <w:t xml:space="preserve"> </w:t>
-      </w:r>
-      <w:r>
-        <w:t xml:space="preserve">(Antoine et al. 2021)</w:t>
-      </w:r>
-      <w:r>
-        <w:t xml:space="preserve"> </w:t>
-      </w:r>
-      <w:r>
-        <w:t xml:space="preserve">and comprises more than 100 described species with variable degrees of hypsodonty</w:t>
-      </w:r>
-      <w:r>
-        <w:t xml:space="preserve"> </w:t>
-      </w:r>
-      <w:r>
-        <w:t xml:space="preserve">(</w:t>
-      </w:r>
-      <w:r>
-        <w:rPr>
-          <w:i/>
-          <w:iCs/>
-        </w:rPr>
-        <w:t xml:space="preserve">e</w:t>
-      </w:r>
-      <w:r>
-        <w:t xml:space="preserve">.</w:t>
-      </w:r>
-      <w:r>
-        <w:rPr>
-          <w:i/>
-          <w:iCs/>
-        </w:rPr>
-        <w:t xml:space="preserve">g</w:t>
-      </w:r>
-      <w:r>
-        <w:t xml:space="preserve">., Candela 2005, this study)</w:t>
-      </w:r>
-      <w:r>
-        <w:t xml:space="preserve">, including many of the largest rodents ever recorded. On the South American landmass, fossils of giant chinchilloids were assigned to</w:t>
+        <w:t xml:space="preserve">.,</w:t>
+      </w:r>
+      <w:r>
+        <w:t xml:space="preserve"> </w:t>
+      </w:r>
+      <w:r>
+        <w:t xml:space="preserve">Candela (2005)</w:t>
+      </w:r>
+      <w:r>
+        <w:t xml:space="preserve">], including many of the largest rodents ever recorded. On the South American landmass, fossils of giant chinchilloids were assigned to</w:t>
       </w:r>
       <w:r>
         <w:t xml:space="preserve"> </w:t>
@@ -722,7 +698,7 @@
         <w:t xml:space="preserve">., Sánchez-Villagra et al. 2003; Rinderknecht and Blanco 2008; Rasia et al. 2024)</w:t>
       </w:r>
       <w:r>
-        <w:t xml:space="preserve">. Nonetheless, it is worth mentioning that all these giant taxa were parts of a larger radiation that flourished in the late Cenozoic, in particular in the Mio-Pliocene, and further vanished, leaving the modest extant diversity of the group as a relic of a formerly speciose superfamily</w:t>
+        <w:t xml:space="preserve">. Nonetheless, it is worth mentioning that all these giant taxa were parts of a larger radiation that flourished in the late Cenozoic, in particular during the Mio-Pliocene, and further vanished, leaving the modest extant diversity of the group as a relic of a formerly speciose superfamily</w:t>
       </w:r>
       <w:r>
         <w:t xml:space="preserve"> </w:t>
@@ -812,7 +788,7 @@
         <w:t xml:space="preserve"> </w:t>
       </w:r>
       <w:r>
-        <w:t xml:space="preserve">(Carrillo et al.)</w:t>
+        <w:t xml:space="preserve">(Carrillo et al. n.d.)</w:t>
       </w:r>
       <w:r>
         <w:t xml:space="preserve">.</w:t>
@@ -959,14 +935,59 @@
         <w:pStyle w:val="BodyText"/>
       </w:pPr>
       <w:r>
-        <w:t xml:space="preserve">For the Chinchilloidea, several hypotheses have been advocated to explain their exceptional phenotypical evolution – both in terms of body size and cheek teeth crown height (</w:t>
-      </w:r>
-      <w:r>
-        <w:rPr>
-          <w:i/>
-          <w:iCs/>
-        </w:rPr>
-        <w:t xml:space="preserve">i</w:t>
+        <w:t xml:space="preserve">For the Chinchilloidea, several hypotheses have been advocated to explain their exceptional phenotypical evolution – both in terms of body size and hypsodonty.</w:t>
+      </w:r>
+      <w:r>
+        <w:t xml:space="preserve"> </w:t>
+      </w:r>
+      <w:r>
+        <w:t xml:space="preserve">Vucetich et al. (2015)</w:t>
+      </w:r>
+      <w:r>
+        <w:t xml:space="preserve"> </w:t>
+      </w:r>
+      <w:r>
+        <w:t xml:space="preserve">proposed gigantism among caviomorphs to have been promoted by the late Neogene climate cooling and aridification</w:t>
+      </w:r>
+      <w:r>
+        <w:t xml:space="preserve"> </w:t>
+      </w:r>
+      <w:r>
+        <w:t xml:space="preserve">(Westerhold et al. 2020)</w:t>
+      </w:r>
+      <w:r>
+        <w:t xml:space="preserve">, thought to have expanded open habitats in continental South America</w:t>
+      </w:r>
+      <w:r>
+        <w:t xml:space="preserve"> </w:t>
+      </w:r>
+      <w:r>
+        <w:t xml:space="preserve">(Palazzesi and Barreda 2012)</w:t>
+      </w:r>
+      <w:r>
+        <w:t xml:space="preserve">. Such climate-induced landscape opening has also traditionally been invoked to explain caviomorphs’ – together with native ungulates’ – increase in hypsodonty</w:t>
+      </w:r>
+      <w:r>
+        <w:t xml:space="preserve"> </w:t>
+      </w:r>
+      <w:r>
+        <w:t xml:space="preserve">(MacFadden 2000)</w:t>
+      </w:r>
+      <w:r>
+        <w:t xml:space="preserve">, though hypsodonty is increasingly regarded as a product of grit, not grass, consumption</w:t>
+      </w:r>
+      <w:r>
+        <w:t xml:space="preserve"> </w:t>
+      </w:r>
+      <w:r>
+        <w:t xml:space="preserve">(</w:t>
+      </w:r>
+      <w:r>
+        <w:rPr>
+          <w:i/>
+          <w:iCs/>
+        </w:rPr>
+        <w:t xml:space="preserve">e</w:t>
       </w:r>
       <w:r>
         <w:t xml:space="preserve">.</w:t>
@@ -976,55 +997,127 @@
           <w:i/>
           <w:iCs/>
         </w:rPr>
+        <w:t xml:space="preserve">g</w:t>
+      </w:r>
+      <w:r>
+        <w:t xml:space="preserve">., Billet et al. 2009; Damuth and Janis 2011; Strömberg et al. 2013)</w:t>
+      </w:r>
+      <w:r>
+        <w:t xml:space="preserve">. Other authors proposed that the river network remodelling that followed the demise of the north Argentinian Miocene marine transgression</w:t>
+      </w:r>
+      <w:r>
+        <w:t xml:space="preserve"> </w:t>
+      </w:r>
+      <w:r>
+        <w:t xml:space="preserve">(</w:t>
+      </w:r>
+      <w:r>
+        <w:t xml:space="preserve">‘</w:t>
+      </w:r>
+      <w:r>
+        <w:t xml:space="preserve">Paranense Sea,</w:t>
+      </w:r>
+      <w:r>
+        <w:t xml:space="preserve">’</w:t>
+      </w:r>
+      <w:r>
+        <w:t xml:space="preserve"> </w:t>
+      </w:r>
+      <w:r>
+        <w:rPr>
+          <w:i/>
+          <w:iCs/>
+        </w:rPr>
+        <w:t xml:space="preserve">see</w:t>
+      </w:r>
+      <w:r>
+        <w:t xml:space="preserve"> </w:t>
+      </w:r>
+      <w:r>
+        <w:t xml:space="preserve">Pascual et al. 1996)</w:t>
+      </w:r>
+      <w:r>
+        <w:t xml:space="preserve">, locally generating environmental heterogeneity, favoured the ecological diversification of dinomyid rodents</w:t>
+      </w:r>
+      <w:r>
+        <w:t xml:space="preserve"> </w:t>
+      </w:r>
+      <w:r>
+        <w:t xml:space="preserve">(Candela et al. 2013)</w:t>
+      </w:r>
+      <w:r>
+        <w:t xml:space="preserve">. In the same time frame, a marine incursion analogous to the</w:t>
+      </w:r>
+      <w:r>
+        <w:t xml:space="preserve"> </w:t>
+      </w:r>
+      <w:r>
+        <w:t xml:space="preserve">‘</w:t>
+      </w:r>
+      <w:r>
+        <w:t xml:space="preserve">Paranense Sea</w:t>
+      </w:r>
+      <w:r>
+        <w:t xml:space="preserve">’</w:t>
+      </w:r>
+      <w:r>
+        <w:t xml:space="preserve">, the</w:t>
+      </w:r>
+      <w:r>
+        <w:t xml:space="preserve"> </w:t>
+      </w:r>
+      <w:r>
+        <w:t xml:space="preserve">‘</w:t>
+      </w:r>
+      <w:r>
+        <w:t xml:space="preserve">Pebas megawetland system</w:t>
+      </w:r>
+      <w:r>
+        <w:t xml:space="preserve">’</w:t>
+      </w:r>
+      <w:r>
+        <w:t xml:space="preserve"> </w:t>
+      </w:r>
+      <w:r>
+        <w:t xml:space="preserve">(PMWS), covered Western Amazonia. Its Late Miocene vanishing triggered massive hydrographic changes, among which the establishment of the Amazon drainage system, in turn massively impacting low-latitude ecosystems in South America</w:t>
+      </w:r>
+      <w:r>
+        <w:t xml:space="preserve"> </w:t>
+      </w:r>
+      <w:r>
+        <w:t xml:space="preserve">(</w:t>
+      </w:r>
+      <w:r>
+        <w:rPr>
+          <w:i/>
+          <w:iCs/>
+        </w:rPr>
         <w:t xml:space="preserve">e</w:t>
       </w:r>
       <w:r>
-        <w:t xml:space="preserve">., hypsodonty).</w:t>
-      </w:r>
-      <w:r>
-        <w:t xml:space="preserve"> </w:t>
-      </w:r>
-      <w:r>
-        <w:t xml:space="preserve">Vucetich et al. (2015)</w:t>
-      </w:r>
-      <w:r>
-        <w:t xml:space="preserve"> </w:t>
-      </w:r>
-      <w:r>
-        <w:t xml:space="preserve">proposed gigantism among caviomorphs to have been promoted by the late Neogene climate cooling and aridification</w:t>
-      </w:r>
-      <w:r>
-        <w:t xml:space="preserve"> </w:t>
-      </w:r>
-      <w:r>
-        <w:t xml:space="preserve">(Westerhold et al. 2020)</w:t>
-      </w:r>
-      <w:r>
-        <w:t xml:space="preserve">, thought to have expanded open habitats in continental South America</w:t>
-      </w:r>
-      <w:r>
-        <w:t xml:space="preserve"> </w:t>
-      </w:r>
-      <w:r>
-        <w:t xml:space="preserve">(Palazzesi and Barreda 2012)</w:t>
-      </w:r>
-      <w:r>
-        <w:t xml:space="preserve">. Such climate-induced landscape opening has also traditionally been invoked to explain caviomorphs’ – together with native ungulates’ – increase in hypsodonty</w:t>
-      </w:r>
-      <w:r>
-        <w:t xml:space="preserve"> </w:t>
-      </w:r>
-      <w:r>
-        <w:t xml:space="preserve">(MacFadden 2000)</w:t>
-      </w:r>
-      <w:r>
-        <w:t xml:space="preserve">, though hypsodonty is increasingly regarded as a product of grit, not grass, consumption</w:t>
-      </w:r>
-      <w:r>
-        <w:t xml:space="preserve"> </w:t>
-      </w:r>
-      <w:r>
-        <w:t xml:space="preserve">(</w:t>
+        <w:t xml:space="preserve">.</w:t>
+      </w:r>
+      <w:r>
+        <w:rPr>
+          <w:i/>
+          <w:iCs/>
+        </w:rPr>
+        <w:t xml:space="preserve">g</w:t>
+      </w:r>
+      <w:r>
+        <w:t xml:space="preserve">., Jaramillo et al. 2017; Hoorn et al. 2022)</w:t>
+      </w:r>
+      <w:r>
+        <w:t xml:space="preserve">. Thus, one can expect the legacy of the PMWS to have also impacted the radiation of Chinchilloidea, the latter peaking as these hydrographic changes occurred. These two marine transgressions were shown to be tectonically- and eustatically-controlled</w:t>
+      </w:r>
+      <w:r>
+        <w:t xml:space="preserve"> </w:t>
+      </w:r>
+      <w:r>
+        <w:t xml:space="preserve">(Hernández et al. 2005)</w:t>
+      </w:r>
+      <w:r>
+        <w:t xml:space="preserve">. Thus, one can also expect to retrieve a signal of the Andean uplift, as well as from sea-level changes, in the dynamics of chinchilloid diversification. In addition, on the basis of results established on modern species showing size-increase patterns, patterns of size increase among caviomorphs were also proposed to be related to biotic factors, such as intra- or interspecific competition, predator avoidance or physiological constraints (</w:t>
       </w:r>
       <w:r>
         <w:rPr>
@@ -1044,53 +1137,43 @@
         <w:t xml:space="preserve">g</w:t>
       </w:r>
       <w:r>
-        <w:t xml:space="preserve">., Billet et al. 2009; Damuth and Janis 2011; Strömberg et al. 2013)</w:t>
-      </w:r>
-      <w:r>
-        <w:t xml:space="preserve">. Other authors proposed that the river network remodelling that followed the demise of the north Argentinian Miocene marine transgression</w:t>
-      </w:r>
-      <w:r>
-        <w:t xml:space="preserve"> </w:t>
-      </w:r>
-      <w:r>
-        <w:t xml:space="preserve">(</w:t>
+        <w:t xml:space="preserve">., metabolic rate)</w:t>
+      </w:r>
+      <w:r>
+        <w:t xml:space="preserve"> </w:t>
+      </w:r>
+      <w:r>
+        <w:t xml:space="preserve">(Vucetich et al. 2015)</w:t>
+      </w:r>
+      <w:r>
+        <w:t xml:space="preserve">.</w:t>
+      </w:r>
+      <w:r>
+        <w:t xml:space="preserve"> </w:t>
+      </w:r>
+      <w:r>
+        <w:t xml:space="preserve">Álvarez et al. (2017)</w:t>
+      </w:r>
+      <w:r>
+        <w:t xml:space="preserve"> </w:t>
+      </w:r>
+      <w:r>
+        <w:t xml:space="preserve">added that the environmentally-driven emergence of new niches and their further colonisation by caviomorphs must have promoted size increase in this rodent clade. Regarding the West Indian</w:t>
+      </w:r>
+      <w:r>
+        <w:t xml:space="preserve"> </w:t>
       </w:r>
       <w:r>
         <w:t xml:space="preserve">‘</w:t>
       </w:r>
       <w:r>
-        <w:t xml:space="preserve">Paranense Sea,</w:t>
+        <w:t xml:space="preserve">giant hutias</w:t>
       </w:r>
       <w:r>
         <w:t xml:space="preserve">’</w:t>
       </w:r>
       <w:r>
-        <w:t xml:space="preserve"> </w:t>
-      </w:r>
-      <w:r>
-        <w:rPr>
-          <w:i/>
-          <w:iCs/>
-        </w:rPr>
-        <w:t xml:space="preserve">see</w:t>
-      </w:r>
-      <w:r>
-        <w:t xml:space="preserve"> </w:t>
-      </w:r>
-      <w:r>
-        <w:t xml:space="preserve">Pascual et al. 1996)</w:t>
-      </w:r>
-      <w:r>
-        <w:t xml:space="preserve">, locally generating environmental heterogeneity, favoured the ecological diversification of dinomyid rodents</w:t>
-      </w:r>
-      <w:r>
-        <w:t xml:space="preserve"> </w:t>
-      </w:r>
-      <w:r>
-        <w:t xml:space="preserve">(Candela et al. 2013)</w:t>
-      </w:r>
-      <w:r>
-        <w:t xml:space="preserve">. In the same time frame, a marine incursion analogous to the</w:t>
+        <w:t xml:space="preserve">, instead of environmental drivers, the</w:t>
       </w:r>
       <w:r>
         <w:t xml:space="preserve"> </w:t>
@@ -1099,120 +1182,16 @@
         <w:t xml:space="preserve">‘</w:t>
       </w:r>
       <w:r>
-        <w:t xml:space="preserve">Paranense Sea</w:t>
+        <w:t xml:space="preserve">island rule</w:t>
       </w:r>
       <w:r>
         <w:t xml:space="preserve">’</w:t>
       </w:r>
       <w:r>
-        <w:t xml:space="preserve">, the</w:t>
-      </w:r>
-      <w:r>
-        <w:t xml:space="preserve"> </w:t>
-      </w:r>
-      <w:r>
-        <w:t xml:space="preserve">‘</w:t>
-      </w:r>
-      <w:r>
-        <w:t xml:space="preserve">Pebas megawetland</w:t>
-      </w:r>
-      <w:r>
-        <w:t xml:space="preserve">’</w:t>
-      </w:r>
-      <w:r>
-        <w:t xml:space="preserve">, covered western Amazonia. Its Late Miocene vanishing triggered massive hydrographic changes, among which the establishment of the Amazonian drainage system, in turn massively impacting low-latitude ecosystems in South America</w:t>
-      </w:r>
-      <w:r>
-        <w:t xml:space="preserve"> </w:t>
-      </w:r>
-      <w:r>
-        <w:t xml:space="preserve">(Jaramillo et al. 2017; Hoorn et al. 2022)</w:t>
-      </w:r>
-      <w:r>
-        <w:t xml:space="preserve">. Thus, one can expect the legacy of the Pebas to have also impacted the radiation of Chinchilloidea, the latter peaking as these hydrographic changes occurred. Noteworthy, these two marine transgressions were shown to be tectonically- and eustatically-controlled</w:t>
-      </w:r>
-      <w:r>
-        <w:t xml:space="preserve"> </w:t>
-      </w:r>
-      <w:r>
-        <w:t xml:space="preserve">(Hernández et al. 2005)</w:t>
-      </w:r>
-      <w:r>
-        <w:t xml:space="preserve">. Thus, one can also expect to retrieve a signal of the Andean uplift, as well as from sea-level changes, in the dynamics of chinchilloid diversification. In addition, on the basis of results established on modern species showing size-increase patterns, patterns of size increase among caviomorphs were also proposed to be related to biotic factors, such as intra- or interspecific competition, predator avoidance or physiological constraints (</w:t>
-      </w:r>
-      <w:r>
-        <w:rPr>
-          <w:i/>
-          <w:iCs/>
-        </w:rPr>
-        <w:t xml:space="preserve">e</w:t>
-      </w:r>
-      <w:r>
-        <w:t xml:space="preserve">.</w:t>
-      </w:r>
-      <w:r>
-        <w:rPr>
-          <w:i/>
-          <w:iCs/>
-        </w:rPr>
-        <w:t xml:space="preserve">g</w:t>
-      </w:r>
-      <w:r>
-        <w:t xml:space="preserve">., metabolic rate)</w:t>
-      </w:r>
-      <w:r>
-        <w:t xml:space="preserve"> </w:t>
-      </w:r>
-      <w:r>
-        <w:t xml:space="preserve">(Vucetich et al. 2015)</w:t>
-      </w:r>
-      <w:r>
-        <w:t xml:space="preserve">.</w:t>
-      </w:r>
-      <w:r>
-        <w:t xml:space="preserve"> </w:t>
-      </w:r>
-      <w:r>
-        <w:t xml:space="preserve">Álvarez et al. (2017)</w:t>
-      </w:r>
-      <w:r>
-        <w:t xml:space="preserve"> </w:t>
-      </w:r>
-      <w:r>
-        <w:t xml:space="preserve">added that the environmentally-driven emergence of new niches and their further colonisation by caviomorphs must have promoted size increase in this rodent clade. Regarding the Caribbean</w:t>
-      </w:r>
-      <w:r>
-        <w:t xml:space="preserve"> </w:t>
-      </w:r>
-      <w:r>
-        <w:t xml:space="preserve">‘</w:t>
-      </w:r>
-      <w:r>
-        <w:t xml:space="preserve">giant hutias</w:t>
-      </w:r>
-      <w:r>
-        <w:t xml:space="preserve">’</w:t>
-      </w:r>
-      <w:r>
-        <w:t xml:space="preserve">, instead of environmental drivers, the</w:t>
-      </w:r>
-      <w:r>
-        <w:t xml:space="preserve"> </w:t>
-      </w:r>
-      <w:r>
-        <w:t xml:space="preserve">‘</w:t>
-      </w:r>
-      <w:r>
-        <w:t xml:space="preserve">island rule</w:t>
-      </w:r>
-      <w:r>
-        <w:t xml:space="preserve">’</w:t>
-      </w:r>
-      <w:r>
-        <w:t xml:space="preserve"> </w:t>
-      </w:r>
-      <w:r>
-        <w:t xml:space="preserve">(Van Valen 1973b; Damuth 1993; Lomolino 2005; Faurby and Svenning 2016)</w:t>
+        <w:t xml:space="preserve"> </w:t>
+      </w:r>
+      <w:r>
+        <w:t xml:space="preserve">(Van Valen 1973b; Damuth 1993; Lomolino 2005; Faurby and Svenning 2016;</w:t>
       </w:r>
       <w:r>
         <w:t xml:space="preserve"> </w:t>
@@ -1228,7 +1207,7 @@
         <w:t xml:space="preserve"> </w:t>
       </w:r>
       <w:r>
-        <w:t xml:space="preserve">(Meiri et al. 2007)</w:t>
+        <w:t xml:space="preserve">Meiri et al. 2007)</w:t>
       </w:r>
       <w:r>
         <w:t xml:space="preserve"> </w:t>
@@ -1289,7 +1268,7 @@
         <w:pStyle w:val="BodyText"/>
       </w:pPr>
       <w:r>
-        <w:t xml:space="preserve">Besides, questions are also raised by chinchilloid’s taxonomic and morphological diversity decline. Indeed, the group was diverse in the late Miocene (Chasicoan–Huayquerian SALMAs), with at least 20 co-occurring species on the continent</w:t>
+        <w:t xml:space="preserve">Besides, questions are also raised by chinchilloid taxonomic and morphological diversity decline. Indeed, the group was diverse in the Late Miocene (Chasicoan–Huayquerian South American Land Mammal Ages [SALMAs]), with at least 20 co-occurring species on the continent</w:t>
       </w:r>
       <w:r>
         <w:t xml:space="preserve"> </w:t>
@@ -1321,7 +1300,7 @@
         </m:r>
       </m:oMath>
       <w:r>
-        <w:t xml:space="preserve">Neoepiblemidae and almost every representatives of the Dinomyidae. Notably, all large-to-giant forms were concomitantly erased. Nevertheless, it is worth mentioning that, despite the apparent size selectivity of the aforementioned phenotypical diversity decline, the latter does not apply to other traits like hypsodonty. Pliocene cooling and desertification was proposed as a driver underlying the demise of the clade in Southern South America</w:t>
+        <w:t xml:space="preserve">Neoepiblemidae and virtually all representatives of the Dinomyidae. Notably, all large-to-giant forms were concomitantly erased. Nevertheless, despite the apparent size selectivity of the aforementioned phenotypical diversity decline, the latter does not apply to other traits like hypsodonty. Pliocene cooling and desertification was proposed as a driver underlying the demise of the clade in Southern South America</w:t>
       </w:r>
       <w:r>
         <w:t xml:space="preserve"> </w:t>
@@ -1393,10 +1372,10 @@
         <w:t xml:space="preserve"> </w:t>
       </w:r>
       <w:r>
-        <w:t xml:space="preserve">(Carrillo et al.; Álvarez et al. 2017)</w:t>
-      </w:r>
-      <w:r>
-        <w:t xml:space="preserve">. However, many extinct taxa lack DNA or sufficient material to be accurately replaced in a phylogenetic framework, leading to their exclusion from subsequent macroevolutionary analyses relying on phylogenies. Thus, there is much to gain by relaxing phylogenetic assumptions and fully taking advantage of the rich fossil record of the group to reconstruct its macroevolutionary history. In addition, the factors that underpinned the clade’s unique diversification pattern remain elusive</w:t>
+        <w:t xml:space="preserve">(Álvarez et al. 2017; Carrillo et al. n.d.)</w:t>
+      </w:r>
+      <w:r>
+        <w:t xml:space="preserve">. However, many extinct taxa lack DNA or sufficient morphological material to be accurately replaced in a phylogenetic framework, leading to their exclusion from subsequent macroevolutionary analyses relying on phylogenies. Thus, there is much to gain by relaxing phylogenetic assumptions and fully taking advantage of the rich fossil record of the group to reconstruct its macroevolutionary history. In addition, the factors that underpinned the clade diversification remain elusive despite the major palaeoenvironmental upheavals that took place in South America since the late Eocene (e.g., Andean orogeny, marine introgressions, river network changes, onset of the dry diagonal).</w:t>
       </w:r>
     </w:p>
     <w:p>
@@ -1404,7 +1383,7 @@
         <w:pStyle w:val="BodyText"/>
       </w:pPr>
       <w:r>
-        <w:t xml:space="preserve">Here, we investigate the evolutionary history of Chinchilloidea and underpin its environmental correlates, with an emphasis on phenotypic evolution. To do so, we compiled and revised 715 chinchilloid fossil occurrences from the literature to build the most exhaustive temporal occurrence database ever produced for this group, encompassing 63 genera and 136 species. In parallel, we collected dental traits and measurements in order to carry out body mass reconstructions based on recently-published sets of predictive equations, and reconstructed hyposodonty indices based on cheek-teeth crown height. We further analysed chinchilloid diversity and diversification dynamics throughout their entire evolutionary history using state-of-the-art preservation-aware methodological frameworks, and sought for their likely environmental drivers, allowing rate variation across time, body size and crown height categories. We hypothesise that (i) (ii) (iii)</w:t>
+        <w:t xml:space="preserve">Here, we investigate the evolutionary history of Chinchilloidea and highlight its environmental correlates, with an emphasis on phenotypic evolution. To do so, we compiled and revised 715 chinchilloid fossil occurrences from the literature to build the most exhaustive temporal occurrence database ever produced for this group, encompassing 63 genera and 136 species. In parallel, we collected dental traits and measurements in order to carry out body mass reconstructions based on recently-published sets of predictive equations, and reconstructed hyposodonty indices based on crown heights of cheek teeth. We further analysed chinchilloid diversity and diversification dynamics throughout their entire evolutionary history using state-of-the-art preservation-aware methodological frameworks, and sought for their likely environmental drivers, allowing rate variation across time, body size and crown height categories. We hypothesise that (i) (ii) (iii)</w:t>
       </w:r>
     </w:p>
     <w:bookmarkEnd w:id="22"/>
@@ -1431,7 +1410,7 @@
         <w:pStyle w:val="FirstParagraph"/>
       </w:pPr>
       <w:r>
-        <w:t xml:space="preserve">We downloaded genus- and species-level fossil occurrences of Chinchilloidea from The Paleobiology Database (https://paleobiodb.org). Each entry was then checked and, if necessary, updated by us (taxonomic name, fossiliferous locality and geologic formation, age range). We tried to give the most precise age range on the basis of the data available in literature, firstly searching limits for the fossiliferous level(s), then increasing to the member, formation or locality level in case the first did not exist. We updated some ages previously published given recent chronostratigraphic (International Chronostratigraphic Chart 2024/12;</w:t>
+        <w:t xml:space="preserve">We downloaded genus- and species-level fossil occurrences of Chinchilloidea from The Paleobiology Database (https://paleobiodb.org). Each entry was then checked and, if necessary, updated by us (taxonomic name, fossiliferous locality and geologic formation, age range). We tried to give the most precise age range on the basis of the data available in the literature, firstly searching limits for the fossiliferous level(s), then increasing to the member, formation or locality level in case the first did not exist. We updated some ages previously published given recent chronostratigraphic (International Chronostratigraphic Chart 2024/12;</w:t>
       </w:r>
       <w:r>
         <w:t xml:space="preserve"> </w:t>
@@ -1500,14 +1479,24 @@
         <w:t xml:space="preserve">Muñoz et al. (2023)</w:t>
       </w:r>
       <w:r>
-        <w:t xml:space="preserve">. This compilation was further complemented by an extensive literature review which enabled the removal of duplicates and the incorporation of missing published data. We excluded occurrences with open nomenclature names (</w:t>
-      </w:r>
-      <w:r>
-        <w:rPr>
-          <w:i/>
-          <w:iCs/>
-        </w:rPr>
-        <w:t xml:space="preserve">cf</w:t>
+        <w:t xml:space="preserve">. This compilation was further complemented by an extensive literature review which enabled the removal of duplicates and the incorporation of missing published data. We excluded occurrences with open nomenclature names (cf., aff., ?) from upstream analyses. To get an exhaustive and unbiased sampling of the clade’s extant diversity, one occurrence of modern age (</w:t>
+      </w:r>
+      <w:r>
+        <w:rPr>
+          <w:i/>
+          <w:iCs/>
+        </w:rPr>
+        <w:t xml:space="preserve">i</w:t>
+      </w:r>
+      <w:r>
+        <w:t xml:space="preserve">.</w:t>
+      </w:r>
+      <w:r>
+        <w:rPr>
+          <w:i/>
+          <w:iCs/>
+        </w:rPr>
+        <w:t xml:space="preserve">e</w:t>
       </w:r>
       <w:r>
         <w:t xml:space="preserve">.,</w:t>
@@ -1517,45 +1506,12 @@
       </w:r>
       <w:r>
         <w:rPr>
-          <w:i/>
-          <w:iCs/>
-        </w:rPr>
-        <w:t xml:space="preserve">aff</w:t>
-      </w:r>
-      <w:r>
-        <w:t xml:space="preserve">., ?) from upstream analyses. To get an exhaustive and unbiased sampling of the clade’s extant diversity, one occurrence of modern age (</w:t>
-      </w:r>
-      <w:r>
-        <w:rPr>
-          <w:i/>
-          <w:iCs/>
-        </w:rPr>
-        <w:t xml:space="preserve">i</w:t>
-      </w:r>
-      <w:r>
-        <w:t xml:space="preserve">.</w:t>
-      </w:r>
-      <w:r>
-        <w:rPr>
-          <w:i/>
-          <w:iCs/>
-        </w:rPr>
-        <w:t xml:space="preserve">e</w:t>
-      </w:r>
-      <w:r>
-        <w:t xml:space="preserve">.,</w:t>
-      </w:r>
-      <w:r>
-        <w:t xml:space="preserve"> </w:t>
-      </w:r>
-      <w:r>
-        <w:rPr>
           <w:rStyle w:val="VerbatimChar"/>
         </w:rPr>
         <w:t xml:space="preserve">age_min = age_max = 0 Ma</w:t>
       </w:r>
       <w:r>
-        <w:t xml:space="preserve">) was added for each of the seven extant chinchilloid species, even for those not represented in the fossil record. This resulted in one species-level database (479 occurrences, 136 species, including 73 singletons) and one genus-level database (709 occurrences, 64 genera, including 20 singletons), spanning the clade’s entire lifespan (from latest Eocene to present).</w:t>
+        <w:t xml:space="preserve">) was added for each of the seven extant chinchilloid species, even for those not represented in the fossil record. This resulted in one species-level database (479 occurrences, 136 species, including 73 singletons) and one genus-level database (709 occurrences, 64 genera, including 20 singletons), spanning the entire lifespan of the clade (from the latest Eocene to present).</w:t>
       </w:r>
     </w:p>
     <w:p>
@@ -1563,7 +1519,7 @@
         <w:pStyle w:val="BodyText"/>
       </w:pPr>
       <w:r>
-        <w:t xml:space="preserve">On the basis of their sampling location, occurrences were binned into three spatial domains: Tropical, Extratropical and Caribbean (Figure S1). Due to the immensely parcellar fossil record of the West Indies, the latter domain – only encompassing five species,</w:t>
+        <w:t xml:space="preserve">On the basis of their sampling location, occurrences were binned into three spatial domains: Tropical, Extratropical, and Caribbean (Figure S1). Due to the substantially parcellar fossil record of the West Indies, the latter domain – only encompassing five species,</w:t>
       </w:r>
       <w:r>
         <w:t xml:space="preserve"> </w:t>
@@ -1586,7 +1542,7 @@
           <w:i/>
           <w:iCs/>
         </w:rPr>
-        <w:t xml:space="preserve">Amblirhiza inundata</w:t>
+        <w:t xml:space="preserve">Amblyrhiza inundata</w:t>
       </w:r>
       <w:r>
         <w:t xml:space="preserve">,</w:t>
@@ -1634,7 +1590,7 @@
         <w:t xml:space="preserve"> </w:t>
       </w:r>
       <w:r>
-        <w:t xml:space="preserve">– was very structured in time, only covering the Quaternary, with the notable exception of a single early Oligocene occurrence (</w:t>
+        <w:t xml:space="preserve">– was very structured in time, only covering the Quaternary, with the notable exception of a single late early Oligocene occurrence (</w:t>
       </w:r>
       <w:r>
         <w:rPr>
@@ -2055,7 +2011,7 @@
         <w:pStyle w:val="BodyText"/>
       </w:pPr>
       <w:r>
-        <w:t xml:space="preserve">Next, to get another flavour of the temporal patterns in SAM diversity accounting for the incompleteness of the fossil record differently (</w:t>
+        <w:t xml:space="preserve">In order to obtain an alternative perspective on the temporal patterns of SAM diversity accounting for the incompleteness of the fossil record differently (</w:t>
       </w:r>
       <w:r>
         <w:rPr>
@@ -3056,7 +3012,7 @@
         <w:pStyle w:val="FirstParagraph"/>
       </w:pPr>
       <w:r>
-        <w:t xml:space="preserve">We used the Birth-Death Neural Networks (BDNN) model</w:t>
+        <w:t xml:space="preserve">We used the BDNN model</w:t>
       </w:r>
       <w:r>
         <w:t xml:space="preserve"> </w:t>
@@ -3136,13 +3092,13 @@
       </w:r>
     </w:p>
     <w:bookmarkEnd w:id="28"/>
-    <w:bookmarkStart w:id="29" w:name="age-dependent-extinction-model"/>
+    <w:bookmarkStart w:id="29" w:name="age-dependent-extinction-ade-model"/>
     <w:p>
       <w:pPr>
         <w:pStyle w:val="Heading3"/>
       </w:pPr>
       <w:r>
-        <w:t xml:space="preserve">Age-Dependent Extinction model</w:t>
+        <w:t xml:space="preserve">Age-Dependent Extinction (ADE) model</w:t>
       </w:r>
     </w:p>
     <w:p>
@@ -3150,7 +3106,7 @@
         <w:pStyle w:val="FirstParagraph"/>
       </w:pPr>
       <w:r>
-        <w:t xml:space="preserve">To investigate the potential effect of species age on their extinction probabilities, we used Age-Dependent Extinction (ADE) model</w:t>
+        <w:t xml:space="preserve">To investigate the potential effect of species age on their extinction probabilities, we used the ADE model</w:t>
       </w:r>
       <w:r>
         <w:t xml:space="preserve"> </w:t>
@@ -3438,7 +3394,7 @@
     </w:p>
     <w:bookmarkEnd w:id="35"/>
     <w:bookmarkEnd w:id="36"/>
-    <w:bookmarkStart w:id="45" w:name="discussion"/>
+    <w:bookmarkStart w:id="42" w:name="discussion"/>
     <w:p>
       <w:pPr>
         <w:pStyle w:val="Heading1"/>
@@ -3458,10 +3414,7 @@
         <w:t xml:space="preserve"> </w:t>
       </w:r>
       <w:r>
-        <w:t xml:space="preserve">(Carrillo et al.;</w:t>
-      </w:r>
-      <w:r>
-        <w:t xml:space="preserve"> </w:t>
+        <w:t xml:space="preserve">(</w:t>
       </w:r>
       <w:r>
         <w:rPr>
@@ -3481,7 +3434,7 @@
         <w:t xml:space="preserve">g</w:t>
       </w:r>
       <w:r>
-        <w:t xml:space="preserve">., Álvarez et al. 2017)</w:t>
+        <w:t xml:space="preserve">., Álvarez et al. 2017; Carrillo et al. n.d.)</w:t>
       </w:r>
       <w:r>
         <w:t xml:space="preserve">, our results suggest a coordinated behaviour of chinchilloid diversity and disparity, both peaking in the late Miocene and further declining towards the present.</w:t>
@@ -3495,13 +3448,166 @@
         <w:t xml:space="preserve">This peak though cannot be excluded to be a reflect of fossil deposits abundancy.</w:t>
       </w:r>
     </w:p>
-    <w:bookmarkStart w:id="41" w:name="macroevolutionary"/>
+    <w:p>
+      <w:pPr>
+        <w:pStyle w:val="BodyText"/>
+      </w:pPr>
+      <w:r>
+        <w:t xml:space="preserve">Turning point in Dinomyid diversification at high latitudes in the Chasicoan (e.g., Arroyo Chasicó locality, La Pampa, Argentina), with the record of a great number of Euhypsodont taxa, meanwhile protohypsodont taxa became scarcer (though still recovered at lower latitudes)</w:t>
+      </w:r>
+      <w:r>
+        <w:t xml:space="preserve"> </w:t>
+      </w:r>
+      <w:r>
+        <w:t xml:space="preserve">Rasia et al. (2024)</w:t>
+      </w:r>
+    </w:p>
+    <w:p>
+      <w:pPr>
+        <w:pStyle w:val="BodyText"/>
+      </w:pPr>
+      <w:r>
+        <w:t xml:space="preserve">Our results suggest a</w:t>
+      </w:r>
+      <w:r>
+        <w:t xml:space="preserve"> </w:t>
+      </w:r>
+      <w:r>
+        <w:t xml:space="preserve">“</w:t>
+      </w:r>
+      <w:r>
+        <w:t xml:space="preserve">waxing-and-waning</w:t>
+      </w:r>
+      <w:r>
+        <w:t xml:space="preserve">”</w:t>
+      </w:r>
+      <w:r>
+        <w:t xml:space="preserve"> </w:t>
+      </w:r>
+      <w:r>
+        <w:t xml:space="preserve">diversity pattern for chinchilloid rodents, peaking in the late Miocene (Chasicoan SALMA), with XX reconstructed taxa (fig pyrate) (YY corrected diversity, fig deepdive), and declining thereafter until the 7 extant species. This pattern goes in contradiction with the</w:t>
+      </w:r>
+      <w:r>
+        <w:t xml:space="preserve"> </w:t>
+      </w:r>
+      <w:r>
+        <w:t xml:space="preserve">“</w:t>
+      </w:r>
+      <w:r>
+        <w:t xml:space="preserve">stagnating</w:t>
+      </w:r>
+      <w:r>
+        <w:t xml:space="preserve">”</w:t>
+      </w:r>
+      <w:r>
+        <w:t xml:space="preserve"> </w:t>
+      </w:r>
+      <w:r>
+        <w:t xml:space="preserve">diversity since the Early Oligocene reconstructed by</w:t>
+      </w:r>
+      <w:r>
+        <w:t xml:space="preserve"> </w:t>
+      </w:r>
+      <w:r>
+        <w:t xml:space="preserve">Carrillo et al. (n.d.)</w:t>
+      </w:r>
+      <w:r>
+        <w:t xml:space="preserve">, based on a total-evidence phylogeny. Such a mismatch between phylogeny and occurrence-derived patterns probably comes from the poor representativity of extinct chinchilloid lineages in the phylogenetic reconstruction (31 species) when compared to our occurrence database (13X species).</w:t>
+      </w:r>
+    </w:p>
+    <w:p>
+      <w:pPr>
+        <w:pStyle w:val="BodyText"/>
+      </w:pPr>
+      <w:r>
+        <w:t xml:space="preserve">Caribbean lineages of Quaternary age (</w:t>
+      </w:r>
+      <w:r>
+        <w:rPr>
+          <w:i/>
+          <w:iCs/>
+        </w:rPr>
+        <w:t xml:space="preserve">Elasmodontomys</w:t>
+      </w:r>
+      <w:r>
+        <w:t xml:space="preserve">,</w:t>
+      </w:r>
+      <w:r>
+        <w:t xml:space="preserve"> </w:t>
+      </w:r>
+      <w:r>
+        <w:rPr>
+          <w:i/>
+          <w:iCs/>
+        </w:rPr>
+        <w:t xml:space="preserve">Amblyrhiza</w:t>
+      </w:r>
+      <w:r>
+        <w:t xml:space="preserve">,</w:t>
+      </w:r>
+      <w:r>
+        <w:t xml:space="preserve"> </w:t>
+      </w:r>
+      <w:r>
+        <w:rPr>
+          <w:i/>
+          <w:iCs/>
+        </w:rPr>
+        <w:t xml:space="preserve">Quemisia</w:t>
+      </w:r>
+      <w:r>
+        <w:t xml:space="preserve"> </w:t>
+      </w:r>
+      <w:r>
+        <w:t xml:space="preserve">and</w:t>
+      </w:r>
+      <w:r>
+        <w:t xml:space="preserve"> </w:t>
+      </w:r>
+      <w:r>
+        <w:rPr>
+          <w:i/>
+          <w:iCs/>
+        </w:rPr>
+        <w:t xml:space="preserve">Clidomys</w:t>
+      </w:r>
+      <w:r>
+        <w:t xml:space="preserve">) descend from at least one (but most likely several, see</w:t>
+      </w:r>
+      <w:r>
+        <w:t xml:space="preserve"> </w:t>
+      </w:r>
+      <w:r>
+        <w:t xml:space="preserve">(MacPhee 2011; Marivaux et al. 2020)</w:t>
+      </w:r>
+      <w:r>
+        <w:t xml:space="preserve">) earlier colonisation events of the West Indies by ancestral lineages that could not be preserved in the fossil record</w:t>
+      </w:r>
+      <w:r>
+        <w:t xml:space="preserve"> </w:t>
+      </w:r>
+      <w:r>
+        <w:t xml:space="preserve">(Marivaux et al. 2022)</w:t>
+      </w:r>
+      <w:r>
+        <w:t xml:space="preserve">.</w:t>
+      </w:r>
+    </w:p>
+    <w:p>
+      <w:pPr>
+        <w:pStyle w:val="BodyText"/>
+      </w:pPr>
+      <w:r>
+        <w:t xml:space="preserve">How about an implication of the GABI in the Pliocene extinction rate increase?</w:t>
+      </w:r>
+    </w:p>
+    <w:bookmarkStart w:id="39" w:name="drivers"/>
     <w:p>
       <w:pPr>
         <w:pStyle w:val="Heading2"/>
       </w:pPr>
       <w:r>
-        <w:t xml:space="preserve">Macroevolutionary</w:t>
+        <w:t xml:space="preserve">Drivers</w:t>
       </w:r>
     </w:p>
     <w:p>
@@ -3509,13 +3615,7 @@
         <w:pStyle w:val="FirstParagraph"/>
       </w:pPr>
       <w:r>
-        <w:t xml:space="preserve">Turning point in Dinomyid diversification at high latitudes in the Chasicoan (e.g., Arroyo Chasicó locality, La Pampa, Argentina), with the record of a great number of Euhypsodont taxa, meanwhile protohypsodont taxa became scarcer (though still recovered at lower latitudes)</w:t>
-      </w:r>
-      <w:r>
-        <w:t xml:space="preserve"> </w:t>
-      </w:r>
-      <w:r>
-        <w:t xml:space="preserve">Rasia et al. (2024)</w:t>
+        <w:t xml:space="preserve">Diet !! Evolution towards large to very large body sizes must have implied adaptations in terms of nutrient supply. Did they achieve this by consuming new forms of food? Could landscape opening play a role?</w:t>
       </w:r>
     </w:p>
     <w:p>
@@ -3523,52 +3623,19 @@
         <w:pStyle w:val="BodyText"/>
       </w:pPr>
       <w:r>
-        <w:t xml:space="preserve">Our results suggest a</w:t>
-      </w:r>
-      <w:r>
-        <w:t xml:space="preserve"> </w:t>
-      </w:r>
-      <w:r>
-        <w:t xml:space="preserve">“</w:t>
-      </w:r>
-      <w:r>
-        <w:t xml:space="preserve">waxing-and-waning</w:t>
-      </w:r>
-      <w:r>
-        <w:t xml:space="preserve">”</w:t>
-      </w:r>
-      <w:r>
-        <w:t xml:space="preserve"> </w:t>
-      </w:r>
-      <w:r>
-        <w:t xml:space="preserve">diversity pattern for chinchilloid rodents, peaking in the late Miocene (Chasicoan SALMA), with XX reconstructed taxa (fig pyrate) (YY corrected diversity, fig deepdive), and declining thereafter until the 7 extant species. This pattern goes in contradiction with the</w:t>
-      </w:r>
-      <w:r>
-        <w:t xml:space="preserve"> </w:t>
-      </w:r>
-      <w:r>
-        <w:t xml:space="preserve">“</w:t>
-      </w:r>
-      <w:r>
-        <w:t xml:space="preserve">stagnating</w:t>
-      </w:r>
-      <w:r>
-        <w:t xml:space="preserve">”</w:t>
-      </w:r>
-      <w:r>
-        <w:t xml:space="preserve"> </w:t>
-      </w:r>
-      <w:r>
-        <w:t xml:space="preserve">diversity since the Early Oligocene reconstructed by</w:t>
-      </w:r>
-      <w:r>
-        <w:t xml:space="preserve"> </w:t>
-      </w:r>
-      <w:r>
-        <w:t xml:space="preserve">Carrillo et al.</w:t>
-      </w:r>
-      <w:r>
-        <w:t xml:space="preserve">, based on a total-evidence phylogeny. Such a mismatch between phylogeny and occurrence-derived patterns probably comes from the poor representativity of extinct chinchilloid lineages in the phylogenetic reconstruction (31 species) when compared to our occurrence database (13X species).</w:t>
+        <w:t xml:space="preserve">Come back to</w:t>
+      </w:r>
+      <w:r>
+        <w:t xml:space="preserve"> </w:t>
+      </w:r>
+      <w:r>
+        <w:t xml:space="preserve">Vucetich et al. (2015)</w:t>
+      </w:r>
+      <w:r>
+        <w:t xml:space="preserve"> </w:t>
+      </w:r>
+      <w:r>
+        <w:t xml:space="preserve">hypotheses regarding large size evolution</w:t>
       </w:r>
     </w:p>
     <w:p>
@@ -3576,77 +3643,13 @@
         <w:pStyle w:val="BodyText"/>
       </w:pPr>
       <w:r>
-        <w:t xml:space="preserve">Caribbean lineages of Quaternary age (</w:t>
-      </w:r>
-      <w:r>
-        <w:rPr>
-          <w:i/>
-          <w:iCs/>
-        </w:rPr>
-        <w:t xml:space="preserve">Elasmodontomys</w:t>
-      </w:r>
-      <w:r>
-        <w:t xml:space="preserve">,</w:t>
-      </w:r>
-      <w:r>
-        <w:t xml:space="preserve"> </w:t>
-      </w:r>
-      <w:r>
-        <w:rPr>
-          <w:i/>
-          <w:iCs/>
-        </w:rPr>
-        <w:t xml:space="preserve">Amblyrhiza</w:t>
-      </w:r>
-      <w:r>
-        <w:t xml:space="preserve">,</w:t>
-      </w:r>
-      <w:r>
-        <w:t xml:space="preserve"> </w:t>
-      </w:r>
-      <w:r>
-        <w:rPr>
-          <w:i/>
-          <w:iCs/>
-        </w:rPr>
-        <w:t xml:space="preserve">Quemisia</w:t>
-      </w:r>
-      <w:r>
-        <w:t xml:space="preserve"> </w:t>
-      </w:r>
-      <w:r>
-        <w:t xml:space="preserve">and</w:t>
-      </w:r>
-      <w:r>
-        <w:t xml:space="preserve"> </w:t>
-      </w:r>
-      <w:r>
-        <w:rPr>
-          <w:i/>
-          <w:iCs/>
-        </w:rPr>
-        <w:t xml:space="preserve">Clidomys</w:t>
-      </w:r>
-      <w:r>
-        <w:t xml:space="preserve">) descend from at least one (but most likely several, see</w:t>
-      </w:r>
-      <w:r>
-        <w:t xml:space="preserve"> </w:t>
-      </w:r>
-      <w:r>
-        <w:t xml:space="preserve">(MacPhee 2011; Marivaux et al. 2020)</w:t>
-      </w:r>
-      <w:r>
-        <w:t xml:space="preserve">) earlier colonisation events of the West Indies by ancestral lineages that could not be preserved in the fossil record</w:t>
-      </w:r>
-      <w:r>
-        <w:t xml:space="preserve"> </w:t>
-      </w:r>
-      <w:r>
-        <w:t xml:space="preserve">(Marivaux et al. 2022)</w:t>
-      </w:r>
-      <w:r>
-        <w:t xml:space="preserve">.</w:t>
+        <w:t xml:space="preserve">Demise of large sizes could also be viewed under the lens of hyperspecialisation, in turn restricting adaptabilities over evolutionary timescales</w:t>
+      </w:r>
+      <w:r>
+        <w:t xml:space="preserve"> </w:t>
+      </w:r>
+      <w:r>
+        <w:t xml:space="preserve">(see Neige and Tiel 2026)</w:t>
       </w:r>
     </w:p>
     <w:p>
@@ -3654,87 +3657,28 @@
         <w:pStyle w:val="BodyText"/>
       </w:pPr>
       <w:r>
-        <w:t xml:space="preserve">How about an implication of the GABI in the Pliocene extinction rate increase?</w:t>
-      </w:r>
-    </w:p>
-    <w:bookmarkStart w:id="40" w:name="drivers"/>
+        <w:t xml:space="preserve">Our results did not provide any support for hypsodonty-dependent diversification. Contrary to the paradigm</w:t>
+      </w:r>
+      <w:r>
+        <w:t xml:space="preserve"> </w:t>
+      </w:r>
+      <w:r>
+        <w:t xml:space="preserve">(Stebbins 1974)</w:t>
+      </w:r>
+      <w:r>
+        <w:t xml:space="preserve">, previous findings illustrated that evolution of hypsodonty was not necessarily linked to grassland spreading in the Americas</w:t>
+      </w:r>
+      <w:r>
+        <w:t xml:space="preserve"> </w:t>
+      </w:r>
+      <w:r>
+        <w:t xml:space="preserve">(Jardine et al. 2012; Strömberg et al. 2013)</w:t>
+      </w:r>
+    </w:p>
+    <w:bookmarkStart w:id="37" w:name="andes"/>
     <w:p>
       <w:pPr>
         <w:pStyle w:val="Heading3"/>
-      </w:pPr>
-      <w:r>
-        <w:t xml:space="preserve">Drivers</w:t>
-      </w:r>
-    </w:p>
-    <w:p>
-      <w:pPr>
-        <w:pStyle w:val="FirstParagraph"/>
-      </w:pPr>
-      <w:r>
-        <w:t xml:space="preserve">Diet !! Evolution towards large to very large body sizes must have implied adaptations in terms of nutrient supply. Did they achieve this by consuming new forms of food? Could landscape opening play a role?</w:t>
-      </w:r>
-    </w:p>
-    <w:p>
-      <w:pPr>
-        <w:pStyle w:val="BodyText"/>
-      </w:pPr>
-      <w:r>
-        <w:t xml:space="preserve">Come back to</w:t>
-      </w:r>
-      <w:r>
-        <w:t xml:space="preserve"> </w:t>
-      </w:r>
-      <w:r>
-        <w:t xml:space="preserve">Vucetich et al. (2015)</w:t>
-      </w:r>
-      <w:r>
-        <w:t xml:space="preserve"> </w:t>
-      </w:r>
-      <w:r>
-        <w:t xml:space="preserve">hypotheses regarding large size evolution</w:t>
-      </w:r>
-    </w:p>
-    <w:p>
-      <w:pPr>
-        <w:pStyle w:val="BodyText"/>
-      </w:pPr>
-      <w:r>
-        <w:t xml:space="preserve">Demise of large sizes could also be viewed under the lens of hyperspecialisation, in turn restricting adaptabilities over evolutionary timescales</w:t>
-      </w:r>
-      <w:r>
-        <w:t xml:space="preserve"> </w:t>
-      </w:r>
-      <w:r>
-        <w:t xml:space="preserve">(see Neige and Tiel 2026)</w:t>
-      </w:r>
-    </w:p>
-    <w:p>
-      <w:pPr>
-        <w:pStyle w:val="BodyText"/>
-      </w:pPr>
-      <w:r>
-        <w:t xml:space="preserve">Our results did not provide any support for hypsodonty-dependent diversification. Contrary to the paradigm</w:t>
-      </w:r>
-      <w:r>
-        <w:t xml:space="preserve"> </w:t>
-      </w:r>
-      <w:r>
-        <w:t xml:space="preserve">(Stebbins 1974)</w:t>
-      </w:r>
-      <w:r>
-        <w:t xml:space="preserve">, previous findings illustrated that evolution of hypsodonty was not necessarily linked to grassland spreading in the Americas</w:t>
-      </w:r>
-      <w:r>
-        <w:t xml:space="preserve"> </w:t>
-      </w:r>
-      <w:r>
-        <w:t xml:space="preserve">(Jardine et al. 2012; Strömberg et al. 2013)</w:t>
-      </w:r>
-    </w:p>
-    <w:bookmarkStart w:id="37" w:name="andes"/>
-    <w:p>
-      <w:pPr>
-        <w:pStyle w:val="Heading4"/>
       </w:pPr>
       <w:r>
         <w:t xml:space="preserve">Andes</w:t>
@@ -3804,7 +3748,7 @@
     <w:bookmarkStart w:id="38" w:name="sea-level"/>
     <w:p>
       <w:pPr>
-        <w:pStyle w:val="Heading4"/>
+        <w:pStyle w:val="Heading3"/>
       </w:pPr>
       <w:r>
         <w:t xml:space="preserve">Sea level</w:t>
@@ -3840,13 +3784,14 @@
       </w:r>
     </w:p>
     <w:bookmarkEnd w:id="38"/>
-    <w:bookmarkStart w:id="39" w:name="self-diversity"/>
-    <w:p>
-      <w:pPr>
-        <w:pStyle w:val="Heading4"/>
-      </w:pPr>
-      <w:r>
-        <w:t xml:space="preserve">Self-diversity</w:t>
+    <w:bookmarkEnd w:id="39"/>
+    <w:bookmarkStart w:id="40" w:name="body-mass"/>
+    <w:p>
+      <w:pPr>
+        <w:pStyle w:val="Heading2"/>
+      </w:pPr>
+      <w:r>
+        <w:t xml:space="preserve">Body mass</w:t>
       </w:r>
     </w:p>
     <w:p>
@@ -3854,19 +3799,229 @@
         <w:pStyle w:val="FirstParagraph"/>
       </w:pPr>
       <w:r>
-        <w:t xml:space="preserve">Court Jester framework. Autocatalytic effect of the huge amazonian biodiversity on itself</w:t>
-      </w:r>
-    </w:p>
-    <w:bookmarkEnd w:id="39"/>
+        <w:t xml:space="preserve">We found that larger species tend to have higher speciation rates than smaller ones. This apparently counter-intuitive finding could reflect the fact that, at least among mammals, larger species usually have lower effective population sizes and in turn accumulate more deleterious mutations, in turn likely to generate diversity</w:t>
+      </w:r>
+    </w:p>
+    <w:p>
+      <w:pPr>
+        <w:pStyle w:val="BodyText"/>
+      </w:pPr>
+      <w:r>
+        <w:t xml:space="preserve">Became larger as time went forward (DTT plot), by-product of the Bergman’s rule? (</w:t>
+      </w:r>
+      <w:r>
+        <w:rPr>
+          <w:i/>
+          <w:iCs/>
+        </w:rPr>
+        <w:t xml:space="preserve">appropriate refs</w:t>
+      </w:r>
+      <w:r>
+        <w:t xml:space="preserve">)</w:t>
+      </w:r>
+    </w:p>
+    <w:p>
+      <w:pPr>
+        <w:pStyle w:val="BodyText"/>
+      </w:pPr>
+      <w:r>
+        <w:t xml:space="preserve">Broad trend to be large in the Miocene, parallel with sloths</w:t>
+      </w:r>
+      <w:r>
+        <w:t xml:space="preserve"> </w:t>
+      </w:r>
+      <w:r>
+        <w:t xml:space="preserve">Boscaini et al. (2025)</w:t>
+      </w:r>
+    </w:p>
     <w:bookmarkEnd w:id="40"/>
+    <w:bookmarkStart w:id="41" w:name="limitations-and-perspectives"/>
+    <w:p>
+      <w:pPr>
+        <w:pStyle w:val="Heading2"/>
+      </w:pPr>
+      <w:r>
+        <w:t xml:space="preserve">Limitations and perspectives</w:t>
+      </w:r>
+    </w:p>
+    <w:p>
+      <w:pPr>
+        <w:pStyle w:val="FirstParagraph"/>
+      </w:pPr>
+      <w:r>
+        <w:t xml:space="preserve">Lack of phylogenetic framework, hence ignoring phylogenetic relatedness, though proven relevant in previous analyses</w:t>
+      </w:r>
+      <w:r>
+        <w:t xml:space="preserve"> </w:t>
+      </w:r>
+      <w:r>
+        <w:t xml:space="preserve">Hauffe et al. (2024)</w:t>
+      </w:r>
+      <w:r>
+        <w:t xml:space="preserve">. Phylogeny unresolved for key nodes though</w:t>
+      </w:r>
+      <w:r>
+        <w:t xml:space="preserve"> </w:t>
+      </w:r>
+      <w:r>
+        <w:t xml:space="preserve">(</w:t>
+      </w:r>
+      <w:r>
+        <w:rPr>
+          <w:i/>
+          <w:iCs/>
+        </w:rPr>
+        <w:t xml:space="preserve">e</w:t>
+      </w:r>
+      <w:r>
+        <w:t xml:space="preserve">.</w:t>
+      </w:r>
+      <w:r>
+        <w:rPr>
+          <w:i/>
+          <w:iCs/>
+        </w:rPr>
+        <w:t xml:space="preserve">g</w:t>
+      </w:r>
+      <w:r>
+        <w:t xml:space="preserve">., Boivin et al. 2019; Marivaux et al. 2020; Rasia et al. 2021)</w:t>
+      </w:r>
+    </w:p>
+    <w:p>
+      <w:pPr>
+        <w:pStyle w:val="BodyText"/>
+      </w:pPr>
+      <w:r>
+        <w:t xml:space="preserve">The massive diversity of the Late Miocene Ituzaingó formation</w:t>
+      </w:r>
+      <w:r>
+        <w:t xml:space="preserve"> </w:t>
+      </w:r>
+      <w:r>
+        <w:t xml:space="preserve">(Candela 2005)</w:t>
+      </w:r>
+      <w:r>
+        <w:t xml:space="preserve"> </w:t>
+      </w:r>
+      <w:r>
+        <w:t xml:space="preserve">likely drives the reconstructed diversity peak that we infer.</w:t>
+      </w:r>
+    </w:p>
+    <w:p>
+      <w:pPr>
+        <w:pStyle w:val="BodyText"/>
+      </w:pPr>
+      <w:r>
+        <w:t xml:space="preserve">On the other hand, the trend towards general size increase could also come from a sampling artifact, where larger taxa are easier to spot and sample in the end, whereas sampling smaller taxa is usually more resource-demanding, involves screenwashing, which is not always possible to carry out easily based on the sampling area (</w:t>
+      </w:r>
+      <w:r>
+        <w:rPr>
+          <w:i/>
+          <w:iCs/>
+        </w:rPr>
+        <w:t xml:space="preserve">e</w:t>
+      </w:r>
+      <w:r>
+        <w:t xml:space="preserve">.</w:t>
+      </w:r>
+      <w:r>
+        <w:rPr>
+          <w:i/>
+          <w:iCs/>
+        </w:rPr>
+        <w:t xml:space="preserve">g</w:t>
+      </w:r>
+      <w:r>
+        <w:t xml:space="preserve">., proximity with a river).</w:t>
+      </w:r>
+    </w:p>
+    <w:p>
+      <w:pPr>
+        <w:pStyle w:val="BodyText"/>
+      </w:pPr>
+      <w:r>
+        <w:t xml:space="preserve">Challenge to infer body sizes of extinct taxa with little extant representatives =&gt; Estimates can vary significantly based on the proxy or the modelling system used</w:t>
+      </w:r>
+      <w:r>
+        <w:t xml:space="preserve"> </w:t>
+      </w:r>
+      <w:r>
+        <w:t xml:space="preserve">(Boivin et al. 2024; Paiva et al. 2026)</w:t>
+      </w:r>
+      <w:r>
+        <w:t xml:space="preserve">.</w:t>
+      </w:r>
+    </w:p>
+    <w:p>
+      <w:pPr>
+        <w:pStyle w:val="BodyText"/>
+      </w:pPr>
+      <w:r>
+        <w:t xml:space="preserve">Being large implies additional energetic requirements =&gt; diet. Need for additional studies to quantify diet shifts in large forms using quantitative methods like microwear texture analysis</w:t>
+      </w:r>
+      <w:r>
+        <w:t xml:space="preserve"> </w:t>
+      </w:r>
+      <w:r>
+        <w:t xml:space="preserve">(</w:t>
+      </w:r>
+      <w:r>
+        <w:rPr>
+          <w:i/>
+          <w:iCs/>
+        </w:rPr>
+        <w:t xml:space="preserve">e</w:t>
+      </w:r>
+      <w:r>
+        <w:t xml:space="preserve">.</w:t>
+      </w:r>
+      <w:r>
+        <w:rPr>
+          <w:i/>
+          <w:iCs/>
+        </w:rPr>
+        <w:t xml:space="preserve">g</w:t>
+      </w:r>
+      <w:r>
+        <w:t xml:space="preserve">., Robinet et al. 2020; Hullot et al. 2025)</w:t>
+      </w:r>
+      <w:r>
+        <w:t xml:space="preserve">.</w:t>
+      </w:r>
+    </w:p>
+    <w:p>
+      <w:pPr>
+        <w:pStyle w:val="BodyText"/>
+      </w:pPr>
+      <w:r>
+        <w:t xml:space="preserve">Test for the direct effet of intraspecific interaction in the rate of body mass evolution in a phylogenetic framework [</w:t>
+      </w:r>
+      <w:r>
+        <w:t xml:space="preserve">Drury et al. (2016)</w:t>
+      </w:r>
+      <w:r>
+        <w:t xml:space="preserve">; chabrol inch’bouddah]</w:t>
+      </w:r>
+    </w:p>
     <w:bookmarkEnd w:id="41"/>
-    <w:bookmarkStart w:id="43" w:name="methodological"/>
-    <w:p>
-      <w:pPr>
-        <w:pStyle w:val="Heading2"/>
-      </w:pPr>
-      <w:r>
-        <w:t xml:space="preserve">Methodological</w:t>
+    <w:bookmarkEnd w:id="42"/>
+    <w:bookmarkStart w:id="43" w:name="conclusions"/>
+    <w:p>
+      <w:pPr>
+        <w:pStyle w:val="Heading1"/>
+      </w:pPr>
+      <w:r>
+        <w:t xml:space="preserve">Conclusions</w:t>
+      </w:r>
+    </w:p>
+    <w:bookmarkEnd w:id="43"/>
+    <w:bookmarkStart w:id="44" w:name="acknowledgements"/>
+    <w:p>
+      <w:pPr>
+        <w:pStyle w:val="Heading1"/>
+      </w:pPr>
+      <w:r>
+        <w:t xml:space="preserve">Acknowledgements</w:t>
       </w:r>
     </w:p>
     <w:p>
@@ -3874,2130 +4029,1995 @@
         <w:pStyle w:val="FirstParagraph"/>
       </w:pPr>
       <w:r>
-        <w:t xml:space="preserve">Lack of phylogenetic framework, hence ignoring phylogenetic relatedness, though proven relevant in previous analyses</w:t>
-      </w:r>
-      <w:r>
-        <w:t xml:space="preserve"> </w:t>
-      </w:r>
-      <w:r>
-        <w:t xml:space="preserve">Hauffe et al. (2024)</w:t>
-      </w:r>
-      <w:r>
-        <w:t xml:space="preserve">. Phylogeny unresolved for key nodes though</w:t>
-      </w:r>
-      <w:r>
-        <w:t xml:space="preserve"> </w:t>
-      </w:r>
-      <w:r>
-        <w:t xml:space="preserve">(</w:t>
-      </w:r>
-      <w:r>
-        <w:rPr>
-          <w:i/>
-          <w:iCs/>
-        </w:rPr>
-        <w:t xml:space="preserve">e</w:t>
-      </w:r>
+        <w:t xml:space="preserve">Torsten Hauffe.</w:t>
+      </w:r>
+    </w:p>
+    <w:p>
+      <w:r>
+        <w:br w:type="page"/>
+      </w:r>
+    </w:p>
+    <w:bookmarkEnd w:id="44"/>
+    <w:bookmarkStart w:id="230" w:name="references"/>
+    <w:p>
+      <w:pPr>
+        <w:pStyle w:val="Heading1"/>
+      </w:pPr>
+      <w:r>
+        <w:t xml:space="preserve">References</w:t>
+      </w:r>
+    </w:p>
+    <w:bookmarkStart w:id="229" w:name="refs"/>
+    <w:bookmarkStart w:id="46" w:name="ref-álvarez2017"/>
+    <w:p>
+      <w:pPr>
+        <w:pStyle w:val="Bibliography"/>
+      </w:pPr>
+      <w:r>
+        <w:t xml:space="preserve">Álvarez, A., R. L. M. Arévalo, and D. H. Verzi. 2017.</w:t>
+      </w:r>
+      <w:r>
+        <w:t xml:space="preserve"> </w:t>
+      </w:r>
+      <w:hyperlink r:id="rId45">
+        <w:r>
+          <w:rPr>
+            <w:rStyle w:val="Hyperlink"/>
+          </w:rPr>
+          <w:t xml:space="preserve">Diversification patterns and size evolution in caviomorph rodents</w:t>
+        </w:r>
+      </w:hyperlink>
+      <w:r>
+        <w:t xml:space="preserve">. Biological Journal of the Linnean Society 121:907–922.</w:t>
+      </w:r>
+    </w:p>
+    <w:bookmarkEnd w:id="46"/>
+    <w:bookmarkStart w:id="48" w:name="ref-antoine2021"/>
+    <w:p>
+      <w:pPr>
+        <w:pStyle w:val="Bibliography"/>
+      </w:pPr>
+      <w:r>
+        <w:t xml:space="preserve">Antoine, P.-O., J. Yans, A. A. Castillo, N. Stutz, M. A. Abello, S. Adnet, M. A. Custódio, A. Benites-Palomino, G. Billet, M. Boivin, F. Herrera, C. Jaramillo, C. Mártinez, F. Moreno, R. E. Navarrete, F. R. Negri, F. Parra, F. Pujos, J.-C. Rage, A. M. Ribeiro, C. Robinet, M. Roddaz, J. V. Tejada-Lara, R. Varas-Malca, R. Ventura Santos, R. Salas-Gismondi, and L. Marivaux. 2021.</w:t>
+      </w:r>
+      <w:r>
+        <w:t xml:space="preserve"> </w:t>
+      </w:r>
+      <w:hyperlink r:id="rId47">
+        <w:r>
+          <w:rPr>
+            <w:rStyle w:val="Hyperlink"/>
+          </w:rPr>
+          <w:t xml:space="preserve">Biotic community and landscape changes around the Eocene</w:t>
+        </w:r>
+        <w:r>
+          <w:rPr>
+            <w:rStyle w:val="Hyperlink"/>
+          </w:rPr>
+          <w:t xml:space="preserve">Oligocene transition at Shapaja, Peruvian Amazonia: Regional or global drivers?</w:t>
+        </w:r>
+      </w:hyperlink>
+      <w:r>
+        <w:t xml:space="preserve"> Global and Planetary Change 202:103512.</w:t>
+      </w:r>
+    </w:p>
+    <w:bookmarkEnd w:id="48"/>
+    <w:bookmarkStart w:id="50" w:name="ref-antonelli2009"/>
+    <w:p>
+      <w:pPr>
+        <w:pStyle w:val="Bibliography"/>
+      </w:pPr>
+      <w:r>
+        <w:t xml:space="preserve">Antonelli, A., J. A. A. Nylander, C. Persson, and I. Sanmartín. 2009.</w:t>
+      </w:r>
+      <w:r>
+        <w:t xml:space="preserve"> </w:t>
+      </w:r>
+      <w:hyperlink r:id="rId49">
+        <w:r>
+          <w:rPr>
+            <w:rStyle w:val="Hyperlink"/>
+          </w:rPr>
+          <w:t xml:space="preserve">Tracing the impact of the andean uplift on neotropical plant evolution</w:t>
+        </w:r>
+      </w:hyperlink>
+      <w:r>
+        <w:t xml:space="preserve">. Proceedings of the National Academy of Sciences 106:9749–9754.</w:t>
+      </w:r>
+    </w:p>
+    <w:bookmarkEnd w:id="50"/>
+    <w:bookmarkStart w:id="52" w:name="ref-balseiro2025"/>
+    <w:p>
+      <w:pPr>
+        <w:pStyle w:val="Bibliography"/>
+      </w:pPr>
+      <w:r>
+        <w:t xml:space="preserve">Balseiro, D., F. Serra, and A. Bignon. 2025. Extinction drives both expansion and contraction of morphological disparity in trilobites. Proceedings B, doi:</w:t>
+      </w:r>
+      <w:r>
+        <w:t xml:space="preserve"> </w:t>
+      </w:r>
+      <w:hyperlink r:id="rId51">
+        <w:r>
+          <w:rPr>
+            <w:rStyle w:val="Hyperlink"/>
+          </w:rPr>
+          <w:t xml:space="preserve">10.1098/rspb.2025.1418</w:t>
+        </w:r>
+      </w:hyperlink>
       <w:r>
         <w:t xml:space="preserve">.</w:t>
       </w:r>
-      <w:r>
-        <w:rPr>
-          <w:i/>
-          <w:iCs/>
-        </w:rPr>
-        <w:t xml:space="preserve">g</w:t>
-      </w:r>
-      <w:r>
-        <w:t xml:space="preserve">., Boivin et al. 2019; Marivaux et al. 2020; Rasia et al. 2021)</w:t>
-      </w:r>
-    </w:p>
-    <w:p>
-      <w:pPr>
-        <w:pStyle w:val="BodyText"/>
-      </w:pPr>
-      <w:r>
-        <w:t xml:space="preserve">(Mis)matches between BDNN and PyRate/MBD:</w:t>
-      </w:r>
-    </w:p>
-    <w:p>
-      <w:pPr>
-        <w:numPr>
-          <w:ilvl w:val="0"/>
-          <w:numId w:val="1002"/>
-        </w:numPr>
-      </w:pPr>
-      <w:r>
-        <w:t xml:space="preserve">Diversification rate profiles : raw patterns not that dissimilar with shared periods of positive and negative regimes (plot both net rates together on a same figure)</w:t>
-      </w:r>
-    </w:p>
-    <w:p>
-      <w:pPr>
-        <w:numPr>
-          <w:ilvl w:val="0"/>
-          <w:numId w:val="1002"/>
-        </w:numPr>
-      </w:pPr>
-      <w:r>
-        <w:t xml:space="preserve">Direction of relationship between drivers and diversification rates</w:t>
-      </w:r>
-    </w:p>
-    <w:bookmarkStart w:id="42" w:name="X43a5c40ab90090a16be3051f05829d1f202c26a"/>
-    <w:p>
-      <w:pPr>
-        <w:pStyle w:val="Heading3"/>
-      </w:pPr>
-      <w:r>
-        <w:t xml:space="preserve">On the challenge on inferring body sizes of extinct taxa with little extant representatives</w:t>
-      </w:r>
-    </w:p>
-    <w:p>
-      <w:pPr>
-        <w:pStyle w:val="FirstParagraph"/>
-      </w:pPr>
-      <w:r>
-        <w:t xml:space="preserve">Estimates can vary significantly based on the proxy used</w:t>
-      </w:r>
-      <w:r>
-        <w:t xml:space="preserve"> </w:t>
-      </w:r>
-      <w:r>
-        <w:t xml:space="preserve">(Paiva et al. 2026)</w:t>
-      </w:r>
+    </w:p>
+    <w:bookmarkEnd w:id="52"/>
+    <w:bookmarkStart w:id="54" w:name="ref-barnosky2001"/>
+    <w:p>
+      <w:pPr>
+        <w:pStyle w:val="Bibliography"/>
+      </w:pPr>
+      <w:r>
+        <w:t xml:space="preserve">Barnosky, A. D. 2001.</w:t>
+      </w:r>
+      <w:r>
+        <w:t xml:space="preserve"> </w:t>
+      </w:r>
+      <w:hyperlink r:id="rId53">
+        <w:r>
+          <w:rPr>
+            <w:rStyle w:val="Hyperlink"/>
+          </w:rPr>
+          <w:t xml:space="preserve">Distinguishing the effects of the red queen and court jester on miocene mammal evolution in the northern rocky mountains</w:t>
+        </w:r>
+      </w:hyperlink>
+      <w:r>
+        <w:t xml:space="preserve">. Journal of Vertebrate Paleontology 21:172–185.</w:t>
+      </w:r>
+    </w:p>
+    <w:bookmarkEnd w:id="54"/>
+    <w:bookmarkStart w:id="56" w:name="ref-benton1983"/>
+    <w:p>
+      <w:pPr>
+        <w:pStyle w:val="Bibliography"/>
+      </w:pPr>
+      <w:r>
+        <w:t xml:space="preserve">Benton, M. J. 1983.</w:t>
+      </w:r>
+      <w:r>
+        <w:t xml:space="preserve"> </w:t>
+      </w:r>
+      <w:hyperlink r:id="rId55">
+        <w:r>
+          <w:rPr>
+            <w:rStyle w:val="Hyperlink"/>
+          </w:rPr>
+          <w:t xml:space="preserve">Macroevolution: Large-scale replacements in the history of life</w:t>
+        </w:r>
+      </w:hyperlink>
+      <w:r>
+        <w:t xml:space="preserve">. Nature 302:16–17.</w:t>
+      </w:r>
+    </w:p>
+    <w:bookmarkEnd w:id="56"/>
+    <w:bookmarkStart w:id="57" w:name="ref-biknevicius1993"/>
+    <w:p>
+      <w:pPr>
+        <w:pStyle w:val="Bibliography"/>
+      </w:pPr>
+      <w:r>
+        <w:t xml:space="preserve">Biknevicius, A. R., D. A. Macfarlane, and R. D. E. MacPhee. 1993. Body size in amblyrhiza inundata (rodentia: Caviomorpha), an extinct megafaunal rodent from the anguilla bank, west indies: Estimates and implications. American Museum Novitates 1–25.</w:t>
+      </w:r>
+    </w:p>
+    <w:bookmarkEnd w:id="57"/>
+    <w:bookmarkStart w:id="59" w:name="ref-billet2009"/>
+    <w:p>
+      <w:pPr>
+        <w:pStyle w:val="Bibliography"/>
+      </w:pPr>
+      <w:r>
+        <w:t xml:space="preserve">Billet, G., C. Blondel, and C. de Muizon. 2009.</w:t>
+      </w:r>
+      <w:r>
+        <w:t xml:space="preserve"> </w:t>
+      </w:r>
+      <w:hyperlink r:id="rId58">
+        <w:r>
+          <w:rPr>
+            <w:rStyle w:val="Hyperlink"/>
+          </w:rPr>
+          <w:t xml:space="preserve">Dental microwear analysis of notoungulates (mammalia) from salla (late oligocene, bolivia) and discussion on their precocious hypsodonty</w:t>
+        </w:r>
+      </w:hyperlink>
+      <w:r>
+        <w:t xml:space="preserve">. Palaeogeography, Palaeoclimatology, Palaeoecology 274:114–124.</w:t>
+      </w:r>
+    </w:p>
+    <w:bookmarkEnd w:id="59"/>
+    <w:bookmarkStart w:id="61" w:name="ref-boivin2024"/>
+    <w:p>
+      <w:pPr>
+        <w:pStyle w:val="Bibliography"/>
+      </w:pPr>
+      <w:r>
+        <w:t xml:space="preserve">Boivin, M., A. Álvarez, M. D. Ercoli, S. R. Moyano, J. S. Salgado-Ahumada, A. M. O. Tejerina, and G. H. Cassini. 2024.</w:t>
+      </w:r>
+      <w:r>
+        <w:t xml:space="preserve"> </w:t>
+      </w:r>
+      <w:hyperlink r:id="rId60">
+        <w:r>
+          <w:rPr>
+            <w:rStyle w:val="Hyperlink"/>
+          </w:rPr>
+          <w:t xml:space="preserve">Body mass estimation from cheek tooth measurements in extinct caviomorphs (Ctenohystrica, Hystricognathi): the importance of predictor, reference sample and method</w:t>
+        </w:r>
+      </w:hyperlink>
+      <w:r>
+        <w:t xml:space="preserve">. Journal of Mammalian Evolution 31:43.</w:t>
+      </w:r>
+    </w:p>
+    <w:bookmarkEnd w:id="61"/>
+    <w:bookmarkStart w:id="63" w:name="ref-boivin2019"/>
+    <w:p>
+      <w:pPr>
+        <w:pStyle w:val="Bibliography"/>
+      </w:pPr>
+      <w:r>
+        <w:t xml:space="preserve">Boivin, M., L. Marivaux, and P.-O. Antoine. 2019.</w:t>
+      </w:r>
+      <w:r>
+        <w:t xml:space="preserve"> </w:t>
+      </w:r>
+      <w:hyperlink r:id="rId62">
+        <w:r>
+          <w:rPr>
+            <w:rStyle w:val="Hyperlink"/>
+          </w:rPr>
+          <w:t xml:space="preserve">L’apport du registre paléogène d’amazonie sur la diversification initiale des caviomorpha (hystricognathi, rodentia): Implications phylogénétiques, macroévolutives et paléobiogéographiques</w:t>
+        </w:r>
+      </w:hyperlink>
+      <w:r>
+        <w:t xml:space="preserve">. Geodiversitas 41:143–245.</w:t>
+      </w:r>
+    </w:p>
+    <w:bookmarkEnd w:id="63"/>
+    <w:bookmarkStart w:id="65" w:name="ref-boscaini2025"/>
+    <w:p>
+      <w:pPr>
+        <w:pStyle w:val="Bibliography"/>
+      </w:pPr>
+      <w:r>
+        <w:t xml:space="preserve">Boscaini, A., D. M. Casali, N. Toledo, J. L. Cantalapiedra, M. S. Bargo, G. De Iuliis, T. J. Gaudin, M. C. Langer, R. Narducci, F. Pujos, E. M. Soto, S. F. Vizcaíno, and I. M. Soto. 2025.</w:t>
+      </w:r>
+      <w:r>
+        <w:t xml:space="preserve"> </w:t>
+      </w:r>
+      <w:hyperlink r:id="rId64">
+        <w:r>
+          <w:rPr>
+            <w:rStyle w:val="Hyperlink"/>
+          </w:rPr>
+          <w:t xml:space="preserve">The emergence and demise of giant sloths</w:t>
+        </w:r>
+      </w:hyperlink>
+      <w:r>
+        <w:t xml:space="preserve">. Science 388:864–868.</w:t>
+      </w:r>
+    </w:p>
+    <w:bookmarkEnd w:id="65"/>
+    <w:bookmarkStart w:id="67" w:name="ref-boschman2021"/>
+    <w:p>
+      <w:pPr>
+        <w:pStyle w:val="Bibliography"/>
+      </w:pPr>
+      <w:r>
+        <w:t xml:space="preserve">Boschman, L. M. 2021.</w:t>
+      </w:r>
+      <w:r>
+        <w:t xml:space="preserve"> </w:t>
+      </w:r>
+      <w:hyperlink r:id="rId66">
+        <w:r>
+          <w:rPr>
+            <w:rStyle w:val="Hyperlink"/>
+          </w:rPr>
+          <w:t xml:space="preserve">Andean mountain building since the late cretaceous: A paleoelevation reconstruction</w:t>
+        </w:r>
+      </w:hyperlink>
+      <w:r>
+        <w:t xml:space="preserve">. Earth-Science Reviews 220:103640.</w:t>
+      </w:r>
+    </w:p>
+    <w:bookmarkEnd w:id="67"/>
+    <w:bookmarkStart w:id="69" w:name="ref-brandoni2016"/>
+    <w:p>
+      <w:pPr>
+        <w:pStyle w:val="Bibliography"/>
+      </w:pPr>
+      <w:r>
+        <w:t xml:space="preserve">Brandoni, D., L. G. Ruiz, M. F. Tejedor, G. Martin, and J. G. Fleagle. 2016.</w:t>
+      </w:r>
+      <w:r>
+        <w:t xml:space="preserve"> </w:t>
+      </w:r>
+      <w:hyperlink r:id="rId68">
+        <w:r>
+          <w:rPr>
+            <w:rStyle w:val="Hyperlink"/>
+          </w:rPr>
+          <w:t xml:space="preserve">Megatherioidea (Mammalia, Xenarthra, Tardigrada) from the Pinturas Formation (Early Miocene), Santa Cruz Province (Argentina) and their chronological implications</w:t>
+        </w:r>
+      </w:hyperlink>
+      <w:r>
+        <w:t xml:space="preserve">. PalZ 90:619–628.</w:t>
+      </w:r>
+    </w:p>
+    <w:bookmarkEnd w:id="69"/>
+    <w:bookmarkStart w:id="71" w:name="ref-buffan2025"/>
+    <w:p>
+      <w:pPr>
+        <w:pStyle w:val="Bibliography"/>
+      </w:pPr>
+      <w:r>
+        <w:t xml:space="preserve">Buffan, L., F. L. Condamine, N. S. Stutz, F. Pujos, P.-O. Antoine, and L. Marivaux. 2025.</w:t>
+      </w:r>
+      <w:r>
+        <w:t xml:space="preserve"> </w:t>
+      </w:r>
+      <w:hyperlink r:id="rId70">
+        <w:r>
+          <w:rPr>
+            <w:rStyle w:val="Hyperlink"/>
+          </w:rPr>
+          <w:t xml:space="preserve">The fate of south america</w:t>
+        </w:r>
+        <w:r>
+          <w:rPr>
+            <w:rStyle w:val="Hyperlink"/>
+          </w:rPr>
+          <w:t xml:space="preserve">’</w:t>
+        </w:r>
+        <w:r>
+          <w:rPr>
+            <w:rStyle w:val="Hyperlink"/>
+          </w:rPr>
+          <w:t xml:space="preserve">s endemic mammalian fauna in response to the most dramatic cenozoic climate disruption</w:t>
+        </w:r>
+      </w:hyperlink>
+      <w:r>
+        <w:t xml:space="preserve">. Proceedings of the National Academy of Sciences 122:e2419520122.</w:t>
+      </w:r>
+    </w:p>
+    <w:bookmarkEnd w:id="71"/>
+    <w:bookmarkStart w:id="73" w:name="ref-burgin2025"/>
+    <w:p>
+      <w:pPr>
+        <w:pStyle w:val="Bibliography"/>
+      </w:pPr>
+      <w:r>
+        <w:t xml:space="preserve">Burgin, C. J., J. S. Zijlstra, M. A. Becker, H. Handika, J. M. Alston, J. Widness, S. Liphardt, D. G. Huckaby, and N. S. Upham. 2025. How many mammal species are there now? Updates and trends in taxonomic, nomenclatural, and geographic knowledge, doi:</w:t>
+      </w:r>
+      <w:r>
+        <w:t xml:space="preserve"> </w:t>
+      </w:r>
+      <w:hyperlink r:id="rId72">
+        <w:r>
+          <w:rPr>
+            <w:rStyle w:val="Hyperlink"/>
+          </w:rPr>
+          <w:t xml:space="preserve">10.1101/2025.02.27.640393</w:t>
+        </w:r>
+      </w:hyperlink>
+      <w:r>
+        <w:t xml:space="preserve">. bioRxiv.</w:t>
+      </w:r>
+    </w:p>
+    <w:bookmarkEnd w:id="73"/>
+    <w:bookmarkStart w:id="74" w:name="ref-candela2005"/>
+    <w:p>
+      <w:pPr>
+        <w:pStyle w:val="Bibliography"/>
+      </w:pPr>
+      <w:r>
+        <w:t xml:space="preserve">Candela, A. M. 2005. Los roedores del mesopotamiense (mioceno tardí</w:t>
+      </w:r>
+      <w:r>
+        <w:softHyphen/>
+      </w:r>
+      <w:r>
+        <w:t xml:space="preserve">o, formación ituzaingó) de la provincia de entre rí</w:t>
+      </w:r>
+      <w:r>
+        <w:softHyphen/>
+      </w:r>
+      <w:r>
+        <w:t xml:space="preserve">os (argentina). Temas de la Biodiversidad del Litoral fluvial argentino II 37–48.</w:t>
+      </w:r>
+    </w:p>
+    <w:bookmarkEnd w:id="74"/>
+    <w:bookmarkStart w:id="76" w:name="ref-candela2013"/>
+    <w:p>
+      <w:pPr>
+        <w:pStyle w:val="Bibliography"/>
+      </w:pPr>
+      <w:r>
+        <w:t xml:space="preserve">Candela, A. M., G. H. Cassini, and N. L. Nasif. 2013.</w:t>
+      </w:r>
+      <w:r>
+        <w:t xml:space="preserve"> </w:t>
+      </w:r>
+      <w:hyperlink r:id="rId75">
+        <w:r>
+          <w:rPr>
+            <w:rStyle w:val="Hyperlink"/>
+          </w:rPr>
+          <w:t xml:space="preserve">Fractal dimension and cheek teeth crown complexity in the giant rodent eumegamys paranensis</w:t>
+        </w:r>
+      </w:hyperlink>
+      <w:r>
+        <w:t xml:space="preserve">. Lethaia 46:369–377.</w:t>
+      </w:r>
+    </w:p>
+    <w:bookmarkEnd w:id="76"/>
+    <w:bookmarkStart w:id="78" w:name="ref-carrillo_giant_2015"/>
+    <w:p>
+      <w:pPr>
+        <w:pStyle w:val="Bibliography"/>
+      </w:pPr>
+      <w:r>
+        <w:t xml:space="preserve">Carrillo, J. D., and M. R. Sánchez-Villagra. 2015.</w:t>
+      </w:r>
+      <w:r>
+        <w:t xml:space="preserve"> </w:t>
+      </w:r>
+      <w:hyperlink r:id="rId77">
+        <w:r>
+          <w:rPr>
+            <w:rStyle w:val="Hyperlink"/>
+          </w:rPr>
+          <w:t xml:space="preserve">Giant rodents from the neotropics: Diversity and dental variation of late miocene neoepiblemid remains from urumaco, venezuela</w:t>
+        </w:r>
+      </w:hyperlink>
+      <w:r>
+        <w:t xml:space="preserve">. Paläontol Z 89:1057–1071.</w:t>
+      </w:r>
+    </w:p>
+    <w:bookmarkEnd w:id="78"/>
+    <w:bookmarkStart w:id="79" w:name="ref-carrillo"/>
+    <w:p>
+      <w:pPr>
+        <w:pStyle w:val="Bibliography"/>
+      </w:pPr>
+      <w:r>
+        <w:t xml:space="preserve">Carrillo, J. D., M. F. Torres Jiménez, F. J. Urrea-Barreto, A. Antonelli, C. Bacon, S. Faurby, and D. Silvestro. n.d. Decoupled diversity and disparity after faunistic turnover in caviomorph rodents.</w:t>
+      </w:r>
+    </w:p>
+    <w:bookmarkEnd w:id="79"/>
+    <w:bookmarkStart w:id="81" w:name="ref-clavel2017"/>
+    <w:p>
+      <w:pPr>
+        <w:pStyle w:val="Bibliography"/>
+      </w:pPr>
+      <w:r>
+        <w:t xml:space="preserve">Clavel, J., and H. Morlon. 2017.</w:t>
+      </w:r>
+      <w:r>
+        <w:t xml:space="preserve"> </w:t>
+      </w:r>
+      <w:hyperlink r:id="rId80">
+        <w:r>
+          <w:rPr>
+            <w:rStyle w:val="Hyperlink"/>
+          </w:rPr>
+          <w:t xml:space="preserve">Accelerated body size evolution during cold climatic periods in the cenozoic</w:t>
+        </w:r>
+      </w:hyperlink>
+      <w:r>
+        <w:t xml:space="preserve">. Proceedings of the National Academy of Sciences 114:4183–4188.</w:t>
+      </w:r>
+    </w:p>
+    <w:bookmarkEnd w:id="81"/>
+    <w:bookmarkStart w:id="83" w:name="ref-cohen2025"/>
+    <w:p>
+      <w:pPr>
+        <w:pStyle w:val="Bibliography"/>
+      </w:pPr>
+      <w:r>
+        <w:t xml:space="preserve">Cohen, K., D. Harper, P. Gibbard, and N. Car. 2025.</w:t>
+      </w:r>
+      <w:r>
+        <w:t xml:space="preserve"> </w:t>
+      </w:r>
+      <w:hyperlink r:id="rId82">
+        <w:r>
+          <w:rPr>
+            <w:rStyle w:val="Hyperlink"/>
+          </w:rPr>
+          <w:t xml:space="preserve">The ICS international chronostratigraphic chart this decade</w:t>
+        </w:r>
+      </w:hyperlink>
+      <w:r>
+        <w:t xml:space="preserve">. Episodes Journal of International Geoscience 48:105–115.</w:t>
+      </w:r>
+    </w:p>
+    <w:bookmarkEnd w:id="83"/>
+    <w:bookmarkStart w:id="85" w:name="ref-condamine2018"/>
+    <w:p>
+      <w:pPr>
+        <w:pStyle w:val="Bibliography"/>
+      </w:pPr>
+      <w:r>
+        <w:t xml:space="preserve">Condamine, F. L., J. Rolland, S. Höhna, F. A. H. Sperling, and I. Sanmartín. 2018.</w:t>
+      </w:r>
+      <w:r>
+        <w:t xml:space="preserve"> </w:t>
+      </w:r>
+      <w:hyperlink r:id="rId84">
+        <w:r>
+          <w:rPr>
+            <w:rStyle w:val="Hyperlink"/>
+          </w:rPr>
+          <w:t xml:space="preserve">Testing the role of the red queen and court jester as drivers of the macroevolution of apollo butterflies</w:t>
+        </w:r>
+      </w:hyperlink>
+      <w:r>
+        <w:t xml:space="preserve">. Systematic Biology 67:940–964.</w:t>
+      </w:r>
+    </w:p>
+    <w:bookmarkEnd w:id="85"/>
+    <w:bookmarkStart w:id="87" w:name="ref-condamine2019"/>
+    <w:p>
+      <w:pPr>
+        <w:pStyle w:val="Bibliography"/>
+      </w:pPr>
+      <w:r>
+        <w:t xml:space="preserve">Condamine, F. L., J. Rolland, and H. Morlon. 2019.</w:t>
+      </w:r>
+      <w:r>
+        <w:t xml:space="preserve"> </w:t>
+      </w:r>
+      <w:hyperlink r:id="rId86">
+        <w:r>
+          <w:rPr>
+            <w:rStyle w:val="Hyperlink"/>
+          </w:rPr>
+          <w:t xml:space="preserve">Assessing the causes of diversification slowdowns: temperature-dependent and diversity-dependent models receive equivalent support</w:t>
+        </w:r>
+      </w:hyperlink>
+      <w:r>
+        <w:t xml:space="preserve">. Ecology Letters 22:1900–1912.</w:t>
+      </w:r>
+    </w:p>
+    <w:bookmarkEnd w:id="87"/>
+    <w:bookmarkStart w:id="89" w:name="ref-condamine2020"/>
+    <w:p>
+      <w:pPr>
+        <w:pStyle w:val="Bibliography"/>
+      </w:pPr>
+      <w:r>
+        <w:t xml:space="preserve">Condamine, F. L., D. Silvestro, E. B. Koppelhus, and A. Antonelli. 2020.</w:t>
+      </w:r>
+      <w:r>
+        <w:t xml:space="preserve"> </w:t>
+      </w:r>
+      <w:hyperlink r:id="rId88">
+        <w:r>
+          <w:rPr>
+            <w:rStyle w:val="Hyperlink"/>
+          </w:rPr>
+          <w:t xml:space="preserve">The rise of angiosperms pushed conifers to decline during global cooling</w:t>
+        </w:r>
+      </w:hyperlink>
+      <w:r>
+        <w:t xml:space="preserve">. Proceedings of the National Academy of Sciences 117:28867–28875.</w:t>
+      </w:r>
+    </w:p>
+    <w:bookmarkEnd w:id="89"/>
+    <w:bookmarkStart w:id="91" w:name="ref-cooper2025"/>
+    <w:p>
+      <w:pPr>
+        <w:pStyle w:val="Bibliography"/>
+      </w:pPr>
+      <w:r>
+        <w:t xml:space="preserve">Cooper, R. B., B. J. Allen, and D. Silvestro. 2025.</w:t>
+      </w:r>
+      <w:r>
+        <w:t xml:space="preserve"> </w:t>
+      </w:r>
+      <w:hyperlink r:id="rId90">
+        <w:r>
+          <w:rPr>
+            <w:rStyle w:val="Hyperlink"/>
+          </w:rPr>
+          <w:t xml:space="preserve">DeepDiveR</w:t>
+        </w:r>
+        <w:r>
+          <w:rPr>
+            <w:rStyle w:val="Hyperlink"/>
+          </w:rPr>
+          <w:t xml:space="preserve">A software for deep learning estimation of palaeodiversity from fossil occurrences</w:t>
+        </w:r>
+      </w:hyperlink>
+      <w:r>
+        <w:t xml:space="preserve">. Methods in Ecology and Evolution 16:1923–1934.</w:t>
+      </w:r>
+    </w:p>
+    <w:bookmarkEnd w:id="91"/>
+    <w:bookmarkStart w:id="93" w:name="ref-cooper2024"/>
+    <w:p>
+      <w:pPr>
+        <w:pStyle w:val="Bibliography"/>
+      </w:pPr>
+      <w:r>
+        <w:t xml:space="preserve">Cooper, R. B., J. T. Flannery-Sutherland, and D. Silvestro. 2024.</w:t>
+      </w:r>
+      <w:r>
+        <w:t xml:space="preserve"> </w:t>
+      </w:r>
+      <w:hyperlink r:id="rId92">
+        <w:r>
+          <w:rPr>
+            <w:rStyle w:val="Hyperlink"/>
+          </w:rPr>
+          <w:t xml:space="preserve">DeepDive: estimating global biodiversity patterns through time using deep learning</w:t>
+        </w:r>
+      </w:hyperlink>
+      <w:r>
+        <w:t xml:space="preserve">. Nature Communications 15:4199.</w:t>
+      </w:r>
+    </w:p>
+    <w:bookmarkEnd w:id="93"/>
+    <w:bookmarkStart w:id="95" w:name="ref-cuitiño2021"/>
+    <w:p>
+      <w:pPr>
+        <w:pStyle w:val="Bibliography"/>
+      </w:pPr>
+      <w:r>
+        <w:t xml:space="preserve">Cuitiño, J. I., M. Sol Raigemborn, M. Susana Bargo, S. F. Vizcaíno, N. A. Muñoz, M. J. Kohn, and R. F. Kay. 2021.</w:t>
+      </w:r>
+      <w:r>
+        <w:t xml:space="preserve"> </w:t>
+      </w:r>
+      <w:hyperlink r:id="rId94">
+        <w:r>
+          <w:rPr>
+            <w:rStyle w:val="Hyperlink"/>
+          </w:rPr>
+          <w:t xml:space="preserve">Insights on the controls on floodplain-dominated fluvial successions: A perspective from the early</w:t>
+        </w:r>
+        <w:r>
+          <w:rPr>
+            <w:rStyle w:val="Hyperlink"/>
+          </w:rPr>
+          <w:t xml:space="preserve">middle miocene santa cruz formation in río chalía (patagonia, argentina)</w:t>
+        </w:r>
+      </w:hyperlink>
+      <w:r>
+        <w:t xml:space="preserve">. Journal of the Geological Society 178:jgs2020–188.</w:t>
+      </w:r>
+    </w:p>
+    <w:bookmarkEnd w:id="95"/>
+    <w:bookmarkStart w:id="97" w:name="ref-dacunha2023"/>
+    <w:p>
+      <w:pPr>
+        <w:pStyle w:val="Bibliography"/>
+      </w:pPr>
+      <w:r>
+        <w:t xml:space="preserve">Da Cunha, L., L. W. Viñola-López, R. D. E. MacPhee, L. Kerber, J. Vélez-Juarbe, P.-O. Antoine, M. Boivin, L. Hautier, R. Lebrun, L. Marivaux, and P.-H. Fabre. 2023.</w:t>
+      </w:r>
+      <w:r>
+        <w:t xml:space="preserve"> </w:t>
+      </w:r>
+      <w:hyperlink r:id="rId96">
+        <w:r>
+          <w:rPr>
+            <w:rStyle w:val="Hyperlink"/>
+          </w:rPr>
+          <w:t xml:space="preserve">The inner ear of caviomorph rodents: Phylogenetic implications and application to extinct West Indian taxa</w:t>
+        </w:r>
+      </w:hyperlink>
+      <w:r>
+        <w:t xml:space="preserve">. Journal of Mammalian Evolution 30:1155–1176.</w:t>
+      </w:r>
+    </w:p>
+    <w:bookmarkEnd w:id="97"/>
+    <w:bookmarkStart w:id="99" w:name="ref-damuth1993"/>
+    <w:p>
+      <w:pPr>
+        <w:pStyle w:val="Bibliography"/>
+      </w:pPr>
+      <w:r>
+        <w:t xml:space="preserve">Damuth, J. 1993.</w:t>
+      </w:r>
+      <w:r>
+        <w:t xml:space="preserve"> </w:t>
+      </w:r>
+      <w:hyperlink r:id="rId98">
+        <w:r>
+          <w:rPr>
+            <w:rStyle w:val="Hyperlink"/>
+          </w:rPr>
+          <w:t xml:space="preserve">Cope’s rule, the island rule and the scaling of mammalian population density</w:t>
+        </w:r>
+      </w:hyperlink>
+      <w:r>
+        <w:t xml:space="preserve">. Nature 365:748–750.</w:t>
+      </w:r>
+    </w:p>
+    <w:bookmarkEnd w:id="99"/>
+    <w:bookmarkStart w:id="101" w:name="ref-damuth2011"/>
+    <w:p>
+      <w:pPr>
+        <w:pStyle w:val="Bibliography"/>
+      </w:pPr>
+      <w:r>
+        <w:t xml:space="preserve">Damuth, J., and C. M. Janis. 2011.</w:t>
+      </w:r>
+      <w:r>
+        <w:t xml:space="preserve"> </w:t>
+      </w:r>
+      <w:hyperlink r:id="rId100">
+        <w:r>
+          <w:rPr>
+            <w:rStyle w:val="Hyperlink"/>
+          </w:rPr>
+          <w:t xml:space="preserve">On the relationship between hypsodonty and feeding ecology in ungulate mammals, and its utility in palaeoecology</w:t>
+        </w:r>
+      </w:hyperlink>
+      <w:r>
+        <w:t xml:space="preserve">. Biological Reviews 86:733–758.</w:t>
+      </w:r>
+    </w:p>
+    <w:bookmarkEnd w:id="101"/>
+    <w:bookmarkStart w:id="103" w:name="ref-drury2016"/>
+    <w:p>
+      <w:pPr>
+        <w:pStyle w:val="Bibliography"/>
+      </w:pPr>
+      <w:r>
+        <w:t xml:space="preserve">Drury, J., J. Clavel, M. Manceau, and H. Morlon. 2016.</w:t>
+      </w:r>
+      <w:r>
+        <w:t xml:space="preserve"> </w:t>
+      </w:r>
+      <w:hyperlink r:id="rId102">
+        <w:r>
+          <w:rPr>
+            <w:rStyle w:val="Hyperlink"/>
+          </w:rPr>
+          <w:t xml:space="preserve">Estimating the effect of competition on trait evolution using maximum likelihood inference</w:t>
+        </w:r>
+      </w:hyperlink>
+      <w:r>
+        <w:t xml:space="preserve">. Systematic Biology 65:700–710.</w:t>
+      </w:r>
+    </w:p>
+    <w:bookmarkEnd w:id="103"/>
+    <w:bookmarkStart w:id="105" w:name="ref-dunn2013"/>
+    <w:p>
+      <w:pPr>
+        <w:pStyle w:val="Bibliography"/>
+      </w:pPr>
+      <w:r>
+        <w:t xml:space="preserve">Dunn, R. E., R. H. Madden, M. J. Kohn, M. D. Schmitz, C. A. E. Strömberg, A. A. Carlini, G. H. Ré, and J. Crowley. 2013.</w:t>
+      </w:r>
+      <w:r>
+        <w:t xml:space="preserve"> </w:t>
+      </w:r>
+      <w:hyperlink r:id="rId104">
+        <w:r>
+          <w:rPr>
+            <w:rStyle w:val="Hyperlink"/>
+          </w:rPr>
+          <w:t xml:space="preserve">A new chronology for middle eocene</w:t>
+        </w:r>
+        <w:r>
+          <w:rPr>
+            <w:rStyle w:val="Hyperlink"/>
+          </w:rPr>
+          <w:t xml:space="preserve">early miocene south american land mammal ages</w:t>
+        </w:r>
+      </w:hyperlink>
+      <w:r>
+        <w:t xml:space="preserve">. GSA Bulletin 125:539–555.</w:t>
+      </w:r>
+    </w:p>
+    <w:bookmarkEnd w:id="105"/>
+    <w:bookmarkStart w:id="107" w:name="ref-esteve2025"/>
+    <w:p>
+      <w:pPr>
+        <w:pStyle w:val="Bibliography"/>
+      </w:pPr>
+      <w:r>
+        <w:t xml:space="preserve">Esteve, J. 2025.</w:t>
+      </w:r>
+      <w:r>
+        <w:t xml:space="preserve"> </w:t>
+      </w:r>
+      <w:hyperlink r:id="rId106">
+        <w:r>
+          <w:rPr>
+            <w:rStyle w:val="Hyperlink"/>
+          </w:rPr>
+          <w:t xml:space="preserve">When extinction expands morphospace: Lessons from trilobites</w:t>
+        </w:r>
+      </w:hyperlink>
+      <w:r>
+        <w:t xml:space="preserve">. Proceedings of the Royal Society B: Biological Sciences 292:20252245.</w:t>
+      </w:r>
+    </w:p>
+    <w:bookmarkEnd w:id="107"/>
+    <w:bookmarkStart w:id="109" w:name="ref-etienne2011"/>
+    <w:p>
+      <w:pPr>
+        <w:pStyle w:val="Bibliography"/>
+      </w:pPr>
+      <w:r>
+        <w:t xml:space="preserve">Etienne, R. S., B. Haegeman, T. Stadler, T. Aze, P. N. Pearson, A. Purvis, and A. B. Phillimore. 2011.</w:t>
+      </w:r>
+      <w:r>
+        <w:t xml:space="preserve"> </w:t>
+      </w:r>
+      <w:hyperlink r:id="rId108">
+        <w:r>
+          <w:rPr>
+            <w:rStyle w:val="Hyperlink"/>
+          </w:rPr>
+          <w:t xml:space="preserve">Diversity-dependence brings molecular phylogenies closer to agreement with the fossil record</w:t>
+        </w:r>
+      </w:hyperlink>
+      <w:r>
+        <w:t xml:space="preserve">. Proceedings of the Royal Society B: Biological Sciences 279:1300–1309.</w:t>
+      </w:r>
+    </w:p>
+    <w:bookmarkEnd w:id="109"/>
+    <w:bookmarkStart w:id="111" w:name="ref-faurby2016"/>
+    <w:p>
+      <w:pPr>
+        <w:pStyle w:val="Bibliography"/>
+      </w:pPr>
+      <w:r>
+        <w:t xml:space="preserve">Faurby, S., and J.-C. Svenning. 2016.</w:t>
+      </w:r>
+      <w:r>
+        <w:t xml:space="preserve"> </w:t>
+      </w:r>
+      <w:hyperlink r:id="rId110">
+        <w:r>
+          <w:rPr>
+            <w:rStyle w:val="Hyperlink"/>
+          </w:rPr>
+          <w:t xml:space="preserve">Resurrection of the island rule: Human-driven extinctions have obscured a basic evolutionary pattern</w:t>
+        </w:r>
+      </w:hyperlink>
+      <w:r>
+        <w:t xml:space="preserve">. The American Naturalist 187:812–820.</w:t>
+      </w:r>
+    </w:p>
+    <w:bookmarkEnd w:id="111"/>
+    <w:bookmarkStart w:id="113" w:name="ref-fernicola2019"/>
+    <w:p>
+      <w:pPr>
+        <w:pStyle w:val="Bibliography"/>
+      </w:pPr>
+      <w:r>
+        <w:t xml:space="preserve">Fernicola, J. C., S. F. Vizcaíno, M. S. Bargo, R. F. Kay, and J. I. Cuitiño. 2019.</w:t>
+      </w:r>
+      <w:r>
+        <w:t xml:space="preserve"> </w:t>
+      </w:r>
+      <w:hyperlink r:id="rId112">
+        <w:r>
+          <w:rPr>
+            <w:rStyle w:val="Hyperlink"/>
+          </w:rPr>
+          <w:t xml:space="preserve">Analysis of the Early</w:t>
+        </w:r>
+        <w:r>
+          <w:rPr>
+            <w:rStyle w:val="Hyperlink"/>
+          </w:rPr>
+          <w:t xml:space="preserve">Middle Miocene mammal associations at the río Santa Cruz (Patagonia, Argentina)</w:t>
+        </w:r>
+      </w:hyperlink>
+      <w:r>
+        <w:t xml:space="preserve">. Publicación Electrónica de la Asociación Paleontológica Argentina 19.</w:t>
+      </w:r>
+    </w:p>
+    <w:bookmarkEnd w:id="113"/>
+    <w:bookmarkStart w:id="115" w:name="ref-flannery-sutherland2022"/>
+    <w:p>
+      <w:pPr>
+        <w:pStyle w:val="Bibliography"/>
+      </w:pPr>
+      <w:r>
+        <w:t xml:space="preserve">Flannery-Sutherland, J. T., D. Silvestro, and M. J. Benton. 2022.</w:t>
+      </w:r>
+      <w:r>
+        <w:t xml:space="preserve"> </w:t>
+      </w:r>
+      <w:hyperlink r:id="rId114">
+        <w:r>
+          <w:rPr>
+            <w:rStyle w:val="Hyperlink"/>
+          </w:rPr>
+          <w:t xml:space="preserve">Global diversity dynamics in the fossil record are regionally heterogeneous</w:t>
+        </w:r>
+      </w:hyperlink>
+      <w:r>
+        <w:t xml:space="preserve">. Nature Communications 13:2751.</w:t>
+      </w:r>
+    </w:p>
+    <w:bookmarkEnd w:id="115"/>
+    <w:bookmarkStart w:id="117" w:name="ref-foote1993"/>
+    <w:p>
+      <w:pPr>
+        <w:pStyle w:val="Bibliography"/>
+      </w:pPr>
+      <w:r>
+        <w:t xml:space="preserve">Foote, M. 1993.</w:t>
+      </w:r>
+      <w:r>
+        <w:t xml:space="preserve"> </w:t>
+      </w:r>
+      <w:hyperlink r:id="rId116">
+        <w:r>
+          <w:rPr>
+            <w:rStyle w:val="Hyperlink"/>
+          </w:rPr>
+          <w:t xml:space="preserve">Discordance and concordance between morphological and taxonomic diversity</w:t>
+        </w:r>
+      </w:hyperlink>
+      <w:r>
+        <w:t xml:space="preserve">. Paleobiology 19:185–204.</w:t>
+      </w:r>
+    </w:p>
+    <w:bookmarkEnd w:id="117"/>
+    <w:bookmarkStart w:id="119" w:name="ref-foote1997"/>
+    <w:p>
+      <w:pPr>
+        <w:pStyle w:val="Bibliography"/>
+      </w:pPr>
+      <w:r>
+        <w:t xml:space="preserve">Foote, M. 1997.</w:t>
+      </w:r>
+      <w:r>
+        <w:t xml:space="preserve"> </w:t>
+      </w:r>
+      <w:hyperlink r:id="rId118">
+        <w:r>
+          <w:rPr>
+            <w:rStyle w:val="Hyperlink"/>
+          </w:rPr>
+          <w:t xml:space="preserve">The Evolution of Morphological Diversity</w:t>
+        </w:r>
+      </w:hyperlink>
+      <w:r>
+        <w:t xml:space="preserve">. Annual Review of Ecology, Evolution, and Systematics 28:129–152.</w:t>
+      </w:r>
+    </w:p>
+    <w:bookmarkEnd w:id="119"/>
+    <w:bookmarkStart w:id="121" w:name="ref-guayasamin2024"/>
+    <w:p>
+      <w:pPr>
+        <w:pStyle w:val="Bibliography"/>
+      </w:pPr>
+      <w:r>
+        <w:t xml:space="preserve">Guayasamin, J. M., C. C. Ribas, A. C. Carnaval, J. D. Carrillo, C. Hoorn, L. G. Lohmann, D. Riff, C. Ulloa Ulloa, and J. S. Albert. 2024.</w:t>
+      </w:r>
+      <w:r>
+        <w:t xml:space="preserve"> </w:t>
+      </w:r>
+      <w:hyperlink r:id="rId120">
+        <w:r>
+          <w:rPr>
+            <w:rStyle w:val="Hyperlink"/>
+          </w:rPr>
+          <w:t xml:space="preserve">Evolution of Amazonian biodiversity: A review</w:t>
+        </w:r>
+      </w:hyperlink>
+      <w:r>
+        <w:t xml:space="preserve">. Acta Amazonica 54:e54bc21360.</w:t>
+      </w:r>
+    </w:p>
+    <w:bookmarkEnd w:id="121"/>
+    <w:bookmarkStart w:id="123" w:name="ref-hagen2018"/>
+    <w:p>
+      <w:pPr>
+        <w:pStyle w:val="Bibliography"/>
+      </w:pPr>
+      <w:r>
+        <w:t xml:space="preserve">Hagen, O., T. Andermann, T. B. Quental, A. Antonelli, and D. Silvestro. 2018.</w:t>
+      </w:r>
+      <w:r>
+        <w:t xml:space="preserve"> </w:t>
+      </w:r>
+      <w:hyperlink r:id="rId122">
+        <w:r>
+          <w:rPr>
+            <w:rStyle w:val="Hyperlink"/>
+          </w:rPr>
+          <w:t xml:space="preserve">Estimating age-dependent extinction: Contrasting evidence from fossils and phylogenies</w:t>
+        </w:r>
+      </w:hyperlink>
+      <w:r>
+        <w:t xml:space="preserve">. Systematic Biology 67:458–474.</w:t>
+      </w:r>
+    </w:p>
+    <w:bookmarkEnd w:id="123"/>
+    <w:bookmarkStart w:id="125" w:name="ref-hauffe2024"/>
+    <w:p>
+      <w:pPr>
+        <w:pStyle w:val="Bibliography"/>
+      </w:pPr>
+      <w:r>
+        <w:t xml:space="preserve">Hauffe, T., J. L. Cantalapiedra, and D. Silvestro. 2024.</w:t>
+      </w:r>
+      <w:r>
+        <w:t xml:space="preserve"> </w:t>
+      </w:r>
+      <w:hyperlink r:id="rId124">
+        <w:r>
+          <w:rPr>
+            <w:rStyle w:val="Hyperlink"/>
+          </w:rPr>
+          <w:t xml:space="preserve">Trait-mediated speciation and human-driven extinctions in proboscideans revealed by unsupervised bayesian neural networks</w:t>
+        </w:r>
+      </w:hyperlink>
+      <w:r>
+        <w:t xml:space="preserve">. Science Advances 10:eadl2643. American Association for the Advancement of Science.</w:t>
+      </w:r>
+    </w:p>
+    <w:bookmarkEnd w:id="125"/>
+    <w:bookmarkStart w:id="127" w:name="ref-hernández2005"/>
+    <w:p>
+      <w:pPr>
+        <w:pStyle w:val="Bibliography"/>
+      </w:pPr>
+      <w:r>
+        <w:t xml:space="preserve">Hernández, R. M., T. E. Jordan, A. Dalenz Farjat, L. Echavarría, B. D. Idleman, and J. H. Reynolds. 2005.</w:t>
+      </w:r>
+      <w:r>
+        <w:t xml:space="preserve"> </w:t>
+      </w:r>
+      <w:hyperlink r:id="rId126">
+        <w:r>
+          <w:rPr>
+            <w:rStyle w:val="Hyperlink"/>
+          </w:rPr>
+          <w:t xml:space="preserve">Age, distribution, tectonics, and eustatic controls of the paranense and caribbean marine transgressions in southern bolivia and argentina</w:t>
+        </w:r>
+      </w:hyperlink>
+      <w:r>
+        <w:t xml:space="preserve">. Journal of South American Earth Sciences 19:495–512.</w:t>
+      </w:r>
+    </w:p>
+    <w:bookmarkEnd w:id="127"/>
+    <w:bookmarkStart w:id="128" w:name="ref-homerocamacho1967"/>
+    <w:p>
+      <w:pPr>
+        <w:pStyle w:val="Bibliography"/>
+      </w:pPr>
+      <w:r>
+        <w:t xml:space="preserve">Homero Camacho, H. 1967. Las transgresiones del cretácico superior y terciario de la argentina. Revista de la Asociación Geológica Argentina 22:253–280.</w:t>
+      </w:r>
+    </w:p>
+    <w:bookmarkEnd w:id="128"/>
+    <w:bookmarkStart w:id="130" w:name="ref-hoorn2022"/>
+    <w:p>
+      <w:pPr>
+        <w:pStyle w:val="Bibliography"/>
+      </w:pPr>
+      <w:r>
+        <w:t xml:space="preserve">Hoorn, C., L. M. Boschman, T. Kukla, M. Sciumbata, and P. Val. 2022.</w:t>
+      </w:r>
+      <w:r>
+        <w:t xml:space="preserve"> </w:t>
+      </w:r>
+      <w:hyperlink r:id="rId129">
+        <w:r>
+          <w:rPr>
+            <w:rStyle w:val="Hyperlink"/>
+          </w:rPr>
+          <w:t xml:space="preserve">The miocene wetland of western amazonia and its role in neotropical biogeography</w:t>
+        </w:r>
+      </w:hyperlink>
+      <w:r>
+        <w:t xml:space="preserve">. Botanical Journal of the Linnean Society 199:25–35.</w:t>
+      </w:r>
+    </w:p>
+    <w:bookmarkEnd w:id="130"/>
+    <w:bookmarkStart w:id="132" w:name="ref-hoorn1995"/>
+    <w:p>
+      <w:pPr>
+        <w:pStyle w:val="Bibliography"/>
+      </w:pPr>
+      <w:r>
+        <w:t xml:space="preserve">Hoorn, C., J. Guerrero, G. A. Sarmiento, and M. A. Lorente. 1995.</w:t>
+      </w:r>
+      <w:r>
+        <w:t xml:space="preserve"> </w:t>
+      </w:r>
+      <w:hyperlink r:id="rId131">
+        <w:r>
+          <w:rPr>
+            <w:rStyle w:val="Hyperlink"/>
+          </w:rPr>
+          <w:t xml:space="preserve">Andean tectonics as a cause for changing drainage patterns in Miocene northern South America</w:t>
+        </w:r>
+      </w:hyperlink>
+      <w:r>
+        <w:t xml:space="preserve">. Geology 23:237.</w:t>
+      </w:r>
+    </w:p>
+    <w:bookmarkEnd w:id="132"/>
+    <w:bookmarkStart w:id="134" w:name="ref-hoorn2010"/>
+    <w:p>
+      <w:pPr>
+        <w:pStyle w:val="Bibliography"/>
+      </w:pPr>
+      <w:r>
+        <w:t xml:space="preserve">Hoorn, C., F. P. Wesselingh, H. ter Steege, M. A. Bermudez, A. Mora, J. Sevink, I. Sanmartín, A. Sanchez-Meseguer, C. L. Anderson, J. P. Figueiredo, C. Jaramillo, D. Riff, F. R. Negri, H. Hooghiemstra, J. Lundberg, T. Stadler, T. Särkinen, and A. Antonelli. 2010.</w:t>
+      </w:r>
+      <w:r>
+        <w:t xml:space="preserve"> </w:t>
+      </w:r>
+      <w:hyperlink r:id="rId133">
+        <w:r>
+          <w:rPr>
+            <w:rStyle w:val="Hyperlink"/>
+          </w:rPr>
+          <w:t xml:space="preserve">Amazonia through time: Andean uplift, climate change, landscape evolution, and biodiversity</w:t>
+        </w:r>
+      </w:hyperlink>
+      <w:r>
+        <w:t xml:space="preserve">. Science 330:927–931.</w:t>
+      </w:r>
+    </w:p>
+    <w:bookmarkEnd w:id="134"/>
+    <w:bookmarkStart w:id="136" w:name="ref-hullot2025"/>
+    <w:p>
+      <w:pPr>
+        <w:pStyle w:val="Bibliography"/>
+      </w:pPr>
+      <w:r>
+        <w:t xml:space="preserve">Hullot, M., C. Robinet, Q. Vautrin, R. Tabuce, P.-O. Antoine, G. Merceron, and F. Lihoreau. 2025.</w:t>
+      </w:r>
+      <w:r>
+        <w:t xml:space="preserve"> </w:t>
+      </w:r>
+      <w:hyperlink r:id="rId135">
+        <w:r>
+          <w:rPr>
+            <w:rStyle w:val="Hyperlink"/>
+          </w:rPr>
+          <w:t xml:space="preserve">Evolution of dietary preferences of the lophiodontidae (mammalia, perissodactyla) from southern france</w:t>
+        </w:r>
+      </w:hyperlink>
+      <w:r>
+        <w:t xml:space="preserve">. Palaeogeography, Palaeoclimatology, Palaeoecology 675:113076.</w:t>
+      </w:r>
+    </w:p>
+    <w:bookmarkEnd w:id="136"/>
+    <w:bookmarkStart w:id="137" w:name="ref-janis1988"/>
+    <w:p>
+      <w:pPr>
+        <w:pStyle w:val="Bibliography"/>
+      </w:pPr>
+      <w:r>
+        <w:t xml:space="preserve">Janis, C. M. 1988. An estimation of tooth volume and hypsodonty indices in ungulate mammals, and the correlation of these factors with dietary preferences. Mémoires du Moséum d’Histoire Naturelle de Paris 367–387.</w:t>
+      </w:r>
+    </w:p>
+    <w:bookmarkEnd w:id="137"/>
+    <w:bookmarkStart w:id="139" w:name="ref-jaramillo2017"/>
+    <w:p>
+      <w:pPr>
+        <w:pStyle w:val="Bibliography"/>
+      </w:pPr>
+      <w:r>
+        <w:t xml:space="preserve">Jaramillo, C., I. Romero, C. D’Apolito, G. Bayona, E. Duarte, S. Louwye, J. Escobar, J. Luque, J. D. Carrillo-Briceño, V. Zapata, A. Mora, S. Schouten, M. Zavada, G. Harrington, J. Ortiz, and F. P. Wesselingh. 2017.</w:t>
+      </w:r>
+      <w:r>
+        <w:t xml:space="preserve"> </w:t>
+      </w:r>
+      <w:hyperlink r:id="rId138">
+        <w:r>
+          <w:rPr>
+            <w:rStyle w:val="Hyperlink"/>
+          </w:rPr>
+          <w:t xml:space="preserve">Miocene flooding events of western amazonia</w:t>
+        </w:r>
+      </w:hyperlink>
+      <w:r>
+        <w:t xml:space="preserve">. Science Advances 3:e1601693.</w:t>
+      </w:r>
+    </w:p>
+    <w:bookmarkEnd w:id="139"/>
+    <w:bookmarkStart w:id="141" w:name="ref-jardine2012"/>
+    <w:p>
+      <w:pPr>
+        <w:pStyle w:val="Bibliography"/>
+      </w:pPr>
+      <w:r>
+        <w:t xml:space="preserve">Jardine, P. E., C. M. Janis, S. Sahney, and M. J. Benton. 2012.</w:t>
+      </w:r>
+      <w:r>
+        <w:t xml:space="preserve"> </w:t>
+      </w:r>
+      <w:hyperlink r:id="rId140">
+        <w:r>
+          <w:rPr>
+            <w:rStyle w:val="Hyperlink"/>
+          </w:rPr>
+          <w:t xml:space="preserve">Grit not grass: Concordant patterns of early origin of hypsodonty in great plains ungulates and glires</w:t>
+        </w:r>
+      </w:hyperlink>
+      <w:r>
+        <w:t xml:space="preserve">. Palaeogeography, Palaeoclimatology, Palaeoecology 365-366:1–10.</w:t>
+      </w:r>
+    </w:p>
+    <w:bookmarkEnd w:id="141"/>
+    <w:bookmarkStart w:id="143" w:name="ref-lehtonen2017"/>
+    <w:p>
+      <w:pPr>
+        <w:pStyle w:val="Bibliography"/>
+      </w:pPr>
+      <w:r>
+        <w:t xml:space="preserve">Lehtonen, S., D. Silvestro, D. N. Karger, C. Scotese, H. Tuomisto, M. Kessler, C. Peña, N. Wahlberg, and A. Antonelli. 2017.</w:t>
+      </w:r>
+      <w:r>
+        <w:t xml:space="preserve"> </w:t>
+      </w:r>
+      <w:hyperlink r:id="rId142">
+        <w:r>
+          <w:rPr>
+            <w:rStyle w:val="Hyperlink"/>
+          </w:rPr>
+          <w:t xml:space="preserve">Environmentally driven extinction and opportunistic origination explain fern diversification patterns</w:t>
+        </w:r>
+      </w:hyperlink>
+      <w:r>
+        <w:t xml:space="preserve">. Scientific Reports 7:4831.</w:t>
+      </w:r>
+    </w:p>
+    <w:bookmarkEnd w:id="143"/>
+    <w:bookmarkStart w:id="145" w:name="ref-lomolino2005"/>
+    <w:p>
+      <w:pPr>
+        <w:pStyle w:val="Bibliography"/>
+      </w:pPr>
+      <w:r>
+        <w:t xml:space="preserve">Lomolino, M. V. 2005.</w:t>
+      </w:r>
+      <w:r>
+        <w:t xml:space="preserve"> </w:t>
+      </w:r>
+      <w:hyperlink r:id="rId144">
+        <w:r>
+          <w:rPr>
+            <w:rStyle w:val="Hyperlink"/>
+          </w:rPr>
+          <w:t xml:space="preserve">Body size evolution in insular vertebrates: Generality of the island rule</w:t>
+        </w:r>
+      </w:hyperlink>
+      <w:r>
+        <w:t xml:space="preserve">. Journal of Biogeography 32:1683–1699.</w:t>
+      </w:r>
+    </w:p>
+    <w:bookmarkEnd w:id="145"/>
+    <w:bookmarkStart w:id="147" w:name="ref-macfadden2000"/>
+    <w:p>
+      <w:pPr>
+        <w:pStyle w:val="Bibliography"/>
+      </w:pPr>
+      <w:r>
+        <w:t xml:space="preserve">MacFadden, B. J. 2000.</w:t>
+      </w:r>
+      <w:r>
+        <w:t xml:space="preserve"> </w:t>
+      </w:r>
+      <w:hyperlink r:id="rId146">
+        <w:r>
+          <w:rPr>
+            <w:rStyle w:val="Hyperlink"/>
+          </w:rPr>
+          <w:t xml:space="preserve">Cenozoic mammalian herbivores from the americas: Reconstructing ancient diets and terrestrial communities</w:t>
+        </w:r>
+      </w:hyperlink>
+      <w:r>
+        <w:t xml:space="preserve">. Annual Review of Ecology and Systematics 31:33–59.</w:t>
+      </w:r>
+    </w:p>
+    <w:bookmarkEnd w:id="147"/>
+    <w:bookmarkStart w:id="149" w:name="ref-macphee2011"/>
+    <w:p>
+      <w:pPr>
+        <w:pStyle w:val="Bibliography"/>
+      </w:pPr>
+      <w:r>
+        <w:t xml:space="preserve">MacPhee, R. D. E. 2011.</w:t>
+      </w:r>
+      <w:r>
+        <w:t xml:space="preserve"> </w:t>
+      </w:r>
+      <w:hyperlink r:id="rId148">
+        <w:r>
+          <w:rPr>
+            <w:rStyle w:val="Hyperlink"/>
+          </w:rPr>
+          <w:t xml:space="preserve">Basicranial morphology and relationships of antillean heptaxodontidae (rodentia, ctenohystrica, caviomorpha)</w:t>
+        </w:r>
+      </w:hyperlink>
+      <w:r>
+        <w:t xml:space="preserve">. Bulletin of the American Museum of Natural History 2011:1–70.</w:t>
+      </w:r>
+    </w:p>
+    <w:bookmarkEnd w:id="149"/>
+    <w:bookmarkStart w:id="151" w:name="ref-marivaux2022"/>
+    <w:p>
+      <w:pPr>
+        <w:pStyle w:val="Bibliography"/>
+      </w:pPr>
+      <w:r>
+        <w:t xml:space="preserve">Marivaux, L., L. W. V. López, M. Boivin, L. Da Cunha, P.-H. Fabre, R. Joannes-Boyau, G. Maincent, P. Münch, N. S. Stutz, J. Vélez-Juarbe, and P.-O. Antoine. 2022.</w:t>
+      </w:r>
+      <w:r>
+        <w:t xml:space="preserve"> </w:t>
+      </w:r>
+      <w:hyperlink r:id="rId150">
+        <w:r>
+          <w:rPr>
+            <w:rStyle w:val="Hyperlink"/>
+          </w:rPr>
+          <w:t xml:space="preserve">Incisor enamel microstructure of West Indian caviomorph hystricognathous rodents (Octodontoidea and Chinchilloidea)</w:t>
+        </w:r>
+      </w:hyperlink>
+      <w:r>
+        <w:t xml:space="preserve">. Journal of Mammalian Evolution 29:969–995.</w:t>
+      </w:r>
+    </w:p>
+    <w:bookmarkEnd w:id="151"/>
+    <w:bookmarkStart w:id="153" w:name="ref-marivaux_early_2020"/>
+    <w:p>
+      <w:pPr>
+        <w:pStyle w:val="Bibliography"/>
+      </w:pPr>
+      <w:r>
+        <w:t xml:space="preserve">Marivaux, L., J. Vélez-Juarbe, G. Merzeraud, F. Pujos, L. W. Viñola López, M. Boivin, H. Santos-Mercado, E. J. Cruz, A. Grajales, J. Padilla, K. I. Vélez-Rosado, M. Philippon, J.-L. Léticée, P. Münch, and P.-O. Antoine. 2020.</w:t>
+      </w:r>
+      <w:r>
+        <w:t xml:space="preserve"> </w:t>
+      </w:r>
+      <w:hyperlink r:id="rId152">
+        <w:r>
+          <w:rPr>
+            <w:rStyle w:val="Hyperlink"/>
+          </w:rPr>
+          <w:t xml:space="preserve">Early oligocene chinchilloid caviomorphs from puerto rico and the initial rodent colonization of the west indies</w:t>
+        </w:r>
+      </w:hyperlink>
+      <w:r>
+        <w:t xml:space="preserve">. Proceedings of the Royal Society B: Biological Sciences 287:20192806.</w:t>
+      </w:r>
+    </w:p>
+    <w:bookmarkEnd w:id="153"/>
+    <w:bookmarkStart w:id="155" w:name="ref-marshall1982"/>
+    <w:p>
+      <w:pPr>
+        <w:pStyle w:val="Bibliography"/>
+      </w:pPr>
+      <w:r>
+        <w:t xml:space="preserve">Marshall, L. G., S. D. Webb, J. J. Sepkoski, and D. M. Raup. 1982.</w:t>
+      </w:r>
+      <w:r>
+        <w:t xml:space="preserve"> </w:t>
+      </w:r>
+      <w:hyperlink r:id="rId154">
+        <w:r>
+          <w:rPr>
+            <w:rStyle w:val="Hyperlink"/>
+          </w:rPr>
+          <w:t xml:space="preserve">Mammalian evolution and the great american interchange</w:t>
+        </w:r>
+      </w:hyperlink>
+      <w:r>
+        <w:t xml:space="preserve">. Science 215:1351–1357.</w:t>
+      </w:r>
+    </w:p>
+    <w:bookmarkEnd w:id="155"/>
+    <w:bookmarkStart w:id="157" w:name="ref-mcfarlane1998"/>
+    <w:p>
+      <w:pPr>
+        <w:pStyle w:val="Bibliography"/>
+      </w:pPr>
+      <w:r>
+        <w:t xml:space="preserve">McFarlane, D. A., R. D. E. MacPhee, and D. C. Ford. 1998.</w:t>
+      </w:r>
+      <w:r>
+        <w:t xml:space="preserve"> </w:t>
+      </w:r>
+      <w:hyperlink r:id="rId156">
+        <w:r>
+          <w:rPr>
+            <w:rStyle w:val="Hyperlink"/>
+          </w:rPr>
+          <w:t xml:space="preserve">Body Size Variability and a Sangamonian Extinction Model for Amblyrhiza,a West Indian Megafaunal Rodent</w:t>
+        </w:r>
+      </w:hyperlink>
+      <w:r>
+        <w:t xml:space="preserve">. Quaternary Research 50:80–89.</w:t>
+      </w:r>
+    </w:p>
+    <w:bookmarkEnd w:id="157"/>
+    <w:bookmarkStart w:id="159" w:name="ref-meiri2007"/>
+    <w:p>
+      <w:pPr>
+        <w:pStyle w:val="Bibliography"/>
+      </w:pPr>
+      <w:r>
+        <w:t xml:space="preserve">Meiri, S., N. Cooper, and A. Purvis. 2007.</w:t>
+      </w:r>
+      <w:r>
+        <w:t xml:space="preserve"> </w:t>
+      </w:r>
+      <w:hyperlink r:id="rId158">
+        <w:r>
+          <w:rPr>
+            <w:rStyle w:val="Hyperlink"/>
+          </w:rPr>
+          <w:t xml:space="preserve">The island rule: Made to be broken?</w:t>
+        </w:r>
+      </w:hyperlink>
+      <w:r>
+        <w:t xml:space="preserve"> Proceedings of the Royal Society B: Biological Sciences 275:141–148.</w:t>
+      </w:r>
+    </w:p>
+    <w:bookmarkEnd w:id="159"/>
+    <w:bookmarkStart w:id="161" w:name="ref-miller2020"/>
+    <w:p>
+      <w:pPr>
+        <w:pStyle w:val="Bibliography"/>
+      </w:pPr>
+      <w:r>
+        <w:t xml:space="preserve">Miller, K. G., J. V. Browning, W. J. Schmelz, R. E. Kopp, G. S. Mountain, and J. D. Wright. 2020.</w:t>
+      </w:r>
+      <w:r>
+        <w:t xml:space="preserve"> </w:t>
+      </w:r>
+      <w:hyperlink r:id="rId160">
+        <w:r>
+          <w:rPr>
+            <w:rStyle w:val="Hyperlink"/>
+          </w:rPr>
+          <w:t xml:space="preserve">Cenozoic sea-level and cryospheric evolution from deep-sea geochemical and continental margin records</w:t>
+        </w:r>
+      </w:hyperlink>
+      <w:r>
+        <w:t xml:space="preserve">. Science Advances 6:eaaz1346.</w:t>
+      </w:r>
+    </w:p>
+    <w:bookmarkEnd w:id="161"/>
+    <w:bookmarkStart w:id="163" w:name="ref-mones1982"/>
+    <w:p>
+      <w:pPr>
+        <w:pStyle w:val="Bibliography"/>
+      </w:pPr>
+      <w:r>
+        <w:t xml:space="preserve">Mones, A. 1982.</w:t>
+      </w:r>
+      <w:r>
+        <w:t xml:space="preserve"> </w:t>
+      </w:r>
+      <w:hyperlink r:id="rId162">
+        <w:r>
+          <w:rPr>
+            <w:rStyle w:val="Hyperlink"/>
+          </w:rPr>
+          <w:t xml:space="preserve">An equivocal nomenclature: What means hypsodonty?</w:t>
+        </w:r>
+      </w:hyperlink>
+      <w:r>
+        <w:t xml:space="preserve"> Paläontologische Zeitschrift 56:107–111.</w:t>
+      </w:r>
+    </w:p>
+    <w:bookmarkEnd w:id="163"/>
+    <w:bookmarkStart w:id="165" w:name="ref-morlon2024"/>
+    <w:p>
+      <w:pPr>
+        <w:pStyle w:val="Bibliography"/>
+      </w:pPr>
+      <w:r>
+        <w:t xml:space="preserve">Morlon, H., J. Andréoletti, J. Barido-Sottani, S. Lambert, B. Perez-Lamarque, I. Quintero, V. Senderov, and P. Veron. 2024. Phylogenetic Insights into Diversification. Annual Review of Ecology, Evolution, and Systematics, doi:</w:t>
+      </w:r>
+      <w:r>
+        <w:t xml:space="preserve"> </w:t>
+      </w:r>
+      <w:hyperlink r:id="rId164">
+        <w:r>
+          <w:rPr>
+            <w:rStyle w:val="Hyperlink"/>
+          </w:rPr>
+          <w:t xml:space="preserve">10.1146/annurev-ecolsys-102722-020508</w:t>
+        </w:r>
+      </w:hyperlink>
       <w:r>
         <w:t xml:space="preserve">.</w:t>
       </w:r>
     </w:p>
-    <w:bookmarkEnd w:id="42"/>
-    <w:bookmarkEnd w:id="43"/>
-    <w:bookmarkStart w:id="44" w:name="perspectives"/>
-    <w:p>
-      <w:pPr>
-        <w:pStyle w:val="Heading2"/>
-      </w:pPr>
-      <w:r>
-        <w:t xml:space="preserve">Perspectives</w:t>
-      </w:r>
-    </w:p>
-    <w:p>
-      <w:pPr>
-        <w:pStyle w:val="FirstParagraph"/>
-      </w:pPr>
-      <w:r>
-        <w:t xml:space="preserve">Being large implies additional energetic requirements =&gt; diet. Need for additional studies to quantify diet shifts in large forms using quantitative methods like microwear texture analysis</w:t>
-      </w:r>
-      <w:r>
-        <w:t xml:space="preserve"> </w:t>
-      </w:r>
-      <w:r>
-        <w:t xml:space="preserve">(</w:t>
-      </w:r>
-      <w:r>
-        <w:rPr>
-          <w:i/>
-          <w:iCs/>
-        </w:rPr>
-        <w:t xml:space="preserve">e</w:t>
-      </w:r>
-      <w:r>
-        <w:t xml:space="preserve">.</w:t>
-      </w:r>
-      <w:r>
-        <w:rPr>
-          <w:i/>
-          <w:iCs/>
-        </w:rPr>
-        <w:t xml:space="preserve">g</w:t>
-      </w:r>
-      <w:r>
-        <w:t xml:space="preserve">., Robinet et al. 2020; Hullot et al. 2025)</w:t>
-      </w:r>
-      <w:r>
-        <w:t xml:space="preserve">.</w:t>
-      </w:r>
-    </w:p>
-    <w:p>
-      <w:pPr>
-        <w:pStyle w:val="BodyText"/>
-      </w:pPr>
-      <w:r>
-        <w:t xml:space="preserve">Test for the direct effet of intraspecific interaction in the rate of body mass evolution in a phylogenetic framework [</w:t>
-      </w:r>
-      <w:r>
-        <w:t xml:space="preserve">Drury et al. (2016)</w:t>
-      </w:r>
-      <w:r>
-        <w:t xml:space="preserve">; chabrol inch’bouddah]</w:t>
-      </w:r>
-    </w:p>
-    <w:bookmarkEnd w:id="44"/>
-    <w:bookmarkEnd w:id="45"/>
-    <w:bookmarkStart w:id="46" w:name="conclusions"/>
-    <w:p>
-      <w:pPr>
-        <w:pStyle w:val="Heading1"/>
-      </w:pPr>
-      <w:r>
-        <w:t xml:space="preserve">Conclusions</w:t>
-      </w:r>
-    </w:p>
-    <w:bookmarkEnd w:id="46"/>
-    <w:bookmarkStart w:id="47" w:name="acknowledgements"/>
-    <w:p>
-      <w:pPr>
-        <w:pStyle w:val="Heading1"/>
-      </w:pPr>
-      <w:r>
-        <w:t xml:space="preserve">Acknowledgements</w:t>
-      </w:r>
-    </w:p>
-    <w:p>
-      <w:pPr>
-        <w:pStyle w:val="FirstParagraph"/>
-      </w:pPr>
-      <w:r>
-        <w:t xml:space="preserve">Torsten Hauffe.</w:t>
-      </w:r>
-    </w:p>
-    <w:p>
-      <w:r>
-        <w:br w:type="page"/>
-      </w:r>
-    </w:p>
-    <w:bookmarkEnd w:id="47"/>
-    <w:bookmarkStart w:id="232" w:name="references"/>
-    <w:p>
-      <w:pPr>
-        <w:pStyle w:val="Heading1"/>
-      </w:pPr>
-      <w:r>
-        <w:t xml:space="preserve">References</w:t>
-      </w:r>
-    </w:p>
-    <w:bookmarkStart w:id="231" w:name="refs"/>
-    <w:bookmarkStart w:id="49" w:name="ref-álvarez2017"/>
-    <w:p>
-      <w:pPr>
-        <w:pStyle w:val="Bibliography"/>
-      </w:pPr>
-      <w:r>
-        <w:t xml:space="preserve">Álvarez A., Arévalo R.L.M., Verzi D.H. 2017.</w:t>
-      </w:r>
-      <w:r>
-        <w:t xml:space="preserve"> </w:t>
-      </w:r>
-      <w:hyperlink r:id="rId48">
-        <w:r>
-          <w:rPr>
-            <w:rStyle w:val="Hyperlink"/>
-          </w:rPr>
-          <w:t xml:space="preserve">Diversification patterns and size evolution in caviomorph rodents</w:t>
+    <w:bookmarkEnd w:id="165"/>
+    <w:bookmarkStart w:id="167" w:name="ref-muñoz2023"/>
+    <w:p>
+      <w:pPr>
+        <w:pStyle w:val="Bibliography"/>
+      </w:pPr>
+      <w:r>
+        <w:t xml:space="preserve">Muñoz, C. O. R., R. Bonini, S. Hemming, M. Cenizo, U. F. J. Pardiñas, and F. J. Prevosti. 2023.</w:t>
+      </w:r>
+      <w:r>
+        <w:t xml:space="preserve"> </w:t>
+      </w:r>
+      <w:hyperlink r:id="rId166">
+        <w:r>
+          <w:rPr>
+            <w:rStyle w:val="Hyperlink"/>
+          </w:rPr>
+          <w:t xml:space="preserve">Advances in the understanding of Neogene mammalian fauna in the pampean region (Central Argentina) through revising</w:t>
+        </w:r>
+        <w:r>
+          <w:rPr>
+            <w:rStyle w:val="Hyperlink"/>
+          </w:rPr>
+          <w:t xml:space="preserve"> </w:t>
+        </w:r>
+        <w:r>
+          <w:rPr>
+            <w:rStyle w:val="Hyperlink"/>
+          </w:rPr>
+          <w:t xml:space="preserve">“</w:t>
+        </w:r>
+        <w:r>
+          <w:rPr>
+            <w:rStyle w:val="Hyperlink"/>
+          </w:rPr>
+          <w:t xml:space="preserve">biozone</w:t>
+        </w:r>
+        <w:r>
+          <w:rPr>
+            <w:rStyle w:val="Hyperlink"/>
+          </w:rPr>
+          <w:t xml:space="preserve">”</w:t>
+        </w:r>
+        <w:r>
+          <w:rPr>
+            <w:rStyle w:val="Hyperlink"/>
+          </w:rPr>
+          <w:t xml:space="preserve"> </w:t>
+        </w:r>
+        <w:r>
+          <w:rPr>
+            <w:rStyle w:val="Hyperlink"/>
+          </w:rPr>
+          <w:t xml:space="preserve">hypotheses based on new dates and biochronological analyses</w:t>
         </w:r>
       </w:hyperlink>
       <w:r>
-        <w:t xml:space="preserve">. Biological Journal of the Linnean Society. 121:907–922.</w:t>
-      </w:r>
-    </w:p>
-    <w:bookmarkEnd w:id="49"/>
-    <w:bookmarkStart w:id="51" w:name="ref-antoine2021"/>
-    <w:p>
-      <w:pPr>
-        <w:pStyle w:val="Bibliography"/>
-      </w:pPr>
-      <w:r>
-        <w:t xml:space="preserve">Antoine P.-O., Yans J., Castillo A.A., Stutz N., Abello M.A., Adnet S., Custódio M.A., Benites-Palomino A., Billet G., Boivin M., Herrera F., Jaramillo C., Mártinez C., Moreno F., Navarrete R.E., Negri F.R., Parra F., Pujos F., Rage J.-C., Ribeiro A.M., Robinet C., Roddaz M., Tejada-Lara J.V., Varas-Malca R., Ventura Santos R., Salas-Gismondi R., Marivaux L. 2021.</w:t>
-      </w:r>
-      <w:r>
-        <w:t xml:space="preserve"> </w:t>
-      </w:r>
-      <w:hyperlink r:id="rId50">
-        <w:r>
-          <w:rPr>
-            <w:rStyle w:val="Hyperlink"/>
-          </w:rPr>
-          <w:t xml:space="preserve">Biotic community and landscape changes around the Eocene</w:t>
-        </w:r>
-        <w:r>
-          <w:rPr>
-            <w:rStyle w:val="Hyperlink"/>
-          </w:rPr>
-          <w:t xml:space="preserve">Oligocene transition at Shapaja, Peruvian Amazonia: Regional or global drivers?</w:t>
+        <w:t xml:space="preserve">. Ameghiniana 60:465–491.</w:t>
+      </w:r>
+    </w:p>
+    <w:bookmarkEnd w:id="167"/>
+    <w:bookmarkStart w:id="169" w:name="ref-neige2026"/>
+    <w:p>
+      <w:pPr>
+        <w:pStyle w:val="Bibliography"/>
+      </w:pPr>
+      <w:r>
+        <w:t xml:space="preserve">Neige, P., and T. van Tiel. 2026.</w:t>
+      </w:r>
+      <w:r>
+        <w:t xml:space="preserve"> </w:t>
+      </w:r>
+      <w:hyperlink r:id="rId168">
+        <w:r>
+          <w:rPr>
+            <w:rStyle w:val="Hyperlink"/>
+          </w:rPr>
+          <w:t xml:space="preserve">Background extinction due to species specialization? Insights from a high-resolution Jurassic ammonoid case study (Dactylioceratidae)</w:t>
         </w:r>
       </w:hyperlink>
       <w:r>
-        <w:t xml:space="preserve"> Global and Planetary Change. 202:103512.</w:t>
-      </w:r>
-    </w:p>
-    <w:bookmarkEnd w:id="51"/>
-    <w:bookmarkStart w:id="53" w:name="ref-antonelli2009"/>
-    <w:p>
-      <w:pPr>
-        <w:pStyle w:val="Bibliography"/>
-      </w:pPr>
-      <w:r>
-        <w:t xml:space="preserve">Antonelli A., Nylander J.A.A., Persson C., Sanmartín I. 2009.</w:t>
-      </w:r>
-      <w:r>
-        <w:t xml:space="preserve"> </w:t>
-      </w:r>
-      <w:hyperlink r:id="rId52">
-        <w:r>
-          <w:rPr>
-            <w:rStyle w:val="Hyperlink"/>
-          </w:rPr>
-          <w:t xml:space="preserve">Tracing the impact of the andean uplift on neotropical plant evolution</w:t>
+        <w:t xml:space="preserve">. Paleobiology 1–17.</w:t>
+      </w:r>
+    </w:p>
+    <w:bookmarkEnd w:id="169"/>
+    <w:bookmarkStart w:id="171" w:name="ref-ogg2020"/>
+    <w:p>
+      <w:pPr>
+        <w:pStyle w:val="Bibliography"/>
+      </w:pPr>
+      <w:r>
+        <w:t xml:space="preserve">Ogg, J. G. 2020.</w:t>
+      </w:r>
+      <w:r>
+        <w:t xml:space="preserve"> </w:t>
+      </w:r>
+      <w:hyperlink r:id="rId170">
+        <w:r>
+          <w:rPr>
+            <w:rStyle w:val="Hyperlink"/>
+          </w:rPr>
+          <w:t xml:space="preserve">Geomagnetic polarity time scale</w:t>
         </w:r>
       </w:hyperlink>
       <w:r>
-        <w:t xml:space="preserve">. Proceedings of the National Academy of Sciences. 106:9749–9754.</w:t>
-      </w:r>
-    </w:p>
-    <w:bookmarkEnd w:id="53"/>
-    <w:bookmarkStart w:id="55" w:name="ref-balseiro2025"/>
-    <w:p>
-      <w:pPr>
-        <w:pStyle w:val="Bibliography"/>
-      </w:pPr>
-      <w:r>
-        <w:t xml:space="preserve">Balseiro D., Serra F., Bignon A. 2025.</w:t>
-      </w:r>
-      <w:r>
-        <w:t xml:space="preserve"> </w:t>
-      </w:r>
-      <w:hyperlink r:id="rId54">
-        <w:r>
-          <w:rPr>
-            <w:rStyle w:val="Hyperlink"/>
-          </w:rPr>
-          <w:t xml:space="preserve">Extinction drives both expansion and contraction of morphological disparity in trilobites</w:t>
+        <w:t xml:space="preserve">. Pp. 159–192</w:t>
+      </w:r>
+      <w:r>
+        <w:t xml:space="preserve"> </w:t>
+      </w:r>
+      <w:r>
+        <w:rPr>
+          <w:i/>
+          <w:iCs/>
+        </w:rPr>
+        <w:t xml:space="preserve">in</w:t>
+      </w:r>
+      <w:r>
+        <w:t xml:space="preserve">. Elsevier.</w:t>
+      </w:r>
+    </w:p>
+    <w:bookmarkEnd w:id="171"/>
+    <w:bookmarkStart w:id="173" w:name="ref-paiva2026"/>
+    <w:p>
+      <w:pPr>
+        <w:pStyle w:val="Bibliography"/>
+      </w:pPr>
+      <w:r>
+        <w:t xml:space="preserve">Paiva, A. L., P. Godoy, D. dos Santos, M. Langer, and P. Mannion. 2026.</w:t>
+      </w:r>
+      <w:r>
+        <w:t xml:space="preserve"> </w:t>
+      </w:r>
+      <w:hyperlink r:id="rId172">
+        <w:r>
+          <w:rPr>
+            <w:rStyle w:val="Hyperlink"/>
+          </w:rPr>
+          <w:t xml:space="preserve">Phylogenetically-informed estimates of notosuchian (Archosauria, Crocodylomorpha) body size and the challenges of inferring macroevolutionary patterns in extinct groups</w:t>
         </w:r>
       </w:hyperlink>
       <w:r>
-        <w:t xml:space="preserve">. Proceedings B.</w:t>
-      </w:r>
-    </w:p>
-    <w:bookmarkEnd w:id="55"/>
-    <w:bookmarkStart w:id="57" w:name="ref-barnosky2001"/>
-    <w:p>
-      <w:pPr>
-        <w:pStyle w:val="Bibliography"/>
-      </w:pPr>
-      <w:r>
-        <w:t xml:space="preserve">Barnosky A.D. 2001.</w:t>
-      </w:r>
-      <w:r>
-        <w:t xml:space="preserve"> </w:t>
-      </w:r>
-      <w:hyperlink r:id="rId56">
-        <w:r>
-          <w:rPr>
-            <w:rStyle w:val="Hyperlink"/>
-          </w:rPr>
-          <w:t xml:space="preserve">Distinguishing the effects of the red queen and court jester on miocene mammal evolution in the northern rocky mountains</w:t>
+        <w:t xml:space="preserve">. Palaeontology.</w:t>
+      </w:r>
+    </w:p>
+    <w:bookmarkEnd w:id="173"/>
+    <w:bookmarkStart w:id="175" w:name="ref-palazzesi2012"/>
+    <w:p>
+      <w:pPr>
+        <w:pStyle w:val="Bibliography"/>
+      </w:pPr>
+      <w:r>
+        <w:t xml:space="preserve">Palazzesi, L., and V. Barreda. 2012.</w:t>
+      </w:r>
+      <w:r>
+        <w:t xml:space="preserve"> </w:t>
+      </w:r>
+      <w:hyperlink r:id="rId174">
+        <w:r>
+          <w:rPr>
+            <w:rStyle w:val="Hyperlink"/>
+          </w:rPr>
+          <w:t xml:space="preserve">Fossil pollen records reveal a late rise of open-habitat ecosystems in Patagonia</w:t>
         </w:r>
       </w:hyperlink>
       <w:r>
-        <w:t xml:space="preserve">. Journal of Vertebrate Paleontology. 21:172–185.</w:t>
-      </w:r>
-    </w:p>
-    <w:bookmarkEnd w:id="57"/>
-    <w:bookmarkStart w:id="59" w:name="ref-benton1983"/>
-    <w:p>
-      <w:pPr>
-        <w:pStyle w:val="Bibliography"/>
-      </w:pPr>
-      <w:r>
-        <w:t xml:space="preserve">Benton M.J. 1983.</w:t>
-      </w:r>
-      <w:r>
-        <w:t xml:space="preserve"> </w:t>
-      </w:r>
-      <w:hyperlink r:id="rId58">
-        <w:r>
-          <w:rPr>
-            <w:rStyle w:val="Hyperlink"/>
-          </w:rPr>
-          <w:t xml:space="preserve">Macroevolution: Large-scale replacements in the history of life</w:t>
+        <w:t xml:space="preserve">. Nature Communications 3:1294.</w:t>
+      </w:r>
+    </w:p>
+    <w:bookmarkEnd w:id="175"/>
+    <w:bookmarkStart w:id="176" w:name="ref-pascual1996"/>
+    <w:p>
+      <w:pPr>
+        <w:pStyle w:val="Bibliography"/>
+      </w:pPr>
+      <w:r>
+        <w:t xml:space="preserve">Pascual, R., E. Ortiz-Jaureguizar, and J. L. Prado. 1996. Land mammals: Paradigm for cenozoic south american geobiotic evolution.</w:t>
+      </w:r>
+    </w:p>
+    <w:bookmarkEnd w:id="176"/>
+    <w:bookmarkStart w:id="178" w:name="ref-patton2015"/>
+    <w:p>
+      <w:pPr>
+        <w:pStyle w:val="Bibliography"/>
+      </w:pPr>
+      <w:r>
+        <w:t xml:space="preserve">Patton, J. L., U. F. J. Pardiñas, and G. D’Elía. 2015.</w:t>
+      </w:r>
+      <w:r>
+        <w:t xml:space="preserve"> </w:t>
+      </w:r>
+      <w:hyperlink r:id="rId177">
+        <w:r>
+          <w:rPr>
+            <w:rStyle w:val="Hyperlink"/>
+          </w:rPr>
+          <w:t xml:space="preserve">Mammals of South America, Volume 2: Rodents</w:t>
         </w:r>
       </w:hyperlink>
       <w:r>
-        <w:t xml:space="preserve">. Nature. 302:16–17.</w:t>
-      </w:r>
-    </w:p>
-    <w:bookmarkEnd w:id="59"/>
-    <w:bookmarkStart w:id="60" w:name="ref-biknevicius1993"/>
-    <w:p>
-      <w:pPr>
-        <w:pStyle w:val="Bibliography"/>
-      </w:pPr>
-      <w:r>
-        <w:t xml:space="preserve">Biknevicius A.R., Macfarlane D.A., MacPhee R.D.E. 1993. Body size in amblyrhiza inundata (rodentia: Caviomorpha), an extinct megafaunal rodent from the anguilla bank, west indies: Estimates and implications. American Museum Novitates.:1–25.</w:t>
-      </w:r>
-    </w:p>
-    <w:bookmarkEnd w:id="60"/>
-    <w:bookmarkStart w:id="62" w:name="ref-billet2009"/>
-    <w:p>
-      <w:pPr>
-        <w:pStyle w:val="Bibliography"/>
-      </w:pPr>
-      <w:r>
-        <w:t xml:space="preserve">Billet G., Blondel C., Muizon C. de. 2009.</w:t>
-      </w:r>
-      <w:r>
-        <w:t xml:space="preserve"> </w:t>
-      </w:r>
-      <w:hyperlink r:id="rId61">
-        <w:r>
-          <w:rPr>
-            <w:rStyle w:val="Hyperlink"/>
-          </w:rPr>
-          <w:t xml:space="preserve">Dental microwear analysis of notoungulates (mammalia) from salla (late oligocene, bolivia) and discussion on their precocious hypsodonty</w:t>
+        <w:t xml:space="preserve">. University of Chicago Press, Chicago, IL.</w:t>
+      </w:r>
+    </w:p>
+    <w:bookmarkEnd w:id="178"/>
+    <w:bookmarkStart w:id="180" w:name="ref-pérez_new_2010"/>
+    <w:p>
+      <w:pPr>
+        <w:pStyle w:val="Bibliography"/>
+      </w:pPr>
+      <w:r>
+        <w:t xml:space="preserve">Pérez, M. E. 2010.</w:t>
+      </w:r>
+      <w:r>
+        <w:t xml:space="preserve"> </w:t>
+      </w:r>
+      <w:hyperlink r:id="rId179">
+        <w:r>
+          <w:rPr>
+            <w:rStyle w:val="Hyperlink"/>
+          </w:rPr>
+          <w:t xml:space="preserve">A new rodent (cavioidea, hystricognathi) from the middle miocene of patagonia, mandibular homologies, and the origin of the crown group cavioidea sensu stricto</w:t>
         </w:r>
       </w:hyperlink>
       <w:r>
-        <w:t xml:space="preserve">. Palaeogeography, Palaeoclimatology, Palaeoecology. 274:114–124.</w:t>
-      </w:r>
-    </w:p>
-    <w:bookmarkEnd w:id="62"/>
-    <w:bookmarkStart w:id="64" w:name="ref-boivin2024"/>
-    <w:p>
-      <w:pPr>
-        <w:pStyle w:val="Bibliography"/>
-      </w:pPr>
-      <w:r>
-        <w:t xml:space="preserve">Boivin M., Álvarez A., Ercoli M.D., Moyano S.R., Salgado-Ahumada J.S., Tejerina A.M.O., Cassini G.H. 2024.</w:t>
-      </w:r>
-      <w:r>
-        <w:t xml:space="preserve"> </w:t>
-      </w:r>
-      <w:hyperlink r:id="rId63">
-        <w:r>
-          <w:rPr>
-            <w:rStyle w:val="Hyperlink"/>
-          </w:rPr>
-          <w:t xml:space="preserve">Body mass estimation from cheek tooth measurements in extinct caviomorphs (Ctenohystrica, Hystricognathi): the importance of predictor, reference sample and method</w:t>
+        <w:t xml:space="preserve">. Journal of Vertebrate Paleontology 30:1848–1859.</w:t>
+      </w:r>
+    </w:p>
+    <w:bookmarkEnd w:id="180"/>
+    <w:bookmarkStart w:id="182" w:name="ref-rasia_reappraisal_2018"/>
+    <w:p>
+      <w:pPr>
+        <w:pStyle w:val="Bibliography"/>
+      </w:pPr>
+      <w:r>
+        <w:t xml:space="preserve">Rasia, L. L., and A. M. Candela. 2018.</w:t>
+      </w:r>
+      <w:r>
+        <w:t xml:space="preserve"> </w:t>
+      </w:r>
+      <w:hyperlink r:id="rId181">
+        <w:r>
+          <w:rPr>
+            <w:rStyle w:val="Hyperlink"/>
+          </w:rPr>
+          <w:t xml:space="preserve">Reappraisal of the giant caviomorph rodent phoberomys burmeisteri (ameghino, 1886) from the late miocene of northeastern argentina, and the phylogeny and diversity of neoepiblemidae</w:t>
         </w:r>
       </w:hyperlink>
       <w:r>
-        <w:t xml:space="preserve">. Journal of Mammalian Evolution. 31:43.</w:t>
-      </w:r>
-    </w:p>
-    <w:bookmarkEnd w:id="64"/>
-    <w:bookmarkStart w:id="66" w:name="ref-boivin2019"/>
-    <w:p>
-      <w:pPr>
-        <w:pStyle w:val="Bibliography"/>
-      </w:pPr>
-      <w:r>
-        <w:t xml:space="preserve">Boivin M., Marivaux L., Antoine P.-O. 2019.</w:t>
-      </w:r>
-      <w:r>
-        <w:t xml:space="preserve"> </w:t>
-      </w:r>
-      <w:hyperlink r:id="rId65">
-        <w:r>
-          <w:rPr>
-            <w:rStyle w:val="Hyperlink"/>
-          </w:rPr>
-          <w:t xml:space="preserve">L’apport du registre paléogène d’amazonie sur la diversification initiale des caviomorpha (hystricognathi, rodentia): Implications phylogénétiques, macroévolutives et paléobiogéographiques</w:t>
+        <w:t xml:space="preserve">. Historical Biology 30:486–495. Taylor &amp; Francis.</w:t>
+      </w:r>
+    </w:p>
+    <w:bookmarkEnd w:id="182"/>
+    <w:bookmarkStart w:id="184" w:name="ref-rasia_comprehensive_2021"/>
+    <w:p>
+      <w:pPr>
+        <w:pStyle w:val="Bibliography"/>
+      </w:pPr>
+      <w:r>
+        <w:t xml:space="preserve">Rasia, L. L., A. M. Candela, and C. Cañón. 2021.</w:t>
+      </w:r>
+      <w:r>
+        <w:t xml:space="preserve"> </w:t>
+      </w:r>
+      <w:hyperlink r:id="rId183">
+        <w:r>
+          <w:rPr>
+            <w:rStyle w:val="Hyperlink"/>
+          </w:rPr>
+          <w:t xml:space="preserve">Comprehensive total evidence phylogeny of chinchillids (rodentia, caviomorpha): Cheek teeth anatomy and evolution</w:t>
         </w:r>
       </w:hyperlink>
       <w:r>
-        <w:t xml:space="preserve">. Geodiversitas. 41:143–245.</w:t>
-      </w:r>
-    </w:p>
-    <w:bookmarkEnd w:id="66"/>
-    <w:bookmarkStart w:id="68" w:name="ref-boschman2021"/>
-    <w:p>
-      <w:pPr>
-        <w:pStyle w:val="Bibliography"/>
-      </w:pPr>
-      <w:r>
-        <w:t xml:space="preserve">Boschman L.M. 2021.</w:t>
-      </w:r>
-      <w:r>
-        <w:t xml:space="preserve"> </w:t>
-      </w:r>
-      <w:hyperlink r:id="rId67">
-        <w:r>
-          <w:rPr>
-            <w:rStyle w:val="Hyperlink"/>
-          </w:rPr>
-          <w:t xml:space="preserve">Andean mountain building since the late cretaceous: A paleoelevation reconstruction</w:t>
+        <w:t xml:space="preserve">. Journal of Anatomy 239:405–423.</w:t>
+      </w:r>
+    </w:p>
+    <w:bookmarkEnd w:id="184"/>
+    <w:bookmarkStart w:id="186" w:name="ref-rasia2024"/>
+    <w:p>
+      <w:pPr>
+        <w:pStyle w:val="Bibliography"/>
+      </w:pPr>
+      <w:r>
+        <w:t xml:space="preserve">Rasia, L. L., C. I. Montalvo, R. Sostillo, L. Kerber, and R. L. Tomassini. 2024.</w:t>
+      </w:r>
+      <w:r>
+        <w:t xml:space="preserve"> </w:t>
+      </w:r>
+      <w:hyperlink r:id="rId185">
+        <w:r>
+          <w:rPr>
+            <w:rStyle w:val="Hyperlink"/>
+          </w:rPr>
+          <w:t xml:space="preserve">Dinomyid (rodentia, caviomorpha) diversity from the late miocene (chasicoan stage/age) cerro azul formation at the classical arroyo chasicó locality (argentina)</w:t>
         </w:r>
       </w:hyperlink>
       <w:r>
-        <w:t xml:space="preserve">. Earth-Science Reviews. 220:103640.</w:t>
-      </w:r>
-    </w:p>
-    <w:bookmarkEnd w:id="68"/>
-    <w:bookmarkStart w:id="70" w:name="ref-brandoni2016"/>
-    <w:p>
-      <w:pPr>
-        <w:pStyle w:val="Bibliography"/>
-      </w:pPr>
-      <w:r>
-        <w:t xml:space="preserve">Brandoni D., Ruiz L.G., Tejedor M.F., Martin G., Fleagle J.G. 2016.</w:t>
-      </w:r>
-      <w:r>
-        <w:t xml:space="preserve"> </w:t>
-      </w:r>
-      <w:hyperlink r:id="rId69">
-        <w:r>
-          <w:rPr>
-            <w:rStyle w:val="Hyperlink"/>
-          </w:rPr>
-          <w:t xml:space="preserve">Megatherioidea (Mammalia, Xenarthra, Tardigrada) from the Pinturas Formation (Early Miocene), Santa Cruz Province (Argentina) and their chronological implications</w:t>
+        <w:t xml:space="preserve">. Historical Biology 37:1902–1914.</w:t>
+      </w:r>
+    </w:p>
+    <w:bookmarkEnd w:id="186"/>
+    <w:bookmarkStart w:id="188" w:name="ref-rinderknecht2008"/>
+    <w:p>
+      <w:pPr>
+        <w:pStyle w:val="Bibliography"/>
+      </w:pPr>
+      <w:r>
+        <w:t xml:space="preserve">Rinderknecht, A., and R. E. Blanco. 2008.</w:t>
+      </w:r>
+      <w:r>
+        <w:t xml:space="preserve"> </w:t>
+      </w:r>
+      <w:hyperlink r:id="rId187">
+        <w:r>
+          <w:rPr>
+            <w:rStyle w:val="Hyperlink"/>
+          </w:rPr>
+          <w:t xml:space="preserve">The largest fossil rodent</w:t>
         </w:r>
       </w:hyperlink>
       <w:r>
-        <w:t xml:space="preserve">. PalZ. 90:619–628.</w:t>
-      </w:r>
-    </w:p>
-    <w:bookmarkEnd w:id="70"/>
-    <w:bookmarkStart w:id="72" w:name="ref-buffan2025"/>
-    <w:p>
-      <w:pPr>
-        <w:pStyle w:val="Bibliography"/>
-      </w:pPr>
-      <w:r>
-        <w:t xml:space="preserve">Buffan L., Condamine F.L., Stutz N.S., Pujos F., Antoine P.-O., Marivaux L. 2025.</w:t>
-      </w:r>
-      <w:r>
-        <w:t xml:space="preserve"> </w:t>
-      </w:r>
-      <w:hyperlink r:id="rId71">
-        <w:r>
-          <w:rPr>
-            <w:rStyle w:val="Hyperlink"/>
-          </w:rPr>
-          <w:t xml:space="preserve">The fate of south america</w:t>
-        </w:r>
-        <w:r>
-          <w:rPr>
-            <w:rStyle w:val="Hyperlink"/>
-          </w:rPr>
-          <w:t xml:space="preserve">’</w:t>
-        </w:r>
-        <w:r>
-          <w:rPr>
-            <w:rStyle w:val="Hyperlink"/>
-          </w:rPr>
-          <w:t xml:space="preserve">s endemic mammalian fauna in response to the most dramatic cenozoic climate disruption</w:t>
+        <w:t xml:space="preserve">. Proceedings of the Royal Society B: Biological Sciences 275:923–928.</w:t>
+      </w:r>
+    </w:p>
+    <w:bookmarkEnd w:id="188"/>
+    <w:bookmarkStart w:id="190" w:name="ref-robinet2020"/>
+    <w:p>
+      <w:pPr>
+        <w:pStyle w:val="Bibliography"/>
+      </w:pPr>
+      <w:r>
+        <w:t xml:space="preserve">Robinet, C., G. Merceron, A. M. Candela, and L. Marivaux. 2020.</w:t>
+      </w:r>
+      <w:r>
+        <w:t xml:space="preserve"> </w:t>
+      </w:r>
+      <w:hyperlink r:id="rId189">
+        <w:r>
+          <w:rPr>
+            <w:rStyle w:val="Hyperlink"/>
+          </w:rPr>
+          <w:t xml:space="preserve">Dental microwear texture analysis and diet in caviomorphs (rodentia) from the serra do mar atlantic forest (brazil)</w:t>
         </w:r>
       </w:hyperlink>
       <w:r>
-        <w:t xml:space="preserve">. Proceedings of the National Academy of Sciences. 122:e2419520122.</w:t>
-      </w:r>
-    </w:p>
-    <w:bookmarkEnd w:id="72"/>
-    <w:bookmarkStart w:id="74" w:name="ref-burgin2025"/>
-    <w:p>
-      <w:pPr>
-        <w:pStyle w:val="Bibliography"/>
-      </w:pPr>
-      <w:r>
-        <w:t xml:space="preserve">Burgin C.J., Zijlstra J.S., Becker M.A., Handika H., Alston J.M., Widness J., Liphardt S., Huckaby D.G., Upham N.S. 2025.</w:t>
-      </w:r>
-      <w:r>
-        <w:t xml:space="preserve"> </w:t>
-      </w:r>
-      <w:hyperlink r:id="rId73">
-        <w:r>
-          <w:rPr>
-            <w:rStyle w:val="Hyperlink"/>
-          </w:rPr>
-          <w:t xml:space="preserve">How many mammal species are there now? Updates and trends in taxonomic, nomenclatural, and geographic knowledge</w:t>
+        <w:t xml:space="preserve">. Journal of Mammalogy 101:386–402.</w:t>
+      </w:r>
+    </w:p>
+    <w:bookmarkEnd w:id="190"/>
+    <w:bookmarkStart w:id="192" w:name="ref-salas-gismondi2015"/>
+    <w:p>
+      <w:pPr>
+        <w:pStyle w:val="Bibliography"/>
+      </w:pPr>
+      <w:r>
+        <w:t xml:space="preserve">Salas-Gismondi, R., J. J. Flynn, P. Baby, J. V. Tejada-Lara, F. P. Wesselingh, and P.-O. Antoine. 2015.</w:t>
+      </w:r>
+      <w:r>
+        <w:t xml:space="preserve"> </w:t>
+      </w:r>
+      <w:hyperlink r:id="rId191">
+        <w:r>
+          <w:rPr>
+            <w:rStyle w:val="Hyperlink"/>
+          </w:rPr>
+          <w:t xml:space="preserve">A miocene hyperdiverse crocodylian community reveals peculiar trophic dynamics in proto-amazonian mega-wetlands</w:t>
         </w:r>
       </w:hyperlink>
       <w:r>
-        <w:t xml:space="preserve">.</w:t>
-      </w:r>
-    </w:p>
-    <w:bookmarkEnd w:id="74"/>
-    <w:bookmarkStart w:id="75" w:name="ref-candela2005"/>
-    <w:p>
-      <w:pPr>
-        <w:pStyle w:val="Bibliography"/>
-      </w:pPr>
-      <w:r>
-        <w:t xml:space="preserve">Candela A.M. 2005. Los roedores del mesopotamiense (mioceno tardí</w:t>
-      </w:r>
-      <w:r>
-        <w:softHyphen/>
-      </w:r>
-      <w:r>
-        <w:t xml:space="preserve">o, formación ituzaingó) de la provincia de entre rí</w:t>
-      </w:r>
-      <w:r>
-        <w:softHyphen/>
-      </w:r>
-      <w:r>
-        <w:t xml:space="preserve">os (argentina). Temas de la Biodiversidad del Litoral fluvial argentino II.:37–48.</w:t>
-      </w:r>
-    </w:p>
-    <w:bookmarkEnd w:id="75"/>
-    <w:bookmarkStart w:id="77" w:name="ref-candela2013"/>
-    <w:p>
-      <w:pPr>
-        <w:pStyle w:val="Bibliography"/>
-      </w:pPr>
-      <w:r>
-        <w:t xml:space="preserve">Candela A.M., Cassini G.H., Nasif N.L. 2013.</w:t>
-      </w:r>
-      <w:r>
-        <w:t xml:space="preserve"> </w:t>
-      </w:r>
-      <w:hyperlink r:id="rId76">
-        <w:r>
-          <w:rPr>
-            <w:rStyle w:val="Hyperlink"/>
-          </w:rPr>
-          <w:t xml:space="preserve">Fractal dimension and cheek teeth crown complexity in the giant rodent eumegamys paranensis</w:t>
+        <w:t xml:space="preserve">. Proceedings of the Royal Society B: Biological Sciences 282:20142490.</w:t>
+      </w:r>
+    </w:p>
+    <w:bookmarkEnd w:id="192"/>
+    <w:bookmarkStart w:id="194" w:name="ref-sánchez-villagra2003"/>
+    <w:p>
+      <w:pPr>
+        <w:pStyle w:val="Bibliography"/>
+      </w:pPr>
+      <w:r>
+        <w:t xml:space="preserve">Sánchez-Villagra, M. R., O. Aguilera, and I. Horovitz. 2003.</w:t>
+      </w:r>
+      <w:r>
+        <w:t xml:space="preserve"> </w:t>
+      </w:r>
+      <w:hyperlink r:id="rId193">
+        <w:r>
+          <w:rPr>
+            <w:rStyle w:val="Hyperlink"/>
+          </w:rPr>
+          <w:t xml:space="preserve">The anatomy of the world’s largest extinct rodent</w:t>
         </w:r>
       </w:hyperlink>
       <w:r>
-        <w:t xml:space="preserve">. Lethaia. 46:369–377.</w:t>
-      </w:r>
-    </w:p>
-    <w:bookmarkEnd w:id="77"/>
-    <w:bookmarkStart w:id="79" w:name="ref-carrillo_giant_2015"/>
-    <w:p>
-      <w:pPr>
-        <w:pStyle w:val="Bibliography"/>
-      </w:pPr>
-      <w:r>
-        <w:t xml:space="preserve">Carrillo J.D., Sánchez-Villagra M.R. 2015.</w:t>
-      </w:r>
-      <w:r>
-        <w:t xml:space="preserve"> </w:t>
-      </w:r>
-      <w:hyperlink r:id="rId78">
-        <w:r>
-          <w:rPr>
-            <w:rStyle w:val="Hyperlink"/>
-          </w:rPr>
-          <w:t xml:space="preserve">Giant rodents from the neotropics: Diversity and dental variation of late miocene neoepiblemid remains from urumaco, venezuela</w:t>
+        <w:t xml:space="preserve">. Science 301:1708–1710.</w:t>
+      </w:r>
+    </w:p>
+    <w:bookmarkEnd w:id="194"/>
+    <w:bookmarkStart w:id="196" w:name="ref-silvestro2015"/>
+    <w:p>
+      <w:pPr>
+        <w:pStyle w:val="Bibliography"/>
+      </w:pPr>
+      <w:r>
+        <w:t xml:space="preserve">Silvestro, D., A. Antonelli, N. Salamin, and T. B. Quental. 2015.</w:t>
+      </w:r>
+      <w:r>
+        <w:t xml:space="preserve"> </w:t>
+      </w:r>
+      <w:hyperlink r:id="rId195">
+        <w:r>
+          <w:rPr>
+            <w:rStyle w:val="Hyperlink"/>
+          </w:rPr>
+          <w:t xml:space="preserve">The role of clade competition in the diversification of North American canids</w:t>
         </w:r>
       </w:hyperlink>
       <w:r>
-        <w:t xml:space="preserve">. Paläontol Z. 89:1057–1071.</w:t>
-      </w:r>
-    </w:p>
-    <w:bookmarkEnd w:id="79"/>
-    <w:bookmarkStart w:id="80" w:name="ref-carrillo"/>
-    <w:p>
-      <w:pPr>
-        <w:pStyle w:val="Bibliography"/>
-      </w:pPr>
-      <w:r>
-        <w:t xml:space="preserve">Carrillo J.D., Torres Jiménez M.F., Urrea-Barreto F.J., Antonelli A., Bacon C., Faurby S., Silvestro D. Decoupled diversity and disparity after faunistic turnover in caviomorph rodents.</w:t>
-      </w:r>
-    </w:p>
-    <w:bookmarkEnd w:id="80"/>
-    <w:bookmarkStart w:id="82" w:name="ref-clavel2017"/>
-    <w:p>
-      <w:pPr>
-        <w:pStyle w:val="Bibliography"/>
-      </w:pPr>
-      <w:r>
-        <w:t xml:space="preserve">Clavel J., Morlon H. 2017.</w:t>
-      </w:r>
-      <w:r>
-        <w:t xml:space="preserve"> </w:t>
-      </w:r>
-      <w:hyperlink r:id="rId81">
-        <w:r>
-          <w:rPr>
-            <w:rStyle w:val="Hyperlink"/>
-          </w:rPr>
-          <w:t xml:space="preserve">Accelerated body size evolution during cold climatic periods in the cenozoic</w:t>
+        <w:t xml:space="preserve">. Proceedings of the National Academy of Sciences 112:8684–8689.</w:t>
+      </w:r>
+    </w:p>
+    <w:bookmarkEnd w:id="196"/>
+    <w:bookmarkStart w:id="198" w:name="ref-silvestro2019"/>
+    <w:p>
+      <w:pPr>
+        <w:pStyle w:val="Bibliography"/>
+      </w:pPr>
+      <w:r>
+        <w:t xml:space="preserve">Silvestro, D., N. Salamin, A. Antonelli, and X. Meyer. 2019.</w:t>
+      </w:r>
+      <w:r>
+        <w:t xml:space="preserve"> </w:t>
+      </w:r>
+      <w:hyperlink r:id="rId197">
+        <w:r>
+          <w:rPr>
+            <w:rStyle w:val="Hyperlink"/>
+          </w:rPr>
+          <w:t xml:space="preserve">Improved estimation of macroevolutionary rates from fossil data using a Bayesian framework</w:t>
         </w:r>
       </w:hyperlink>
       <w:r>
-        <w:t xml:space="preserve">. Proceedings of the National Academy of Sciences. 114:4183–4188.</w:t>
-      </w:r>
-    </w:p>
-    <w:bookmarkEnd w:id="82"/>
-    <w:bookmarkStart w:id="84" w:name="ref-cohen2025"/>
-    <w:p>
-      <w:pPr>
-        <w:pStyle w:val="Bibliography"/>
-      </w:pPr>
-      <w:r>
-        <w:t xml:space="preserve">Cohen K., Harper D., Gibbard P., Car N. 2025.</w:t>
-      </w:r>
-      <w:r>
-        <w:t xml:space="preserve"> </w:t>
-      </w:r>
-      <w:hyperlink r:id="rId83">
-        <w:r>
-          <w:rPr>
-            <w:rStyle w:val="Hyperlink"/>
-          </w:rPr>
-          <w:t xml:space="preserve">The ICS international chronostratigraphic chart this decade</w:t>
+        <w:t xml:space="preserve">. Paleobiology 45:546–570.</w:t>
+      </w:r>
+    </w:p>
+    <w:bookmarkEnd w:id="198"/>
+    <w:bookmarkStart w:id="200" w:name="ref-silvestro2014"/>
+    <w:p>
+      <w:pPr>
+        <w:pStyle w:val="Bibliography"/>
+      </w:pPr>
+      <w:r>
+        <w:t xml:space="preserve">Silvestro, D., N. Salamin, and J. Schnitzler. 2014.</w:t>
+      </w:r>
+      <w:r>
+        <w:t xml:space="preserve"> </w:t>
+      </w:r>
+      <w:hyperlink r:id="rId199">
+        <w:r>
+          <w:rPr>
+            <w:rStyle w:val="Hyperlink"/>
+          </w:rPr>
+          <w:t xml:space="preserve">PyRate: a new program to estimate speciation and extinction rates from incomplete fossil data</w:t>
         </w:r>
       </w:hyperlink>
       <w:r>
-        <w:t xml:space="preserve">. Episodes Journal of International Geoscience. 48:105–115.</w:t>
-      </w:r>
-    </w:p>
-    <w:bookmarkEnd w:id="84"/>
-    <w:bookmarkStart w:id="86" w:name="ref-condamine2018"/>
-    <w:p>
-      <w:pPr>
-        <w:pStyle w:val="Bibliography"/>
-      </w:pPr>
-      <w:r>
-        <w:t xml:space="preserve">Condamine F.L., Rolland J., Höhna S., Sperling F.A.H., Sanmartín I. 2018.</w:t>
-      </w:r>
-      <w:r>
-        <w:t xml:space="preserve"> </w:t>
-      </w:r>
-      <w:hyperlink r:id="rId85">
-        <w:r>
-          <w:rPr>
-            <w:rStyle w:val="Hyperlink"/>
-          </w:rPr>
-          <w:t xml:space="preserve">Testing the role of the red queen and court jester as drivers of the macroevolution of apollo butterflies</w:t>
-        </w:r>
-      </w:hyperlink>
-      <w:r>
-        <w:t xml:space="preserve">. Systematic Biology. 67:940–964.</w:t>
-      </w:r>
-    </w:p>
-    <w:bookmarkEnd w:id="86"/>
-    <w:bookmarkStart w:id="88" w:name="ref-condamine2019"/>
-    <w:p>
-      <w:pPr>
-        <w:pStyle w:val="Bibliography"/>
-      </w:pPr>
-      <w:r>
-        <w:t xml:space="preserve">Condamine F.L., Rolland J., Morlon H. 2019.</w:t>
-      </w:r>
-      <w:r>
-        <w:t xml:space="preserve"> </w:t>
-      </w:r>
-      <w:hyperlink r:id="rId87">
-        <w:r>
-          <w:rPr>
-            <w:rStyle w:val="Hyperlink"/>
-          </w:rPr>
-          <w:t xml:space="preserve">Assessing the causes of diversification slowdowns: temperature-dependent and diversity-dependent models receive equivalent support</w:t>
-        </w:r>
-      </w:hyperlink>
-      <w:r>
-        <w:t xml:space="preserve">. Ecology Letters. 22:1900–1912.</w:t>
-      </w:r>
-    </w:p>
-    <w:bookmarkEnd w:id="88"/>
-    <w:bookmarkStart w:id="90" w:name="ref-condamine2020"/>
-    <w:p>
-      <w:pPr>
-        <w:pStyle w:val="Bibliography"/>
-      </w:pPr>
-      <w:r>
-        <w:t xml:space="preserve">Condamine F.L., Silvestro D., Koppelhus E.B., Antonelli A. 2020.</w:t>
-      </w:r>
-      <w:r>
-        <w:t xml:space="preserve"> </w:t>
-      </w:r>
-      <w:hyperlink r:id="rId89">
-        <w:r>
-          <w:rPr>
-            <w:rStyle w:val="Hyperlink"/>
-          </w:rPr>
-          <w:t xml:space="preserve">The rise of angiosperms pushed conifers to decline during global cooling</w:t>
-        </w:r>
-      </w:hyperlink>
-      <w:r>
-        <w:t xml:space="preserve">. Proceedings of the National Academy of Sciences. 117:28867–28875.</w:t>
-      </w:r>
-    </w:p>
-    <w:bookmarkEnd w:id="90"/>
-    <w:bookmarkStart w:id="92" w:name="ref-cooper2025"/>
-    <w:p>
-      <w:pPr>
-        <w:pStyle w:val="Bibliography"/>
-      </w:pPr>
-      <w:r>
-        <w:t xml:space="preserve">Cooper R.B., Allen B.J., Silvestro D. 2025.</w:t>
-      </w:r>
-      <w:r>
-        <w:t xml:space="preserve"> </w:t>
-      </w:r>
-      <w:hyperlink r:id="rId91">
-        <w:r>
-          <w:rPr>
-            <w:rStyle w:val="Hyperlink"/>
-          </w:rPr>
-          <w:t xml:space="preserve">DeepDiveR</w:t>
-        </w:r>
-        <w:r>
-          <w:rPr>
-            <w:rStyle w:val="Hyperlink"/>
-          </w:rPr>
-          <w:t xml:space="preserve">A software for deep learning estimation of palaeodiversity from fossil occurrences</w:t>
-        </w:r>
-      </w:hyperlink>
-      <w:r>
-        <w:t xml:space="preserve">. Methods in Ecology and Evolution. 16:1923–1934.</w:t>
-      </w:r>
-    </w:p>
-    <w:bookmarkEnd w:id="92"/>
-    <w:bookmarkStart w:id="94" w:name="ref-cooper2024"/>
-    <w:p>
-      <w:pPr>
-        <w:pStyle w:val="Bibliography"/>
-      </w:pPr>
-      <w:r>
-        <w:t xml:space="preserve">Cooper R.B., Flannery-Sutherland J.T., Silvestro D. 2024.</w:t>
-      </w:r>
-      <w:r>
-        <w:t xml:space="preserve"> </w:t>
-      </w:r>
-      <w:hyperlink r:id="rId93">
-        <w:r>
-          <w:rPr>
-            <w:rStyle w:val="Hyperlink"/>
-          </w:rPr>
-          <w:t xml:space="preserve">DeepDive: estimating global biodiversity patterns through time using deep learning</w:t>
-        </w:r>
-      </w:hyperlink>
-      <w:r>
-        <w:t xml:space="preserve">. Nature Communications. 15:4199.</w:t>
-      </w:r>
-    </w:p>
-    <w:bookmarkEnd w:id="94"/>
-    <w:bookmarkStart w:id="96" w:name="ref-cuitiño2021"/>
-    <w:p>
-      <w:pPr>
-        <w:pStyle w:val="Bibliography"/>
-      </w:pPr>
-      <w:r>
-        <w:t xml:space="preserve">Cuitiño J.I., Sol Raigemborn M., Susana Bargo M., Vizcaíno S.F., Muñoz N.A., Kohn M.J., Kay R.F. 2021.</w:t>
-      </w:r>
-      <w:r>
-        <w:t xml:space="preserve"> </w:t>
-      </w:r>
-      <w:hyperlink r:id="rId95">
-        <w:r>
-          <w:rPr>
-            <w:rStyle w:val="Hyperlink"/>
-          </w:rPr>
-          <w:t xml:space="preserve">Insights on the controls on floodplain-dominated fluvial successions: A perspective from the early</w:t>
-        </w:r>
-        <w:r>
-          <w:rPr>
-            <w:rStyle w:val="Hyperlink"/>
-          </w:rPr>
-          <w:t xml:space="preserve">middle miocene santa cruz formation in río chalía (patagonia, argentina)</w:t>
-        </w:r>
-      </w:hyperlink>
-      <w:r>
-        <w:t xml:space="preserve">. Journal of the Geological Society. 178:jgs2020–188.</w:t>
-      </w:r>
-    </w:p>
-    <w:bookmarkEnd w:id="96"/>
-    <w:bookmarkStart w:id="98" w:name="ref-dacunha2023"/>
-    <w:p>
-      <w:pPr>
-        <w:pStyle w:val="Bibliography"/>
-      </w:pPr>
-      <w:r>
-        <w:t xml:space="preserve">Da Cunha L., Viñola-López L.W., MacPhee R.D.E., Kerber L., Vélez-Juarbe J., Antoine P.-O., Boivin M., Hautier L., Lebrun R., Marivaux L., Fabre P.-H. 2023.</w:t>
-      </w:r>
-      <w:r>
-        <w:t xml:space="preserve"> </w:t>
-      </w:r>
-      <w:hyperlink r:id="rId97">
-        <w:r>
-          <w:rPr>
-            <w:rStyle w:val="Hyperlink"/>
-          </w:rPr>
-          <w:t xml:space="preserve">The inner ear of caviomorph rodents: Phylogenetic implications and application to extinct West Indian taxa</w:t>
-        </w:r>
-      </w:hyperlink>
-      <w:r>
-        <w:t xml:space="preserve">. Journal of Mammalian Evolution. 30:1155–1176.</w:t>
-      </w:r>
-    </w:p>
-    <w:bookmarkEnd w:id="98"/>
-    <w:bookmarkStart w:id="100" w:name="ref-damuth1993"/>
-    <w:p>
-      <w:pPr>
-        <w:pStyle w:val="Bibliography"/>
-      </w:pPr>
-      <w:r>
-        <w:t xml:space="preserve">Damuth J. 1993.</w:t>
-      </w:r>
-      <w:r>
-        <w:t xml:space="preserve"> </w:t>
-      </w:r>
-      <w:hyperlink r:id="rId99">
-        <w:r>
-          <w:rPr>
-            <w:rStyle w:val="Hyperlink"/>
-          </w:rPr>
-          <w:t xml:space="preserve">Cope’s rule, the island rule and the scaling of mammalian population density</w:t>
-        </w:r>
-      </w:hyperlink>
-      <w:r>
-        <w:t xml:space="preserve">. Nature. 365:748–750.</w:t>
-      </w:r>
-    </w:p>
-    <w:bookmarkEnd w:id="100"/>
-    <w:bookmarkStart w:id="102" w:name="ref-damuth2011"/>
-    <w:p>
-      <w:pPr>
-        <w:pStyle w:val="Bibliography"/>
-      </w:pPr>
-      <w:r>
-        <w:t xml:space="preserve">Damuth J., Janis C.M. 2011.</w:t>
-      </w:r>
-      <w:r>
-        <w:t xml:space="preserve"> </w:t>
-      </w:r>
-      <w:hyperlink r:id="rId101">
-        <w:r>
-          <w:rPr>
-            <w:rStyle w:val="Hyperlink"/>
-          </w:rPr>
-          <w:t xml:space="preserve">On the relationship between hypsodonty and feeding ecology in ungulate mammals, and its utility in palaeoecology</w:t>
-        </w:r>
-      </w:hyperlink>
-      <w:r>
-        <w:t xml:space="preserve">. Biological Reviews. 86:733–758.</w:t>
-      </w:r>
-    </w:p>
-    <w:bookmarkEnd w:id="102"/>
-    <w:bookmarkStart w:id="104" w:name="ref-drury2016"/>
-    <w:p>
-      <w:pPr>
-        <w:pStyle w:val="Bibliography"/>
-      </w:pPr>
-      <w:r>
-        <w:t xml:space="preserve">Drury J., Clavel J., Manceau M., Morlon H. 2016.</w:t>
-      </w:r>
-      <w:r>
-        <w:t xml:space="preserve"> </w:t>
-      </w:r>
-      <w:hyperlink r:id="rId103">
-        <w:r>
-          <w:rPr>
-            <w:rStyle w:val="Hyperlink"/>
-          </w:rPr>
-          <w:t xml:space="preserve">Estimating the effect of competition on trait evolution using maximum likelihood inference</w:t>
-        </w:r>
-      </w:hyperlink>
-      <w:r>
-        <w:t xml:space="preserve">. Systematic Biology. 65:700–710.</w:t>
-      </w:r>
-    </w:p>
-    <w:bookmarkEnd w:id="104"/>
-    <w:bookmarkStart w:id="106" w:name="ref-dunn2013"/>
-    <w:p>
-      <w:pPr>
-        <w:pStyle w:val="Bibliography"/>
-      </w:pPr>
-      <w:r>
-        <w:t xml:space="preserve">Dunn R.E., Madden R.H., Kohn M.J., Schmitz M.D., Strömberg C.A.E., Carlini A.A., Ré G.H., Crowley J. 2013.</w:t>
-      </w:r>
-      <w:r>
-        <w:t xml:space="preserve"> </w:t>
-      </w:r>
-      <w:hyperlink r:id="rId105">
-        <w:r>
-          <w:rPr>
-            <w:rStyle w:val="Hyperlink"/>
-          </w:rPr>
-          <w:t xml:space="preserve">A new chronology for middle eocene</w:t>
-        </w:r>
-        <w:r>
-          <w:rPr>
-            <w:rStyle w:val="Hyperlink"/>
-          </w:rPr>
-          <w:t xml:space="preserve">early miocene south american land mammal ages</w:t>
-        </w:r>
-      </w:hyperlink>
-      <w:r>
-        <w:t xml:space="preserve">. GSA Bulletin. 125:539–555.</w:t>
-      </w:r>
-    </w:p>
-    <w:bookmarkEnd w:id="106"/>
-    <w:bookmarkStart w:id="108" w:name="ref-esteve2025"/>
-    <w:p>
-      <w:pPr>
-        <w:pStyle w:val="Bibliography"/>
-      </w:pPr>
-      <w:r>
-        <w:t xml:space="preserve">Esteve J. 2025.</w:t>
-      </w:r>
-      <w:r>
-        <w:t xml:space="preserve"> </w:t>
-      </w:r>
-      <w:hyperlink r:id="rId107">
-        <w:r>
-          <w:rPr>
-            <w:rStyle w:val="Hyperlink"/>
-          </w:rPr>
-          <w:t xml:space="preserve">When extinction expands morphospace: Lessons from trilobites</w:t>
-        </w:r>
-      </w:hyperlink>
-      <w:r>
-        <w:t xml:space="preserve">. Proceedings of the Royal Society B: Biological Sciences. 292:20252245.</w:t>
-      </w:r>
-    </w:p>
-    <w:bookmarkEnd w:id="108"/>
-    <w:bookmarkStart w:id="110" w:name="ref-etienne2011"/>
-    <w:p>
-      <w:pPr>
-        <w:pStyle w:val="Bibliography"/>
-      </w:pPr>
-      <w:r>
-        <w:t xml:space="preserve">Etienne R.S., Haegeman B., Stadler T., Aze T., Pearson P.N., Purvis A., Phillimore A.B. 2011.</w:t>
-      </w:r>
-      <w:r>
-        <w:t xml:space="preserve"> </w:t>
-      </w:r>
-      <w:hyperlink r:id="rId109">
-        <w:r>
-          <w:rPr>
-            <w:rStyle w:val="Hyperlink"/>
-          </w:rPr>
-          <w:t xml:space="preserve">Diversity-dependence brings molecular phylogenies closer to agreement with the fossil record</w:t>
-        </w:r>
-      </w:hyperlink>
-      <w:r>
-        <w:t xml:space="preserve">. Proceedings of the Royal Society B: Biological Sciences. 279:1300–1309.</w:t>
-      </w:r>
-    </w:p>
-    <w:bookmarkEnd w:id="110"/>
-    <w:bookmarkStart w:id="112" w:name="ref-faurby2016"/>
-    <w:p>
-      <w:pPr>
-        <w:pStyle w:val="Bibliography"/>
-      </w:pPr>
-      <w:r>
-        <w:t xml:space="preserve">Faurby S., Svenning J.-C. 2016.</w:t>
-      </w:r>
-      <w:r>
-        <w:t xml:space="preserve"> </w:t>
-      </w:r>
-      <w:hyperlink r:id="rId111">
-        <w:r>
-          <w:rPr>
-            <w:rStyle w:val="Hyperlink"/>
-          </w:rPr>
-          <w:t xml:space="preserve">Resurrection of the island rule: Human-driven extinctions have obscured a basic evolutionary pattern</w:t>
-        </w:r>
-      </w:hyperlink>
-      <w:r>
-        <w:t xml:space="preserve">. The American Naturalist. 187:812–820.</w:t>
-      </w:r>
-    </w:p>
-    <w:bookmarkEnd w:id="112"/>
-    <w:bookmarkStart w:id="114" w:name="ref-fernicola2019"/>
-    <w:p>
-      <w:pPr>
-        <w:pStyle w:val="Bibliography"/>
-      </w:pPr>
-      <w:r>
-        <w:t xml:space="preserve">Fernicola J.C., Vizcaíno S.F., Bargo M.S., Kay R.F., Cuitiño J.I. 2019.</w:t>
-      </w:r>
-      <w:r>
-        <w:t xml:space="preserve"> </w:t>
-      </w:r>
-      <w:hyperlink r:id="rId113">
-        <w:r>
-          <w:rPr>
-            <w:rStyle w:val="Hyperlink"/>
-          </w:rPr>
-          <w:t xml:space="preserve">Analysis of the Early</w:t>
-        </w:r>
-        <w:r>
-          <w:rPr>
-            <w:rStyle w:val="Hyperlink"/>
-          </w:rPr>
-          <w:t xml:space="preserve">Middle Miocene mammal associations at the río Santa Cruz (Patagonia, Argentina)</w:t>
-        </w:r>
-      </w:hyperlink>
-      <w:r>
-        <w:t xml:space="preserve">. Publicación Electrónica de la Asociación Paleontológica Argentina. 19.</w:t>
-      </w:r>
-    </w:p>
-    <w:bookmarkEnd w:id="114"/>
-    <w:bookmarkStart w:id="116" w:name="ref-flannery-sutherland2022"/>
-    <w:p>
-      <w:pPr>
-        <w:pStyle w:val="Bibliography"/>
-      </w:pPr>
-      <w:r>
-        <w:t xml:space="preserve">Flannery-Sutherland J.T., Silvestro D., Benton M.J. 2022.</w:t>
-      </w:r>
-      <w:r>
-        <w:t xml:space="preserve"> </w:t>
-      </w:r>
-      <w:hyperlink r:id="rId115">
-        <w:r>
-          <w:rPr>
-            <w:rStyle w:val="Hyperlink"/>
-          </w:rPr>
-          <w:t xml:space="preserve">Global diversity dynamics in the fossil record are regionally heterogeneous</w:t>
-        </w:r>
-      </w:hyperlink>
-      <w:r>
-        <w:t xml:space="preserve">. Nature Communications. 13:2751.</w:t>
-      </w:r>
-    </w:p>
-    <w:bookmarkEnd w:id="116"/>
-    <w:bookmarkStart w:id="118" w:name="ref-foote1993"/>
-    <w:p>
-      <w:pPr>
-        <w:pStyle w:val="Bibliography"/>
-      </w:pPr>
-      <w:r>
-        <w:t xml:space="preserve">Foote M. 1993.</w:t>
-      </w:r>
-      <w:r>
-        <w:t xml:space="preserve"> </w:t>
-      </w:r>
-      <w:hyperlink r:id="rId117">
-        <w:r>
-          <w:rPr>
-            <w:rStyle w:val="Hyperlink"/>
-          </w:rPr>
-          <w:t xml:space="preserve">Discordance and concordance between morphological and taxonomic diversity</w:t>
-        </w:r>
-      </w:hyperlink>
-      <w:r>
-        <w:t xml:space="preserve">. Paleobiology. 19:185–204.</w:t>
-      </w:r>
-    </w:p>
-    <w:bookmarkEnd w:id="118"/>
-    <w:bookmarkStart w:id="120" w:name="ref-foote1997"/>
-    <w:p>
-      <w:pPr>
-        <w:pStyle w:val="Bibliography"/>
-      </w:pPr>
-      <w:r>
-        <w:t xml:space="preserve">Foote M. 1997.</w:t>
-      </w:r>
-      <w:r>
-        <w:t xml:space="preserve"> </w:t>
-      </w:r>
-      <w:hyperlink r:id="rId119">
-        <w:r>
-          <w:rPr>
-            <w:rStyle w:val="Hyperlink"/>
-          </w:rPr>
-          <w:t xml:space="preserve">The Evolution of Morphological Diversity</w:t>
-        </w:r>
-      </w:hyperlink>
-      <w:r>
-        <w:t xml:space="preserve">. Annual Review of Ecology, Evolution, and Systematics. 28:129–152.</w:t>
-      </w:r>
-    </w:p>
-    <w:bookmarkEnd w:id="120"/>
-    <w:bookmarkStart w:id="122" w:name="ref-guayasamin2024"/>
-    <w:p>
-      <w:pPr>
-        <w:pStyle w:val="Bibliography"/>
-      </w:pPr>
-      <w:r>
-        <w:t xml:space="preserve">Guayasamin J.M., Ribas C.C., Carnaval A.C., Carrillo J.D., Hoorn C., Lohmann L.G., Riff D., Ulloa Ulloa C., Albert J.S. 2024.</w:t>
-      </w:r>
-      <w:r>
-        <w:t xml:space="preserve"> </w:t>
-      </w:r>
-      <w:hyperlink r:id="rId121">
-        <w:r>
-          <w:rPr>
-            <w:rStyle w:val="Hyperlink"/>
-          </w:rPr>
-          <w:t xml:space="preserve">Evolution of Amazonian biodiversity: A review</w:t>
-        </w:r>
-      </w:hyperlink>
-      <w:r>
-        <w:t xml:space="preserve">. Acta Amazonica. 54:e54bc21360.</w:t>
-      </w:r>
-    </w:p>
-    <w:bookmarkEnd w:id="122"/>
-    <w:bookmarkStart w:id="124" w:name="ref-hagen2018"/>
-    <w:p>
-      <w:pPr>
-        <w:pStyle w:val="Bibliography"/>
-      </w:pPr>
-      <w:r>
-        <w:t xml:space="preserve">Hagen O., Andermann T., Quental T.B., Antonelli A., Silvestro D. 2018.</w:t>
-      </w:r>
-      <w:r>
-        <w:t xml:space="preserve"> </w:t>
-      </w:r>
-      <w:hyperlink r:id="rId123">
-        <w:r>
-          <w:rPr>
-            <w:rStyle w:val="Hyperlink"/>
-          </w:rPr>
-          <w:t xml:space="preserve">Estimating age-dependent extinction: Contrasting evidence from fossils and phylogenies</w:t>
-        </w:r>
-      </w:hyperlink>
-      <w:r>
-        <w:t xml:space="preserve">. Systematic Biology. 67:458–474.</w:t>
-      </w:r>
-    </w:p>
-    <w:bookmarkEnd w:id="124"/>
-    <w:bookmarkStart w:id="126" w:name="ref-hauffe2024"/>
-    <w:p>
-      <w:pPr>
-        <w:pStyle w:val="Bibliography"/>
-      </w:pPr>
-      <w:r>
-        <w:t xml:space="preserve">Hauffe T., Cantalapiedra J.L., Silvestro D. 2024.</w:t>
-      </w:r>
-      <w:r>
-        <w:t xml:space="preserve"> </w:t>
-      </w:r>
-      <w:hyperlink r:id="rId125">
-        <w:r>
-          <w:rPr>
-            <w:rStyle w:val="Hyperlink"/>
-          </w:rPr>
-          <w:t xml:space="preserve">Trait-mediated speciation and human-driven extinctions in proboscideans revealed by unsupervised bayesian neural networks</w:t>
-        </w:r>
-      </w:hyperlink>
-      <w:r>
-        <w:t xml:space="preserve">. Science Advances. 10:eadl2643.</w:t>
-      </w:r>
-    </w:p>
-    <w:bookmarkEnd w:id="126"/>
-    <w:bookmarkStart w:id="128" w:name="ref-hernández2005"/>
-    <w:p>
-      <w:pPr>
-        <w:pStyle w:val="Bibliography"/>
-      </w:pPr>
-      <w:r>
-        <w:t xml:space="preserve">Hernández R.M., Jordan T.E., Dalenz Farjat A., Echavarría L., Idleman B.D., Reynolds J.H. 2005.</w:t>
-      </w:r>
-      <w:r>
-        <w:t xml:space="preserve"> </w:t>
-      </w:r>
-      <w:hyperlink r:id="rId127">
-        <w:r>
-          <w:rPr>
-            <w:rStyle w:val="Hyperlink"/>
-          </w:rPr>
-          <w:t xml:space="preserve">Age, distribution, tectonics, and eustatic controls of the paranense and caribbean marine transgressions in southern bolivia and argentina</w:t>
-        </w:r>
-      </w:hyperlink>
-      <w:r>
-        <w:t xml:space="preserve">. Journal of South American Earth Sciences. 19:495–512.</w:t>
-      </w:r>
-    </w:p>
-    <w:bookmarkEnd w:id="128"/>
-    <w:bookmarkStart w:id="129" w:name="ref-homerocamacho1967"/>
-    <w:p>
-      <w:pPr>
-        <w:pStyle w:val="Bibliography"/>
-      </w:pPr>
-      <w:r>
-        <w:t xml:space="preserve">Homero Camacho H. 1967. Las transgresiones del cretácico superior y terciario de la argentina. Revista de la Asociación Geológica Argentina. 22:253–280.</w:t>
-      </w:r>
-    </w:p>
-    <w:bookmarkEnd w:id="129"/>
-    <w:bookmarkStart w:id="131" w:name="ref-hoorn2022"/>
-    <w:p>
-      <w:pPr>
-        <w:pStyle w:val="Bibliography"/>
-      </w:pPr>
-      <w:r>
-        <w:t xml:space="preserve">Hoorn C., Boschman L.M., Kukla T., Sciumbata M., Val P. 2022.</w:t>
-      </w:r>
-      <w:r>
-        <w:t xml:space="preserve"> </w:t>
-      </w:r>
-      <w:hyperlink r:id="rId130">
-        <w:r>
-          <w:rPr>
-            <w:rStyle w:val="Hyperlink"/>
-          </w:rPr>
-          <w:t xml:space="preserve">The miocene wetland of western amazonia and its role in neotropical biogeography</w:t>
-        </w:r>
-      </w:hyperlink>
-      <w:r>
-        <w:t xml:space="preserve">. Botanical Journal of the Linnean Society. 199:25–35.</w:t>
-      </w:r>
-    </w:p>
-    <w:bookmarkEnd w:id="131"/>
-    <w:bookmarkStart w:id="133" w:name="ref-hoorn1995"/>
-    <w:p>
-      <w:pPr>
-        <w:pStyle w:val="Bibliography"/>
-      </w:pPr>
-      <w:r>
-        <w:t xml:space="preserve">Hoorn C., Guerrero J., Sarmiento G.A., Lorente M.A. 1995.</w:t>
-      </w:r>
-      <w:r>
-        <w:t xml:space="preserve"> </w:t>
-      </w:r>
-      <w:hyperlink r:id="rId132">
-        <w:r>
-          <w:rPr>
-            <w:rStyle w:val="Hyperlink"/>
-          </w:rPr>
-          <w:t xml:space="preserve">Andean tectonics as a cause for changing drainage patterns in Miocene northern South America</w:t>
-        </w:r>
-      </w:hyperlink>
-      <w:r>
-        <w:t xml:space="preserve">. Geology. 23:237.</w:t>
-      </w:r>
-    </w:p>
-    <w:bookmarkEnd w:id="133"/>
-    <w:bookmarkStart w:id="135" w:name="ref-hoorn2010"/>
-    <w:p>
-      <w:pPr>
-        <w:pStyle w:val="Bibliography"/>
-      </w:pPr>
-      <w:r>
-        <w:t xml:space="preserve">Hoorn C., Wesselingh F.P., Steege H. ter, Bermudez M.A., Mora A., Sevink J., Sanmartín I., Sanchez-Meseguer A., Anderson C.L., Figueiredo J.P., Jaramillo C., Riff D., Negri F.R., Hooghiemstra H., Lundberg J., Stadler T., Särkinen T., Antonelli A. 2010.</w:t>
-      </w:r>
-      <w:r>
-        <w:t xml:space="preserve"> </w:t>
-      </w:r>
-      <w:hyperlink r:id="rId134">
-        <w:r>
-          <w:rPr>
-            <w:rStyle w:val="Hyperlink"/>
-          </w:rPr>
-          <w:t xml:space="preserve">Amazonia through time: Andean uplift, climate change, landscape evolution, and biodiversity</w:t>
-        </w:r>
-      </w:hyperlink>
-      <w:r>
-        <w:t xml:space="preserve">. Science. 330:927–931.</w:t>
-      </w:r>
-    </w:p>
-    <w:bookmarkEnd w:id="135"/>
-    <w:bookmarkStart w:id="137" w:name="ref-hullot2025"/>
-    <w:p>
-      <w:pPr>
-        <w:pStyle w:val="Bibliography"/>
-      </w:pPr>
-      <w:r>
-        <w:t xml:space="preserve">Hullot M., Robinet C., Vautrin Q., Tabuce R., Antoine P.-O., Merceron G., Lihoreau F. 2025.</w:t>
-      </w:r>
-      <w:r>
-        <w:t xml:space="preserve"> </w:t>
-      </w:r>
-      <w:hyperlink r:id="rId136">
-        <w:r>
-          <w:rPr>
-            <w:rStyle w:val="Hyperlink"/>
-          </w:rPr>
-          <w:t xml:space="preserve">Evolution of dietary preferences of the lophiodontidae (mammalia, perissodactyla) from southern france</w:t>
-        </w:r>
-      </w:hyperlink>
-      <w:r>
-        <w:t xml:space="preserve">. Palaeogeography, Palaeoclimatology, Palaeoecology. 675:113076.</w:t>
-      </w:r>
-    </w:p>
-    <w:bookmarkEnd w:id="137"/>
-    <w:bookmarkStart w:id="138" w:name="ref-janis1988"/>
-    <w:p>
-      <w:pPr>
-        <w:pStyle w:val="Bibliography"/>
-      </w:pPr>
-      <w:r>
-        <w:t xml:space="preserve">Janis C.M. 1988. An estimation of tooth volume and hypsodonty indices in ungulate mammals, and the correlation of these factors with dietary preferences. Mémoires du Moséum d’Histoire Naturelle de Paris.:367–387.</w:t>
-      </w:r>
-    </w:p>
-    <w:bookmarkEnd w:id="138"/>
-    <w:bookmarkStart w:id="140" w:name="ref-jaramillo2017"/>
-    <w:p>
-      <w:pPr>
-        <w:pStyle w:val="Bibliography"/>
-      </w:pPr>
-      <w:r>
-        <w:t xml:space="preserve">Jaramillo C., Romero I., D’Apolito C., Bayona G., Duarte E., Louwye S., Escobar J., Luque J., Carrillo-Briceño J.D., Zapata V., Mora A., Schouten S., Zavada M., Harrington G., Ortiz J., Wesselingh F.P. 2017.</w:t>
-      </w:r>
-      <w:r>
-        <w:t xml:space="preserve"> </w:t>
-      </w:r>
-      <w:hyperlink r:id="rId139">
-        <w:r>
-          <w:rPr>
-            <w:rStyle w:val="Hyperlink"/>
-          </w:rPr>
-          <w:t xml:space="preserve">Miocene flooding events of western amazonia</w:t>
-        </w:r>
-      </w:hyperlink>
-      <w:r>
-        <w:t xml:space="preserve">. Science Advances. 3:e1601693.</w:t>
-      </w:r>
-    </w:p>
-    <w:bookmarkEnd w:id="140"/>
-    <w:bookmarkStart w:id="142" w:name="ref-jardine2012"/>
-    <w:p>
-      <w:pPr>
-        <w:pStyle w:val="Bibliography"/>
-      </w:pPr>
-      <w:r>
-        <w:t xml:space="preserve">Jardine P.E., Janis C.M., Sahney S., Benton M.J. 2012.</w:t>
-      </w:r>
-      <w:r>
-        <w:t xml:space="preserve"> </w:t>
-      </w:r>
-      <w:hyperlink r:id="rId141">
-        <w:r>
-          <w:rPr>
-            <w:rStyle w:val="Hyperlink"/>
-          </w:rPr>
-          <w:t xml:space="preserve">Grit not grass: Concordant patterns of early origin of hypsodonty in great plains ungulates and glires</w:t>
-        </w:r>
-      </w:hyperlink>
-      <w:r>
-        <w:t xml:space="preserve">. Palaeogeography, Palaeoclimatology, Palaeoecology. 365-366:1–10.</w:t>
-      </w:r>
-    </w:p>
-    <w:bookmarkEnd w:id="142"/>
-    <w:bookmarkStart w:id="144" w:name="ref-lehtonen2017"/>
-    <w:p>
-      <w:pPr>
-        <w:pStyle w:val="Bibliography"/>
-      </w:pPr>
-      <w:r>
-        <w:t xml:space="preserve">Lehtonen S., Silvestro D., Karger D.N., Scotese C., Tuomisto H., Kessler M., Peña C., Wahlberg N., Antonelli A. 2017.</w:t>
-      </w:r>
-      <w:r>
-        <w:t xml:space="preserve"> </w:t>
-      </w:r>
-      <w:hyperlink r:id="rId143">
-        <w:r>
-          <w:rPr>
-            <w:rStyle w:val="Hyperlink"/>
-          </w:rPr>
-          <w:t xml:space="preserve">Environmentally driven extinction and opportunistic origination explain fern diversification patterns</w:t>
-        </w:r>
-      </w:hyperlink>
-      <w:r>
-        <w:t xml:space="preserve">. Scientific Reports. 7:4831.</w:t>
-      </w:r>
-    </w:p>
-    <w:bookmarkEnd w:id="144"/>
-    <w:bookmarkStart w:id="146" w:name="ref-lomolino2005"/>
-    <w:p>
-      <w:pPr>
-        <w:pStyle w:val="Bibliography"/>
-      </w:pPr>
-      <w:r>
-        <w:t xml:space="preserve">Lomolino M.V. 2005.</w:t>
-      </w:r>
-      <w:r>
-        <w:t xml:space="preserve"> </w:t>
-      </w:r>
-      <w:hyperlink r:id="rId145">
-        <w:r>
-          <w:rPr>
-            <w:rStyle w:val="Hyperlink"/>
-          </w:rPr>
-          <w:t xml:space="preserve">Body size evolution in insular vertebrates: Generality of the island rule</w:t>
-        </w:r>
-      </w:hyperlink>
-      <w:r>
-        <w:t xml:space="preserve">. Journal of Biogeography. 32:1683–1699.</w:t>
-      </w:r>
-    </w:p>
-    <w:bookmarkEnd w:id="146"/>
-    <w:bookmarkStart w:id="148" w:name="ref-macfadden2000"/>
-    <w:p>
-      <w:pPr>
-        <w:pStyle w:val="Bibliography"/>
-      </w:pPr>
-      <w:r>
-        <w:t xml:space="preserve">MacFadden B.J. 2000.</w:t>
-      </w:r>
-      <w:r>
-        <w:t xml:space="preserve"> </w:t>
-      </w:r>
-      <w:hyperlink r:id="rId147">
-        <w:r>
-          <w:rPr>
-            <w:rStyle w:val="Hyperlink"/>
-          </w:rPr>
-          <w:t xml:space="preserve">Cenozoic mammalian herbivores from the americas: Reconstructing ancient diets and terrestrial communities</w:t>
-        </w:r>
-      </w:hyperlink>
-      <w:r>
-        <w:t xml:space="preserve">. Annual Review of Ecology and Systematics. 31:33–59.</w:t>
-      </w:r>
-    </w:p>
-    <w:bookmarkEnd w:id="148"/>
-    <w:bookmarkStart w:id="150" w:name="ref-macphee2011"/>
-    <w:p>
-      <w:pPr>
-        <w:pStyle w:val="Bibliography"/>
-      </w:pPr>
-      <w:r>
-        <w:t xml:space="preserve">MacPhee R.D.E. 2011.</w:t>
-      </w:r>
-      <w:r>
-        <w:t xml:space="preserve"> </w:t>
-      </w:r>
-      <w:hyperlink r:id="rId149">
-        <w:r>
-          <w:rPr>
-            <w:rStyle w:val="Hyperlink"/>
-          </w:rPr>
-          <w:t xml:space="preserve">Basicranial morphology and relationships of antillean heptaxodontidae (rodentia, ctenohystrica, caviomorpha)</w:t>
-        </w:r>
-      </w:hyperlink>
-      <w:r>
-        <w:t xml:space="preserve">. Bulletin of the American Museum of Natural History. 2011:1–70.</w:t>
-      </w:r>
-    </w:p>
-    <w:bookmarkEnd w:id="150"/>
-    <w:bookmarkStart w:id="152" w:name="ref-marivaux2022"/>
-    <w:p>
-      <w:pPr>
-        <w:pStyle w:val="Bibliography"/>
-      </w:pPr>
-      <w:r>
-        <w:t xml:space="preserve">Marivaux L., López L.W.V., Boivin M., Da Cunha L., Fabre P.-H., Joannes-Boyau R., Maincent G., Münch P., Stutz N.S., Vélez-Juarbe J., Antoine P.-O. 2022.</w:t>
-      </w:r>
-      <w:r>
-        <w:t xml:space="preserve"> </w:t>
-      </w:r>
-      <w:hyperlink r:id="rId151">
-        <w:r>
-          <w:rPr>
-            <w:rStyle w:val="Hyperlink"/>
-          </w:rPr>
-          <w:t xml:space="preserve">Incisor enamel microstructure of West Indian caviomorph hystricognathous rodents (Octodontoidea and Chinchilloidea)</w:t>
-        </w:r>
-      </w:hyperlink>
-      <w:r>
-        <w:t xml:space="preserve">. Journal of Mammalian Evolution. 29:969–995.</w:t>
-      </w:r>
-    </w:p>
-    <w:bookmarkEnd w:id="152"/>
-    <w:bookmarkStart w:id="154" w:name="ref-marivaux_early_2020"/>
-    <w:p>
-      <w:pPr>
-        <w:pStyle w:val="Bibliography"/>
-      </w:pPr>
-      <w:r>
-        <w:t xml:space="preserve">Marivaux L., Vélez-Juarbe J., Merzeraud G., Pujos F., Viñola López L.W., Boivin M., Santos-Mercado H., Cruz E.J., Grajales A., Padilla J., Vélez-Rosado K.I., Philippon M., Léticée J.-L., Münch P., Antoine P.-O. 2020.</w:t>
-      </w:r>
-      <w:r>
-        <w:t xml:space="preserve"> </w:t>
-      </w:r>
-      <w:hyperlink r:id="rId153">
-        <w:r>
-          <w:rPr>
-            <w:rStyle w:val="Hyperlink"/>
-          </w:rPr>
-          <w:t xml:space="preserve">Early oligocene chinchilloid caviomorphs from puerto rico and the initial rodent colonization of the west indies</w:t>
-        </w:r>
-      </w:hyperlink>
-      <w:r>
-        <w:t xml:space="preserve">. Proceedings of the Royal Society B: Biological Sciences. 287:20192806.</w:t>
-      </w:r>
-    </w:p>
-    <w:bookmarkEnd w:id="154"/>
-    <w:bookmarkStart w:id="156" w:name="ref-marshall1982"/>
-    <w:p>
-      <w:pPr>
-        <w:pStyle w:val="Bibliography"/>
-      </w:pPr>
-      <w:r>
-        <w:t xml:space="preserve">Marshall L.G., Webb S.D., Sepkoski J.J., Raup D.M. 1982.</w:t>
-      </w:r>
-      <w:r>
-        <w:t xml:space="preserve"> </w:t>
-      </w:r>
-      <w:hyperlink r:id="rId155">
-        <w:r>
-          <w:rPr>
-            <w:rStyle w:val="Hyperlink"/>
-          </w:rPr>
-          <w:t xml:space="preserve">Mammalian evolution and the great american interchange</w:t>
-        </w:r>
-      </w:hyperlink>
-      <w:r>
-        <w:t xml:space="preserve">. Science. 215:1351–1357.</w:t>
-      </w:r>
-    </w:p>
-    <w:bookmarkEnd w:id="156"/>
-    <w:bookmarkStart w:id="158" w:name="ref-mcfarlane1998"/>
-    <w:p>
-      <w:pPr>
-        <w:pStyle w:val="Bibliography"/>
-      </w:pPr>
-      <w:r>
-        <w:t xml:space="preserve">McFarlane D.A., MacPhee R.D.E., Ford D.C. 1998.</w:t>
-      </w:r>
-      <w:r>
-        <w:t xml:space="preserve"> </w:t>
-      </w:r>
-      <w:hyperlink r:id="rId157">
-        <w:r>
-          <w:rPr>
-            <w:rStyle w:val="Hyperlink"/>
-          </w:rPr>
-          <w:t xml:space="preserve">Body Size Variability and a Sangamonian Extinction Model for Amblyrhiza,a West Indian Megafaunal Rodent</w:t>
-        </w:r>
-      </w:hyperlink>
-      <w:r>
-        <w:t xml:space="preserve">. Quaternary Research. 50:80–89.</w:t>
-      </w:r>
-    </w:p>
-    <w:bookmarkEnd w:id="158"/>
-    <w:bookmarkStart w:id="160" w:name="ref-meiri2007"/>
-    <w:p>
-      <w:pPr>
-        <w:pStyle w:val="Bibliography"/>
-      </w:pPr>
-      <w:r>
-        <w:t xml:space="preserve">Meiri S., Cooper N., Purvis A. 2007.</w:t>
-      </w:r>
-      <w:r>
-        <w:t xml:space="preserve"> </w:t>
-      </w:r>
-      <w:hyperlink r:id="rId159">
-        <w:r>
-          <w:rPr>
-            <w:rStyle w:val="Hyperlink"/>
-          </w:rPr>
-          <w:t xml:space="preserve">The island rule: Made to be broken?</w:t>
-        </w:r>
-      </w:hyperlink>
-      <w:r>
-        <w:t xml:space="preserve"> Proceedings of the Royal Society B: Biological Sciences. 275:141–148.</w:t>
-      </w:r>
-    </w:p>
-    <w:bookmarkEnd w:id="160"/>
-    <w:bookmarkStart w:id="162" w:name="ref-miller2020"/>
-    <w:p>
-      <w:pPr>
-        <w:pStyle w:val="Bibliography"/>
-      </w:pPr>
-      <w:r>
-        <w:t xml:space="preserve">Miller K.G., Browning J.V., Schmelz W.J., Kopp R.E., Mountain G.S., Wright J.D. 2020.</w:t>
-      </w:r>
-      <w:r>
-        <w:t xml:space="preserve"> </w:t>
-      </w:r>
-      <w:hyperlink r:id="rId161">
-        <w:r>
-          <w:rPr>
-            <w:rStyle w:val="Hyperlink"/>
-          </w:rPr>
-          <w:t xml:space="preserve">Cenozoic sea-level and cryospheric evolution from deep-sea geochemical and continental margin records</w:t>
-        </w:r>
-      </w:hyperlink>
-      <w:r>
-        <w:t xml:space="preserve">. Science Advances. 6:eaaz1346.</w:t>
-      </w:r>
-    </w:p>
-    <w:bookmarkEnd w:id="162"/>
-    <w:bookmarkStart w:id="164" w:name="ref-mones1982"/>
-    <w:p>
-      <w:pPr>
-        <w:pStyle w:val="Bibliography"/>
-      </w:pPr>
-      <w:r>
-        <w:t xml:space="preserve">Mones A. 1982.</w:t>
-      </w:r>
-      <w:r>
-        <w:t xml:space="preserve"> </w:t>
-      </w:r>
-      <w:hyperlink r:id="rId163">
-        <w:r>
-          <w:rPr>
-            <w:rStyle w:val="Hyperlink"/>
-          </w:rPr>
-          <w:t xml:space="preserve">An equivocal nomenclature: What means hypsodonty?</w:t>
-        </w:r>
-      </w:hyperlink>
-      <w:r>
-        <w:t xml:space="preserve"> Paläontologische Zeitschrift. 56:107–111.</w:t>
-      </w:r>
-    </w:p>
-    <w:bookmarkEnd w:id="164"/>
-    <w:bookmarkStart w:id="166" w:name="ref-morlon2024"/>
-    <w:p>
-      <w:pPr>
-        <w:pStyle w:val="Bibliography"/>
-      </w:pPr>
-      <w:r>
-        <w:t xml:space="preserve">Morlon H., Andréoletti J., Barido-Sottani J., Lambert S., Perez-Lamarque B., Quintero I., Senderov V., Veron P. 2024.</w:t>
-      </w:r>
-      <w:r>
-        <w:t xml:space="preserve"> </w:t>
-      </w:r>
-      <w:hyperlink r:id="rId165">
-        <w:r>
-          <w:rPr>
-            <w:rStyle w:val="Hyperlink"/>
-          </w:rPr>
-          <w:t xml:space="preserve">Phylogenetic Insights into Diversification</w:t>
-        </w:r>
-      </w:hyperlink>
-      <w:r>
-        <w:t xml:space="preserve">. Annual Review of Ecology, Evolution, and Systematics.</w:t>
-      </w:r>
-    </w:p>
-    <w:bookmarkEnd w:id="166"/>
-    <w:bookmarkStart w:id="168" w:name="ref-muñoz2023"/>
-    <w:p>
-      <w:pPr>
-        <w:pStyle w:val="Bibliography"/>
-      </w:pPr>
-      <w:r>
-        <w:t xml:space="preserve">Muñoz C.O.R., Bonini R., Hemming S., Cenizo M., Pardiñas U.F.J., Prevosti F.J. 2023.</w:t>
-      </w:r>
-      <w:r>
-        <w:t xml:space="preserve"> </w:t>
-      </w:r>
-      <w:hyperlink r:id="rId167">
-        <w:r>
-          <w:rPr>
-            <w:rStyle w:val="Hyperlink"/>
-          </w:rPr>
-          <w:t xml:space="preserve">Advances in the understanding of Neogene mammalian fauna in the pampean region (Central Argentina) through revising</w:t>
-        </w:r>
-        <w:r>
-          <w:rPr>
-            <w:rStyle w:val="Hyperlink"/>
-          </w:rPr>
-          <w:t xml:space="preserve"> </w:t>
-        </w:r>
-        <w:r>
-          <w:rPr>
-            <w:rStyle w:val="Hyperlink"/>
-          </w:rPr>
-          <w:t xml:space="preserve">“</w:t>
-        </w:r>
-        <w:r>
-          <w:rPr>
-            <w:rStyle w:val="Hyperlink"/>
-          </w:rPr>
-          <w:t xml:space="preserve">biozone</w:t>
-        </w:r>
-        <w:r>
-          <w:rPr>
-            <w:rStyle w:val="Hyperlink"/>
-          </w:rPr>
-          <w:t xml:space="preserve">”</w:t>
-        </w:r>
-        <w:r>
-          <w:rPr>
-            <w:rStyle w:val="Hyperlink"/>
-          </w:rPr>
-          <w:t xml:space="preserve"> </w:t>
-        </w:r>
-        <w:r>
-          <w:rPr>
-            <w:rStyle w:val="Hyperlink"/>
-          </w:rPr>
-          <w:t xml:space="preserve">hypotheses based on new dates and biochronological analyses</w:t>
-        </w:r>
-      </w:hyperlink>
-      <w:r>
-        <w:t xml:space="preserve">. Ameghiniana. 60:465–491.</w:t>
-      </w:r>
-    </w:p>
-    <w:bookmarkEnd w:id="168"/>
-    <w:bookmarkStart w:id="170" w:name="ref-neige2026"/>
-    <w:p>
-      <w:pPr>
-        <w:pStyle w:val="Bibliography"/>
-      </w:pPr>
-      <w:r>
-        <w:t xml:space="preserve">Neige P., Tiel T. van. 2026.</w:t>
-      </w:r>
-      <w:r>
-        <w:t xml:space="preserve"> </w:t>
-      </w:r>
-      <w:hyperlink r:id="rId169">
-        <w:r>
-          <w:rPr>
-            <w:rStyle w:val="Hyperlink"/>
-          </w:rPr>
-          <w:t xml:space="preserve">Background extinction due to species specialization? Insights from a high-resolution Jurassic ammonoid case study (Dactylioceratidae)</w:t>
-        </w:r>
-      </w:hyperlink>
-      <w:r>
-        <w:t xml:space="preserve">. Paleobiology.:1–17.</w:t>
-      </w:r>
-    </w:p>
-    <w:bookmarkEnd w:id="170"/>
-    <w:bookmarkStart w:id="172" w:name="ref-ogg2020"/>
-    <w:p>
-      <w:pPr>
-        <w:pStyle w:val="Bibliography"/>
-      </w:pPr>
-      <w:r>
-        <w:t xml:space="preserve">Ogg J.G. 2020.</w:t>
-      </w:r>
-      <w:r>
-        <w:t xml:space="preserve"> </w:t>
-      </w:r>
-      <w:hyperlink r:id="rId171">
-        <w:r>
-          <w:rPr>
-            <w:rStyle w:val="Hyperlink"/>
-          </w:rPr>
-          <w:t xml:space="preserve">Geomagnetic polarity time scale</w:t>
-        </w:r>
-      </w:hyperlink>
-      <w:r>
-        <w:t xml:space="preserve">. Elsevier. p. 159–192.</w:t>
-      </w:r>
-    </w:p>
-    <w:bookmarkEnd w:id="172"/>
-    <w:bookmarkStart w:id="174" w:name="ref-paiva2026"/>
-    <w:p>
-      <w:pPr>
-        <w:pStyle w:val="Bibliography"/>
-      </w:pPr>
-      <w:r>
-        <w:t xml:space="preserve">Paiva A.L., Godoy P., Santos D. dos, Langer M., Mannion P. 2026.</w:t>
-      </w:r>
-      <w:r>
-        <w:t xml:space="preserve"> </w:t>
-      </w:r>
-      <w:hyperlink r:id="rId173">
-        <w:r>
-          <w:rPr>
-            <w:rStyle w:val="Hyperlink"/>
-          </w:rPr>
-          <w:t xml:space="preserve">Phylogenetically-informed estimates of notosuchian (Archosauria, Crocodylomorpha) body size and the challenges of inferring macroevolutionary patterns in extinct groups</w:t>
-        </w:r>
-      </w:hyperlink>
-      <w:r>
-        <w:t xml:space="preserve">. Palaeontology.</w:t>
-      </w:r>
-    </w:p>
-    <w:bookmarkEnd w:id="174"/>
-    <w:bookmarkStart w:id="176" w:name="ref-palazzesi2012"/>
-    <w:p>
-      <w:pPr>
-        <w:pStyle w:val="Bibliography"/>
-      </w:pPr>
-      <w:r>
-        <w:t xml:space="preserve">Palazzesi L., Barreda V. 2012.</w:t>
-      </w:r>
-      <w:r>
-        <w:t xml:space="preserve"> </w:t>
-      </w:r>
-      <w:hyperlink r:id="rId175">
-        <w:r>
-          <w:rPr>
-            <w:rStyle w:val="Hyperlink"/>
-          </w:rPr>
-          <w:t xml:space="preserve">Fossil pollen records reveal a late rise of open-habitat ecosystems in Patagonia</w:t>
-        </w:r>
-      </w:hyperlink>
-      <w:r>
-        <w:t xml:space="preserve">. Nature Communications. 3:1294.</w:t>
-      </w:r>
-    </w:p>
-    <w:bookmarkEnd w:id="176"/>
-    <w:bookmarkStart w:id="177" w:name="ref-pascual1996"/>
-    <w:p>
-      <w:pPr>
-        <w:pStyle w:val="Bibliography"/>
-      </w:pPr>
-      <w:r>
-        <w:t xml:space="preserve">Pascual R., Ortiz-Jaureguizar E., Prado J.L. 1996. Land mammals: Paradigm for cenozoic south american geobiotic evolution.</w:t>
-      </w:r>
-    </w:p>
-    <w:bookmarkEnd w:id="177"/>
-    <w:bookmarkStart w:id="179" w:name="ref-patton2015"/>
-    <w:p>
-      <w:pPr>
-        <w:pStyle w:val="Bibliography"/>
-      </w:pPr>
-      <w:r>
-        <w:t xml:space="preserve">Patton J.L., Pardiñas U.F.J., D’Elía G. 2015.</w:t>
-      </w:r>
-      <w:r>
-        <w:t xml:space="preserve"> </w:t>
-      </w:r>
-      <w:hyperlink r:id="rId178">
-        <w:r>
-          <w:rPr>
-            <w:rStyle w:val="Hyperlink"/>
-          </w:rPr>
-          <w:t xml:space="preserve">Mammals of South America, Volume 2: Rodents</w:t>
-        </w:r>
-      </w:hyperlink>
-      <w:r>
-        <w:t xml:space="preserve">. Chicago, IL: University of Chicago Press.</w:t>
-      </w:r>
-    </w:p>
-    <w:bookmarkEnd w:id="179"/>
-    <w:bookmarkStart w:id="181" w:name="ref-pérez_new_2010"/>
-    <w:p>
-      <w:pPr>
-        <w:pStyle w:val="Bibliography"/>
-      </w:pPr>
-      <w:r>
-        <w:t xml:space="preserve">Pérez M.E. 2010.</w:t>
-      </w:r>
-      <w:r>
-        <w:t xml:space="preserve"> </w:t>
-      </w:r>
-      <w:hyperlink r:id="rId180">
-        <w:r>
-          <w:rPr>
-            <w:rStyle w:val="Hyperlink"/>
-          </w:rPr>
-          <w:t xml:space="preserve">A new rodent (cavioidea, hystricognathi) from the middle miocene of patagonia, mandibular homologies, and the origin of the crown group cavioidea sensu stricto</w:t>
-        </w:r>
-      </w:hyperlink>
-      <w:r>
-        <w:t xml:space="preserve">. Journal of Vertebrate Paleontology. 30:1848–1859.</w:t>
-      </w:r>
-    </w:p>
-    <w:bookmarkEnd w:id="181"/>
-    <w:bookmarkStart w:id="183" w:name="ref-rasia_reappraisal_2018"/>
-    <w:p>
-      <w:pPr>
-        <w:pStyle w:val="Bibliography"/>
-      </w:pPr>
-      <w:r>
-        <w:t xml:space="preserve">Rasia L.L., Candela A.M. 2018.</w:t>
-      </w:r>
-      <w:r>
-        <w:t xml:space="preserve"> </w:t>
-      </w:r>
-      <w:hyperlink r:id="rId182">
-        <w:r>
-          <w:rPr>
-            <w:rStyle w:val="Hyperlink"/>
-          </w:rPr>
-          <w:t xml:space="preserve">Reappraisal of the giant caviomorph rodent phoberomys burmeisteri (ameghino, 1886) from the late miocene of northeastern argentina, and the phylogeny and diversity of neoepiblemidae</w:t>
-        </w:r>
-      </w:hyperlink>
-      <w:r>
-        <w:t xml:space="preserve">. Historical Biology. 30:486–495.</w:t>
-      </w:r>
-    </w:p>
-    <w:bookmarkEnd w:id="183"/>
-    <w:bookmarkStart w:id="185" w:name="ref-rasia_comprehensive_2021"/>
-    <w:p>
-      <w:pPr>
-        <w:pStyle w:val="Bibliography"/>
-      </w:pPr>
-      <w:r>
-        <w:t xml:space="preserve">Rasia L.L., Candela A.M., Cañón C. 2021.</w:t>
-      </w:r>
-      <w:r>
-        <w:t xml:space="preserve"> </w:t>
-      </w:r>
-      <w:hyperlink r:id="rId184">
-        <w:r>
-          <w:rPr>
-            <w:rStyle w:val="Hyperlink"/>
-          </w:rPr>
-          <w:t xml:space="preserve">Comprehensive total evidence phylogeny of chinchillids (rodentia, caviomorpha): Cheek teeth anatomy and evolution</w:t>
-        </w:r>
-      </w:hyperlink>
-      <w:r>
-        <w:t xml:space="preserve">. Journal of Anatomy. 239:405–423.</w:t>
-      </w:r>
-    </w:p>
-    <w:bookmarkEnd w:id="185"/>
-    <w:bookmarkStart w:id="187" w:name="ref-rasia2024"/>
-    <w:p>
-      <w:pPr>
-        <w:pStyle w:val="Bibliography"/>
-      </w:pPr>
-      <w:r>
-        <w:t xml:space="preserve">Rasia L.L., Montalvo C.I., Sostillo R., Kerber L., Tomassini R.L. 2024.</w:t>
-      </w:r>
-      <w:r>
-        <w:t xml:space="preserve"> </w:t>
-      </w:r>
-      <w:hyperlink r:id="rId186">
-        <w:r>
-          <w:rPr>
-            <w:rStyle w:val="Hyperlink"/>
-          </w:rPr>
-          <w:t xml:space="preserve">Dinomyid (rodentia, caviomorpha) diversity from the late miocene (chasicoan stage/age) cerro azul formation at the classical arroyo chasicó locality (argentina)</w:t>
-        </w:r>
-      </w:hyperlink>
-      <w:r>
-        <w:t xml:space="preserve">. Historical Biology. 37:1902–1914.</w:t>
-      </w:r>
-    </w:p>
-    <w:bookmarkEnd w:id="187"/>
-    <w:bookmarkStart w:id="189" w:name="ref-rinderknecht2008"/>
-    <w:p>
-      <w:pPr>
-        <w:pStyle w:val="Bibliography"/>
-      </w:pPr>
-      <w:r>
-        <w:t xml:space="preserve">Rinderknecht A., Blanco R.E. 2008.</w:t>
-      </w:r>
-      <w:r>
-        <w:t xml:space="preserve"> </w:t>
-      </w:r>
-      <w:hyperlink r:id="rId188">
-        <w:r>
-          <w:rPr>
-            <w:rStyle w:val="Hyperlink"/>
-          </w:rPr>
-          <w:t xml:space="preserve">The largest fossil rodent</w:t>
-        </w:r>
-      </w:hyperlink>
-      <w:r>
-        <w:t xml:space="preserve">. Proceedings of the Royal Society B: Biological Sciences. 275:923–928.</w:t>
-      </w:r>
-    </w:p>
-    <w:bookmarkEnd w:id="189"/>
-    <w:bookmarkStart w:id="191" w:name="ref-robinet2020"/>
-    <w:p>
-      <w:pPr>
-        <w:pStyle w:val="Bibliography"/>
-      </w:pPr>
-      <w:r>
-        <w:t xml:space="preserve">Robinet C., Merceron G., Candela A.M., Marivaux L. 2020.</w:t>
-      </w:r>
-      <w:r>
-        <w:t xml:space="preserve"> </w:t>
-      </w:r>
-      <w:hyperlink r:id="rId190">
-        <w:r>
-          <w:rPr>
-            <w:rStyle w:val="Hyperlink"/>
-          </w:rPr>
-          <w:t xml:space="preserve">Dental microwear texture analysis and diet in caviomorphs (rodentia) from the serra do mar atlantic forest (brazil)</w:t>
-        </w:r>
-      </w:hyperlink>
-      <w:r>
-        <w:t xml:space="preserve">. Journal of Mammalogy. 101:386–402.</w:t>
-      </w:r>
-    </w:p>
-    <w:bookmarkEnd w:id="191"/>
-    <w:bookmarkStart w:id="193" w:name="ref-salas-gismondi2015"/>
-    <w:p>
-      <w:pPr>
-        <w:pStyle w:val="Bibliography"/>
-      </w:pPr>
-      <w:r>
-        <w:t xml:space="preserve">Salas-Gismondi R., Flynn J.J., Baby P., Tejada-Lara J.V., Wesselingh F.P., Antoine P.-O. 2015.</w:t>
-      </w:r>
-      <w:r>
-        <w:t xml:space="preserve"> </w:t>
-      </w:r>
-      <w:hyperlink r:id="rId192">
-        <w:r>
-          <w:rPr>
-            <w:rStyle w:val="Hyperlink"/>
-          </w:rPr>
-          <w:t xml:space="preserve">A miocene hyperdiverse crocodylian community reveals peculiar trophic dynamics in proto-amazonian mega-wetlands</w:t>
-        </w:r>
-      </w:hyperlink>
-      <w:r>
-        <w:t xml:space="preserve">. Proceedings of the Royal Society B: Biological Sciences. 282:20142490.</w:t>
-      </w:r>
-    </w:p>
-    <w:bookmarkEnd w:id="193"/>
-    <w:bookmarkStart w:id="195" w:name="ref-sánchez-villagra2003"/>
-    <w:p>
-      <w:pPr>
-        <w:pStyle w:val="Bibliography"/>
-      </w:pPr>
-      <w:r>
-        <w:t xml:space="preserve">Sánchez-Villagra M.R., Aguilera O., Horovitz I. 2003.</w:t>
-      </w:r>
-      <w:r>
-        <w:t xml:space="preserve"> </w:t>
-      </w:r>
-      <w:hyperlink r:id="rId194">
-        <w:r>
-          <w:rPr>
-            <w:rStyle w:val="Hyperlink"/>
-          </w:rPr>
-          <w:t xml:space="preserve">The anatomy of the world’s largest extinct rodent</w:t>
-        </w:r>
-      </w:hyperlink>
-      <w:r>
-        <w:t xml:space="preserve">. Science. 301:1708–1710.</w:t>
-      </w:r>
-    </w:p>
-    <w:bookmarkEnd w:id="195"/>
-    <w:bookmarkStart w:id="197" w:name="ref-silvestro2015"/>
-    <w:p>
-      <w:pPr>
-        <w:pStyle w:val="Bibliography"/>
-      </w:pPr>
-      <w:r>
-        <w:t xml:space="preserve">Silvestro D., Antonelli A., Salamin N., Quental T.B. 2015.</w:t>
-      </w:r>
-      <w:r>
-        <w:t xml:space="preserve"> </w:t>
-      </w:r>
-      <w:hyperlink r:id="rId196">
-        <w:r>
-          <w:rPr>
-            <w:rStyle w:val="Hyperlink"/>
-          </w:rPr>
-          <w:t xml:space="preserve">The role of clade competition in the diversification of North American canids</w:t>
-        </w:r>
-      </w:hyperlink>
-      <w:r>
-        <w:t xml:space="preserve">. Proceedings of the National Academy of Sciences. 112:8684–8689.</w:t>
-      </w:r>
-    </w:p>
-    <w:bookmarkEnd w:id="197"/>
-    <w:bookmarkStart w:id="199" w:name="ref-silvestro2019"/>
-    <w:p>
-      <w:pPr>
-        <w:pStyle w:val="Bibliography"/>
-      </w:pPr>
-      <w:r>
-        <w:t xml:space="preserve">Silvestro D., Salamin N., Antonelli A., Meyer X. 2019.</w:t>
-      </w:r>
-      <w:r>
-        <w:t xml:space="preserve"> </w:t>
-      </w:r>
-      <w:hyperlink r:id="rId198">
-        <w:r>
-          <w:rPr>
-            <w:rStyle w:val="Hyperlink"/>
-          </w:rPr>
-          <w:t xml:space="preserve">Improved estimation of macroevolutionary rates from fossil data using a Bayesian framework</w:t>
-        </w:r>
-      </w:hyperlink>
-      <w:r>
-        <w:t xml:space="preserve">. Paleobiology. 45:546–570.</w:t>
-      </w:r>
-    </w:p>
-    <w:bookmarkEnd w:id="199"/>
-    <w:bookmarkStart w:id="201" w:name="ref-silvestro2014"/>
-    <w:p>
-      <w:pPr>
-        <w:pStyle w:val="Bibliography"/>
-      </w:pPr>
-      <w:r>
-        <w:t xml:space="preserve">Silvestro D., Salamin N., Schnitzler J. 2014.</w:t>
-      </w:r>
-      <w:r>
-        <w:t xml:space="preserve"> </w:t>
-      </w:r>
-      <w:hyperlink r:id="rId200">
-        <w:r>
-          <w:rPr>
-            <w:rStyle w:val="Hyperlink"/>
-          </w:rPr>
-          <w:t xml:space="preserve">PyRate: a new program to estimate speciation and extinction rates from incomplete fossil data</w:t>
-        </w:r>
-      </w:hyperlink>
-      <w:r>
-        <w:t xml:space="preserve">. Methods in Ecology and Evolution. 5:1126–1131.</w:t>
+        <w:t xml:space="preserve">. Methods in Ecology and Evolution 5:1126–1131.</w:t>
+      </w:r>
+    </w:p>
+    <w:bookmarkEnd w:id="200"/>
+    <w:bookmarkStart w:id="201" w:name="ref-simpson1980"/>
+    <w:p>
+      <w:pPr>
+        <w:pStyle w:val="Bibliography"/>
+      </w:pPr>
+      <w:r>
+        <w:t xml:space="preserve">Simpson, G. G. 1980. Splendid isolation : The curious history of south american mammals. Yale University Press, New Haven.</w:t>
       </w:r>
     </w:p>
     <w:bookmarkEnd w:id="201"/>
@@ -6007,66 +6027,69 @@
         <w:pStyle w:val="Bibliography"/>
       </w:pPr>
       <w:r>
-        <w:t xml:space="preserve">Simpson G.G. 1944. Tempo and mode in evolution.</w:t>
+        <w:t xml:space="preserve">Simpson, G. G. 1944. Tempo and mode in evolution. Columbia University Press.</w:t>
       </w:r>
     </w:p>
     <w:bookmarkEnd w:id="202"/>
-    <w:bookmarkStart w:id="203" w:name="ref-simpson1980"/>
-    <w:p>
-      <w:pPr>
-        <w:pStyle w:val="Bibliography"/>
-      </w:pPr>
-      <w:r>
-        <w:t xml:space="preserve">Simpson G.G. 1980. Splendid isolation : The curious history of south american mammals.</w:t>
-      </w:r>
-    </w:p>
-    <w:bookmarkEnd w:id="203"/>
-    <w:bookmarkStart w:id="205" w:name="ref-solórzano2024"/>
-    <w:p>
-      <w:pPr>
-        <w:pStyle w:val="Bibliography"/>
-      </w:pPr>
-      <w:r>
-        <w:t xml:space="preserve">Solórzano A., Núñez-Flores M., Rodríguez-Serrano E. 2024.</w:t>
-      </w:r>
-      <w:r>
-        <w:t xml:space="preserve"> </w:t>
-      </w:r>
-      <w:hyperlink r:id="rId204">
-        <w:r>
-          <w:rPr>
-            <w:rStyle w:val="Hyperlink"/>
-          </w:rPr>
-          <w:t xml:space="preserve">The rise and fall of notoungulates: How andean uplift, available land area, competition, and depredation driven its diversification dynamics</w:t>
+    <w:bookmarkStart w:id="204" w:name="ref-solórzano2024"/>
+    <w:p>
+      <w:pPr>
+        <w:pStyle w:val="Bibliography"/>
+      </w:pPr>
+      <w:r>
+        <w:t xml:space="preserve">Solórzano, A., M. Núñez-Flores, and E. Rodríguez-Serrano. 2024. The rise and fall of notoungulates: How andean uplift, available land area, competition, and depredation driven its diversification dynamics. Gondwana Research, doi:</w:t>
+      </w:r>
+      <w:r>
+        <w:t xml:space="preserve"> </w:t>
+      </w:r>
+      <w:hyperlink r:id="rId203">
+        <w:r>
+          <w:rPr>
+            <w:rStyle w:val="Hyperlink"/>
+          </w:rPr>
+          <w:t xml:space="preserve">10.1016/j.gr.2024.08.002</w:t>
         </w:r>
       </w:hyperlink>
       <w:r>
-        <w:t xml:space="preserve">. Gondwana Research.</w:t>
+        <w:t xml:space="preserve">.</w:t>
+      </w:r>
+    </w:p>
+    <w:bookmarkEnd w:id="204"/>
+    <w:bookmarkStart w:id="205" w:name="ref-stebbins1974"/>
+    <w:p>
+      <w:pPr>
+        <w:pStyle w:val="Bibliography"/>
+      </w:pPr>
+      <w:r>
+        <w:t xml:space="preserve">Stebbins, G. L. 1974. Trends of angiosperm phylogeny - the ecological basis of diversity. Pp. 156–170</w:t>
+      </w:r>
+      <w:r>
+        <w:t xml:space="preserve"> </w:t>
+      </w:r>
+      <w:r>
+        <w:rPr>
+          <w:i/>
+          <w:iCs/>
+        </w:rPr>
+        <w:t xml:space="preserve">in</w:t>
+      </w:r>
+      <w:r>
+        <w:t xml:space="preserve">. Cambridge, Mass.</w:t>
       </w:r>
     </w:p>
     <w:bookmarkEnd w:id="205"/>
-    <w:bookmarkStart w:id="206" w:name="ref-stebbins1974"/>
-    <w:p>
-      <w:pPr>
-        <w:pStyle w:val="Bibliography"/>
-      </w:pPr>
-      <w:r>
-        <w:t xml:space="preserve">Stebbins G.L. 1974. Trends of angiosperm phylogeny - the ecological basis of diversity. Cambridge, Mass: p. 156–170.</w:t>
-      </w:r>
-    </w:p>
-    <w:bookmarkEnd w:id="206"/>
-    <w:bookmarkStart w:id="208" w:name="ref-strömberg2013"/>
-    <w:p>
-      <w:pPr>
-        <w:pStyle w:val="Bibliography"/>
-      </w:pPr>
-      <w:r>
-        <w:t xml:space="preserve">Strömberg C.A.E., Dunn R.E., Madden R.H., Kohn M.J., Carlini A.A. 2013.</w:t>
-      </w:r>
-      <w:r>
-        <w:t xml:space="preserve"> </w:t>
-      </w:r>
-      <w:hyperlink r:id="rId207">
+    <w:bookmarkStart w:id="207" w:name="ref-strömberg2013"/>
+    <w:p>
+      <w:pPr>
+        <w:pStyle w:val="Bibliography"/>
+      </w:pPr>
+      <w:r>
+        <w:t xml:space="preserve">Strömberg, C. A. E., R. E. Dunn, R. H. Madden, M. J. Kohn, and A. A. Carlini. 2013.</w:t>
+      </w:r>
+      <w:r>
+        <w:t xml:space="preserve"> </w:t>
+      </w:r>
+      <w:hyperlink r:id="rId206">
         <w:r>
           <w:rPr>
             <w:rStyle w:val="Hyperlink"/>
@@ -6075,22 +6098,22 @@
         </w:r>
       </w:hyperlink>
       <w:r>
-        <w:t xml:space="preserve">. Nature Communications. 4:1478.</w:t>
-      </w:r>
-    </w:p>
-    <w:bookmarkEnd w:id="208"/>
-    <w:bookmarkStart w:id="210" w:name="ref-tardif2025"/>
-    <w:p>
-      <w:pPr>
-        <w:pStyle w:val="Bibliography"/>
-      </w:pPr>
-      <w:r>
-        <w:t xml:space="preserve">Tardif D., Condamine F.L., Streiff S.J.R., Sepulchre P., Couvreur T.L.P. 2025.</w:t>
-      </w:r>
-      <w:r>
-        <w:t xml:space="preserve"> </w:t>
-      </w:r>
-      <w:hyperlink r:id="rId209">
+        <w:t xml:space="preserve">. Nature Communications 4:1478.</w:t>
+      </w:r>
+    </w:p>
+    <w:bookmarkEnd w:id="207"/>
+    <w:bookmarkStart w:id="209" w:name="ref-tardif2025"/>
+    <w:p>
+      <w:pPr>
+        <w:pStyle w:val="Bibliography"/>
+      </w:pPr>
+      <w:r>
+        <w:t xml:space="preserve">Tardif, D., F. L. Condamine, S. J. R. Streiff, P. Sepulchre, and T. L. P. Couvreur. 2025.</w:t>
+      </w:r>
+      <w:r>
+        <w:t xml:space="preserve"> </w:t>
+      </w:r>
+      <w:hyperlink r:id="rId208">
         <w:r>
           <w:rPr>
             <w:rStyle w:val="Hyperlink"/>
@@ -6099,22 +6122,22 @@
         </w:r>
       </w:hyperlink>
       <w:r>
-        <w:t xml:space="preserve">. Global Ecology and Biogeography. 34:e70024.</w:t>
-      </w:r>
-    </w:p>
-    <w:bookmarkEnd w:id="210"/>
-    <w:bookmarkStart w:id="212" w:name="ref-tarquini2022"/>
-    <w:p>
-      <w:pPr>
-        <w:pStyle w:val="Bibliography"/>
-      </w:pPr>
-      <w:r>
-        <w:t xml:space="preserve">Tarquini S.D., Ladevèze S., Prevosti F.J. 2022.</w:t>
-      </w:r>
-      <w:r>
-        <w:t xml:space="preserve"> </w:t>
-      </w:r>
-      <w:hyperlink r:id="rId211">
+        <w:t xml:space="preserve">. Global Ecology and Biogeography 34:e70024.</w:t>
+      </w:r>
+    </w:p>
+    <w:bookmarkEnd w:id="209"/>
+    <w:bookmarkStart w:id="211" w:name="ref-tarquini2022"/>
+    <w:p>
+      <w:pPr>
+        <w:pStyle w:val="Bibliography"/>
+      </w:pPr>
+      <w:r>
+        <w:t xml:space="preserve">Tarquini, S. D., S. Ladevèze, and F. J. Prevosti. 2022.</w:t>
+      </w:r>
+      <w:r>
+        <w:t xml:space="preserve"> </w:t>
+      </w:r>
+      <w:hyperlink r:id="rId210">
         <w:r>
           <w:rPr>
             <w:rStyle w:val="Hyperlink"/>
@@ -6123,22 +6146,22 @@
         </w:r>
       </w:hyperlink>
       <w:r>
-        <w:t xml:space="preserve">. Scientific Reports. 12:1224.</w:t>
-      </w:r>
-    </w:p>
-    <w:bookmarkEnd w:id="212"/>
-    <w:bookmarkStart w:id="214" w:name="ref-database"/>
-    <w:p>
-      <w:pPr>
-        <w:pStyle w:val="Bibliography"/>
-      </w:pPr>
-      <w:r>
-        <w:t xml:space="preserve">Upham N., Burgin C., Widness J., Liphardt S., Parker C., Becker M., Rochon I., Huckaby D., Zijlstra J. 2026.</w:t>
-      </w:r>
-      <w:r>
-        <w:t xml:space="preserve"> </w:t>
-      </w:r>
-      <w:hyperlink r:id="rId213">
+        <w:t xml:space="preserve">. Scientific Reports 12:1224.</w:t>
+      </w:r>
+    </w:p>
+    <w:bookmarkEnd w:id="211"/>
+    <w:bookmarkStart w:id="213" w:name="ref-database"/>
+    <w:p>
+      <w:pPr>
+        <w:pStyle w:val="Bibliography"/>
+      </w:pPr>
+      <w:r>
+        <w:t xml:space="preserve">Upham, N., C. Burgin, J. Widness, S. Liphardt, C. Parker, M. Becker, I. Rochon, D. Huckaby, and J. Zijlstra. 2026.</w:t>
+      </w:r>
+      <w:r>
+        <w:t xml:space="preserve"> </w:t>
+      </w:r>
+      <w:hyperlink r:id="rId212">
         <w:r>
           <w:rPr>
             <w:rStyle w:val="Hyperlink"/>
@@ -6150,24 +6173,38 @@
         <w:t xml:space="preserve">.</w:t>
       </w:r>
     </w:p>
-    <w:bookmarkEnd w:id="214"/>
-    <w:bookmarkStart w:id="215" w:name="ref-upham2015"/>
-    <w:p>
-      <w:pPr>
-        <w:pStyle w:val="Bibliography"/>
-      </w:pPr>
-      <w:r>
-        <w:t xml:space="preserve">Upham N.S., Patterson B.D. 2015. Evolution of Caviomorph Rodents: a Complete Phylogeny and Timetree for Living Genera.</w:t>
+    <w:bookmarkEnd w:id="213"/>
+    <w:bookmarkStart w:id="215" w:name="ref-vallejos-garrido2023"/>
+    <w:p>
+      <w:pPr>
+        <w:pStyle w:val="Bibliography"/>
+      </w:pPr>
+      <w:r>
+        <w:t xml:space="preserve">Vallejos-Garrido, P., K. Pino, N. Espinoza-Aravena, A. Pari, O. Inostroza-Michael, M. Toledo-Muñoz, B. Castillo-Ravanal, V. Romero-Alarcón, C. E. Hernández, R. E. Palma, and E. Rodríguez-Serrano. 2023.</w:t>
+      </w:r>
+      <w:r>
+        <w:t xml:space="preserve"> </w:t>
+      </w:r>
+      <w:hyperlink r:id="rId214">
+        <w:r>
+          <w:rPr>
+            <w:rStyle w:val="Hyperlink"/>
+          </w:rPr>
+          <w:t xml:space="preserve">The importance of the Andes in the evolutionary radiation of Sigmodontinae (Rodentia, Cricetidae), the most diverse group of mammals in the Neotropics</w:t>
+        </w:r>
+      </w:hyperlink>
+      <w:r>
+        <w:t xml:space="preserve">. Scientific Reports 13:2207.</w:t>
       </w:r>
     </w:p>
     <w:bookmarkEnd w:id="215"/>
-    <w:bookmarkStart w:id="217" w:name="ref-vallejos-garrido2023"/>
-    <w:p>
-      <w:pPr>
-        <w:pStyle w:val="Bibliography"/>
-      </w:pPr>
-      <w:r>
-        <w:t xml:space="preserve">Vallejos-Garrido P., Pino K., Espinoza-Aravena N., Pari A., Inostroza-Michael O., Toledo-Muñoz M., Castillo-Ravanal B., Romero-Alarcón V., Hernández C.E., Palma R.E., Rodríguez-Serrano E. 2023.</w:t>
+    <w:bookmarkStart w:id="217" w:name="ref-vanvalen1960"/>
+    <w:p>
+      <w:pPr>
+        <w:pStyle w:val="Bibliography"/>
+      </w:pPr>
+      <w:r>
+        <w:t xml:space="preserve">Van Valen, L. 1960.</w:t>
       </w:r>
       <w:r>
         <w:t xml:space="preserve"> </w:t>
@@ -6177,95 +6214,127 @@
           <w:rPr>
             <w:rStyle w:val="Hyperlink"/>
           </w:rPr>
-          <w:t xml:space="preserve">The importance of the Andes in the evolutionary radiation of Sigmodontinae (Rodentia, Cricetidae), the most diverse group of mammals in the Neotropics</w:t>
+          <w:t xml:space="preserve">A functional index of hypsodonty</w:t>
         </w:r>
       </w:hyperlink>
       <w:r>
-        <w:t xml:space="preserve">. Scientific Reports. 13:2207.</w:t>
+        <w:t xml:space="preserve">. Evolution 14:531–532.</w:t>
       </w:r>
     </w:p>
     <w:bookmarkEnd w:id="217"/>
-    <w:bookmarkStart w:id="219" w:name="ref-vanvalen1960"/>
-    <w:p>
-      <w:pPr>
-        <w:pStyle w:val="Bibliography"/>
-      </w:pPr>
-      <w:r>
-        <w:t xml:space="preserve">Van Valen L. 1960.</w:t>
-      </w:r>
-      <w:r>
-        <w:t xml:space="preserve"> </w:t>
-      </w:r>
-      <w:hyperlink r:id="rId218">
-        <w:r>
-          <w:rPr>
-            <w:rStyle w:val="Hyperlink"/>
-          </w:rPr>
-          <w:t xml:space="preserve">A functional index of hypsodonty</w:t>
+    <w:bookmarkStart w:id="218" w:name="ref-vanvalen1973"/>
+    <w:p>
+      <w:pPr>
+        <w:pStyle w:val="Bibliography"/>
+      </w:pPr>
+      <w:r>
+        <w:t xml:space="preserve">Van Valen, L. 1973a. A new evolutionary law. Evolutionary Theory 1–30.</w:t>
+      </w:r>
+    </w:p>
+    <w:bookmarkEnd w:id="218"/>
+    <w:bookmarkStart w:id="219" w:name="ref-van_valen_pattern_1973"/>
+    <w:p>
+      <w:pPr>
+        <w:pStyle w:val="Bibliography"/>
+      </w:pPr>
+      <w:r>
+        <w:t xml:space="preserve">Van Valen, L. 1973b. Pattern and the balance of nature. Evol. Theory 1:31–49.</w:t>
+      </w:r>
+    </w:p>
+    <w:bookmarkEnd w:id="219"/>
+    <w:bookmarkStart w:id="220" w:name="ref-vrba1995"/>
+    <w:p>
+      <w:pPr>
+        <w:pStyle w:val="Bibliography"/>
+      </w:pPr>
+      <w:r>
+        <w:t xml:space="preserve">Vrba, E. S. 1995. On the connections between paleoclimate and evolution. Pp. 25–45</w:t>
+      </w:r>
+      <w:r>
+        <w:t xml:space="preserve"> </w:t>
+      </w:r>
+      <w:r>
+        <w:rPr>
+          <w:i/>
+          <w:iCs/>
+        </w:rPr>
+        <w:t xml:space="preserve">in</w:t>
+      </w:r>
+      <w:r>
+        <w:t xml:space="preserve">. New Haven; London.</w:t>
+      </w:r>
+    </w:p>
+    <w:bookmarkEnd w:id="220"/>
+    <w:bookmarkStart w:id="221" w:name="ref-vucetich2015"/>
+    <w:p>
+      <w:pPr>
+        <w:pStyle w:val="Bibliography"/>
+      </w:pPr>
+      <w:r>
+        <w:t xml:space="preserve">Vucetich, M. G., M. Arnal, C. M. Deschamps, and M. E. Pérez. 2015. A brief history of caviomorph rodents as told by the fossil record. Pp. 11–62</w:t>
+      </w:r>
+      <w:r>
+        <w:t xml:space="preserve"> </w:t>
+      </w:r>
+      <w:r>
+        <w:rPr>
+          <w:i/>
+          <w:iCs/>
+        </w:rPr>
+        <w:t xml:space="preserve">in</w:t>
+      </w:r>
+      <w:r>
+        <w:t xml:space="preserve">. Sociedad Argentina para el Estudio de los Mammíferos (SAREM), Buenos Aires, Argentina.</w:t>
+      </w:r>
+    </w:p>
+    <w:bookmarkEnd w:id="221"/>
+    <w:bookmarkStart w:id="222" w:name="ref-webb1985"/>
+    <w:p>
+      <w:pPr>
+        <w:pStyle w:val="Bibliography"/>
+      </w:pPr>
+      <w:r>
+        <w:t xml:space="preserve">Webb, S. D. 1985. Late cenozoic mammal dispersals between the americas.</w:t>
+      </w:r>
+    </w:p>
+    <w:bookmarkEnd w:id="222"/>
+    <w:bookmarkStart w:id="224" w:name="ref-weppe2023"/>
+    <w:p>
+      <w:pPr>
+        <w:pStyle w:val="Bibliography"/>
+      </w:pPr>
+      <w:r>
+        <w:t xml:space="preserve">Weppe, R., F. L. Condamine, G. Guinot, J. Maugoust, and M. J. Orliac. 2023.</w:t>
+      </w:r>
+      <w:r>
+        <w:t xml:space="preserve"> </w:t>
+      </w:r>
+      <w:hyperlink r:id="rId223">
+        <w:r>
+          <w:rPr>
+            <w:rStyle w:val="Hyperlink"/>
+          </w:rPr>
+          <w:t xml:space="preserve">Drivers of the artiodactyl turnover in insular western europe at the eocene</w:t>
+        </w:r>
+        <w:r>
+          <w:rPr>
+            <w:rStyle w:val="Hyperlink"/>
+          </w:rPr>
+          <w:t xml:space="preserve">oligocene transition</w:t>
         </w:r>
       </w:hyperlink>
       <w:r>
-        <w:t xml:space="preserve">. Evolution. 14:531–532.</w:t>
-      </w:r>
-    </w:p>
-    <w:bookmarkEnd w:id="219"/>
-    <w:bookmarkStart w:id="220" w:name="ref-vanvalen1973"/>
-    <w:p>
-      <w:pPr>
-        <w:pStyle w:val="Bibliography"/>
-      </w:pPr>
-      <w:r>
-        <w:t xml:space="preserve">Van Valen L. 1973a. A new evolutionary law. Evolutionary Theory.:1–30.</w:t>
-      </w:r>
-    </w:p>
-    <w:bookmarkEnd w:id="220"/>
-    <w:bookmarkStart w:id="221" w:name="ref-van_valen_pattern_1973"/>
-    <w:p>
-      <w:pPr>
-        <w:pStyle w:val="Bibliography"/>
-      </w:pPr>
-      <w:r>
-        <w:t xml:space="preserve">Van Valen L. 1973b. Pattern and the balance of nature. Evol. Theory. 1:31–49.</w:t>
-      </w:r>
-    </w:p>
-    <w:bookmarkEnd w:id="221"/>
-    <w:bookmarkStart w:id="222" w:name="ref-vrba1995"/>
-    <w:p>
-      <w:pPr>
-        <w:pStyle w:val="Bibliography"/>
-      </w:pPr>
-      <w:r>
-        <w:t xml:space="preserve">Vrba E.S. 1995. On the connections between paleoclimate and evolution. New Haven; London: p. 25–45.</w:t>
-      </w:r>
-    </w:p>
-    <w:bookmarkEnd w:id="222"/>
-    <w:bookmarkStart w:id="223" w:name="ref-vucetich2015"/>
-    <w:p>
-      <w:pPr>
-        <w:pStyle w:val="Bibliography"/>
-      </w:pPr>
-      <w:r>
-        <w:t xml:space="preserve">Vucetich M.G., Arnal M., Deschamps C.M., Pérez M.E. 2015. A brief history of caviomorph rodents as told by the fossil record. Buenos Aires, Argentina: Sociedad Argentina para el Estudio de los Mammíferos (SAREM). p. 11–62.</w:t>
-      </w:r>
-    </w:p>
-    <w:bookmarkEnd w:id="223"/>
-    <w:bookmarkStart w:id="224" w:name="ref-webb1985"/>
-    <w:p>
-      <w:pPr>
-        <w:pStyle w:val="Bibliography"/>
-      </w:pPr>
-      <w:r>
-        <w:t xml:space="preserve">Webb S.D. 1985. Late cenozoic mammal dispersals between the americas.</w:t>
+        <w:t xml:space="preserve">. Proceedings of the National Academy of Sciences 120:e2309945120.</w:t>
       </w:r>
     </w:p>
     <w:bookmarkEnd w:id="224"/>
-    <w:bookmarkStart w:id="226" w:name="ref-weppe2023"/>
-    <w:p>
-      <w:pPr>
-        <w:pStyle w:val="Bibliography"/>
-      </w:pPr>
-      <w:r>
-        <w:t xml:space="preserve">Weppe R., Condamine F.L., Guinot G., Maugoust J., Orliac M.J. 2023.</w:t>
+    <w:bookmarkStart w:id="226" w:name="ref-westerhold2020"/>
+    <w:p>
+      <w:pPr>
+        <w:pStyle w:val="Bibliography"/>
+      </w:pPr>
+      <w:r>
+        <w:t xml:space="preserve">Westerhold, T., N. Marwan, A. J. Drury, D. Liebrand, C. Agnini, E. Anagnostou, J. S. K. Barnet, S. M. Bohaty, D. De Vleeschouwer, F. Florindo, T. Frederichs, D. A. Hodell, A. E. Holbourn, D. Kroon, V. Lauretano, K. Littler, L. J. Lourens, M. Lyle, H. Pälike, U. Röhl, J. Tian, R. H. Wilkens, P. A. Wilson, and J. C. Zachos. 2020.</w:t>
       </w:r>
       <w:r>
         <w:t xml:space="preserve"> </w:t>
@@ -6275,27 +6344,33 @@
           <w:rPr>
             <w:rStyle w:val="Hyperlink"/>
           </w:rPr>
-          <w:t xml:space="preserve">Drivers of the artiodactyl turnover in insular western europe at the eocene</w:t>
-        </w:r>
-        <w:r>
-          <w:rPr>
-            <w:rStyle w:val="Hyperlink"/>
-          </w:rPr>
-          <w:t xml:space="preserve">oligocene transition</w:t>
+          <w:t xml:space="preserve">An astronomically dated record of earth</w:t>
+        </w:r>
+        <w:r>
+          <w:rPr>
+            <w:rStyle w:val="Hyperlink"/>
+          </w:rPr>
+          <w:t xml:space="preserve">’</w:t>
+        </w:r>
+        <w:r>
+          <w:rPr>
+            <w:rStyle w:val="Hyperlink"/>
+          </w:rPr>
+          <w:t xml:space="preserve">s climate and its predictability over the last 66 million years</w:t>
         </w:r>
       </w:hyperlink>
       <w:r>
-        <w:t xml:space="preserve">. Proceedings of the National Academy of Sciences. 120:e2309945120.</w:t>
+        <w:t xml:space="preserve">. Science 369:1383–1387.</w:t>
       </w:r>
     </w:p>
     <w:bookmarkEnd w:id="226"/>
-    <w:bookmarkStart w:id="228" w:name="ref-westerhold2020"/>
-    <w:p>
-      <w:pPr>
-        <w:pStyle w:val="Bibliography"/>
-      </w:pPr>
-      <w:r>
-        <w:t xml:space="preserve">Westerhold T., Marwan N., Drury A.J., Liebrand D., Agnini C., Anagnostou E., Barnet J.S.K., Bohaty S.M., De Vleeschouwer D., Florindo F., Frederichs T., Hodell D.A., Holbourn A.E., Kroon D., Lauretano V., Littler K., Lourens L.J., Lyle M., Pälike H., Röhl U., Tian J., Wilkens R.H., Wilson P.A., Zachos J.C. 2020.</w:t>
+    <w:bookmarkStart w:id="228" w:name="ref-woods2021"/>
+    <w:p>
+      <w:pPr>
+        <w:pStyle w:val="Bibliography"/>
+      </w:pPr>
+      <w:r>
+        <w:t xml:space="preserve">Woods, R., I. Barnes, S. Brace, and S. T. Turvey. 2021.</w:t>
       </w:r>
       <w:r>
         <w:t xml:space="preserve"> </w:t>
@@ -6305,52 +6380,16 @@
           <w:rPr>
             <w:rStyle w:val="Hyperlink"/>
           </w:rPr>
-          <w:t xml:space="preserve">An astronomically dated record of earth</w:t>
-        </w:r>
-        <w:r>
-          <w:rPr>
-            <w:rStyle w:val="Hyperlink"/>
-          </w:rPr>
-          <w:t xml:space="preserve">’</w:t>
-        </w:r>
-        <w:r>
-          <w:rPr>
-            <w:rStyle w:val="Hyperlink"/>
-          </w:rPr>
-          <w:t xml:space="preserve">s climate and its predictability over the last 66 million years</w:t>
+          <w:t xml:space="preserve">Ancient DNA suggests single colonization and within-archipelago diversification of caribbean caviomorph rodents</w:t>
         </w:r>
       </w:hyperlink>
       <w:r>
-        <w:t xml:space="preserve">. Science. 369:1383–1387.</w:t>
+        <w:t xml:space="preserve">. Molecular Biology and Evolution 38:84–95.</w:t>
       </w:r>
     </w:p>
     <w:bookmarkEnd w:id="228"/>
-    <w:bookmarkStart w:id="230" w:name="ref-woods2021"/>
-    <w:p>
-      <w:pPr>
-        <w:pStyle w:val="Bibliography"/>
-      </w:pPr>
-      <w:r>
-        <w:t xml:space="preserve">Woods R., Barnes I., Brace S., Turvey S.T. 2021.</w:t>
-      </w:r>
-      <w:r>
-        <w:t xml:space="preserve"> </w:t>
-      </w:r>
-      <w:hyperlink r:id="rId229">
-        <w:r>
-          <w:rPr>
-            <w:rStyle w:val="Hyperlink"/>
-          </w:rPr>
-          <w:t xml:space="preserve">Ancient DNA suggests single colonization and within-archipelago diversification of caribbean caviomorph rodents</w:t>
-        </w:r>
-      </w:hyperlink>
-      <w:r>
-        <w:t xml:space="preserve">. Molecular Biology and Evolution. 38:84–95.</w:t>
-      </w:r>
-    </w:p>
+    <w:bookmarkEnd w:id="229"/>
     <w:bookmarkEnd w:id="230"/>
-    <w:bookmarkEnd w:id="231"/>
-    <w:bookmarkEnd w:id="232"/>
     <w:sectPr>
       <w:type w:val="nextPage"/>
       <w:pgSz w:h="15840" w:w="12240"/>
@@ -7473,9 +7512,6 @@
     <w:abstractNumId w:val="990"/>
   </w:num>
   <w:num w:numId="1001">
-    <w:abstractNumId w:val="991"/>
-  </w:num>
-  <w:num w:numId="1002">
     <w:abstractNumId w:val="991"/>
   </w:num>
 </w:numbering>

--- a/Manuscript/Main_text.docx
+++ b/Manuscript/Main_text.docx
@@ -6390,6 +6390,394 @@
     <w:bookmarkEnd w:id="228"/>
     <w:bookmarkEnd w:id="229"/>
     <w:bookmarkEnd w:id="230"/>
+    <w:bookmarkStart w:id="243" w:name="figures"/>
+    <w:p>
+      <w:pPr>
+        <w:pStyle w:val="Heading1"/>
+      </w:pPr>
+      <w:r>
+        <w:t xml:space="preserve">Figures</w:t>
+      </w:r>
+    </w:p>
+    <w:tbl>
+      <w:tblPr>
+        <w:tblStyle w:val="Table"/>
+        <w:tblW w:type="pct" w:w="5000"/>
+        <w:tblLayout w:type="fixed"/>
+        <w:tblLook w:firstRow="0" w:lastRow="0" w:firstColumn="0" w:lastColumn="0" w:noHBand="0" w:noVBand="0" w:val="0000"/>
+      </w:tblPr>
+      <w:tblGrid>
+        <w:gridCol w:w="7920"/>
+      </w:tblGrid>
+      <w:tr>
+        <w:tc>
+          <w:tcPr/>
+          <w:bookmarkStart w:id="234" w:name="fig-lifespans"/>
+          <w:p>
+            <w:pPr>
+              <w:pStyle w:val="Compact"/>
+              <w:jc w:val="center"/>
+            </w:pPr>
+            <w:r>
+              <w:drawing>
+                <wp:inline>
+                  <wp:extent cx="5399999" cy="6839999"/>
+                  <wp:effectExtent b="0" l="0" r="0" t="0"/>
+                  <wp:docPr descr="" title="" id="232" name="Picture"/>
+                  <a:graphic>
+                    <a:graphicData uri="http://schemas.openxmlformats.org/drawingml/2006/picture">
+                      <pic:pic>
+                        <pic:nvPicPr>
+                          <pic:cNvPr descr="../Figures/Main/Lifespans/lifespans_distribs.png" id="233" name="Picture"/>
+                          <pic:cNvPicPr>
+                            <a:picLocks noChangeArrowheads="1" noChangeAspect="1"/>
+                          </pic:cNvPicPr>
+                        </pic:nvPicPr>
+                        <pic:blipFill>
+                          <a:blip r:embed="rId231"/>
+                          <a:stretch>
+                            <a:fillRect/>
+                          </a:stretch>
+                        </pic:blipFill>
+                        <pic:spPr bwMode="auto">
+                          <a:xfrm>
+                            <a:off x="0" y="0"/>
+                            <a:ext cx="5399999" cy="6839999"/>
+                          </a:xfrm>
+                          <a:prstGeom prst="rect">
+                            <a:avLst/>
+                          </a:prstGeom>
+                          <a:noFill/>
+                          <a:ln w="9525">
+                            <a:noFill/>
+                            <a:headEnd/>
+                            <a:tailEnd/>
+                          </a:ln>
+                        </pic:spPr>
+                      </pic:pic>
+                    </a:graphicData>
+                  </a:graphic>
+                </wp:inline>
+              </w:drawing>
+            </w:r>
+          </w:p>
+          <w:p>
+            <w:pPr>
+              <w:jc w:val="center"/>
+            </w:pPr>
+            <w:pPr>
+              <w:jc w:val="start"/>
+              <w:spacing w:before="200"/>
+              <w:pStyle w:val="ImageCaption"/>
+            </w:pPr>
+            <w:r>
+              <w:t xml:space="preserve">Figure 1: Bayesian reconstruction of the longevities of the 136 chinchilloid species considered in our dataset. Each segment depicts the longevity of a given species, that is, the interval between species’ speciation and extinction times averaged across PyRate runs that achieved convergence. Lines, ticks and taxonomic names were coloured according to the body mass category to which species were assigned. The histogram at the centre of the plot shows the number of species within each body mass class. The first four silhouettes (from top to bottom) are from Phylopic (credits available in Table S2). The last two silhouettes (</w:t>
+            </w:r>
+            <w:r>
+              <w:rPr>
+                <w:i/>
+                <w:iCs/>
+              </w:rPr>
+              <w:t xml:space="preserve">Elasmodontomys obliquus</w:t>
+            </w:r>
+            <w:r>
+              <w:t xml:space="preserve"> </w:t>
+            </w:r>
+            <w:r>
+              <w:t xml:space="preserve">and</w:t>
+            </w:r>
+            <w:r>
+              <w:t xml:space="preserve"> </w:t>
+            </w:r>
+            <w:r>
+              <w:rPr>
+                <w:i/>
+                <w:iCs/>
+              </w:rPr>
+              <w:t xml:space="preserve">Borikenomys praecursor</w:t>
+            </w:r>
+            <w:r>
+              <w:t xml:space="preserve">) were designed by L.M. for a previous work</w:t>
+            </w:r>
+            <w:r>
+              <w:t xml:space="preserve"> </w:t>
+            </w:r>
+            <w:r>
+              <w:t xml:space="preserve">(Marivaux et al. 2020)</w:t>
+            </w:r>
+            <w:r>
+              <w:t xml:space="preserve">.</w:t>
+            </w:r>
+          </w:p>
+          <w:bookmarkEnd w:id="234"/>
+        </w:tc>
+      </w:tr>
+    </w:tbl>
+    <w:p>
+      <w:pPr>
+        <w:pStyle w:val="BodyText"/>
+      </w:pPr>
+      <w:r>
+        <w:br/>
+      </w:r>
+    </w:p>
+    <w:tbl>
+      <w:tblPr>
+        <w:tblStyle w:val="Table"/>
+        <w:tblW w:type="pct" w:w="5000"/>
+        <w:tblLayout w:type="fixed"/>
+        <w:tblLook w:firstRow="0" w:lastRow="0" w:firstColumn="0" w:lastColumn="0" w:noHBand="0" w:noVBand="0" w:val="0000"/>
+      </w:tblPr>
+      <w:tblGrid>
+        <w:gridCol w:w="7920"/>
+      </w:tblGrid>
+      <w:tr>
+        <w:tc>
+          <w:tcPr/>
+          <w:bookmarkStart w:id="238" w:name="fig-diversity"/>
+          <w:p>
+            <w:pPr>
+              <w:pStyle w:val="Compact"/>
+              <w:jc w:val="center"/>
+            </w:pPr>
+            <w:r>
+              <w:drawing>
+                <wp:inline>
+                  <wp:extent cx="5039999" cy="2519999"/>
+                  <wp:effectExtent b="0" l="0" r="0" t="0"/>
+                  <wp:docPr descr="" title="" id="236" name="Picture"/>
+                  <a:graphic>
+                    <a:graphicData uri="http://schemas.openxmlformats.org/drawingml/2006/picture">
+                      <pic:pic>
+                        <pic:nvPicPr>
+                          <pic:cNvPr descr="../Figures/Main/Diversity_through_time.png" id="237" name="Picture"/>
+                          <pic:cNvPicPr>
+                            <a:picLocks noChangeArrowheads="1" noChangeAspect="1"/>
+                          </pic:cNvPicPr>
+                        </pic:nvPicPr>
+                        <pic:blipFill>
+                          <a:blip r:embed="rId235"/>
+                          <a:stretch>
+                            <a:fillRect/>
+                          </a:stretch>
+                        </pic:blipFill>
+                        <pic:spPr bwMode="auto">
+                          <a:xfrm>
+                            <a:off x="0" y="0"/>
+                            <a:ext cx="5039999" cy="2519999"/>
+                          </a:xfrm>
+                          <a:prstGeom prst="rect">
+                            <a:avLst/>
+                          </a:prstGeom>
+                          <a:noFill/>
+                          <a:ln w="9525">
+                            <a:noFill/>
+                            <a:headEnd/>
+                            <a:tailEnd/>
+                          </a:ln>
+                        </pic:spPr>
+                      </pic:pic>
+                    </a:graphicData>
+                  </a:graphic>
+                </wp:inline>
+              </w:drawing>
+            </w:r>
+          </w:p>
+          <w:p>
+            <w:pPr>
+              <w:jc w:val="center"/>
+            </w:pPr>
+            <w:pPr>
+              <w:jc w:val="start"/>
+              <w:spacing w:before="200"/>
+              <w:pStyle w:val="ImageCaption"/>
+            </w:pPr>
+            <w:r>
+              <w:t xml:space="preserve">Figure 2: Comparative occurrence-based chinchilloid diversity reconstructions. Estimates were either produced in a bayesian preservation-aware framework jointly assessing the times of speciation and extinction of each species from the temporal occurrence database (PyRate)</w:t>
+            </w:r>
+            <w:r>
+              <w:t xml:space="preserve"> </w:t>
+            </w:r>
+            <w:r>
+              <w:rPr>
+                <w:b/>
+                <w:bCs/>
+              </w:rPr>
+              <w:t xml:space="preserve">(A)</w:t>
+            </w:r>
+            <w:r>
+              <w:t xml:space="preserve">, or using a simulation-based deep-learning framework incorporating a wide variety of biases to reconstruct the temporal variations of the</w:t>
+            </w:r>
+            <w:r>
+              <w:t xml:space="preserve"> </w:t>
+            </w:r>
+            <w:r>
+              <w:t xml:space="preserve">“</w:t>
+            </w:r>
+            <w:r>
+              <w:t xml:space="preserve">true</w:t>
+            </w:r>
+            <w:r>
+              <w:t xml:space="preserve">”</w:t>
+            </w:r>
+            <w:r>
+              <w:t xml:space="preserve"> </w:t>
+            </w:r>
+            <w:r>
+              <w:t xml:space="preserve">(</w:t>
+            </w:r>
+            <w:r>
+              <w:rPr>
+                <w:i/>
+                <w:iCs/>
+              </w:rPr>
+              <w:t xml:space="preserve">i</w:t>
+            </w:r>
+            <w:r>
+              <w:t xml:space="preserve">.</w:t>
+            </w:r>
+            <w:r>
+              <w:rPr>
+                <w:i/>
+                <w:iCs/>
+              </w:rPr>
+              <w:t xml:space="preserve">e</w:t>
+            </w:r>
+            <w:r>
+              <w:t xml:space="preserve">., corrected) diversity (DeepDive)</w:t>
+            </w:r>
+            <w:r>
+              <w:t xml:space="preserve"> </w:t>
+            </w:r>
+            <w:r>
+              <w:rPr>
+                <w:b/>
+                <w:bCs/>
+              </w:rPr>
+              <w:t xml:space="preserve">(B)</w:t>
+            </w:r>
+            <w:r>
+              <w:t xml:space="preserve">. In</w:t>
+            </w:r>
+            <w:r>
+              <w:t xml:space="preserve"> </w:t>
+            </w:r>
+            <w:r>
+              <w:rPr>
+                <w:b/>
+                <w:bCs/>
+              </w:rPr>
+              <w:t xml:space="preserve">(A)</w:t>
+            </w:r>
+            <w:r>
+              <w:t xml:space="preserve">, the full line represents the median diversity estimate across all PyRate runs that achieved convergence and the ribbon shows its associated 95% HPD interval. In</w:t>
+            </w:r>
+            <w:r>
+              <w:t xml:space="preserve"> </w:t>
+            </w:r>
+            <w:r>
+              <w:rPr>
+                <w:b/>
+                <w:bCs/>
+              </w:rPr>
+              <w:t xml:space="preserve">(B)</w:t>
+            </w:r>
+            <w:r>
+              <w:t xml:space="preserve">, the full line shows the mean diversity estimate per 1Myr-bin obtained across the 100 replicates of empirical prediction while the darker and lighter ribbons show the intervals respectively encompassing 50% and 95% of the per-bin diversity distribution across the 100 replicates.</w:t>
+            </w:r>
+          </w:p>
+          <w:bookmarkEnd w:id="238"/>
+        </w:tc>
+      </w:tr>
+    </w:tbl>
+    <w:p>
+      <w:pPr>
+        <w:pStyle w:val="BodyText"/>
+      </w:pPr>
+      <w:r>
+        <w:br/>
+      </w:r>
+    </w:p>
+    <w:tbl>
+      <w:tblPr>
+        <w:tblStyle w:val="Table"/>
+        <w:tblW w:type="pct" w:w="5000"/>
+        <w:tblLayout w:type="fixed"/>
+        <w:tblLook w:firstRow="0" w:lastRow="0" w:firstColumn="0" w:lastColumn="0" w:noHBand="0" w:noVBand="0" w:val="0000"/>
+      </w:tblPr>
+      <w:tblGrid>
+        <w:gridCol w:w="7920"/>
+      </w:tblGrid>
+      <w:tr>
+        <w:tc>
+          <w:tcPr/>
+          <w:bookmarkStart w:id="242" w:name="fig-diversification"/>
+          <w:p>
+            <w:pPr>
+              <w:pStyle w:val="Compact"/>
+              <w:jc w:val="center"/>
+            </w:pPr>
+            <w:r>
+              <w:drawing>
+                <wp:inline>
+                  <wp:extent cx="5399999" cy="3959999"/>
+                  <wp:effectExtent b="0" l="0" r="0" t="0"/>
+                  <wp:docPr descr="" title="" id="240" name="Picture"/>
+                  <a:graphic>
+                    <a:graphicData uri="http://schemas.openxmlformats.org/drawingml/2006/picture">
+                      <pic:pic>
+                        <pic:nvPicPr>
+                          <pic:cNvPr descr="../Figures/Main/Diversification_rates.png" id="241" name="Picture"/>
+                          <pic:cNvPicPr>
+                            <a:picLocks noChangeArrowheads="1" noChangeAspect="1"/>
+                          </pic:cNvPicPr>
+                        </pic:nvPicPr>
+                        <pic:blipFill>
+                          <a:blip r:embed="rId239"/>
+                          <a:stretch>
+                            <a:fillRect/>
+                          </a:stretch>
+                        </pic:blipFill>
+                        <pic:spPr bwMode="auto">
+                          <a:xfrm>
+                            <a:off x="0" y="0"/>
+                            <a:ext cx="5399999" cy="3959999"/>
+                          </a:xfrm>
+                          <a:prstGeom prst="rect">
+                            <a:avLst/>
+                          </a:prstGeom>
+                          <a:noFill/>
+                          <a:ln w="9525">
+                            <a:noFill/>
+                            <a:headEnd/>
+                            <a:tailEnd/>
+                          </a:ln>
+                        </pic:spPr>
+                      </pic:pic>
+                    </a:graphicData>
+                  </a:graphic>
+                </wp:inline>
+              </w:drawing>
+            </w:r>
+          </w:p>
+          <w:p>
+            <w:pPr>
+              <w:jc w:val="center"/>
+            </w:pPr>
+            <w:pPr>
+              <w:jc w:val="start"/>
+              <w:spacing w:before="200"/>
+              <w:pStyle w:val="ImageCaption"/>
+            </w:pPr>
+            <w:r>
+              <w:t xml:space="preserve">Figure 3: Comparative chinchilloid speciation and extinction rate reconstructions using three Bayesian occurrence-based birth-death models.</w:t>
+            </w:r>
+          </w:p>
+          <w:bookmarkEnd w:id="242"/>
+        </w:tc>
+      </w:tr>
+    </w:tbl>
+    <w:bookmarkEnd w:id="243"/>
     <w:sectPr>
       <w:type w:val="nextPage"/>
       <w:pgSz w:h="15840" w:w="12240"/>

--- a/Manuscript/Main_text.docx
+++ b/Manuscript/Main_text.docx
@@ -1403,7 +1403,7 @@
         <w:pStyle w:val="BodyText"/>
       </w:pPr>
       <w:r>
-        <w:t xml:space="preserve">Here, we investigate the evolutionary history of Chinchilloidea and highlight its environmental correlates, with an emphasis on phenotypic evolution. To do so, we compiled and revised 715 chinchilloid fossil occurrences from the literature to build the most exhaustive temporal occurrence database ever produced for this group, encompassing 63 genera and 136 species. In parallel, we collected dental traits and measurements in order to carry out body mass reconstructions based on recently-published sets of predictive equations, and reconstructed hyposodonty indices based on crown heights of cheek teeth. We further analysed chinchilloid diversity and diversification dynamics throughout their entire evolutionary history using state-of-the-art preservation-aware methodological frameworks, and sought for their likely environmental drivers, allowing rate variation across time, body size and crown height categories. We hypothesise that (i) (ii) (iii)</w:t>
+        <w:t xml:space="preserve">Here, we investigate the evolutionary history of Chinchilloidea and highlight its environmental correlates, with an emphasis on phenotypic evolution. To do so, we compiled and revised 710 chinchilloid fossil occurrences from the literature to build the most exhaustive temporal occurrence database ever produced for this group, encompassing 63 genera and 136 species. In parallel, we collected dental traits and measurements in order to carry out body mass reconstructions based on recently-published sets of predictive equations, and reconstructed hyposodonty indices based on crown heights of cheek teeth. We further analysed chinchilloid diversity and diversification dynamics throughout their entire evolutionary history using state-of-the-art preservation-aware methodological frameworks, and sought for their likely environmental drivers, allowing rate variation across time, body size and crown height categories. We hypothesise that (i) (ii) (iii)</w:t>
       </w:r>
     </w:p>
     <w:bookmarkEnd w:id="22"/>
@@ -1567,6 +1567,19 @@
           <w:iCs/>
         </w:rPr>
         <w:t xml:space="preserve">Chinchilla lanigera</w:t>
+      </w:r>
+      <w:r>
+        <w:t xml:space="preserve">,</w:t>
+      </w:r>
+      <w:r>
+        <w:t xml:space="preserve"> </w:t>
+      </w:r>
+      <w:r>
+        <w:rPr>
+          <w:i/>
+          <w:iCs/>
+        </w:rPr>
+        <w:t xml:space="preserve">Lagidium ahuacaense</w:t>
       </w:r>
       <w:r>
         <w:t xml:space="preserve">,</w:t>
@@ -2578,6 +2591,191 @@
         </m:r>
       </m:oMath>
       <w:r>
+        <w:t xml:space="preserve">, except for</w:t>
+      </w:r>
+      <w:r>
+        <w:t xml:space="preserve"> </w:t>
+      </w:r>
+      <w:r>
+        <w:rPr>
+          <w:i/>
+          <w:iCs/>
+        </w:rPr>
+        <w:t xml:space="preserve">Dinomys branickii</w:t>
+      </w:r>
+      <w:r>
+        <w:t xml:space="preserve">. Indeed, given that the divergence time of</w:t>
+      </w:r>
+      <w:r>
+        <w:t xml:space="preserve"> </w:t>
+      </w:r>
+      <w:r>
+        <w:rPr>
+          <w:i/>
+          <w:iCs/>
+        </w:rPr>
+        <w:t xml:space="preserve">D. branickii</w:t>
+      </w:r>
+      <w:r>
+        <w:t xml:space="preserve"> </w:t>
+      </w:r>
+      <w:r>
+        <w:t xml:space="preserve">with the rest of the extant representatives of the clade (</w:t>
+      </w:r>
+      <m:oMath>
+        <m:sSub>
+          <m:e>
+            <m:r>
+              <m:t>T</m:t>
+            </m:r>
+          </m:e>
+          <m:sub>
+            <m:r>
+              <m:t>d</m:t>
+            </m:r>
+            <m:r>
+              <m:rPr>
+                <m:sty m:val="p"/>
+              </m:rPr>
+              <m:t>,</m:t>
+            </m:r>
+            <m:r>
+              <m:t>b</m:t>
+            </m:r>
+            <m:r>
+              <m:t>r</m:t>
+            </m:r>
+            <m:r>
+              <m:t>a</m:t>
+            </m:r>
+            <m:r>
+              <m:t>n</m:t>
+            </m:r>
+            <m:r>
+              <m:t>i</m:t>
+            </m:r>
+            <m:r>
+              <m:t>c</m:t>
+            </m:r>
+            <m:r>
+              <m:t>k</m:t>
+            </m:r>
+            <m:r>
+              <m:t>i</m:t>
+            </m:r>
+            <m:r>
+              <m:t>i</m:t>
+            </m:r>
+          </m:sub>
+        </m:sSub>
+      </m:oMath>
+      <w:r>
+        <w:t xml:space="preserve">) is too ancient to be reasonably considered as an approximation of the time when the species originated (HPD 95% =</w:t>
+      </w:r>
+      <w:r>
+        <w:t xml:space="preserve"> </w:t>
+      </w:r>
+      <m:oMath>
+        <m:d>
+          <m:dPr>
+            <m:begChr m:val="["/>
+            <m:endChr m:val="]"/>
+            <m:sepChr m:val=""/>
+            <m:grow/>
+          </m:dPr>
+          <m:e>
+            <m:r>
+              <m:t>16.5</m:t>
+            </m:r>
+            <m:r>
+              <m:rPr>
+                <m:sty m:val="p"/>
+              </m:rPr>
+              <m:t>,</m:t>
+            </m:r>
+            <m:r>
+              <m:t>24.8</m:t>
+            </m:r>
+          </m:e>
+        </m:d>
+      </m:oMath>
+      <w:r>
+        <w:t xml:space="preserve"> </w:t>
+      </w:r>
+      <w:r>
+        <w:t xml:space="preserve">Ma), we set</w:t>
+      </w:r>
+      <w:r>
+        <w:t xml:space="preserve"> </w:t>
+      </w:r>
+      <m:oMath>
+        <m:r>
+          <m:t>α</m:t>
+        </m:r>
+        <m:r>
+          <m:rPr>
+            <m:sty m:val="p"/>
+          </m:rPr>
+          <m:t>=</m:t>
+        </m:r>
+        <m:r>
+          <m:t>0.999</m:t>
+        </m:r>
+      </m:oMath>
+      <w:r>
+        <w:t xml:space="preserve">. By doing so, we made it almost impossible to sample an occurrence maximum age above</w:t>
+      </w:r>
+      <w:r>
+        <w:t xml:space="preserve"> </w:t>
+      </w:r>
+      <m:oMath>
+        <m:sSub>
+          <m:e>
+            <m:r>
+              <m:t>T</m:t>
+            </m:r>
+          </m:e>
+          <m:sub>
+            <m:r>
+              <m:t>d</m:t>
+            </m:r>
+            <m:r>
+              <m:rPr>
+                <m:sty m:val="p"/>
+              </m:rPr>
+              <m:t>,</m:t>
+            </m:r>
+            <m:r>
+              <m:t>b</m:t>
+            </m:r>
+            <m:r>
+              <m:t>r</m:t>
+            </m:r>
+            <m:r>
+              <m:t>a</m:t>
+            </m:r>
+            <m:r>
+              <m:t>n</m:t>
+            </m:r>
+            <m:r>
+              <m:t>i</m:t>
+            </m:r>
+            <m:r>
+              <m:t>c</m:t>
+            </m:r>
+            <m:r>
+              <m:t>k</m:t>
+            </m:r>
+            <m:r>
+              <m:t>i</m:t>
+            </m:r>
+            <m:r>
+              <m:t>i</m:t>
+            </m:r>
+          </m:sub>
+        </m:sSub>
+      </m:oMath>
+      <w:r>
         <w:t xml:space="preserve">.</w:t>
       </w:r>
     </w:p>
@@ -5109,13 +5307,37 @@
         <w:pStyle w:val="BodyText"/>
       </w:pPr>
       <w:r>
-        <w:t xml:space="preserve">Test for the direct effet of intraspecific interaction in the rate of body mass evolution in a phylogenetic framework [</w:t>
+        <w:t xml:space="preserve">Phylogenetic framework:</w:t>
+      </w:r>
+    </w:p>
+    <w:p>
+      <w:pPr>
+        <w:pStyle w:val="Compact"/>
+        <w:numPr>
+          <w:ilvl w:val="0"/>
+          <w:numId w:val="1002"/>
+        </w:numPr>
+      </w:pPr>
+      <w:r>
+        <w:t xml:space="preserve">Test for the direct effet of intraspecific interaction in the rate of body mass evolution [</w:t>
       </w:r>
       <w:r>
         <w:t xml:space="preserve">Drury et al. (2016)</w:t>
       </w:r>
       <w:r>
         <w:t xml:space="preserve">; chabrol inch’bouddah]</w:t>
+      </w:r>
+    </w:p>
+    <w:p>
+      <w:pPr>
+        <w:pStyle w:val="Compact"/>
+        <w:numPr>
+          <w:ilvl w:val="0"/>
+          <w:numId w:val="1002"/>
+        </w:numPr>
+      </w:pPr>
+      <w:r>
+        <w:t xml:space="preserve">Assess whether larger (or larger-crowned) species have different pace of diversification (SSE model)</w:t>
       </w:r>
     </w:p>
     <w:bookmarkEnd w:id="42"/>
@@ -5144,7 +5366,7 @@
         <w:pStyle w:val="FirstParagraph"/>
       </w:pPr>
       <w:r>
-        <w:t xml:space="preserve">Torsten Hauffe.</w:t>
+        <w:t xml:space="preserve">Torsten Hauffe for his advice regarding the use of BDNN. Rebecca B. Cooper and Bethany J. Allen for their willingness to help with the use of DeepDive and DeepDiveR. L.B. was funded by a grant offered by the École Normale Supérieure de Lyon.</w:t>
       </w:r>
     </w:p>
     <w:p>
@@ -8336,7 +8558,7 @@
         <w:t xml:space="preserve">(Ortiz et al. 2012)</w:t>
       </w:r>
       <w:r>
-        <w:t xml:space="preserve">, but we believe their age to be too close to the present to provide useful information on the time of speciation of the species.</w:t>
+        <w:t xml:space="preserve">, but we assum their age to be too close to the present to provide useful information on the time of speciation of the species.</w:t>
       </w:r>
     </w:p>
   </w:footnote>
@@ -9264,6 +9486,9 @@
     <w:abstractNumId w:val="990"/>
   </w:num>
   <w:num w:numId="1001">
+    <w:abstractNumId w:val="991"/>
+  </w:num>
+  <w:num w:numId="1002">
     <w:abstractNumId w:val="991"/>
   </w:num>
 </w:numbering>

--- a/Manuscript/Main_text.docx
+++ b/Manuscript/Main_text.docx
@@ -213,7 +213,7 @@
         <w:t xml:space="preserve"> </w:t>
       </w:r>
       <w:r>
-        <w:t xml:space="preserve">Bayesian inference; Body mass; Deep Learning; Disparity; Macroevolution; Rodents</w:t>
+        <w:t xml:space="preserve">Bayesian inference; Deep-learning; Disparity; Macroevolution; Palaeoenvironment; Rodentia</w:t>
       </w:r>
     </w:p>
     <w:bookmarkStart w:id="20" w:name="abstract"/>
@@ -240,6 +240,144 @@
         <w:pStyle w:val="FirstParagraph"/>
       </w:pPr>
       <w:r>
+        <w:t xml:space="preserve">How taxonomic diversity and morphological disparity covary through evolutionary timescales has been a central aim of macroevolutionary research. Seminal works highlighted that clades could experience coordinated or decoupled diversity and disparity trajectories linked to biological diversification –</w:t>
+      </w:r>
+      <w:r>
+        <w:t xml:space="preserve"> </w:t>
+      </w:r>
+      <w:r>
+        <w:rPr>
+          <w:i/>
+          <w:iCs/>
+        </w:rPr>
+        <w:t xml:space="preserve">i</w:t>
+      </w:r>
+      <w:r>
+        <w:t xml:space="preserve">.</w:t>
+      </w:r>
+      <w:r>
+        <w:rPr>
+          <w:i/>
+          <w:iCs/>
+        </w:rPr>
+        <w:t xml:space="preserve">e</w:t>
+      </w:r>
+      <w:r>
+        <w:t xml:space="preserve">., speciation and extinction, the processes generating diversity</w:t>
+      </w:r>
+      <w:r>
+        <w:t xml:space="preserve"> </w:t>
+      </w:r>
+      <w:r>
+        <w:t xml:space="preserve">(Foote 1993, 1997)</w:t>
+      </w:r>
+      <w:r>
+        <w:t xml:space="preserve">. Far from a one-fits-them-all rule, the diversity-disparity interplay was rather shown to be complex and case-dependent, with speciation and extinction either acting as opposing forces or reinforcing one another in the contraction/expansion of the morphospace through evolutionary times</w:t>
+      </w:r>
+      <w:r>
+        <w:t xml:space="preserve"> </w:t>
+      </w:r>
+      <w:r>
+        <w:t xml:space="preserve">(Simpson 1944; Foote 1993, 1997; Balseiro et al. 2025; Esteve 2025)</w:t>
+      </w:r>
+      <w:r>
+        <w:t xml:space="preserve">. Two classes of factors are usually invoked to explain the long-term dynamics of biological diversity, either taxonomic or phenotypic. On one hand, the classical</w:t>
+      </w:r>
+      <w:r>
+        <w:t xml:space="preserve"> </w:t>
+      </w:r>
+      <w:r>
+        <w:t xml:space="preserve">‘</w:t>
+      </w:r>
+      <w:r>
+        <w:t xml:space="preserve">Red Queen</w:t>
+      </w:r>
+      <w:r>
+        <w:t xml:space="preserve">’</w:t>
+      </w:r>
+      <w:r>
+        <w:t xml:space="preserve"> </w:t>
+      </w:r>
+      <w:r>
+        <w:t xml:space="preserve">hypothesis</w:t>
+      </w:r>
+      <w:r>
+        <w:t xml:space="preserve"> </w:t>
+      </w:r>
+      <w:r>
+        <w:t xml:space="preserve">(Van Valen 1973a)</w:t>
+      </w:r>
+      <w:r>
+        <w:t xml:space="preserve"> </w:t>
+      </w:r>
+      <w:r>
+        <w:t xml:space="preserve">posits that evolutionary changes primarily result from biotic interactions. On the other hand, a wealth of hypotheses summarised under the</w:t>
+      </w:r>
+      <w:r>
+        <w:t xml:space="preserve"> </w:t>
+      </w:r>
+      <w:r>
+        <w:t xml:space="preserve">‘</w:t>
+      </w:r>
+      <w:r>
+        <w:t xml:space="preserve">Court Jester</w:t>
+      </w:r>
+      <w:r>
+        <w:t xml:space="preserve">’</w:t>
+      </w:r>
+      <w:r>
+        <w:t xml:space="preserve"> </w:t>
+      </w:r>
+      <w:r>
+        <w:t xml:space="preserve">model</w:t>
+      </w:r>
+      <w:r>
+        <w:t xml:space="preserve"> </w:t>
+      </w:r>
+      <w:r>
+        <w:t xml:space="preserve">(Barnosky 2001)</w:t>
+      </w:r>
+      <w:r>
+        <w:t xml:space="preserve"> </w:t>
+      </w:r>
+      <w:r>
+        <w:t xml:space="preserve">rather placed the emphasis on abiotic factors as a primary source of evolutionary changes</w:t>
+      </w:r>
+      <w:r>
+        <w:t xml:space="preserve"> </w:t>
+      </w:r>
+      <w:r>
+        <w:t xml:space="preserve">(</w:t>
+      </w:r>
+      <w:r>
+        <w:rPr>
+          <w:i/>
+          <w:iCs/>
+        </w:rPr>
+        <w:t xml:space="preserve">e</w:t>
+      </w:r>
+      <w:r>
+        <w:t xml:space="preserve">.</w:t>
+      </w:r>
+      <w:r>
+        <w:rPr>
+          <w:i/>
+          <w:iCs/>
+        </w:rPr>
+        <w:t xml:space="preserve">g</w:t>
+      </w:r>
+      <w:r>
+        <w:t xml:space="preserve">., Stenseth and Smith 1984; Vrba 1993, 1995)</w:t>
+      </w:r>
+      <w:r>
+        <w:t xml:space="preserve">.</w:t>
+      </w:r>
+    </w:p>
+    <w:p>
+      <w:pPr>
+        <w:pStyle w:val="BodyText"/>
+      </w:pPr>
+      <w:r>
         <w:t xml:space="preserve">During most of the Cenozoic, the isolation of South America constrained the landmass’ mammalian fauna to evolve in a vacuum, leading to a vast array of endemic radiations</w:t>
       </w:r>
       <w:r>
@@ -415,7 +553,7 @@
         <w:t xml:space="preserve">., Vucetich et al. 2015; Álvarez et al. 2017)</w:t>
       </w:r>
       <w:r>
-        <w:t xml:space="preserve">. Such a trend is particularly well illustrated in the superfamily Chinchilloidea. Today, chinchilloids include seven to eight medium-sized species with high-crowned, ever-growing (euhypsodont) cheek teeth, distributed among four distantly-related genera –</w:t>
+        <w:t xml:space="preserve">. Such a trend is particularly well illustrated among Chinchilloidea. Today, this superfamily includes eight medium-to-large-sized species with high-crowned, ever-growing (euhypsodont) cheek teeth, distributed among four distantly-related genera –</w:t>
       </w:r>
       <w:r>
         <w:t xml:space="preserve"> </w:t>
@@ -770,12 +908,6 @@
         <w:t xml:space="preserve">Anthony, 1916 within Chinchilloidea</w:t>
       </w:r>
       <w:r>
-        <w:t xml:space="preserve"> </w:t>
-      </w:r>
-      <w:r>
-        <w:t xml:space="preserve">(see Marivaux et al. 2020; Marivaux et al. 2022 and literature therein)</w:t>
-      </w:r>
-      <w:r>
         <w:rPr>
           <w:rStyle w:val="FootnoteReference"/>
         </w:rPr>
@@ -799,17 +931,59 @@
         <w:pStyle w:val="BodyText"/>
       </w:pPr>
       <w:r>
-        <w:t xml:space="preserve">Understanding how taxonomic diversity and morphological disparity covary through evolutionary timescales has been a central aim of macroevolutionary research. Seminal works highlighted that clades could experience coordinated or decoupled diversity and disparity trajectories linked to biological diversification –</w:t>
-      </w:r>
-      <w:r>
-        <w:t xml:space="preserve"> </w:t>
-      </w:r>
-      <w:r>
-        <w:rPr>
-          <w:i/>
-          <w:iCs/>
-        </w:rPr>
-        <w:t xml:space="preserve">i</w:t>
+        <w:t xml:space="preserve">Several hypotheses have been advocated to explain chinchilloid’s diversity dynamics and exceptional phenotypical evolution.</w:t>
+      </w:r>
+      <w:r>
+        <w:t xml:space="preserve"> </w:t>
+      </w:r>
+      <w:r>
+        <w:t xml:space="preserve">Vucetich et al. (2015)</w:t>
+      </w:r>
+      <w:r>
+        <w:t xml:space="preserve"> </w:t>
+      </w:r>
+      <w:r>
+        <w:t xml:space="preserve">proposed gigantism among caviomorphs to have been promoted by the late Neogene climate cooling and aridification</w:t>
+      </w:r>
+      <w:r>
+        <w:t xml:space="preserve"> </w:t>
+      </w:r>
+      <w:r>
+        <w:t xml:space="preserve">(Westerhold et al. 2020)</w:t>
+      </w:r>
+      <w:r>
+        <w:t xml:space="preserve">, thought to have expanded open habitats in continental South America</w:t>
+      </w:r>
+      <w:r>
+        <w:t xml:space="preserve"> </w:t>
+      </w:r>
+      <w:r>
+        <w:t xml:space="preserve">(Palazzesi and Barreda 2012)</w:t>
+      </w:r>
+      <w:r>
+        <w:t xml:space="preserve">. Such climate-induced landscape opening has also traditionally been invoked to explain caviomorphs’ – together with native ungulates’ – increase in hypsodonty</w:t>
+      </w:r>
+      <w:r>
+        <w:t xml:space="preserve"> </w:t>
+      </w:r>
+      <w:r>
+        <w:t xml:space="preserve">(MacFadden 2000)</w:t>
+      </w:r>
+      <w:r>
+        <w:t xml:space="preserve">. Nevertheless, it should be mentioned that several evidence challenged the relationship between grass consumption and hypsodonty</w:t>
+      </w:r>
+      <w:r>
+        <w:t xml:space="preserve"> </w:t>
+      </w:r>
+      <w:r>
+        <w:t xml:space="preserve">(</w:t>
+      </w:r>
+      <w:r>
+        <w:rPr>
+          <w:i/>
+          <w:iCs/>
+        </w:rPr>
+        <w:t xml:space="preserve">e</w:t>
       </w:r>
       <w:r>
         <w:t xml:space="preserve">.</w:t>
@@ -819,43 +993,104 @@
           <w:i/>
           <w:iCs/>
         </w:rPr>
+        <w:t xml:space="preserve">g</w:t>
+      </w:r>
+      <w:r>
+        <w:t xml:space="preserve">., Billet et al. 2009; Damuth and Janis 2011; Strömberg et al. 2013; Armella and Croft 2026)</w:t>
+      </w:r>
+      <w:r>
+        <w:t xml:space="preserve">. Other authors proposed that the river network remodelling that followed the demise of the north Argentinian Miocene marine transgression</w:t>
+      </w:r>
+      <w:r>
+        <w:t xml:space="preserve"> </w:t>
+      </w:r>
+      <w:r>
+        <w:t xml:space="preserve">(</w:t>
+      </w:r>
+      <w:r>
+        <w:t xml:space="preserve">‘</w:t>
+      </w:r>
+      <w:r>
+        <w:t xml:space="preserve">Paranense Sea,</w:t>
+      </w:r>
+      <w:r>
+        <w:t xml:space="preserve">’</w:t>
+      </w:r>
+      <w:r>
+        <w:t xml:space="preserve"> </w:t>
+      </w:r>
+      <w:r>
+        <w:rPr>
+          <w:i/>
+          <w:iCs/>
+        </w:rPr>
+        <w:t xml:space="preserve">see</w:t>
+      </w:r>
+      <w:r>
+        <w:t xml:space="preserve"> </w:t>
+      </w:r>
+      <w:r>
+        <w:t xml:space="preserve">Pascual et al. 1996)</w:t>
+      </w:r>
+      <w:r>
+        <w:t xml:space="preserve">, locally generating environmental heterogeneity, favoured the ecological diversification of dinomyid rodents</w:t>
+      </w:r>
+      <w:r>
+        <w:t xml:space="preserve"> </w:t>
+      </w:r>
+      <w:r>
+        <w:t xml:space="preserve">(Candela et al. 2013)</w:t>
+      </w:r>
+      <w:r>
+        <w:t xml:space="preserve">. In the same time frame, a marine incursion analogous to the</w:t>
+      </w:r>
+      <w:r>
+        <w:t xml:space="preserve"> </w:t>
+      </w:r>
+      <w:r>
+        <w:t xml:space="preserve">‘</w:t>
+      </w:r>
+      <w:r>
+        <w:t xml:space="preserve">Paranense Sea</w:t>
+      </w:r>
+      <w:r>
+        <w:t xml:space="preserve">’</w:t>
+      </w:r>
+      <w:r>
+        <w:t xml:space="preserve">, the</w:t>
+      </w:r>
+      <w:r>
+        <w:t xml:space="preserve"> </w:t>
+      </w:r>
+      <w:r>
+        <w:t xml:space="preserve">‘</w:t>
+      </w:r>
+      <w:r>
+        <w:t xml:space="preserve">Pebas megawetland system</w:t>
+      </w:r>
+      <w:r>
+        <w:t xml:space="preserve">’</w:t>
+      </w:r>
+      <w:r>
+        <w:t xml:space="preserve"> </w:t>
+      </w:r>
+      <w:r>
+        <w:t xml:space="preserve">(PMWS), covered Western Amazonia. Its Late Miocene vanishing triggered massive hydrographic changes, among which the establishment of the Amazon drainage system, in turn massively impacting low-latitude ecosystems in South America</w:t>
+      </w:r>
+      <w:r>
+        <w:t xml:space="preserve"> </w:t>
+      </w:r>
+      <w:r>
+        <w:t xml:space="preserve">(</w:t>
+      </w:r>
+      <w:r>
+        <w:rPr>
+          <w:i/>
+          <w:iCs/>
+        </w:rPr>
         <w:t xml:space="preserve">e</w:t>
       </w:r>
       <w:r>
-        <w:t xml:space="preserve">., origination and extinction, the processes generating diversity</w:t>
-      </w:r>
-      <w:r>
-        <w:t xml:space="preserve"> </w:t>
-      </w:r>
-      <w:r>
-        <w:t xml:space="preserve">(Foote 1993, 1997)</w:t>
-      </w:r>
-      <w:r>
-        <w:t xml:space="preserve">. This would stand for many different frameworks, for instance adaptive radiations or biological crises, and origination and extinction could either act as opposing forces or reinforce one another in the contraction/expansion of the morphospace</w:t>
-      </w:r>
-      <w:r>
-        <w:t xml:space="preserve"> </w:t>
-      </w:r>
-      <w:r>
-        <w:t xml:space="preserve">(Simpson 1944; Foote 1993, 1997; Balseiro et al. 2025; Esteve 2025)</w:t>
-      </w:r>
-      <w:r>
-        <w:t xml:space="preserve">. Moreover, diversification has long been postulated to be affected by external biotic or abiotic factors</w:t>
-      </w:r>
-      <w:r>
-        <w:t xml:space="preserve"> </w:t>
-      </w:r>
-      <w:r>
-        <w:t xml:space="preserve">(</w:t>
-      </w:r>
-      <w:r>
-        <w:rPr>
-          <w:i/>
-          <w:iCs/>
-        </w:rPr>
-        <w:t xml:space="preserve">e</w:t>
-      </w:r>
-      <w:r>
         <w:t xml:space="preserve">.</w:t>
       </w:r>
       <w:r>
@@ -866,245 +1101,6 @@
         <w:t xml:space="preserve">g</w:t>
       </w:r>
       <w:r>
-        <w:t xml:space="preserve">., Van Valen 1973a; Benton 1983; Vrba 1995; Barnosky 2001)</w:t>
-      </w:r>
-      <w:r>
-        <w:t xml:space="preserve">, which promoted significant development of methods aiming to elucidate the role of the external environment in the pace at which clades diversify</w:t>
-      </w:r>
-      <w:r>
-        <w:t xml:space="preserve"> </w:t>
-      </w:r>
-      <w:r>
-        <w:t xml:space="preserve">(</w:t>
-      </w:r>
-      <w:r>
-        <w:rPr>
-          <w:i/>
-          <w:iCs/>
-        </w:rPr>
-        <w:t xml:space="preserve">e</w:t>
-      </w:r>
-      <w:r>
-        <w:t xml:space="preserve">.</w:t>
-      </w:r>
-      <w:r>
-        <w:rPr>
-          <w:i/>
-          <w:iCs/>
-        </w:rPr>
-        <w:t xml:space="preserve">g</w:t>
-      </w:r>
-      <w:r>
-        <w:t xml:space="preserve">., Silvestro et al. 2015; Lehtonen et al. 2017; Morlon et al. 2024 and literature therein)</w:t>
-      </w:r>
-      <w:r>
-        <w:t xml:space="preserve">. Also noteworthy, studies illustrated that phenotypic evolution in itself could also be ruled by similar factors</w:t>
-      </w:r>
-      <w:r>
-        <w:t xml:space="preserve"> </w:t>
-      </w:r>
-      <w:r>
-        <w:t xml:space="preserve">(</w:t>
-      </w:r>
-      <w:r>
-        <w:rPr>
-          <w:i/>
-          <w:iCs/>
-        </w:rPr>
-        <w:t xml:space="preserve">e</w:t>
-      </w:r>
-      <w:r>
-        <w:t xml:space="preserve">.</w:t>
-      </w:r>
-      <w:r>
-        <w:rPr>
-          <w:i/>
-          <w:iCs/>
-        </w:rPr>
-        <w:t xml:space="preserve">g</w:t>
-      </w:r>
-      <w:r>
-        <w:t xml:space="preserve">., Drury et al. 2016; Clavel and Morlon 2017)</w:t>
-      </w:r>
-      <w:r>
-        <w:t xml:space="preserve">.</w:t>
-      </w:r>
-    </w:p>
-    <w:p>
-      <w:pPr>
-        <w:pStyle w:val="BodyText"/>
-      </w:pPr>
-      <w:r>
-        <w:t xml:space="preserve">For the Chinchilloidea, several hypotheses have been advocated to explain their exceptional phenotypical evolution – both in terms of body size and hypsodonty.</w:t>
-      </w:r>
-      <w:r>
-        <w:t xml:space="preserve"> </w:t>
-      </w:r>
-      <w:r>
-        <w:t xml:space="preserve">Vucetich et al. (2015)</w:t>
-      </w:r>
-      <w:r>
-        <w:t xml:space="preserve"> </w:t>
-      </w:r>
-      <w:r>
-        <w:t xml:space="preserve">proposed gigantism among caviomorphs to have been promoted by the late Neogene climate cooling and aridification</w:t>
-      </w:r>
-      <w:r>
-        <w:t xml:space="preserve"> </w:t>
-      </w:r>
-      <w:r>
-        <w:t xml:space="preserve">(Westerhold et al. 2020)</w:t>
-      </w:r>
-      <w:r>
-        <w:t xml:space="preserve">, thought to have expanded open habitats in continental South America</w:t>
-      </w:r>
-      <w:r>
-        <w:t xml:space="preserve"> </w:t>
-      </w:r>
-      <w:r>
-        <w:t xml:space="preserve">(Palazzesi and Barreda 2012)</w:t>
-      </w:r>
-      <w:r>
-        <w:t xml:space="preserve">. Such climate-induced landscape opening has also traditionally been invoked to explain caviomorphs’ – together with native ungulates’ – increase in hypsodonty</w:t>
-      </w:r>
-      <w:r>
-        <w:t xml:space="preserve"> </w:t>
-      </w:r>
-      <w:r>
-        <w:t xml:space="preserve">(MacFadden 2000)</w:t>
-      </w:r>
-      <w:r>
-        <w:t xml:space="preserve">. Nevertheless, it should be mentioned that several evidence challenged the relationship between grass consumption and hypsodonty</w:t>
-      </w:r>
-      <w:r>
-        <w:t xml:space="preserve"> </w:t>
-      </w:r>
-      <w:r>
-        <w:t xml:space="preserve">(</w:t>
-      </w:r>
-      <w:r>
-        <w:rPr>
-          <w:i/>
-          <w:iCs/>
-        </w:rPr>
-        <w:t xml:space="preserve">e</w:t>
-      </w:r>
-      <w:r>
-        <w:t xml:space="preserve">.</w:t>
-      </w:r>
-      <w:r>
-        <w:rPr>
-          <w:i/>
-          <w:iCs/>
-        </w:rPr>
-        <w:t xml:space="preserve">g</w:t>
-      </w:r>
-      <w:r>
-        <w:t xml:space="preserve">., Billet et al. 2009; Damuth and Janis 2011; Strömberg et al. 2013; Armella and Croft 2026)</w:t>
-      </w:r>
-      <w:r>
-        <w:t xml:space="preserve">. Other authors proposed that the river network remodelling that followed the demise of the north Argentinian Miocene marine transgression</w:t>
-      </w:r>
-      <w:r>
-        <w:t xml:space="preserve"> </w:t>
-      </w:r>
-      <w:r>
-        <w:t xml:space="preserve">(</w:t>
-      </w:r>
-      <w:r>
-        <w:t xml:space="preserve">‘</w:t>
-      </w:r>
-      <w:r>
-        <w:t xml:space="preserve">Paranense Sea,</w:t>
-      </w:r>
-      <w:r>
-        <w:t xml:space="preserve">’</w:t>
-      </w:r>
-      <w:r>
-        <w:t xml:space="preserve"> </w:t>
-      </w:r>
-      <w:r>
-        <w:rPr>
-          <w:i/>
-          <w:iCs/>
-        </w:rPr>
-        <w:t xml:space="preserve">see</w:t>
-      </w:r>
-      <w:r>
-        <w:t xml:space="preserve"> </w:t>
-      </w:r>
-      <w:r>
-        <w:t xml:space="preserve">Pascual et al. 1996)</w:t>
-      </w:r>
-      <w:r>
-        <w:t xml:space="preserve">, locally generating environmental heterogeneity, favoured the ecological diversification of dinomyid rodents</w:t>
-      </w:r>
-      <w:r>
-        <w:t xml:space="preserve"> </w:t>
-      </w:r>
-      <w:r>
-        <w:t xml:space="preserve">(Candela et al. 2013)</w:t>
-      </w:r>
-      <w:r>
-        <w:t xml:space="preserve">. In the same time frame, a marine incursion analogous to the</w:t>
-      </w:r>
-      <w:r>
-        <w:t xml:space="preserve"> </w:t>
-      </w:r>
-      <w:r>
-        <w:t xml:space="preserve">‘</w:t>
-      </w:r>
-      <w:r>
-        <w:t xml:space="preserve">Paranense Sea</w:t>
-      </w:r>
-      <w:r>
-        <w:t xml:space="preserve">’</w:t>
-      </w:r>
-      <w:r>
-        <w:t xml:space="preserve">, the</w:t>
-      </w:r>
-      <w:r>
-        <w:t xml:space="preserve"> </w:t>
-      </w:r>
-      <w:r>
-        <w:t xml:space="preserve">‘</w:t>
-      </w:r>
-      <w:r>
-        <w:t xml:space="preserve">Pebas megawetland system</w:t>
-      </w:r>
-      <w:r>
-        <w:t xml:space="preserve">’</w:t>
-      </w:r>
-      <w:r>
-        <w:t xml:space="preserve"> </w:t>
-      </w:r>
-      <w:r>
-        <w:t xml:space="preserve">(PMWS), covered Western Amazonia. Its Late Miocene vanishing triggered massive hydrographic changes, among which the establishment of the Amazon drainage system, in turn massively impacting low-latitude ecosystems in South America</w:t>
-      </w:r>
-      <w:r>
-        <w:t xml:space="preserve"> </w:t>
-      </w:r>
-      <w:r>
-        <w:t xml:space="preserve">(</w:t>
-      </w:r>
-      <w:r>
-        <w:rPr>
-          <w:i/>
-          <w:iCs/>
-        </w:rPr>
-        <w:t xml:space="preserve">e</w:t>
-      </w:r>
-      <w:r>
-        <w:t xml:space="preserve">.</w:t>
-      </w:r>
-      <w:r>
-        <w:rPr>
-          <w:i/>
-          <w:iCs/>
-        </w:rPr>
-        <w:t xml:space="preserve">g</w:t>
-      </w:r>
-      <w:r>
         <w:t xml:space="preserve">., Jaramillo et al. 2017; Hoorn et al. 2022)</w:t>
       </w:r>
       <w:r>
@@ -1117,7 +1113,7 @@
         <w:t xml:space="preserve">(Hernández et al. 2005)</w:t>
       </w:r>
       <w:r>
-        <w:t xml:space="preserve">. Thus, one can also expect to retrieve a signal of the Andean uplift, as well as from sea-level changes, in the dynamics of chinchilloid diversification. In addition, on the basis of results established on modern species showing size-increase patterns, patterns of size increase among caviomorphs were also proposed to be related to biotic factors, such as intra- or interspecific competition, predator avoidance or physiological constraints (</w:t>
+        <w:t xml:space="preserve">. Thus, one can also expect to retrieve a signal of the Andean uplift, as well as from sea-level changes, in the dynamics of chinchilloid diversification. In addition, on the basis of results established on modern species showing similar phenotypic pathways, patterns of size increase among caviomorphs were also proposed to be related to biotic factors, such as intra- or interspecific competition, predator avoidance or physiological constraints (</w:t>
       </w:r>
       <w:r>
         <w:rPr>
@@ -1403,11 +1399,51 @@
         <w:pStyle w:val="BodyText"/>
       </w:pPr>
       <w:r>
-        <w:t xml:space="preserve">Here, we investigate the evolutionary history of Chinchilloidea and highlight its environmental correlates, with an emphasis on phenotypic evolution. To do so, we compiled and revised 710 chinchilloid fossil occurrences from the literature to build the most exhaustive temporal occurrence database ever produced for this group, encompassing 63 genera and 136 species. In parallel, we collected dental traits and measurements in order to carry out body mass reconstructions based on recently-published sets of predictive equations, and reconstructed hyposodonty indices based on crown heights of cheek teeth. We further analysed chinchilloid diversity and diversification dynamics throughout their entire evolutionary history using state-of-the-art preservation-aware methodological frameworks, and sought for their likely environmental drivers, allowing rate variation across time, body size and crown height categories. We hypothesise that (i) (ii) (iii)</w:t>
+        <w:t xml:space="preserve">Here, we investigate the evolutionary history of Chinchilloidea and highlight its environmental correlates, with an emphasis on phenotypic evolution. To do so, we compiled and revised 708 chinchilloid fossil occurrences from the literature and used divergence times leading to extant species absent from the fossil record extracted from a dated phylogeny to build the most exhaustive temporal occurrence database ever produced for this group, encompassing 62 genera and 129 species. In parallel, we collected dental traits and measurements in order to carry out body mass reconstructions based on recently-published sets of predictive equations, and reconstructed hyposodonty indices based on crown heights of cheek teeth. We further analysed chinchilloid diversity and diversification dynamics throughout their entire evolutionary history using state-of-the-art preservation-aware methodological frameworks, and sought for their likely environmental drivers, allowing rate variations across time, body size and crown height categories. We hypothesise that (i) climate – in particular temperature – evolution since the middle Miocene impacted the diversification history of Chinchilloidea; (ii) continent-scale changes in habitat connectivity, either mediated by hydrographic (</w:t>
+      </w:r>
+      <w:r>
+        <w:rPr>
+          <w:i/>
+          <w:iCs/>
+        </w:rPr>
+        <w:t xml:space="preserve">i</w:t>
+      </w:r>
+      <w:r>
+        <w:t xml:space="preserve">.</w:t>
+      </w:r>
+      <w:r>
+        <w:rPr>
+          <w:i/>
+          <w:iCs/>
+        </w:rPr>
+        <w:t xml:space="preserve">e</w:t>
+      </w:r>
+      <w:r>
+        <w:t xml:space="preserve">., sea level) or tectonic (</w:t>
+      </w:r>
+      <w:r>
+        <w:rPr>
+          <w:i/>
+          <w:iCs/>
+        </w:rPr>
+        <w:t xml:space="preserve">i</w:t>
+      </w:r>
+      <w:r>
+        <w:t xml:space="preserve">.</w:t>
+      </w:r>
+      <w:r>
+        <w:rPr>
+          <w:i/>
+          <w:iCs/>
+        </w:rPr>
+        <w:t xml:space="preserve">e</w:t>
+      </w:r>
+      <w:r>
+        <w:t xml:space="preserve">., Andean elevation) factors had repercussions on the macroevolutionary fate of Chinchilloidea; (iii) the magnitude of the changes in speciation and/or extinction rates were heterogeneous across body size and hypsodonty index categories.</w:t>
       </w:r>
     </w:p>
     <w:bookmarkEnd w:id="22"/>
-    <w:bookmarkStart w:id="32" w:name="materials-and-methods"/>
+    <w:bookmarkStart w:id="34" w:name="materials-and-methods"/>
     <w:p>
       <w:pPr>
         <w:pStyle w:val="Heading1"/>
@@ -1416,7 +1452,7 @@
         <w:t xml:space="preserve">Materials and Methods</w:t>
       </w:r>
     </w:p>
-    <w:bookmarkStart w:id="24" w:name="temporal-occurrence-database"/>
+    <w:bookmarkStart w:id="25" w:name="temporal-occurrence-database"/>
     <w:p>
       <w:pPr>
         <w:pStyle w:val="Heading2"/>
@@ -1595,6 +1631,12 @@
         <w:t xml:space="preserve">Lagidium viscacia</w:t>
       </w:r>
       <w:r>
+        <w:rPr>
+          <w:rStyle w:val="FootnoteReference"/>
+        </w:rPr>
+        <w:footnoteReference w:id="24"/>
+      </w:r>
+      <w:r>
         <w:t xml:space="preserve">,</w:t>
       </w:r>
       <w:r>
@@ -1674,7 +1716,7 @@
         <w:t xml:space="preserve"> </w:t>
       </w:r>
       <w:r>
-        <w:t xml:space="preserve">= 0 Ma) to each of these taxa (see Fig. SX). Combining information from the fossil record and molecular phylogenies for macroevolutionary inference was already done for groups where a large proportion of the extant diversity is absent from the fossil record, like the elasmobranchs</w:t>
+        <w:t xml:space="preserve">= 0 Ma) to each of these taxa. Combining information from the fossil record and molecular phylogenies for macroevolutionary inference was already done for groups where a large proportion of the extant diversity is absent from the fossil record, like the elasmobranchs</w:t>
       </w:r>
       <w:r>
         <w:t xml:space="preserve"> </w:t>
@@ -2225,7 +2267,10 @@
         </m:sSub>
       </m:oMath>
       <w:r>
-        <w:t xml:space="preserve">. Since we did not have direct access to the distribution in itself but rather to its lower and upper bounds (respectively</w:t>
+        <w:t xml:space="preserve"> </w:t>
+      </w:r>
+      <w:r>
+        <w:t xml:space="preserve">(Table S2). Since we did not have direct access to the distribution in itself but rather to its lower and upper bounds (respectively</w:t>
       </w:r>
       <w:r>
         <w:t xml:space="preserve"> </w:t>
@@ -2723,7 +2768,7 @@
         </m:r>
       </m:oMath>
       <w:r>
-        <w:t xml:space="preserve">. By doing so, we made it almost impossible to sample an occurrence maximum age above</w:t>
+        <w:t xml:space="preserve">. By doing so, we made it almost impossible to sample an occurrence maximum age close to</w:t>
       </w:r>
       <w:r>
         <w:t xml:space="preserve"> </w:t>
@@ -2784,7 +2829,7 @@
         <w:pStyle w:val="BodyText"/>
       </w:pPr>
       <w:r>
-        <w:t xml:space="preserve">This resulted in one species-level database (XXX occurrences, XXX species, including XX singletons) and one genus-level database (XXX occurrences, XX genera, including XX singletons), spanning the entire lifespan of the clade (from the latest Eocene to present).</w:t>
+        <w:t xml:space="preserve">All this resulted in one species-level database (540 occurrences, 129 species, including 65 singletons) and one genus-level database (771 occurrences, 62 genera, including 19 singletons), spanning the entire lifespan of the clade (from the latest Eocene to present).</w:t>
       </w:r>
     </w:p>
     <w:p>
@@ -2792,7 +2837,7 @@
         <w:pStyle w:val="BodyText"/>
       </w:pPr>
       <w:r>
-        <w:t xml:space="preserve">On the basis of their sampling location, occurrences were binned into three spatial domains: Tropical, Extratropical, and Caribbean (Figure S1). Due to the substantially parcellar fossil record of the West Indies, the latter domain – only encompassing five species,</w:t>
+        <w:t xml:space="preserve">On the basis of their sampling location, occurrences were binned into three spatial domains: Tropical, Extratropical and Caribbean. This spatial binning was conducted to guide the simulation step of DeepDive – see next sections. Due to the substantially fragmented nature of the West Indian fossil record, the latter domain – only encompassing five species,</w:t>
       </w:r>
       <w:r>
         <w:t xml:space="preserve"> </w:t>
@@ -2886,11 +2931,11 @@
         <w:t xml:space="preserve">praecursor</w:t>
       </w:r>
       <w:r>
-        <w:t xml:space="preserve">). Analyses with and without West Indian taxa were carried out.</w:t>
-      </w:r>
-    </w:p>
-    <w:bookmarkEnd w:id="24"/>
-    <w:bookmarkStart w:id="25" w:name="trait-data-collection"/>
+        <w:t xml:space="preserve">). Analyses with and without these taxa were thus conducted.</w:t>
+      </w:r>
+    </w:p>
+    <w:bookmarkEnd w:id="25"/>
+    <w:bookmarkStart w:id="26" w:name="trait-data-collection"/>
     <w:p>
       <w:pPr>
         <w:pStyle w:val="Heading2"/>
@@ -3070,8 +3115,8 @@
         <w:t xml:space="preserve">]. The category scoring is derived from literature sources, observations and unpublished measurements made by the authors.</w:t>
       </w:r>
     </w:p>
-    <w:bookmarkEnd w:id="25"/>
-    <w:bookmarkStart w:id="26" w:name="X2179221e6c5b681626996bb6ae6fb1ea6d02ae6"/>
+    <w:bookmarkEnd w:id="26"/>
+    <w:bookmarkStart w:id="27" w:name="X2179221e6c5b681626996bb6ae6fb1ea6d02ae6"/>
     <w:p>
       <w:pPr>
         <w:pStyle w:val="Heading2"/>
@@ -3085,18 +3130,6 @@
         <w:pStyle w:val="FirstParagraph"/>
       </w:pPr>
       <w:r>
-        <w:rPr>
-          <w:b/>
-          <w:bCs/>
-        </w:rPr>
-        <w:t xml:space="preserve">Place corsair ESS plots in SI</w:t>
-      </w:r>
-    </w:p>
-    <w:p>
-      <w:pPr>
-        <w:pStyle w:val="BodyText"/>
-      </w:pPr>
-      <w:r>
         <w:t xml:space="preserve">Our occurrence database was first analysed using PyRate v3.1.3</w:t>
       </w:r>
       <w:r>
@@ -3126,33 +3159,7 @@
         <w:t xml:space="preserve">e</w:t>
       </w:r>
       <w:r>
-        <w:t xml:space="preserve">., origination and extinction rates) were jointly estimated in a Bayesian framework accounting for preservation heterogeneity, and approximated through Reversible-Jump Markov Chain Monte Carlo (RJMCMC). We ran the RJMCMC algorithm for 10 million iterations, sampling every 10,000. We used a time-dependent preservation process allowing for preservation rate shift between geological stages (</w:t>
-      </w:r>
-      <w:r>
-        <w:rPr>
-          <w:b/>
-          <w:bCs/>
-        </w:rPr>
-        <w:t xml:space="preserve">Supp. Fig. 1</w:t>
-      </w:r>
-      <w:r>
-        <w:t xml:space="preserve"> </w:t>
-      </w:r>
-      <w:r>
-        <w:t xml:space="preserve">and</w:t>
-      </w:r>
-      <w:r>
-        <w:t xml:space="preserve"> </w:t>
-      </w:r>
-      <w:r>
-        <w:rPr>
-          <w:b/>
-          <w:bCs/>
-        </w:rPr>
-        <w:t xml:space="preserve">Supp. Tab. 1</w:t>
-      </w:r>
-      <w:r>
-        <w:t xml:space="preserve">). We allowed preservation rates to vary between lineages according to a</w:t>
+        <w:t xml:space="preserve">., origination and extinction rates) were jointly estimated in a Bayesian framework accounting for preservation heterogeneity, and approximated through Reversible-Jump Markov Chain Monte Carlo (RJMCMC). We ran the RJMCMC algorithm for 10 million iterations, sampling every 10,000. We used a time-dependent preservation process allowing for preservation rate shift between geological stages (Figure S2). We allowed preservation rates to vary between lineages according to a</w:t>
       </w:r>
       <w:r>
         <w:t xml:space="preserve"> </w:t>
@@ -3204,79 +3211,72 @@
           <m:t>=</m:t>
         </m:r>
         <m:r>
-          <m:t>19</m:t>
+          <m:t>20</m:t>
         </m:r>
       </m:oMath>
       <w:r>
-        <w:t xml:space="preserve">,</w:t>
-      </w:r>
-      <w:r>
-        <w:t xml:space="preserve"> </w:t>
+        <w:t xml:space="preserve">, Figure S3) were further combined. To evaluate the robustness of our analyses, we conducted sensitivity analyses by either removing singletons from the input occurrence database or subsampling to unique locality-lineage combinations, as done in</w:t>
+      </w:r>
+      <w:r>
+        <w:t xml:space="preserve"> </w:t>
+      </w:r>
+      <w:r>
+        <w:t xml:space="preserve">Buffan et al. (2025)</w:t>
+      </w:r>
+      <w:r>
+        <w:t xml:space="preserve"> </w:t>
+      </w:r>
+      <w:r>
+        <w:t xml:space="preserve">(</w:t>
       </w:r>
       <w:r>
         <w:rPr>
           <w:b/>
           <w:bCs/>
         </w:rPr>
-        <w:t xml:space="preserve">Supp. Fig. 2</w:t>
-      </w:r>
-      <w:r>
-        <w:t xml:space="preserve">) were further combined. To evaluate the robustness of our analyses, we conducted sensitivity analyses by either removing singletons from the input occurrence database or subsampling to unique locality-lineage combinations, as done in</w:t>
-      </w:r>
-      <w:r>
-        <w:t xml:space="preserve"> </w:t>
-      </w:r>
-      <w:r>
-        <w:t xml:space="preserve">Buffan et al. (2025)</w:t>
-      </w:r>
-      <w:r>
-        <w:t xml:space="preserve"> </w:t>
-      </w:r>
-      <w:r>
-        <w:t xml:space="preserve">(</w:t>
+        <w:t xml:space="preserve">Supp. Fig. XX</w:t>
+      </w:r>
+      <w:r>
+        <w:t xml:space="preserve"> </w:t>
+      </w:r>
+      <w:r>
+        <w:t xml:space="preserve">and</w:t>
+      </w:r>
+      <w:r>
+        <w:t xml:space="preserve"> </w:t>
       </w:r>
       <w:r>
         <w:rPr>
           <w:b/>
           <w:bCs/>
         </w:rPr>
-        <w:t xml:space="preserve">Supp. Fig. XX</w:t>
-      </w:r>
-      <w:r>
-        <w:t xml:space="preserve"> </w:t>
-      </w:r>
-      <w:r>
-        <w:t xml:space="preserve">and</w:t>
-      </w:r>
-      <w:r>
-        <w:t xml:space="preserve"> </w:t>
-      </w:r>
-      <w:r>
-        <w:rPr>
-          <w:b/>
-          <w:bCs/>
-        </w:rPr>
         <w:t xml:space="preserve">YY</w:t>
       </w:r>
       <w:r>
-        <w:t xml:space="preserve">). Parameter convergence was monitored using the pymc 5.9.2 python library, and we considered parameters achieved convergence following the same criterion as before (ESS</w:t>
-      </w:r>
-      <w:r>
-        <w:t xml:space="preserve"> </w:t>
+        <w:t xml:space="preserve">). Parameter convergence was monitored using the pymc 5.9.2 python library, and we considered parameters achieved convergence following the same criterion as before (</w:t>
       </w:r>
       <m:oMath>
+        <m:r>
+          <m:t>E</m:t>
+        </m:r>
+        <m:r>
+          <m:t>S</m:t>
+        </m:r>
+        <m:r>
+          <m:t>S</m:t>
+        </m:r>
         <m:r>
           <m:rPr>
             <m:sty m:val="p"/>
           </m:rPr>
           <m:t>&gt;</m:t>
         </m:r>
+        <m:r>
+          <m:t>200</m:t>
+        </m:r>
       </m:oMath>
       <w:r>
-        <w:t xml:space="preserve"> </w:t>
-      </w:r>
-      <w:r>
-        <w:t xml:space="preserve">200).</w:t>
+        <w:t xml:space="preserve">).</w:t>
       </w:r>
     </w:p>
     <w:p>
@@ -3353,20 +3353,7 @@
         <w:t xml:space="preserve">g</w:t>
       </w:r>
       <w:r>
-        <w:t xml:space="preserve">., number of singletons, range-through diversity, …), within a user-defined set of time bins. We are therefore in a case of supervised learning. Once the model achieves a satisfying training level (quantified with a loss function, see</w:t>
-      </w:r>
-      <w:r>
-        <w:t xml:space="preserve"> </w:t>
-      </w:r>
-      <w:r>
-        <w:rPr>
-          <w:b/>
-          <w:bCs/>
-        </w:rPr>
-        <w:t xml:space="preserve">Supp. Tab. 8</w:t>
-      </w:r>
-      <w:r>
-        <w:t xml:space="preserve">), the same features are extracted from the empirical set of fossil occurrences and fed into the trained neural network to get an estimate of palaeodiversity through time.</w:t>
+        <w:t xml:space="preserve">., number of singletons, range-through diversity, …), within a user-defined set of time bins. We are therefore in a case of supervised learning. Once the model achieves a satisfying training level (quantified with a loss function, see Table S1), the same features are extracted from the empirical set of fossil occurrences and fed into the trained neural network to get an estimate of palaeodiversity through time.</w:t>
       </w:r>
     </w:p>
     <w:p>
@@ -3393,7 +3380,7 @@
           <w:i/>
           <w:iCs/>
         </w:rPr>
-        <w:t xml:space="preserve">SI Appendix</w:t>
+        <w:t xml:space="preserve">Supplementary Data</w:t>
       </w:r>
       <w:r>
         <w:t xml:space="preserve">).</w:t>
@@ -3530,33 +3517,7 @@
         <w:t xml:space="preserve">Evaluation loss</w:t>
       </w:r>
       <w:r>
-        <w:t xml:space="preserve">). Our retained network architecture comprised two LSTM layers (64 and 32 nodes) coupled with one dense layer (32 nodes) (</w:t>
-      </w:r>
-      <w:r>
-        <w:rPr>
-          <w:b/>
-          <w:bCs/>
-        </w:rPr>
-        <w:t xml:space="preserve">Supp. Fig. 2−3</w:t>
-      </w:r>
-      <w:r>
-        <w:t xml:space="preserve"> </w:t>
-      </w:r>
-      <w:r>
-        <w:t xml:space="preserve">and</w:t>
-      </w:r>
-      <w:r>
-        <w:t xml:space="preserve"> </w:t>
-      </w:r>
-      <w:r>
-        <w:rPr>
-          <w:b/>
-          <w:bCs/>
-        </w:rPr>
-        <w:t xml:space="preserve">Supp. Tab. 8</w:t>
-      </w:r>
-      <w:r>
-        <w:t xml:space="preserve">).</w:t>
+        <w:t xml:space="preserve">). Our retained network architecture comprised two LSTM layers (64 and 32 nodes) coupled with one dense layer (32 nodes) (Figure SX-Y and Table S1).</w:t>
       </w:r>
     </w:p>
     <w:p>
@@ -3577,8 +3538,8 @@
         <w:t xml:space="preserve">We made 100 replicates of age assignment for occurrences in our fossil database.</w:t>
       </w:r>
     </w:p>
-    <w:bookmarkEnd w:id="26"/>
-    <w:bookmarkStart w:id="31" w:name="Xe57631aa6071154f2080e5d1af65f26f612edcb"/>
+    <w:bookmarkEnd w:id="27"/>
+    <w:bookmarkStart w:id="33" w:name="Xe57631aa6071154f2080e5d1af65f26f612edcb"/>
     <w:p>
       <w:pPr>
         <w:pStyle w:val="Heading2"/>
@@ -3587,7 +3548,7 @@
         <w:t xml:space="preserve">Drivers behind macroevolutionary patterns</w:t>
       </w:r>
     </w:p>
-    <w:bookmarkStart w:id="27" w:name="environmental-variable-selection"/>
+    <w:bookmarkStart w:id="28" w:name="environmental-variable-selection"/>
     <w:p>
       <w:pPr>
         <w:pStyle w:val="Heading3"/>
@@ -3601,15 +3562,7 @@
         <w:pStyle w:val="FirstParagraph"/>
       </w:pPr>
       <w:r>
-        <w:t xml:space="preserve">To make sense of the macroevolutionary patterns that we reconstructed in terms of environmental process, we incorporated several biotic and abiotic variables in our workflow.</w:t>
-      </w:r>
-    </w:p>
-    <w:p>
-      <w:pPr>
-        <w:pStyle w:val="BodyText"/>
-      </w:pPr>
-      <w:r>
-        <w:t xml:space="preserve">First, as illustrated by many studies, the Andean uplift has often been identified as a key driver for the build-up of South American ecosystems from the Neogene to the present</w:t>
+        <w:t xml:space="preserve">To make sense of the macroevolutionary patterns that we reconstructed in terms of environmental process, we incorporated two regional and one global abiotic variables in our workflow. First, as illustrated by many studies, the Andean uplift has often been identified as a key driver for the build-up of South American ecosystems from the Neogene to the present</w:t>
       </w:r>
       <w:r>
         <w:t xml:space="preserve"> </w:t>
@@ -3688,7 +3641,7 @@
         <w:t xml:space="preserve">., Westerhold et al. 2020)</w:t>
       </w:r>
       <w:r>
-        <w:t xml:space="preserve">. The main limitation of this approach is that it does not reflect regional climatic idiosyncrasies. We therefore used the regional South American average temperature reconstructions recently produced by</w:t>
+        <w:t xml:space="preserve">. The main limitation of this approach is that it poorly reflects regional climatic idiosyncrasies. We therefore used the regional South American average temperature reconstructions recently produced by</w:t>
       </w:r>
       <w:r>
         <w:t xml:space="preserve"> </w:t>
@@ -3718,15 +3671,7 @@
         <w:t xml:space="preserve"> </w:t>
       </w:r>
       <w:r>
-        <w:t xml:space="preserve">in our analyses.</w:t>
-      </w:r>
-    </w:p>
-    <w:p>
-      <w:pPr>
-        <w:pStyle w:val="BodyText"/>
-      </w:pPr>
-      <w:r>
-        <w:t xml:space="preserve">Diversity-dependent effects have been illustrated many times as important drivers for changes in macroevolutionary rates</w:t>
+        <w:t xml:space="preserve">in our analyses. Last, diversity-dependent effects have been illustrated many times as important drivers for changes in macroevolutionary rates</w:t>
       </w:r>
       <w:r>
         <w:t xml:space="preserve"> </w:t>
@@ -3735,11 +3680,14 @@
         <w:t xml:space="preserve">(Etienne et al. 2011; Condamine et al. 2019, 2020)</w:t>
       </w:r>
       <w:r>
-        <w:t xml:space="preserve">, just like temperature, in a wide range of clades. Therefore, we allowed for diversity-dependence in our environment-dependent diversification (EDD) analyses.</w:t>
-      </w:r>
-    </w:p>
-    <w:bookmarkEnd w:id="27"/>
-    <w:bookmarkStart w:id="28" w:name="multivariate-birth-death-mbd-analyses"/>
+        <w:t xml:space="preserve"> </w:t>
+      </w:r>
+      <w:r>
+        <w:t xml:space="preserve">in a wide range of clades. Therefore, we allowed for diversity-dependence in our environment-dependent diversification (EDD) analyses.</w:t>
+      </w:r>
+    </w:p>
+    <w:bookmarkEnd w:id="28"/>
+    <w:bookmarkStart w:id="29" w:name="multivariate-birth-death-mbd-analyses"/>
     <w:p>
       <w:pPr>
         <w:pStyle w:val="Heading3"/>
@@ -4270,8 +4218,8 @@
         <w:t xml:space="preserve">while controlling for over-parameterisation. We scaled environmental predictors prior their incorporation to the model, and ran each set of MBD analyses across 10 million iterations, with a sampling frequency of 10,000.</w:t>
       </w:r>
     </w:p>
-    <w:bookmarkEnd w:id="28"/>
-    <w:bookmarkStart w:id="29" w:name="X4354b30efd5e7c4fb4ef9647c79b96606b13c61"/>
+    <w:bookmarkEnd w:id="29"/>
+    <w:bookmarkStart w:id="31" w:name="X4354b30efd5e7c4fb4ef9647c79b96606b13c61"/>
     <w:p>
       <w:pPr>
         <w:pStyle w:val="Heading3"/>
@@ -4367,31 +4315,55 @@
         <w:t xml:space="preserve">e</w:t>
       </w:r>
       <w:r>
-        <w:t xml:space="preserve">., environmental covariates and categorical traits) were scaled prior to their incorporation in the model. As trait data (</w:t>
-      </w:r>
-      <w:r>
-        <w:rPr>
-          <w:i/>
-          <w:iCs/>
-        </w:rPr>
-        <w:t xml:space="preserve">i</w:t>
-      </w:r>
-      <w:r>
-        <w:t xml:space="preserve">.</w:t>
-      </w:r>
-      <w:r>
-        <w:rPr>
-          <w:i/>
-          <w:iCs/>
-        </w:rPr>
-        <w:t xml:space="preserve">e</w:t>
-      </w:r>
-      <w:r>
-        <w:t xml:space="preserve">., body mass and hypsodonty index) could not be assessed for all of the 136 species of our dataset, BDNN was only run on a subsample of 116 species, overall representing 497 occurrences – including simulated occurrences for extant taxa absent from the fossil record.</w:t>
-      </w:r>
-    </w:p>
-    <w:bookmarkEnd w:id="29"/>
-    <w:bookmarkStart w:id="30" w:name="age-dependent-extinction-ade-model"/>
+        <w:t xml:space="preserve">., environmental covariates and categorical traits) were scaled prior to their incorporation in the model. As recommended by</w:t>
+      </w:r>
+      <w:r>
+        <w:t xml:space="preserve"> </w:t>
+      </w:r>
+      <w:r>
+        <w:t xml:space="preserve">Hauffe et al. (2024)</w:t>
+      </w:r>
+      <w:r>
+        <w:t xml:space="preserve">, we tested several network architectures (2 layers with 16 and 8 nodes; 3 layers with 32, 16, 8 nodes). These two alternative architectures did not differ in their outcome (</w:t>
+      </w:r>
+      <w:r>
+        <w:rPr>
+          <w:b/>
+          <w:bCs/>
+        </w:rPr>
+        <w:t xml:space="preserve">Fig. SX</w:t>
+      </w:r>
+      <w:r>
+        <w:t xml:space="preserve">,</w:t>
+      </w:r>
+      <w:r>
+        <w:t xml:space="preserve"> </w:t>
+      </w:r>
+      <w:r>
+        <w:rPr>
+          <w:b/>
+          <w:bCs/>
+        </w:rPr>
+        <w:t xml:space="preserve">Tab. SX</w:t>
+      </w:r>
+      <w:r>
+        <w:t xml:space="preserve">); all the BDNN results presented thereafter were obtained with the default network architecture (2 layers with 16 and 8 nodes). As BDNN cannot handle missing data, we excluded species for which we could either not reconstruct body mass or hypsodonty index from this set of analysis, altogether representing 11 species</w:t>
+      </w:r>
+      <w:r>
+        <w:rPr>
+          <w:rStyle w:val="FootnoteReference"/>
+        </w:rPr>
+        <w:footnoteReference w:id="30"/>
+      </w:r>
+      <w:r>
+        <w:t xml:space="preserve"> </w:t>
+      </w:r>
+      <w:r>
+        <w:t xml:space="preserve">and 79 occurrences.</w:t>
+      </w:r>
+    </w:p>
+    <w:bookmarkEnd w:id="31"/>
+    <w:bookmarkStart w:id="32" w:name="age-dependent-extinction-ade-model"/>
     <w:p>
       <w:pPr>
         <w:pStyle w:val="Heading3"/>
@@ -4494,10 +4466,10 @@
         <w:t xml:space="preserve">no relationship between species age and extinction probability. We fitted the ADE model to our fossil occurrence database, approximating the posterior distribution of the model parameters with an MCMC algorithm that we ran across 40 million MCMC generations, sampling every 40,000. Parameter convergence was assessed using the pymc library v5.9.2 , and we considered parameters achieved convergence if their ESS was above 200.</w:t>
       </w:r>
     </w:p>
-    <w:bookmarkEnd w:id="30"/>
-    <w:bookmarkEnd w:id="31"/>
     <w:bookmarkEnd w:id="32"/>
-    <w:bookmarkStart w:id="37" w:name="results"/>
+    <w:bookmarkEnd w:id="33"/>
+    <w:bookmarkEnd w:id="34"/>
+    <w:bookmarkStart w:id="38" w:name="results"/>
     <w:p>
       <w:pPr>
         <w:pStyle w:val="Heading1"/>
@@ -4506,13 +4478,23 @@
         <w:t xml:space="preserve">Results</w:t>
       </w:r>
     </w:p>
-    <w:bookmarkStart w:id="33" w:name="rjmcmc"/>
+    <w:bookmarkStart w:id="35" w:name="Xd55459d85854e517f8c864a962cf735d90667b1"/>
     <w:p>
       <w:pPr>
         <w:pStyle w:val="Heading2"/>
       </w:pPr>
       <w:r>
-        <w:t xml:space="preserve">RJMCMC</w:t>
+        <w:t xml:space="preserve">The waxing-and-waning diversity of chinchilloid rodents</w:t>
+      </w:r>
+    </w:p>
+    <w:bookmarkEnd w:id="35"/>
+    <w:bookmarkStart w:id="36" w:name="Xe02e9c675cfe3425b631b390c3df709d3e6f97e"/>
+    <w:p>
+      <w:pPr>
+        <w:pStyle w:val="Heading2"/>
+      </w:pPr>
+      <w:r>
+        <w:t xml:space="preserve">A body-mass selective sea-level and diversity-dependent recent evolutionary decline</w:t>
       </w:r>
     </w:p>
     <w:p>
@@ -4520,6 +4502,45 @@
         <w:pStyle w:val="FirstParagraph"/>
       </w:pPr>
       <w:r>
+        <w:t xml:space="preserve">Evidence for Cope’s rule</w:t>
+      </w:r>
+    </w:p>
+    <w:bookmarkEnd w:id="36"/>
+    <w:bookmarkStart w:id="37" w:name="side-notes"/>
+    <w:p>
+      <w:pPr>
+        <w:pStyle w:val="Heading2"/>
+      </w:pPr>
+      <w:r>
+        <w:t xml:space="preserve">Side notes</w:t>
+      </w:r>
+    </w:p>
+    <w:p>
+      <w:pPr>
+        <w:pStyle w:val="FirstParagraph"/>
+      </w:pPr>
+      <w:r>
+        <w:t xml:space="preserve">Positive net diversification rate until</w:t>
+      </w:r>
+      <w:r>
+        <w:t xml:space="preserve"> </w:t>
+      </w:r>
+      <w:r>
+        <w:rPr>
+          <w:i/>
+          <w:iCs/>
+        </w:rPr>
+        <w:t xml:space="preserve">ca</w:t>
+      </w:r>
+      <w:r>
+        <w:t xml:space="preserve">. 6 Ma, decline and increase in extinction rate (cite figures accordingly).</w:t>
+      </w:r>
+    </w:p>
+    <w:p>
+      <w:pPr>
+        <w:pStyle w:val="BodyText"/>
+      </w:pPr>
+      <w:r>
         <w:t xml:space="preserve">Are we detecting pulses of mid-late Miocene pulses of diversification that lead to the differenciation of extant lineages postulated from the fossil record ?</w:t>
       </w:r>
       <w:r>
@@ -4534,25 +4555,7 @@
         <w:pStyle w:val="BodyText"/>
       </w:pPr>
       <w:r>
-        <w:t xml:space="preserve">PLOT SPECIES LONGEVITY BY CLADE INCORPORATING INFORMATION ON THEIR BODY MASS !!</w:t>
-      </w:r>
-    </w:p>
-    <w:bookmarkEnd w:id="33"/>
-    <w:bookmarkStart w:id="34" w:name="deepdive"/>
-    <w:p>
-      <w:pPr>
-        <w:pStyle w:val="Heading2"/>
-      </w:pPr>
-      <w:r>
-        <w:t xml:space="preserve">Deepdive</w:t>
-      </w:r>
-    </w:p>
-    <w:p>
-      <w:pPr>
-        <w:pStyle w:val="FirstParagraph"/>
-      </w:pPr>
-      <w:r>
-        <w:t xml:space="preserve">All architectures performed similarly, as long as they comprised at least one dense layer connecting the output of the LSTM layers to the output layer (</w:t>
+        <w:t xml:space="preserve">All DD architectures performed similarly, as long as they comprised at least one dense layer connecting the output of the LSTM layers to the output layer (</w:t>
       </w:r>
       <w:r>
         <w:rPr>
@@ -4565,19 +4568,9 @@
         <w:t xml:space="preserve">).</w:t>
       </w:r>
     </w:p>
-    <w:bookmarkEnd w:id="34"/>
-    <w:bookmarkStart w:id="35" w:name="mbd"/>
-    <w:p>
-      <w:pPr>
-        <w:pStyle w:val="Heading2"/>
-      </w:pPr>
-      <w:r>
-        <w:t xml:space="preserve">MBD</w:t>
-      </w:r>
-    </w:p>
-    <w:p>
-      <w:pPr>
-        <w:pStyle w:val="FirstParagraph"/>
+    <w:p>
+      <w:pPr>
+        <w:pStyle w:val="BodyText"/>
       </w:pPr>
       <w:r>
         <w:t xml:space="preserve">Full time facetted:</w:t>
@@ -4605,14 +4598,290 @@
         <w:t xml:space="preserve">Temperature: mid-Pliocene Warming Period (mPWP), confounding effect with GABI?</w:t>
       </w:r>
     </w:p>
-    <w:bookmarkEnd w:id="35"/>
-    <w:bookmarkStart w:id="36" w:name="bdnn"/>
+    <w:p>
+      <w:pPr>
+        <w:pStyle w:val="FirstParagraph"/>
+      </w:pPr>
+      <w:r>
+        <w:t xml:space="preserve">Our deep learning-based analysis of diversification provided evidence for significant origination and extinction rates variation as compared to a constant-rate birth-death model with the same amount of lineages and root ages as our empirical data (coefficients of rate variation table).</w:t>
+      </w:r>
+    </w:p>
+    <w:p>
+      <w:pPr>
+        <w:pStyle w:val="BodyText"/>
+      </w:pPr>
+      <w:r>
+        <w:t xml:space="preserve">Heterogeneity in lineage-specific diversification rates (example of lineages/groups of taxa).</w:t>
+      </w:r>
+    </w:p>
+    <w:p>
+      <w:pPr>
+        <w:pStyle w:val="BodyText"/>
+      </w:pPr>
+      <w:r>
+        <w:t xml:space="preserve">Migrant taxa (</w:t>
+      </w:r>
+      <w:r>
+        <w:rPr>
+          <w:i/>
+          <w:iCs/>
+        </w:rPr>
+        <w:t xml:space="preserve">i</w:t>
+      </w:r>
+      <w:r>
+        <w:t xml:space="preserve">.</w:t>
+      </w:r>
+      <w:r>
+        <w:rPr>
+          <w:i/>
+          <w:iCs/>
+        </w:rPr>
+        <w:t xml:space="preserve">e</w:t>
+      </w:r>
+      <w:r>
+        <w:t xml:space="preserve">., belonging to groups that reached South America after North and South America were close enough to allow for biotic interchanges) were found to exhibit an overall extinction rate lower that endemic ones.</w:t>
+      </w:r>
+    </w:p>
+    <w:p>
+      <w:pPr>
+        <w:pStyle w:val="BodyText"/>
+      </w:pPr>
+      <w:r>
+        <w:t xml:space="preserve">Also, tropical lineages appear to have overall lower origination and extinction rates, suggesting enhanced biotic turnover outside the tropics.</w:t>
+      </w:r>
+    </w:p>
+    <w:p>
+      <w:pPr>
+        <w:pStyle w:val="BodyText"/>
+      </w:pPr>
+      <w:r>
+        <w:t xml:space="preserve">Diversity-dependent effects were found to be the most important factor influencing origination rate variations, with decreasing rate values with increasing diversity. Andean uplift and palaeotemperature were respectively ranked at the second and third positions on the predictor importance scale.</w:t>
+      </w:r>
+    </w:p>
+    <w:p>
+      <w:pPr>
+        <w:pStyle w:val="BodyText"/>
+      </w:pPr>
+      <w:r>
+        <w:t xml:space="preserve">Palaeotemperature was retrieved as most significantly influencing extinction rate variations, via a negative relationship – extinction rate decreases when palaeotemperature increases. Sea level and Andean uplift respectively arrived second and third. At a given palaeotemperature, extinction rate was higher when sea level was higher.</w:t>
+      </w:r>
+    </w:p>
+    <w:p>
+      <w:pPr>
+        <w:pStyle w:val="BodyText"/>
+      </w:pPr>
+      <w:r>
+        <w:t xml:space="preserve">Results robust to different network architectures.</w:t>
+      </w:r>
+    </w:p>
+    <w:bookmarkEnd w:id="37"/>
+    <w:bookmarkEnd w:id="38"/>
+    <w:bookmarkStart w:id="46" w:name="discussion"/>
+    <w:p>
+      <w:pPr>
+        <w:pStyle w:val="Heading1"/>
+      </w:pPr>
+      <w:r>
+        <w:t xml:space="preserve">Discussion</w:t>
+      </w:r>
+    </w:p>
+    <w:p>
+      <w:pPr>
+        <w:pStyle w:val="FirstParagraph"/>
+      </w:pPr>
+      <w:r>
+        <w:t xml:space="preserve">Unlike the evidenced decoupled diversity and disparity patterns evidenced between caviomorph superfamilies</w:t>
+      </w:r>
+      <w:r>
+        <w:t xml:space="preserve"> </w:t>
+      </w:r>
+      <w:r>
+        <w:t xml:space="preserve">(</w:t>
+      </w:r>
+      <w:r>
+        <w:rPr>
+          <w:i/>
+          <w:iCs/>
+        </w:rPr>
+        <w:t xml:space="preserve">e</w:t>
+      </w:r>
+      <w:r>
+        <w:t xml:space="preserve">.</w:t>
+      </w:r>
+      <w:r>
+        <w:rPr>
+          <w:i/>
+          <w:iCs/>
+        </w:rPr>
+        <w:t xml:space="preserve">g</w:t>
+      </w:r>
+      <w:r>
+        <w:t xml:space="preserve">., Álvarez et al. 2017; Carrillo et al. n.d.)</w:t>
+      </w:r>
+      <w:r>
+        <w:t xml:space="preserve">, our results suggest a coordinated behaviour of chinchilloid diversity and disparity, both peaking in the late Miocene and further declining towards the present.</w:t>
+      </w:r>
+    </w:p>
+    <w:p>
+      <w:pPr>
+        <w:pStyle w:val="BodyText"/>
+      </w:pPr>
+      <w:r>
+        <w:t xml:space="preserve">Turning point in Dinomyid diversification at high latitudes in the Chasicoan (e.g., Arroyo Chasicó locality, La Pampa, Argentina), with the record of a great number of Euhypsodont taxa, meanwhile protohypsodont taxa became scarcer (though still recovered at lower latitudes)</w:t>
+      </w:r>
+      <w:r>
+        <w:t xml:space="preserve"> </w:t>
+      </w:r>
+      <w:r>
+        <w:t xml:space="preserve">Rasia et al. (2024)</w:t>
+      </w:r>
+    </w:p>
+    <w:p>
+      <w:pPr>
+        <w:pStyle w:val="BodyText"/>
+      </w:pPr>
+      <w:r>
+        <w:t xml:space="preserve">Our results suggest a</w:t>
+      </w:r>
+      <w:r>
+        <w:t xml:space="preserve"> </w:t>
+      </w:r>
+      <w:r>
+        <w:t xml:space="preserve">“</w:t>
+      </w:r>
+      <w:r>
+        <w:t xml:space="preserve">waxing-and-waning</w:t>
+      </w:r>
+      <w:r>
+        <w:t xml:space="preserve">”</w:t>
+      </w:r>
+      <w:r>
+        <w:t xml:space="preserve"> </w:t>
+      </w:r>
+      <w:r>
+        <w:t xml:space="preserve">diversity pattern for chinchilloid rodents, peaking in the late Miocene (Chasicoan SALMA), with XX reconstructed taxa (fig pyrate) (YY corrected diversity, fig deepdive), and declining thereafter until the 7 extant species. This pattern goes in contradiction with the</w:t>
+      </w:r>
+      <w:r>
+        <w:t xml:space="preserve"> </w:t>
+      </w:r>
+      <w:r>
+        <w:t xml:space="preserve">“</w:t>
+      </w:r>
+      <w:r>
+        <w:t xml:space="preserve">stagnating</w:t>
+      </w:r>
+      <w:r>
+        <w:t xml:space="preserve">”</w:t>
+      </w:r>
+      <w:r>
+        <w:t xml:space="preserve"> </w:t>
+      </w:r>
+      <w:r>
+        <w:t xml:space="preserve">diversity since the Early Oligocene reconstructed by</w:t>
+      </w:r>
+      <w:r>
+        <w:t xml:space="preserve"> </w:t>
+      </w:r>
+      <w:r>
+        <w:t xml:space="preserve">Carrillo et al. (n.d.)</w:t>
+      </w:r>
+      <w:r>
+        <w:t xml:space="preserve">, based on a total-evidence phylogeny. Such a mismatch between phylogeny and occurrence-derived patterns probably comes from the poor representativity of extinct chinchilloid lineages in the phylogenetic reconstruction (31 species) when compared to our occurrence database (13X species).</w:t>
+      </w:r>
+    </w:p>
+    <w:p>
+      <w:pPr>
+        <w:pStyle w:val="BodyText"/>
+      </w:pPr>
+      <w:r>
+        <w:t xml:space="preserve">Caribbean lineages of Quaternary age (</w:t>
+      </w:r>
+      <w:r>
+        <w:rPr>
+          <w:i/>
+          <w:iCs/>
+        </w:rPr>
+        <w:t xml:space="preserve">Elasmodontomys</w:t>
+      </w:r>
+      <w:r>
+        <w:t xml:space="preserve">,</w:t>
+      </w:r>
+      <w:r>
+        <w:t xml:space="preserve"> </w:t>
+      </w:r>
+      <w:r>
+        <w:rPr>
+          <w:i/>
+          <w:iCs/>
+        </w:rPr>
+        <w:t xml:space="preserve">Amblyrhiza</w:t>
+      </w:r>
+      <w:r>
+        <w:t xml:space="preserve">,</w:t>
+      </w:r>
+      <w:r>
+        <w:t xml:space="preserve"> </w:t>
+      </w:r>
+      <w:r>
+        <w:rPr>
+          <w:i/>
+          <w:iCs/>
+        </w:rPr>
+        <w:t xml:space="preserve">Quemisia</w:t>
+      </w:r>
+      <w:r>
+        <w:t xml:space="preserve"> </w:t>
+      </w:r>
+      <w:r>
+        <w:t xml:space="preserve">and</w:t>
+      </w:r>
+      <w:r>
+        <w:t xml:space="preserve"> </w:t>
+      </w:r>
+      <w:r>
+        <w:rPr>
+          <w:i/>
+          <w:iCs/>
+        </w:rPr>
+        <w:t xml:space="preserve">Clidomys</w:t>
+      </w:r>
+      <w:r>
+        <w:t xml:space="preserve">) descend from at least one (but most likely several, see</w:t>
+      </w:r>
+      <w:r>
+        <w:t xml:space="preserve"> </w:t>
+      </w:r>
+      <w:r>
+        <w:t xml:space="preserve">(MacPhee 2011; Marivaux et al. 2020)</w:t>
+      </w:r>
+      <w:r>
+        <w:t xml:space="preserve">) earlier colonisation events of the West Indies by ancestral lineages that could not be preserved in the fossil record</w:t>
+      </w:r>
+      <w:r>
+        <w:t xml:space="preserve"> </w:t>
+      </w:r>
+      <w:r>
+        <w:t xml:space="preserve">(Marivaux et al. 2022)</w:t>
+      </w:r>
+      <w:r>
+        <w:t xml:space="preserve">.</w:t>
+      </w:r>
+    </w:p>
+    <w:p>
+      <w:pPr>
+        <w:pStyle w:val="BodyText"/>
+      </w:pPr>
+      <w:r>
+        <w:t xml:space="preserve">How about an implication of the GABI in the Pliocene extinction rate increase?</w:t>
+      </w:r>
+    </w:p>
+    <w:bookmarkStart w:id="41" w:name="drivers"/>
     <w:p>
       <w:pPr>
         <w:pStyle w:val="Heading2"/>
       </w:pPr>
       <w:r>
-        <w:t xml:space="preserve">BDNN</w:t>
+        <w:t xml:space="preserve">Drivers</w:t>
       </w:r>
     </w:p>
     <w:p>
@@ -4620,7 +4889,7 @@
         <w:pStyle w:val="FirstParagraph"/>
       </w:pPr>
       <w:r>
-        <w:t xml:space="preserve">Our deep learning-based analysis of diversification provided evidence for significant origination and extinction rates variation as compared to a constant-rate birth-death model with the same amount of lineages and root ages as our empirical data (coefficients of rate variation table).</w:t>
+        <w:t xml:space="preserve">Diet !! Evolution towards large to very large body sizes must have implied adaptations in terms of nutrient supply. Did they achieve this by consuming new forms of food? Could landscape opening play a role?</w:t>
       </w:r>
     </w:p>
     <w:p>
@@ -4628,7 +4897,19 @@
         <w:pStyle w:val="BodyText"/>
       </w:pPr>
       <w:r>
-        <w:t xml:space="preserve">Heterogeneity in lineage-specific diversification rates (example of lineages/groups of taxa).</w:t>
+        <w:t xml:space="preserve">Come back to</w:t>
+      </w:r>
+      <w:r>
+        <w:t xml:space="preserve"> </w:t>
+      </w:r>
+      <w:r>
+        <w:t xml:space="preserve">Vucetich et al. (2015)</w:t>
+      </w:r>
+      <w:r>
+        <w:t xml:space="preserve"> </w:t>
+      </w:r>
+      <w:r>
+        <w:t xml:space="preserve">hypotheses regarding large size evolution</w:t>
       </w:r>
     </w:p>
     <w:p>
@@ -4636,14 +4917,101 @@
         <w:pStyle w:val="BodyText"/>
       </w:pPr>
       <w:r>
-        <w:t xml:space="preserve">Migrant taxa (</w:t>
-      </w:r>
-      <w:r>
-        <w:rPr>
-          <w:i/>
-          <w:iCs/>
-        </w:rPr>
-        <w:t xml:space="preserve">i</w:t>
+        <w:t xml:space="preserve">Demise of large sizes could also be viewed under the lens of hyperspecialisation, in turn restricting adaptabilities over evolutionary timescales</w:t>
+      </w:r>
+      <w:r>
+        <w:t xml:space="preserve"> </w:t>
+      </w:r>
+      <w:r>
+        <w:t xml:space="preserve">(see Neige and Tiel 2026)</w:t>
+      </w:r>
+    </w:p>
+    <w:p>
+      <w:pPr>
+        <w:pStyle w:val="BodyText"/>
+      </w:pPr>
+      <w:r>
+        <w:t xml:space="preserve">Our results did not provide any support for hypsodonty-dependent diversification. Contrary to the paradigm</w:t>
+      </w:r>
+      <w:r>
+        <w:t xml:space="preserve"> </w:t>
+      </w:r>
+      <w:r>
+        <w:t xml:space="preserve">(Stebbins 1974)</w:t>
+      </w:r>
+      <w:r>
+        <w:t xml:space="preserve">, previous findings illustrated that evolution of hypsodonty was not necessarily linked to grassland spreading in the Americas</w:t>
+      </w:r>
+      <w:r>
+        <w:t xml:space="preserve"> </w:t>
+      </w:r>
+      <w:r>
+        <w:t xml:space="preserve">(Jardine et al. 2012; Strömberg et al. 2013)</w:t>
+      </w:r>
+    </w:p>
+    <w:p>
+      <w:pPr>
+        <w:pStyle w:val="BodyText"/>
+      </w:pPr>
+      <w:r>
+        <w:rPr>
+          <w:b/>
+          <w:bCs/>
+        </w:rPr>
+        <w:t xml:space="preserve">Cope’s rule: what drives patters of size increase throughout the history of the clades?</w:t>
+      </w:r>
+    </w:p>
+    <w:bookmarkStart w:id="39" w:name="andes"/>
+    <w:p>
+      <w:pPr>
+        <w:pStyle w:val="Heading3"/>
+      </w:pPr>
+      <w:r>
+        <w:t xml:space="preserve">Andes</w:t>
+      </w:r>
+    </w:p>
+    <w:p>
+      <w:pPr>
+        <w:pStyle w:val="FirstParagraph"/>
+      </w:pPr>
+      <w:r>
+        <w:t xml:space="preserve">Refugia, limiting extinction (MBD). Effect of increasing magnitude as the mountain chain gets higher. On the other hand, negative effect on origination (BDNN), first driver.</w:t>
+      </w:r>
+      <w:r>
+        <w:t xml:space="preserve"> </w:t>
+      </w:r>
+      <w:r>
+        <w:t xml:space="preserve">“</w:t>
+      </w:r>
+      <w:r>
+        <w:t xml:space="preserve">Museum</w:t>
+      </w:r>
+      <w:r>
+        <w:t xml:space="preserve">”</w:t>
+      </w:r>
+      <w:r>
+        <w:t xml:space="preserve">? Bear in mind that our fossil record is biased westwards, likely exacerbating the prominence of the role of the Andes for Neogene SAM diversification.</w:t>
+      </w:r>
+    </w:p>
+    <w:p>
+      <w:pPr>
+        <w:pStyle w:val="BodyText"/>
+      </w:pPr>
+      <w:r>
+        <w:t xml:space="preserve">Also, late phases of Andean uplift resulted in major changes in hydrographic patterns in Tropical South America (Pebas -&gt; Acre -&gt; Amazon), which were shown to have been a significant trigger for extinctions (or wax-and-waning) among endemic lacustrine faunal assemblages</w:t>
+      </w:r>
+      <w:r>
+        <w:t xml:space="preserve"> </w:t>
+      </w:r>
+      <w:r>
+        <w:t xml:space="preserve">(</w:t>
+      </w:r>
+      <w:r>
+        <w:rPr>
+          <w:i/>
+          <w:iCs/>
+        </w:rPr>
+        <w:t xml:space="preserve">e</w:t>
       </w:r>
       <w:r>
         <w:t xml:space="preserve">.</w:t>
@@ -4653,76 +5021,227 @@
           <w:i/>
           <w:iCs/>
         </w:rPr>
+        <w:t xml:space="preserve">g</w:t>
+      </w:r>
+      <w:r>
+        <w:t xml:space="preserve">., Salas-Gismondi et al. 2015 + mollusks)</w:t>
+      </w:r>
+      <w:r>
+        <w:t xml:space="preserve">. Subsequent effects on terrestrial communities?</w:t>
+      </w:r>
+    </w:p>
+    <w:bookmarkEnd w:id="39"/>
+    <w:bookmarkStart w:id="40" w:name="sea-level"/>
+    <w:p>
+      <w:pPr>
+        <w:pStyle w:val="Heading3"/>
+      </w:pPr>
+      <w:r>
+        <w:t xml:space="preserve">Sea level</w:t>
+      </w:r>
+    </w:p>
+    <w:p>
+      <w:pPr>
+        <w:pStyle w:val="FirstParagraph"/>
+      </w:pPr>
+      <w:r>
+        <w:t xml:space="preserve">Pebas</w:t>
+      </w:r>
+      <w:r>
+        <w:t xml:space="preserve"> </w:t>
+      </w:r>
+      <w:r>
+        <w:t xml:space="preserve">Hoorn et al. (2022)</w:t>
+      </w:r>
+      <w:r>
+        <w:t xml:space="preserve"> </w:t>
+      </w:r>
+      <w:r>
+        <w:t xml:space="preserve">+ Paranaense sea</w:t>
+      </w:r>
+      <w:r>
+        <w:t xml:space="preserve"> </w:t>
+      </w:r>
+      <w:r>
+        <w:t xml:space="preserve">Homero Camacho (1967)</w:t>
+      </w:r>
+      <w:r>
+        <w:t xml:space="preserve">. Retrieved as second most important predictor for extinction rate variations by our BDNN analyses, likely having to do with hydrographic pattern changes.</w:t>
+      </w:r>
+    </w:p>
+    <w:bookmarkEnd w:id="40"/>
+    <w:bookmarkEnd w:id="41"/>
+    <w:bookmarkStart w:id="42" w:name="body-mass"/>
+    <w:p>
+      <w:pPr>
+        <w:pStyle w:val="Heading2"/>
+      </w:pPr>
+      <w:r>
+        <w:t xml:space="preserve">Body mass</w:t>
+      </w:r>
+    </w:p>
+    <w:p>
+      <w:pPr>
+        <w:pStyle w:val="FirstParagraph"/>
+      </w:pPr>
+      <w:r>
+        <w:t xml:space="preserve">We found that larger species tend to have higher speciation rates than smaller ones. This apparently counter-intuitive finding could reflect the fact that, at least among mammals, larger species usually have lower effective population sizes and in turn accumulate more deleterious mutations, in turn likely to generate diversity</w:t>
+      </w:r>
+    </w:p>
+    <w:p>
+      <w:pPr>
+        <w:pStyle w:val="BodyText"/>
+      </w:pPr>
+      <w:r>
+        <w:t xml:space="preserve">Became larger as time went forward (DTT plot), by-product of the Bergman’s rule? (</w:t>
+      </w:r>
+      <w:r>
+        <w:rPr>
+          <w:i/>
+          <w:iCs/>
+        </w:rPr>
+        <w:t xml:space="preserve">appropriate refs</w:t>
+      </w:r>
+      <w:r>
+        <w:t xml:space="preserve">)</w:t>
+      </w:r>
+    </w:p>
+    <w:p>
+      <w:pPr>
+        <w:pStyle w:val="BodyText"/>
+      </w:pPr>
+      <w:r>
+        <w:t xml:space="preserve">Broad trend to be large in the Miocene, parallel with sloths</w:t>
+      </w:r>
+      <w:r>
+        <w:t xml:space="preserve"> </w:t>
+      </w:r>
+      <w:r>
+        <w:t xml:space="preserve">Boscaini et al. (2025)</w:t>
+      </w:r>
+    </w:p>
+    <w:p>
+      <w:pPr>
+        <w:pStyle w:val="BodyText"/>
+      </w:pPr>
+      <w:r>
+        <w:t xml:space="preserve">Do large species diversify at a different pace?</w:t>
+      </w:r>
+      <w:r>
+        <w:t xml:space="preserve"> </w:t>
+      </w:r>
+      <w:r>
+        <w:t xml:space="preserve">Liow et al. (2008)</w:t>
+      </w:r>
+    </w:p>
+    <w:bookmarkEnd w:id="42"/>
+    <w:bookmarkStart w:id="45" w:name="limitations-and-perspectives"/>
+    <w:p>
+      <w:pPr>
+        <w:pStyle w:val="Heading2"/>
+      </w:pPr>
+      <w:r>
+        <w:t xml:space="preserve">Limitations and perspectives</w:t>
+      </w:r>
+    </w:p>
+    <w:bookmarkStart w:id="43" w:name="taxonomic-uncertainties"/>
+    <w:p>
+      <w:pPr>
+        <w:pStyle w:val="Heading3"/>
+      </w:pPr>
+      <w:r>
+        <w:t xml:space="preserve">Taxonomic uncertainties</w:t>
+      </w:r>
+    </w:p>
+    <w:p>
+      <w:pPr>
+        <w:pStyle w:val="FirstParagraph"/>
+      </w:pPr>
+      <w:r>
+        <w:t xml:space="preserve">In the framework of Chinchilloidea, taxonomic uncertainties regarding key taxa (or faunas) surely hampers our appreciation of their evolutionary history.</w:t>
+      </w:r>
+    </w:p>
+    <w:p>
+      <w:pPr>
+        <w:pStyle w:val="BodyText"/>
+      </w:pPr>
+      <w:r>
+        <w:t xml:space="preserve">‘</w:t>
+      </w:r>
+      <w:r>
+        <w:t xml:space="preserve">Mesopotamiense</w:t>
+      </w:r>
+      <w:r>
+        <w:t xml:space="preserve">’</w:t>
+      </w:r>
+      <w:r>
+        <w:t xml:space="preserve"> </w:t>
+      </w:r>
+      <w:r>
+        <w:t xml:space="preserve">fauna</w:t>
+      </w:r>
+      <w:r>
+        <w:t xml:space="preserve"> </w:t>
+      </w:r>
+      <w:r>
+        <w:t xml:space="preserve">(Candela 2005; Candela et al. 2013-)</w:t>
+      </w:r>
+      <w:r>
+        <w:t xml:space="preserve"> </w:t>
+      </w:r>
+      <w:r>
+        <w:t xml:space="preserve">is mostly made of singletons. Large endemism, as discussed by</w:t>
+      </w:r>
+      <w:r>
+        <w:t xml:space="preserve"> </w:t>
+      </w:r>
+      <w:r>
+        <w:t xml:space="preserve">Candela et al. (2013)</w:t>
+      </w:r>
+      <w:r>
+        <w:t xml:space="preserve">, but our extinction rate inflation pattern greatly relies on it (</w:t>
+      </w:r>
+      <w:r>
+        <w:rPr>
+          <w:b/>
+          <w:bCs/>
+        </w:rPr>
+        <w:t xml:space="preserve">Fig. SX</w:t>
+      </w:r>
+      <w:r>
+        <w:t xml:space="preserve">)</w:t>
+      </w:r>
+    </w:p>
+    <w:p>
+      <w:pPr>
+        <w:pStyle w:val="BodyText"/>
+      </w:pPr>
+      <w:r>
+        <w:t xml:space="preserve">Lack of phylogenetic framework, hence ignoring phylogenetic relatedness, though proven relevant in previous analyses</w:t>
+      </w:r>
+      <w:r>
+        <w:t xml:space="preserve"> </w:t>
+      </w:r>
+      <w:r>
+        <w:t xml:space="preserve">Hauffe et al. (2024)</w:t>
+      </w:r>
+      <w:r>
+        <w:t xml:space="preserve">. Phylogeny unresolved for key nodes though</w:t>
+      </w:r>
+      <w:r>
+        <w:t xml:space="preserve"> </w:t>
+      </w:r>
+      <w:r>
+        <w:t xml:space="preserve">(</w:t>
+      </w:r>
+      <w:r>
+        <w:rPr>
+          <w:i/>
+          <w:iCs/>
+        </w:rPr>
         <w:t xml:space="preserve">e</w:t>
       </w:r>
       <w:r>
-        <w:t xml:space="preserve">., belonging to groups that reached South America after North and South America were close enough to allow for biotic interchanges) were found to exhibit an overall extinction rate lower that endemic ones.</w:t>
-      </w:r>
-    </w:p>
-    <w:p>
-      <w:pPr>
-        <w:pStyle w:val="BodyText"/>
-      </w:pPr>
-      <w:r>
-        <w:t xml:space="preserve">Also, tropical lineages appear to have overall lower origination and extinction rates, suggesting enhanced biotic turnover outside the tropics.</w:t>
-      </w:r>
-    </w:p>
-    <w:p>
-      <w:pPr>
-        <w:pStyle w:val="BodyText"/>
-      </w:pPr>
-      <w:r>
-        <w:t xml:space="preserve">Diversity-dependent effects were found to be the most important factor influencing origination rate variations, with decreasing rate values with increasing diversity. Andean uplift and palaeotemperature were respectively ranked at the second and third positions on the predictor importance scale.</w:t>
-      </w:r>
-    </w:p>
-    <w:p>
-      <w:pPr>
-        <w:pStyle w:val="BodyText"/>
-      </w:pPr>
-      <w:r>
-        <w:t xml:space="preserve">Palaeotemperature was retrieved as most significantly influencing extinction rate variations, via a negative relationship – extinction rate decreases when palaeotemperature increases. Sea level and Andean uplift respectively arrived second and third. At a given palaeotemperature, extinction rate was higher when sea level was higher.</w:t>
-      </w:r>
-    </w:p>
-    <w:p>
-      <w:pPr>
-        <w:pStyle w:val="BodyText"/>
-      </w:pPr>
-      <w:r>
-        <w:t xml:space="preserve">Results robust to different network architectures.</w:t>
-      </w:r>
-    </w:p>
-    <w:bookmarkEnd w:id="36"/>
-    <w:bookmarkEnd w:id="37"/>
-    <w:bookmarkStart w:id="43" w:name="discussion"/>
-    <w:p>
-      <w:pPr>
-        <w:pStyle w:val="Heading1"/>
-      </w:pPr>
-      <w:r>
-        <w:t xml:space="preserve">Discussion</w:t>
-      </w:r>
-    </w:p>
-    <w:p>
-      <w:pPr>
-        <w:pStyle w:val="FirstParagraph"/>
-      </w:pPr>
-      <w:r>
-        <w:t xml:space="preserve">Unlike the evidenced decoupled diversity and disparity patterns evidenced between caviomorph superfamilies</w:t>
-      </w:r>
-      <w:r>
-        <w:t xml:space="preserve"> </w:t>
-      </w:r>
-      <w:r>
-        <w:t xml:space="preserve">(</w:t>
-      </w:r>
-      <w:r>
-        <w:rPr>
-          <w:i/>
-          <w:iCs/>
-        </w:rPr>
-        <w:t xml:space="preserve">e</w:t>
-      </w:r>
-      <w:r>
         <w:t xml:space="preserve">.</w:t>
       </w:r>
       <w:r>
@@ -4733,573 +5252,7 @@
         <w:t xml:space="preserve">g</w:t>
       </w:r>
       <w:r>
-        <w:t xml:space="preserve">., Álvarez et al. 2017; Carrillo et al. n.d.)</w:t>
-      </w:r>
-      <w:r>
-        <w:t xml:space="preserve">, our results suggest a coordinated behaviour of chinchilloid diversity and disparity, both peaking in the late Miocene and further declining towards the present.</w:t>
-      </w:r>
-    </w:p>
-    <w:p>
-      <w:pPr>
-        <w:pStyle w:val="BodyText"/>
-      </w:pPr>
-      <w:r>
-        <w:t xml:space="preserve">This peak though cannot be excluded to be a reflect of fossil deposits abundancy.</w:t>
-      </w:r>
-    </w:p>
-    <w:p>
-      <w:pPr>
-        <w:pStyle w:val="BodyText"/>
-      </w:pPr>
-      <w:r>
-        <w:t xml:space="preserve">Turning point in Dinomyid diversification at high latitudes in the Chasicoan (e.g., Arroyo Chasicó locality, La Pampa, Argentina), with the record of a great number of Euhypsodont taxa, meanwhile protohypsodont taxa became scarcer (though still recovered at lower latitudes)</w:t>
-      </w:r>
-      <w:r>
-        <w:t xml:space="preserve"> </w:t>
-      </w:r>
-      <w:r>
-        <w:t xml:space="preserve">Rasia et al. (2024)</w:t>
-      </w:r>
-    </w:p>
-    <w:p>
-      <w:pPr>
-        <w:pStyle w:val="BodyText"/>
-      </w:pPr>
-      <w:r>
-        <w:t xml:space="preserve">Our results suggest a</w:t>
-      </w:r>
-      <w:r>
-        <w:t xml:space="preserve"> </w:t>
-      </w:r>
-      <w:r>
-        <w:t xml:space="preserve">“</w:t>
-      </w:r>
-      <w:r>
-        <w:t xml:space="preserve">waxing-and-waning</w:t>
-      </w:r>
-      <w:r>
-        <w:t xml:space="preserve">”</w:t>
-      </w:r>
-      <w:r>
-        <w:t xml:space="preserve"> </w:t>
-      </w:r>
-      <w:r>
-        <w:t xml:space="preserve">diversity pattern for chinchilloid rodents, peaking in the late Miocene (Chasicoan SALMA), with XX reconstructed taxa (fig pyrate) (YY corrected diversity, fig deepdive), and declining thereafter until the 7 extant species. This pattern goes in contradiction with the</w:t>
-      </w:r>
-      <w:r>
-        <w:t xml:space="preserve"> </w:t>
-      </w:r>
-      <w:r>
-        <w:t xml:space="preserve">“</w:t>
-      </w:r>
-      <w:r>
-        <w:t xml:space="preserve">stagnating</w:t>
-      </w:r>
-      <w:r>
-        <w:t xml:space="preserve">”</w:t>
-      </w:r>
-      <w:r>
-        <w:t xml:space="preserve"> </w:t>
-      </w:r>
-      <w:r>
-        <w:t xml:space="preserve">diversity since the Early Oligocene reconstructed by</w:t>
-      </w:r>
-      <w:r>
-        <w:t xml:space="preserve"> </w:t>
-      </w:r>
-      <w:r>
-        <w:t xml:space="preserve">Carrillo et al. (n.d.)</w:t>
-      </w:r>
-      <w:r>
-        <w:t xml:space="preserve">, based on a total-evidence phylogeny. Such a mismatch between phylogeny and occurrence-derived patterns probably comes from the poor representativity of extinct chinchilloid lineages in the phylogenetic reconstruction (31 species) when compared to our occurrence database (13X species).</w:t>
-      </w:r>
-    </w:p>
-    <w:p>
-      <w:pPr>
-        <w:pStyle w:val="BodyText"/>
-      </w:pPr>
-      <w:r>
-        <w:t xml:space="preserve">Caribbean lineages of Quaternary age (</w:t>
-      </w:r>
-      <w:r>
-        <w:rPr>
-          <w:i/>
-          <w:iCs/>
-        </w:rPr>
-        <w:t xml:space="preserve">Elasmodontomys</w:t>
-      </w:r>
-      <w:r>
-        <w:t xml:space="preserve">,</w:t>
-      </w:r>
-      <w:r>
-        <w:t xml:space="preserve"> </w:t>
-      </w:r>
-      <w:r>
-        <w:rPr>
-          <w:i/>
-          <w:iCs/>
-        </w:rPr>
-        <w:t xml:space="preserve">Amblyrhiza</w:t>
-      </w:r>
-      <w:r>
-        <w:t xml:space="preserve">,</w:t>
-      </w:r>
-      <w:r>
-        <w:t xml:space="preserve"> </w:t>
-      </w:r>
-      <w:r>
-        <w:rPr>
-          <w:i/>
-          <w:iCs/>
-        </w:rPr>
-        <w:t xml:space="preserve">Quemisia</w:t>
-      </w:r>
-      <w:r>
-        <w:t xml:space="preserve"> </w:t>
-      </w:r>
-      <w:r>
-        <w:t xml:space="preserve">and</w:t>
-      </w:r>
-      <w:r>
-        <w:t xml:space="preserve"> </w:t>
-      </w:r>
-      <w:r>
-        <w:rPr>
-          <w:i/>
-          <w:iCs/>
-        </w:rPr>
-        <w:t xml:space="preserve">Clidomys</w:t>
-      </w:r>
-      <w:r>
-        <w:t xml:space="preserve">) descend from at least one (but most likely several, see</w:t>
-      </w:r>
-      <w:r>
-        <w:t xml:space="preserve"> </w:t>
-      </w:r>
-      <w:r>
-        <w:t xml:space="preserve">(MacPhee 2011; Marivaux et al. 2020)</w:t>
-      </w:r>
-      <w:r>
-        <w:t xml:space="preserve">) earlier colonisation events of the West Indies by ancestral lineages that could not be preserved in the fossil record</w:t>
-      </w:r>
-      <w:r>
-        <w:t xml:space="preserve"> </w:t>
-      </w:r>
-      <w:r>
-        <w:t xml:space="preserve">(Marivaux et al. 2022)</w:t>
-      </w:r>
-      <w:r>
-        <w:t xml:space="preserve">.</w:t>
-      </w:r>
-    </w:p>
-    <w:p>
-      <w:pPr>
-        <w:pStyle w:val="BodyText"/>
-      </w:pPr>
-      <w:r>
-        <w:t xml:space="preserve">How about an implication of the GABI in the Pliocene extinction rate increase?</w:t>
-      </w:r>
-    </w:p>
-    <w:bookmarkStart w:id="40" w:name="drivers"/>
-    <w:p>
-      <w:pPr>
-        <w:pStyle w:val="Heading2"/>
-      </w:pPr>
-      <w:r>
-        <w:t xml:space="preserve">Drivers</w:t>
-      </w:r>
-    </w:p>
-    <w:p>
-      <w:pPr>
-        <w:pStyle w:val="FirstParagraph"/>
-      </w:pPr>
-      <w:r>
-        <w:t xml:space="preserve">Diet !! Evolution towards large to very large body sizes must have implied adaptations in terms of nutrient supply. Did they achieve this by consuming new forms of food? Could landscape opening play a role?</w:t>
-      </w:r>
-    </w:p>
-    <w:p>
-      <w:pPr>
-        <w:pStyle w:val="BodyText"/>
-      </w:pPr>
-      <w:r>
-        <w:t xml:space="preserve">Come back to</w:t>
-      </w:r>
-      <w:r>
-        <w:t xml:space="preserve"> </w:t>
-      </w:r>
-      <w:r>
-        <w:t xml:space="preserve">Vucetich et al. (2015)</w:t>
-      </w:r>
-      <w:r>
-        <w:t xml:space="preserve"> </w:t>
-      </w:r>
-      <w:r>
-        <w:t xml:space="preserve">hypotheses regarding large size evolution</w:t>
-      </w:r>
-    </w:p>
-    <w:p>
-      <w:pPr>
-        <w:pStyle w:val="BodyText"/>
-      </w:pPr>
-      <w:r>
-        <w:t xml:space="preserve">Demise of large sizes could also be viewed under the lens of hyperspecialisation, in turn restricting adaptabilities over evolutionary timescales</w:t>
-      </w:r>
-      <w:r>
-        <w:t xml:space="preserve"> </w:t>
-      </w:r>
-      <w:r>
-        <w:t xml:space="preserve">(see Neige and Tiel 2026)</w:t>
-      </w:r>
-    </w:p>
-    <w:p>
-      <w:pPr>
-        <w:pStyle w:val="BodyText"/>
-      </w:pPr>
-      <w:r>
-        <w:t xml:space="preserve">Our results did not provide any support for hypsodonty-dependent diversification. Contrary to the paradigm</w:t>
-      </w:r>
-      <w:r>
-        <w:t xml:space="preserve"> </w:t>
-      </w:r>
-      <w:r>
-        <w:t xml:space="preserve">(Stebbins 1974)</w:t>
-      </w:r>
-      <w:r>
-        <w:t xml:space="preserve">, previous findings illustrated that evolution of hypsodonty was not necessarily linked to grassland spreading in the Americas</w:t>
-      </w:r>
-      <w:r>
-        <w:t xml:space="preserve"> </w:t>
-      </w:r>
-      <w:r>
-        <w:t xml:space="preserve">(Jardine et al. 2012; Strömberg et al. 2013)</w:t>
-      </w:r>
-    </w:p>
-    <w:bookmarkStart w:id="38" w:name="andes"/>
-    <w:p>
-      <w:pPr>
-        <w:pStyle w:val="Heading3"/>
-      </w:pPr>
-      <w:r>
-        <w:t xml:space="preserve">Andes</w:t>
-      </w:r>
-    </w:p>
-    <w:p>
-      <w:pPr>
-        <w:pStyle w:val="FirstParagraph"/>
-      </w:pPr>
-      <w:r>
-        <w:t xml:space="preserve">Refugia, limiting extinction (MBD). Effect of increasing magnitude as the mountain chain gets higher. On the other hand, negative effect on origination (BDNN), first driver.</w:t>
-      </w:r>
-      <w:r>
-        <w:t xml:space="preserve"> </w:t>
-      </w:r>
-      <w:r>
-        <w:t xml:space="preserve">“</w:t>
-      </w:r>
-      <w:r>
-        <w:t xml:space="preserve">Museum</w:t>
-      </w:r>
-      <w:r>
-        <w:t xml:space="preserve">”</w:t>
-      </w:r>
-      <w:r>
-        <w:t xml:space="preserve">? Bear in mind that our fossil record is biased westwards, likely exacerbating the prominence of the role of the Andes for Neogene SAM diversification.</w:t>
-      </w:r>
-    </w:p>
-    <w:p>
-      <w:pPr>
-        <w:pStyle w:val="BodyText"/>
-      </w:pPr>
-      <w:r>
-        <w:t xml:space="preserve">Also, late phases of Andean uplift resulted in major changes in hydrographic patterns in Tropical South America (Pebas -&gt; Acre -&gt; Amazon), which were shown to have been a significant trigger for extinctions (or wax-and-waning) among endemic lacustrine faunal assemblages</w:t>
-      </w:r>
-      <w:r>
-        <w:t xml:space="preserve"> </w:t>
-      </w:r>
-      <w:r>
-        <w:t xml:space="preserve">(</w:t>
-      </w:r>
-      <w:r>
-        <w:rPr>
-          <w:i/>
-          <w:iCs/>
-        </w:rPr>
-        <w:t xml:space="preserve">e</w:t>
-      </w:r>
-      <w:r>
-        <w:t xml:space="preserve">.</w:t>
-      </w:r>
-      <w:r>
-        <w:rPr>
-          <w:i/>
-          <w:iCs/>
-        </w:rPr>
-        <w:t xml:space="preserve">g</w:t>
-      </w:r>
-      <w:r>
-        <w:t xml:space="preserve">., Salas-Gismondi et al. 2015 + mollusks)</w:t>
-      </w:r>
-      <w:r>
-        <w:t xml:space="preserve">. Subsequent effects on terrestrial communities?</w:t>
-      </w:r>
-    </w:p>
-    <w:bookmarkEnd w:id="38"/>
-    <w:bookmarkStart w:id="39" w:name="sea-level"/>
-    <w:p>
-      <w:pPr>
-        <w:pStyle w:val="Heading3"/>
-      </w:pPr>
-      <w:r>
-        <w:t xml:space="preserve">Sea level</w:t>
-      </w:r>
-    </w:p>
-    <w:p>
-      <w:pPr>
-        <w:pStyle w:val="FirstParagraph"/>
-      </w:pPr>
-      <w:r>
-        <w:t xml:space="preserve">Pebas</w:t>
-      </w:r>
-      <w:r>
-        <w:t xml:space="preserve"> </w:t>
-      </w:r>
-      <w:r>
-        <w:t xml:space="preserve">Hoorn et al. (2022)</w:t>
-      </w:r>
-      <w:r>
-        <w:t xml:space="preserve"> </w:t>
-      </w:r>
-      <w:r>
-        <w:t xml:space="preserve">+ Paranaense sea</w:t>
-      </w:r>
-      <w:r>
-        <w:t xml:space="preserve"> </w:t>
-      </w:r>
-      <w:r>
-        <w:t xml:space="preserve">Homero Camacho (1967)</w:t>
-      </w:r>
-      <w:r>
-        <w:t xml:space="preserve">. Retrieved as second most important predictor for extinction rate variations by our BDNN analyses, likely having to do with hydrographic pattern changes.</w:t>
-      </w:r>
-    </w:p>
-    <w:bookmarkEnd w:id="39"/>
-    <w:bookmarkEnd w:id="40"/>
-    <w:bookmarkStart w:id="41" w:name="body-mass"/>
-    <w:p>
-      <w:pPr>
-        <w:pStyle w:val="Heading2"/>
-      </w:pPr>
-      <w:r>
-        <w:t xml:space="preserve">Body mass</w:t>
-      </w:r>
-    </w:p>
-    <w:p>
-      <w:pPr>
-        <w:pStyle w:val="FirstParagraph"/>
-      </w:pPr>
-      <w:r>
-        <w:t xml:space="preserve">We found that larger species tend to have higher speciation rates than smaller ones. This apparently counter-intuitive finding could reflect the fact that, at least among mammals, larger species usually have lower effective population sizes and in turn accumulate more deleterious mutations, in turn likely to generate diversity</w:t>
-      </w:r>
-    </w:p>
-    <w:p>
-      <w:pPr>
-        <w:pStyle w:val="BodyText"/>
-      </w:pPr>
-      <w:r>
-        <w:t xml:space="preserve">Became larger as time went forward (DTT plot), by-product of the Bergman’s rule? (</w:t>
-      </w:r>
-      <w:r>
-        <w:rPr>
-          <w:i/>
-          <w:iCs/>
-        </w:rPr>
-        <w:t xml:space="preserve">appropriate refs</w:t>
-      </w:r>
-      <w:r>
-        <w:t xml:space="preserve">)</w:t>
-      </w:r>
-    </w:p>
-    <w:p>
-      <w:pPr>
-        <w:pStyle w:val="BodyText"/>
-      </w:pPr>
-      <w:r>
-        <w:t xml:space="preserve">Broad trend to be large in the Miocene, parallel with sloths</w:t>
-      </w:r>
-      <w:r>
-        <w:t xml:space="preserve"> </w:t>
-      </w:r>
-      <w:r>
-        <w:t xml:space="preserve">Boscaini et al. (2025)</w:t>
-      </w:r>
-    </w:p>
-    <w:p>
-      <w:pPr>
-        <w:pStyle w:val="BodyText"/>
-      </w:pPr>
-      <w:r>
-        <w:t xml:space="preserve">Do large species diversify at a different pace?</w:t>
-      </w:r>
-      <w:r>
-        <w:t xml:space="preserve"> </w:t>
-      </w:r>
-      <w:r>
-        <w:t xml:space="preserve">Liow et al. (2008)</w:t>
-      </w:r>
-    </w:p>
-    <w:bookmarkEnd w:id="41"/>
-    <w:bookmarkStart w:id="42" w:name="limitations-and-perspectives"/>
-    <w:p>
-      <w:pPr>
-        <w:pStyle w:val="Heading2"/>
-      </w:pPr>
-      <w:r>
-        <w:t xml:space="preserve">Limitations and perspectives</w:t>
-      </w:r>
-    </w:p>
-    <w:p>
-      <w:pPr>
-        <w:pStyle w:val="FirstParagraph"/>
-      </w:pPr>
-      <w:r>
-        <w:t xml:space="preserve">Lack of phylogenetic framework, hence ignoring phylogenetic relatedness, though proven relevant in previous analyses</w:t>
-      </w:r>
-      <w:r>
-        <w:t xml:space="preserve"> </w:t>
-      </w:r>
-      <w:r>
-        <w:t xml:space="preserve">Hauffe et al. (2024)</w:t>
-      </w:r>
-      <w:r>
-        <w:t xml:space="preserve">. Phylogeny unresolved for key nodes though</w:t>
-      </w:r>
-      <w:r>
-        <w:t xml:space="preserve"> </w:t>
-      </w:r>
-      <w:r>
-        <w:t xml:space="preserve">(</w:t>
-      </w:r>
-      <w:r>
-        <w:rPr>
-          <w:i/>
-          <w:iCs/>
-        </w:rPr>
-        <w:t xml:space="preserve">e</w:t>
-      </w:r>
-      <w:r>
-        <w:t xml:space="preserve">.</w:t>
-      </w:r>
-      <w:r>
-        <w:rPr>
-          <w:i/>
-          <w:iCs/>
-        </w:rPr>
-        <w:t xml:space="preserve">g</w:t>
-      </w:r>
-      <w:r>
         <w:t xml:space="preserve">., Boivin et al. 2019; Marivaux et al. 2020; Rasia et al. 2021)</w:t>
-      </w:r>
-    </w:p>
-    <w:p>
-      <w:pPr>
-        <w:pStyle w:val="BodyText"/>
-      </w:pPr>
-      <w:r>
-        <w:t xml:space="preserve">The massive diversity of the Late Miocene Ituzaingó formation</w:t>
-      </w:r>
-      <w:r>
-        <w:t xml:space="preserve"> </w:t>
-      </w:r>
-      <w:r>
-        <w:t xml:space="preserve">(Candela 2005)</w:t>
-      </w:r>
-      <w:r>
-        <w:t xml:space="preserve"> </w:t>
-      </w:r>
-      <w:r>
-        <w:t xml:space="preserve">likely drives the reconstructed diversity peak that we infer.</w:t>
-      </w:r>
-    </w:p>
-    <w:p>
-      <w:pPr>
-        <w:pStyle w:val="BodyText"/>
-      </w:pPr>
-      <w:r>
-        <w:t xml:space="preserve">On the other hand, the trend towards general size increase could also come from a sampling artifact, where larger taxa are easier to spot and sample in the end, whereas sampling smaller taxa is usually more resource-demanding, involves screenwashing, which is not always possible to carry out easily based on the sampling area (</w:t>
-      </w:r>
-      <w:r>
-        <w:rPr>
-          <w:i/>
-          <w:iCs/>
-        </w:rPr>
-        <w:t xml:space="preserve">e</w:t>
-      </w:r>
-      <w:r>
-        <w:t xml:space="preserve">.</w:t>
-      </w:r>
-      <w:r>
-        <w:rPr>
-          <w:i/>
-          <w:iCs/>
-        </w:rPr>
-        <w:t xml:space="preserve">g</w:t>
-      </w:r>
-      <w:r>
-        <w:t xml:space="preserve">., proximity with a river).</w:t>
-      </w:r>
-    </w:p>
-    <w:p>
-      <w:pPr>
-        <w:pStyle w:val="BodyText"/>
-      </w:pPr>
-      <w:r>
-        <w:t xml:space="preserve">Challenge to infer body sizes of extinct taxa with little extant representatives =&gt; Estimates can vary significantly based on the proxy or the modelling system used</w:t>
-      </w:r>
-      <w:r>
-        <w:t xml:space="preserve"> </w:t>
-      </w:r>
-      <w:r>
-        <w:t xml:space="preserve">(Boivin et al. 2024; Paiva et al. 2026)</w:t>
-      </w:r>
-      <w:r>
-        <w:t xml:space="preserve">.</w:t>
-      </w:r>
-    </w:p>
-    <w:p>
-      <w:pPr>
-        <w:pStyle w:val="BodyText"/>
-      </w:pPr>
-      <w:r>
-        <w:t xml:space="preserve">Being large implies additional energetic requirements =&gt; diet. Need for additional studies to quantify diet shifts in large forms using quantitative methods like microwear texture analysis</w:t>
-      </w:r>
-      <w:r>
-        <w:t xml:space="preserve"> </w:t>
-      </w:r>
-      <w:r>
-        <w:t xml:space="preserve">(</w:t>
-      </w:r>
-      <w:r>
-        <w:rPr>
-          <w:i/>
-          <w:iCs/>
-        </w:rPr>
-        <w:t xml:space="preserve">e</w:t>
-      </w:r>
-      <w:r>
-        <w:t xml:space="preserve">.</w:t>
-      </w:r>
-      <w:r>
-        <w:rPr>
-          <w:i/>
-          <w:iCs/>
-        </w:rPr>
-        <w:t xml:space="preserve">g</w:t>
-      </w:r>
-      <w:r>
-        <w:t xml:space="preserve">., Robinet et al. 2020; Hullot et al. 2025)</w:t>
-      </w:r>
-      <w:r>
-        <w:t xml:space="preserve">.</w:t>
       </w:r>
     </w:p>
     <w:p>
@@ -5340,9 +5293,102 @@
         <w:t xml:space="preserve">Assess whether larger (or larger-crowned) species have different pace of diversification (SSE model)</w:t>
       </w:r>
     </w:p>
-    <w:bookmarkEnd w:id="42"/>
     <w:bookmarkEnd w:id="43"/>
-    <w:bookmarkStart w:id="44" w:name="conclusions"/>
+    <w:bookmarkStart w:id="44" w:name="size-increase-pattern"/>
+    <w:p>
+      <w:pPr>
+        <w:pStyle w:val="Heading3"/>
+      </w:pPr>
+      <w:r>
+        <w:t xml:space="preserve">Size-increase pattern</w:t>
+      </w:r>
+    </w:p>
+    <w:p>
+      <w:pPr>
+        <w:pStyle w:val="FirstParagraph"/>
+      </w:pPr>
+      <w:r>
+        <w:t xml:space="preserve">On the other hand, the trend towards general size increase could also come from a sampling artifact, where larger taxa are easier to spot and sample in the end, whereas sampling smaller taxa is usually more resource-demanding, involves screenwashing, which is not always possible to carry out easily based on the sampling area (</w:t>
+      </w:r>
+      <w:r>
+        <w:rPr>
+          <w:i/>
+          <w:iCs/>
+        </w:rPr>
+        <w:t xml:space="preserve">e</w:t>
+      </w:r>
+      <w:r>
+        <w:t xml:space="preserve">.</w:t>
+      </w:r>
+      <w:r>
+        <w:rPr>
+          <w:i/>
+          <w:iCs/>
+        </w:rPr>
+        <w:t xml:space="preserve">g</w:t>
+      </w:r>
+      <w:r>
+        <w:t xml:space="preserve">., proximity with a river).</w:t>
+      </w:r>
+    </w:p>
+    <w:p>
+      <w:pPr>
+        <w:pStyle w:val="BodyText"/>
+      </w:pPr>
+      <w:r>
+        <w:t xml:space="preserve">Challenge to infer body sizes of extinct taxa with little extant representatives =&gt; Estimates can vary significantly based on the proxy or the modelling system used</w:t>
+      </w:r>
+      <w:r>
+        <w:t xml:space="preserve"> </w:t>
+      </w:r>
+      <w:r>
+        <w:t xml:space="preserve">(Boivin et al. 2024; Paiva et al. 2026)</w:t>
+      </w:r>
+      <w:r>
+        <w:t xml:space="preserve">.</w:t>
+      </w:r>
+    </w:p>
+    <w:p>
+      <w:pPr>
+        <w:pStyle w:val="BodyText"/>
+      </w:pPr>
+      <w:r>
+        <w:t xml:space="preserve">Being large implies additional energetic requirements =&gt; diet. Need for additional studies to quantify diet shifts in large forms using quantitative methods like microwear texture analysis</w:t>
+      </w:r>
+      <w:r>
+        <w:t xml:space="preserve"> </w:t>
+      </w:r>
+      <w:r>
+        <w:t xml:space="preserve">(</w:t>
+      </w:r>
+      <w:r>
+        <w:rPr>
+          <w:i/>
+          <w:iCs/>
+        </w:rPr>
+        <w:t xml:space="preserve">e</w:t>
+      </w:r>
+      <w:r>
+        <w:t xml:space="preserve">.</w:t>
+      </w:r>
+      <w:r>
+        <w:rPr>
+          <w:i/>
+          <w:iCs/>
+        </w:rPr>
+        <w:t xml:space="preserve">g</w:t>
+      </w:r>
+      <w:r>
+        <w:t xml:space="preserve">., Robinet et al. 2020; Hullot et al. 2025)</w:t>
+      </w:r>
+      <w:r>
+        <w:t xml:space="preserve">.</w:t>
+      </w:r>
+    </w:p>
+    <w:bookmarkEnd w:id="44"/>
+    <w:bookmarkEnd w:id="45"/>
+    <w:bookmarkEnd w:id="46"/>
+    <w:bookmarkStart w:id="47" w:name="conclusions"/>
     <w:p>
       <w:pPr>
         <w:pStyle w:val="Heading1"/>
@@ -5351,8 +5397,8 @@
         <w:t xml:space="preserve">Conclusions</w:t>
       </w:r>
     </w:p>
-    <w:bookmarkEnd w:id="44"/>
-    <w:bookmarkStart w:id="45" w:name="acknowledgements"/>
+    <w:bookmarkEnd w:id="47"/>
+    <w:bookmarkStart w:id="48" w:name="acknowledgements"/>
     <w:p>
       <w:pPr>
         <w:pStyle w:val="Heading1"/>
@@ -5374,8 +5420,8 @@
         <w:br w:type="page"/>
       </w:r>
     </w:p>
-    <w:bookmarkEnd w:id="45"/>
-    <w:bookmarkStart w:id="243" w:name="references"/>
+    <w:bookmarkEnd w:id="48"/>
+    <w:bookmarkStart w:id="239" w:name="references"/>
     <w:p>
       <w:pPr>
         <w:pStyle w:val="Heading1"/>
@@ -5384,8 +5430,8 @@
         <w:t xml:space="preserve">References</w:t>
       </w:r>
     </w:p>
-    <w:bookmarkStart w:id="242" w:name="refs"/>
-    <w:bookmarkStart w:id="47" w:name="ref-álvarez2017"/>
+    <w:bookmarkStart w:id="238" w:name="refs"/>
+    <w:bookmarkStart w:id="50" w:name="ref-álvarez2017"/>
     <w:p>
       <w:pPr>
         <w:pStyle w:val="Bibliography"/>
@@ -5396,7 +5442,7 @@
       <w:r>
         <w:t xml:space="preserve"> </w:t>
       </w:r>
-      <w:hyperlink r:id="rId46">
+      <w:hyperlink r:id="rId49">
         <w:r>
           <w:rPr>
             <w:rStyle w:val="Hyperlink"/>
@@ -5408,8 +5454,8 @@
         <w:t xml:space="preserve">. Biological Journal of the Linnean Society 121:907–922.</w:t>
       </w:r>
     </w:p>
-    <w:bookmarkEnd w:id="47"/>
-    <w:bookmarkStart w:id="49" w:name="ref-antoine2021"/>
+    <w:bookmarkEnd w:id="50"/>
+    <w:bookmarkStart w:id="52" w:name="ref-antoine2021"/>
     <w:p>
       <w:pPr>
         <w:pStyle w:val="Bibliography"/>
@@ -5420,7 +5466,7 @@
       <w:r>
         <w:t xml:space="preserve"> </w:t>
       </w:r>
-      <w:hyperlink r:id="rId48">
+      <w:hyperlink r:id="rId51">
         <w:r>
           <w:rPr>
             <w:rStyle w:val="Hyperlink"/>
@@ -5438,8 +5484,8 @@
         <w:t xml:space="preserve"> Global and Planetary Change 202:103512.</w:t>
       </w:r>
     </w:p>
-    <w:bookmarkEnd w:id="49"/>
-    <w:bookmarkStart w:id="51" w:name="ref-antonelli2009"/>
+    <w:bookmarkEnd w:id="52"/>
+    <w:bookmarkStart w:id="54" w:name="ref-antonelli2009"/>
     <w:p>
       <w:pPr>
         <w:pStyle w:val="Bibliography"/>
@@ -5450,7 +5496,7 @@
       <w:r>
         <w:t xml:space="preserve"> </w:t>
       </w:r>
-      <w:hyperlink r:id="rId50">
+      <w:hyperlink r:id="rId53">
         <w:r>
           <w:rPr>
             <w:rStyle w:val="Hyperlink"/>
@@ -5462,8 +5508,8 @@
         <w:t xml:space="preserve">. Proceedings of the National Academy of Sciences 106:9749–9754.</w:t>
       </w:r>
     </w:p>
-    <w:bookmarkEnd w:id="51"/>
-    <w:bookmarkStart w:id="53" w:name="ref-armella2026"/>
+    <w:bookmarkEnd w:id="54"/>
+    <w:bookmarkStart w:id="56" w:name="ref-armella2026"/>
     <w:p>
       <w:pPr>
         <w:pStyle w:val="Bibliography"/>
@@ -5474,7 +5520,7 @@
       <w:r>
         <w:t xml:space="preserve"> </w:t>
       </w:r>
-      <w:hyperlink r:id="rId52">
+      <w:hyperlink r:id="rId55">
         <w:r>
           <w:rPr>
             <w:rStyle w:val="Hyperlink"/>
@@ -5522,8 +5568,8 @@
         <w:t xml:space="preserve">. Palaeogeography, Palaeoclimatology, Palaeoecology 687:113585.</w:t>
       </w:r>
     </w:p>
-    <w:bookmarkEnd w:id="53"/>
-    <w:bookmarkStart w:id="55" w:name="ref-balseiro2025"/>
+    <w:bookmarkEnd w:id="56"/>
+    <w:bookmarkStart w:id="58" w:name="ref-balseiro2025"/>
     <w:p>
       <w:pPr>
         <w:pStyle w:val="Bibliography"/>
@@ -5534,7 +5580,7 @@
       <w:r>
         <w:t xml:space="preserve"> </w:t>
       </w:r>
-      <w:hyperlink r:id="rId54">
+      <w:hyperlink r:id="rId57">
         <w:r>
           <w:rPr>
             <w:rStyle w:val="Hyperlink"/>
@@ -5546,8 +5592,8 @@
         <w:t xml:space="preserve">.</w:t>
       </w:r>
     </w:p>
-    <w:bookmarkEnd w:id="55"/>
-    <w:bookmarkStart w:id="57" w:name="ref-barnosky2001"/>
+    <w:bookmarkEnd w:id="58"/>
+    <w:bookmarkStart w:id="60" w:name="ref-barnosky2001"/>
     <w:p>
       <w:pPr>
         <w:pStyle w:val="Bibliography"/>
@@ -5558,7 +5604,7 @@
       <w:r>
         <w:t xml:space="preserve"> </w:t>
       </w:r>
-      <w:hyperlink r:id="rId56">
+      <w:hyperlink r:id="rId59">
         <w:r>
           <w:rPr>
             <w:rStyle w:val="Hyperlink"/>
@@ -5570,53 +5616,29 @@
         <w:t xml:space="preserve">. Journal of Vertebrate Paleontology 21:172–185.</w:t>
       </w:r>
     </w:p>
-    <w:bookmarkEnd w:id="57"/>
-    <w:bookmarkStart w:id="59" w:name="ref-benton1983"/>
+    <w:bookmarkEnd w:id="60"/>
+    <w:bookmarkStart w:id="61" w:name="ref-biknevicius1993"/>
     <w:p>
       <w:pPr>
         <w:pStyle w:val="Bibliography"/>
       </w:pPr>
       <w:r>
-        <w:t xml:space="preserve">Benton, M. J. 1983.</w:t>
-      </w:r>
-      <w:r>
-        <w:t xml:space="preserve"> </w:t>
-      </w:r>
-      <w:hyperlink r:id="rId58">
-        <w:r>
-          <w:rPr>
-            <w:rStyle w:val="Hyperlink"/>
-          </w:rPr>
-          <w:t xml:space="preserve">Macroevolution: Large-scale replacements in the history of life</w:t>
-        </w:r>
-      </w:hyperlink>
-      <w:r>
-        <w:t xml:space="preserve">. Nature 302:16–17.</w:t>
-      </w:r>
-    </w:p>
-    <w:bookmarkEnd w:id="59"/>
-    <w:bookmarkStart w:id="60" w:name="ref-biknevicius1993"/>
+        <w:t xml:space="preserve">Biknevicius, A. R., D. A. Macfarlane, and R. D. E. MacPhee. 1993. Body size in amblyrhiza inundata (rodentia: Caviomorpha), an extinct megafaunal rodent from the anguilla bank, west indies: Estimates and implications. American Museum Novitates 1–25.</w:t>
+      </w:r>
+    </w:p>
+    <w:bookmarkEnd w:id="61"/>
+    <w:bookmarkStart w:id="63" w:name="ref-billet2009"/>
     <w:p>
       <w:pPr>
         <w:pStyle w:val="Bibliography"/>
       </w:pPr>
       <w:r>
-        <w:t xml:space="preserve">Biknevicius, A. R., D. A. Macfarlane, and R. D. E. MacPhee. 1993. Body size in amblyrhiza inundata (rodentia: Caviomorpha), an extinct megafaunal rodent from the anguilla bank, west indies: Estimates and implications. American Museum Novitates 1–25.</w:t>
-      </w:r>
-    </w:p>
-    <w:bookmarkEnd w:id="60"/>
-    <w:bookmarkStart w:id="62" w:name="ref-billet2009"/>
-    <w:p>
-      <w:pPr>
-        <w:pStyle w:val="Bibliography"/>
-      </w:pPr>
-      <w:r>
         <w:t xml:space="preserve">Billet, G., C. Blondel, and C. de Muizon. 2009.</w:t>
       </w:r>
       <w:r>
         <w:t xml:space="preserve"> </w:t>
       </w:r>
-      <w:hyperlink r:id="rId61">
+      <w:hyperlink r:id="rId62">
         <w:r>
           <w:rPr>
             <w:rStyle w:val="Hyperlink"/>
@@ -5628,8 +5650,8 @@
         <w:t xml:space="preserve">. Palaeogeography, Palaeoclimatology, Palaeoecology 274:114–124.</w:t>
       </w:r>
     </w:p>
-    <w:bookmarkEnd w:id="62"/>
-    <w:bookmarkStart w:id="64" w:name="ref-boivin2024"/>
+    <w:bookmarkEnd w:id="63"/>
+    <w:bookmarkStart w:id="65" w:name="ref-boivin2024"/>
     <w:p>
       <w:pPr>
         <w:pStyle w:val="Bibliography"/>
@@ -5640,7 +5662,7 @@
       <w:r>
         <w:t xml:space="preserve"> </w:t>
       </w:r>
-      <w:hyperlink r:id="rId63">
+      <w:hyperlink r:id="rId64">
         <w:r>
           <w:rPr>
             <w:rStyle w:val="Hyperlink"/>
@@ -5652,8 +5674,8 @@
         <w:t xml:space="preserve">. Journal of Mammalian Evolution 31:43.</w:t>
       </w:r>
     </w:p>
-    <w:bookmarkEnd w:id="64"/>
-    <w:bookmarkStart w:id="66" w:name="ref-boivin2019"/>
+    <w:bookmarkEnd w:id="65"/>
+    <w:bookmarkStart w:id="67" w:name="ref-boivin2019"/>
     <w:p>
       <w:pPr>
         <w:pStyle w:val="Bibliography"/>
@@ -5664,7 +5686,7 @@
       <w:r>
         <w:t xml:space="preserve"> </w:t>
       </w:r>
-      <w:hyperlink r:id="rId65">
+      <w:hyperlink r:id="rId66">
         <w:r>
           <w:rPr>
             <w:rStyle w:val="Hyperlink"/>
@@ -5676,8 +5698,8 @@
         <w:t xml:space="preserve">. Geodiversitas 41:143–245.</w:t>
       </w:r>
     </w:p>
-    <w:bookmarkEnd w:id="66"/>
-    <w:bookmarkStart w:id="68" w:name="ref-boscaini2025"/>
+    <w:bookmarkEnd w:id="67"/>
+    <w:bookmarkStart w:id="69" w:name="ref-boscaini2025"/>
     <w:p>
       <w:pPr>
         <w:pStyle w:val="Bibliography"/>
@@ -5688,7 +5710,7 @@
       <w:r>
         <w:t xml:space="preserve"> </w:t>
       </w:r>
-      <w:hyperlink r:id="rId67">
+      <w:hyperlink r:id="rId68">
         <w:r>
           <w:rPr>
             <w:rStyle w:val="Hyperlink"/>
@@ -5700,8 +5722,8 @@
         <w:t xml:space="preserve">. Science 388:864–868.</w:t>
       </w:r>
     </w:p>
-    <w:bookmarkEnd w:id="68"/>
-    <w:bookmarkStart w:id="70" w:name="ref-boschman2021"/>
+    <w:bookmarkEnd w:id="69"/>
+    <w:bookmarkStart w:id="71" w:name="ref-boschman2021"/>
     <w:p>
       <w:pPr>
         <w:pStyle w:val="Bibliography"/>
@@ -5712,7 +5734,7 @@
       <w:r>
         <w:t xml:space="preserve"> </w:t>
       </w:r>
-      <w:hyperlink r:id="rId69">
+      <w:hyperlink r:id="rId70">
         <w:r>
           <w:rPr>
             <w:rStyle w:val="Hyperlink"/>
@@ -5724,8 +5746,8 @@
         <w:t xml:space="preserve">. Earth-Science Reviews 220:103640.</w:t>
       </w:r>
     </w:p>
-    <w:bookmarkEnd w:id="70"/>
-    <w:bookmarkStart w:id="72" w:name="ref-brandoni2016"/>
+    <w:bookmarkEnd w:id="71"/>
+    <w:bookmarkStart w:id="73" w:name="ref-brandoni2016"/>
     <w:p>
       <w:pPr>
         <w:pStyle w:val="Bibliography"/>
@@ -5736,7 +5758,7 @@
       <w:r>
         <w:t xml:space="preserve"> </w:t>
       </w:r>
-      <w:hyperlink r:id="rId71">
+      <w:hyperlink r:id="rId72">
         <w:r>
           <w:rPr>
             <w:rStyle w:val="Hyperlink"/>
@@ -5748,8 +5770,8 @@
         <w:t xml:space="preserve">. PalZ 90:619–628.</w:t>
       </w:r>
     </w:p>
-    <w:bookmarkEnd w:id="72"/>
-    <w:bookmarkStart w:id="74" w:name="ref-brée2022"/>
+    <w:bookmarkEnd w:id="73"/>
+    <w:bookmarkStart w:id="75" w:name="ref-brée2022"/>
     <w:p>
       <w:pPr>
         <w:pStyle w:val="Bibliography"/>
@@ -5760,7 +5782,7 @@
       <w:r>
         <w:t xml:space="preserve"> </w:t>
       </w:r>
-      <w:hyperlink r:id="rId73">
+      <w:hyperlink r:id="rId74">
         <w:r>
           <w:rPr>
             <w:rStyle w:val="Hyperlink"/>
@@ -5772,8 +5794,8 @@
         <w:t xml:space="preserve">. Scientific Reports 12:21906.</w:t>
       </w:r>
     </w:p>
-    <w:bookmarkEnd w:id="74"/>
-    <w:bookmarkStart w:id="76" w:name="ref-buffan2025"/>
+    <w:bookmarkEnd w:id="75"/>
+    <w:bookmarkStart w:id="77" w:name="ref-buffan2025"/>
     <w:p>
       <w:pPr>
         <w:pStyle w:val="Bibliography"/>
@@ -5784,7 +5806,7 @@
       <w:r>
         <w:t xml:space="preserve"> </w:t>
       </w:r>
-      <w:hyperlink r:id="rId75">
+      <w:hyperlink r:id="rId76">
         <w:r>
           <w:rPr>
             <w:rStyle w:val="Hyperlink"/>
@@ -5808,8 +5830,8 @@
         <w:t xml:space="preserve">. Proceedings of the National Academy of Sciences 122:e2419520122.</w:t>
       </w:r>
     </w:p>
-    <w:bookmarkEnd w:id="76"/>
-    <w:bookmarkStart w:id="78" w:name="ref-burgin2025"/>
+    <w:bookmarkEnd w:id="77"/>
+    <w:bookmarkStart w:id="79" w:name="ref-burgin2025"/>
     <w:p>
       <w:pPr>
         <w:pStyle w:val="Bibliography"/>
@@ -5820,7 +5842,7 @@
       <w:r>
         <w:t xml:space="preserve"> </w:t>
       </w:r>
-      <w:hyperlink r:id="rId77">
+      <w:hyperlink r:id="rId78">
         <w:r>
           <w:rPr>
             <w:rStyle w:val="Hyperlink"/>
@@ -5832,8 +5854,8 @@
         <w:t xml:space="preserve">. bioRxiv.</w:t>
       </w:r>
     </w:p>
-    <w:bookmarkEnd w:id="78"/>
-    <w:bookmarkStart w:id="79" w:name="ref-candela2005"/>
+    <w:bookmarkEnd w:id="79"/>
+    <w:bookmarkStart w:id="80" w:name="ref-candela2005"/>
     <w:p>
       <w:pPr>
         <w:pStyle w:val="Bibliography"/>
@@ -5854,8 +5876,8 @@
         <w:t xml:space="preserve">os (argentina). Temas de la Biodiversidad del Litoral fluvial argentino II 37–48.</w:t>
       </w:r>
     </w:p>
-    <w:bookmarkEnd w:id="79"/>
-    <w:bookmarkStart w:id="81" w:name="ref-candela2013"/>
+    <w:bookmarkEnd w:id="80"/>
+    <w:bookmarkStart w:id="82" w:name="ref-candela2013"/>
     <w:p>
       <w:pPr>
         <w:pStyle w:val="Bibliography"/>
@@ -5866,7 +5888,7 @@
       <w:r>
         <w:t xml:space="preserve"> </w:t>
       </w:r>
-      <w:hyperlink r:id="rId80">
+      <w:hyperlink r:id="rId81">
         <w:r>
           <w:rPr>
             <w:rStyle w:val="Hyperlink"/>
@@ -5878,8 +5900,8 @@
         <w:t xml:space="preserve">. Lethaia 46:369–377.</w:t>
       </w:r>
     </w:p>
-    <w:bookmarkEnd w:id="81"/>
-    <w:bookmarkStart w:id="83" w:name="ref-carrillo_giant_2015"/>
+    <w:bookmarkEnd w:id="82"/>
+    <w:bookmarkStart w:id="84" w:name="ref-carrillo_giant_2015"/>
     <w:p>
       <w:pPr>
         <w:pStyle w:val="Bibliography"/>
@@ -5890,7 +5912,7 @@
       <w:r>
         <w:t xml:space="preserve"> </w:t>
       </w:r>
-      <w:hyperlink r:id="rId82">
+      <w:hyperlink r:id="rId83">
         <w:r>
           <w:rPr>
             <w:rStyle w:val="Hyperlink"/>
@@ -5902,8 +5924,8 @@
         <w:t xml:space="preserve">. Paläontol Z 89:1057–1071.</w:t>
       </w:r>
     </w:p>
-    <w:bookmarkEnd w:id="83"/>
-    <w:bookmarkStart w:id="84" w:name="ref-carrillo"/>
+    <w:bookmarkEnd w:id="84"/>
+    <w:bookmarkStart w:id="85" w:name="ref-carrillo"/>
     <w:p>
       <w:pPr>
         <w:pStyle w:val="Bibliography"/>
@@ -5912,43 +5934,19 @@
         <w:t xml:space="preserve">Carrillo, J. D., M. F. Torres Jiménez, F. J. Urrea-Barreto, A. Antonelli, C. Bacon, S. Faurby, and D. Silvestro. n.d. Decoupled diversity and disparity after faunistic turnover in caviomorph rodents.</w:t>
       </w:r>
     </w:p>
-    <w:bookmarkEnd w:id="84"/>
-    <w:bookmarkStart w:id="86" w:name="ref-clavel2017"/>
+    <w:bookmarkEnd w:id="85"/>
+    <w:bookmarkStart w:id="87" w:name="ref-cohen2025"/>
     <w:p>
       <w:pPr>
         <w:pStyle w:val="Bibliography"/>
       </w:pPr>
       <w:r>
-        <w:t xml:space="preserve">Clavel, J., and H. Morlon. 2017.</w:t>
-      </w:r>
-      <w:r>
-        <w:t xml:space="preserve"> </w:t>
-      </w:r>
-      <w:hyperlink r:id="rId85">
-        <w:r>
-          <w:rPr>
-            <w:rStyle w:val="Hyperlink"/>
-          </w:rPr>
-          <w:t xml:space="preserve">Accelerated body size evolution during cold climatic periods in the cenozoic</w:t>
-        </w:r>
-      </w:hyperlink>
-      <w:r>
-        <w:t xml:space="preserve">. Proceedings of the National Academy of Sciences 114:4183–4188.</w:t>
-      </w:r>
-    </w:p>
-    <w:bookmarkEnd w:id="86"/>
-    <w:bookmarkStart w:id="88" w:name="ref-cohen2025"/>
-    <w:p>
-      <w:pPr>
-        <w:pStyle w:val="Bibliography"/>
-      </w:pPr>
-      <w:r>
         <w:t xml:space="preserve">Cohen, K., D. Harper, P. Gibbard, and N. Car. 2025.</w:t>
       </w:r>
       <w:r>
         <w:t xml:space="preserve"> </w:t>
       </w:r>
-      <w:hyperlink r:id="rId87">
+      <w:hyperlink r:id="rId86">
         <w:r>
           <w:rPr>
             <w:rStyle w:val="Hyperlink"/>
@@ -5960,8 +5958,8 @@
         <w:t xml:space="preserve">. Episodes Journal of International Geoscience 48:105–115.</w:t>
       </w:r>
     </w:p>
-    <w:bookmarkEnd w:id="88"/>
-    <w:bookmarkStart w:id="90" w:name="ref-condamine2018"/>
+    <w:bookmarkEnd w:id="87"/>
+    <w:bookmarkStart w:id="89" w:name="ref-condamine2018"/>
     <w:p>
       <w:pPr>
         <w:pStyle w:val="Bibliography"/>
@@ -5972,7 +5970,7 @@
       <w:r>
         <w:t xml:space="preserve"> </w:t>
       </w:r>
-      <w:hyperlink r:id="rId89">
+      <w:hyperlink r:id="rId88">
         <w:r>
           <w:rPr>
             <w:rStyle w:val="Hyperlink"/>
@@ -5984,8 +5982,8 @@
         <w:t xml:space="preserve">. Systematic Biology 67:940–964.</w:t>
       </w:r>
     </w:p>
-    <w:bookmarkEnd w:id="90"/>
-    <w:bookmarkStart w:id="92" w:name="ref-condamine2019"/>
+    <w:bookmarkEnd w:id="89"/>
+    <w:bookmarkStart w:id="91" w:name="ref-condamine2019"/>
     <w:p>
       <w:pPr>
         <w:pStyle w:val="Bibliography"/>
@@ -5996,7 +5994,7 @@
       <w:r>
         <w:t xml:space="preserve"> </w:t>
       </w:r>
-      <w:hyperlink r:id="rId91">
+      <w:hyperlink r:id="rId90">
         <w:r>
           <w:rPr>
             <w:rStyle w:val="Hyperlink"/>
@@ -6008,8 +6006,8 @@
         <w:t xml:space="preserve">. Ecology Letters 22:1900–1912.</w:t>
       </w:r>
     </w:p>
-    <w:bookmarkEnd w:id="92"/>
-    <w:bookmarkStart w:id="94" w:name="ref-condamine2020"/>
+    <w:bookmarkEnd w:id="91"/>
+    <w:bookmarkStart w:id="93" w:name="ref-condamine2020"/>
     <w:p>
       <w:pPr>
         <w:pStyle w:val="Bibliography"/>
@@ -6020,7 +6018,7 @@
       <w:r>
         <w:t xml:space="preserve"> </w:t>
       </w:r>
-      <w:hyperlink r:id="rId93">
+      <w:hyperlink r:id="rId92">
         <w:r>
           <w:rPr>
             <w:rStyle w:val="Hyperlink"/>
@@ -6032,8 +6030,8 @@
         <w:t xml:space="preserve">. Proceedings of the National Academy of Sciences 117:28867–28875.</w:t>
       </w:r>
     </w:p>
-    <w:bookmarkEnd w:id="94"/>
-    <w:bookmarkStart w:id="96" w:name="ref-cooper2025"/>
+    <w:bookmarkEnd w:id="93"/>
+    <w:bookmarkStart w:id="95" w:name="ref-cooper2025"/>
     <w:p>
       <w:pPr>
         <w:pStyle w:val="Bibliography"/>
@@ -6044,7 +6042,7 @@
       <w:r>
         <w:t xml:space="preserve"> </w:t>
       </w:r>
-      <w:hyperlink r:id="rId95">
+      <w:hyperlink r:id="rId94">
         <w:r>
           <w:rPr>
             <w:rStyle w:val="Hyperlink"/>
@@ -6062,8 +6060,8 @@
         <w:t xml:space="preserve">. Methods in Ecology and Evolution 16:1923–1934.</w:t>
       </w:r>
     </w:p>
-    <w:bookmarkEnd w:id="96"/>
-    <w:bookmarkStart w:id="98" w:name="ref-cooper2024"/>
+    <w:bookmarkEnd w:id="95"/>
+    <w:bookmarkStart w:id="97" w:name="ref-cooper2024"/>
     <w:p>
       <w:pPr>
         <w:pStyle w:val="Bibliography"/>
@@ -6074,7 +6072,7 @@
       <w:r>
         <w:t xml:space="preserve"> </w:t>
       </w:r>
-      <w:hyperlink r:id="rId97">
+      <w:hyperlink r:id="rId96">
         <w:r>
           <w:rPr>
             <w:rStyle w:val="Hyperlink"/>
@@ -6086,8 +6084,8 @@
         <w:t xml:space="preserve">. Nature Communications 15:4199.</w:t>
       </w:r>
     </w:p>
-    <w:bookmarkEnd w:id="98"/>
-    <w:bookmarkStart w:id="100" w:name="ref-cuitiño2021"/>
+    <w:bookmarkEnd w:id="97"/>
+    <w:bookmarkStart w:id="99" w:name="ref-cuitiño2021"/>
     <w:p>
       <w:pPr>
         <w:pStyle w:val="Bibliography"/>
@@ -6098,7 +6096,7 @@
       <w:r>
         <w:t xml:space="preserve"> </w:t>
       </w:r>
-      <w:hyperlink r:id="rId99">
+      <w:hyperlink r:id="rId98">
         <w:r>
           <w:rPr>
             <w:rStyle w:val="Hyperlink"/>
@@ -6116,8 +6114,8 @@
         <w:t xml:space="preserve">. Journal of the Geological Society 178:jgs2020–188.</w:t>
       </w:r>
     </w:p>
-    <w:bookmarkEnd w:id="100"/>
-    <w:bookmarkStart w:id="102" w:name="ref-dacunha2023"/>
+    <w:bookmarkEnd w:id="99"/>
+    <w:bookmarkStart w:id="101" w:name="ref-dacunha2023"/>
     <w:p>
       <w:pPr>
         <w:pStyle w:val="Bibliography"/>
@@ -6128,7 +6126,7 @@
       <w:r>
         <w:t xml:space="preserve"> </w:t>
       </w:r>
-      <w:hyperlink r:id="rId101">
+      <w:hyperlink r:id="rId100">
         <w:r>
           <w:rPr>
             <w:rStyle w:val="Hyperlink"/>
@@ -6140,8 +6138,8 @@
         <w:t xml:space="preserve">. Journal of Mammalian Evolution 30:1155–1176.</w:t>
       </w:r>
     </w:p>
-    <w:bookmarkEnd w:id="102"/>
-    <w:bookmarkStart w:id="104" w:name="ref-damuth1993"/>
+    <w:bookmarkEnd w:id="101"/>
+    <w:bookmarkStart w:id="103" w:name="ref-damuth1993"/>
     <w:p>
       <w:pPr>
         <w:pStyle w:val="Bibliography"/>
@@ -6152,7 +6150,7 @@
       <w:r>
         <w:t xml:space="preserve"> </w:t>
       </w:r>
-      <w:hyperlink r:id="rId103">
+      <w:hyperlink r:id="rId102">
         <w:r>
           <w:rPr>
             <w:rStyle w:val="Hyperlink"/>
@@ -6164,8 +6162,8 @@
         <w:t xml:space="preserve">. Nature 365:748–750.</w:t>
       </w:r>
     </w:p>
-    <w:bookmarkEnd w:id="104"/>
-    <w:bookmarkStart w:id="106" w:name="ref-damuth2011"/>
+    <w:bookmarkEnd w:id="103"/>
+    <w:bookmarkStart w:id="105" w:name="ref-damuth2011"/>
     <w:p>
       <w:pPr>
         <w:pStyle w:val="Bibliography"/>
@@ -6176,7 +6174,7 @@
       <w:r>
         <w:t xml:space="preserve"> </w:t>
       </w:r>
-      <w:hyperlink r:id="rId105">
+      <w:hyperlink r:id="rId104">
         <w:r>
           <w:rPr>
             <w:rStyle w:val="Hyperlink"/>
@@ -6188,8 +6186,8 @@
         <w:t xml:space="preserve">. Biological Reviews 86:733–758.</w:t>
       </w:r>
     </w:p>
-    <w:bookmarkEnd w:id="106"/>
-    <w:bookmarkStart w:id="108" w:name="ref-drury2016"/>
+    <w:bookmarkEnd w:id="105"/>
+    <w:bookmarkStart w:id="107" w:name="ref-drury2016"/>
     <w:p>
       <w:pPr>
         <w:pStyle w:val="Bibliography"/>
@@ -6200,7 +6198,7 @@
       <w:r>
         <w:t xml:space="preserve"> </w:t>
       </w:r>
-      <w:hyperlink r:id="rId107">
+      <w:hyperlink r:id="rId106">
         <w:r>
           <w:rPr>
             <w:rStyle w:val="Hyperlink"/>
@@ -6212,8 +6210,8 @@
         <w:t xml:space="preserve">. Systematic Biology 65:700–710.</w:t>
       </w:r>
     </w:p>
-    <w:bookmarkEnd w:id="108"/>
-    <w:bookmarkStart w:id="110" w:name="ref-dunn2013"/>
+    <w:bookmarkEnd w:id="107"/>
+    <w:bookmarkStart w:id="109" w:name="ref-dunn2013"/>
     <w:p>
       <w:pPr>
         <w:pStyle w:val="Bibliography"/>
@@ -6224,7 +6222,7 @@
       <w:r>
         <w:t xml:space="preserve"> </w:t>
       </w:r>
-      <w:hyperlink r:id="rId109">
+      <w:hyperlink r:id="rId108">
         <w:r>
           <w:rPr>
             <w:rStyle w:val="Hyperlink"/>
@@ -6242,8 +6240,8 @@
         <w:t xml:space="preserve">. GSA Bulletin 125:539–555.</w:t>
       </w:r>
     </w:p>
-    <w:bookmarkEnd w:id="110"/>
-    <w:bookmarkStart w:id="112" w:name="ref-esteve2025"/>
+    <w:bookmarkEnd w:id="109"/>
+    <w:bookmarkStart w:id="111" w:name="ref-esteve2025"/>
     <w:p>
       <w:pPr>
         <w:pStyle w:val="Bibliography"/>
@@ -6254,7 +6252,7 @@
       <w:r>
         <w:t xml:space="preserve"> </w:t>
       </w:r>
-      <w:hyperlink r:id="rId111">
+      <w:hyperlink r:id="rId110">
         <w:r>
           <w:rPr>
             <w:rStyle w:val="Hyperlink"/>
@@ -6266,8 +6264,8 @@
         <w:t xml:space="preserve">. Proceedings of the Royal Society B: Biological Sciences 292:20252245.</w:t>
       </w:r>
     </w:p>
-    <w:bookmarkEnd w:id="112"/>
-    <w:bookmarkStart w:id="114" w:name="ref-etienne2011"/>
+    <w:bookmarkEnd w:id="111"/>
+    <w:bookmarkStart w:id="113" w:name="ref-etienne2011"/>
     <w:p>
       <w:pPr>
         <w:pStyle w:val="Bibliography"/>
@@ -6278,7 +6276,7 @@
       <w:r>
         <w:t xml:space="preserve"> </w:t>
       </w:r>
-      <w:hyperlink r:id="rId113">
+      <w:hyperlink r:id="rId112">
         <w:r>
           <w:rPr>
             <w:rStyle w:val="Hyperlink"/>
@@ -6290,8 +6288,8 @@
         <w:t xml:space="preserve">. Proceedings of the Royal Society B: Biological Sciences 279:1300–1309.</w:t>
       </w:r>
     </w:p>
-    <w:bookmarkEnd w:id="114"/>
-    <w:bookmarkStart w:id="116" w:name="ref-faurby2016"/>
+    <w:bookmarkEnd w:id="113"/>
+    <w:bookmarkStart w:id="115" w:name="ref-faurby2016"/>
     <w:p>
       <w:pPr>
         <w:pStyle w:val="Bibliography"/>
@@ -6302,7 +6300,7 @@
       <w:r>
         <w:t xml:space="preserve"> </w:t>
       </w:r>
-      <w:hyperlink r:id="rId115">
+      <w:hyperlink r:id="rId114">
         <w:r>
           <w:rPr>
             <w:rStyle w:val="Hyperlink"/>
@@ -6314,8 +6312,8 @@
         <w:t xml:space="preserve">. The American Naturalist 187:812–820.</w:t>
       </w:r>
     </w:p>
-    <w:bookmarkEnd w:id="116"/>
-    <w:bookmarkStart w:id="118" w:name="ref-fernicola2019"/>
+    <w:bookmarkEnd w:id="115"/>
+    <w:bookmarkStart w:id="117" w:name="ref-fernicola2019"/>
     <w:p>
       <w:pPr>
         <w:pStyle w:val="Bibliography"/>
@@ -6326,7 +6324,7 @@
       <w:r>
         <w:t xml:space="preserve"> </w:t>
       </w:r>
-      <w:hyperlink r:id="rId117">
+      <w:hyperlink r:id="rId116">
         <w:r>
           <w:rPr>
             <w:rStyle w:val="Hyperlink"/>
@@ -6344,8 +6342,8 @@
         <w:t xml:space="preserve">. Publicación Electrónica de la Asociación Paleontológica Argentina 19.</w:t>
       </w:r>
     </w:p>
-    <w:bookmarkEnd w:id="118"/>
-    <w:bookmarkStart w:id="120" w:name="ref-flannery-sutherland2022"/>
+    <w:bookmarkEnd w:id="117"/>
+    <w:bookmarkStart w:id="119" w:name="ref-flannery-sutherland2022"/>
     <w:p>
       <w:pPr>
         <w:pStyle w:val="Bibliography"/>
@@ -6356,7 +6354,7 @@
       <w:r>
         <w:t xml:space="preserve"> </w:t>
       </w:r>
-      <w:hyperlink r:id="rId119">
+      <w:hyperlink r:id="rId118">
         <w:r>
           <w:rPr>
             <w:rStyle w:val="Hyperlink"/>
@@ -6368,8 +6366,8 @@
         <w:t xml:space="preserve">. Nature Communications 13:2751.</w:t>
       </w:r>
     </w:p>
-    <w:bookmarkEnd w:id="120"/>
-    <w:bookmarkStart w:id="122" w:name="ref-foote1993"/>
+    <w:bookmarkEnd w:id="119"/>
+    <w:bookmarkStart w:id="121" w:name="ref-foote1993"/>
     <w:p>
       <w:pPr>
         <w:pStyle w:val="Bibliography"/>
@@ -6380,7 +6378,7 @@
       <w:r>
         <w:t xml:space="preserve"> </w:t>
       </w:r>
-      <w:hyperlink r:id="rId121">
+      <w:hyperlink r:id="rId120">
         <w:r>
           <w:rPr>
             <w:rStyle w:val="Hyperlink"/>
@@ -6392,8 +6390,8 @@
         <w:t xml:space="preserve">. Paleobiology 19:185–204.</w:t>
       </w:r>
     </w:p>
-    <w:bookmarkEnd w:id="122"/>
-    <w:bookmarkStart w:id="124" w:name="ref-foote1997"/>
+    <w:bookmarkEnd w:id="121"/>
+    <w:bookmarkStart w:id="123" w:name="ref-foote1997"/>
     <w:p>
       <w:pPr>
         <w:pStyle w:val="Bibliography"/>
@@ -6404,7 +6402,7 @@
       <w:r>
         <w:t xml:space="preserve"> </w:t>
       </w:r>
-      <w:hyperlink r:id="rId123">
+      <w:hyperlink r:id="rId122">
         <w:r>
           <w:rPr>
             <w:rStyle w:val="Hyperlink"/>
@@ -6416,8 +6414,8 @@
         <w:t xml:space="preserve">. Annual Review of Ecology, Evolution, and Systematics 28:129–152.</w:t>
       </w:r>
     </w:p>
-    <w:bookmarkEnd w:id="124"/>
-    <w:bookmarkStart w:id="126" w:name="ref-guayasamin2024"/>
+    <w:bookmarkEnd w:id="123"/>
+    <w:bookmarkStart w:id="125" w:name="ref-guayasamin2024"/>
     <w:p>
       <w:pPr>
         <w:pStyle w:val="Bibliography"/>
@@ -6428,7 +6426,7 @@
       <w:r>
         <w:t xml:space="preserve"> </w:t>
       </w:r>
-      <w:hyperlink r:id="rId125">
+      <w:hyperlink r:id="rId124">
         <w:r>
           <w:rPr>
             <w:rStyle w:val="Hyperlink"/>
@@ -6440,8 +6438,8 @@
         <w:t xml:space="preserve">. Acta Amazonica 54:e54bc21360.</w:t>
       </w:r>
     </w:p>
-    <w:bookmarkEnd w:id="126"/>
-    <w:bookmarkStart w:id="128" w:name="ref-hagen2018"/>
+    <w:bookmarkEnd w:id="125"/>
+    <w:bookmarkStart w:id="127" w:name="ref-hagen2018"/>
     <w:p>
       <w:pPr>
         <w:pStyle w:val="Bibliography"/>
@@ -6452,7 +6450,7 @@
       <w:r>
         <w:t xml:space="preserve"> </w:t>
       </w:r>
-      <w:hyperlink r:id="rId127">
+      <w:hyperlink r:id="rId126">
         <w:r>
           <w:rPr>
             <w:rStyle w:val="Hyperlink"/>
@@ -6464,8 +6462,8 @@
         <w:t xml:space="preserve">. Systematic Biology 67:458–474.</w:t>
       </w:r>
     </w:p>
-    <w:bookmarkEnd w:id="128"/>
-    <w:bookmarkStart w:id="130" w:name="ref-hauffe2024"/>
+    <w:bookmarkEnd w:id="127"/>
+    <w:bookmarkStart w:id="129" w:name="ref-hauffe2024"/>
     <w:p>
       <w:pPr>
         <w:pStyle w:val="Bibliography"/>
@@ -6476,7 +6474,7 @@
       <w:r>
         <w:t xml:space="preserve"> </w:t>
       </w:r>
-      <w:hyperlink r:id="rId129">
+      <w:hyperlink r:id="rId128">
         <w:r>
           <w:rPr>
             <w:rStyle w:val="Hyperlink"/>
@@ -6488,8 +6486,8 @@
         <w:t xml:space="preserve">. Science Advances 10:eadl2643. American Association for the Advancement of Science.</w:t>
       </w:r>
     </w:p>
-    <w:bookmarkEnd w:id="130"/>
-    <w:bookmarkStart w:id="132" w:name="ref-hernández2005"/>
+    <w:bookmarkEnd w:id="129"/>
+    <w:bookmarkStart w:id="131" w:name="ref-hernández2005"/>
     <w:p>
       <w:pPr>
         <w:pStyle w:val="Bibliography"/>
@@ -6500,7 +6498,7 @@
       <w:r>
         <w:t xml:space="preserve"> </w:t>
       </w:r>
-      <w:hyperlink r:id="rId131">
+      <w:hyperlink r:id="rId130">
         <w:r>
           <w:rPr>
             <w:rStyle w:val="Hyperlink"/>
@@ -6512,29 +6510,29 @@
         <w:t xml:space="preserve">. Journal of South American Earth Sciences 19:495–512.</w:t>
       </w:r>
     </w:p>
+    <w:bookmarkEnd w:id="131"/>
+    <w:bookmarkStart w:id="132" w:name="ref-homerocamacho1967"/>
+    <w:p>
+      <w:pPr>
+        <w:pStyle w:val="Bibliography"/>
+      </w:pPr>
+      <w:r>
+        <w:t xml:space="preserve">Homero Camacho, H. 1967. Las transgresiones del cretácico superior y terciario de la argentina. Revista de la Asociación Geológica Argentina 22:253–280.</w:t>
+      </w:r>
+    </w:p>
     <w:bookmarkEnd w:id="132"/>
-    <w:bookmarkStart w:id="133" w:name="ref-homerocamacho1967"/>
+    <w:bookmarkStart w:id="134" w:name="ref-hoorn2022"/>
     <w:p>
       <w:pPr>
         <w:pStyle w:val="Bibliography"/>
       </w:pPr>
       <w:r>
-        <w:t xml:space="preserve">Homero Camacho, H. 1967. Las transgresiones del cretácico superior y terciario de la argentina. Revista de la Asociación Geológica Argentina 22:253–280.</w:t>
-      </w:r>
-    </w:p>
-    <w:bookmarkEnd w:id="133"/>
-    <w:bookmarkStart w:id="135" w:name="ref-hoorn2022"/>
-    <w:p>
-      <w:pPr>
-        <w:pStyle w:val="Bibliography"/>
-      </w:pPr>
-      <w:r>
         <w:t xml:space="preserve">Hoorn, C., L. M. Boschman, T. Kukla, M. Sciumbata, and P. Val. 2022.</w:t>
       </w:r>
       <w:r>
         <w:t xml:space="preserve"> </w:t>
       </w:r>
-      <w:hyperlink r:id="rId134">
+      <w:hyperlink r:id="rId133">
         <w:r>
           <w:rPr>
             <w:rStyle w:val="Hyperlink"/>
@@ -6546,8 +6544,8 @@
         <w:t xml:space="preserve">. Botanical Journal of the Linnean Society 199:25–35.</w:t>
       </w:r>
     </w:p>
-    <w:bookmarkEnd w:id="135"/>
-    <w:bookmarkStart w:id="137" w:name="ref-hoorn1995"/>
+    <w:bookmarkEnd w:id="134"/>
+    <w:bookmarkStart w:id="136" w:name="ref-hoorn1995"/>
     <w:p>
       <w:pPr>
         <w:pStyle w:val="Bibliography"/>
@@ -6558,7 +6556,7 @@
       <w:r>
         <w:t xml:space="preserve"> </w:t>
       </w:r>
-      <w:hyperlink r:id="rId136">
+      <w:hyperlink r:id="rId135">
         <w:r>
           <w:rPr>
             <w:rStyle w:val="Hyperlink"/>
@@ -6570,8 +6568,8 @@
         <w:t xml:space="preserve">. Geology 23:237.</w:t>
       </w:r>
     </w:p>
-    <w:bookmarkEnd w:id="137"/>
-    <w:bookmarkStart w:id="139" w:name="ref-hoorn2010"/>
+    <w:bookmarkEnd w:id="136"/>
+    <w:bookmarkStart w:id="138" w:name="ref-hoorn2010"/>
     <w:p>
       <w:pPr>
         <w:pStyle w:val="Bibliography"/>
@@ -6582,7 +6580,7 @@
       <w:r>
         <w:t xml:space="preserve"> </w:t>
       </w:r>
-      <w:hyperlink r:id="rId138">
+      <w:hyperlink r:id="rId137">
         <w:r>
           <w:rPr>
             <w:rStyle w:val="Hyperlink"/>
@@ -6594,8 +6592,8 @@
         <w:t xml:space="preserve">. Science 330:927–931.</w:t>
       </w:r>
     </w:p>
-    <w:bookmarkEnd w:id="139"/>
-    <w:bookmarkStart w:id="141" w:name="ref-hullot2025"/>
+    <w:bookmarkEnd w:id="138"/>
+    <w:bookmarkStart w:id="140" w:name="ref-hullot2025"/>
     <w:p>
       <w:pPr>
         <w:pStyle w:val="Bibliography"/>
@@ -6606,7 +6604,7 @@
       <w:r>
         <w:t xml:space="preserve"> </w:t>
       </w:r>
-      <w:hyperlink r:id="rId140">
+      <w:hyperlink r:id="rId139">
         <w:r>
           <w:rPr>
             <w:rStyle w:val="Hyperlink"/>
@@ -6618,29 +6616,29 @@
         <w:t xml:space="preserve">. Palaeogeography, Palaeoclimatology, Palaeoecology 675:113076.</w:t>
       </w:r>
     </w:p>
+    <w:bookmarkEnd w:id="140"/>
+    <w:bookmarkStart w:id="141" w:name="ref-janis1988"/>
+    <w:p>
+      <w:pPr>
+        <w:pStyle w:val="Bibliography"/>
+      </w:pPr>
+      <w:r>
+        <w:t xml:space="preserve">Janis, C. M. 1988. An estimation of tooth volume and hypsodonty indices in ungulate mammals, and the correlation of these factors with dietary preferences. Mémoires du Moséum d’Histoire Naturelle de Paris 367–387.</w:t>
+      </w:r>
+    </w:p>
     <w:bookmarkEnd w:id="141"/>
-    <w:bookmarkStart w:id="142" w:name="ref-janis1988"/>
+    <w:bookmarkStart w:id="143" w:name="ref-jaramillo2017"/>
     <w:p>
       <w:pPr>
         <w:pStyle w:val="Bibliography"/>
       </w:pPr>
       <w:r>
-        <w:t xml:space="preserve">Janis, C. M. 1988. An estimation of tooth volume and hypsodonty indices in ungulate mammals, and the correlation of these factors with dietary preferences. Mémoires du Moséum d’Histoire Naturelle de Paris 367–387.</w:t>
-      </w:r>
-    </w:p>
-    <w:bookmarkEnd w:id="142"/>
-    <w:bookmarkStart w:id="144" w:name="ref-jaramillo2017"/>
-    <w:p>
-      <w:pPr>
-        <w:pStyle w:val="Bibliography"/>
-      </w:pPr>
-      <w:r>
         <w:t xml:space="preserve">Jaramillo, C., I. Romero, C. D’Apolito, G. Bayona, E. Duarte, S. Louwye, J. Escobar, J. Luque, J. D. Carrillo-Briceño, V. Zapata, A. Mora, S. Schouten, M. Zavada, G. Harrington, J. Ortiz, and F. P. Wesselingh. 2017.</w:t>
       </w:r>
       <w:r>
         <w:t xml:space="preserve"> </w:t>
       </w:r>
-      <w:hyperlink r:id="rId143">
+      <w:hyperlink r:id="rId142">
         <w:r>
           <w:rPr>
             <w:rStyle w:val="Hyperlink"/>
@@ -6652,8 +6650,8 @@
         <w:t xml:space="preserve">. Science Advances 3:e1601693.</w:t>
       </w:r>
     </w:p>
-    <w:bookmarkEnd w:id="144"/>
-    <w:bookmarkStart w:id="146" w:name="ref-jardine2012"/>
+    <w:bookmarkEnd w:id="143"/>
+    <w:bookmarkStart w:id="145" w:name="ref-jardine2012"/>
     <w:p>
       <w:pPr>
         <w:pStyle w:val="Bibliography"/>
@@ -6664,7 +6662,7 @@
       <w:r>
         <w:t xml:space="preserve"> </w:t>
       </w:r>
-      <w:hyperlink r:id="rId145">
+      <w:hyperlink r:id="rId144">
         <w:r>
           <w:rPr>
             <w:rStyle w:val="Hyperlink"/>
@@ -6676,8 +6674,8 @@
         <w:t xml:space="preserve">. Palaeogeography, Palaeoclimatology, Palaeoecology 365-366:1–10.</w:t>
       </w:r>
     </w:p>
-    <w:bookmarkEnd w:id="146"/>
-    <w:bookmarkStart w:id="148" w:name="ref-lehtonen2017"/>
+    <w:bookmarkEnd w:id="145"/>
+    <w:bookmarkStart w:id="147" w:name="ref-lehtonen2017"/>
     <w:p>
       <w:pPr>
         <w:pStyle w:val="Bibliography"/>
@@ -6688,7 +6686,7 @@
       <w:r>
         <w:t xml:space="preserve"> </w:t>
       </w:r>
-      <w:hyperlink r:id="rId147">
+      <w:hyperlink r:id="rId146">
         <w:r>
           <w:rPr>
             <w:rStyle w:val="Hyperlink"/>
@@ -6700,8 +6698,8 @@
         <w:t xml:space="preserve">. Scientific Reports 7:4831.</w:t>
       </w:r>
     </w:p>
-    <w:bookmarkEnd w:id="148"/>
-    <w:bookmarkStart w:id="150" w:name="ref-liow2008"/>
+    <w:bookmarkEnd w:id="147"/>
+    <w:bookmarkStart w:id="149" w:name="ref-liow2008"/>
     <w:p>
       <w:pPr>
         <w:pStyle w:val="Bibliography"/>
@@ -6712,7 +6710,7 @@
       <w:r>
         <w:t xml:space="preserve"> </w:t>
       </w:r>
-      <w:hyperlink r:id="rId149">
+      <w:hyperlink r:id="rId148">
         <w:r>
           <w:rPr>
             <w:rStyle w:val="Hyperlink"/>
@@ -6724,8 +6722,8 @@
         <w:t xml:space="preserve">. Proceedings of the National Academy of Sciences 105:6097–6102.</w:t>
       </w:r>
     </w:p>
-    <w:bookmarkEnd w:id="150"/>
-    <w:bookmarkStart w:id="152" w:name="ref-liow2010"/>
+    <w:bookmarkEnd w:id="149"/>
+    <w:bookmarkStart w:id="151" w:name="ref-liow2010"/>
     <w:p>
       <w:pPr>
         <w:pStyle w:val="Bibliography"/>
@@ -6736,7 +6734,7 @@
       <w:r>
         <w:t xml:space="preserve"> </w:t>
       </w:r>
-      <w:hyperlink r:id="rId151">
+      <w:hyperlink r:id="rId150">
         <w:r>
           <w:rPr>
             <w:rStyle w:val="Hyperlink"/>
@@ -6748,8 +6746,8 @@
         <w:t xml:space="preserve"> Systematic Biology 59:646–659.</w:t>
       </w:r>
     </w:p>
-    <w:bookmarkEnd w:id="152"/>
-    <w:bookmarkStart w:id="154" w:name="ref-lomolino2005"/>
+    <w:bookmarkEnd w:id="151"/>
+    <w:bookmarkStart w:id="153" w:name="ref-lomolino2005"/>
     <w:p>
       <w:pPr>
         <w:pStyle w:val="Bibliography"/>
@@ -6760,7 +6758,7 @@
       <w:r>
         <w:t xml:space="preserve"> </w:t>
       </w:r>
-      <w:hyperlink r:id="rId153">
+      <w:hyperlink r:id="rId152">
         <w:r>
           <w:rPr>
             <w:rStyle w:val="Hyperlink"/>
@@ -6772,8 +6770,8 @@
         <w:t xml:space="preserve">. Journal of Biogeography 32:1683–1699.</w:t>
       </w:r>
     </w:p>
-    <w:bookmarkEnd w:id="154"/>
-    <w:bookmarkStart w:id="156" w:name="ref-macfadden2000"/>
+    <w:bookmarkEnd w:id="153"/>
+    <w:bookmarkStart w:id="155" w:name="ref-macfadden2000"/>
     <w:p>
       <w:pPr>
         <w:pStyle w:val="Bibliography"/>
@@ -6784,7 +6782,7 @@
       <w:r>
         <w:t xml:space="preserve"> </w:t>
       </w:r>
-      <w:hyperlink r:id="rId155">
+      <w:hyperlink r:id="rId154">
         <w:r>
           <w:rPr>
             <w:rStyle w:val="Hyperlink"/>
@@ -6796,8 +6794,8 @@
         <w:t xml:space="preserve">. Annual Review of Ecology and Systematics 31:33–59.</w:t>
       </w:r>
     </w:p>
-    <w:bookmarkEnd w:id="156"/>
-    <w:bookmarkStart w:id="158" w:name="ref-macphee2011"/>
+    <w:bookmarkEnd w:id="155"/>
+    <w:bookmarkStart w:id="157" w:name="ref-macphee2011"/>
     <w:p>
       <w:pPr>
         <w:pStyle w:val="Bibliography"/>
@@ -6808,7 +6806,7 @@
       <w:r>
         <w:t xml:space="preserve"> </w:t>
       </w:r>
-      <w:hyperlink r:id="rId157">
+      <w:hyperlink r:id="rId156">
         <w:r>
           <w:rPr>
             <w:rStyle w:val="Hyperlink"/>
@@ -6820,8 +6818,8 @@
         <w:t xml:space="preserve">. Bulletin of the American Museum of Natural History 2011:1–70.</w:t>
       </w:r>
     </w:p>
-    <w:bookmarkEnd w:id="158"/>
-    <w:bookmarkStart w:id="160" w:name="ref-marion_bioluminescence_2025"/>
+    <w:bookmarkEnd w:id="157"/>
+    <w:bookmarkStart w:id="159" w:name="ref-marion_bioluminescence_2025"/>
     <w:p>
       <w:pPr>
         <w:pStyle w:val="Bibliography"/>
@@ -6832,7 +6830,7 @@
       <w:r>
         <w:t xml:space="preserve"> </w:t>
       </w:r>
-      <w:hyperlink r:id="rId159">
+      <w:hyperlink r:id="rId158">
         <w:r>
           <w:rPr>
             <w:rStyle w:val="Hyperlink"/>
@@ -6844,8 +6842,8 @@
         <w:t xml:space="preserve">. Proceedings of the Royal Society B: Biological Sciences 292:20242932. Royal Society.</w:t>
       </w:r>
     </w:p>
-    <w:bookmarkEnd w:id="160"/>
-    <w:bookmarkStart w:id="162" w:name="ref-marivaux2022"/>
+    <w:bookmarkEnd w:id="159"/>
+    <w:bookmarkStart w:id="161" w:name="ref-marivaux2022"/>
     <w:p>
       <w:pPr>
         <w:pStyle w:val="Bibliography"/>
@@ -6856,7 +6854,7 @@
       <w:r>
         <w:t xml:space="preserve"> </w:t>
       </w:r>
-      <w:hyperlink r:id="rId161">
+      <w:hyperlink r:id="rId160">
         <w:r>
           <w:rPr>
             <w:rStyle w:val="Hyperlink"/>
@@ -6868,8 +6866,8 @@
         <w:t xml:space="preserve">. Journal of Mammalian Evolution 29:969–995.</w:t>
       </w:r>
     </w:p>
-    <w:bookmarkEnd w:id="162"/>
-    <w:bookmarkStart w:id="164" w:name="ref-marivaux_early_2020"/>
+    <w:bookmarkEnd w:id="161"/>
+    <w:bookmarkStart w:id="163" w:name="ref-marivaux_early_2020"/>
     <w:p>
       <w:pPr>
         <w:pStyle w:val="Bibliography"/>
@@ -6880,7 +6878,7 @@
       <w:r>
         <w:t xml:space="preserve"> </w:t>
       </w:r>
-      <w:hyperlink r:id="rId163">
+      <w:hyperlink r:id="rId162">
         <w:r>
           <w:rPr>
             <w:rStyle w:val="Hyperlink"/>
@@ -6892,8 +6890,8 @@
         <w:t xml:space="preserve">. Proceedings of the Royal Society B: Biological Sciences 287:20192806.</w:t>
       </w:r>
     </w:p>
-    <w:bookmarkEnd w:id="164"/>
-    <w:bookmarkStart w:id="166" w:name="ref-marshall1982"/>
+    <w:bookmarkEnd w:id="163"/>
+    <w:bookmarkStart w:id="165" w:name="ref-marshall1982"/>
     <w:p>
       <w:pPr>
         <w:pStyle w:val="Bibliography"/>
@@ -6904,7 +6902,7 @@
       <w:r>
         <w:t xml:space="preserve"> </w:t>
       </w:r>
-      <w:hyperlink r:id="rId165">
+      <w:hyperlink r:id="rId164">
         <w:r>
           <w:rPr>
             <w:rStyle w:val="Hyperlink"/>
@@ -6916,8 +6914,8 @@
         <w:t xml:space="preserve">. Science 215:1351–1357.</w:t>
       </w:r>
     </w:p>
-    <w:bookmarkEnd w:id="166"/>
-    <w:bookmarkStart w:id="168" w:name="ref-mcfarlane1998"/>
+    <w:bookmarkEnd w:id="165"/>
+    <w:bookmarkStart w:id="167" w:name="ref-mcfarlane1998"/>
     <w:p>
       <w:pPr>
         <w:pStyle w:val="Bibliography"/>
@@ -6928,7 +6926,7 @@
       <w:r>
         <w:t xml:space="preserve"> </w:t>
       </w:r>
-      <w:hyperlink r:id="rId167">
+      <w:hyperlink r:id="rId166">
         <w:r>
           <w:rPr>
             <w:rStyle w:val="Hyperlink"/>
@@ -6940,8 +6938,8 @@
         <w:t xml:space="preserve">. Quaternary Research 50:80–89.</w:t>
       </w:r>
     </w:p>
-    <w:bookmarkEnd w:id="168"/>
-    <w:bookmarkStart w:id="170" w:name="ref-meiri2007"/>
+    <w:bookmarkEnd w:id="167"/>
+    <w:bookmarkStart w:id="169" w:name="ref-meiri2007"/>
     <w:p>
       <w:pPr>
         <w:pStyle w:val="Bibliography"/>
@@ -6952,7 +6950,7 @@
       <w:r>
         <w:t xml:space="preserve"> </w:t>
       </w:r>
-      <w:hyperlink r:id="rId169">
+      <w:hyperlink r:id="rId168">
         <w:r>
           <w:rPr>
             <w:rStyle w:val="Hyperlink"/>
@@ -6964,8 +6962,8 @@
         <w:t xml:space="preserve"> Proceedings of the Royal Society B: Biological Sciences 275:141–148.</w:t>
       </w:r>
     </w:p>
-    <w:bookmarkEnd w:id="170"/>
-    <w:bookmarkStart w:id="172" w:name="ref-miller2020"/>
+    <w:bookmarkEnd w:id="169"/>
+    <w:bookmarkStart w:id="171" w:name="ref-miller2020"/>
     <w:p>
       <w:pPr>
         <w:pStyle w:val="Bibliography"/>
@@ -6976,7 +6974,7 @@
       <w:r>
         <w:t xml:space="preserve"> </w:t>
       </w:r>
-      <w:hyperlink r:id="rId171">
+      <w:hyperlink r:id="rId170">
         <w:r>
           <w:rPr>
             <w:rStyle w:val="Hyperlink"/>
@@ -6988,8 +6986,8 @@
         <w:t xml:space="preserve">. Science Advances 6:eaaz1346.</w:t>
       </w:r>
     </w:p>
-    <w:bookmarkEnd w:id="172"/>
-    <w:bookmarkStart w:id="174" w:name="ref-mones1982"/>
+    <w:bookmarkEnd w:id="171"/>
+    <w:bookmarkStart w:id="173" w:name="ref-mones1982"/>
     <w:p>
       <w:pPr>
         <w:pStyle w:val="Bibliography"/>
@@ -7000,7 +6998,7 @@
       <w:r>
         <w:t xml:space="preserve"> </w:t>
       </w:r>
-      <w:hyperlink r:id="rId173">
+      <w:hyperlink r:id="rId172">
         <w:r>
           <w:rPr>
             <w:rStyle w:val="Hyperlink"/>
@@ -7012,43 +7010,19 @@
         <w:t xml:space="preserve"> Paläontologische Zeitschrift 56:107–111.</w:t>
       </w:r>
     </w:p>
-    <w:bookmarkEnd w:id="174"/>
-    <w:bookmarkStart w:id="176" w:name="ref-morlon2024"/>
+    <w:bookmarkEnd w:id="173"/>
+    <w:bookmarkStart w:id="175" w:name="ref-muñoz2023"/>
     <w:p>
       <w:pPr>
         <w:pStyle w:val="Bibliography"/>
       </w:pPr>
       <w:r>
-        <w:t xml:space="preserve">Morlon, H., J. Andréoletti, J. Barido-Sottani, S. Lambert, B. Perez-Lamarque, I. Quintero, V. Senderov, and P. Veron. 2024. Phylogenetic Insights into Diversification. Annual Review of Ecology, Evolution, and Systematics, doi:</w:t>
-      </w:r>
-      <w:r>
-        <w:t xml:space="preserve"> </w:t>
-      </w:r>
-      <w:hyperlink r:id="rId175">
-        <w:r>
-          <w:rPr>
-            <w:rStyle w:val="Hyperlink"/>
-          </w:rPr>
-          <w:t xml:space="preserve">10.1146/annurev-ecolsys-102722-020508</w:t>
-        </w:r>
-      </w:hyperlink>
-      <w:r>
-        <w:t xml:space="preserve">.</w:t>
-      </w:r>
-    </w:p>
-    <w:bookmarkEnd w:id="176"/>
-    <w:bookmarkStart w:id="178" w:name="ref-muñoz2023"/>
-    <w:p>
-      <w:pPr>
-        <w:pStyle w:val="Bibliography"/>
-      </w:pPr>
-      <w:r>
         <w:t xml:space="preserve">Muñoz, C. O. R., R. Bonini, S. Hemming, M. Cenizo, U. F. J. Pardiñas, and F. J. Prevosti. 2023.</w:t>
       </w:r>
       <w:r>
         <w:t xml:space="preserve"> </w:t>
       </w:r>
-      <w:hyperlink r:id="rId177">
+      <w:hyperlink r:id="rId174">
         <w:r>
           <w:rPr>
             <w:rStyle w:val="Hyperlink"/>
@@ -7096,8 +7070,8 @@
         <w:t xml:space="preserve">. Ameghiniana 60:465–491.</w:t>
       </w:r>
     </w:p>
-    <w:bookmarkEnd w:id="178"/>
-    <w:bookmarkStart w:id="180" w:name="ref-neige2026"/>
+    <w:bookmarkEnd w:id="175"/>
+    <w:bookmarkStart w:id="177" w:name="ref-neige2026"/>
     <w:p>
       <w:pPr>
         <w:pStyle w:val="Bibliography"/>
@@ -7108,7 +7082,7 @@
       <w:r>
         <w:t xml:space="preserve"> </w:t>
       </w:r>
-      <w:hyperlink r:id="rId179">
+      <w:hyperlink r:id="rId176">
         <w:r>
           <w:rPr>
             <w:rStyle w:val="Hyperlink"/>
@@ -7120,8 +7094,8 @@
         <w:t xml:space="preserve">. Paleobiology 1–17.</w:t>
       </w:r>
     </w:p>
-    <w:bookmarkEnd w:id="180"/>
-    <w:bookmarkStart w:id="182" w:name="ref-ogg2020"/>
+    <w:bookmarkEnd w:id="177"/>
+    <w:bookmarkStart w:id="179" w:name="ref-ogg2020"/>
     <w:p>
       <w:pPr>
         <w:pStyle w:val="Bibliography"/>
@@ -7132,7 +7106,7 @@
       <w:r>
         <w:t xml:space="preserve"> </w:t>
       </w:r>
-      <w:hyperlink r:id="rId181">
+      <w:hyperlink r:id="rId178">
         <w:r>
           <w:rPr>
             <w:rStyle w:val="Hyperlink"/>
@@ -7157,43 +7131,19 @@
         <w:t xml:space="preserve">. Elsevier.</w:t>
       </w:r>
     </w:p>
-    <w:bookmarkEnd w:id="182"/>
-    <w:bookmarkStart w:id="184" w:name="ref-ortiz_roedores_2012"/>
+    <w:bookmarkEnd w:id="179"/>
+    <w:bookmarkStart w:id="181" w:name="ref-paiva2026"/>
     <w:p>
       <w:pPr>
         <w:pStyle w:val="Bibliography"/>
       </w:pPr>
       <w:r>
-        <w:t xml:space="preserve">Ortiz, P. E., J. P. Jayat, N. L. Nasif, P. Teta, and A. Haber. 2012.</w:t>
-      </w:r>
-      <w:r>
-        <w:t xml:space="preserve"> </w:t>
-      </w:r>
-      <w:hyperlink r:id="rId183">
-        <w:r>
-          <w:rPr>
-            <w:rStyle w:val="Hyperlink"/>
-          </w:rPr>
-          <w:t xml:space="preserve">Roedores del holoceno tardío de la puna de atacama, sitio arqueológico tebenquiche chico, catamarca, argentina</w:t>
-        </w:r>
-      </w:hyperlink>
-      <w:r>
-        <w:t xml:space="preserve">. Archaeofauna 249–266.</w:t>
-      </w:r>
-    </w:p>
-    <w:bookmarkEnd w:id="184"/>
-    <w:bookmarkStart w:id="186" w:name="ref-paiva2026"/>
-    <w:p>
-      <w:pPr>
-        <w:pStyle w:val="Bibliography"/>
-      </w:pPr>
-      <w:r>
         <w:t xml:space="preserve">Paiva, A. L., P. Godoy, D. dos Santos, M. Langer, and P. Mannion. 2026.</w:t>
       </w:r>
       <w:r>
         <w:t xml:space="preserve"> </w:t>
       </w:r>
-      <w:hyperlink r:id="rId185">
+      <w:hyperlink r:id="rId180">
         <w:r>
           <w:rPr>
             <w:rStyle w:val="Hyperlink"/>
@@ -7205,8 +7155,8 @@
         <w:t xml:space="preserve">. Palaeontology.</w:t>
       </w:r>
     </w:p>
-    <w:bookmarkEnd w:id="186"/>
-    <w:bookmarkStart w:id="188" w:name="ref-palazzesi2012"/>
+    <w:bookmarkEnd w:id="181"/>
+    <w:bookmarkStart w:id="183" w:name="ref-palazzesi2012"/>
     <w:p>
       <w:pPr>
         <w:pStyle w:val="Bibliography"/>
@@ -7217,7 +7167,7 @@
       <w:r>
         <w:t xml:space="preserve"> </w:t>
       </w:r>
-      <w:hyperlink r:id="rId187">
+      <w:hyperlink r:id="rId182">
         <w:r>
           <w:rPr>
             <w:rStyle w:val="Hyperlink"/>
@@ -7229,8 +7179,8 @@
         <w:t xml:space="preserve">. Nature Communications 3:1294.</w:t>
       </w:r>
     </w:p>
-    <w:bookmarkEnd w:id="188"/>
-    <w:bookmarkStart w:id="189" w:name="ref-pascual1996"/>
+    <w:bookmarkEnd w:id="183"/>
+    <w:bookmarkStart w:id="184" w:name="ref-pascual1996"/>
     <w:p>
       <w:pPr>
         <w:pStyle w:val="Bibliography"/>
@@ -7239,8 +7189,8 @@
         <w:t xml:space="preserve">Pascual, R., E. Ortiz-Jaureguizar, and J. L. Prado. 1996. Land mammals: Paradigm for cenozoic south american geobiotic evolution.</w:t>
       </w:r>
     </w:p>
-    <w:bookmarkEnd w:id="189"/>
-    <w:bookmarkStart w:id="191" w:name="ref-patton2015"/>
+    <w:bookmarkEnd w:id="184"/>
+    <w:bookmarkStart w:id="186" w:name="ref-patton2015"/>
     <w:p>
       <w:pPr>
         <w:pStyle w:val="Bibliography"/>
@@ -7251,7 +7201,7 @@
       <w:r>
         <w:t xml:space="preserve"> </w:t>
       </w:r>
-      <w:hyperlink r:id="rId190">
+      <w:hyperlink r:id="rId185">
         <w:r>
           <w:rPr>
             <w:rStyle w:val="Hyperlink"/>
@@ -7263,8 +7213,8 @@
         <w:t xml:space="preserve">. University of Chicago Press, Chicago, IL.</w:t>
       </w:r>
     </w:p>
-    <w:bookmarkEnd w:id="191"/>
-    <w:bookmarkStart w:id="193" w:name="ref-pérez_new_2010"/>
+    <w:bookmarkEnd w:id="186"/>
+    <w:bookmarkStart w:id="188" w:name="ref-pérez_new_2010"/>
     <w:p>
       <w:pPr>
         <w:pStyle w:val="Bibliography"/>
@@ -7275,7 +7225,7 @@
       <w:r>
         <w:t xml:space="preserve"> </w:t>
       </w:r>
-      <w:hyperlink r:id="rId192">
+      <w:hyperlink r:id="rId187">
         <w:r>
           <w:rPr>
             <w:rStyle w:val="Hyperlink"/>
@@ -7287,8 +7237,8 @@
         <w:t xml:space="preserve">. Journal of Vertebrate Paleontology 30:1848–1859.</w:t>
       </w:r>
     </w:p>
-    <w:bookmarkEnd w:id="193"/>
-    <w:bookmarkStart w:id="195" w:name="ref-rasia_reappraisal_2018"/>
+    <w:bookmarkEnd w:id="188"/>
+    <w:bookmarkStart w:id="190" w:name="ref-rasia_reappraisal_2018"/>
     <w:p>
       <w:pPr>
         <w:pStyle w:val="Bibliography"/>
@@ -7299,7 +7249,7 @@
       <w:r>
         <w:t xml:space="preserve"> </w:t>
       </w:r>
-      <w:hyperlink r:id="rId194">
+      <w:hyperlink r:id="rId189">
         <w:r>
           <w:rPr>
             <w:rStyle w:val="Hyperlink"/>
@@ -7311,8 +7261,8 @@
         <w:t xml:space="preserve">. Historical Biology 30:486–495. Taylor &amp; Francis.</w:t>
       </w:r>
     </w:p>
-    <w:bookmarkEnd w:id="195"/>
-    <w:bookmarkStart w:id="197" w:name="ref-rasia_comprehensive_2021"/>
+    <w:bookmarkEnd w:id="190"/>
+    <w:bookmarkStart w:id="192" w:name="ref-rasia_comprehensive_2021"/>
     <w:p>
       <w:pPr>
         <w:pStyle w:val="Bibliography"/>
@@ -7323,7 +7273,7 @@
       <w:r>
         <w:t xml:space="preserve"> </w:t>
       </w:r>
-      <w:hyperlink r:id="rId196">
+      <w:hyperlink r:id="rId191">
         <w:r>
           <w:rPr>
             <w:rStyle w:val="Hyperlink"/>
@@ -7335,8 +7285,8 @@
         <w:t xml:space="preserve">. Journal of Anatomy 239:405–423.</w:t>
       </w:r>
     </w:p>
-    <w:bookmarkEnd w:id="197"/>
-    <w:bookmarkStart w:id="199" w:name="ref-rasia2024"/>
+    <w:bookmarkEnd w:id="192"/>
+    <w:bookmarkStart w:id="194" w:name="ref-rasia2024"/>
     <w:p>
       <w:pPr>
         <w:pStyle w:val="Bibliography"/>
@@ -7347,7 +7297,7 @@
       <w:r>
         <w:t xml:space="preserve"> </w:t>
       </w:r>
-      <w:hyperlink r:id="rId198">
+      <w:hyperlink r:id="rId193">
         <w:r>
           <w:rPr>
             <w:rStyle w:val="Hyperlink"/>
@@ -7359,8 +7309,8 @@
         <w:t xml:space="preserve">. Historical Biology 37:1902–1914.</w:t>
       </w:r>
     </w:p>
-    <w:bookmarkEnd w:id="199"/>
-    <w:bookmarkStart w:id="201" w:name="ref-rinderknecht2008"/>
+    <w:bookmarkEnd w:id="194"/>
+    <w:bookmarkStart w:id="196" w:name="ref-rinderknecht2008"/>
     <w:p>
       <w:pPr>
         <w:pStyle w:val="Bibliography"/>
@@ -7371,7 +7321,7 @@
       <w:r>
         <w:t xml:space="preserve"> </w:t>
       </w:r>
-      <w:hyperlink r:id="rId200">
+      <w:hyperlink r:id="rId195">
         <w:r>
           <w:rPr>
             <w:rStyle w:val="Hyperlink"/>
@@ -7383,8 +7333,8 @@
         <w:t xml:space="preserve">. Proceedings of the Royal Society B: Biological Sciences 275:923–928.</w:t>
       </w:r>
     </w:p>
-    <w:bookmarkEnd w:id="201"/>
-    <w:bookmarkStart w:id="203" w:name="ref-robinet2020"/>
+    <w:bookmarkEnd w:id="196"/>
+    <w:bookmarkStart w:id="198" w:name="ref-robinet2020"/>
     <w:p>
       <w:pPr>
         <w:pStyle w:val="Bibliography"/>
@@ -7395,7 +7345,7 @@
       <w:r>
         <w:t xml:space="preserve"> </w:t>
       </w:r>
-      <w:hyperlink r:id="rId202">
+      <w:hyperlink r:id="rId197">
         <w:r>
           <w:rPr>
             <w:rStyle w:val="Hyperlink"/>
@@ -7407,8 +7357,8 @@
         <w:t xml:space="preserve">. Journal of Mammalogy 101:386–402.</w:t>
       </w:r>
     </w:p>
-    <w:bookmarkEnd w:id="203"/>
-    <w:bookmarkStart w:id="205" w:name="ref-salas-gismondi2015"/>
+    <w:bookmarkEnd w:id="198"/>
+    <w:bookmarkStart w:id="200" w:name="ref-salas-gismondi2015"/>
     <w:p>
       <w:pPr>
         <w:pStyle w:val="Bibliography"/>
@@ -7419,7 +7369,7 @@
       <w:r>
         <w:t xml:space="preserve"> </w:t>
       </w:r>
-      <w:hyperlink r:id="rId204">
+      <w:hyperlink r:id="rId199">
         <w:r>
           <w:rPr>
             <w:rStyle w:val="Hyperlink"/>
@@ -7431,8 +7381,8 @@
         <w:t xml:space="preserve">. Proceedings of the Royal Society B: Biological Sciences 282:20142490.</w:t>
       </w:r>
     </w:p>
-    <w:bookmarkEnd w:id="205"/>
-    <w:bookmarkStart w:id="207" w:name="ref-sánchez-villagra2003"/>
+    <w:bookmarkEnd w:id="200"/>
+    <w:bookmarkStart w:id="202" w:name="ref-sánchez-villagra2003"/>
     <w:p>
       <w:pPr>
         <w:pStyle w:val="Bibliography"/>
@@ -7443,7 +7393,7 @@
       <w:r>
         <w:t xml:space="preserve"> </w:t>
       </w:r>
-      <w:hyperlink r:id="rId206">
+      <w:hyperlink r:id="rId201">
         <w:r>
           <w:rPr>
             <w:rStyle w:val="Hyperlink"/>
@@ -7455,43 +7405,19 @@
         <w:t xml:space="preserve">. Science 301:1708–1710.</w:t>
       </w:r>
     </w:p>
-    <w:bookmarkEnd w:id="207"/>
-    <w:bookmarkStart w:id="209" w:name="ref-silvestro2015"/>
+    <w:bookmarkEnd w:id="202"/>
+    <w:bookmarkStart w:id="204" w:name="ref-silvestro2019"/>
     <w:p>
       <w:pPr>
         <w:pStyle w:val="Bibliography"/>
       </w:pPr>
       <w:r>
-        <w:t xml:space="preserve">Silvestro, D., A. Antonelli, N. Salamin, and T. B. Quental. 2015.</w:t>
-      </w:r>
-      <w:r>
-        <w:t xml:space="preserve"> </w:t>
-      </w:r>
-      <w:hyperlink r:id="rId208">
-        <w:r>
-          <w:rPr>
-            <w:rStyle w:val="Hyperlink"/>
-          </w:rPr>
-          <w:t xml:space="preserve">The role of clade competition in the diversification of North American canids</w:t>
-        </w:r>
-      </w:hyperlink>
-      <w:r>
-        <w:t xml:space="preserve">. Proceedings of the National Academy of Sciences 112:8684–8689.</w:t>
-      </w:r>
-    </w:p>
-    <w:bookmarkEnd w:id="209"/>
-    <w:bookmarkStart w:id="211" w:name="ref-silvestro2019"/>
-    <w:p>
-      <w:pPr>
-        <w:pStyle w:val="Bibliography"/>
-      </w:pPr>
-      <w:r>
         <w:t xml:space="preserve">Silvestro, D., N. Salamin, A. Antonelli, and X. Meyer. 2019.</w:t>
       </w:r>
       <w:r>
         <w:t xml:space="preserve"> </w:t>
       </w:r>
-      <w:hyperlink r:id="rId210">
+      <w:hyperlink r:id="rId203">
         <w:r>
           <w:rPr>
             <w:rStyle w:val="Hyperlink"/>
@@ -7503,8 +7429,8 @@
         <w:t xml:space="preserve">. Paleobiology 45:546–570.</w:t>
       </w:r>
     </w:p>
-    <w:bookmarkEnd w:id="211"/>
-    <w:bookmarkStart w:id="213" w:name="ref-silvestro2014"/>
+    <w:bookmarkEnd w:id="204"/>
+    <w:bookmarkStart w:id="206" w:name="ref-silvestro2014"/>
     <w:p>
       <w:pPr>
         <w:pStyle w:val="Bibliography"/>
@@ -7515,7 +7441,7 @@
       <w:r>
         <w:t xml:space="preserve"> </w:t>
       </w:r>
-      <w:hyperlink r:id="rId212">
+      <w:hyperlink r:id="rId205">
         <w:r>
           <w:rPr>
             <w:rStyle w:val="Hyperlink"/>
@@ -7527,8 +7453,8 @@
         <w:t xml:space="preserve">. Methods in Ecology and Evolution 5:1126–1131.</w:t>
       </w:r>
     </w:p>
-    <w:bookmarkEnd w:id="213"/>
-    <w:bookmarkStart w:id="214" w:name="ref-simpson1980"/>
+    <w:bookmarkEnd w:id="206"/>
+    <w:bookmarkStart w:id="207" w:name="ref-simpson1980"/>
     <w:p>
       <w:pPr>
         <w:pStyle w:val="Bibliography"/>
@@ -7537,8 +7463,8 @@
         <w:t xml:space="preserve">Simpson, G. G. 1980. Splendid isolation : The curious history of south american mammals. Yale University Press, New Haven.</w:t>
       </w:r>
     </w:p>
-    <w:bookmarkEnd w:id="214"/>
-    <w:bookmarkStart w:id="215" w:name="ref-simpson1944"/>
+    <w:bookmarkEnd w:id="207"/>
+    <w:bookmarkStart w:id="208" w:name="ref-simpson1944"/>
     <w:p>
       <w:pPr>
         <w:pStyle w:val="Bibliography"/>
@@ -7547,8 +7473,8 @@
         <w:t xml:space="preserve">Simpson, G. G. 1944. Tempo and mode in evolution. Columbia University Press.</w:t>
       </w:r>
     </w:p>
-    <w:bookmarkEnd w:id="215"/>
-    <w:bookmarkStart w:id="217" w:name="ref-solórzano2024"/>
+    <w:bookmarkEnd w:id="208"/>
+    <w:bookmarkStart w:id="210" w:name="ref-solórzano2024"/>
     <w:p>
       <w:pPr>
         <w:pStyle w:val="Bibliography"/>
@@ -7559,7 +7485,7 @@
       <w:r>
         <w:t xml:space="preserve"> </w:t>
       </w:r>
-      <w:hyperlink r:id="rId216">
+      <w:hyperlink r:id="rId209">
         <w:r>
           <w:rPr>
             <w:rStyle w:val="Hyperlink"/>
@@ -7571,8 +7497,8 @@
         <w:t xml:space="preserve">.</w:t>
       </w:r>
     </w:p>
-    <w:bookmarkEnd w:id="217"/>
-    <w:bookmarkStart w:id="218" w:name="ref-stebbins1974"/>
+    <w:bookmarkEnd w:id="210"/>
+    <w:bookmarkStart w:id="211" w:name="ref-stebbins1974"/>
     <w:p>
       <w:pPr>
         <w:pStyle w:val="Bibliography"/>
@@ -7594,19 +7520,43 @@
         <w:t xml:space="preserve">. Cambridge, Mass.</w:t>
       </w:r>
     </w:p>
-    <w:bookmarkEnd w:id="218"/>
-    <w:bookmarkStart w:id="220" w:name="ref-strömberg2013"/>
+    <w:bookmarkEnd w:id="211"/>
+    <w:bookmarkStart w:id="213" w:name="ref-stenseth_coevolution_1984"/>
     <w:p>
       <w:pPr>
         <w:pStyle w:val="Bibliography"/>
       </w:pPr>
       <w:r>
+        <w:t xml:space="preserve">Stenseth, N. Chr., and J. M. Smith. 1984.</w:t>
+      </w:r>
+      <w:r>
+        <w:t xml:space="preserve"> </w:t>
+      </w:r>
+      <w:hyperlink r:id="rId212">
+        <w:r>
+          <w:rPr>
+            <w:rStyle w:val="Hyperlink"/>
+          </w:rPr>
+          <w:t xml:space="preserve">Coevolution in ecosystems: Red queen or evolutionary stasis?</w:t>
+        </w:r>
+      </w:hyperlink>
+      <w:r>
+        <w:t xml:space="preserve"> Evol 38:870–880.</w:t>
+      </w:r>
+    </w:p>
+    <w:bookmarkEnd w:id="213"/>
+    <w:bookmarkStart w:id="215" w:name="ref-strömberg2013"/>
+    <w:p>
+      <w:pPr>
+        <w:pStyle w:val="Bibliography"/>
+      </w:pPr>
+      <w:r>
         <w:t xml:space="preserve">Strömberg, C. A. E., R. E. Dunn, R. H. Madden, M. J. Kohn, and A. A. Carlini. 2013.</w:t>
       </w:r>
       <w:r>
         <w:t xml:space="preserve"> </w:t>
       </w:r>
-      <w:hyperlink r:id="rId219">
+      <w:hyperlink r:id="rId214">
         <w:r>
           <w:rPr>
             <w:rStyle w:val="Hyperlink"/>
@@ -7618,8 +7568,8 @@
         <w:t xml:space="preserve">. Nature Communications 4:1478.</w:t>
       </w:r>
     </w:p>
-    <w:bookmarkEnd w:id="220"/>
-    <w:bookmarkStart w:id="222" w:name="ref-tardif2025"/>
+    <w:bookmarkEnd w:id="215"/>
+    <w:bookmarkStart w:id="217" w:name="ref-tardif2025"/>
     <w:p>
       <w:pPr>
         <w:pStyle w:val="Bibliography"/>
@@ -7630,7 +7580,7 @@
       <w:r>
         <w:t xml:space="preserve"> </w:t>
       </w:r>
-      <w:hyperlink r:id="rId221">
+      <w:hyperlink r:id="rId216">
         <w:r>
           <w:rPr>
             <w:rStyle w:val="Hyperlink"/>
@@ -7642,8 +7592,8 @@
         <w:t xml:space="preserve">. Global Ecology and Biogeography 34:e70024.</w:t>
       </w:r>
     </w:p>
-    <w:bookmarkEnd w:id="222"/>
-    <w:bookmarkStart w:id="224" w:name="ref-tarquini2022"/>
+    <w:bookmarkEnd w:id="217"/>
+    <w:bookmarkStart w:id="219" w:name="ref-tarquini2022"/>
     <w:p>
       <w:pPr>
         <w:pStyle w:val="Bibliography"/>
@@ -7654,7 +7604,7 @@
       <w:r>
         <w:t xml:space="preserve"> </w:t>
       </w:r>
-      <w:hyperlink r:id="rId223">
+      <w:hyperlink r:id="rId218">
         <w:r>
           <w:rPr>
             <w:rStyle w:val="Hyperlink"/>
@@ -7666,8 +7616,8 @@
         <w:t xml:space="preserve">. Scientific Reports 12:1224.</w:t>
       </w:r>
     </w:p>
-    <w:bookmarkEnd w:id="224"/>
-    <w:bookmarkStart w:id="226" w:name="ref-database"/>
+    <w:bookmarkEnd w:id="219"/>
+    <w:bookmarkStart w:id="221" w:name="ref-database"/>
     <w:p>
       <w:pPr>
         <w:pStyle w:val="Bibliography"/>
@@ -7678,7 +7628,7 @@
       <w:r>
         <w:t xml:space="preserve"> </w:t>
       </w:r>
-      <w:hyperlink r:id="rId225">
+      <w:hyperlink r:id="rId220">
         <w:r>
           <w:rPr>
             <w:rStyle w:val="Hyperlink"/>
@@ -7690,8 +7640,8 @@
         <w:t xml:space="preserve">.</w:t>
       </w:r>
     </w:p>
-    <w:bookmarkEnd w:id="226"/>
-    <w:bookmarkStart w:id="228" w:name="ref-vallejos-garrido2023"/>
+    <w:bookmarkEnd w:id="221"/>
+    <w:bookmarkStart w:id="223" w:name="ref-vallejos-garrido2023"/>
     <w:p>
       <w:pPr>
         <w:pStyle w:val="Bibliography"/>
@@ -7702,7 +7652,7 @@
       <w:r>
         <w:t xml:space="preserve"> </w:t>
       </w:r>
-      <w:hyperlink r:id="rId227">
+      <w:hyperlink r:id="rId222">
         <w:r>
           <w:rPr>
             <w:rStyle w:val="Hyperlink"/>
@@ -7714,8 +7664,8 @@
         <w:t xml:space="preserve">. Scientific Reports 13:2207.</w:t>
       </w:r>
     </w:p>
-    <w:bookmarkEnd w:id="228"/>
-    <w:bookmarkStart w:id="230" w:name="ref-vanvalen1960"/>
+    <w:bookmarkEnd w:id="223"/>
+    <w:bookmarkStart w:id="225" w:name="ref-vanvalen1960"/>
     <w:p>
       <w:pPr>
         <w:pStyle w:val="Bibliography"/>
@@ -7726,7 +7676,7 @@
       <w:r>
         <w:t xml:space="preserve"> </w:t>
       </w:r>
-      <w:hyperlink r:id="rId229">
+      <w:hyperlink r:id="rId224">
         <w:r>
           <w:rPr>
             <w:rStyle w:val="Hyperlink"/>
@@ -7738,95 +7688,105 @@
         <w:t xml:space="preserve">. Evolution 14:531–532.</w:t>
       </w:r>
     </w:p>
+    <w:bookmarkEnd w:id="225"/>
+    <w:bookmarkStart w:id="226" w:name="ref-vanvalen1973"/>
+    <w:p>
+      <w:pPr>
+        <w:pStyle w:val="Bibliography"/>
+      </w:pPr>
+      <w:r>
+        <w:t xml:space="preserve">Van Valen, L. 1973a. A new evolutionary law. Evolutionary Theory 1–30.</w:t>
+      </w:r>
+    </w:p>
+    <w:bookmarkEnd w:id="226"/>
+    <w:bookmarkStart w:id="227" w:name="ref-van_valen_pattern_1973"/>
+    <w:p>
+      <w:pPr>
+        <w:pStyle w:val="Bibliography"/>
+      </w:pPr>
+      <w:r>
+        <w:t xml:space="preserve">Van Valen, L. 1973b. Pattern and the balance of nature. Evol. Theory 1:31–49.</w:t>
+      </w:r>
+    </w:p>
+    <w:bookmarkEnd w:id="227"/>
+    <w:bookmarkStart w:id="228" w:name="ref-vrba1995"/>
+    <w:p>
+      <w:pPr>
+        <w:pStyle w:val="Bibliography"/>
+      </w:pPr>
+      <w:r>
+        <w:t xml:space="preserve">Vrba, E. S. 1995. On the connections between paleoclimate and evolution. Pp. 25–45</w:t>
+      </w:r>
+      <w:r>
+        <w:t xml:space="preserve"> </w:t>
+      </w:r>
+      <w:r>
+        <w:rPr>
+          <w:i/>
+          <w:iCs/>
+        </w:rPr>
+        <w:t xml:space="preserve">in</w:t>
+      </w:r>
+      <w:r>
+        <w:t xml:space="preserve">. New Haven; London.</w:t>
+      </w:r>
+    </w:p>
+    <w:bookmarkEnd w:id="228"/>
+    <w:bookmarkStart w:id="229" w:name="ref-vrba1993"/>
+    <w:p>
+      <w:pPr>
+        <w:pStyle w:val="Bibliography"/>
+      </w:pPr>
+      <w:r>
+        <w:t xml:space="preserve">Vrba, E. S. 1993. Turnover-pulses, the red queen and related topics. American Journal of Science 293:418–452.</w:t>
+      </w:r>
+    </w:p>
+    <w:bookmarkEnd w:id="229"/>
+    <w:bookmarkStart w:id="230" w:name="ref-vucetich2015"/>
+    <w:p>
+      <w:pPr>
+        <w:pStyle w:val="Bibliography"/>
+      </w:pPr>
+      <w:r>
+        <w:t xml:space="preserve">Vucetich, M. G., M. Arnal, C. M. Deschamps, and M. E. Pérez. 2015. A brief history of caviomorph rodents as told by the fossil record. Pp. 11–62</w:t>
+      </w:r>
+      <w:r>
+        <w:t xml:space="preserve"> </w:t>
+      </w:r>
+      <w:r>
+        <w:rPr>
+          <w:i/>
+          <w:iCs/>
+        </w:rPr>
+        <w:t xml:space="preserve">in</w:t>
+      </w:r>
+      <w:r>
+        <w:t xml:space="preserve">. Sociedad Argentina para el Estudio de los Mammíferos (SAREM), Buenos Aires, Argentina.</w:t>
+      </w:r>
+    </w:p>
     <w:bookmarkEnd w:id="230"/>
-    <w:bookmarkStart w:id="231" w:name="ref-vanvalen1973"/>
+    <w:bookmarkStart w:id="231" w:name="ref-webb1985"/>
     <w:p>
       <w:pPr>
         <w:pStyle w:val="Bibliography"/>
       </w:pPr>
       <w:r>
-        <w:t xml:space="preserve">Van Valen, L. 1973a. A new evolutionary law. Evolutionary Theory 1–30.</w:t>
+        <w:t xml:space="preserve">Webb, S. D. 1985. Late cenozoic mammal dispersals between the americas.</w:t>
       </w:r>
     </w:p>
     <w:bookmarkEnd w:id="231"/>
-    <w:bookmarkStart w:id="232" w:name="ref-van_valen_pattern_1973"/>
+    <w:bookmarkStart w:id="233" w:name="ref-weppe2023"/>
     <w:p>
       <w:pPr>
         <w:pStyle w:val="Bibliography"/>
       </w:pPr>
       <w:r>
-        <w:t xml:space="preserve">Van Valen, L. 1973b. Pattern and the balance of nature. Evol. Theory 1:31–49.</w:t>
-      </w:r>
-    </w:p>
-    <w:bookmarkEnd w:id="232"/>
-    <w:bookmarkStart w:id="233" w:name="ref-vrba1995"/>
-    <w:p>
-      <w:pPr>
-        <w:pStyle w:val="Bibliography"/>
-      </w:pPr>
-      <w:r>
-        <w:t xml:space="preserve">Vrba, E. S. 1995. On the connections between paleoclimate and evolution. Pp. 25–45</w:t>
-      </w:r>
-      <w:r>
-        <w:t xml:space="preserve"> </w:t>
-      </w:r>
-      <w:r>
-        <w:rPr>
-          <w:i/>
-          <w:iCs/>
-        </w:rPr>
-        <w:t xml:space="preserve">in</w:t>
-      </w:r>
-      <w:r>
-        <w:t xml:space="preserve">. New Haven; London.</w:t>
-      </w:r>
-    </w:p>
-    <w:bookmarkEnd w:id="233"/>
-    <w:bookmarkStart w:id="234" w:name="ref-vucetich2015"/>
-    <w:p>
-      <w:pPr>
-        <w:pStyle w:val="Bibliography"/>
-      </w:pPr>
-      <w:r>
-        <w:t xml:space="preserve">Vucetich, M. G., M. Arnal, C. M. Deschamps, and M. E. Pérez. 2015. A brief history of caviomorph rodents as told by the fossil record. Pp. 11–62</w:t>
-      </w:r>
-      <w:r>
-        <w:t xml:space="preserve"> </w:t>
-      </w:r>
-      <w:r>
-        <w:rPr>
-          <w:i/>
-          <w:iCs/>
-        </w:rPr>
-        <w:t xml:space="preserve">in</w:t>
-      </w:r>
-      <w:r>
-        <w:t xml:space="preserve">. Sociedad Argentina para el Estudio de los Mammíferos (SAREM), Buenos Aires, Argentina.</w:t>
-      </w:r>
-    </w:p>
-    <w:bookmarkEnd w:id="234"/>
-    <w:bookmarkStart w:id="235" w:name="ref-webb1985"/>
-    <w:p>
-      <w:pPr>
-        <w:pStyle w:val="Bibliography"/>
-      </w:pPr>
-      <w:r>
-        <w:t xml:space="preserve">Webb, S. D. 1985. Late cenozoic mammal dispersals between the americas.</w:t>
-      </w:r>
-    </w:p>
-    <w:bookmarkEnd w:id="235"/>
-    <w:bookmarkStart w:id="237" w:name="ref-weppe2023"/>
-    <w:p>
-      <w:pPr>
-        <w:pStyle w:val="Bibliography"/>
-      </w:pPr>
-      <w:r>
         <w:t xml:space="preserve">Weppe, R., F. L. Condamine, G. Guinot, J. Maugoust, and M. J. Orliac. 2023.</w:t>
       </w:r>
       <w:r>
         <w:t xml:space="preserve"> </w:t>
       </w:r>
-      <w:hyperlink r:id="rId236">
+      <w:hyperlink r:id="rId232">
         <w:r>
           <w:rPr>
             <w:rStyle w:val="Hyperlink"/>
@@ -7844,8 +7804,8 @@
         <w:t xml:space="preserve">. Proceedings of the National Academy of Sciences 120:e2309945120.</w:t>
       </w:r>
     </w:p>
-    <w:bookmarkEnd w:id="237"/>
-    <w:bookmarkStart w:id="239" w:name="ref-westerhold2020"/>
+    <w:bookmarkEnd w:id="233"/>
+    <w:bookmarkStart w:id="235" w:name="ref-westerhold2020"/>
     <w:p>
       <w:pPr>
         <w:pStyle w:val="Bibliography"/>
@@ -7856,7 +7816,7 @@
       <w:r>
         <w:t xml:space="preserve"> </w:t>
       </w:r>
-      <w:hyperlink r:id="rId238">
+      <w:hyperlink r:id="rId234">
         <w:r>
           <w:rPr>
             <w:rStyle w:val="Hyperlink"/>
@@ -7880,8 +7840,8 @@
         <w:t xml:space="preserve">. Science 369:1383–1387.</w:t>
       </w:r>
     </w:p>
-    <w:bookmarkEnd w:id="239"/>
-    <w:bookmarkStart w:id="241" w:name="ref-woods2021"/>
+    <w:bookmarkEnd w:id="235"/>
+    <w:bookmarkStart w:id="237" w:name="ref-woods2021"/>
     <w:p>
       <w:pPr>
         <w:pStyle w:val="Bibliography"/>
@@ -7892,7 +7852,7 @@
       <w:r>
         <w:t xml:space="preserve"> </w:t>
       </w:r>
-      <w:hyperlink r:id="rId240">
+      <w:hyperlink r:id="rId236">
         <w:r>
           <w:rPr>
             <w:rStyle w:val="Hyperlink"/>
@@ -7904,10 +7864,15 @@
         <w:t xml:space="preserve">. Molecular Biology and Evolution 38:84–95.</w:t>
       </w:r>
     </w:p>
-    <w:bookmarkEnd w:id="241"/>
-    <w:bookmarkEnd w:id="242"/>
-    <w:bookmarkEnd w:id="243"/>
-    <w:bookmarkStart w:id="256" w:name="figures"/>
+    <w:bookmarkEnd w:id="237"/>
+    <w:bookmarkEnd w:id="238"/>
+    <w:p>
+      <w:r>
+        <w:br w:type="page"/>
+      </w:r>
+    </w:p>
+    <w:bookmarkEnd w:id="239"/>
+    <w:bookmarkStart w:id="257" w:name="figures"/>
     <w:p>
       <w:pPr>
         <w:pStyle w:val="Heading1"/>
@@ -7929,7 +7894,610 @@
       <w:tr>
         <w:tc>
           <w:tcPr/>
-          <w:bookmarkStart w:id="247" w:name="fig-lifespans"/>
+          <w:bookmarkStart w:id="244" w:name="fig-ExtSampl"/>
+          <w:p>
+            <w:pPr>
+              <w:pStyle w:val="Compact"/>
+              <w:jc w:val="center"/>
+            </w:pPr>
+            <w:r>
+              <w:drawing>
+                <wp:inline>
+                  <wp:extent cx="5943600" cy="1635861"/>
+                  <wp:effectExtent b="0" l="0" r="0" t="0"/>
+                  <wp:docPr descr="" title="" id="241" name="Picture"/>
+                  <a:graphic>
+                    <a:graphicData uri="http://schemas.openxmlformats.org/drawingml/2006/picture">
+                      <pic:pic>
+                        <pic:nvPicPr>
+                          <pic:cNvPr descr="../Figures/Main/extant_sampling/extant_sampling.png" id="242" name="Picture"/>
+                          <pic:cNvPicPr>
+                            <a:picLocks noChangeArrowheads="1" noChangeAspect="1"/>
+                          </pic:cNvPicPr>
+                        </pic:nvPicPr>
+                        <pic:blipFill>
+                          <a:blip r:embed="rId240"/>
+                          <a:stretch>
+                            <a:fillRect/>
+                          </a:stretch>
+                        </pic:blipFill>
+                        <pic:spPr bwMode="auto">
+                          <a:xfrm>
+                            <a:off x="0" y="0"/>
+                            <a:ext cx="5943600" cy="1635861"/>
+                          </a:xfrm>
+                          <a:prstGeom prst="rect">
+                            <a:avLst/>
+                          </a:prstGeom>
+                          <a:noFill/>
+                          <a:ln w="9525">
+                            <a:noFill/>
+                            <a:headEnd/>
+                            <a:tailEnd/>
+                          </a:ln>
+                        </pic:spPr>
+                      </pic:pic>
+                    </a:graphicData>
+                  </a:graphic>
+                </wp:inline>
+              </w:drawing>
+            </w:r>
+          </w:p>
+          <w:p>
+            <w:pPr>
+              <w:jc w:val="center"/>
+            </w:pPr>
+            <w:pPr>
+              <w:jc w:val="start"/>
+              <w:spacing w:before="200"/>
+              <w:pStyle w:val="ImageCaption"/>
+            </w:pPr>
+            <w:r>
+              <w:t xml:space="preserve">Figure 1: Visual representation of the occurrence sampling scheme that we implemented for extant species lacking fossil record. We approximated the posterior distribution of the divergence times leading to a given extant species</w:t>
+            </w:r>
+            <w:r>
+              <w:t xml:space="preserve"> </w:t>
+            </w:r>
+            <m:oMath>
+              <m:r>
+                <m:t>i</m:t>
+              </m:r>
+            </m:oMath>
+            <w:r>
+              <w:t xml:space="preserve"> </w:t>
+            </w:r>
+            <w:r>
+              <w:t xml:space="preserve">(denoted</w:t>
+            </w:r>
+            <w:r>
+              <w:t xml:space="preserve"> </w:t>
+            </w:r>
+            <m:oMath>
+              <m:sSub>
+                <m:e>
+                  <m:r>
+                    <m:t>T</m:t>
+                  </m:r>
+                </m:e>
+                <m:sub>
+                  <m:r>
+                    <m:t>d</m:t>
+                  </m:r>
+                  <m:r>
+                    <m:rPr>
+                      <m:sty m:val="p"/>
+                    </m:rPr>
+                    <m:t>,</m:t>
+                  </m:r>
+                  <m:r>
+                    <m:t>i</m:t>
+                  </m:r>
+                </m:sub>
+              </m:sSub>
+            </m:oMath>
+            <w:r>
+              <w:t xml:space="preserve">) with a gaussian of mean and variance determined by the lower and upper boundaries of the empirical 95% HPD of</w:t>
+            </w:r>
+            <w:r>
+              <w:t xml:space="preserve"> </w:t>
+            </w:r>
+            <m:oMath>
+              <m:sSub>
+                <m:e>
+                  <m:r>
+                    <m:t>T</m:t>
+                  </m:r>
+                </m:e>
+                <m:sub>
+                  <m:r>
+                    <m:t>d</m:t>
+                  </m:r>
+                  <m:r>
+                    <m:rPr>
+                      <m:sty m:val="p"/>
+                    </m:rPr>
+                    <m:t>,</m:t>
+                  </m:r>
+                  <m:r>
+                    <m:t>i</m:t>
+                  </m:r>
+                </m:sub>
+              </m:sSub>
+            </m:oMath>
+            <w:r>
+              <w:t xml:space="preserve"> </w:t>
+            </w:r>
+            <w:r>
+              <w:t xml:space="preserve">(resp.</w:t>
+            </w:r>
+            <w:r>
+              <w:t xml:space="preserve"> </w:t>
+            </w:r>
+            <m:oMath>
+              <m:sSubSup>
+                <m:e>
+                  <m:r>
+                    <m:t>T</m:t>
+                  </m:r>
+                </m:e>
+                <m:sub>
+                  <m:r>
+                    <m:t>d</m:t>
+                  </m:r>
+                  <m:r>
+                    <m:rPr>
+                      <m:sty m:val="p"/>
+                    </m:rPr>
+                    <m:t>,</m:t>
+                  </m:r>
+                  <m:r>
+                    <m:t>i</m:t>
+                  </m:r>
+                </m:sub>
+                <m:sup>
+                  <m:r>
+                    <m:t>2.5</m:t>
+                  </m:r>
+                  <m:r>
+                    <m:rPr>
+                      <m:sty m:val="p"/>
+                    </m:rPr>
+                    <m:t>%</m:t>
+                  </m:r>
+                </m:sup>
+              </m:sSubSup>
+            </m:oMath>
+            <w:r>
+              <w:t xml:space="preserve"> </w:t>
+            </w:r>
+            <w:r>
+              <w:t xml:space="preserve">and</w:t>
+            </w:r>
+            <w:r>
+              <w:t xml:space="preserve"> </w:t>
+            </w:r>
+            <m:oMath>
+              <m:sSubSup>
+                <m:e>
+                  <m:r>
+                    <m:t>T</m:t>
+                  </m:r>
+                </m:e>
+                <m:sub>
+                  <m:r>
+                    <m:t>d</m:t>
+                  </m:r>
+                  <m:r>
+                    <m:rPr>
+                      <m:sty m:val="p"/>
+                    </m:rPr>
+                    <m:t>,</m:t>
+                  </m:r>
+                  <m:r>
+                    <m:t>i</m:t>
+                  </m:r>
+                </m:sub>
+                <m:sup>
+                  <m:r>
+                    <m:t>97.5</m:t>
+                  </m:r>
+                  <m:r>
+                    <m:rPr>
+                      <m:sty m:val="p"/>
+                    </m:rPr>
+                    <m:t>%</m:t>
+                  </m:r>
+                </m:sup>
+              </m:sSubSup>
+            </m:oMath>
+            <w:r>
+              <w:t xml:space="preserve">) (</w:t>
+            </w:r>
+            <w:r>
+              <w:rPr>
+                <w:b/>
+                <w:bCs/>
+              </w:rPr>
+              <w:t xml:space="preserve">A</w:t>
+            </w:r>
+            <w:r>
+              <w:t xml:space="preserve">). Then, we randomly drew a value</w:t>
+            </w:r>
+            <w:r>
+              <w:t xml:space="preserve"> </w:t>
+            </w:r>
+            <m:oMath>
+              <m:sSubSup>
+                <m:e>
+                  <m:r>
+                    <m:t>T</m:t>
+                  </m:r>
+                </m:e>
+                <m:sub>
+                  <m:r>
+                    <m:t>d</m:t>
+                  </m:r>
+                  <m:r>
+                    <m:rPr>
+                      <m:sty m:val="p"/>
+                    </m:rPr>
+                    <m:t>,</m:t>
+                  </m:r>
+                  <m:r>
+                    <m:t>i</m:t>
+                  </m:r>
+                </m:sub>
+                <m:sup>
+                  <m:r>
+                    <m:rPr>
+                      <m:sty m:val="p"/>
+                    </m:rPr>
+                    <m:t>⋆</m:t>
+                  </m:r>
+                </m:sup>
+              </m:sSubSup>
+            </m:oMath>
+            <w:r>
+              <w:t xml:space="preserve"> </w:t>
+            </w:r>
+            <w:r>
+              <w:t xml:space="preserve">from this distribution, serving as a lower boundary for the species’ origination time (</w:t>
+            </w:r>
+            <w:r>
+              <w:rPr>
+                <w:b/>
+                <w:bCs/>
+              </w:rPr>
+              <w:t xml:space="preserve">B</w:t>
+            </w:r>
+            <w:r>
+              <w:t xml:space="preserve">). We then drew simulated occurrence’s minimum and maximum ages (resp.</w:t>
+            </w:r>
+            <w:r>
+              <w:t xml:space="preserve"> </w:t>
+            </w:r>
+            <w:r>
+              <w:t xml:space="preserve">‘</w:t>
+            </w:r>
+            <w:r>
+              <w:t xml:space="preserve">MinAge</w:t>
+            </w:r>
+            <w:r>
+              <w:t xml:space="preserve">’</w:t>
+            </w:r>
+            <w:r>
+              <w:t xml:space="preserve"> </w:t>
+            </w:r>
+            <w:r>
+              <w:t xml:space="preserve">and</w:t>
+            </w:r>
+            <w:r>
+              <w:t xml:space="preserve"> </w:t>
+            </w:r>
+            <w:r>
+              <w:t xml:space="preserve">‘</w:t>
+            </w:r>
+            <w:r>
+              <w:t xml:space="preserve">MaxAge</w:t>
+            </w:r>
+            <w:r>
+              <w:t xml:space="preserve">’</w:t>
+            </w:r>
+            <w:r>
+              <w:t xml:space="preserve">) from a truncated exponential distribution (</w:t>
+            </w:r>
+            <m:oMath>
+              <m:sSup>
+                <m:e>
+                  <m:r>
+                    <m:t>​</m:t>
+                  </m:r>
+                </m:e>
+                <m:sup>
+                  <m:r>
+                    <m:t>t</m:t>
+                  </m:r>
+                  <m:r>
+                    <m:t>r</m:t>
+                  </m:r>
+                </m:sup>
+              </m:sSup>
+              <m:r>
+                <m:t>ϵ</m:t>
+              </m:r>
+            </m:oMath>
+            <w:r>
+              <w:t xml:space="preserve">) of rate</w:t>
+            </w:r>
+            <w:r>
+              <w:t xml:space="preserve"> </w:t>
+            </w:r>
+            <m:oMath>
+              <m:r>
+                <m:t>γ</m:t>
+              </m:r>
+            </m:oMath>
+            <w:r>
+              <w:t xml:space="preserve"> </w:t>
+            </w:r>
+            <w:r>
+              <w:t xml:space="preserve">determined so that a proportion</w:t>
+            </w:r>
+            <w:r>
+              <w:t xml:space="preserve"> </w:t>
+            </w:r>
+            <m:oMath>
+              <m:r>
+                <m:t>α</m:t>
+              </m:r>
+            </m:oMath>
+            <w:r>
+              <w:t xml:space="preserve"> </w:t>
+            </w:r>
+            <w:r>
+              <w:t xml:space="preserve">of the non-truncated distribution lies between</w:t>
+            </w:r>
+            <w:r>
+              <w:t xml:space="preserve"> </w:t>
+            </w:r>
+            <m:oMath>
+              <m:r>
+                <m:t>0</m:t>
+              </m:r>
+            </m:oMath>
+            <w:r>
+              <w:t xml:space="preserve"> </w:t>
+            </w:r>
+            <w:r>
+              <w:t xml:space="preserve">and</w:t>
+            </w:r>
+            <w:r>
+              <w:t xml:space="preserve"> </w:t>
+            </w:r>
+            <m:oMath>
+              <m:sSubSup>
+                <m:e>
+                  <m:r>
+                    <m:t>T</m:t>
+                  </m:r>
+                </m:e>
+                <m:sub>
+                  <m:r>
+                    <m:t>d</m:t>
+                  </m:r>
+                  <m:r>
+                    <m:rPr>
+                      <m:sty m:val="p"/>
+                    </m:rPr>
+                    <m:t>,</m:t>
+                  </m:r>
+                  <m:r>
+                    <m:t>i</m:t>
+                  </m:r>
+                </m:sub>
+                <m:sup>
+                  <m:r>
+                    <m:rPr>
+                      <m:sty m:val="p"/>
+                    </m:rPr>
+                    <m:t>⋆</m:t>
+                  </m:r>
+                </m:sup>
+              </m:sSubSup>
+            </m:oMath>
+            <w:r>
+              <w:t xml:space="preserve"> </w:t>
+            </w:r>
+            <w:r>
+              <w:t xml:space="preserve">(</w:t>
+            </w:r>
+            <w:r>
+              <w:rPr>
+                <w:b/>
+                <w:bCs/>
+              </w:rPr>
+              <w:t xml:space="preserve">C–D</w:t>
+            </w:r>
+            <w:r>
+              <w:t xml:space="preserve">). Steps</w:t>
+            </w:r>
+            <w:r>
+              <w:t xml:space="preserve"> </w:t>
+            </w:r>
+            <w:r>
+              <w:rPr>
+                <w:b/>
+                <w:bCs/>
+              </w:rPr>
+              <w:t xml:space="preserve">B–D</w:t>
+            </w:r>
+            <w:r>
+              <w:t xml:space="preserve"> </w:t>
+            </w:r>
+            <w:r>
+              <w:t xml:space="preserve">were repeated</w:t>
+            </w:r>
+            <w:r>
+              <w:t xml:space="preserve"> </w:t>
+            </w:r>
+            <m:oMath>
+              <m:r>
+                <m:t>n</m:t>
+              </m:r>
+            </m:oMath>
+            <w:r>
+              <w:t xml:space="preserve"> </w:t>
+            </w:r>
+            <w:r>
+              <w:t xml:space="preserve">times, so we finally ended up with</w:t>
+            </w:r>
+            <w:r>
+              <w:t xml:space="preserve"> </w:t>
+            </w:r>
+            <m:oMath>
+              <m:r>
+                <m:t>n</m:t>
+              </m:r>
+            </m:oMath>
+            <w:r>
+              <w:t xml:space="preserve"> </w:t>
+            </w:r>
+            <w:r>
+              <w:t xml:space="preserve">simulated occurrences per extant species lacking fossil record. In practise, we set</w:t>
+            </w:r>
+            <w:r>
+              <w:t xml:space="preserve"> </w:t>
+            </w:r>
+            <m:oMath>
+              <m:r>
+                <m:t>n</m:t>
+              </m:r>
+              <m:r>
+                <m:rPr>
+                  <m:sty m:val="p"/>
+                </m:rPr>
+                <m:t>=</m:t>
+              </m:r>
+              <m:r>
+                <m:t>10</m:t>
+              </m:r>
+            </m:oMath>
+            <w:r>
+              <w:t xml:space="preserve"> </w:t>
+            </w:r>
+            <w:r>
+              <w:t xml:space="preserve">and</w:t>
+            </w:r>
+            <w:r>
+              <w:t xml:space="preserve"> </w:t>
+            </w:r>
+            <m:oMath>
+              <m:r>
+                <m:t>α</m:t>
+              </m:r>
+              <m:r>
+                <m:rPr>
+                  <m:sty m:val="p"/>
+                </m:rPr>
+                <m:t>=</m:t>
+              </m:r>
+              <m:r>
+                <m:t>0.5</m:t>
+              </m:r>
+            </m:oMath>
+            <w:r>
+              <w:t xml:space="preserve">, except for</w:t>
+            </w:r>
+            <w:r>
+              <w:t xml:space="preserve"> </w:t>
+            </w:r>
+            <w:r>
+              <w:rPr>
+                <w:i/>
+                <w:iCs/>
+              </w:rPr>
+              <w:t xml:space="preserve">Dinomys branickii</w:t>
+            </w:r>
+            <w:r>
+              <w:t xml:space="preserve">, for which we set</w:t>
+            </w:r>
+            <w:r>
+              <w:t xml:space="preserve"> </w:t>
+            </w:r>
+            <m:oMath>
+              <m:r>
+                <m:t>α</m:t>
+              </m:r>
+              <m:r>
+                <m:rPr>
+                  <m:sty m:val="p"/>
+                </m:rPr>
+                <m:t>=</m:t>
+              </m:r>
+              <m:r>
+                <m:t>0.999</m:t>
+              </m:r>
+            </m:oMath>
+            <w:r>
+              <w:t xml:space="preserve">.</w:t>
+            </w:r>
+            <w:r>
+              <w:t xml:space="preserve"> </w:t>
+            </w:r>
+            <w:r>
+              <w:rPr>
+                <w:i/>
+                <w:iCs/>
+              </w:rPr>
+              <w:t xml:space="preserve">Chinchilla chinchilla</w:t>
+            </w:r>
+            <w:r>
+              <w:t xml:space="preserve"> </w:t>
+            </w:r>
+            <w:r>
+              <w:t xml:space="preserve">silhouette is from</w:t>
+            </w:r>
+            <w:r>
+              <w:t xml:space="preserve"> </w:t>
+            </w:r>
+            <w:hyperlink r:id="rId243">
+              <w:r>
+                <w:rPr>
+                  <w:rStyle w:val="Hyperlink"/>
+                </w:rPr>
+                <w:t xml:space="preserve">Phylopic</w:t>
+              </w:r>
+            </w:hyperlink>
+            <w:r>
+              <w:t xml:space="preserve">, see Tab. S3 for additional information.</w:t>
+            </w:r>
+          </w:p>
+          <w:bookmarkEnd w:id="244"/>
+        </w:tc>
+      </w:tr>
+    </w:tbl>
+    <w:p>
+      <w:pPr>
+        <w:pStyle w:val="BodyText"/>
+      </w:pPr>
+      <w:r>
+        <w:br/>
+      </w:r>
+    </w:p>
+    <w:tbl>
+      <w:tblPr>
+        <w:tblStyle w:val="Table"/>
+        <w:tblW w:type="pct" w:w="5000"/>
+        <w:tblLayout w:type="fixed"/>
+        <w:tblLook w:firstRow="0" w:lastRow="0" w:firstColumn="0" w:lastColumn="0" w:noHBand="0" w:noVBand="0" w:val="0000"/>
+      </w:tblPr>
+      <w:tblGrid>
+        <w:gridCol w:w="7920"/>
+      </w:tblGrid>
+      <w:tr>
+        <w:tc>
+          <w:tcPr/>
+          <w:bookmarkStart w:id="248" w:name="fig-lifespans"/>
           <w:p>
             <w:pPr>
               <w:pStyle w:val="Compact"/>
@@ -7940,18 +8508,18 @@
                 <wp:inline>
                   <wp:extent cx="5399999" cy="6839999"/>
                   <wp:effectExtent b="0" l="0" r="0" t="0"/>
-                  <wp:docPr descr="" title="" id="245" name="Picture"/>
+                  <wp:docPr descr="" title="" id="246" name="Picture"/>
                   <a:graphic>
                     <a:graphicData uri="http://schemas.openxmlformats.org/drawingml/2006/picture">
                       <pic:pic>
                         <pic:nvPicPr>
-                          <pic:cNvPr descr="../Figures/Main/Lifespans/lifespans_distribs.png" id="246" name="Picture"/>
+                          <pic:cNvPr descr="../Figures/Main/Lifespans/lifespans_distribs.png" id="247" name="Picture"/>
                           <pic:cNvPicPr>
                             <a:picLocks noChangeArrowheads="1" noChangeAspect="1"/>
                           </pic:cNvPicPr>
                         </pic:nvPicPr>
                         <pic:blipFill>
-                          <a:blip r:embed="rId244"/>
+                          <a:blip r:embed="rId245"/>
                           <a:stretch>
                             <a:fillRect/>
                           </a:stretch>
@@ -7988,7 +8556,7 @@
               <w:pStyle w:val="ImageCaption"/>
             </w:pPr>
             <w:r>
-              <w:t xml:space="preserve">Figure 1: Bayesian reconstruction of the longevities of the 136 chinchilloid species considered in our dataset. Each segment depicts the longevity of a given species, that is, the interval between species’ speciation and extinction times averaged across PyRate runs that achieved convergence. Lines, ticks and taxonomic names were coloured according to the body mass category to which species were assigned. The histogram at the centre of the plot shows the number of species within each body mass class. The first four silhouettes (from top to bottom) are from Phylopic (credits available in Table S2). The last two silhouettes (</w:t>
+              <w:t xml:space="preserve">Figure 2: Bayesian reconstruction of the longevities of the 129 chinchilloid species considered in our dataset. Each segment depicts the longevity of a given species, that is, the interval between species’ speciation and extinction times averaged across PyRate runs that achieved convergence. Lines, ticks and taxonomic names were coloured according to the body mass category to which species were assigned. The histogram at the centre of the plot shows the number of species within each body mass class. The first four silhouettes (from top to bottom) are from Phylopic (credits available in Table S2). The last two silhouettes (</w:t>
             </w:r>
             <w:r>
               <w:rPr>
@@ -8026,7 +8594,7 @@
               <w:t xml:space="preserve">.</w:t>
             </w:r>
           </w:p>
-          <w:bookmarkEnd w:id="247"/>
+          <w:bookmarkEnd w:id="248"/>
         </w:tc>
       </w:tr>
     </w:tbl>
@@ -8051,7 +8619,7 @@
       <w:tr>
         <w:tc>
           <w:tcPr/>
-          <w:bookmarkStart w:id="251" w:name="fig-diversity"/>
+          <w:bookmarkStart w:id="252" w:name="fig-diversity"/>
           <w:p>
             <w:pPr>
               <w:pStyle w:val="Compact"/>
@@ -8062,18 +8630,18 @@
                 <wp:inline>
                   <wp:extent cx="5039999" cy="2519999"/>
                   <wp:effectExtent b="0" l="0" r="0" t="0"/>
-                  <wp:docPr descr="" title="" id="249" name="Picture"/>
+                  <wp:docPr descr="" title="" id="250" name="Picture"/>
                   <a:graphic>
                     <a:graphicData uri="http://schemas.openxmlformats.org/drawingml/2006/picture">
                       <pic:pic>
                         <pic:nvPicPr>
-                          <pic:cNvPr descr="../Figures/Main/Diversity_through_time.png" id="250" name="Picture"/>
+                          <pic:cNvPr descr="../Figures/Main/Diversity_through_time.png" id="251" name="Picture"/>
                           <pic:cNvPicPr>
                             <a:picLocks noChangeArrowheads="1" noChangeAspect="1"/>
                           </pic:cNvPicPr>
                         </pic:nvPicPr>
                         <pic:blipFill>
-                          <a:blip r:embed="rId248"/>
+                          <a:blip r:embed="rId249"/>
                           <a:stretch>
                             <a:fillRect/>
                           </a:stretch>
@@ -8110,7 +8678,7 @@
               <w:pStyle w:val="ImageCaption"/>
             </w:pPr>
             <w:r>
-              <w:t xml:space="preserve">Figure 2: Comparative occurrence-based chinchilloid diversity reconstructions. Estimates were either produced in a bayesian preservation-aware framework jointly assessing the times of speciation and extinction of each species from the temporal occurrence database (PyRate)</w:t>
+              <w:t xml:space="preserve">Figure 3: Comparative occurrence-based chinchilloid diversity reconstructions. Estimates were either produced in a bayesian preservation-aware framework jointly assessing the times of speciation and extinction of each species from the temporal occurrence database (PyRate)</w:t>
             </w:r>
             <w:r>
               <w:t xml:space="preserve"> </w:t>
@@ -8203,7 +8771,7 @@
               <w:t xml:space="preserve">, the full line shows the mean diversity estimate per 1Myr-bin obtained across the 100 replicates of empirical prediction while the darker and lighter ribbons show the intervals respectively encompassing 50% and 95% of the per-bin diversity distribution across the 100 replicates.</w:t>
             </w:r>
           </w:p>
-          <w:bookmarkEnd w:id="251"/>
+          <w:bookmarkEnd w:id="252"/>
         </w:tc>
       </w:tr>
     </w:tbl>
@@ -8228,7 +8796,7 @@
       <w:tr>
         <w:tc>
           <w:tcPr/>
-          <w:bookmarkStart w:id="255" w:name="fig-diversification"/>
+          <w:bookmarkStart w:id="256" w:name="fig-diversification"/>
           <w:p>
             <w:pPr>
               <w:pStyle w:val="Compact"/>
@@ -8239,18 +8807,18 @@
                 <wp:inline>
                   <wp:extent cx="5399999" cy="3959999"/>
                   <wp:effectExtent b="0" l="0" r="0" t="0"/>
-                  <wp:docPr descr="" title="" id="253" name="Picture"/>
+                  <wp:docPr descr="" title="" id="254" name="Picture"/>
                   <a:graphic>
                     <a:graphicData uri="http://schemas.openxmlformats.org/drawingml/2006/picture">
                       <pic:pic>
                         <pic:nvPicPr>
-                          <pic:cNvPr descr="../Figures/Main/Diversification_rates.png" id="254" name="Picture"/>
+                          <pic:cNvPr descr="../Figures/Main/Diversification_rates.png" id="255" name="Picture"/>
                           <pic:cNvPicPr>
                             <a:picLocks noChangeArrowheads="1" noChangeAspect="1"/>
                           </pic:cNvPicPr>
                         </pic:nvPicPr>
                         <pic:blipFill>
-                          <a:blip r:embed="rId252"/>
+                          <a:blip r:embed="rId253"/>
                           <a:stretch>
                             <a:fillRect/>
                           </a:stretch>
@@ -8287,7 +8855,7 @@
               <w:pStyle w:val="ImageCaption"/>
             </w:pPr>
             <w:r>
-              <w:t xml:space="preserve">Figure 3: Comparative chinchilloid speciation and extinction rates reconstructed using three Bayesian occurrence-based birth-death models. Speciation and extinction rates are respectively depicted in blue and red. The left column</w:t>
+              <w:t xml:space="preserve">Figure 4: Comparative chinchilloid speciation and extinction rates reconstructed using three Bayesian occurrence-based birth-death models. Speciation and extinction rates are respectively depicted in blue and red. The left column</w:t>
             </w:r>
             <w:r>
               <w:t xml:space="preserve"> </w:t>
@@ -8315,11 +8883,11 @@
               <w:t xml:space="preserve">. Stars indicate significant rate shifts.</w:t>
             </w:r>
           </w:p>
-          <w:bookmarkEnd w:id="255"/>
+          <w:bookmarkEnd w:id="256"/>
         </w:tc>
       </w:tr>
     </w:tbl>
-    <w:bookmarkEnd w:id="256"/>
+    <w:bookmarkEnd w:id="257"/>
     <w:sectPr>
       <w:type w:val="nextPage"/>
       <w:pgSz w:h="15840" w:w="12240"/>
@@ -8549,16 +9117,194 @@
         <w:t xml:space="preserve"> </w:t>
       </w:r>
       <w:r>
-        <w:t xml:space="preserve">were in fact once reported from an archaeological assemblage</w:t>
-      </w:r>
-      <w:r>
-        <w:t xml:space="preserve"> </w:t>
-      </w:r>
-      <w:r>
-        <w:t xml:space="preserve">(Ortiz et al. 2012)</w:t>
-      </w:r>
-      <w:r>
-        <w:t xml:space="preserve">, but we assum their age to be too close to the present to provide useful information on the time of speciation of the species.</w:t>
+        <w:t xml:space="preserve">were in fact once reported from an archaeological assemblage, but we assume their age to be too close to the present to provide useful information on the time of speciation of the species.</w:t>
+      </w:r>
+    </w:p>
+  </w:footnote>
+  <w:footnote w:id="24">
+    <w:p>
+      <w:pPr>
+        <w:pStyle w:val="FootnoteText"/>
+      </w:pPr>
+      <w:r>
+        <w:rPr>
+          <w:rStyle w:val="FootnoteReference"/>
+        </w:rPr>
+        <w:footnoteRef/>
+      </w:r>
+      <w:r>
+        <w:t xml:space="preserve"> </w:t>
+      </w:r>
+      <w:r>
+        <w:t xml:space="preserve">Same as for</w:t>
+      </w:r>
+      <w:r>
+        <w:t xml:space="preserve"> </w:t>
+      </w:r>
+      <w:r>
+        <w:rPr>
+          <w:i/>
+          <w:iCs/>
+        </w:rPr>
+        <w:t xml:space="preserve">Chinchilla chinchilla</w:t>
+      </w:r>
+      <w:r>
+        <w:t xml:space="preserve"> </w:t>
+      </w:r>
+      <w:r>
+        <w:t xml:space="preserve">remains.</w:t>
+      </w:r>
+    </w:p>
+  </w:footnote>
+  <w:footnote w:id="30">
+    <w:p>
+      <w:pPr>
+        <w:pStyle w:val="FootnoteText"/>
+      </w:pPr>
+      <w:r>
+        <w:rPr>
+          <w:rStyle w:val="FootnoteReference"/>
+        </w:rPr>
+        <w:footnoteRef/>
+      </w:r>
+      <w:r>
+        <w:t xml:space="preserve"> </w:t>
+      </w:r>
+      <w:r>
+        <w:t xml:space="preserve">The species that we had to exclude are:</w:t>
+      </w:r>
+      <w:r>
+        <w:t xml:space="preserve"> </w:t>
+      </w:r>
+      <w:r>
+        <w:rPr>
+          <w:i/>
+          <w:iCs/>
+        </w:rPr>
+        <w:t xml:space="preserve">Agnomys formosus</w:t>
+      </w:r>
+      <w:r>
+        <w:t xml:space="preserve">,</w:t>
+      </w:r>
+      <w:r>
+        <w:t xml:space="preserve"> </w:t>
+      </w:r>
+      <w:r>
+        <w:rPr>
+          <w:i/>
+          <w:iCs/>
+        </w:rPr>
+        <w:t xml:space="preserve">Diaphoromys compressidens</w:t>
+      </w:r>
+      <w:r>
+        <w:t xml:space="preserve">,</w:t>
+      </w:r>
+      <w:r>
+        <w:t xml:space="preserve"> </w:t>
+      </w:r>
+      <w:r>
+        <w:rPr>
+          <w:i/>
+          <w:iCs/>
+        </w:rPr>
+        <w:t xml:space="preserve">Eusigmomys friasensis</w:t>
+      </w:r>
+      <w:r>
+        <w:t xml:space="preserve">,</w:t>
+      </w:r>
+      <w:r>
+        <w:t xml:space="preserve"> </w:t>
+      </w:r>
+      <w:r>
+        <w:rPr>
+          <w:i/>
+          <w:iCs/>
+        </w:rPr>
+        <w:t xml:space="preserve">Pentastylodon racedi</w:t>
+      </w:r>
+      <w:r>
+        <w:t xml:space="preserve">,</w:t>
+      </w:r>
+      <w:r>
+        <w:t xml:space="preserve"> </w:t>
+      </w:r>
+      <w:r>
+        <w:rPr>
+          <w:i/>
+          <w:iCs/>
+        </w:rPr>
+        <w:t xml:space="preserve">Pentastylomys seriei</w:t>
+      </w:r>
+      <w:r>
+        <w:t xml:space="preserve">,</w:t>
+      </w:r>
+      <w:r>
+        <w:t xml:space="preserve"> </w:t>
+      </w:r>
+      <w:r>
+        <w:rPr>
+          <w:i/>
+          <w:iCs/>
+        </w:rPr>
+        <w:t xml:space="preserve">Protomegamys coligatus</w:t>
+      </w:r>
+      <w:r>
+        <w:t xml:space="preserve">,</w:t>
+      </w:r>
+      <w:r>
+        <w:t xml:space="preserve"> </w:t>
+      </w:r>
+      <w:r>
+        <w:rPr>
+          <w:i/>
+          <w:iCs/>
+        </w:rPr>
+        <w:t xml:space="preserve">Telodontomys compressidens</w:t>
+      </w:r>
+      <w:r>
+        <w:t xml:space="preserve">,</w:t>
+      </w:r>
+      <w:r>
+        <w:t xml:space="preserve"> </w:t>
+      </w:r>
+      <w:r>
+        <w:rPr>
+          <w:i/>
+          <w:iCs/>
+        </w:rPr>
+        <w:t xml:space="preserve">Tetrastylomys castellanosi</w:t>
+      </w:r>
+      <w:r>
+        <w:t xml:space="preserve">,</w:t>
+      </w:r>
+      <w:r>
+        <w:t xml:space="preserve"> </w:t>
+      </w:r>
+      <w:r>
+        <w:rPr>
+          <w:i/>
+          <w:iCs/>
+        </w:rPr>
+        <w:t xml:space="preserve">Perimys pueraster</w:t>
+      </w:r>
+      <w:r>
+        <w:t xml:space="preserve"> </w:t>
+      </w:r>
+      <w:r>
+        <w:t xml:space="preserve">and</w:t>
+      </w:r>
+      <w:r>
+        <w:t xml:space="preserve"> </w:t>
+      </w:r>
+      <w:r>
+        <w:rPr>
+          <w:i/>
+          <w:iCs/>
+        </w:rPr>
+        <w:t xml:space="preserve">Perimys oemulus</w:t>
+      </w:r>
+      <w:r>
+        <w:t xml:space="preserve">.</w:t>
       </w:r>
     </w:p>
   </w:footnote>

--- a/Manuscript/Main_text.docx
+++ b/Manuscript/Main_text.docx
@@ -213,7 +213,7 @@
         <w:t xml:space="preserve"> </w:t>
       </w:r>
       <w:r>
-        <w:t xml:space="preserve">Bayesian inference; Deep-learning; Disparity; Macroevolution; Palaeoenvironment; Rodentia</w:t>
+        <w:t xml:space="preserve">Bayesian inference; Deep-learning; Disparity; Macroevolution; South America</w:t>
       </w:r>
     </w:p>
     <w:bookmarkStart w:id="20" w:name="abstract"/>
@@ -240,7 +240,77 @@
         <w:pStyle w:val="FirstParagraph"/>
       </w:pPr>
       <w:r>
-        <w:t xml:space="preserve">How taxonomic diversity and morphological disparity covary through evolutionary timescales has been a central aim of macroevolutionary research. Seminal works highlighted that clades could experience coordinated or decoupled diversity and disparity trajectories linked to biological diversification –</w:t>
+        <w:t xml:space="preserve">large size/gigantism, cope’s rule</w:t>
+      </w:r>
+    </w:p>
+    <w:p>
+      <w:pPr>
+        <w:pStyle w:val="BodyText"/>
+      </w:pPr>
+      <w:r>
+        <w:t xml:space="preserve">evolutionary decline, coordinated behaviour of taxonomic diversification and phenotypic evolution (waxing-and-waning)</w:t>
+      </w:r>
+    </w:p>
+    <w:p>
+      <w:pPr>
+        <w:pStyle w:val="BodyText"/>
+      </w:pPr>
+      <w:r>
+        <w:t xml:space="preserve">Macroevolutionary drivers behind diversification patterns</w:t>
+      </w:r>
+    </w:p>
+    <w:p>
+      <w:pPr>
+        <w:pStyle w:val="BodyText"/>
+      </w:pPr>
+      <w:r>
+        <w:t xml:space="preserve">How taxonomic diversity and morphological disparity covary through evolutionary timescales has long puzzled evolutionary biologists</w:t>
+      </w:r>
+      <w:r>
+        <w:t xml:space="preserve"> </w:t>
+      </w:r>
+      <w:r>
+        <w:t xml:space="preserve">(Simpson 1944)</w:t>
+      </w:r>
+      <w:r>
+        <w:t xml:space="preserve">. In the animal realm, fossil evidence attest that giant forms were living in the past</w:t>
+      </w:r>
+      <w:r>
+        <w:t xml:space="preserve"> </w:t>
+      </w:r>
+      <w:r>
+        <w:t xml:space="preserve">(</w:t>
+      </w:r>
+      <w:r>
+        <w:rPr>
+          <w:i/>
+          <w:iCs/>
+        </w:rPr>
+        <w:t xml:space="preserve">e</w:t>
+      </w:r>
+      <w:r>
+        <w:t xml:space="preserve">.</w:t>
+      </w:r>
+      <w:r>
+        <w:rPr>
+          <w:i/>
+          <w:iCs/>
+        </w:rPr>
+        <w:t xml:space="preserve">g</w:t>
+      </w:r>
+      <w:r>
+        <w:t xml:space="preserve">., Sander et al. 2011; Bianucci et al. 2023)</w:t>
+      </w:r>
+      <w:r>
+        <w:t xml:space="preserve">, raising the two-sided question of what drove the emergence of such extreme phenotypes and their subsequent demise.</w:t>
+      </w:r>
+    </w:p>
+    <w:p>
+      <w:pPr>
+        <w:pStyle w:val="BodyText"/>
+      </w:pPr>
+      <w:r>
+        <w:t xml:space="preserve">Seminal works highlighted that clades could experience coordinated or decoupled diversity and disparity trajectories linked to biological diversification –</w:t>
       </w:r>
       <w:r>
         <w:t xml:space="preserve"> </w:t>
@@ -278,7 +348,7 @@
         <w:t xml:space="preserve"> </w:t>
       </w:r>
       <w:r>
-        <w:t xml:space="preserve">(Simpson 1944; Foote 1993, 1997; Balseiro et al. 2025; Esteve 2025)</w:t>
+        <w:t xml:space="preserve">(Foote 1993, 1997; Balseiro et al. 2025; Esteve 2025)</w:t>
       </w:r>
       <w:r>
         <w:t xml:space="preserve">. Two classes of factors are usually invoked to explain the long-term dynamics of biological diversity, either taxonomic or phenotypic. On one hand, the classical</w:t>
@@ -1666,7 +1736,18 @@
         <w:t xml:space="preserve">Dinomys branickii</w:t>
       </w:r>
       <w:r>
-        <w:t xml:space="preserve">) in our database. Such an incorporation avoided the artificial speciation rate inflation towards the present that we obtained when constraining ourselves to assign an occurrence of modern age (</w:t>
+        <w:t xml:space="preserve">) in our database (</w:t>
+      </w:r>
+      <w:hyperlink w:anchor="fig-ExtSampl">
+        <w:r>
+          <w:rPr>
+            <w:rStyle w:val="Hyperlink"/>
+          </w:rPr>
+          <w:t xml:space="preserve">Figure 1</w:t>
+        </w:r>
+      </w:hyperlink>
+      <w:r>
+        <w:t xml:space="preserve">). Such an incorporation avoided the artificial speciation rate inflation towards the present that we obtained when constraining ourselves to assign an occurrence of modern age (</w:t>
       </w:r>
       <w:r>
         <w:rPr>
@@ -2082,7 +2163,18 @@
         <w:t xml:space="preserve"> </w:t>
       </w:r>
       <w:r>
-        <w:t xml:space="preserve">(Figure SX). This leads to</w:t>
+        <w:t xml:space="preserve">(</w:t>
+      </w:r>
+      <w:hyperlink w:anchor="fig-ExtSampl">
+        <w:r>
+          <w:rPr>
+            <w:rStyle w:val="Hyperlink"/>
+          </w:rPr>
+          <w:t xml:space="preserve">Figure 1</w:t>
+        </w:r>
+      </w:hyperlink>
+      <w:r>
+        <w:t xml:space="preserve">). This leads to</w:t>
       </w:r>
     </w:p>
     <w:p>
@@ -2632,7 +2724,7 @@
           <m:t>=</m:t>
         </m:r>
         <m:r>
-          <m:t>0.5</m:t>
+          <m:t>0.95</m:t>
         </m:r>
       </m:oMath>
       <w:r>
@@ -4488,13 +4580,13 @@
       </w:r>
     </w:p>
     <w:bookmarkEnd w:id="35"/>
-    <w:bookmarkStart w:id="36" w:name="Xe02e9c675cfe3425b631b390c3df709d3e6f97e"/>
+    <w:bookmarkStart w:id="36" w:name="X4c44b6e16e2545ce23f4d52200acbf27da3aa1e"/>
     <w:p>
       <w:pPr>
         <w:pStyle w:val="Heading2"/>
       </w:pPr>
       <w:r>
-        <w:t xml:space="preserve">A body-mass selective sea-level and diversity-dependent recent evolutionary decline</w:t>
+        <w:t xml:space="preserve">A body-mass selective sea-level and diversity-dependent evolutionary decline</w:t>
       </w:r>
     </w:p>
     <w:p>
@@ -4503,6 +4595,60 @@
       </w:pPr>
       <w:r>
         <w:t xml:space="preserve">Evidence for Cope’s rule</w:t>
+      </w:r>
+    </w:p>
+    <w:p>
+      <w:pPr>
+        <w:pStyle w:val="BodyText"/>
+      </w:pPr>
+      <w:r>
+        <w:t xml:space="preserve">Speciation rate significantly differs across body size classes, with larger taxa achieving higher values (Fig. X and S5). According to the BDNN model, body size stands out as the first predictor explaining variations in speciation rate within Chinchilloidea, with a</w:t>
+      </w:r>
+      <w:r>
+        <w:t xml:space="preserve"> </w:t>
+      </w:r>
+      <w:r>
+        <w:rPr>
+          <w:i/>
+          <w:iCs/>
+        </w:rPr>
+        <w:t xml:space="preserve">ca</w:t>
+      </w:r>
+      <w:r>
+        <w:t xml:space="preserve">. 2.5-fold change obtained between our two extrema (</w:t>
+      </w:r>
+      <w:r>
+        <w:rPr>
+          <w:i/>
+          <w:iCs/>
+        </w:rPr>
+        <w:t xml:space="preserve">i</w:t>
+      </w:r>
+      <w:r>
+        <w:t xml:space="preserve">.</w:t>
+      </w:r>
+      <w:r>
+        <w:rPr>
+          <w:i/>
+          <w:iCs/>
+        </w:rPr>
+        <w:t xml:space="preserve">e</w:t>
+      </w:r>
+      <w:r>
+        <w:t xml:space="preserve">., XS and XXL =&gt;</w:t>
+      </w:r>
+      <w:r>
+        <w:t xml:space="preserve"> </w:t>
+      </w:r>
+      <w:r>
+        <w:rPr>
+          <w:b/>
+          <w:bCs/>
+        </w:rPr>
+        <w:t xml:space="preserve">indicate on the violin plot</w:t>
+      </w:r>
+      <w:r>
+        <w:t xml:space="preserve">).</w:t>
       </w:r>
     </w:p>
     <w:bookmarkEnd w:id="36"/>
@@ -5093,17 +5239,7 @@
         <w:pStyle w:val="BodyText"/>
       </w:pPr>
       <w:r>
-        <w:t xml:space="preserve">Became larger as time went forward (DTT plot), by-product of the Bergman’s rule? (</w:t>
-      </w:r>
-      <w:r>
-        <w:rPr>
-          <w:i/>
-          <w:iCs/>
-        </w:rPr>
-        <w:t xml:space="preserve">appropriate refs</w:t>
-      </w:r>
-      <w:r>
-        <w:t xml:space="preserve">)</w:t>
+        <w:t xml:space="preserve">Became larger as time went forward (DTT plot), by-product of the Cope’s rule?</w:t>
       </w:r>
     </w:p>
     <w:p>
@@ -5132,6 +5268,14 @@
       </w:r>
       <w:r>
         <w:t xml:space="preserve">Liow et al. (2008)</w:t>
+      </w:r>
+    </w:p>
+    <w:p>
+      <w:pPr>
+        <w:pStyle w:val="BodyText"/>
+      </w:pPr>
+      <w:r>
+        <w:t xml:space="preserve">Why did chinchilloid follow Cope’s rule whereas octodontoids did not?</w:t>
       </w:r>
     </w:p>
     <w:bookmarkEnd w:id="42"/>
@@ -5421,7 +5565,7 @@
       </w:r>
     </w:p>
     <w:bookmarkEnd w:id="48"/>
-    <w:bookmarkStart w:id="239" w:name="references"/>
+    <w:bookmarkStart w:id="243" w:name="references"/>
     <w:p>
       <w:pPr>
         <w:pStyle w:val="Heading1"/>
@@ -5430,7 +5574,7 @@
         <w:t xml:space="preserve">References</w:t>
       </w:r>
     </w:p>
-    <w:bookmarkStart w:id="238" w:name="refs"/>
+    <w:bookmarkStart w:id="242" w:name="refs"/>
     <w:bookmarkStart w:id="50" w:name="ref-álvarez2017"/>
     <w:p>
       <w:pPr>
@@ -5617,17 +5761,41 @@
       </w:r>
     </w:p>
     <w:bookmarkEnd w:id="60"/>
-    <w:bookmarkStart w:id="61" w:name="ref-biknevicius1993"/>
+    <w:bookmarkStart w:id="62" w:name="ref-bianucci2023"/>
     <w:p>
       <w:pPr>
         <w:pStyle w:val="Bibliography"/>
       </w:pPr>
       <w:r>
+        <w:t xml:space="preserve">Bianucci, G., O. Lambert, M. Urbina, M. Merella, A. Collareta, R. Bennion, R. Salas-Gismondi, A. Benites-Palomino, K. Post, C. de Muizon, G. Bosio, C. Di Celma, E. Malinverno, P. P. Pierantoni, I. M. Villa, and E. Amson. 2023.</w:t>
+      </w:r>
+      <w:r>
+        <w:t xml:space="preserve"> </w:t>
+      </w:r>
+      <w:hyperlink r:id="rId61">
+        <w:r>
+          <w:rPr>
+            <w:rStyle w:val="Hyperlink"/>
+          </w:rPr>
+          <w:t xml:space="preserve">A heavyweight early whale pushes the boundaries of vertebrate morphology</w:t>
+        </w:r>
+      </w:hyperlink>
+      <w:r>
+        <w:t xml:space="preserve">. Nature 620:824–829.</w:t>
+      </w:r>
+    </w:p>
+    <w:bookmarkEnd w:id="62"/>
+    <w:bookmarkStart w:id="63" w:name="ref-biknevicius1993"/>
+    <w:p>
+      <w:pPr>
+        <w:pStyle w:val="Bibliography"/>
+      </w:pPr>
+      <w:r>
         <w:t xml:space="preserve">Biknevicius, A. R., D. A. Macfarlane, and R. D. E. MacPhee. 1993. Body size in amblyrhiza inundata (rodentia: Caviomorpha), an extinct megafaunal rodent from the anguilla bank, west indies: Estimates and implications. American Museum Novitates 1–25.</w:t>
       </w:r>
     </w:p>
-    <w:bookmarkEnd w:id="61"/>
-    <w:bookmarkStart w:id="63" w:name="ref-billet2009"/>
+    <w:bookmarkEnd w:id="63"/>
+    <w:bookmarkStart w:id="65" w:name="ref-billet2009"/>
     <w:p>
       <w:pPr>
         <w:pStyle w:val="Bibliography"/>
@@ -5638,7 +5806,7 @@
       <w:r>
         <w:t xml:space="preserve"> </w:t>
       </w:r>
-      <w:hyperlink r:id="rId62">
+      <w:hyperlink r:id="rId64">
         <w:r>
           <w:rPr>
             <w:rStyle w:val="Hyperlink"/>
@@ -5650,8 +5818,8 @@
         <w:t xml:space="preserve">. Palaeogeography, Palaeoclimatology, Palaeoecology 274:114–124.</w:t>
       </w:r>
     </w:p>
-    <w:bookmarkEnd w:id="63"/>
-    <w:bookmarkStart w:id="65" w:name="ref-boivin2024"/>
+    <w:bookmarkEnd w:id="65"/>
+    <w:bookmarkStart w:id="67" w:name="ref-boivin2024"/>
     <w:p>
       <w:pPr>
         <w:pStyle w:val="Bibliography"/>
@@ -5662,7 +5830,7 @@
       <w:r>
         <w:t xml:space="preserve"> </w:t>
       </w:r>
-      <w:hyperlink r:id="rId64">
+      <w:hyperlink r:id="rId66">
         <w:r>
           <w:rPr>
             <w:rStyle w:val="Hyperlink"/>
@@ -5674,8 +5842,8 @@
         <w:t xml:space="preserve">. Journal of Mammalian Evolution 31:43.</w:t>
       </w:r>
     </w:p>
-    <w:bookmarkEnd w:id="65"/>
-    <w:bookmarkStart w:id="67" w:name="ref-boivin2019"/>
+    <w:bookmarkEnd w:id="67"/>
+    <w:bookmarkStart w:id="69" w:name="ref-boivin2019"/>
     <w:p>
       <w:pPr>
         <w:pStyle w:val="Bibliography"/>
@@ -5686,7 +5854,7 @@
       <w:r>
         <w:t xml:space="preserve"> </w:t>
       </w:r>
-      <w:hyperlink r:id="rId66">
+      <w:hyperlink r:id="rId68">
         <w:r>
           <w:rPr>
             <w:rStyle w:val="Hyperlink"/>
@@ -5698,8 +5866,8 @@
         <w:t xml:space="preserve">. Geodiversitas 41:143–245.</w:t>
       </w:r>
     </w:p>
-    <w:bookmarkEnd w:id="67"/>
-    <w:bookmarkStart w:id="69" w:name="ref-boscaini2025"/>
+    <w:bookmarkEnd w:id="69"/>
+    <w:bookmarkStart w:id="71" w:name="ref-boscaini2025"/>
     <w:p>
       <w:pPr>
         <w:pStyle w:val="Bibliography"/>
@@ -5710,7 +5878,7 @@
       <w:r>
         <w:t xml:space="preserve"> </w:t>
       </w:r>
-      <w:hyperlink r:id="rId68">
+      <w:hyperlink r:id="rId70">
         <w:r>
           <w:rPr>
             <w:rStyle w:val="Hyperlink"/>
@@ -5722,8 +5890,8 @@
         <w:t xml:space="preserve">. Science 388:864–868.</w:t>
       </w:r>
     </w:p>
-    <w:bookmarkEnd w:id="69"/>
-    <w:bookmarkStart w:id="71" w:name="ref-boschman2021"/>
+    <w:bookmarkEnd w:id="71"/>
+    <w:bookmarkStart w:id="73" w:name="ref-boschman2021"/>
     <w:p>
       <w:pPr>
         <w:pStyle w:val="Bibliography"/>
@@ -5734,7 +5902,7 @@
       <w:r>
         <w:t xml:space="preserve"> </w:t>
       </w:r>
-      <w:hyperlink r:id="rId70">
+      <w:hyperlink r:id="rId72">
         <w:r>
           <w:rPr>
             <w:rStyle w:val="Hyperlink"/>
@@ -5746,8 +5914,8 @@
         <w:t xml:space="preserve">. Earth-Science Reviews 220:103640.</w:t>
       </w:r>
     </w:p>
-    <w:bookmarkEnd w:id="71"/>
-    <w:bookmarkStart w:id="73" w:name="ref-brandoni2016"/>
+    <w:bookmarkEnd w:id="73"/>
+    <w:bookmarkStart w:id="75" w:name="ref-brandoni2016"/>
     <w:p>
       <w:pPr>
         <w:pStyle w:val="Bibliography"/>
@@ -5758,7 +5926,7 @@
       <w:r>
         <w:t xml:space="preserve"> </w:t>
       </w:r>
-      <w:hyperlink r:id="rId72">
+      <w:hyperlink r:id="rId74">
         <w:r>
           <w:rPr>
             <w:rStyle w:val="Hyperlink"/>
@@ -5770,8 +5938,8 @@
         <w:t xml:space="preserve">. PalZ 90:619–628.</w:t>
       </w:r>
     </w:p>
-    <w:bookmarkEnd w:id="73"/>
-    <w:bookmarkStart w:id="75" w:name="ref-brée2022"/>
+    <w:bookmarkEnd w:id="75"/>
+    <w:bookmarkStart w:id="77" w:name="ref-brée2022"/>
     <w:p>
       <w:pPr>
         <w:pStyle w:val="Bibliography"/>
@@ -5782,7 +5950,7 @@
       <w:r>
         <w:t xml:space="preserve"> </w:t>
       </w:r>
-      <w:hyperlink r:id="rId74">
+      <w:hyperlink r:id="rId76">
         <w:r>
           <w:rPr>
             <w:rStyle w:val="Hyperlink"/>
@@ -5794,8 +5962,8 @@
         <w:t xml:space="preserve">. Scientific Reports 12:21906.</w:t>
       </w:r>
     </w:p>
-    <w:bookmarkEnd w:id="75"/>
-    <w:bookmarkStart w:id="77" w:name="ref-buffan2025"/>
+    <w:bookmarkEnd w:id="77"/>
+    <w:bookmarkStart w:id="79" w:name="ref-buffan2025"/>
     <w:p>
       <w:pPr>
         <w:pStyle w:val="Bibliography"/>
@@ -5806,7 +5974,7 @@
       <w:r>
         <w:t xml:space="preserve"> </w:t>
       </w:r>
-      <w:hyperlink r:id="rId76">
+      <w:hyperlink r:id="rId78">
         <w:r>
           <w:rPr>
             <w:rStyle w:val="Hyperlink"/>
@@ -5830,8 +5998,8 @@
         <w:t xml:space="preserve">. Proceedings of the National Academy of Sciences 122:e2419520122.</w:t>
       </w:r>
     </w:p>
-    <w:bookmarkEnd w:id="77"/>
-    <w:bookmarkStart w:id="79" w:name="ref-burgin2025"/>
+    <w:bookmarkEnd w:id="79"/>
+    <w:bookmarkStart w:id="81" w:name="ref-burgin2025"/>
     <w:p>
       <w:pPr>
         <w:pStyle w:val="Bibliography"/>
@@ -5842,7 +6010,7 @@
       <w:r>
         <w:t xml:space="preserve"> </w:t>
       </w:r>
-      <w:hyperlink r:id="rId78">
+      <w:hyperlink r:id="rId80">
         <w:r>
           <w:rPr>
             <w:rStyle w:val="Hyperlink"/>
@@ -5854,8 +6022,8 @@
         <w:t xml:space="preserve">. bioRxiv.</w:t>
       </w:r>
     </w:p>
-    <w:bookmarkEnd w:id="79"/>
-    <w:bookmarkStart w:id="80" w:name="ref-candela2005"/>
+    <w:bookmarkEnd w:id="81"/>
+    <w:bookmarkStart w:id="82" w:name="ref-candela2005"/>
     <w:p>
       <w:pPr>
         <w:pStyle w:val="Bibliography"/>
@@ -5876,8 +6044,8 @@
         <w:t xml:space="preserve">os (argentina). Temas de la Biodiversidad del Litoral fluvial argentino II 37–48.</w:t>
       </w:r>
     </w:p>
-    <w:bookmarkEnd w:id="80"/>
-    <w:bookmarkStart w:id="82" w:name="ref-candela2013"/>
+    <w:bookmarkEnd w:id="82"/>
+    <w:bookmarkStart w:id="84" w:name="ref-candela2013"/>
     <w:p>
       <w:pPr>
         <w:pStyle w:val="Bibliography"/>
@@ -5888,7 +6056,7 @@
       <w:r>
         <w:t xml:space="preserve"> </w:t>
       </w:r>
-      <w:hyperlink r:id="rId81">
+      <w:hyperlink r:id="rId83">
         <w:r>
           <w:rPr>
             <w:rStyle w:val="Hyperlink"/>
@@ -5900,8 +6068,8 @@
         <w:t xml:space="preserve">. Lethaia 46:369–377.</w:t>
       </w:r>
     </w:p>
-    <w:bookmarkEnd w:id="82"/>
-    <w:bookmarkStart w:id="84" w:name="ref-carrillo_giant_2015"/>
+    <w:bookmarkEnd w:id="84"/>
+    <w:bookmarkStart w:id="86" w:name="ref-carrillo_giant_2015"/>
     <w:p>
       <w:pPr>
         <w:pStyle w:val="Bibliography"/>
@@ -5912,7 +6080,7 @@
       <w:r>
         <w:t xml:space="preserve"> </w:t>
       </w:r>
-      <w:hyperlink r:id="rId83">
+      <w:hyperlink r:id="rId85">
         <w:r>
           <w:rPr>
             <w:rStyle w:val="Hyperlink"/>
@@ -5924,8 +6092,8 @@
         <w:t xml:space="preserve">. Paläontol Z 89:1057–1071.</w:t>
       </w:r>
     </w:p>
-    <w:bookmarkEnd w:id="84"/>
-    <w:bookmarkStart w:id="85" w:name="ref-carrillo"/>
+    <w:bookmarkEnd w:id="86"/>
+    <w:bookmarkStart w:id="87" w:name="ref-carrillo"/>
     <w:p>
       <w:pPr>
         <w:pStyle w:val="Bibliography"/>
@@ -5934,8 +6102,8 @@
         <w:t xml:space="preserve">Carrillo, J. D., M. F. Torres Jiménez, F. J. Urrea-Barreto, A. Antonelli, C. Bacon, S. Faurby, and D. Silvestro. n.d. Decoupled diversity and disparity after faunistic turnover in caviomorph rodents.</w:t>
       </w:r>
     </w:p>
-    <w:bookmarkEnd w:id="85"/>
-    <w:bookmarkStart w:id="87" w:name="ref-cohen2025"/>
+    <w:bookmarkEnd w:id="87"/>
+    <w:bookmarkStart w:id="89" w:name="ref-cohen2025"/>
     <w:p>
       <w:pPr>
         <w:pStyle w:val="Bibliography"/>
@@ -5946,7 +6114,7 @@
       <w:r>
         <w:t xml:space="preserve"> </w:t>
       </w:r>
-      <w:hyperlink r:id="rId86">
+      <w:hyperlink r:id="rId88">
         <w:r>
           <w:rPr>
             <w:rStyle w:val="Hyperlink"/>
@@ -5958,8 +6126,8 @@
         <w:t xml:space="preserve">. Episodes Journal of International Geoscience 48:105–115.</w:t>
       </w:r>
     </w:p>
-    <w:bookmarkEnd w:id="87"/>
-    <w:bookmarkStart w:id="89" w:name="ref-condamine2018"/>
+    <w:bookmarkEnd w:id="89"/>
+    <w:bookmarkStart w:id="91" w:name="ref-condamine2018"/>
     <w:p>
       <w:pPr>
         <w:pStyle w:val="Bibliography"/>
@@ -5970,7 +6138,7 @@
       <w:r>
         <w:t xml:space="preserve"> </w:t>
       </w:r>
-      <w:hyperlink r:id="rId88">
+      <w:hyperlink r:id="rId90">
         <w:r>
           <w:rPr>
             <w:rStyle w:val="Hyperlink"/>
@@ -5982,8 +6150,8 @@
         <w:t xml:space="preserve">. Systematic Biology 67:940–964.</w:t>
       </w:r>
     </w:p>
-    <w:bookmarkEnd w:id="89"/>
-    <w:bookmarkStart w:id="91" w:name="ref-condamine2019"/>
+    <w:bookmarkEnd w:id="91"/>
+    <w:bookmarkStart w:id="93" w:name="ref-condamine2019"/>
     <w:p>
       <w:pPr>
         <w:pStyle w:val="Bibliography"/>
@@ -5994,7 +6162,7 @@
       <w:r>
         <w:t xml:space="preserve"> </w:t>
       </w:r>
-      <w:hyperlink r:id="rId90">
+      <w:hyperlink r:id="rId92">
         <w:r>
           <w:rPr>
             <w:rStyle w:val="Hyperlink"/>
@@ -6006,8 +6174,8 @@
         <w:t xml:space="preserve">. Ecology Letters 22:1900–1912.</w:t>
       </w:r>
     </w:p>
-    <w:bookmarkEnd w:id="91"/>
-    <w:bookmarkStart w:id="93" w:name="ref-condamine2020"/>
+    <w:bookmarkEnd w:id="93"/>
+    <w:bookmarkStart w:id="95" w:name="ref-condamine2020"/>
     <w:p>
       <w:pPr>
         <w:pStyle w:val="Bibliography"/>
@@ -6018,7 +6186,7 @@
       <w:r>
         <w:t xml:space="preserve"> </w:t>
       </w:r>
-      <w:hyperlink r:id="rId92">
+      <w:hyperlink r:id="rId94">
         <w:r>
           <w:rPr>
             <w:rStyle w:val="Hyperlink"/>
@@ -6030,8 +6198,8 @@
         <w:t xml:space="preserve">. Proceedings of the National Academy of Sciences 117:28867–28875.</w:t>
       </w:r>
     </w:p>
-    <w:bookmarkEnd w:id="93"/>
-    <w:bookmarkStart w:id="95" w:name="ref-cooper2025"/>
+    <w:bookmarkEnd w:id="95"/>
+    <w:bookmarkStart w:id="97" w:name="ref-cooper2025"/>
     <w:p>
       <w:pPr>
         <w:pStyle w:val="Bibliography"/>
@@ -6042,7 +6210,7 @@
       <w:r>
         <w:t xml:space="preserve"> </w:t>
       </w:r>
-      <w:hyperlink r:id="rId94">
+      <w:hyperlink r:id="rId96">
         <w:r>
           <w:rPr>
             <w:rStyle w:val="Hyperlink"/>
@@ -6060,8 +6228,8 @@
         <w:t xml:space="preserve">. Methods in Ecology and Evolution 16:1923–1934.</w:t>
       </w:r>
     </w:p>
-    <w:bookmarkEnd w:id="95"/>
-    <w:bookmarkStart w:id="97" w:name="ref-cooper2024"/>
+    <w:bookmarkEnd w:id="97"/>
+    <w:bookmarkStart w:id="99" w:name="ref-cooper2024"/>
     <w:p>
       <w:pPr>
         <w:pStyle w:val="Bibliography"/>
@@ -6072,7 +6240,7 @@
       <w:r>
         <w:t xml:space="preserve"> </w:t>
       </w:r>
-      <w:hyperlink r:id="rId96">
+      <w:hyperlink r:id="rId98">
         <w:r>
           <w:rPr>
             <w:rStyle w:val="Hyperlink"/>
@@ -6084,8 +6252,8 @@
         <w:t xml:space="preserve">. Nature Communications 15:4199.</w:t>
       </w:r>
     </w:p>
-    <w:bookmarkEnd w:id="97"/>
-    <w:bookmarkStart w:id="99" w:name="ref-cuitiño2021"/>
+    <w:bookmarkEnd w:id="99"/>
+    <w:bookmarkStart w:id="101" w:name="ref-cuitiño2021"/>
     <w:p>
       <w:pPr>
         <w:pStyle w:val="Bibliography"/>
@@ -6096,7 +6264,7 @@
       <w:r>
         <w:t xml:space="preserve"> </w:t>
       </w:r>
-      <w:hyperlink r:id="rId98">
+      <w:hyperlink r:id="rId100">
         <w:r>
           <w:rPr>
             <w:rStyle w:val="Hyperlink"/>
@@ -6114,8 +6282,8 @@
         <w:t xml:space="preserve">. Journal of the Geological Society 178:jgs2020–188.</w:t>
       </w:r>
     </w:p>
-    <w:bookmarkEnd w:id="99"/>
-    <w:bookmarkStart w:id="101" w:name="ref-dacunha2023"/>
+    <w:bookmarkEnd w:id="101"/>
+    <w:bookmarkStart w:id="103" w:name="ref-dacunha2023"/>
     <w:p>
       <w:pPr>
         <w:pStyle w:val="Bibliography"/>
@@ -6126,7 +6294,7 @@
       <w:r>
         <w:t xml:space="preserve"> </w:t>
       </w:r>
-      <w:hyperlink r:id="rId100">
+      <w:hyperlink r:id="rId102">
         <w:r>
           <w:rPr>
             <w:rStyle w:val="Hyperlink"/>
@@ -6138,8 +6306,8 @@
         <w:t xml:space="preserve">. Journal of Mammalian Evolution 30:1155–1176.</w:t>
       </w:r>
     </w:p>
-    <w:bookmarkEnd w:id="101"/>
-    <w:bookmarkStart w:id="103" w:name="ref-damuth1993"/>
+    <w:bookmarkEnd w:id="103"/>
+    <w:bookmarkStart w:id="105" w:name="ref-damuth1993"/>
     <w:p>
       <w:pPr>
         <w:pStyle w:val="Bibliography"/>
@@ -6150,7 +6318,7 @@
       <w:r>
         <w:t xml:space="preserve"> </w:t>
       </w:r>
-      <w:hyperlink r:id="rId102">
+      <w:hyperlink r:id="rId104">
         <w:r>
           <w:rPr>
             <w:rStyle w:val="Hyperlink"/>
@@ -6162,8 +6330,8 @@
         <w:t xml:space="preserve">. Nature 365:748–750.</w:t>
       </w:r>
     </w:p>
-    <w:bookmarkEnd w:id="103"/>
-    <w:bookmarkStart w:id="105" w:name="ref-damuth2011"/>
+    <w:bookmarkEnd w:id="105"/>
+    <w:bookmarkStart w:id="107" w:name="ref-damuth2011"/>
     <w:p>
       <w:pPr>
         <w:pStyle w:val="Bibliography"/>
@@ -6174,7 +6342,7 @@
       <w:r>
         <w:t xml:space="preserve"> </w:t>
       </w:r>
-      <w:hyperlink r:id="rId104">
+      <w:hyperlink r:id="rId106">
         <w:r>
           <w:rPr>
             <w:rStyle w:val="Hyperlink"/>
@@ -6186,8 +6354,8 @@
         <w:t xml:space="preserve">. Biological Reviews 86:733–758.</w:t>
       </w:r>
     </w:p>
-    <w:bookmarkEnd w:id="105"/>
-    <w:bookmarkStart w:id="107" w:name="ref-drury2016"/>
+    <w:bookmarkEnd w:id="107"/>
+    <w:bookmarkStart w:id="109" w:name="ref-drury2016"/>
     <w:p>
       <w:pPr>
         <w:pStyle w:val="Bibliography"/>
@@ -6198,7 +6366,7 @@
       <w:r>
         <w:t xml:space="preserve"> </w:t>
       </w:r>
-      <w:hyperlink r:id="rId106">
+      <w:hyperlink r:id="rId108">
         <w:r>
           <w:rPr>
             <w:rStyle w:val="Hyperlink"/>
@@ -6210,8 +6378,8 @@
         <w:t xml:space="preserve">. Systematic Biology 65:700–710.</w:t>
       </w:r>
     </w:p>
-    <w:bookmarkEnd w:id="107"/>
-    <w:bookmarkStart w:id="109" w:name="ref-dunn2013"/>
+    <w:bookmarkEnd w:id="109"/>
+    <w:bookmarkStart w:id="111" w:name="ref-dunn2013"/>
     <w:p>
       <w:pPr>
         <w:pStyle w:val="Bibliography"/>
@@ -6222,7 +6390,7 @@
       <w:r>
         <w:t xml:space="preserve"> </w:t>
       </w:r>
-      <w:hyperlink r:id="rId108">
+      <w:hyperlink r:id="rId110">
         <w:r>
           <w:rPr>
             <w:rStyle w:val="Hyperlink"/>
@@ -6240,8 +6408,8 @@
         <w:t xml:space="preserve">. GSA Bulletin 125:539–555.</w:t>
       </w:r>
     </w:p>
-    <w:bookmarkEnd w:id="109"/>
-    <w:bookmarkStart w:id="111" w:name="ref-esteve2025"/>
+    <w:bookmarkEnd w:id="111"/>
+    <w:bookmarkStart w:id="113" w:name="ref-esteve2025"/>
     <w:p>
       <w:pPr>
         <w:pStyle w:val="Bibliography"/>
@@ -6252,7 +6420,7 @@
       <w:r>
         <w:t xml:space="preserve"> </w:t>
       </w:r>
-      <w:hyperlink r:id="rId110">
+      <w:hyperlink r:id="rId112">
         <w:r>
           <w:rPr>
             <w:rStyle w:val="Hyperlink"/>
@@ -6264,8 +6432,8 @@
         <w:t xml:space="preserve">. Proceedings of the Royal Society B: Biological Sciences 292:20252245.</w:t>
       </w:r>
     </w:p>
-    <w:bookmarkEnd w:id="111"/>
-    <w:bookmarkStart w:id="113" w:name="ref-etienne2011"/>
+    <w:bookmarkEnd w:id="113"/>
+    <w:bookmarkStart w:id="115" w:name="ref-etienne2011"/>
     <w:p>
       <w:pPr>
         <w:pStyle w:val="Bibliography"/>
@@ -6276,7 +6444,7 @@
       <w:r>
         <w:t xml:space="preserve"> </w:t>
       </w:r>
-      <w:hyperlink r:id="rId112">
+      <w:hyperlink r:id="rId114">
         <w:r>
           <w:rPr>
             <w:rStyle w:val="Hyperlink"/>
@@ -6288,8 +6456,8 @@
         <w:t xml:space="preserve">. Proceedings of the Royal Society B: Biological Sciences 279:1300–1309.</w:t>
       </w:r>
     </w:p>
-    <w:bookmarkEnd w:id="113"/>
-    <w:bookmarkStart w:id="115" w:name="ref-faurby2016"/>
+    <w:bookmarkEnd w:id="115"/>
+    <w:bookmarkStart w:id="117" w:name="ref-faurby2016"/>
     <w:p>
       <w:pPr>
         <w:pStyle w:val="Bibliography"/>
@@ -6300,7 +6468,7 @@
       <w:r>
         <w:t xml:space="preserve"> </w:t>
       </w:r>
-      <w:hyperlink r:id="rId114">
+      <w:hyperlink r:id="rId116">
         <w:r>
           <w:rPr>
             <w:rStyle w:val="Hyperlink"/>
@@ -6312,8 +6480,8 @@
         <w:t xml:space="preserve">. The American Naturalist 187:812–820.</w:t>
       </w:r>
     </w:p>
-    <w:bookmarkEnd w:id="115"/>
-    <w:bookmarkStart w:id="117" w:name="ref-fernicola2019"/>
+    <w:bookmarkEnd w:id="117"/>
+    <w:bookmarkStart w:id="119" w:name="ref-fernicola2019"/>
     <w:p>
       <w:pPr>
         <w:pStyle w:val="Bibliography"/>
@@ -6324,7 +6492,7 @@
       <w:r>
         <w:t xml:space="preserve"> </w:t>
       </w:r>
-      <w:hyperlink r:id="rId116">
+      <w:hyperlink r:id="rId118">
         <w:r>
           <w:rPr>
             <w:rStyle w:val="Hyperlink"/>
@@ -6342,8 +6510,8 @@
         <w:t xml:space="preserve">. Publicación Electrónica de la Asociación Paleontológica Argentina 19.</w:t>
       </w:r>
     </w:p>
-    <w:bookmarkEnd w:id="117"/>
-    <w:bookmarkStart w:id="119" w:name="ref-flannery-sutherland2022"/>
+    <w:bookmarkEnd w:id="119"/>
+    <w:bookmarkStart w:id="121" w:name="ref-flannery-sutherland2022"/>
     <w:p>
       <w:pPr>
         <w:pStyle w:val="Bibliography"/>
@@ -6354,7 +6522,7 @@
       <w:r>
         <w:t xml:space="preserve"> </w:t>
       </w:r>
-      <w:hyperlink r:id="rId118">
+      <w:hyperlink r:id="rId120">
         <w:r>
           <w:rPr>
             <w:rStyle w:val="Hyperlink"/>
@@ -6366,8 +6534,8 @@
         <w:t xml:space="preserve">. Nature Communications 13:2751.</w:t>
       </w:r>
     </w:p>
-    <w:bookmarkEnd w:id="119"/>
-    <w:bookmarkStart w:id="121" w:name="ref-foote1993"/>
+    <w:bookmarkEnd w:id="121"/>
+    <w:bookmarkStart w:id="123" w:name="ref-foote1993"/>
     <w:p>
       <w:pPr>
         <w:pStyle w:val="Bibliography"/>
@@ -6378,7 +6546,7 @@
       <w:r>
         <w:t xml:space="preserve"> </w:t>
       </w:r>
-      <w:hyperlink r:id="rId120">
+      <w:hyperlink r:id="rId122">
         <w:r>
           <w:rPr>
             <w:rStyle w:val="Hyperlink"/>
@@ -6390,8 +6558,8 @@
         <w:t xml:space="preserve">. Paleobiology 19:185–204.</w:t>
       </w:r>
     </w:p>
-    <w:bookmarkEnd w:id="121"/>
-    <w:bookmarkStart w:id="123" w:name="ref-foote1997"/>
+    <w:bookmarkEnd w:id="123"/>
+    <w:bookmarkStart w:id="125" w:name="ref-foote1997"/>
     <w:p>
       <w:pPr>
         <w:pStyle w:val="Bibliography"/>
@@ -6402,7 +6570,7 @@
       <w:r>
         <w:t xml:space="preserve"> </w:t>
       </w:r>
-      <w:hyperlink r:id="rId122">
+      <w:hyperlink r:id="rId124">
         <w:r>
           <w:rPr>
             <w:rStyle w:val="Hyperlink"/>
@@ -6414,8 +6582,8 @@
         <w:t xml:space="preserve">. Annual Review of Ecology, Evolution, and Systematics 28:129–152.</w:t>
       </w:r>
     </w:p>
-    <w:bookmarkEnd w:id="123"/>
-    <w:bookmarkStart w:id="125" w:name="ref-guayasamin2024"/>
+    <w:bookmarkEnd w:id="125"/>
+    <w:bookmarkStart w:id="127" w:name="ref-guayasamin2024"/>
     <w:p>
       <w:pPr>
         <w:pStyle w:val="Bibliography"/>
@@ -6426,7 +6594,7 @@
       <w:r>
         <w:t xml:space="preserve"> </w:t>
       </w:r>
-      <w:hyperlink r:id="rId124">
+      <w:hyperlink r:id="rId126">
         <w:r>
           <w:rPr>
             <w:rStyle w:val="Hyperlink"/>
@@ -6438,8 +6606,8 @@
         <w:t xml:space="preserve">. Acta Amazonica 54:e54bc21360.</w:t>
       </w:r>
     </w:p>
-    <w:bookmarkEnd w:id="125"/>
-    <w:bookmarkStart w:id="127" w:name="ref-hagen2018"/>
+    <w:bookmarkEnd w:id="127"/>
+    <w:bookmarkStart w:id="129" w:name="ref-hagen2018"/>
     <w:p>
       <w:pPr>
         <w:pStyle w:val="Bibliography"/>
@@ -6450,7 +6618,7 @@
       <w:r>
         <w:t xml:space="preserve"> </w:t>
       </w:r>
-      <w:hyperlink r:id="rId126">
+      <w:hyperlink r:id="rId128">
         <w:r>
           <w:rPr>
             <w:rStyle w:val="Hyperlink"/>
@@ -6462,8 +6630,8 @@
         <w:t xml:space="preserve">. Systematic Biology 67:458–474.</w:t>
       </w:r>
     </w:p>
-    <w:bookmarkEnd w:id="127"/>
-    <w:bookmarkStart w:id="129" w:name="ref-hauffe2024"/>
+    <w:bookmarkEnd w:id="129"/>
+    <w:bookmarkStart w:id="131" w:name="ref-hauffe2024"/>
     <w:p>
       <w:pPr>
         <w:pStyle w:val="Bibliography"/>
@@ -6474,7 +6642,7 @@
       <w:r>
         <w:t xml:space="preserve"> </w:t>
       </w:r>
-      <w:hyperlink r:id="rId128">
+      <w:hyperlink r:id="rId130">
         <w:r>
           <w:rPr>
             <w:rStyle w:val="Hyperlink"/>
@@ -6486,8 +6654,8 @@
         <w:t xml:space="preserve">. Science Advances 10:eadl2643. American Association for the Advancement of Science.</w:t>
       </w:r>
     </w:p>
-    <w:bookmarkEnd w:id="129"/>
-    <w:bookmarkStart w:id="131" w:name="ref-hernández2005"/>
+    <w:bookmarkEnd w:id="131"/>
+    <w:bookmarkStart w:id="133" w:name="ref-hernández2005"/>
     <w:p>
       <w:pPr>
         <w:pStyle w:val="Bibliography"/>
@@ -6498,7 +6666,7 @@
       <w:r>
         <w:t xml:space="preserve"> </w:t>
       </w:r>
-      <w:hyperlink r:id="rId130">
+      <w:hyperlink r:id="rId132">
         <w:r>
           <w:rPr>
             <w:rStyle w:val="Hyperlink"/>
@@ -6510,8 +6678,8 @@
         <w:t xml:space="preserve">. Journal of South American Earth Sciences 19:495–512.</w:t>
       </w:r>
     </w:p>
-    <w:bookmarkEnd w:id="131"/>
-    <w:bookmarkStart w:id="132" w:name="ref-homerocamacho1967"/>
+    <w:bookmarkEnd w:id="133"/>
+    <w:bookmarkStart w:id="134" w:name="ref-homerocamacho1967"/>
     <w:p>
       <w:pPr>
         <w:pStyle w:val="Bibliography"/>
@@ -6520,8 +6688,8 @@
         <w:t xml:space="preserve">Homero Camacho, H. 1967. Las transgresiones del cretácico superior y terciario de la argentina. Revista de la Asociación Geológica Argentina 22:253–280.</w:t>
       </w:r>
     </w:p>
-    <w:bookmarkEnd w:id="132"/>
-    <w:bookmarkStart w:id="134" w:name="ref-hoorn2022"/>
+    <w:bookmarkEnd w:id="134"/>
+    <w:bookmarkStart w:id="136" w:name="ref-hoorn2022"/>
     <w:p>
       <w:pPr>
         <w:pStyle w:val="Bibliography"/>
@@ -6532,7 +6700,7 @@
       <w:r>
         <w:t xml:space="preserve"> </w:t>
       </w:r>
-      <w:hyperlink r:id="rId133">
+      <w:hyperlink r:id="rId135">
         <w:r>
           <w:rPr>
             <w:rStyle w:val="Hyperlink"/>
@@ -6544,8 +6712,8 @@
         <w:t xml:space="preserve">. Botanical Journal of the Linnean Society 199:25–35.</w:t>
       </w:r>
     </w:p>
-    <w:bookmarkEnd w:id="134"/>
-    <w:bookmarkStart w:id="136" w:name="ref-hoorn1995"/>
+    <w:bookmarkEnd w:id="136"/>
+    <w:bookmarkStart w:id="138" w:name="ref-hoorn1995"/>
     <w:p>
       <w:pPr>
         <w:pStyle w:val="Bibliography"/>
@@ -6556,7 +6724,7 @@
       <w:r>
         <w:t xml:space="preserve"> </w:t>
       </w:r>
-      <w:hyperlink r:id="rId135">
+      <w:hyperlink r:id="rId137">
         <w:r>
           <w:rPr>
             <w:rStyle w:val="Hyperlink"/>
@@ -6568,8 +6736,8 @@
         <w:t xml:space="preserve">. Geology 23:237.</w:t>
       </w:r>
     </w:p>
-    <w:bookmarkEnd w:id="136"/>
-    <w:bookmarkStart w:id="138" w:name="ref-hoorn2010"/>
+    <w:bookmarkEnd w:id="138"/>
+    <w:bookmarkStart w:id="140" w:name="ref-hoorn2010"/>
     <w:p>
       <w:pPr>
         <w:pStyle w:val="Bibliography"/>
@@ -6580,7 +6748,7 @@
       <w:r>
         <w:t xml:space="preserve"> </w:t>
       </w:r>
-      <w:hyperlink r:id="rId137">
+      <w:hyperlink r:id="rId139">
         <w:r>
           <w:rPr>
             <w:rStyle w:val="Hyperlink"/>
@@ -6592,8 +6760,8 @@
         <w:t xml:space="preserve">. Science 330:927–931.</w:t>
       </w:r>
     </w:p>
-    <w:bookmarkEnd w:id="138"/>
-    <w:bookmarkStart w:id="140" w:name="ref-hullot2025"/>
+    <w:bookmarkEnd w:id="140"/>
+    <w:bookmarkStart w:id="142" w:name="ref-hullot2025"/>
     <w:p>
       <w:pPr>
         <w:pStyle w:val="Bibliography"/>
@@ -6604,7 +6772,7 @@
       <w:r>
         <w:t xml:space="preserve"> </w:t>
       </w:r>
-      <w:hyperlink r:id="rId139">
+      <w:hyperlink r:id="rId141">
         <w:r>
           <w:rPr>
             <w:rStyle w:val="Hyperlink"/>
@@ -6616,8 +6784,8 @@
         <w:t xml:space="preserve">. Palaeogeography, Palaeoclimatology, Palaeoecology 675:113076.</w:t>
       </w:r>
     </w:p>
-    <w:bookmarkEnd w:id="140"/>
-    <w:bookmarkStart w:id="141" w:name="ref-janis1988"/>
+    <w:bookmarkEnd w:id="142"/>
+    <w:bookmarkStart w:id="143" w:name="ref-janis1988"/>
     <w:p>
       <w:pPr>
         <w:pStyle w:val="Bibliography"/>
@@ -6626,8 +6794,8 @@
         <w:t xml:space="preserve">Janis, C. M. 1988. An estimation of tooth volume and hypsodonty indices in ungulate mammals, and the correlation of these factors with dietary preferences. Mémoires du Moséum d’Histoire Naturelle de Paris 367–387.</w:t>
       </w:r>
     </w:p>
-    <w:bookmarkEnd w:id="141"/>
-    <w:bookmarkStart w:id="143" w:name="ref-jaramillo2017"/>
+    <w:bookmarkEnd w:id="143"/>
+    <w:bookmarkStart w:id="145" w:name="ref-jaramillo2017"/>
     <w:p>
       <w:pPr>
         <w:pStyle w:val="Bibliography"/>
@@ -6638,7 +6806,7 @@
       <w:r>
         <w:t xml:space="preserve"> </w:t>
       </w:r>
-      <w:hyperlink r:id="rId142">
+      <w:hyperlink r:id="rId144">
         <w:r>
           <w:rPr>
             <w:rStyle w:val="Hyperlink"/>
@@ -6650,8 +6818,8 @@
         <w:t xml:space="preserve">. Science Advances 3:e1601693.</w:t>
       </w:r>
     </w:p>
-    <w:bookmarkEnd w:id="143"/>
-    <w:bookmarkStart w:id="145" w:name="ref-jardine2012"/>
+    <w:bookmarkEnd w:id="145"/>
+    <w:bookmarkStart w:id="147" w:name="ref-jardine2012"/>
     <w:p>
       <w:pPr>
         <w:pStyle w:val="Bibliography"/>
@@ -6662,7 +6830,7 @@
       <w:r>
         <w:t xml:space="preserve"> </w:t>
       </w:r>
-      <w:hyperlink r:id="rId144">
+      <w:hyperlink r:id="rId146">
         <w:r>
           <w:rPr>
             <w:rStyle w:val="Hyperlink"/>
@@ -6674,8 +6842,8 @@
         <w:t xml:space="preserve">. Palaeogeography, Palaeoclimatology, Palaeoecology 365-366:1–10.</w:t>
       </w:r>
     </w:p>
-    <w:bookmarkEnd w:id="145"/>
-    <w:bookmarkStart w:id="147" w:name="ref-lehtonen2017"/>
+    <w:bookmarkEnd w:id="147"/>
+    <w:bookmarkStart w:id="149" w:name="ref-lehtonen2017"/>
     <w:p>
       <w:pPr>
         <w:pStyle w:val="Bibliography"/>
@@ -6686,7 +6854,7 @@
       <w:r>
         <w:t xml:space="preserve"> </w:t>
       </w:r>
-      <w:hyperlink r:id="rId146">
+      <w:hyperlink r:id="rId148">
         <w:r>
           <w:rPr>
             <w:rStyle w:val="Hyperlink"/>
@@ -6698,8 +6866,8 @@
         <w:t xml:space="preserve">. Scientific Reports 7:4831.</w:t>
       </w:r>
     </w:p>
-    <w:bookmarkEnd w:id="147"/>
-    <w:bookmarkStart w:id="149" w:name="ref-liow2008"/>
+    <w:bookmarkEnd w:id="149"/>
+    <w:bookmarkStart w:id="151" w:name="ref-liow2008"/>
     <w:p>
       <w:pPr>
         <w:pStyle w:val="Bibliography"/>
@@ -6710,7 +6878,7 @@
       <w:r>
         <w:t xml:space="preserve"> </w:t>
       </w:r>
-      <w:hyperlink r:id="rId148">
+      <w:hyperlink r:id="rId150">
         <w:r>
           <w:rPr>
             <w:rStyle w:val="Hyperlink"/>
@@ -6722,8 +6890,8 @@
         <w:t xml:space="preserve">. Proceedings of the National Academy of Sciences 105:6097–6102.</w:t>
       </w:r>
     </w:p>
-    <w:bookmarkEnd w:id="149"/>
-    <w:bookmarkStart w:id="151" w:name="ref-liow2010"/>
+    <w:bookmarkEnd w:id="151"/>
+    <w:bookmarkStart w:id="153" w:name="ref-liow2010"/>
     <w:p>
       <w:pPr>
         <w:pStyle w:val="Bibliography"/>
@@ -6734,7 +6902,7 @@
       <w:r>
         <w:t xml:space="preserve"> </w:t>
       </w:r>
-      <w:hyperlink r:id="rId150">
+      <w:hyperlink r:id="rId152">
         <w:r>
           <w:rPr>
             <w:rStyle w:val="Hyperlink"/>
@@ -6746,8 +6914,8 @@
         <w:t xml:space="preserve"> Systematic Biology 59:646–659.</w:t>
       </w:r>
     </w:p>
-    <w:bookmarkEnd w:id="151"/>
-    <w:bookmarkStart w:id="153" w:name="ref-lomolino2005"/>
+    <w:bookmarkEnd w:id="153"/>
+    <w:bookmarkStart w:id="155" w:name="ref-lomolino2005"/>
     <w:p>
       <w:pPr>
         <w:pStyle w:val="Bibliography"/>
@@ -6758,7 +6926,7 @@
       <w:r>
         <w:t xml:space="preserve"> </w:t>
       </w:r>
-      <w:hyperlink r:id="rId152">
+      <w:hyperlink r:id="rId154">
         <w:r>
           <w:rPr>
             <w:rStyle w:val="Hyperlink"/>
@@ -6770,8 +6938,8 @@
         <w:t xml:space="preserve">. Journal of Biogeography 32:1683–1699.</w:t>
       </w:r>
     </w:p>
-    <w:bookmarkEnd w:id="153"/>
-    <w:bookmarkStart w:id="155" w:name="ref-macfadden2000"/>
+    <w:bookmarkEnd w:id="155"/>
+    <w:bookmarkStart w:id="157" w:name="ref-macfadden2000"/>
     <w:p>
       <w:pPr>
         <w:pStyle w:val="Bibliography"/>
@@ -6782,7 +6950,7 @@
       <w:r>
         <w:t xml:space="preserve"> </w:t>
       </w:r>
-      <w:hyperlink r:id="rId154">
+      <w:hyperlink r:id="rId156">
         <w:r>
           <w:rPr>
             <w:rStyle w:val="Hyperlink"/>
@@ -6794,8 +6962,8 @@
         <w:t xml:space="preserve">. Annual Review of Ecology and Systematics 31:33–59.</w:t>
       </w:r>
     </w:p>
-    <w:bookmarkEnd w:id="155"/>
-    <w:bookmarkStart w:id="157" w:name="ref-macphee2011"/>
+    <w:bookmarkEnd w:id="157"/>
+    <w:bookmarkStart w:id="159" w:name="ref-macphee2011"/>
     <w:p>
       <w:pPr>
         <w:pStyle w:val="Bibliography"/>
@@ -6806,7 +6974,7 @@
       <w:r>
         <w:t xml:space="preserve"> </w:t>
       </w:r>
-      <w:hyperlink r:id="rId156">
+      <w:hyperlink r:id="rId158">
         <w:r>
           <w:rPr>
             <w:rStyle w:val="Hyperlink"/>
@@ -6818,8 +6986,8 @@
         <w:t xml:space="preserve">. Bulletin of the American Museum of Natural History 2011:1–70.</w:t>
       </w:r>
     </w:p>
-    <w:bookmarkEnd w:id="157"/>
-    <w:bookmarkStart w:id="159" w:name="ref-marion_bioluminescence_2025"/>
+    <w:bookmarkEnd w:id="159"/>
+    <w:bookmarkStart w:id="161" w:name="ref-marion_bioluminescence_2025"/>
     <w:p>
       <w:pPr>
         <w:pStyle w:val="Bibliography"/>
@@ -6830,7 +6998,7 @@
       <w:r>
         <w:t xml:space="preserve"> </w:t>
       </w:r>
-      <w:hyperlink r:id="rId158">
+      <w:hyperlink r:id="rId160">
         <w:r>
           <w:rPr>
             <w:rStyle w:val="Hyperlink"/>
@@ -6842,8 +7010,8 @@
         <w:t xml:space="preserve">. Proceedings of the Royal Society B: Biological Sciences 292:20242932. Royal Society.</w:t>
       </w:r>
     </w:p>
-    <w:bookmarkEnd w:id="159"/>
-    <w:bookmarkStart w:id="161" w:name="ref-marivaux2022"/>
+    <w:bookmarkEnd w:id="161"/>
+    <w:bookmarkStart w:id="163" w:name="ref-marivaux2022"/>
     <w:p>
       <w:pPr>
         <w:pStyle w:val="Bibliography"/>
@@ -6854,7 +7022,7 @@
       <w:r>
         <w:t xml:space="preserve"> </w:t>
       </w:r>
-      <w:hyperlink r:id="rId160">
+      <w:hyperlink r:id="rId162">
         <w:r>
           <w:rPr>
             <w:rStyle w:val="Hyperlink"/>
@@ -6866,8 +7034,8 @@
         <w:t xml:space="preserve">. Journal of Mammalian Evolution 29:969–995.</w:t>
       </w:r>
     </w:p>
-    <w:bookmarkEnd w:id="161"/>
-    <w:bookmarkStart w:id="163" w:name="ref-marivaux_early_2020"/>
+    <w:bookmarkEnd w:id="163"/>
+    <w:bookmarkStart w:id="165" w:name="ref-marivaux_early_2020"/>
     <w:p>
       <w:pPr>
         <w:pStyle w:val="Bibliography"/>
@@ -6878,7 +7046,7 @@
       <w:r>
         <w:t xml:space="preserve"> </w:t>
       </w:r>
-      <w:hyperlink r:id="rId162">
+      <w:hyperlink r:id="rId164">
         <w:r>
           <w:rPr>
             <w:rStyle w:val="Hyperlink"/>
@@ -6890,8 +7058,8 @@
         <w:t xml:space="preserve">. Proceedings of the Royal Society B: Biological Sciences 287:20192806.</w:t>
       </w:r>
     </w:p>
-    <w:bookmarkEnd w:id="163"/>
-    <w:bookmarkStart w:id="165" w:name="ref-marshall1982"/>
+    <w:bookmarkEnd w:id="165"/>
+    <w:bookmarkStart w:id="167" w:name="ref-marshall1982"/>
     <w:p>
       <w:pPr>
         <w:pStyle w:val="Bibliography"/>
@@ -6902,7 +7070,7 @@
       <w:r>
         <w:t xml:space="preserve"> </w:t>
       </w:r>
-      <w:hyperlink r:id="rId164">
+      <w:hyperlink r:id="rId166">
         <w:r>
           <w:rPr>
             <w:rStyle w:val="Hyperlink"/>
@@ -6914,8 +7082,8 @@
         <w:t xml:space="preserve">. Science 215:1351–1357.</w:t>
       </w:r>
     </w:p>
-    <w:bookmarkEnd w:id="165"/>
-    <w:bookmarkStart w:id="167" w:name="ref-mcfarlane1998"/>
+    <w:bookmarkEnd w:id="167"/>
+    <w:bookmarkStart w:id="169" w:name="ref-mcfarlane1998"/>
     <w:p>
       <w:pPr>
         <w:pStyle w:val="Bibliography"/>
@@ -6926,7 +7094,7 @@
       <w:r>
         <w:t xml:space="preserve"> </w:t>
       </w:r>
-      <w:hyperlink r:id="rId166">
+      <w:hyperlink r:id="rId168">
         <w:r>
           <w:rPr>
             <w:rStyle w:val="Hyperlink"/>
@@ -6938,8 +7106,8 @@
         <w:t xml:space="preserve">. Quaternary Research 50:80–89.</w:t>
       </w:r>
     </w:p>
-    <w:bookmarkEnd w:id="167"/>
-    <w:bookmarkStart w:id="169" w:name="ref-meiri2007"/>
+    <w:bookmarkEnd w:id="169"/>
+    <w:bookmarkStart w:id="171" w:name="ref-meiri2007"/>
     <w:p>
       <w:pPr>
         <w:pStyle w:val="Bibliography"/>
@@ -6950,7 +7118,7 @@
       <w:r>
         <w:t xml:space="preserve"> </w:t>
       </w:r>
-      <w:hyperlink r:id="rId168">
+      <w:hyperlink r:id="rId170">
         <w:r>
           <w:rPr>
             <w:rStyle w:val="Hyperlink"/>
@@ -6962,8 +7130,8 @@
         <w:t xml:space="preserve"> Proceedings of the Royal Society B: Biological Sciences 275:141–148.</w:t>
       </w:r>
     </w:p>
-    <w:bookmarkEnd w:id="169"/>
-    <w:bookmarkStart w:id="171" w:name="ref-miller2020"/>
+    <w:bookmarkEnd w:id="171"/>
+    <w:bookmarkStart w:id="173" w:name="ref-miller2020"/>
     <w:p>
       <w:pPr>
         <w:pStyle w:val="Bibliography"/>
@@ -6974,7 +7142,7 @@
       <w:r>
         <w:t xml:space="preserve"> </w:t>
       </w:r>
-      <w:hyperlink r:id="rId170">
+      <w:hyperlink r:id="rId172">
         <w:r>
           <w:rPr>
             <w:rStyle w:val="Hyperlink"/>
@@ -6986,8 +7154,8 @@
         <w:t xml:space="preserve">. Science Advances 6:eaaz1346.</w:t>
       </w:r>
     </w:p>
-    <w:bookmarkEnd w:id="171"/>
-    <w:bookmarkStart w:id="173" w:name="ref-mones1982"/>
+    <w:bookmarkEnd w:id="173"/>
+    <w:bookmarkStart w:id="175" w:name="ref-mones1982"/>
     <w:p>
       <w:pPr>
         <w:pStyle w:val="Bibliography"/>
@@ -6998,7 +7166,7 @@
       <w:r>
         <w:t xml:space="preserve"> </w:t>
       </w:r>
-      <w:hyperlink r:id="rId172">
+      <w:hyperlink r:id="rId174">
         <w:r>
           <w:rPr>
             <w:rStyle w:val="Hyperlink"/>
@@ -7010,8 +7178,8 @@
         <w:t xml:space="preserve"> Paläontologische Zeitschrift 56:107–111.</w:t>
       </w:r>
     </w:p>
-    <w:bookmarkEnd w:id="173"/>
-    <w:bookmarkStart w:id="175" w:name="ref-muñoz2023"/>
+    <w:bookmarkEnd w:id="175"/>
+    <w:bookmarkStart w:id="177" w:name="ref-muñoz2023"/>
     <w:p>
       <w:pPr>
         <w:pStyle w:val="Bibliography"/>
@@ -7022,7 +7190,7 @@
       <w:r>
         <w:t xml:space="preserve"> </w:t>
       </w:r>
-      <w:hyperlink r:id="rId174">
+      <w:hyperlink r:id="rId176">
         <w:r>
           <w:rPr>
             <w:rStyle w:val="Hyperlink"/>
@@ -7070,8 +7238,8 @@
         <w:t xml:space="preserve">. Ameghiniana 60:465–491.</w:t>
       </w:r>
     </w:p>
-    <w:bookmarkEnd w:id="175"/>
-    <w:bookmarkStart w:id="177" w:name="ref-neige2026"/>
+    <w:bookmarkEnd w:id="177"/>
+    <w:bookmarkStart w:id="179" w:name="ref-neige2026"/>
     <w:p>
       <w:pPr>
         <w:pStyle w:val="Bibliography"/>
@@ -7082,7 +7250,7 @@
       <w:r>
         <w:t xml:space="preserve"> </w:t>
       </w:r>
-      <w:hyperlink r:id="rId176">
+      <w:hyperlink r:id="rId178">
         <w:r>
           <w:rPr>
             <w:rStyle w:val="Hyperlink"/>
@@ -7094,8 +7262,8 @@
         <w:t xml:space="preserve">. Paleobiology 1–17.</w:t>
       </w:r>
     </w:p>
-    <w:bookmarkEnd w:id="177"/>
-    <w:bookmarkStart w:id="179" w:name="ref-ogg2020"/>
+    <w:bookmarkEnd w:id="179"/>
+    <w:bookmarkStart w:id="181" w:name="ref-ogg2020"/>
     <w:p>
       <w:pPr>
         <w:pStyle w:val="Bibliography"/>
@@ -7106,7 +7274,7 @@
       <w:r>
         <w:t xml:space="preserve"> </w:t>
       </w:r>
-      <w:hyperlink r:id="rId178">
+      <w:hyperlink r:id="rId180">
         <w:r>
           <w:rPr>
             <w:rStyle w:val="Hyperlink"/>
@@ -7131,8 +7299,8 @@
         <w:t xml:space="preserve">. Elsevier.</w:t>
       </w:r>
     </w:p>
-    <w:bookmarkEnd w:id="179"/>
-    <w:bookmarkStart w:id="181" w:name="ref-paiva2026"/>
+    <w:bookmarkEnd w:id="181"/>
+    <w:bookmarkStart w:id="183" w:name="ref-paiva2026"/>
     <w:p>
       <w:pPr>
         <w:pStyle w:val="Bibliography"/>
@@ -7143,7 +7311,7 @@
       <w:r>
         <w:t xml:space="preserve"> </w:t>
       </w:r>
-      <w:hyperlink r:id="rId180">
+      <w:hyperlink r:id="rId182">
         <w:r>
           <w:rPr>
             <w:rStyle w:val="Hyperlink"/>
@@ -7155,8 +7323,8 @@
         <w:t xml:space="preserve">. Palaeontology.</w:t>
       </w:r>
     </w:p>
-    <w:bookmarkEnd w:id="181"/>
-    <w:bookmarkStart w:id="183" w:name="ref-palazzesi2012"/>
+    <w:bookmarkEnd w:id="183"/>
+    <w:bookmarkStart w:id="185" w:name="ref-palazzesi2012"/>
     <w:p>
       <w:pPr>
         <w:pStyle w:val="Bibliography"/>
@@ -7167,7 +7335,7 @@
       <w:r>
         <w:t xml:space="preserve"> </w:t>
       </w:r>
-      <w:hyperlink r:id="rId182">
+      <w:hyperlink r:id="rId184">
         <w:r>
           <w:rPr>
             <w:rStyle w:val="Hyperlink"/>
@@ -7179,8 +7347,8 @@
         <w:t xml:space="preserve">. Nature Communications 3:1294.</w:t>
       </w:r>
     </w:p>
-    <w:bookmarkEnd w:id="183"/>
-    <w:bookmarkStart w:id="184" w:name="ref-pascual1996"/>
+    <w:bookmarkEnd w:id="185"/>
+    <w:bookmarkStart w:id="186" w:name="ref-pascual1996"/>
     <w:p>
       <w:pPr>
         <w:pStyle w:val="Bibliography"/>
@@ -7189,8 +7357,8 @@
         <w:t xml:space="preserve">Pascual, R., E. Ortiz-Jaureguizar, and J. L. Prado. 1996. Land mammals: Paradigm for cenozoic south american geobiotic evolution.</w:t>
       </w:r>
     </w:p>
-    <w:bookmarkEnd w:id="184"/>
-    <w:bookmarkStart w:id="186" w:name="ref-patton2015"/>
+    <w:bookmarkEnd w:id="186"/>
+    <w:bookmarkStart w:id="188" w:name="ref-patton2015"/>
     <w:p>
       <w:pPr>
         <w:pStyle w:val="Bibliography"/>
@@ -7201,7 +7369,7 @@
       <w:r>
         <w:t xml:space="preserve"> </w:t>
       </w:r>
-      <w:hyperlink r:id="rId185">
+      <w:hyperlink r:id="rId187">
         <w:r>
           <w:rPr>
             <w:rStyle w:val="Hyperlink"/>
@@ -7213,8 +7381,8 @@
         <w:t xml:space="preserve">. University of Chicago Press, Chicago, IL.</w:t>
       </w:r>
     </w:p>
-    <w:bookmarkEnd w:id="186"/>
-    <w:bookmarkStart w:id="188" w:name="ref-pérez_new_2010"/>
+    <w:bookmarkEnd w:id="188"/>
+    <w:bookmarkStart w:id="190" w:name="ref-pérez_new_2010"/>
     <w:p>
       <w:pPr>
         <w:pStyle w:val="Bibliography"/>
@@ -7225,7 +7393,7 @@
       <w:r>
         <w:t xml:space="preserve"> </w:t>
       </w:r>
-      <w:hyperlink r:id="rId187">
+      <w:hyperlink r:id="rId189">
         <w:r>
           <w:rPr>
             <w:rStyle w:val="Hyperlink"/>
@@ -7237,8 +7405,8 @@
         <w:t xml:space="preserve">. Journal of Vertebrate Paleontology 30:1848–1859.</w:t>
       </w:r>
     </w:p>
-    <w:bookmarkEnd w:id="188"/>
-    <w:bookmarkStart w:id="190" w:name="ref-rasia_reappraisal_2018"/>
+    <w:bookmarkEnd w:id="190"/>
+    <w:bookmarkStart w:id="192" w:name="ref-rasia_reappraisal_2018"/>
     <w:p>
       <w:pPr>
         <w:pStyle w:val="Bibliography"/>
@@ -7249,7 +7417,7 @@
       <w:r>
         <w:t xml:space="preserve"> </w:t>
       </w:r>
-      <w:hyperlink r:id="rId189">
+      <w:hyperlink r:id="rId191">
         <w:r>
           <w:rPr>
             <w:rStyle w:val="Hyperlink"/>
@@ -7261,8 +7429,8 @@
         <w:t xml:space="preserve">. Historical Biology 30:486–495. Taylor &amp; Francis.</w:t>
       </w:r>
     </w:p>
-    <w:bookmarkEnd w:id="190"/>
-    <w:bookmarkStart w:id="192" w:name="ref-rasia_comprehensive_2021"/>
+    <w:bookmarkEnd w:id="192"/>
+    <w:bookmarkStart w:id="194" w:name="ref-rasia_comprehensive_2021"/>
     <w:p>
       <w:pPr>
         <w:pStyle w:val="Bibliography"/>
@@ -7273,7 +7441,7 @@
       <w:r>
         <w:t xml:space="preserve"> </w:t>
       </w:r>
-      <w:hyperlink r:id="rId191">
+      <w:hyperlink r:id="rId193">
         <w:r>
           <w:rPr>
             <w:rStyle w:val="Hyperlink"/>
@@ -7285,8 +7453,8 @@
         <w:t xml:space="preserve">. Journal of Anatomy 239:405–423.</w:t>
       </w:r>
     </w:p>
-    <w:bookmarkEnd w:id="192"/>
-    <w:bookmarkStart w:id="194" w:name="ref-rasia2024"/>
+    <w:bookmarkEnd w:id="194"/>
+    <w:bookmarkStart w:id="196" w:name="ref-rasia2024"/>
     <w:p>
       <w:pPr>
         <w:pStyle w:val="Bibliography"/>
@@ -7297,7 +7465,7 @@
       <w:r>
         <w:t xml:space="preserve"> </w:t>
       </w:r>
-      <w:hyperlink r:id="rId193">
+      <w:hyperlink r:id="rId195">
         <w:r>
           <w:rPr>
             <w:rStyle w:val="Hyperlink"/>
@@ -7309,8 +7477,8 @@
         <w:t xml:space="preserve">. Historical Biology 37:1902–1914.</w:t>
       </w:r>
     </w:p>
-    <w:bookmarkEnd w:id="194"/>
-    <w:bookmarkStart w:id="196" w:name="ref-rinderknecht2008"/>
+    <w:bookmarkEnd w:id="196"/>
+    <w:bookmarkStart w:id="198" w:name="ref-rinderknecht2008"/>
     <w:p>
       <w:pPr>
         <w:pStyle w:val="Bibliography"/>
@@ -7321,7 +7489,7 @@
       <w:r>
         <w:t xml:space="preserve"> </w:t>
       </w:r>
-      <w:hyperlink r:id="rId195">
+      <w:hyperlink r:id="rId197">
         <w:r>
           <w:rPr>
             <w:rStyle w:val="Hyperlink"/>
@@ -7333,8 +7501,8 @@
         <w:t xml:space="preserve">. Proceedings of the Royal Society B: Biological Sciences 275:923–928.</w:t>
       </w:r>
     </w:p>
-    <w:bookmarkEnd w:id="196"/>
-    <w:bookmarkStart w:id="198" w:name="ref-robinet2020"/>
+    <w:bookmarkEnd w:id="198"/>
+    <w:bookmarkStart w:id="200" w:name="ref-robinet2020"/>
     <w:p>
       <w:pPr>
         <w:pStyle w:val="Bibliography"/>
@@ -7345,7 +7513,7 @@
       <w:r>
         <w:t xml:space="preserve"> </w:t>
       </w:r>
-      <w:hyperlink r:id="rId197">
+      <w:hyperlink r:id="rId199">
         <w:r>
           <w:rPr>
             <w:rStyle w:val="Hyperlink"/>
@@ -7357,8 +7525,8 @@
         <w:t xml:space="preserve">. Journal of Mammalogy 101:386–402.</w:t>
       </w:r>
     </w:p>
-    <w:bookmarkEnd w:id="198"/>
-    <w:bookmarkStart w:id="200" w:name="ref-salas-gismondi2015"/>
+    <w:bookmarkEnd w:id="200"/>
+    <w:bookmarkStart w:id="202" w:name="ref-salas-gismondi2015"/>
     <w:p>
       <w:pPr>
         <w:pStyle w:val="Bibliography"/>
@@ -7369,7 +7537,7 @@
       <w:r>
         <w:t xml:space="preserve"> </w:t>
       </w:r>
-      <w:hyperlink r:id="rId199">
+      <w:hyperlink r:id="rId201">
         <w:r>
           <w:rPr>
             <w:rStyle w:val="Hyperlink"/>
@@ -7381,8 +7549,8 @@
         <w:t xml:space="preserve">. Proceedings of the Royal Society B: Biological Sciences 282:20142490.</w:t>
       </w:r>
     </w:p>
-    <w:bookmarkEnd w:id="200"/>
-    <w:bookmarkStart w:id="202" w:name="ref-sánchez-villagra2003"/>
+    <w:bookmarkEnd w:id="202"/>
+    <w:bookmarkStart w:id="204" w:name="ref-sánchez-villagra2003"/>
     <w:p>
       <w:pPr>
         <w:pStyle w:val="Bibliography"/>
@@ -7393,7 +7561,7 @@
       <w:r>
         <w:t xml:space="preserve"> </w:t>
       </w:r>
-      <w:hyperlink r:id="rId201">
+      <w:hyperlink r:id="rId203">
         <w:r>
           <w:rPr>
             <w:rStyle w:val="Hyperlink"/>
@@ -7405,19 +7573,43 @@
         <w:t xml:space="preserve">. Science 301:1708–1710.</w:t>
       </w:r>
     </w:p>
-    <w:bookmarkEnd w:id="202"/>
-    <w:bookmarkStart w:id="204" w:name="ref-silvestro2019"/>
+    <w:bookmarkEnd w:id="204"/>
+    <w:bookmarkStart w:id="206" w:name="ref-sander2011"/>
     <w:p>
       <w:pPr>
         <w:pStyle w:val="Bibliography"/>
       </w:pPr>
       <w:r>
+        <w:t xml:space="preserve">Sander, P. M., A. Christian, M. Clauss, R. Fechner, C. T. Gee, E.-M. Griebeler, H.-C. Gunga, J. Hummel, H. Mallison, S. F. Perry, H. Preuschoft, O. W. M. Rauhut, K. Remes, T. Tütken, O. Wings, and U. Witzel. 2011.</w:t>
+      </w:r>
+      <w:r>
+        <w:t xml:space="preserve"> </w:t>
+      </w:r>
+      <w:hyperlink r:id="rId205">
+        <w:r>
+          <w:rPr>
+            <w:rStyle w:val="Hyperlink"/>
+          </w:rPr>
+          <w:t xml:space="preserve">Biology of the sauropod dinosaurs: the evolution of gigantism</w:t>
+        </w:r>
+      </w:hyperlink>
+      <w:r>
+        <w:t xml:space="preserve">. Biological Reviews 86:117–155.</w:t>
+      </w:r>
+    </w:p>
+    <w:bookmarkEnd w:id="206"/>
+    <w:bookmarkStart w:id="208" w:name="ref-silvestro2019"/>
+    <w:p>
+      <w:pPr>
+        <w:pStyle w:val="Bibliography"/>
+      </w:pPr>
+      <w:r>
         <w:t xml:space="preserve">Silvestro, D., N. Salamin, A. Antonelli, and X. Meyer. 2019.</w:t>
       </w:r>
       <w:r>
         <w:t xml:space="preserve"> </w:t>
       </w:r>
-      <w:hyperlink r:id="rId203">
+      <w:hyperlink r:id="rId207">
         <w:r>
           <w:rPr>
             <w:rStyle w:val="Hyperlink"/>
@@ -7429,8 +7621,8 @@
         <w:t xml:space="preserve">. Paleobiology 45:546–570.</w:t>
       </w:r>
     </w:p>
-    <w:bookmarkEnd w:id="204"/>
-    <w:bookmarkStart w:id="206" w:name="ref-silvestro2014"/>
+    <w:bookmarkEnd w:id="208"/>
+    <w:bookmarkStart w:id="210" w:name="ref-silvestro2014"/>
     <w:p>
       <w:pPr>
         <w:pStyle w:val="Bibliography"/>
@@ -7441,7 +7633,7 @@
       <w:r>
         <w:t xml:space="preserve"> </w:t>
       </w:r>
-      <w:hyperlink r:id="rId205">
+      <w:hyperlink r:id="rId209">
         <w:r>
           <w:rPr>
             <w:rStyle w:val="Hyperlink"/>
@@ -7453,8 +7645,8 @@
         <w:t xml:space="preserve">. Methods in Ecology and Evolution 5:1126–1131.</w:t>
       </w:r>
     </w:p>
-    <w:bookmarkEnd w:id="206"/>
-    <w:bookmarkStart w:id="207" w:name="ref-simpson1980"/>
+    <w:bookmarkEnd w:id="210"/>
+    <w:bookmarkStart w:id="211" w:name="ref-simpson1980"/>
     <w:p>
       <w:pPr>
         <w:pStyle w:val="Bibliography"/>
@@ -7463,8 +7655,8 @@
         <w:t xml:space="preserve">Simpson, G. G. 1980. Splendid isolation : The curious history of south american mammals. Yale University Press, New Haven.</w:t>
       </w:r>
     </w:p>
-    <w:bookmarkEnd w:id="207"/>
-    <w:bookmarkStart w:id="208" w:name="ref-simpson1944"/>
+    <w:bookmarkEnd w:id="211"/>
+    <w:bookmarkStart w:id="212" w:name="ref-simpson1944"/>
     <w:p>
       <w:pPr>
         <w:pStyle w:val="Bibliography"/>
@@ -7473,8 +7665,8 @@
         <w:t xml:space="preserve">Simpson, G. G. 1944. Tempo and mode in evolution. Columbia University Press.</w:t>
       </w:r>
     </w:p>
-    <w:bookmarkEnd w:id="208"/>
-    <w:bookmarkStart w:id="210" w:name="ref-solórzano2024"/>
+    <w:bookmarkEnd w:id="212"/>
+    <w:bookmarkStart w:id="214" w:name="ref-solórzano2024"/>
     <w:p>
       <w:pPr>
         <w:pStyle w:val="Bibliography"/>
@@ -7485,7 +7677,7 @@
       <w:r>
         <w:t xml:space="preserve"> </w:t>
       </w:r>
-      <w:hyperlink r:id="rId209">
+      <w:hyperlink r:id="rId213">
         <w:r>
           <w:rPr>
             <w:rStyle w:val="Hyperlink"/>
@@ -7497,8 +7689,8 @@
         <w:t xml:space="preserve">.</w:t>
       </w:r>
     </w:p>
-    <w:bookmarkEnd w:id="210"/>
-    <w:bookmarkStart w:id="211" w:name="ref-stebbins1974"/>
+    <w:bookmarkEnd w:id="214"/>
+    <w:bookmarkStart w:id="215" w:name="ref-stebbins1974"/>
     <w:p>
       <w:pPr>
         <w:pStyle w:val="Bibliography"/>
@@ -7520,8 +7712,8 @@
         <w:t xml:space="preserve">. Cambridge, Mass.</w:t>
       </w:r>
     </w:p>
-    <w:bookmarkEnd w:id="211"/>
-    <w:bookmarkStart w:id="213" w:name="ref-stenseth_coevolution_1984"/>
+    <w:bookmarkEnd w:id="215"/>
+    <w:bookmarkStart w:id="217" w:name="ref-stenseth_coevolution_1984"/>
     <w:p>
       <w:pPr>
         <w:pStyle w:val="Bibliography"/>
@@ -7532,7 +7724,7 @@
       <w:r>
         <w:t xml:space="preserve"> </w:t>
       </w:r>
-      <w:hyperlink r:id="rId212">
+      <w:hyperlink r:id="rId216">
         <w:r>
           <w:rPr>
             <w:rStyle w:val="Hyperlink"/>
@@ -7544,8 +7736,8 @@
         <w:t xml:space="preserve"> Evol 38:870–880.</w:t>
       </w:r>
     </w:p>
-    <w:bookmarkEnd w:id="213"/>
-    <w:bookmarkStart w:id="215" w:name="ref-strömberg2013"/>
+    <w:bookmarkEnd w:id="217"/>
+    <w:bookmarkStart w:id="219" w:name="ref-strömberg2013"/>
     <w:p>
       <w:pPr>
         <w:pStyle w:val="Bibliography"/>
@@ -7556,7 +7748,7 @@
       <w:r>
         <w:t xml:space="preserve"> </w:t>
       </w:r>
-      <w:hyperlink r:id="rId214">
+      <w:hyperlink r:id="rId218">
         <w:r>
           <w:rPr>
             <w:rStyle w:val="Hyperlink"/>
@@ -7568,8 +7760,8 @@
         <w:t xml:space="preserve">. Nature Communications 4:1478.</w:t>
       </w:r>
     </w:p>
-    <w:bookmarkEnd w:id="215"/>
-    <w:bookmarkStart w:id="217" w:name="ref-tardif2025"/>
+    <w:bookmarkEnd w:id="219"/>
+    <w:bookmarkStart w:id="221" w:name="ref-tardif2025"/>
     <w:p>
       <w:pPr>
         <w:pStyle w:val="Bibliography"/>
@@ -7580,7 +7772,7 @@
       <w:r>
         <w:t xml:space="preserve"> </w:t>
       </w:r>
-      <w:hyperlink r:id="rId216">
+      <w:hyperlink r:id="rId220">
         <w:r>
           <w:rPr>
             <w:rStyle w:val="Hyperlink"/>
@@ -7592,8 +7784,8 @@
         <w:t xml:space="preserve">. Global Ecology and Biogeography 34:e70024.</w:t>
       </w:r>
     </w:p>
-    <w:bookmarkEnd w:id="217"/>
-    <w:bookmarkStart w:id="219" w:name="ref-tarquini2022"/>
+    <w:bookmarkEnd w:id="221"/>
+    <w:bookmarkStart w:id="223" w:name="ref-tarquini2022"/>
     <w:p>
       <w:pPr>
         <w:pStyle w:val="Bibliography"/>
@@ -7604,7 +7796,7 @@
       <w:r>
         <w:t xml:space="preserve"> </w:t>
       </w:r>
-      <w:hyperlink r:id="rId218">
+      <w:hyperlink r:id="rId222">
         <w:r>
           <w:rPr>
             <w:rStyle w:val="Hyperlink"/>
@@ -7616,8 +7808,8 @@
         <w:t xml:space="preserve">. Scientific Reports 12:1224.</w:t>
       </w:r>
     </w:p>
-    <w:bookmarkEnd w:id="219"/>
-    <w:bookmarkStart w:id="221" w:name="ref-database"/>
+    <w:bookmarkEnd w:id="223"/>
+    <w:bookmarkStart w:id="225" w:name="ref-database"/>
     <w:p>
       <w:pPr>
         <w:pStyle w:val="Bibliography"/>
@@ -7628,7 +7820,7 @@
       <w:r>
         <w:t xml:space="preserve"> </w:t>
       </w:r>
-      <w:hyperlink r:id="rId220">
+      <w:hyperlink r:id="rId224">
         <w:r>
           <w:rPr>
             <w:rStyle w:val="Hyperlink"/>
@@ -7640,8 +7832,8 @@
         <w:t xml:space="preserve">.</w:t>
       </w:r>
     </w:p>
-    <w:bookmarkEnd w:id="221"/>
-    <w:bookmarkStart w:id="223" w:name="ref-vallejos-garrido2023"/>
+    <w:bookmarkEnd w:id="225"/>
+    <w:bookmarkStart w:id="227" w:name="ref-vallejos-garrido2023"/>
     <w:p>
       <w:pPr>
         <w:pStyle w:val="Bibliography"/>
@@ -7652,7 +7844,7 @@
       <w:r>
         <w:t xml:space="preserve"> </w:t>
       </w:r>
-      <w:hyperlink r:id="rId222">
+      <w:hyperlink r:id="rId226">
         <w:r>
           <w:rPr>
             <w:rStyle w:val="Hyperlink"/>
@@ -7664,8 +7856,8 @@
         <w:t xml:space="preserve">. Scientific Reports 13:2207.</w:t>
       </w:r>
     </w:p>
-    <w:bookmarkEnd w:id="223"/>
-    <w:bookmarkStart w:id="225" w:name="ref-vanvalen1960"/>
+    <w:bookmarkEnd w:id="227"/>
+    <w:bookmarkStart w:id="229" w:name="ref-vanvalen1960"/>
     <w:p>
       <w:pPr>
         <w:pStyle w:val="Bibliography"/>
@@ -7676,7 +7868,7 @@
       <w:r>
         <w:t xml:space="preserve"> </w:t>
       </w:r>
-      <w:hyperlink r:id="rId224">
+      <w:hyperlink r:id="rId228">
         <w:r>
           <w:rPr>
             <w:rStyle w:val="Hyperlink"/>
@@ -7688,8 +7880,8 @@
         <w:t xml:space="preserve">. Evolution 14:531–532.</w:t>
       </w:r>
     </w:p>
-    <w:bookmarkEnd w:id="225"/>
-    <w:bookmarkStart w:id="226" w:name="ref-vanvalen1973"/>
+    <w:bookmarkEnd w:id="229"/>
+    <w:bookmarkStart w:id="230" w:name="ref-vanvalen1973"/>
     <w:p>
       <w:pPr>
         <w:pStyle w:val="Bibliography"/>
@@ -7698,8 +7890,8 @@
         <w:t xml:space="preserve">Van Valen, L. 1973a. A new evolutionary law. Evolutionary Theory 1–30.</w:t>
       </w:r>
     </w:p>
-    <w:bookmarkEnd w:id="226"/>
-    <w:bookmarkStart w:id="227" w:name="ref-van_valen_pattern_1973"/>
+    <w:bookmarkEnd w:id="230"/>
+    <w:bookmarkStart w:id="231" w:name="ref-van_valen_pattern_1973"/>
     <w:p>
       <w:pPr>
         <w:pStyle w:val="Bibliography"/>
@@ -7708,8 +7900,8 @@
         <w:t xml:space="preserve">Van Valen, L. 1973b. Pattern and the balance of nature. Evol. Theory 1:31–49.</w:t>
       </w:r>
     </w:p>
-    <w:bookmarkEnd w:id="227"/>
-    <w:bookmarkStart w:id="228" w:name="ref-vrba1995"/>
+    <w:bookmarkEnd w:id="231"/>
+    <w:bookmarkStart w:id="232" w:name="ref-vrba1995"/>
     <w:p>
       <w:pPr>
         <w:pStyle w:val="Bibliography"/>
@@ -7731,8 +7923,8 @@
         <w:t xml:space="preserve">. New Haven; London.</w:t>
       </w:r>
     </w:p>
-    <w:bookmarkEnd w:id="228"/>
-    <w:bookmarkStart w:id="229" w:name="ref-vrba1993"/>
+    <w:bookmarkEnd w:id="232"/>
+    <w:bookmarkStart w:id="233" w:name="ref-vrba1993"/>
     <w:p>
       <w:pPr>
         <w:pStyle w:val="Bibliography"/>
@@ -7741,8 +7933,8 @@
         <w:t xml:space="preserve">Vrba, E. S. 1993. Turnover-pulses, the red queen and related topics. American Journal of Science 293:418–452.</w:t>
       </w:r>
     </w:p>
-    <w:bookmarkEnd w:id="229"/>
-    <w:bookmarkStart w:id="230" w:name="ref-vucetich2015"/>
+    <w:bookmarkEnd w:id="233"/>
+    <w:bookmarkStart w:id="234" w:name="ref-vucetich2015"/>
     <w:p>
       <w:pPr>
         <w:pStyle w:val="Bibliography"/>
@@ -7764,8 +7956,8 @@
         <w:t xml:space="preserve">. Sociedad Argentina para el Estudio de los Mammíferos (SAREM), Buenos Aires, Argentina.</w:t>
       </w:r>
     </w:p>
-    <w:bookmarkEnd w:id="230"/>
-    <w:bookmarkStart w:id="231" w:name="ref-webb1985"/>
+    <w:bookmarkEnd w:id="234"/>
+    <w:bookmarkStart w:id="235" w:name="ref-webb1985"/>
     <w:p>
       <w:pPr>
         <w:pStyle w:val="Bibliography"/>
@@ -7774,8 +7966,8 @@
         <w:t xml:space="preserve">Webb, S. D. 1985. Late cenozoic mammal dispersals between the americas.</w:t>
       </w:r>
     </w:p>
-    <w:bookmarkEnd w:id="231"/>
-    <w:bookmarkStart w:id="233" w:name="ref-weppe2023"/>
+    <w:bookmarkEnd w:id="235"/>
+    <w:bookmarkStart w:id="237" w:name="ref-weppe2023"/>
     <w:p>
       <w:pPr>
         <w:pStyle w:val="Bibliography"/>
@@ -7786,7 +7978,7 @@
       <w:r>
         <w:t xml:space="preserve"> </w:t>
       </w:r>
-      <w:hyperlink r:id="rId232">
+      <w:hyperlink r:id="rId236">
         <w:r>
           <w:rPr>
             <w:rStyle w:val="Hyperlink"/>
@@ -7804,8 +7996,8 @@
         <w:t xml:space="preserve">. Proceedings of the National Academy of Sciences 120:e2309945120.</w:t>
       </w:r>
     </w:p>
-    <w:bookmarkEnd w:id="233"/>
-    <w:bookmarkStart w:id="235" w:name="ref-westerhold2020"/>
+    <w:bookmarkEnd w:id="237"/>
+    <w:bookmarkStart w:id="239" w:name="ref-westerhold2020"/>
     <w:p>
       <w:pPr>
         <w:pStyle w:val="Bibliography"/>
@@ -7816,7 +8008,7 @@
       <w:r>
         <w:t xml:space="preserve"> </w:t>
       </w:r>
-      <w:hyperlink r:id="rId234">
+      <w:hyperlink r:id="rId238">
         <w:r>
           <w:rPr>
             <w:rStyle w:val="Hyperlink"/>
@@ -7840,8 +8032,8 @@
         <w:t xml:space="preserve">. Science 369:1383–1387.</w:t>
       </w:r>
     </w:p>
-    <w:bookmarkEnd w:id="235"/>
-    <w:bookmarkStart w:id="237" w:name="ref-woods2021"/>
+    <w:bookmarkEnd w:id="239"/>
+    <w:bookmarkStart w:id="241" w:name="ref-woods2021"/>
     <w:p>
       <w:pPr>
         <w:pStyle w:val="Bibliography"/>
@@ -7852,7 +8044,7 @@
       <w:r>
         <w:t xml:space="preserve"> </w:t>
       </w:r>
-      <w:hyperlink r:id="rId236">
+      <w:hyperlink r:id="rId240">
         <w:r>
           <w:rPr>
             <w:rStyle w:val="Hyperlink"/>
@@ -7864,15 +8056,15 @@
         <w:t xml:space="preserve">. Molecular Biology and Evolution 38:84–95.</w:t>
       </w:r>
     </w:p>
-    <w:bookmarkEnd w:id="237"/>
-    <w:bookmarkEnd w:id="238"/>
+    <w:bookmarkEnd w:id="241"/>
+    <w:bookmarkEnd w:id="242"/>
     <w:p>
       <w:r>
         <w:br w:type="page"/>
       </w:r>
     </w:p>
-    <w:bookmarkEnd w:id="239"/>
-    <w:bookmarkStart w:id="257" w:name="figures"/>
+    <w:bookmarkEnd w:id="243"/>
+    <w:bookmarkStart w:id="261" w:name="figures"/>
     <w:p>
       <w:pPr>
         <w:pStyle w:val="Heading1"/>
@@ -7894,7 +8086,7 @@
       <w:tr>
         <w:tc>
           <w:tcPr/>
-          <w:bookmarkStart w:id="244" w:name="fig-ExtSampl"/>
+          <w:bookmarkStart w:id="248" w:name="fig-ExtSampl"/>
           <w:p>
             <w:pPr>
               <w:pStyle w:val="Compact"/>
@@ -7905,18 +8097,18 @@
                 <wp:inline>
                   <wp:extent cx="5943600" cy="1635861"/>
                   <wp:effectExtent b="0" l="0" r="0" t="0"/>
-                  <wp:docPr descr="" title="" id="241" name="Picture"/>
+                  <wp:docPr descr="" title="" id="245" name="Picture"/>
                   <a:graphic>
                     <a:graphicData uri="http://schemas.openxmlformats.org/drawingml/2006/picture">
                       <pic:pic>
                         <pic:nvPicPr>
-                          <pic:cNvPr descr="../Figures/Main/extant_sampling/extant_sampling.png" id="242" name="Picture"/>
+                          <pic:cNvPr descr="../Figures/Main/extant_sampling/extant_sampling.png" id="246" name="Picture"/>
                           <pic:cNvPicPr>
                             <a:picLocks noChangeArrowheads="1" noChangeAspect="1"/>
                           </pic:cNvPicPr>
                         </pic:nvPicPr>
                         <pic:blipFill>
-                          <a:blip r:embed="rId240"/>
+                          <a:blip r:embed="rId244"/>
                           <a:stretch>
                             <a:fillRect/>
                           </a:stretch>
@@ -8402,7 +8594,7 @@
                 <m:t>=</m:t>
               </m:r>
               <m:r>
-                <m:t>0.5</m:t>
+                <m:t>0.95</m:t>
               </m:r>
             </m:oMath>
             <w:r>
@@ -8460,7 +8652,7 @@
             <w:r>
               <w:t xml:space="preserve"> </w:t>
             </w:r>
-            <w:hyperlink r:id="rId243">
+            <w:hyperlink r:id="rId247">
               <w:r>
                 <w:rPr>
                   <w:rStyle w:val="Hyperlink"/>
@@ -8472,7 +8664,7 @@
               <w:t xml:space="preserve">, see Tab. S3 for additional information.</w:t>
             </w:r>
           </w:p>
-          <w:bookmarkEnd w:id="244"/>
+          <w:bookmarkEnd w:id="248"/>
         </w:tc>
       </w:tr>
     </w:tbl>
@@ -8497,7 +8689,7 @@
       <w:tr>
         <w:tc>
           <w:tcPr/>
-          <w:bookmarkStart w:id="248" w:name="fig-lifespans"/>
+          <w:bookmarkStart w:id="252" w:name="fig-lifespans"/>
           <w:p>
             <w:pPr>
               <w:pStyle w:val="Compact"/>
@@ -8508,18 +8700,18 @@
                 <wp:inline>
                   <wp:extent cx="5399999" cy="6839999"/>
                   <wp:effectExtent b="0" l="0" r="0" t="0"/>
-                  <wp:docPr descr="" title="" id="246" name="Picture"/>
+                  <wp:docPr descr="" title="" id="250" name="Picture"/>
                   <a:graphic>
                     <a:graphicData uri="http://schemas.openxmlformats.org/drawingml/2006/picture">
                       <pic:pic>
                         <pic:nvPicPr>
-                          <pic:cNvPr descr="../Figures/Main/Lifespans/lifespans_distribs.png" id="247" name="Picture"/>
+                          <pic:cNvPr descr="../Figures/Main/Lifespans/lifespans_distribs.png" id="251" name="Picture"/>
                           <pic:cNvPicPr>
                             <a:picLocks noChangeArrowheads="1" noChangeAspect="1"/>
                           </pic:cNvPicPr>
                         </pic:nvPicPr>
                         <pic:blipFill>
-                          <a:blip r:embed="rId245"/>
+                          <a:blip r:embed="rId249"/>
                           <a:stretch>
                             <a:fillRect/>
                           </a:stretch>
@@ -8594,7 +8786,7 @@
               <w:t xml:space="preserve">.</w:t>
             </w:r>
           </w:p>
-          <w:bookmarkEnd w:id="248"/>
+          <w:bookmarkEnd w:id="252"/>
         </w:tc>
       </w:tr>
     </w:tbl>
@@ -8619,7 +8811,7 @@
       <w:tr>
         <w:tc>
           <w:tcPr/>
-          <w:bookmarkStart w:id="252" w:name="fig-diversity"/>
+          <w:bookmarkStart w:id="256" w:name="fig-diversity"/>
           <w:p>
             <w:pPr>
               <w:pStyle w:val="Compact"/>
@@ -8628,20 +8820,20 @@
             <w:r>
               <w:drawing>
                 <wp:inline>
-                  <wp:extent cx="5039999" cy="2519999"/>
+                  <wp:extent cx="2519999" cy="7199999"/>
                   <wp:effectExtent b="0" l="0" r="0" t="0"/>
-                  <wp:docPr descr="" title="" id="250" name="Picture"/>
+                  <wp:docPr descr="" title="" id="254" name="Picture"/>
                   <a:graphic>
                     <a:graphicData uri="http://schemas.openxmlformats.org/drawingml/2006/picture">
                       <pic:pic>
                         <pic:nvPicPr>
-                          <pic:cNvPr descr="../Figures/Main/Diversity_through_time.png" id="251" name="Picture"/>
+                          <pic:cNvPr descr="../Figures/Main/Diversity_and_BM_through_time.png" id="255" name="Picture"/>
                           <pic:cNvPicPr>
                             <a:picLocks noChangeArrowheads="1" noChangeAspect="1"/>
                           </pic:cNvPicPr>
                         </pic:nvPicPr>
                         <pic:blipFill>
-                          <a:blip r:embed="rId249"/>
+                          <a:blip r:embed="rId253"/>
                           <a:stretch>
                             <a:fillRect/>
                           </a:stretch>
@@ -8649,7 +8841,7 @@
                         <pic:spPr bwMode="auto">
                           <a:xfrm>
                             <a:off x="0" y="0"/>
-                            <a:ext cx="5039999" cy="2519999"/>
+                            <a:ext cx="2519999" cy="7199999"/>
                           </a:xfrm>
                           <a:prstGeom prst="rect">
                             <a:avLst/>
@@ -8678,7 +8870,7 @@
               <w:pStyle w:val="ImageCaption"/>
             </w:pPr>
             <w:r>
-              <w:t xml:space="preserve">Figure 3: Comparative occurrence-based chinchilloid diversity reconstructions. Estimates were either produced in a bayesian preservation-aware framework jointly assessing the times of speciation and extinction of each species from the temporal occurrence database (PyRate)</w:t>
+              <w:t xml:space="preserve">Figure 3: The joint diversity and clade-wise body size dynamics of Chinchilloidea. Occurrence-based diversity reconstructions were either produced in a bayesian preservation-aware framework jointly assessing the times of speciation and extinction of each species from the temporal occurrence database (PyRate)</w:t>
             </w:r>
             <w:r>
               <w:t xml:space="preserve"> </w:t>
@@ -8729,7 +8921,7 @@
               <w:t xml:space="preserve">e</w:t>
             </w:r>
             <w:r>
-              <w:t xml:space="preserve">., corrected) diversity (DeepDive)</w:t>
+              <w:t xml:space="preserve">., corrected) diversity in 1-Myr time bins (DeepDive)</w:t>
             </w:r>
             <w:r>
               <w:t xml:space="preserve"> </w:t>
@@ -8742,20 +8934,62 @@
               <w:t xml:space="preserve">(B)</w:t>
             </w:r>
             <w:r>
-              <w:t xml:space="preserve">. In</w:t>
-            </w:r>
-            <w:r>
-              <w:t xml:space="preserve"> </w:t>
+              <w:t xml:space="preserve">. Body mass through time reconstructions (</w:t>
             </w:r>
             <w:r>
               <w:rPr>
                 <w:b/>
                 <w:bCs/>
               </w:rPr>
-              <w:t xml:space="preserve">(A)</w:t>
-            </w:r>
-            <w:r>
-              <w:t xml:space="preserve">, the full line represents the median diversity estimate across all PyRate runs that achieved convergence and the ribbon shows its associated 95% HPD interval. In</w:t>
+              <w:t xml:space="preserve">C</w:t>
+            </w:r>
+            <w:r>
+              <w:t xml:space="preserve">, log scale) were produced after binning our the body mass estimates of each species in 1-Myr time bins. The body mass of a taxon was included within a given bin if its reconstructed lifepan overlapped with it. The black dot at the right of the plot shows the median body mass of the extant chinchilloids, and the red line shows its range. In all cases, full lines represent median estimates and the lightest ribbon either shows their associated 95% HPD interval</w:t>
+            </w:r>
+            <w:r>
+              <w:t xml:space="preserve"> </w:t>
+            </w:r>
+            <w:r>
+              <w:rPr>
+                <w:b/>
+                <w:bCs/>
+              </w:rPr>
+              <w:t xml:space="preserve">(A</w:t>
+            </w:r>
+            <w:r>
+              <w:t xml:space="preserve"> </w:t>
+            </w:r>
+            <w:r>
+              <w:t xml:space="preserve">and</w:t>
+            </w:r>
+            <w:r>
+              <w:t xml:space="preserve"> </w:t>
+            </w:r>
+            <w:r>
+              <w:rPr>
+                <w:b/>
+                <w:bCs/>
+              </w:rPr>
+              <w:t xml:space="preserve">B)</w:t>
+            </w:r>
+            <w:r>
+              <w:t xml:space="preserve"> </w:t>
+            </w:r>
+            <w:r>
+              <w:t xml:space="preserve">or the total range of values</w:t>
+            </w:r>
+            <w:r>
+              <w:t xml:space="preserve"> </w:t>
+            </w:r>
+            <w:r>
+              <w:rPr>
+                <w:b/>
+                <w:bCs/>
+              </w:rPr>
+              <w:t xml:space="preserve">(C)</w:t>
+            </w:r>
+            <w:r>
+              <w:t xml:space="preserve">. In</w:t>
             </w:r>
             <w:r>
               <w:t xml:space="preserve"> </w:t>
@@ -8768,10 +9002,10 @@
               <w:t xml:space="preserve">(B)</w:t>
             </w:r>
             <w:r>
-              <w:t xml:space="preserve">, the full line shows the mean diversity estimate per 1Myr-bin obtained across the 100 replicates of empirical prediction while the darker and lighter ribbons show the intervals respectively encompassing 50% and 95% of the per-bin diversity distribution across the 100 replicates.</w:t>
+              <w:t xml:space="preserve">, the darker ribbon depicts the interval encompassing 50% of the per-bin diversity distribution across the 100 DeepDive replicates.</w:t>
             </w:r>
           </w:p>
-          <w:bookmarkEnd w:id="252"/>
+          <w:bookmarkEnd w:id="256"/>
         </w:tc>
       </w:tr>
     </w:tbl>
@@ -8796,7 +9030,7 @@
       <w:tr>
         <w:tc>
           <w:tcPr/>
-          <w:bookmarkStart w:id="256" w:name="fig-diversification"/>
+          <w:bookmarkStart w:id="260" w:name="fig-diversification"/>
           <w:p>
             <w:pPr>
               <w:pStyle w:val="Compact"/>
@@ -8807,18 +9041,18 @@
                 <wp:inline>
                   <wp:extent cx="5399999" cy="3959999"/>
                   <wp:effectExtent b="0" l="0" r="0" t="0"/>
-                  <wp:docPr descr="" title="" id="254" name="Picture"/>
+                  <wp:docPr descr="" title="" id="258" name="Picture"/>
                   <a:graphic>
                     <a:graphicData uri="http://schemas.openxmlformats.org/drawingml/2006/picture">
                       <pic:pic>
                         <pic:nvPicPr>
-                          <pic:cNvPr descr="../Figures/Main/Diversification_rates.png" id="255" name="Picture"/>
+                          <pic:cNvPr descr="../Figures/Main/Diversification_rates.png" id="259" name="Picture"/>
                           <pic:cNvPicPr>
                             <a:picLocks noChangeArrowheads="1" noChangeAspect="1"/>
                           </pic:cNvPicPr>
                         </pic:nvPicPr>
                         <pic:blipFill>
-                          <a:blip r:embed="rId253"/>
+                          <a:blip r:embed="rId257"/>
                           <a:stretch>
                             <a:fillRect/>
                           </a:stretch>
@@ -8883,11 +9117,11 @@
               <w:t xml:space="preserve">. Stars indicate significant rate shifts.</w:t>
             </w:r>
           </w:p>
-          <w:bookmarkEnd w:id="256"/>
+          <w:bookmarkEnd w:id="260"/>
         </w:tc>
       </w:tr>
     </w:tbl>
-    <w:bookmarkEnd w:id="257"/>
+    <w:bookmarkEnd w:id="261"/>
     <w:sectPr>
       <w:type w:val="nextPage"/>
       <w:pgSz w:h="15840" w:w="12240"/>

--- a/Manuscript/Main_text.docx
+++ b/Manuscript/Main_text.docx
@@ -213,7 +213,7 @@
         <w:t xml:space="preserve"> </w:t>
       </w:r>
       <w:r>
-        <w:t xml:space="preserve">Bayesian inference; Deep-learning; Disparity; Macroevolution; South America</w:t>
+        <w:t xml:space="preserve">Environment-dependent Diversification; Fossil Record; Gigantism; Macroevolution; South America; Trait-dependent Diversification</w:t>
       </w:r>
     </w:p>
     <w:bookmarkStart w:id="20" w:name="abstract"/>
@@ -240,7 +240,201 @@
         <w:pStyle w:val="FirstParagraph"/>
       </w:pPr>
       <w:r>
-        <w:t xml:space="preserve">large size/gigantism, cope’s rule</w:t>
+        <w:t xml:space="preserve">How taxonomic diversity and morphological disparity vary and covary through evolutionary timescales has long puzzled evolutionary biologists</w:t>
+      </w:r>
+      <w:r>
+        <w:t xml:space="preserve"> </w:t>
+      </w:r>
+      <w:r>
+        <w:t xml:space="preserve">(Simpson 1944)</w:t>
+      </w:r>
+      <w:r>
+        <w:t xml:space="preserve">. Evolution towards gigantism has been repeatedly documented in the fossil record of a wide array of animal clades</w:t>
+      </w:r>
+      <w:r>
+        <w:t xml:space="preserve"> </w:t>
+      </w:r>
+      <w:r>
+        <w:t xml:space="preserve">(</w:t>
+      </w:r>
+      <w:r>
+        <w:rPr>
+          <w:i/>
+          <w:iCs/>
+        </w:rPr>
+        <w:t xml:space="preserve">e</w:t>
+      </w:r>
+      <w:r>
+        <w:t xml:space="preserve">.</w:t>
+      </w:r>
+      <w:r>
+        <w:rPr>
+          <w:i/>
+          <w:iCs/>
+        </w:rPr>
+        <w:t xml:space="preserve">g</w:t>
+      </w:r>
+      <w:r>
+        <w:t xml:space="preserve">., Sander et al. 2011; Bianucci et al. 2023)</w:t>
+      </w:r>
+      <w:r>
+        <w:t xml:space="preserve">, raising the two-sided question of what drove the emergence and the subsequent demise of these remarkable phenotypes</w:t>
+      </w:r>
+      <w:r>
+        <w:t xml:space="preserve"> </w:t>
+      </w:r>
+      <w:r>
+        <w:t xml:space="preserve">(Pimiento et al. 2019; Boessenecker et al. 2019; Chiarenza et al. 2020; Boscaini et al. 2025)</w:t>
+      </w:r>
+      <w:r>
+        <w:t xml:space="preserve">. Two classes of factors are usually invoked to explain the long-term dynamics of biological diversity. On one side, the classical</w:t>
+      </w:r>
+      <w:r>
+        <w:t xml:space="preserve"> </w:t>
+      </w:r>
+      <w:r>
+        <w:t xml:space="preserve">‘</w:t>
+      </w:r>
+      <w:r>
+        <w:t xml:space="preserve">Red Queen</w:t>
+      </w:r>
+      <w:r>
+        <w:t xml:space="preserve">’</w:t>
+      </w:r>
+      <w:r>
+        <w:t xml:space="preserve"> </w:t>
+      </w:r>
+      <w:r>
+        <w:t xml:space="preserve">hypothesis</w:t>
+      </w:r>
+      <w:r>
+        <w:t xml:space="preserve"> </w:t>
+      </w:r>
+      <w:r>
+        <w:t xml:space="preserve">(Van Valen 1973a)</w:t>
+      </w:r>
+      <w:r>
+        <w:t xml:space="preserve"> </w:t>
+      </w:r>
+      <w:r>
+        <w:t xml:space="preserve">posits that evolutionary changes primarily result from biotic interactions, such as inter-clade competition</w:t>
+      </w:r>
+      <w:r>
+        <w:t xml:space="preserve"> </w:t>
+      </w:r>
+      <w:r>
+        <w:t xml:space="preserve">(</w:t>
+      </w:r>
+      <w:r>
+        <w:rPr>
+          <w:i/>
+          <w:iCs/>
+        </w:rPr>
+        <w:t xml:space="preserve">e</w:t>
+      </w:r>
+      <w:r>
+        <w:t xml:space="preserve">.</w:t>
+      </w:r>
+      <w:r>
+        <w:rPr>
+          <w:i/>
+          <w:iCs/>
+        </w:rPr>
+        <w:t xml:space="preserve">g</w:t>
+      </w:r>
+      <w:r>
+        <w:t xml:space="preserve">., Silvestro et al. 2015; Drury et al. 2016)</w:t>
+      </w:r>
+      <w:r>
+        <w:t xml:space="preserve">. On the other hand, a wealth of hypotheses summarised under the</w:t>
+      </w:r>
+      <w:r>
+        <w:t xml:space="preserve"> </w:t>
+      </w:r>
+      <w:r>
+        <w:t xml:space="preserve">‘</w:t>
+      </w:r>
+      <w:r>
+        <w:t xml:space="preserve">Court Jester</w:t>
+      </w:r>
+      <w:r>
+        <w:t xml:space="preserve">’</w:t>
+      </w:r>
+      <w:r>
+        <w:t xml:space="preserve"> </w:t>
+      </w:r>
+      <w:r>
+        <w:t xml:space="preserve">model</w:t>
+      </w:r>
+      <w:r>
+        <w:t xml:space="preserve"> </w:t>
+      </w:r>
+      <w:r>
+        <w:t xml:space="preserve">(Barnosky 2001)</w:t>
+      </w:r>
+      <w:r>
+        <w:t xml:space="preserve"> </w:t>
+      </w:r>
+      <w:r>
+        <w:t xml:space="preserve">rather places the emphasis on abiotic factors as a primary driver of evolutionary changes</w:t>
+      </w:r>
+      <w:r>
+        <w:t xml:space="preserve"> </w:t>
+      </w:r>
+      <w:r>
+        <w:t xml:space="preserve">(</w:t>
+      </w:r>
+      <w:r>
+        <w:rPr>
+          <w:i/>
+          <w:iCs/>
+        </w:rPr>
+        <w:t xml:space="preserve">e</w:t>
+      </w:r>
+      <w:r>
+        <w:t xml:space="preserve">.</w:t>
+      </w:r>
+      <w:r>
+        <w:rPr>
+          <w:i/>
+          <w:iCs/>
+        </w:rPr>
+        <w:t xml:space="preserve">g</w:t>
+      </w:r>
+      <w:r>
+        <w:t xml:space="preserve">., Stenseth and Smith 1984; Vrba 1993, 1995)</w:t>
+      </w:r>
+      <w:r>
+        <w:t xml:space="preserve">. Deciphering how these factors shape speciation and extinction dynamics as well as the evolution of phenotypes is a central aim of macroevolutionary research</w:t>
+      </w:r>
+      <w:r>
+        <w:t xml:space="preserve"> </w:t>
+      </w:r>
+      <w:r>
+        <w:t xml:space="preserve">(</w:t>
+      </w:r>
+      <w:r>
+        <w:rPr>
+          <w:i/>
+          <w:iCs/>
+        </w:rPr>
+        <w:t xml:space="preserve">e</w:t>
+      </w:r>
+      <w:r>
+        <w:t xml:space="preserve">.</w:t>
+      </w:r>
+      <w:r>
+        <w:rPr>
+          <w:i/>
+          <w:iCs/>
+        </w:rPr>
+        <w:t xml:space="preserve">g</w:t>
+      </w:r>
+      <w:r>
+        <w:t xml:space="preserve">., Benton 2009; Quental and Marshall 2013; Condamine et al. 2018)</w:t>
+      </w:r>
+      <w:r>
+        <w:t xml:space="preserve">, and may in turn provide answers to the evolutionary questions raised by gigantism.</w:t>
       </w:r>
     </w:p>
     <w:p>
@@ -248,7 +442,165 @@
         <w:pStyle w:val="BodyText"/>
       </w:pPr>
       <w:r>
-        <w:t xml:space="preserve">evolutionary decline, coordinated behaviour of taxonomic diversification and phenotypic evolution (waxing-and-waning)</w:t>
+        <w:t xml:space="preserve">During most of the Cenozoic, the isolation of South America constrained the landmass’ mammalian fauna to evolve in a vacuum, leading to a vast array of endemic radiations</w:t>
+      </w:r>
+      <w:r>
+        <w:t xml:space="preserve"> </w:t>
+      </w:r>
+      <w:r>
+        <w:t xml:space="preserve">(</w:t>
+      </w:r>
+      <w:r>
+        <w:rPr>
+          <w:i/>
+          <w:iCs/>
+        </w:rPr>
+        <w:t xml:space="preserve">e</w:t>
+      </w:r>
+      <w:r>
+        <w:t xml:space="preserve">.</w:t>
+      </w:r>
+      <w:r>
+        <w:rPr>
+          <w:i/>
+          <w:iCs/>
+        </w:rPr>
+        <w:t xml:space="preserve">g</w:t>
+      </w:r>
+      <w:r>
+        <w:t xml:space="preserve">., Simpson 1980)</w:t>
+      </w:r>
+      <w:r>
+        <w:t xml:space="preserve">. Among the most emblematic are the impressively disparate New World hystricognath rodents (Hystricognathi: Caviomorpha), accounting for</w:t>
+      </w:r>
+      <w:r>
+        <w:t xml:space="preserve"> </w:t>
+      </w:r>
+      <w:r>
+        <w:rPr>
+          <w:i/>
+          <w:iCs/>
+        </w:rPr>
+        <w:t xml:space="preserve">c.</w:t>
+      </w:r>
+      <w:r>
+        <w:t xml:space="preserve"> </w:t>
+      </w:r>
+      <w:r>
+        <w:t xml:space="preserve">10% of the global extant rodent diversity</w:t>
+      </w:r>
+      <w:r>
+        <w:t xml:space="preserve"> </w:t>
+      </w:r>
+      <w:r>
+        <w:t xml:space="preserve">(Upham et al. 2026)</w:t>
+      </w:r>
+      <w:r>
+        <w:t xml:space="preserve">. The astonishing disparity within Caviomorpha is greatly exemplified by their body size range, going far beyond what is usually found in the Rodentia, from 50–80 g (</w:t>
+      </w:r>
+      <w:r>
+        <w:rPr>
+          <w:i/>
+          <w:iCs/>
+        </w:rPr>
+        <w:t xml:space="preserve">Tympanoctomys kirchnerorum</w:t>
+      </w:r>
+      <w:r>
+        <w:t xml:space="preserve"> </w:t>
+      </w:r>
+      <w:r>
+        <w:t xml:space="preserve">Teta, 2014) to 50 kg (</w:t>
+      </w:r>
+      <w:r>
+        <w:rPr>
+          <w:i/>
+          <w:iCs/>
+        </w:rPr>
+        <w:t xml:space="preserve">Hydrochoerus hydrochaeris</w:t>
+      </w:r>
+      <w:r>
+        <w:t xml:space="preserve"> </w:t>
+      </w:r>
+      <w:r>
+        <w:t xml:space="preserve">Linnaeus, 1766, the largest living rodent)</w:t>
+      </w:r>
+      <w:r>
+        <w:t xml:space="preserve"> </w:t>
+      </w:r>
+      <w:r>
+        <w:t xml:space="preserve">(Patton et al. 2015)</w:t>
+      </w:r>
+      <w:r>
+        <w:t xml:space="preserve">. In fact, hystricognaths, and particularly caviomorphs, evolved the largest body sizes found in the Rodentia. Moreover, interestingly, evolution towards large (</w:t>
+      </w:r>
+      <w:r>
+        <w:rPr>
+          <w:i/>
+          <w:iCs/>
+        </w:rPr>
+        <w:t xml:space="preserve">i</w:t>
+      </w:r>
+      <w:r>
+        <w:t xml:space="preserve">.</w:t>
+      </w:r>
+      <w:r>
+        <w:rPr>
+          <w:i/>
+          <w:iCs/>
+        </w:rPr>
+        <w:t xml:space="preserve">e</w:t>
+      </w:r>
+      <w:r>
+        <w:t xml:space="preserve">., body mass above 10 kg) to giant (</w:t>
+      </w:r>
+      <w:r>
+        <w:rPr>
+          <w:i/>
+          <w:iCs/>
+        </w:rPr>
+        <w:t xml:space="preserve">i</w:t>
+      </w:r>
+      <w:r>
+        <w:t xml:space="preserve">.</w:t>
+      </w:r>
+      <w:r>
+        <w:rPr>
+          <w:i/>
+          <w:iCs/>
+        </w:rPr>
+        <w:t xml:space="preserve">e</w:t>
+      </w:r>
+      <w:r>
+        <w:t xml:space="preserve">., above 100 kg) body sizes occurred iteratively and independently in an almost coordinated way among distinct caviomorph lineages</w:t>
+      </w:r>
+      <w:r>
+        <w:t xml:space="preserve"> </w:t>
+      </w:r>
+      <w:r>
+        <w:t xml:space="preserve">(</w:t>
+      </w:r>
+      <w:r>
+        <w:rPr>
+          <w:i/>
+          <w:iCs/>
+        </w:rPr>
+        <w:t xml:space="preserve">e</w:t>
+      </w:r>
+      <w:r>
+        <w:t xml:space="preserve">.</w:t>
+      </w:r>
+      <w:r>
+        <w:rPr>
+          <w:i/>
+          <w:iCs/>
+        </w:rPr>
+        <w:t xml:space="preserve">g</w:t>
+      </w:r>
+      <w:r>
+        <w:t xml:space="preserve">., Vucetich et al. 2015; Álvarez et al. 2017)</w:t>
+      </w:r>
+      <w:r>
+        <w:t xml:space="preserve">, a trend particularly well illustrated within the Chinchilloidea.</w:t>
       </w:r>
     </w:p>
     <w:p>
@@ -256,374 +608,7 @@
         <w:pStyle w:val="BodyText"/>
       </w:pPr>
       <w:r>
-        <w:t xml:space="preserve">Macroevolutionary drivers behind diversification patterns</w:t>
-      </w:r>
-    </w:p>
-    <w:p>
-      <w:pPr>
-        <w:pStyle w:val="BodyText"/>
-      </w:pPr>
-      <w:r>
-        <w:t xml:space="preserve">How taxonomic diversity and morphological disparity covary through evolutionary timescales has long puzzled evolutionary biologists</w:t>
-      </w:r>
-      <w:r>
-        <w:t xml:space="preserve"> </w:t>
-      </w:r>
-      <w:r>
-        <w:t xml:space="preserve">(Simpson 1944)</w:t>
-      </w:r>
-      <w:r>
-        <w:t xml:space="preserve">. In the animal realm, fossil evidence attest that giant forms were living in the past</w:t>
-      </w:r>
-      <w:r>
-        <w:t xml:space="preserve"> </w:t>
-      </w:r>
-      <w:r>
-        <w:t xml:space="preserve">(</w:t>
-      </w:r>
-      <w:r>
-        <w:rPr>
-          <w:i/>
-          <w:iCs/>
-        </w:rPr>
-        <w:t xml:space="preserve">e</w:t>
-      </w:r>
-      <w:r>
-        <w:t xml:space="preserve">.</w:t>
-      </w:r>
-      <w:r>
-        <w:rPr>
-          <w:i/>
-          <w:iCs/>
-        </w:rPr>
-        <w:t xml:space="preserve">g</w:t>
-      </w:r>
-      <w:r>
-        <w:t xml:space="preserve">., Sander et al. 2011; Bianucci et al. 2023)</w:t>
-      </w:r>
-      <w:r>
-        <w:t xml:space="preserve">, raising the two-sided question of what drove the emergence of such extreme phenotypes and their subsequent demise.</w:t>
-      </w:r>
-    </w:p>
-    <w:p>
-      <w:pPr>
-        <w:pStyle w:val="BodyText"/>
-      </w:pPr>
-      <w:r>
-        <w:t xml:space="preserve">Seminal works highlighted that clades could experience coordinated or decoupled diversity and disparity trajectories linked to biological diversification –</w:t>
-      </w:r>
-      <w:r>
-        <w:t xml:space="preserve"> </w:t>
-      </w:r>
-      <w:r>
-        <w:rPr>
-          <w:i/>
-          <w:iCs/>
-        </w:rPr>
-        <w:t xml:space="preserve">i</w:t>
-      </w:r>
-      <w:r>
-        <w:t xml:space="preserve">.</w:t>
-      </w:r>
-      <w:r>
-        <w:rPr>
-          <w:i/>
-          <w:iCs/>
-        </w:rPr>
-        <w:t xml:space="preserve">e</w:t>
-      </w:r>
-      <w:r>
-        <w:t xml:space="preserve">., speciation and extinction, the processes generating diversity</w:t>
-      </w:r>
-      <w:r>
-        <w:t xml:space="preserve"> </w:t>
-      </w:r>
-      <w:r>
-        <w:t xml:space="preserve">(Foote 1993, 1997)</w:t>
-      </w:r>
-      <w:r>
-        <w:t xml:space="preserve">. Far from a one-fits-them-all rule, the diversity-disparity interplay was rather shown to be complex and case-dependent, with speciation and extinction either acting as opposing forces or reinforcing one another in the contraction/expansion of the morphospace through evolutionary times</w:t>
-      </w:r>
-      <w:r>
-        <w:t xml:space="preserve"> </w:t>
-      </w:r>
-      <w:r>
-        <w:t xml:space="preserve">(Foote 1993, 1997; Balseiro et al. 2025; Esteve 2025)</w:t>
-      </w:r>
-      <w:r>
-        <w:t xml:space="preserve">. Two classes of factors are usually invoked to explain the long-term dynamics of biological diversity, either taxonomic or phenotypic. On one hand, the classical</w:t>
-      </w:r>
-      <w:r>
-        <w:t xml:space="preserve"> </w:t>
-      </w:r>
-      <w:r>
-        <w:t xml:space="preserve">‘</w:t>
-      </w:r>
-      <w:r>
-        <w:t xml:space="preserve">Red Queen</w:t>
-      </w:r>
-      <w:r>
-        <w:t xml:space="preserve">’</w:t>
-      </w:r>
-      <w:r>
-        <w:t xml:space="preserve"> </w:t>
-      </w:r>
-      <w:r>
-        <w:t xml:space="preserve">hypothesis</w:t>
-      </w:r>
-      <w:r>
-        <w:t xml:space="preserve"> </w:t>
-      </w:r>
-      <w:r>
-        <w:t xml:space="preserve">(Van Valen 1973a)</w:t>
-      </w:r>
-      <w:r>
-        <w:t xml:space="preserve"> </w:t>
-      </w:r>
-      <w:r>
-        <w:t xml:space="preserve">posits that evolutionary changes primarily result from biotic interactions. On the other hand, a wealth of hypotheses summarised under the</w:t>
-      </w:r>
-      <w:r>
-        <w:t xml:space="preserve"> </w:t>
-      </w:r>
-      <w:r>
-        <w:t xml:space="preserve">‘</w:t>
-      </w:r>
-      <w:r>
-        <w:t xml:space="preserve">Court Jester</w:t>
-      </w:r>
-      <w:r>
-        <w:t xml:space="preserve">’</w:t>
-      </w:r>
-      <w:r>
-        <w:t xml:space="preserve"> </w:t>
-      </w:r>
-      <w:r>
-        <w:t xml:space="preserve">model</w:t>
-      </w:r>
-      <w:r>
-        <w:t xml:space="preserve"> </w:t>
-      </w:r>
-      <w:r>
-        <w:t xml:space="preserve">(Barnosky 2001)</w:t>
-      </w:r>
-      <w:r>
-        <w:t xml:space="preserve"> </w:t>
-      </w:r>
-      <w:r>
-        <w:t xml:space="preserve">rather placed the emphasis on abiotic factors as a primary source of evolutionary changes</w:t>
-      </w:r>
-      <w:r>
-        <w:t xml:space="preserve"> </w:t>
-      </w:r>
-      <w:r>
-        <w:t xml:space="preserve">(</w:t>
-      </w:r>
-      <w:r>
-        <w:rPr>
-          <w:i/>
-          <w:iCs/>
-        </w:rPr>
-        <w:t xml:space="preserve">e</w:t>
-      </w:r>
-      <w:r>
-        <w:t xml:space="preserve">.</w:t>
-      </w:r>
-      <w:r>
-        <w:rPr>
-          <w:i/>
-          <w:iCs/>
-        </w:rPr>
-        <w:t xml:space="preserve">g</w:t>
-      </w:r>
-      <w:r>
-        <w:t xml:space="preserve">., Stenseth and Smith 1984; Vrba 1993, 1995)</w:t>
-      </w:r>
-      <w:r>
-        <w:t xml:space="preserve">.</w:t>
-      </w:r>
-    </w:p>
-    <w:p>
-      <w:pPr>
-        <w:pStyle w:val="BodyText"/>
-      </w:pPr>
-      <w:r>
-        <w:t xml:space="preserve">During most of the Cenozoic, the isolation of South America constrained the landmass’ mammalian fauna to evolve in a vacuum, leading to a vast array of endemic radiations</w:t>
-      </w:r>
-      <w:r>
-        <w:t xml:space="preserve"> </w:t>
-      </w:r>
-      <w:r>
-        <w:t xml:space="preserve">(</w:t>
-      </w:r>
-      <w:r>
-        <w:rPr>
-          <w:i/>
-          <w:iCs/>
-        </w:rPr>
-        <w:t xml:space="preserve">e</w:t>
-      </w:r>
-      <w:r>
-        <w:t xml:space="preserve">.</w:t>
-      </w:r>
-      <w:r>
-        <w:rPr>
-          <w:i/>
-          <w:iCs/>
-        </w:rPr>
-        <w:t xml:space="preserve">g</w:t>
-      </w:r>
-      <w:r>
-        <w:t xml:space="preserve">., Simpson 1980)</w:t>
-      </w:r>
-      <w:r>
-        <w:t xml:space="preserve">. Among the most emblematic are the impressively disparate New World hystricognath rodents (Hystricognathi: Caviomorpha), accounting for</w:t>
-      </w:r>
-      <w:r>
-        <w:t xml:space="preserve"> </w:t>
-      </w:r>
-      <w:r>
-        <w:rPr>
-          <w:i/>
-          <w:iCs/>
-        </w:rPr>
-        <w:t xml:space="preserve">c.</w:t>
-      </w:r>
-      <w:r>
-        <w:t xml:space="preserve"> </w:t>
-      </w:r>
-      <w:r>
-        <w:t xml:space="preserve">10% of the global extant rodent diversity</w:t>
-      </w:r>
-      <w:r>
-        <w:t xml:space="preserve"> </w:t>
-      </w:r>
-      <w:r>
-        <w:t xml:space="preserve">(Upham et al. 2026)</w:t>
-      </w:r>
-      <w:r>
-        <w:t xml:space="preserve">. The astonishing disparity within Caviomorpha is greatly exemplified by their body size range, going far beyond what is usually found in the Rodentia, from 50–80 g (</w:t>
-      </w:r>
-      <w:r>
-        <w:rPr>
-          <w:i/>
-          <w:iCs/>
-        </w:rPr>
-        <w:t xml:space="preserve">Tympanoctomys kirchnerorum</w:t>
-      </w:r>
-      <w:r>
-        <w:t xml:space="preserve"> </w:t>
-      </w:r>
-      <w:r>
-        <w:t xml:space="preserve">Teta, 2014) to 50 kg (</w:t>
-      </w:r>
-      <w:r>
-        <w:rPr>
-          <w:i/>
-          <w:iCs/>
-        </w:rPr>
-        <w:t xml:space="preserve">Hydrochoerus hydrochaeris</w:t>
-      </w:r>
-      <w:r>
-        <w:t xml:space="preserve"> </w:t>
-      </w:r>
-      <w:r>
-        <w:t xml:space="preserve">Linnaeus, 1766, the largest living rodent)</w:t>
-      </w:r>
-      <w:r>
-        <w:t xml:space="preserve"> </w:t>
-      </w:r>
-      <w:r>
-        <w:t xml:space="preserve">(Patton et al. 2015)</w:t>
-      </w:r>
-      <w:r>
-        <w:t xml:space="preserve">. In fact, hystricognaths, and particularly caviomorphs, evolved the largest body sizes found in the Rodentia. Whether this unique trajectory stems from intrinsic developmental capability, ecological opportunity or a combination of both remains an open question</w:t>
-      </w:r>
-      <w:r>
-        <w:t xml:space="preserve"> </w:t>
-      </w:r>
-      <w:r>
-        <w:t xml:space="preserve">(Vucetich et al. 2015)</w:t>
-      </w:r>
-      <w:r>
-        <w:t xml:space="preserve">.</w:t>
-      </w:r>
-    </w:p>
-    <w:p>
-      <w:pPr>
-        <w:pStyle w:val="BodyText"/>
-      </w:pPr>
-      <w:r>
-        <w:t xml:space="preserve">Interestingly, evolution towards large (</w:t>
-      </w:r>
-      <w:r>
-        <w:rPr>
-          <w:i/>
-          <w:iCs/>
-        </w:rPr>
-        <w:t xml:space="preserve">i</w:t>
-      </w:r>
-      <w:r>
-        <w:t xml:space="preserve">.</w:t>
-      </w:r>
-      <w:r>
-        <w:rPr>
-          <w:i/>
-          <w:iCs/>
-        </w:rPr>
-        <w:t xml:space="preserve">e</w:t>
-      </w:r>
-      <w:r>
-        <w:t xml:space="preserve">., body mass above 10 kg) to giant (</w:t>
-      </w:r>
-      <w:r>
-        <w:rPr>
-          <w:i/>
-          <w:iCs/>
-        </w:rPr>
-        <w:t xml:space="preserve">i</w:t>
-      </w:r>
-      <w:r>
-        <w:t xml:space="preserve">.</w:t>
-      </w:r>
-      <w:r>
-        <w:rPr>
-          <w:i/>
-          <w:iCs/>
-        </w:rPr>
-        <w:t xml:space="preserve">e</w:t>
-      </w:r>
-      <w:r>
-        <w:t xml:space="preserve">., above 100 kg) body sizes occurred iteratively and independently in an almost coordinated way among distinct caviomorph lineages</w:t>
-      </w:r>
-      <w:r>
-        <w:t xml:space="preserve"> </w:t>
-      </w:r>
-      <w:r>
-        <w:t xml:space="preserve">(</w:t>
-      </w:r>
-      <w:r>
-        <w:rPr>
-          <w:i/>
-          <w:iCs/>
-        </w:rPr>
-        <w:t xml:space="preserve">e</w:t>
-      </w:r>
-      <w:r>
-        <w:t xml:space="preserve">.</w:t>
-      </w:r>
-      <w:r>
-        <w:rPr>
-          <w:i/>
-          <w:iCs/>
-        </w:rPr>
-        <w:t xml:space="preserve">g</w:t>
-      </w:r>
-      <w:r>
-        <w:t xml:space="preserve">., Vucetich et al. 2015; Álvarez et al. 2017)</w:t>
-      </w:r>
-      <w:r>
-        <w:t xml:space="preserve">. Such a trend is particularly well illustrated among Chinchilloidea. Today, this superfamily includes eight medium-to-large-sized species with high-crowned, ever-growing (euhypsodont) cheek teeth, distributed among four distantly-related genera –</w:t>
+        <w:t xml:space="preserve">Today, Chinchilloidea includes eight medium-to-large-sized species with high-crowned, ever-growing (euhypsodont) cheek teeth, distributed among four distantly-related genera –</w:t>
       </w:r>
       <w:r>
         <w:t xml:space="preserve"> </w:t>
@@ -906,7 +891,20 @@
         <w:t xml:space="preserve">., Sánchez-Villagra et al. 2003; Rinderknecht and Blanco 2008; Rasia et al. 2024)</w:t>
       </w:r>
       <w:r>
-        <w:t xml:space="preserve">. Nonetheless, it is worth mentioning that all these giant taxa were parts of a larger radiation that flourished in the late Cenozoic, in particular during the Mio-Pliocene, and further vanished, leaving the modest extant diversity of the group as a relic of a formerly speciose superfamily</w:t>
+        <w:t xml:space="preserve">. All these giant taxa, together with the rest of the Chinchilloidea, flourished until the Mio-Pliocene and further vanished, leaving the modest extant diversity of the group (achieving no more than some 15kg for</w:t>
+      </w:r>
+      <w:r>
+        <w:t xml:space="preserve"> </w:t>
+      </w:r>
+      <w:r>
+        <w:rPr>
+          <w:i/>
+          <w:iCs/>
+        </w:rPr>
+        <w:t xml:space="preserve">Dinomys branickii</w:t>
+      </w:r>
+      <w:r>
+        <w:t xml:space="preserve">, the largest extant chinchilloid, an order of magnitude below its giant ancestors) as a relic of a formerly speciose superfamily</w:t>
       </w:r>
       <w:r>
         <w:t xml:space="preserve"> </w:t>
@@ -1452,7 +1450,7 @@
         <w:pStyle w:val="BodyText"/>
       </w:pPr>
       <w:r>
-        <w:t xml:space="preserve">Despite all this, major gaps remain in our understanding of the evolutionary dynamics of Chinchilloidea. In particular, many of the hypotheses raised above have poorly considered the interplay between the latter and biological diversification. Previous works relying on a phylogenetic framework illustrated that the dynamics of chinchilloid diversity and body mass evolution were decoupled</w:t>
+        <w:t xml:space="preserve">Despite all this, major gaps remain in our understanding of the evolutionary dynamics of Chinchilloidea. In particular, many of the hypotheses raised above have poorly considered the interplay between phenotypic and biological diversification. Previous works relying on a phylogenetic framework illustrated that the dynamics of chinchilloid diversity and body mass evolution were decoupled</w:t>
       </w:r>
       <w:r>
         <w:t xml:space="preserve"> </w:t>
@@ -1509,7 +1507,7 @@
         <w:t xml:space="preserve">e</w:t>
       </w:r>
       <w:r>
-        <w:t xml:space="preserve">., Andean elevation) factors had repercussions on the macroevolutionary fate of Chinchilloidea; (iii) the magnitude of the changes in speciation and/or extinction rates were heterogeneous across body size and hypsodonty index categories.</w:t>
+        <w:t xml:space="preserve">., Andean elevation) factors had repercussions on the macroevolutionary fate of Chinchilloidea; (iii) the magnitude of the changes in speciation and/or extinction rates were heterogeneous across body size and hypsodonty categories.</w:t>
       </w:r>
     </w:p>
     <w:bookmarkEnd w:id="22"/>
@@ -3701,7 +3699,7 @@
         <w:t xml:space="preserve">g</w:t>
       </w:r>
       <w:r>
-        <w:t xml:space="preserve">., Condamine et al. 2018; Condamine et al. 2019; Flannery-Sutherland et al. 2022; Weppe et al. 2023)</w:t>
+        <w:t xml:space="preserve">., Condamine et al. 2018; Condamine et al. 2019a; Flannery-Sutherland et al. 2022; Weppe et al. 2023)</w:t>
       </w:r>
       <w:r>
         <w:t xml:space="preserve">. So far, studies testing the effect of palaeotemperature on clade diversification have often used global proxy-derived temperature reconstructions</w:t>
@@ -3769,7 +3767,7 @@
         <w:t xml:space="preserve"> </w:t>
       </w:r>
       <w:r>
-        <w:t xml:space="preserve">(Etienne et al. 2011; Condamine et al. 2019, 2020)</w:t>
+        <w:t xml:space="preserve">(Etienne et al. 2011; Condamine et al. 2019a, 2020)</w:t>
       </w:r>
       <w:r>
         <w:t xml:space="preserve"> </w:t>
@@ -4579,22 +4577,25 @@
         <w:t xml:space="preserve">The waxing-and-waning diversity of chinchilloid rodents</w:t>
       </w:r>
     </w:p>
-    <w:bookmarkEnd w:id="35"/>
-    <w:bookmarkStart w:id="36" w:name="X4c44b6e16e2545ce23f4d52200acbf27da3aa1e"/>
-    <w:p>
-      <w:pPr>
-        <w:pStyle w:val="Heading2"/>
-      </w:pPr>
-      <w:r>
-        <w:t xml:space="preserve">A body-mass selective sea-level and diversity-dependent evolutionary decline</w:t>
-      </w:r>
-    </w:p>
     <w:p>
       <w:pPr>
         <w:pStyle w:val="FirstParagraph"/>
       </w:pPr>
       <w:r>
-        <w:t xml:space="preserve">Evidence for Cope’s rule</w:t>
+        <w:t xml:space="preserve">Positive net diversification rate until</w:t>
+      </w:r>
+      <w:r>
+        <w:t xml:space="preserve"> </w:t>
+      </w:r>
+      <w:r>
+        <w:rPr>
+          <w:i/>
+          <w:iCs/>
+        </w:rPr>
+        <w:t xml:space="preserve">ca</w:t>
+      </w:r>
+      <w:r>
+        <w:t xml:space="preserve">. 6 Ma, decline and increase in extinction rate (cite figures accordingly).</w:t>
       </w:r>
     </w:p>
     <w:p>
@@ -4602,53 +4603,105 @@
         <w:pStyle w:val="BodyText"/>
       </w:pPr>
       <w:r>
-        <w:t xml:space="preserve">Speciation rate significantly differs across body size classes, with larger taxa achieving higher values (Fig. X and S5). According to the BDNN model, body size stands out as the first predictor explaining variations in speciation rate within Chinchilloidea, with a</w:t>
-      </w:r>
-      <w:r>
-        <w:t xml:space="preserve"> </w:t>
-      </w:r>
-      <w:r>
-        <w:rPr>
-          <w:i/>
-          <w:iCs/>
-        </w:rPr>
-        <w:t xml:space="preserve">ca</w:t>
-      </w:r>
-      <w:r>
-        <w:t xml:space="preserve">. 2.5-fold change obtained between our two extrema (</w:t>
-      </w:r>
-      <w:r>
-        <w:rPr>
-          <w:i/>
-          <w:iCs/>
-        </w:rPr>
-        <w:t xml:space="preserve">i</w:t>
-      </w:r>
-      <w:r>
-        <w:t xml:space="preserve">.</w:t>
-      </w:r>
-      <w:r>
-        <w:rPr>
-          <w:i/>
-          <w:iCs/>
-        </w:rPr>
-        <w:t xml:space="preserve">e</w:t>
-      </w:r>
-      <w:r>
-        <w:t xml:space="preserve">., XS and XXL =&gt;</w:t>
-      </w:r>
-      <w:r>
-        <w:t xml:space="preserve"> </w:t>
+        <w:t xml:space="preserve">All DD architectures performed similarly, as long as they comprised at least one dense layer connecting the output of the LSTM layers to the output layer (</w:t>
       </w:r>
       <w:r>
         <w:rPr>
           <w:b/>
           <w:bCs/>
         </w:rPr>
+        <w:t xml:space="preserve">Supp. Tab. 8</w:t>
+      </w:r>
+      <w:r>
+        <w:t xml:space="preserve">).</w:t>
+      </w:r>
+    </w:p>
+    <w:p>
+      <w:pPr>
+        <w:pStyle w:val="BodyText"/>
+      </w:pPr>
+      <w:r>
+        <w:t xml:space="preserve">The coefficients of rate variations obtained for BDNN (resp. XX and XX) exceeded the thresholds inferred from analyses of 100 simulated datasets generated under a constant-rate birth-death model, matching our empirical data in terms of trait number, age of the clade and (approximately) number of species (resp. XX and XX). This therefore provides evidence for significant rate variations throughout the evolutionary history of Chinchilloidea.</w:t>
+      </w:r>
+    </w:p>
+    <w:bookmarkEnd w:id="35"/>
+    <w:bookmarkStart w:id="36" w:name="Xeff14126d71e9a6fc25ff8995a8259fc4cdba78"/>
+    <w:p>
+      <w:pPr>
+        <w:pStyle w:val="Heading2"/>
+      </w:pPr>
+      <w:r>
+        <w:t xml:space="preserve">A body-mass selective XXX XXX evolutionary decline</w:t>
+      </w:r>
+    </w:p>
+    <w:p>
+      <w:pPr>
+        <w:pStyle w:val="FirstParagraph"/>
+      </w:pPr>
+      <w:r>
+        <w:t xml:space="preserve">Evidence for Cope’s rule</w:t>
+      </w:r>
+    </w:p>
+    <w:p>
+      <w:pPr>
+        <w:pStyle w:val="BodyText"/>
+      </w:pPr>
+      <w:r>
+        <w:t xml:space="preserve">Speciation rate significantly differs across body size classes, with larger taxa achieving higher values (Fig. X and S5). According to the BDNN model, body size stands out as the first predictor explaining variations in speciation rate within Chinchilloidea, with a</w:t>
+      </w:r>
+      <w:r>
+        <w:t xml:space="preserve"> </w:t>
+      </w:r>
+      <w:r>
+        <w:rPr>
+          <w:i/>
+          <w:iCs/>
+        </w:rPr>
+        <w:t xml:space="preserve">ca</w:t>
+      </w:r>
+      <w:r>
+        <w:t xml:space="preserve">. 2.5-fold change obtained between our two extrema (</w:t>
+      </w:r>
+      <w:r>
+        <w:rPr>
+          <w:i/>
+          <w:iCs/>
+        </w:rPr>
+        <w:t xml:space="preserve">i</w:t>
+      </w:r>
+      <w:r>
+        <w:t xml:space="preserve">.</w:t>
+      </w:r>
+      <w:r>
+        <w:rPr>
+          <w:i/>
+          <w:iCs/>
+        </w:rPr>
+        <w:t xml:space="preserve">e</w:t>
+      </w:r>
+      <w:r>
+        <w:t xml:space="preserve">., XS and XXL =&gt;</w:t>
+      </w:r>
+      <w:r>
+        <w:t xml:space="preserve"> </w:t>
+      </w:r>
+      <w:r>
+        <w:rPr>
+          <w:b/>
+          <w:bCs/>
+        </w:rPr>
         <w:t xml:space="preserve">indicate on the violin plot</w:t>
       </w:r>
       <w:r>
         <w:t xml:space="preserve">).</w:t>
+      </w:r>
+    </w:p>
+    <w:p>
+      <w:pPr>
+        <w:pStyle w:val="BodyText"/>
+      </w:pPr>
+      <w:r>
+        <w:t xml:space="preserve">In our BDNN analyses, time is always ranked as the least important predictor, suggesting our environmental and trait variable effectively capture signal of rate variation.</w:t>
       </w:r>
     </w:p>
     <w:bookmarkEnd w:id="36"/>
@@ -4666,20 +4719,7 @@
         <w:pStyle w:val="FirstParagraph"/>
       </w:pPr>
       <w:r>
-        <w:t xml:space="preserve">Positive net diversification rate until</w:t>
-      </w:r>
-      <w:r>
-        <w:t xml:space="preserve"> </w:t>
-      </w:r>
-      <w:r>
-        <w:rPr>
-          <w:i/>
-          <w:iCs/>
-        </w:rPr>
-        <w:t xml:space="preserve">ca</w:t>
-      </w:r>
-      <w:r>
-        <w:t xml:space="preserve">. 6 Ma, decline and increase in extinction rate (cite figures accordingly).</w:t>
+        <w:t xml:space="preserve">Our deep learning-based analysis of diversification provided evidence for significant origination and extinction rates variation as compared to a constant-rate birth-death model with the same amount of lineages and root ages as our empirical data (coefficients of rate variation table).</w:t>
       </w:r>
     </w:p>
     <w:p>
@@ -4687,7 +4727,334 @@
         <w:pStyle w:val="BodyText"/>
       </w:pPr>
       <w:r>
-        <w:t xml:space="preserve">Are we detecting pulses of mid-late Miocene pulses of diversification that lead to the differenciation of extant lineages postulated from the fossil record ?</w:t>
+        <w:t xml:space="preserve">Heterogeneity in lineage-specific diversification rates (example of lineages/groups of taxa).</w:t>
+      </w:r>
+    </w:p>
+    <w:p>
+      <w:pPr>
+        <w:pStyle w:val="BodyText"/>
+      </w:pPr>
+      <w:r>
+        <w:t xml:space="preserve">Also, tropical lineages appear to have overall lower origination and extinction rates, suggesting enhanced biotic turnover outside the tropics.</w:t>
+      </w:r>
+    </w:p>
+    <w:p>
+      <w:pPr>
+        <w:pStyle w:val="BodyText"/>
+      </w:pPr>
+      <w:r>
+        <w:t xml:space="preserve">Diversity-dependent effects were found to be the most important factor influencing origination rate variations, with decreasing rate values with increasing diversity. Andean uplift and palaeotemperature were respectively ranked at the second and third positions on the predictor importance scale.</w:t>
+      </w:r>
+    </w:p>
+    <w:p>
+      <w:pPr>
+        <w:pStyle w:val="BodyText"/>
+      </w:pPr>
+      <w:r>
+        <w:t xml:space="preserve">Palaeotemperature was retrieved as most significantly influencing extinction rate variations, via a negative relationship – extinction rate decreases when palaeotemperature increases. Sea level and Andean uplift respectively arrived second and third. At a given palaeotemperature, extinction rate was higher when sea level was higher.</w:t>
+      </w:r>
+    </w:p>
+    <w:p>
+      <w:pPr>
+        <w:pStyle w:val="BodyText"/>
+      </w:pPr>
+      <w:r>
+        <w:t xml:space="preserve">Results robust to different network architectures.</w:t>
+      </w:r>
+    </w:p>
+    <w:bookmarkEnd w:id="37"/>
+    <w:bookmarkEnd w:id="38"/>
+    <w:bookmarkStart w:id="47" w:name="discussion"/>
+    <w:p>
+      <w:pPr>
+        <w:pStyle w:val="Heading1"/>
+      </w:pPr>
+      <w:r>
+        <w:t xml:space="preserve">Discussion</w:t>
+      </w:r>
+    </w:p>
+    <w:p>
+      <w:pPr>
+        <w:pStyle w:val="FirstParagraph"/>
+      </w:pPr>
+      <w:r>
+        <w:t xml:space="preserve">Unlike the evidenced decoupled diversity and disparity patterns evidenced between caviomorph superfamilies</w:t>
+      </w:r>
+      <w:r>
+        <w:t xml:space="preserve"> </w:t>
+      </w:r>
+      <w:r>
+        <w:t xml:space="preserve">(</w:t>
+      </w:r>
+      <w:r>
+        <w:rPr>
+          <w:i/>
+          <w:iCs/>
+        </w:rPr>
+        <w:t xml:space="preserve">e</w:t>
+      </w:r>
+      <w:r>
+        <w:t xml:space="preserve">.</w:t>
+      </w:r>
+      <w:r>
+        <w:rPr>
+          <w:i/>
+          <w:iCs/>
+        </w:rPr>
+        <w:t xml:space="preserve">g</w:t>
+      </w:r>
+      <w:r>
+        <w:t xml:space="preserve">., Álvarez et al. 2017; Carrillo et al. n.d.)</w:t>
+      </w:r>
+      <w:r>
+        <w:t xml:space="preserve">, our results suggest a coordinated behaviour of chinchilloid diversity and disparity, both peaking in the late Miocene and further declining towards the present.</w:t>
+      </w:r>
+    </w:p>
+    <w:p>
+      <w:pPr>
+        <w:pStyle w:val="BodyText"/>
+      </w:pPr>
+      <w:r>
+        <w:t xml:space="preserve">Turning point in Dinomyid diversification at high latitudes in the Chasicoan (e.g., Arroyo Chasicó locality, La Pampa, Argentina), with the record of a great number of Euhypsodont taxa, meanwhile protohypsodont taxa became scarcer (though still recovered at lower latitudes)</w:t>
+      </w:r>
+      <w:r>
+        <w:t xml:space="preserve"> </w:t>
+      </w:r>
+      <w:r>
+        <w:t xml:space="preserve">Rasia et al. (2024)</w:t>
+      </w:r>
+    </w:p>
+    <w:p>
+      <w:pPr>
+        <w:pStyle w:val="BodyText"/>
+      </w:pPr>
+      <w:r>
+        <w:t xml:space="preserve">Our results suggest a</w:t>
+      </w:r>
+      <w:r>
+        <w:t xml:space="preserve"> </w:t>
+      </w:r>
+      <w:r>
+        <w:t xml:space="preserve">“</w:t>
+      </w:r>
+      <w:r>
+        <w:t xml:space="preserve">waxing-and-waning</w:t>
+      </w:r>
+      <w:r>
+        <w:t xml:space="preserve">”</w:t>
+      </w:r>
+      <w:r>
+        <w:t xml:space="preserve"> </w:t>
+      </w:r>
+      <w:r>
+        <w:t xml:space="preserve">diversity pattern for chinchilloid rodents, peaking in the late Miocene (Chasicoan SALMA), with XX reconstructed taxa (fig pyrate) (YY corrected diversity, fig deepdive), and declining thereafter until the 7 extant species. This pattern goes in contradiction with the</w:t>
+      </w:r>
+      <w:r>
+        <w:t xml:space="preserve"> </w:t>
+      </w:r>
+      <w:r>
+        <w:t xml:space="preserve">“</w:t>
+      </w:r>
+      <w:r>
+        <w:t xml:space="preserve">stagnating</w:t>
+      </w:r>
+      <w:r>
+        <w:t xml:space="preserve">”</w:t>
+      </w:r>
+      <w:r>
+        <w:t xml:space="preserve"> </w:t>
+      </w:r>
+      <w:r>
+        <w:t xml:space="preserve">diversity since the Early Oligocene reconstructed by</w:t>
+      </w:r>
+      <w:r>
+        <w:t xml:space="preserve"> </w:t>
+      </w:r>
+      <w:r>
+        <w:t xml:space="preserve">Carrillo et al. (n.d.)</w:t>
+      </w:r>
+      <w:r>
+        <w:t xml:space="preserve">, based on a total-evidence phylogeny. Such a mismatch between phylogeny and occurrence-derived patterns probably comes from the poor representativity of extinct chinchilloid lineages in the phylogenetic reconstruction (31 species) when compared to our occurrence database (13X species).</w:t>
+      </w:r>
+    </w:p>
+    <w:p>
+      <w:pPr>
+        <w:pStyle w:val="BodyText"/>
+      </w:pPr>
+      <w:r>
+        <w:t xml:space="preserve">Caribbean lineages of Quaternary age (</w:t>
+      </w:r>
+      <w:r>
+        <w:rPr>
+          <w:i/>
+          <w:iCs/>
+        </w:rPr>
+        <w:t xml:space="preserve">Elasmodontomys</w:t>
+      </w:r>
+      <w:r>
+        <w:t xml:space="preserve">,</w:t>
+      </w:r>
+      <w:r>
+        <w:t xml:space="preserve"> </w:t>
+      </w:r>
+      <w:r>
+        <w:rPr>
+          <w:i/>
+          <w:iCs/>
+        </w:rPr>
+        <w:t xml:space="preserve">Amblyrhiza</w:t>
+      </w:r>
+      <w:r>
+        <w:t xml:space="preserve">,</w:t>
+      </w:r>
+      <w:r>
+        <w:t xml:space="preserve"> </w:t>
+      </w:r>
+      <w:r>
+        <w:rPr>
+          <w:i/>
+          <w:iCs/>
+        </w:rPr>
+        <w:t xml:space="preserve">Quemisia</w:t>
+      </w:r>
+      <w:r>
+        <w:t xml:space="preserve"> </w:t>
+      </w:r>
+      <w:r>
+        <w:t xml:space="preserve">and</w:t>
+      </w:r>
+      <w:r>
+        <w:t xml:space="preserve"> </w:t>
+      </w:r>
+      <w:r>
+        <w:rPr>
+          <w:i/>
+          <w:iCs/>
+        </w:rPr>
+        <w:t xml:space="preserve">Clidomys</w:t>
+      </w:r>
+      <w:r>
+        <w:t xml:space="preserve">) descend from at least one (but most likely several, see</w:t>
+      </w:r>
+      <w:r>
+        <w:t xml:space="preserve"> </w:t>
+      </w:r>
+      <w:r>
+        <w:t xml:space="preserve">(MacPhee 2011; Marivaux et al. 2020)</w:t>
+      </w:r>
+      <w:r>
+        <w:t xml:space="preserve">) earlier colonisation events of the West Indies by ancestral lineages that could not be preserved in the fossil record</w:t>
+      </w:r>
+      <w:r>
+        <w:t xml:space="preserve"> </w:t>
+      </w:r>
+      <w:r>
+        <w:t xml:space="preserve">(Marivaux et al. 2022)</w:t>
+      </w:r>
+      <w:r>
+        <w:t xml:space="preserve">.</w:t>
+      </w:r>
+    </w:p>
+    <w:p>
+      <w:pPr>
+        <w:pStyle w:val="BodyText"/>
+      </w:pPr>
+      <w:r>
+        <w:t xml:space="preserve">How about an implication of the GABI in the Pliocene extinction rate increase?</w:t>
+      </w:r>
+    </w:p>
+    <w:bookmarkStart w:id="39" w:name="X1c85fa43b735b363d5a6571363e311d56701ff8"/>
+    <w:p>
+      <w:pPr>
+        <w:pStyle w:val="Heading2"/>
+      </w:pPr>
+      <w:r>
+        <w:t xml:space="preserve">A coupled diversity-disparity dynamic in the Chinchilloidea</w:t>
+      </w:r>
+    </w:p>
+    <w:p>
+      <w:pPr>
+        <w:pStyle w:val="FirstParagraph"/>
+      </w:pPr>
+      <w:r>
+        <w:t xml:space="preserve">Whether this unique trajectory stems from intrinsic developmental capability, ecological opportunity or a combination of both remains an open question</w:t>
+      </w:r>
+      <w:r>
+        <w:t xml:space="preserve"> </w:t>
+      </w:r>
+      <w:r>
+        <w:t xml:space="preserve">(Vucetich et al. 2015)</w:t>
+      </w:r>
+    </w:p>
+    <w:p>
+      <w:pPr>
+        <w:pStyle w:val="BodyText"/>
+      </w:pPr>
+      <w:r>
+        <w:t xml:space="preserve">Seminal works highlighted that clades could experience coordinated or decoupled diversity and disparity trajectories linked to biological diversification –</w:t>
+      </w:r>
+      <w:r>
+        <w:t xml:space="preserve"> </w:t>
+      </w:r>
+      <w:r>
+        <w:rPr>
+          <w:i/>
+          <w:iCs/>
+        </w:rPr>
+        <w:t xml:space="preserve">i</w:t>
+      </w:r>
+      <w:r>
+        <w:t xml:space="preserve">.</w:t>
+      </w:r>
+      <w:r>
+        <w:rPr>
+          <w:i/>
+          <w:iCs/>
+        </w:rPr>
+        <w:t xml:space="preserve">e</w:t>
+      </w:r>
+      <w:r>
+        <w:t xml:space="preserve">., speciation and extinction, the processes generating diversity</w:t>
+      </w:r>
+      <w:r>
+        <w:t xml:space="preserve"> </w:t>
+      </w:r>
+      <w:r>
+        <w:t xml:space="preserve">(Foote 1993, 1997)</w:t>
+      </w:r>
+      <w:r>
+        <w:t xml:space="preserve">. Far from a one-fits-them-all rule, the diversity-disparity interplay was rather shown to be complex and case-dependent, with speciation and extinction either acting as opposing forces or reinforcing one another in the contraction/expansion of the morphospace through evolutionary times</w:t>
+      </w:r>
+      <w:r>
+        <w:t xml:space="preserve"> </w:t>
+      </w:r>
+      <w:r>
+        <w:t xml:space="preserve">(Foote 1993, 1997; Balseiro et al. 2025; Esteve 2025)</w:t>
+      </w:r>
+      <w:r>
+        <w:t xml:space="preserve">. Here, our clade offers an example of coupled dynamics of disparity and diversity</w:t>
+      </w:r>
+      <w:r>
+        <w:t xml:space="preserve"> </w:t>
+      </w:r>
+      <w:hyperlink w:anchor="fig-diversityBM">
+        <w:r>
+          <w:rPr>
+            <w:rStyle w:val="Hyperlink"/>
+          </w:rPr>
+          <w:t xml:space="preserve">Figure 3</w:t>
+        </w:r>
+      </w:hyperlink>
+      <w:r>
+        <w:t xml:space="preserve">.</w:t>
+      </w:r>
+    </w:p>
+    <w:p>
+      <w:pPr>
+        <w:pStyle w:val="BodyText"/>
+      </w:pPr>
+      <w:r>
+        <w:t xml:space="preserve">Are we detecting mid-late Miocene pulses of diversification that lead to the differenciation of extant lineages postulated from the fossil record ?</w:t>
       </w:r>
       <w:r>
         <w:t xml:space="preserve"> </w:t>
@@ -4701,17 +5068,165 @@
         <w:pStyle w:val="BodyText"/>
       </w:pPr>
       <w:r>
-        <w:t xml:space="preserve">All DD architectures performed similarly, as long as they comprised at least one dense layer connecting the output of the LSTM layers to the output layer (</w:t>
-      </w:r>
+        <w:t xml:space="preserve">Clade with a rich fossil record that underwent a taxonomic and possibly ecological decline: parallel with proboscids</w:t>
+      </w:r>
+      <w:r>
+        <w:t xml:space="preserve"> </w:t>
+      </w:r>
+      <w:r>
+        <w:t xml:space="preserve">(Cantalapiedra et al. 2021)</w:t>
+      </w:r>
+      <w:r>
+        <w:t xml:space="preserve">, hippopotamids</w:t>
+      </w:r>
+      <w:r>
+        <w:t xml:space="preserve"> </w:t>
+      </w:r>
+      <w:r>
+        <w:t xml:space="preserve">(Boisserie et al. 2005; Boisserie 2005-)</w:t>
+      </w:r>
+      <w:r>
+        <w:t xml:space="preserve">, rhinocerotids</w:t>
+      </w:r>
+      <w:r>
+        <w:t xml:space="preserve"> </w:t>
+      </w:r>
+      <w:r>
+        <w:t xml:space="preserve">(Antoine et al. 2025)</w:t>
+      </w:r>
+      <w:r>
+        <w:t xml:space="preserve"> </w:t>
+      </w:r>
+      <w:r>
+        <w:t xml:space="preserve">or lamniform sharks</w:t>
+      </w:r>
+      <w:r>
+        <w:t xml:space="preserve"> </w:t>
+      </w:r>
+      <w:r>
+        <w:t xml:space="preserve">(Condamine et al. 2019b)</w:t>
+      </w:r>
+      <w:r>
+        <w:t xml:space="preserve">.</w:t>
+      </w:r>
+    </w:p>
+    <w:bookmarkEnd w:id="39"/>
+    <w:bookmarkStart w:id="42" w:name="drivers"/>
+    <w:p>
+      <w:pPr>
+        <w:pStyle w:val="Heading2"/>
+      </w:pPr>
+      <w:r>
+        <w:t xml:space="preserve">Drivers</w:t>
+      </w:r>
+    </w:p>
+    <w:p>
+      <w:pPr>
+        <w:pStyle w:val="FirstParagraph"/>
+      </w:pPr>
+      <w:r>
+        <w:t xml:space="preserve">Diet !! Evolution towards large to very large body sizes must have implied adaptations in terms of nutrient supply. Did they achieve this by consuming new forms of food? Could landscape opening play a role?</w:t>
+      </w:r>
+    </w:p>
+    <w:p>
+      <w:pPr>
+        <w:pStyle w:val="BodyText"/>
+      </w:pPr>
+      <w:r>
+        <w:t xml:space="preserve">Come back to</w:t>
+      </w:r>
+      <w:r>
+        <w:t xml:space="preserve"> </w:t>
+      </w:r>
+      <w:r>
+        <w:t xml:space="preserve">Vucetich et al. (2015)</w:t>
+      </w:r>
+      <w:r>
+        <w:t xml:space="preserve"> </w:t>
+      </w:r>
+      <w:r>
+        <w:t xml:space="preserve">hypotheses regarding large size evolution</w:t>
+      </w:r>
+    </w:p>
+    <w:p>
+      <w:pPr>
+        <w:pStyle w:val="BodyText"/>
+      </w:pPr>
+      <w:r>
+        <w:t xml:space="preserve">Demise of large sizes could also be viewed under the lens of hyperspecialisation, in turn restricting adaptabilities over evolutionary timescales</w:t>
+      </w:r>
+      <w:r>
+        <w:t xml:space="preserve"> </w:t>
+      </w:r>
+      <w:r>
+        <w:t xml:space="preserve">(see Neige and Tiel 2026)</w:t>
+      </w:r>
+    </w:p>
+    <w:p>
+      <w:pPr>
+        <w:pStyle w:val="BodyText"/>
+      </w:pPr>
+      <w:r>
+        <w:t xml:space="preserve">Our results did not provide any support for hypsodonty-dependent diversification. Contrary to the paradigm</w:t>
+      </w:r>
+      <w:r>
+        <w:t xml:space="preserve"> </w:t>
+      </w:r>
+      <w:r>
+        <w:t xml:space="preserve">(Stebbins 1974)</w:t>
+      </w:r>
+      <w:r>
+        <w:t xml:space="preserve">, previous findings illustrated that evolution of hypsodonty was not necessarily linked to grassland spreading in the Americas</w:t>
+      </w:r>
+      <w:r>
+        <w:t xml:space="preserve"> </w:t>
+      </w:r>
+      <w:r>
+        <w:t xml:space="preserve">(Jardine et al. 2012; Strömberg et al. 2013)</w:t>
+      </w:r>
+    </w:p>
+    <w:p>
+      <w:pPr>
+        <w:pStyle w:val="BodyText"/>
+      </w:pPr>
       <w:r>
         <w:rPr>
           <w:b/>
           <w:bCs/>
         </w:rPr>
-        <w:t xml:space="preserve">Supp. Tab. 8</w:t>
-      </w:r>
-      <w:r>
-        <w:t xml:space="preserve">).</w:t>
+        <w:t xml:space="preserve">Cope’s rule: what drives patters of size increase throughout the history of the clades?</w:t>
+      </w:r>
+    </w:p>
+    <w:bookmarkStart w:id="40" w:name="andes"/>
+    <w:p>
+      <w:pPr>
+        <w:pStyle w:val="Heading3"/>
+      </w:pPr>
+      <w:r>
+        <w:t xml:space="preserve">Andes</w:t>
+      </w:r>
+    </w:p>
+    <w:p>
+      <w:pPr>
+        <w:pStyle w:val="FirstParagraph"/>
+      </w:pPr>
+      <w:r>
+        <w:t xml:space="preserve">Refugia, limiting extinction (MBD). Effect of increasing magnitude as the mountain chain gets higher. On the other hand, negative effect on origination (BDNN), first driver.</w:t>
+      </w:r>
+      <w:r>
+        <w:t xml:space="preserve"> </w:t>
+      </w:r>
+      <w:r>
+        <w:t xml:space="preserve">“</w:t>
+      </w:r>
+      <w:r>
+        <w:t xml:space="preserve">Museum</w:t>
+      </w:r>
+      <w:r>
+        <w:t xml:space="preserve">”</w:t>
+      </w:r>
+      <w:r>
+        <w:t xml:space="preserve">? Bear in mind that our fossil record is biased westwards, likely exacerbating the prominence of the role of the Andes for Neogene SAM diversification.</w:t>
       </w:r>
     </w:p>
     <w:p>
@@ -4719,29 +5234,343 @@
         <w:pStyle w:val="BodyText"/>
       </w:pPr>
       <w:r>
-        <w:t xml:space="preserve">Full time facetted:</w:t>
-      </w:r>
-    </w:p>
-    <w:p>
-      <w:pPr>
+        <w:t xml:space="preserve">Also, late phases of Andean uplift resulted in major changes in hydrographic patterns in Tropical South America (Pebas -&gt; Acre -&gt; Amazon), which were shown to have been a significant trigger for extinctions (or wax-and-waning) among endemic lacustrine faunal assemblages</w:t>
+      </w:r>
+      <w:r>
+        <w:t xml:space="preserve"> </w:t>
+      </w:r>
+      <w:r>
+        <w:t xml:space="preserve">(</w:t>
+      </w:r>
+      <w:r>
+        <w:rPr>
+          <w:i/>
+          <w:iCs/>
+        </w:rPr>
+        <w:t xml:space="preserve">e</w:t>
+      </w:r>
+      <w:r>
+        <w:t xml:space="preserve">.</w:t>
+      </w:r>
+      <w:r>
+        <w:rPr>
+          <w:i/>
+          <w:iCs/>
+        </w:rPr>
+        <w:t xml:space="preserve">g</w:t>
+      </w:r>
+      <w:r>
+        <w:t xml:space="preserve">., Salas-Gismondi et al. 2015 + mollusks)</w:t>
+      </w:r>
+      <w:r>
+        <w:t xml:space="preserve">. Subsequent effects on terrestrial communities?</w:t>
+      </w:r>
+    </w:p>
+    <w:bookmarkEnd w:id="40"/>
+    <w:bookmarkStart w:id="41" w:name="sea-level"/>
+    <w:p>
+      <w:pPr>
+        <w:pStyle w:val="Heading3"/>
+      </w:pPr>
+      <w:r>
+        <w:t xml:space="preserve">Sea level</w:t>
+      </w:r>
+    </w:p>
+    <w:p>
+      <w:pPr>
+        <w:pStyle w:val="FirstParagraph"/>
+      </w:pPr>
+      <w:r>
+        <w:t xml:space="preserve">Pebas</w:t>
+      </w:r>
+      <w:r>
+        <w:t xml:space="preserve"> </w:t>
+      </w:r>
+      <w:r>
+        <w:t xml:space="preserve">Hoorn et al. (2022)</w:t>
+      </w:r>
+      <w:r>
+        <w:t xml:space="preserve"> </w:t>
+      </w:r>
+      <w:r>
+        <w:t xml:space="preserve">+ Paranaense sea</w:t>
+      </w:r>
+      <w:r>
+        <w:t xml:space="preserve"> </w:t>
+      </w:r>
+      <w:r>
+        <w:t xml:space="preserve">Homero Camacho (1967)</w:t>
+      </w:r>
+      <w:r>
+        <w:t xml:space="preserve">. Retrieved as second most important predictor for extinction rate variations by our BDNN analyses, likely having to do with hydrographic pattern changes.</w:t>
+      </w:r>
+    </w:p>
+    <w:bookmarkEnd w:id="41"/>
+    <w:bookmarkEnd w:id="42"/>
+    <w:bookmarkStart w:id="43" w:name="body-mass"/>
+    <w:p>
+      <w:pPr>
+        <w:pStyle w:val="Heading2"/>
+      </w:pPr>
+      <w:r>
+        <w:t xml:space="preserve">Body mass</w:t>
+      </w:r>
+    </w:p>
+    <w:p>
+      <w:pPr>
+        <w:pStyle w:val="FirstParagraph"/>
+      </w:pPr>
+      <w:r>
+        <w:t xml:space="preserve">We found that larger species tend to have higher speciation rates than smaller ones. This apparently counter-intuitive finding could reflect the fact that, at least among mammals, larger species usually have lower effective population sizes and in turn accumulate more deleterious mutations, in turn likely to generate diversity</w:t>
+      </w:r>
+    </w:p>
+    <w:p>
+      <w:pPr>
+        <w:pStyle w:val="BodyText"/>
+      </w:pPr>
+      <w:r>
+        <w:t xml:space="preserve">Became larger as time went forward (DTT plot), by-product of the Cope’s rule?</w:t>
+      </w:r>
+    </w:p>
+    <w:p>
+      <w:pPr>
+        <w:pStyle w:val="BodyText"/>
+      </w:pPr>
+      <w:r>
+        <w:t xml:space="preserve">Broad trend to be large in the Miocene, parallel with sloths</w:t>
+      </w:r>
+      <w:r>
+        <w:t xml:space="preserve"> </w:t>
+      </w:r>
+      <w:r>
+        <w:t xml:space="preserve">Boscaini et al. (2025)</w:t>
+      </w:r>
+    </w:p>
+    <w:p>
+      <w:pPr>
+        <w:pStyle w:val="BodyText"/>
+      </w:pPr>
+      <w:r>
+        <w:t xml:space="preserve">Do large species diversify at a different pace?</w:t>
+      </w:r>
+      <w:r>
+        <w:t xml:space="preserve"> </w:t>
+      </w:r>
+      <w:r>
+        <w:t xml:space="preserve">Liow et al. (2008)</w:t>
+      </w:r>
+    </w:p>
+    <w:p>
+      <w:pPr>
+        <w:pStyle w:val="BodyText"/>
+      </w:pPr>
+      <w:r>
+        <w:t xml:space="preserve">Why did chinchilloid follow Cope’s rule whereas octodontoids did not?</w:t>
+      </w:r>
+    </w:p>
+    <w:bookmarkEnd w:id="43"/>
+    <w:bookmarkStart w:id="46" w:name="limitations-and-perspectives"/>
+    <w:p>
+      <w:pPr>
+        <w:pStyle w:val="Heading2"/>
+      </w:pPr>
+      <w:r>
+        <w:t xml:space="preserve">Limitations and perspectives</w:t>
+      </w:r>
+    </w:p>
+    <w:bookmarkStart w:id="44" w:name="taxonomic-uncertainties"/>
+    <w:p>
+      <w:pPr>
+        <w:pStyle w:val="Heading3"/>
+      </w:pPr>
+      <w:r>
+        <w:t xml:space="preserve">Taxonomic uncertainties</w:t>
+      </w:r>
+    </w:p>
+    <w:p>
+      <w:pPr>
+        <w:pStyle w:val="FirstParagraph"/>
+      </w:pPr>
+      <w:r>
+        <w:t xml:space="preserve">In the framework of Chinchilloidea, taxonomic uncertainties regarding key taxa (or faunas) surely hampers our appreciation of their evolutionary history.</w:t>
+      </w:r>
+    </w:p>
+    <w:p>
+      <w:pPr>
+        <w:pStyle w:val="BodyText"/>
+      </w:pPr>
+      <w:r>
+        <w:t xml:space="preserve">‘</w:t>
+      </w:r>
+      <w:r>
+        <w:t xml:space="preserve">Mesopotamiense</w:t>
+      </w:r>
+      <w:r>
+        <w:t xml:space="preserve">’</w:t>
+      </w:r>
+      <w:r>
+        <w:t xml:space="preserve"> </w:t>
+      </w:r>
+      <w:r>
+        <w:t xml:space="preserve">fauna</w:t>
+      </w:r>
+      <w:r>
+        <w:t xml:space="preserve"> </w:t>
+      </w:r>
+      <w:r>
+        <w:t xml:space="preserve">(Candela 2005; Candela et al. 2013-)</w:t>
+      </w:r>
+      <w:r>
+        <w:t xml:space="preserve"> </w:t>
+      </w:r>
+      <w:r>
+        <w:t xml:space="preserve">is mostly made of singletons. Large endemism, as discussed by</w:t>
+      </w:r>
+      <w:r>
+        <w:t xml:space="preserve"> </w:t>
+      </w:r>
+      <w:r>
+        <w:t xml:space="preserve">Candela et al. (2013)</w:t>
+      </w:r>
+      <w:r>
+        <w:t xml:space="preserve">, but our extinction rate inflation pattern greatly relies on it (</w:t>
+      </w:r>
+      <w:r>
+        <w:rPr>
+          <w:b/>
+          <w:bCs/>
+        </w:rPr>
+        <w:t xml:space="preserve">Fig. SX</w:t>
+      </w:r>
+      <w:r>
+        <w:t xml:space="preserve">)</w:t>
+      </w:r>
+    </w:p>
+    <w:p>
+      <w:pPr>
+        <w:pStyle w:val="BodyText"/>
+      </w:pPr>
+      <w:r>
+        <w:t xml:space="preserve">Lack of phylogenetic framework, hence ignoring phylogenetic relatedness, though proven relevant in previous analyses as we cannot exclude that the relationship that we find between traits (here body size) and diversification rates to be an artefact of phylogenetic inertia</w:t>
+      </w:r>
+      <w:r>
+        <w:t xml:space="preserve"> </w:t>
+      </w:r>
+      <w:r>
+        <w:t xml:space="preserve">(</w:t>
+      </w:r>
+      <w:r>
+        <w:rPr>
+          <w:i/>
+          <w:iCs/>
+        </w:rPr>
+        <w:t xml:space="preserve">e</w:t>
+      </w:r>
+      <w:r>
+        <w:t xml:space="preserve">.</w:t>
+      </w:r>
+      <w:r>
+        <w:rPr>
+          <w:i/>
+          <w:iCs/>
+        </w:rPr>
+        <w:t xml:space="preserve">g</w:t>
+      </w:r>
+      <w:r>
+        <w:t xml:space="preserve">., Hauffe et al. 2024)</w:t>
+      </w:r>
+      <w:r>
+        <w:t xml:space="preserve">. Phylogeny unresolved for key nodes though</w:t>
+      </w:r>
+      <w:r>
+        <w:t xml:space="preserve"> </w:t>
+      </w:r>
+      <w:r>
+        <w:t xml:space="preserve">(</w:t>
+      </w:r>
+      <w:r>
+        <w:rPr>
+          <w:i/>
+          <w:iCs/>
+        </w:rPr>
+        <w:t xml:space="preserve">e</w:t>
+      </w:r>
+      <w:r>
+        <w:t xml:space="preserve">.</w:t>
+      </w:r>
+      <w:r>
+        <w:rPr>
+          <w:i/>
+          <w:iCs/>
+        </w:rPr>
+        <w:t xml:space="preserve">g</w:t>
+      </w:r>
+      <w:r>
+        <w:t xml:space="preserve">., Boivin et al. 2019; Marivaux et al. 2020; Rasia et al. 2021,</w:t>
+      </w:r>
+      <w:r>
+        <w:t xml:space="preserve"> </w:t>
+      </w:r>
+      <w:r>
+        <w:rPr>
+          <w:b/>
+          <w:bCs/>
+        </w:rPr>
+        <w:t xml:space="preserve">work in progress</w:t>
+      </w:r>
+      <w:r>
+        <w:t xml:space="preserve">)</w:t>
+      </w:r>
+      <w:r>
+        <w:t xml:space="preserve">.</w:t>
+      </w:r>
+    </w:p>
+    <w:p>
+      <w:pPr>
+        <w:pStyle w:val="BodyText"/>
+      </w:pPr>
+      <w:r>
+        <w:t xml:space="preserve">Phylogenetic framework:</w:t>
+      </w:r>
+    </w:p>
+    <w:p>
+      <w:pPr>
+        <w:pStyle w:val="Compact"/>
         <w:numPr>
           <w:ilvl w:val="0"/>
           <w:numId w:val="1001"/>
         </w:numPr>
       </w:pPr>
       <w:r>
-        <w:t xml:space="preserve">Andes: Late Neogene + Quaternary, negative relationship with extiction rate, of increasing magnitude with decreasing time.</w:t>
-      </w:r>
-    </w:p>
-    <w:p>
-      <w:pPr>
+        <w:t xml:space="preserve">Test for the direct effet of intraspecific interaction in the rate of body mass evolution [</w:t>
+      </w:r>
+      <w:r>
+        <w:t xml:space="preserve">Drury et al. (2016)</w:t>
+      </w:r>
+      <w:r>
+        <w:t xml:space="preserve">; chabrol inch’bouddah]</w:t>
+      </w:r>
+    </w:p>
+    <w:p>
+      <w:pPr>
+        <w:pStyle w:val="Compact"/>
         <w:numPr>
           <w:ilvl w:val="0"/>
           <w:numId w:val="1001"/>
         </w:numPr>
       </w:pPr>
       <w:r>
-        <w:t xml:space="preserve">Temperature: mid-Pliocene Warming Period (mPWP), confounding effect with GABI?</w:t>
+        <w:t xml:space="preserve">Assess whether larger (or larger-crowned) species have different pace of diversification (SSE model)</w:t>
+      </w:r>
+    </w:p>
+    <w:bookmarkEnd w:id="44"/>
+    <w:bookmarkStart w:id="45" w:name="size-increase-pattern"/>
+    <w:p>
+      <w:pPr>
+        <w:pStyle w:val="Heading3"/>
+      </w:pPr>
+      <w:r>
+        <w:t xml:space="preserve">Size-increase pattern</w:t>
       </w:r>
     </w:p>
     <w:p>
@@ -4749,7 +5578,27 @@
         <w:pStyle w:val="FirstParagraph"/>
       </w:pPr>
       <w:r>
-        <w:t xml:space="preserve">Our deep learning-based analysis of diversification provided evidence for significant origination and extinction rates variation as compared to a constant-rate birth-death model with the same amount of lineages and root ages as our empirical data (coefficients of rate variation table).</w:t>
+        <w:t xml:space="preserve">On the other hand, the trend towards general size increase could also come from a sampling artifact, where larger taxa are easier to spot and sample in the end, whereas sampling smaller taxa is usually more resource-demanding, involves screenwashing, which is not always possible to carry out easily based on the sampling area (</w:t>
+      </w:r>
+      <w:r>
+        <w:rPr>
+          <w:i/>
+          <w:iCs/>
+        </w:rPr>
+        <w:t xml:space="preserve">e</w:t>
+      </w:r>
+      <w:r>
+        <w:t xml:space="preserve">.</w:t>
+      </w:r>
+      <w:r>
+        <w:rPr>
+          <w:i/>
+          <w:iCs/>
+        </w:rPr>
+        <w:t xml:space="preserve">g</w:t>
+      </w:r>
+      <w:r>
+        <w:t xml:space="preserve">., proximity with a river).</w:t>
       </w:r>
     </w:p>
     <w:p>
@@ -4757,7 +5606,16 @@
         <w:pStyle w:val="BodyText"/>
       </w:pPr>
       <w:r>
-        <w:t xml:space="preserve">Heterogeneity in lineage-specific diversification rates (example of lineages/groups of taxa).</w:t>
+        <w:t xml:space="preserve">Challenge to infer body sizes of extinct taxa with little extant representatives =&gt; Estimates can vary significantly based on the proxy or the modelling system used</w:t>
+      </w:r>
+      <w:r>
+        <w:t xml:space="preserve"> </w:t>
+      </w:r>
+      <w:r>
+        <w:t xml:space="preserve">(Boivin et al. 2024; Paiva et al. 2026)</w:t>
+      </w:r>
+      <w:r>
+        <w:t xml:space="preserve">.</w:t>
       </w:r>
     </w:p>
     <w:p>
@@ -4765,14 +5623,20 @@
         <w:pStyle w:val="BodyText"/>
       </w:pPr>
       <w:r>
-        <w:t xml:space="preserve">Migrant taxa (</w:t>
-      </w:r>
-      <w:r>
-        <w:rPr>
-          <w:i/>
-          <w:iCs/>
-        </w:rPr>
-        <w:t xml:space="preserve">i</w:t>
+        <w:t xml:space="preserve">Being large implies additional energetic requirements =&gt; diet. Need for additional studies to quantify diet shifts in large forms using quantitative methods like microwear texture analysis</w:t>
+      </w:r>
+      <w:r>
+        <w:t xml:space="preserve"> </w:t>
+      </w:r>
+      <w:r>
+        <w:t xml:space="preserve">(</w:t>
+      </w:r>
+      <w:r>
+        <w:rPr>
+          <w:i/>
+          <w:iCs/>
+        </w:rPr>
+        <w:t xml:space="preserve">e</w:t>
       </w:r>
       <w:r>
         <w:t xml:space="preserve">.</w:t>
@@ -4782,757 +5646,19 @@
           <w:i/>
           <w:iCs/>
         </w:rPr>
-        <w:t xml:space="preserve">e</w:t>
-      </w:r>
-      <w:r>
-        <w:t xml:space="preserve">., belonging to groups that reached South America after North and South America were close enough to allow for biotic interchanges) were found to exhibit an overall extinction rate lower that endemic ones.</w:t>
-      </w:r>
-    </w:p>
-    <w:p>
-      <w:pPr>
-        <w:pStyle w:val="BodyText"/>
-      </w:pPr>
-      <w:r>
-        <w:t xml:space="preserve">Also, tropical lineages appear to have overall lower origination and extinction rates, suggesting enhanced biotic turnover outside the tropics.</w:t>
-      </w:r>
-    </w:p>
-    <w:p>
-      <w:pPr>
-        <w:pStyle w:val="BodyText"/>
-      </w:pPr>
-      <w:r>
-        <w:t xml:space="preserve">Diversity-dependent effects were found to be the most important factor influencing origination rate variations, with decreasing rate values with increasing diversity. Andean uplift and palaeotemperature were respectively ranked at the second and third positions on the predictor importance scale.</w:t>
-      </w:r>
-    </w:p>
-    <w:p>
-      <w:pPr>
-        <w:pStyle w:val="BodyText"/>
-      </w:pPr>
-      <w:r>
-        <w:t xml:space="preserve">Palaeotemperature was retrieved as most significantly influencing extinction rate variations, via a negative relationship – extinction rate decreases when palaeotemperature increases. Sea level and Andean uplift respectively arrived second and third. At a given palaeotemperature, extinction rate was higher when sea level was higher.</w:t>
-      </w:r>
-    </w:p>
-    <w:p>
-      <w:pPr>
-        <w:pStyle w:val="BodyText"/>
-      </w:pPr>
-      <w:r>
-        <w:t xml:space="preserve">Results robust to different network architectures.</w:t>
-      </w:r>
-    </w:p>
-    <w:bookmarkEnd w:id="37"/>
-    <w:bookmarkEnd w:id="38"/>
-    <w:bookmarkStart w:id="46" w:name="discussion"/>
-    <w:p>
-      <w:pPr>
-        <w:pStyle w:val="Heading1"/>
-      </w:pPr>
-      <w:r>
-        <w:t xml:space="preserve">Discussion</w:t>
-      </w:r>
-    </w:p>
-    <w:p>
-      <w:pPr>
-        <w:pStyle w:val="FirstParagraph"/>
-      </w:pPr>
-      <w:r>
-        <w:t xml:space="preserve">Unlike the evidenced decoupled diversity and disparity patterns evidenced between caviomorph superfamilies</w:t>
-      </w:r>
-      <w:r>
-        <w:t xml:space="preserve"> </w:t>
-      </w:r>
-      <w:r>
-        <w:t xml:space="preserve">(</w:t>
-      </w:r>
-      <w:r>
-        <w:rPr>
-          <w:i/>
-          <w:iCs/>
-        </w:rPr>
-        <w:t xml:space="preserve">e</w:t>
+        <w:t xml:space="preserve">g</w:t>
+      </w:r>
+      <w:r>
+        <w:t xml:space="preserve">., Robinet et al. 2020; Hullot et al. 2025)</w:t>
       </w:r>
       <w:r>
         <w:t xml:space="preserve">.</w:t>
       </w:r>
-      <w:r>
-        <w:rPr>
-          <w:i/>
-          <w:iCs/>
-        </w:rPr>
-        <w:t xml:space="preserve">g</w:t>
-      </w:r>
-      <w:r>
-        <w:t xml:space="preserve">., Álvarez et al. 2017; Carrillo et al. n.d.)</w:t>
-      </w:r>
-      <w:r>
-        <w:t xml:space="preserve">, our results suggest a coordinated behaviour of chinchilloid diversity and disparity, both peaking in the late Miocene and further declining towards the present.</w:t>
-      </w:r>
-    </w:p>
-    <w:p>
-      <w:pPr>
-        <w:pStyle w:val="BodyText"/>
-      </w:pPr>
-      <w:r>
-        <w:t xml:space="preserve">Turning point in Dinomyid diversification at high latitudes in the Chasicoan (e.g., Arroyo Chasicó locality, La Pampa, Argentina), with the record of a great number of Euhypsodont taxa, meanwhile protohypsodont taxa became scarcer (though still recovered at lower latitudes)</w:t>
-      </w:r>
-      <w:r>
-        <w:t xml:space="preserve"> </w:t>
-      </w:r>
-      <w:r>
-        <w:t xml:space="preserve">Rasia et al. (2024)</w:t>
-      </w:r>
-    </w:p>
-    <w:p>
-      <w:pPr>
-        <w:pStyle w:val="BodyText"/>
-      </w:pPr>
-      <w:r>
-        <w:t xml:space="preserve">Our results suggest a</w:t>
-      </w:r>
-      <w:r>
-        <w:t xml:space="preserve"> </w:t>
-      </w:r>
-      <w:r>
-        <w:t xml:space="preserve">“</w:t>
-      </w:r>
-      <w:r>
-        <w:t xml:space="preserve">waxing-and-waning</w:t>
-      </w:r>
-      <w:r>
-        <w:t xml:space="preserve">”</w:t>
-      </w:r>
-      <w:r>
-        <w:t xml:space="preserve"> </w:t>
-      </w:r>
-      <w:r>
-        <w:t xml:space="preserve">diversity pattern for chinchilloid rodents, peaking in the late Miocene (Chasicoan SALMA), with XX reconstructed taxa (fig pyrate) (YY corrected diversity, fig deepdive), and declining thereafter until the 7 extant species. This pattern goes in contradiction with the</w:t>
-      </w:r>
-      <w:r>
-        <w:t xml:space="preserve"> </w:t>
-      </w:r>
-      <w:r>
-        <w:t xml:space="preserve">“</w:t>
-      </w:r>
-      <w:r>
-        <w:t xml:space="preserve">stagnating</w:t>
-      </w:r>
-      <w:r>
-        <w:t xml:space="preserve">”</w:t>
-      </w:r>
-      <w:r>
-        <w:t xml:space="preserve"> </w:t>
-      </w:r>
-      <w:r>
-        <w:t xml:space="preserve">diversity since the Early Oligocene reconstructed by</w:t>
-      </w:r>
-      <w:r>
-        <w:t xml:space="preserve"> </w:t>
-      </w:r>
-      <w:r>
-        <w:t xml:space="preserve">Carrillo et al. (n.d.)</w:t>
-      </w:r>
-      <w:r>
-        <w:t xml:space="preserve">, based on a total-evidence phylogeny. Such a mismatch between phylogeny and occurrence-derived patterns probably comes from the poor representativity of extinct chinchilloid lineages in the phylogenetic reconstruction (31 species) when compared to our occurrence database (13X species).</w:t>
-      </w:r>
-    </w:p>
-    <w:p>
-      <w:pPr>
-        <w:pStyle w:val="BodyText"/>
-      </w:pPr>
-      <w:r>
-        <w:t xml:space="preserve">Caribbean lineages of Quaternary age (</w:t>
-      </w:r>
-      <w:r>
-        <w:rPr>
-          <w:i/>
-          <w:iCs/>
-        </w:rPr>
-        <w:t xml:space="preserve">Elasmodontomys</w:t>
-      </w:r>
-      <w:r>
-        <w:t xml:space="preserve">,</w:t>
-      </w:r>
-      <w:r>
-        <w:t xml:space="preserve"> </w:t>
-      </w:r>
-      <w:r>
-        <w:rPr>
-          <w:i/>
-          <w:iCs/>
-        </w:rPr>
-        <w:t xml:space="preserve">Amblyrhiza</w:t>
-      </w:r>
-      <w:r>
-        <w:t xml:space="preserve">,</w:t>
-      </w:r>
-      <w:r>
-        <w:t xml:space="preserve"> </w:t>
-      </w:r>
-      <w:r>
-        <w:rPr>
-          <w:i/>
-          <w:iCs/>
-        </w:rPr>
-        <w:t xml:space="preserve">Quemisia</w:t>
-      </w:r>
-      <w:r>
-        <w:t xml:space="preserve"> </w:t>
-      </w:r>
-      <w:r>
-        <w:t xml:space="preserve">and</w:t>
-      </w:r>
-      <w:r>
-        <w:t xml:space="preserve"> </w:t>
-      </w:r>
-      <w:r>
-        <w:rPr>
-          <w:i/>
-          <w:iCs/>
-        </w:rPr>
-        <w:t xml:space="preserve">Clidomys</w:t>
-      </w:r>
-      <w:r>
-        <w:t xml:space="preserve">) descend from at least one (but most likely several, see</w:t>
-      </w:r>
-      <w:r>
-        <w:t xml:space="preserve"> </w:t>
-      </w:r>
-      <w:r>
-        <w:t xml:space="preserve">(MacPhee 2011; Marivaux et al. 2020)</w:t>
-      </w:r>
-      <w:r>
-        <w:t xml:space="preserve">) earlier colonisation events of the West Indies by ancestral lineages that could not be preserved in the fossil record</w:t>
-      </w:r>
-      <w:r>
-        <w:t xml:space="preserve"> </w:t>
-      </w:r>
-      <w:r>
-        <w:t xml:space="preserve">(Marivaux et al. 2022)</w:t>
-      </w:r>
-      <w:r>
-        <w:t xml:space="preserve">.</w:t>
-      </w:r>
-    </w:p>
-    <w:p>
-      <w:pPr>
-        <w:pStyle w:val="BodyText"/>
-      </w:pPr>
-      <w:r>
-        <w:t xml:space="preserve">How about an implication of the GABI in the Pliocene extinction rate increase?</w:t>
-      </w:r>
-    </w:p>
-    <w:bookmarkStart w:id="41" w:name="drivers"/>
-    <w:p>
-      <w:pPr>
-        <w:pStyle w:val="Heading2"/>
-      </w:pPr>
-      <w:r>
-        <w:t xml:space="preserve">Drivers</w:t>
-      </w:r>
-    </w:p>
-    <w:p>
-      <w:pPr>
-        <w:pStyle w:val="FirstParagraph"/>
-      </w:pPr>
-      <w:r>
-        <w:t xml:space="preserve">Diet !! Evolution towards large to very large body sizes must have implied adaptations in terms of nutrient supply. Did they achieve this by consuming new forms of food? Could landscape opening play a role?</w:t>
-      </w:r>
-    </w:p>
-    <w:p>
-      <w:pPr>
-        <w:pStyle w:val="BodyText"/>
-      </w:pPr>
-      <w:r>
-        <w:t xml:space="preserve">Come back to</w:t>
-      </w:r>
-      <w:r>
-        <w:t xml:space="preserve"> </w:t>
-      </w:r>
-      <w:r>
-        <w:t xml:space="preserve">Vucetich et al. (2015)</w:t>
-      </w:r>
-      <w:r>
-        <w:t xml:space="preserve"> </w:t>
-      </w:r>
-      <w:r>
-        <w:t xml:space="preserve">hypotheses regarding large size evolution</w:t>
-      </w:r>
-    </w:p>
-    <w:p>
-      <w:pPr>
-        <w:pStyle w:val="BodyText"/>
-      </w:pPr>
-      <w:r>
-        <w:t xml:space="preserve">Demise of large sizes could also be viewed under the lens of hyperspecialisation, in turn restricting adaptabilities over evolutionary timescales</w:t>
-      </w:r>
-      <w:r>
-        <w:t xml:space="preserve"> </w:t>
-      </w:r>
-      <w:r>
-        <w:t xml:space="preserve">(see Neige and Tiel 2026)</w:t>
-      </w:r>
-    </w:p>
-    <w:p>
-      <w:pPr>
-        <w:pStyle w:val="BodyText"/>
-      </w:pPr>
-      <w:r>
-        <w:t xml:space="preserve">Our results did not provide any support for hypsodonty-dependent diversification. Contrary to the paradigm</w:t>
-      </w:r>
-      <w:r>
-        <w:t xml:space="preserve"> </w:t>
-      </w:r>
-      <w:r>
-        <w:t xml:space="preserve">(Stebbins 1974)</w:t>
-      </w:r>
-      <w:r>
-        <w:t xml:space="preserve">, previous findings illustrated that evolution of hypsodonty was not necessarily linked to grassland spreading in the Americas</w:t>
-      </w:r>
-      <w:r>
-        <w:t xml:space="preserve"> </w:t>
-      </w:r>
-      <w:r>
-        <w:t xml:space="preserve">(Jardine et al. 2012; Strömberg et al. 2013)</w:t>
-      </w:r>
-    </w:p>
-    <w:p>
-      <w:pPr>
-        <w:pStyle w:val="BodyText"/>
-      </w:pPr>
-      <w:r>
-        <w:rPr>
-          <w:b/>
-          <w:bCs/>
-        </w:rPr>
-        <w:t xml:space="preserve">Cope’s rule: what drives patters of size increase throughout the history of the clades?</w:t>
-      </w:r>
-    </w:p>
-    <w:bookmarkStart w:id="39" w:name="andes"/>
-    <w:p>
-      <w:pPr>
-        <w:pStyle w:val="Heading3"/>
-      </w:pPr>
-      <w:r>
-        <w:t xml:space="preserve">Andes</w:t>
-      </w:r>
-    </w:p>
-    <w:p>
-      <w:pPr>
-        <w:pStyle w:val="FirstParagraph"/>
-      </w:pPr>
-      <w:r>
-        <w:t xml:space="preserve">Refugia, limiting extinction (MBD). Effect of increasing magnitude as the mountain chain gets higher. On the other hand, negative effect on origination (BDNN), first driver.</w:t>
-      </w:r>
-      <w:r>
-        <w:t xml:space="preserve"> </w:t>
-      </w:r>
-      <w:r>
-        <w:t xml:space="preserve">“</w:t>
-      </w:r>
-      <w:r>
-        <w:t xml:space="preserve">Museum</w:t>
-      </w:r>
-      <w:r>
-        <w:t xml:space="preserve">”</w:t>
-      </w:r>
-      <w:r>
-        <w:t xml:space="preserve">? Bear in mind that our fossil record is biased westwards, likely exacerbating the prominence of the role of the Andes for Neogene SAM diversification.</w:t>
-      </w:r>
-    </w:p>
-    <w:p>
-      <w:pPr>
-        <w:pStyle w:val="BodyText"/>
-      </w:pPr>
-      <w:r>
-        <w:t xml:space="preserve">Also, late phases of Andean uplift resulted in major changes in hydrographic patterns in Tropical South America (Pebas -&gt; Acre -&gt; Amazon), which were shown to have been a significant trigger for extinctions (or wax-and-waning) among endemic lacustrine faunal assemblages</w:t>
-      </w:r>
-      <w:r>
-        <w:t xml:space="preserve"> </w:t>
-      </w:r>
-      <w:r>
-        <w:t xml:space="preserve">(</w:t>
-      </w:r>
-      <w:r>
-        <w:rPr>
-          <w:i/>
-          <w:iCs/>
-        </w:rPr>
-        <w:t xml:space="preserve">e</w:t>
-      </w:r>
-      <w:r>
-        <w:t xml:space="preserve">.</w:t>
-      </w:r>
-      <w:r>
-        <w:rPr>
-          <w:i/>
-          <w:iCs/>
-        </w:rPr>
-        <w:t xml:space="preserve">g</w:t>
-      </w:r>
-      <w:r>
-        <w:t xml:space="preserve">., Salas-Gismondi et al. 2015 + mollusks)</w:t>
-      </w:r>
-      <w:r>
-        <w:t xml:space="preserve">. Subsequent effects on terrestrial communities?</w:t>
-      </w:r>
-    </w:p>
-    <w:bookmarkEnd w:id="39"/>
-    <w:bookmarkStart w:id="40" w:name="sea-level"/>
-    <w:p>
-      <w:pPr>
-        <w:pStyle w:val="Heading3"/>
-      </w:pPr>
-      <w:r>
-        <w:t xml:space="preserve">Sea level</w:t>
-      </w:r>
-    </w:p>
-    <w:p>
-      <w:pPr>
-        <w:pStyle w:val="FirstParagraph"/>
-      </w:pPr>
-      <w:r>
-        <w:t xml:space="preserve">Pebas</w:t>
-      </w:r>
-      <w:r>
-        <w:t xml:space="preserve"> </w:t>
-      </w:r>
-      <w:r>
-        <w:t xml:space="preserve">Hoorn et al. (2022)</w:t>
-      </w:r>
-      <w:r>
-        <w:t xml:space="preserve"> </w:t>
-      </w:r>
-      <w:r>
-        <w:t xml:space="preserve">+ Paranaense sea</w:t>
-      </w:r>
-      <w:r>
-        <w:t xml:space="preserve"> </w:t>
-      </w:r>
-      <w:r>
-        <w:t xml:space="preserve">Homero Camacho (1967)</w:t>
-      </w:r>
-      <w:r>
-        <w:t xml:space="preserve">. Retrieved as second most important predictor for extinction rate variations by our BDNN analyses, likely having to do with hydrographic pattern changes.</w:t>
-      </w:r>
-    </w:p>
-    <w:bookmarkEnd w:id="40"/>
-    <w:bookmarkEnd w:id="41"/>
-    <w:bookmarkStart w:id="42" w:name="body-mass"/>
-    <w:p>
-      <w:pPr>
-        <w:pStyle w:val="Heading2"/>
-      </w:pPr>
-      <w:r>
-        <w:t xml:space="preserve">Body mass</w:t>
-      </w:r>
-    </w:p>
-    <w:p>
-      <w:pPr>
-        <w:pStyle w:val="FirstParagraph"/>
-      </w:pPr>
-      <w:r>
-        <w:t xml:space="preserve">We found that larger species tend to have higher speciation rates than smaller ones. This apparently counter-intuitive finding could reflect the fact that, at least among mammals, larger species usually have lower effective population sizes and in turn accumulate more deleterious mutations, in turn likely to generate diversity</w:t>
-      </w:r>
-    </w:p>
-    <w:p>
-      <w:pPr>
-        <w:pStyle w:val="BodyText"/>
-      </w:pPr>
-      <w:r>
-        <w:t xml:space="preserve">Became larger as time went forward (DTT plot), by-product of the Cope’s rule?</w:t>
-      </w:r>
-    </w:p>
-    <w:p>
-      <w:pPr>
-        <w:pStyle w:val="BodyText"/>
-      </w:pPr>
-      <w:r>
-        <w:t xml:space="preserve">Broad trend to be large in the Miocene, parallel with sloths</w:t>
-      </w:r>
-      <w:r>
-        <w:t xml:space="preserve"> </w:t>
-      </w:r>
-      <w:r>
-        <w:t xml:space="preserve">Boscaini et al. (2025)</w:t>
-      </w:r>
-    </w:p>
-    <w:p>
-      <w:pPr>
-        <w:pStyle w:val="BodyText"/>
-      </w:pPr>
-      <w:r>
-        <w:t xml:space="preserve">Do large species diversify at a different pace?</w:t>
-      </w:r>
-      <w:r>
-        <w:t xml:space="preserve"> </w:t>
-      </w:r>
-      <w:r>
-        <w:t xml:space="preserve">Liow et al. (2008)</w:t>
-      </w:r>
-    </w:p>
-    <w:p>
-      <w:pPr>
-        <w:pStyle w:val="BodyText"/>
-      </w:pPr>
-      <w:r>
-        <w:t xml:space="preserve">Why did chinchilloid follow Cope’s rule whereas octodontoids did not?</w:t>
-      </w:r>
-    </w:p>
-    <w:bookmarkEnd w:id="42"/>
-    <w:bookmarkStart w:id="45" w:name="limitations-and-perspectives"/>
-    <w:p>
-      <w:pPr>
-        <w:pStyle w:val="Heading2"/>
-      </w:pPr>
-      <w:r>
-        <w:t xml:space="preserve">Limitations and perspectives</w:t>
-      </w:r>
-    </w:p>
-    <w:bookmarkStart w:id="43" w:name="taxonomic-uncertainties"/>
-    <w:p>
-      <w:pPr>
-        <w:pStyle w:val="Heading3"/>
-      </w:pPr>
-      <w:r>
-        <w:t xml:space="preserve">Taxonomic uncertainties</w:t>
-      </w:r>
-    </w:p>
-    <w:p>
-      <w:pPr>
-        <w:pStyle w:val="FirstParagraph"/>
-      </w:pPr>
-      <w:r>
-        <w:t xml:space="preserve">In the framework of Chinchilloidea, taxonomic uncertainties regarding key taxa (or faunas) surely hampers our appreciation of their evolutionary history.</w:t>
-      </w:r>
-    </w:p>
-    <w:p>
-      <w:pPr>
-        <w:pStyle w:val="BodyText"/>
-      </w:pPr>
-      <w:r>
-        <w:t xml:space="preserve">‘</w:t>
-      </w:r>
-      <w:r>
-        <w:t xml:space="preserve">Mesopotamiense</w:t>
-      </w:r>
-      <w:r>
-        <w:t xml:space="preserve">’</w:t>
-      </w:r>
-      <w:r>
-        <w:t xml:space="preserve"> </w:t>
-      </w:r>
-      <w:r>
-        <w:t xml:space="preserve">fauna</w:t>
-      </w:r>
-      <w:r>
-        <w:t xml:space="preserve"> </w:t>
-      </w:r>
-      <w:r>
-        <w:t xml:space="preserve">(Candela 2005; Candela et al. 2013-)</w:t>
-      </w:r>
-      <w:r>
-        <w:t xml:space="preserve"> </w:t>
-      </w:r>
-      <w:r>
-        <w:t xml:space="preserve">is mostly made of singletons. Large endemism, as discussed by</w:t>
-      </w:r>
-      <w:r>
-        <w:t xml:space="preserve"> </w:t>
-      </w:r>
-      <w:r>
-        <w:t xml:space="preserve">Candela et al. (2013)</w:t>
-      </w:r>
-      <w:r>
-        <w:t xml:space="preserve">, but our extinction rate inflation pattern greatly relies on it (</w:t>
-      </w:r>
-      <w:r>
-        <w:rPr>
-          <w:b/>
-          <w:bCs/>
-        </w:rPr>
-        <w:t xml:space="preserve">Fig. SX</w:t>
-      </w:r>
-      <w:r>
-        <w:t xml:space="preserve">)</w:t>
-      </w:r>
-    </w:p>
-    <w:p>
-      <w:pPr>
-        <w:pStyle w:val="BodyText"/>
-      </w:pPr>
-      <w:r>
-        <w:t xml:space="preserve">Lack of phylogenetic framework, hence ignoring phylogenetic relatedness, though proven relevant in previous analyses</w:t>
-      </w:r>
-      <w:r>
-        <w:t xml:space="preserve"> </w:t>
-      </w:r>
-      <w:r>
-        <w:t xml:space="preserve">Hauffe et al. (2024)</w:t>
-      </w:r>
-      <w:r>
-        <w:t xml:space="preserve">. Phylogeny unresolved for key nodes though</w:t>
-      </w:r>
-      <w:r>
-        <w:t xml:space="preserve"> </w:t>
-      </w:r>
-      <w:r>
-        <w:t xml:space="preserve">(</w:t>
-      </w:r>
-      <w:r>
-        <w:rPr>
-          <w:i/>
-          <w:iCs/>
-        </w:rPr>
-        <w:t xml:space="preserve">e</w:t>
-      </w:r>
-      <w:r>
-        <w:t xml:space="preserve">.</w:t>
-      </w:r>
-      <w:r>
-        <w:rPr>
-          <w:i/>
-          <w:iCs/>
-        </w:rPr>
-        <w:t xml:space="preserve">g</w:t>
-      </w:r>
-      <w:r>
-        <w:t xml:space="preserve">., Boivin et al. 2019; Marivaux et al. 2020; Rasia et al. 2021)</w:t>
-      </w:r>
-    </w:p>
-    <w:p>
-      <w:pPr>
-        <w:pStyle w:val="BodyText"/>
-      </w:pPr>
-      <w:r>
-        <w:t xml:space="preserve">Phylogenetic framework:</w:t>
-      </w:r>
-    </w:p>
-    <w:p>
-      <w:pPr>
-        <w:pStyle w:val="Compact"/>
-        <w:numPr>
-          <w:ilvl w:val="0"/>
-          <w:numId w:val="1002"/>
-        </w:numPr>
-      </w:pPr>
-      <w:r>
-        <w:t xml:space="preserve">Test for the direct effet of intraspecific interaction in the rate of body mass evolution [</w:t>
-      </w:r>
-      <w:r>
-        <w:t xml:space="preserve">Drury et al. (2016)</w:t>
-      </w:r>
-      <w:r>
-        <w:t xml:space="preserve">; chabrol inch’bouddah]</w:t>
-      </w:r>
-    </w:p>
-    <w:p>
-      <w:pPr>
-        <w:pStyle w:val="Compact"/>
-        <w:numPr>
-          <w:ilvl w:val="0"/>
-          <w:numId w:val="1002"/>
-        </w:numPr>
-      </w:pPr>
-      <w:r>
-        <w:t xml:space="preserve">Assess whether larger (or larger-crowned) species have different pace of diversification (SSE model)</w:t>
-      </w:r>
-    </w:p>
-    <w:bookmarkEnd w:id="43"/>
-    <w:bookmarkStart w:id="44" w:name="size-increase-pattern"/>
-    <w:p>
-      <w:pPr>
-        <w:pStyle w:val="Heading3"/>
-      </w:pPr>
-      <w:r>
-        <w:t xml:space="preserve">Size-increase pattern</w:t>
-      </w:r>
-    </w:p>
-    <w:p>
-      <w:pPr>
-        <w:pStyle w:val="FirstParagraph"/>
-      </w:pPr>
-      <w:r>
-        <w:t xml:space="preserve">On the other hand, the trend towards general size increase could also come from a sampling artifact, where larger taxa are easier to spot and sample in the end, whereas sampling smaller taxa is usually more resource-demanding, involves screenwashing, which is not always possible to carry out easily based on the sampling area (</w:t>
-      </w:r>
-      <w:r>
-        <w:rPr>
-          <w:i/>
-          <w:iCs/>
-        </w:rPr>
-        <w:t xml:space="preserve">e</w:t>
-      </w:r>
-      <w:r>
-        <w:t xml:space="preserve">.</w:t>
-      </w:r>
-      <w:r>
-        <w:rPr>
-          <w:i/>
-          <w:iCs/>
-        </w:rPr>
-        <w:t xml:space="preserve">g</w:t>
-      </w:r>
-      <w:r>
-        <w:t xml:space="preserve">., proximity with a river).</w:t>
-      </w:r>
-    </w:p>
-    <w:p>
-      <w:pPr>
-        <w:pStyle w:val="BodyText"/>
-      </w:pPr>
-      <w:r>
-        <w:t xml:space="preserve">Challenge to infer body sizes of extinct taxa with little extant representatives =&gt; Estimates can vary significantly based on the proxy or the modelling system used</w:t>
-      </w:r>
-      <w:r>
-        <w:t xml:space="preserve"> </w:t>
-      </w:r>
-      <w:r>
-        <w:t xml:space="preserve">(Boivin et al. 2024; Paiva et al. 2026)</w:t>
-      </w:r>
-      <w:r>
-        <w:t xml:space="preserve">.</w:t>
-      </w:r>
-    </w:p>
-    <w:p>
-      <w:pPr>
-        <w:pStyle w:val="BodyText"/>
-      </w:pPr>
-      <w:r>
-        <w:t xml:space="preserve">Being large implies additional energetic requirements =&gt; diet. Need for additional studies to quantify diet shifts in large forms using quantitative methods like microwear texture analysis</w:t>
-      </w:r>
-      <w:r>
-        <w:t xml:space="preserve"> </w:t>
-      </w:r>
-      <w:r>
-        <w:t xml:space="preserve">(</w:t>
-      </w:r>
-      <w:r>
-        <w:rPr>
-          <w:i/>
-          <w:iCs/>
-        </w:rPr>
-        <w:t xml:space="preserve">e</w:t>
-      </w:r>
-      <w:r>
-        <w:t xml:space="preserve">.</w:t>
-      </w:r>
-      <w:r>
-        <w:rPr>
-          <w:i/>
-          <w:iCs/>
-        </w:rPr>
-        <w:t xml:space="preserve">g</w:t>
-      </w:r>
-      <w:r>
-        <w:t xml:space="preserve">., Robinet et al. 2020; Hullot et al. 2025)</w:t>
-      </w:r>
-      <w:r>
-        <w:t xml:space="preserve">.</w:t>
-      </w:r>
-    </w:p>
-    <w:bookmarkEnd w:id="44"/>
+    </w:p>
     <w:bookmarkEnd w:id="45"/>
     <w:bookmarkEnd w:id="46"/>
-    <w:bookmarkStart w:id="47" w:name="conclusions"/>
+    <w:bookmarkEnd w:id="47"/>
+    <w:bookmarkStart w:id="48" w:name="conclusions"/>
     <w:p>
       <w:pPr>
         <w:pStyle w:val="Heading1"/>
@@ -5541,8 +5667,8 @@
         <w:t xml:space="preserve">Conclusions</w:t>
       </w:r>
     </w:p>
-    <w:bookmarkEnd w:id="47"/>
-    <w:bookmarkStart w:id="48" w:name="acknowledgements"/>
+    <w:bookmarkEnd w:id="48"/>
+    <w:bookmarkStart w:id="49" w:name="acknowledgements"/>
     <w:p>
       <w:pPr>
         <w:pStyle w:val="Heading1"/>
@@ -5564,8 +5690,8 @@
         <w:br w:type="page"/>
       </w:r>
     </w:p>
-    <w:bookmarkEnd w:id="48"/>
-    <w:bookmarkStart w:id="243" w:name="references"/>
+    <w:bookmarkEnd w:id="49"/>
+    <w:bookmarkStart w:id="266" w:name="references"/>
     <w:p>
       <w:pPr>
         <w:pStyle w:val="Heading1"/>
@@ -5574,8 +5700,8 @@
         <w:t xml:space="preserve">References</w:t>
       </w:r>
     </w:p>
-    <w:bookmarkStart w:id="242" w:name="refs"/>
-    <w:bookmarkStart w:id="50" w:name="ref-álvarez2017"/>
+    <w:bookmarkStart w:id="265" w:name="refs"/>
+    <w:bookmarkStart w:id="51" w:name="ref-álvarez2017"/>
     <w:p>
       <w:pPr>
         <w:pStyle w:val="Bibliography"/>
@@ -5586,7 +5712,7 @@
       <w:r>
         <w:t xml:space="preserve"> </w:t>
       </w:r>
-      <w:hyperlink r:id="rId49">
+      <w:hyperlink r:id="rId50">
         <w:r>
           <w:rPr>
             <w:rStyle w:val="Hyperlink"/>
@@ -5598,19 +5724,59 @@
         <w:t xml:space="preserve">. Biological Journal of the Linnean Society 121:907–922.</w:t>
       </w:r>
     </w:p>
-    <w:bookmarkEnd w:id="50"/>
-    <w:bookmarkStart w:id="52" w:name="ref-antoine2021"/>
+    <w:bookmarkEnd w:id="51"/>
+    <w:bookmarkStart w:id="53" w:name="ref-antoine2025"/>
     <w:p>
       <w:pPr>
         <w:pStyle w:val="Bibliography"/>
       </w:pPr>
       <w:r>
+        <w:t xml:space="preserve">Antoine, P.-O., D. Becker, L. Pandolfi, and D. Geraads. 2025.</w:t>
+      </w:r>
+      <w:r>
+        <w:t xml:space="preserve"> </w:t>
+      </w:r>
+      <w:hyperlink r:id="rId52">
+        <w:r>
+          <w:rPr>
+            <w:rStyle w:val="Hyperlink"/>
+          </w:rPr>
+          <w:t xml:space="preserve">Evolution and Fossil Record of Old World Rhinocerotidae</w:t>
+        </w:r>
+      </w:hyperlink>
+      <w:r>
+        <w:t xml:space="preserve">. Pp. 31–48</w:t>
+      </w:r>
+      <w:r>
+        <w:t xml:space="preserve"> </w:t>
+      </w:r>
+      <w:r>
+        <w:rPr>
+          <w:i/>
+          <w:iCs/>
+        </w:rPr>
+        <w:t xml:space="preserve">in</w:t>
+      </w:r>
+      <w:r>
+        <w:t xml:space="preserve"> </w:t>
+      </w:r>
+      <w:r>
+        <w:t xml:space="preserve">M. Melletti, B. Talukdar, and D. Balfour, eds. Springer Nature Switzerland, Cham.</w:t>
+      </w:r>
+    </w:p>
+    <w:bookmarkEnd w:id="53"/>
+    <w:bookmarkStart w:id="55" w:name="ref-antoine2021"/>
+    <w:p>
+      <w:pPr>
+        <w:pStyle w:val="Bibliography"/>
+      </w:pPr>
+      <w:r>
         <w:t xml:space="preserve">Antoine, P.-O., J. Yans, A. A. Castillo, N. Stutz, M. A. Abello, S. Adnet, M. A. Custódio, A. Benites-Palomino, G. Billet, M. Boivin, F. Herrera, C. Jaramillo, C. Mártinez, F. Moreno, R. E. Navarrete, F. R. Negri, F. Parra, F. Pujos, J.-C. Rage, A. M. Ribeiro, C. Robinet, M. Roddaz, J. V. Tejada-Lara, R. Varas-Malca, R. Ventura Santos, R. Salas-Gismondi, and L. Marivaux. 2021.</w:t>
       </w:r>
       <w:r>
         <w:t xml:space="preserve"> </w:t>
       </w:r>
-      <w:hyperlink r:id="rId51">
+      <w:hyperlink r:id="rId54">
         <w:r>
           <w:rPr>
             <w:rStyle w:val="Hyperlink"/>
@@ -5628,8 +5794,8 @@
         <w:t xml:space="preserve"> Global and Planetary Change 202:103512.</w:t>
       </w:r>
     </w:p>
-    <w:bookmarkEnd w:id="52"/>
-    <w:bookmarkStart w:id="54" w:name="ref-antonelli2009"/>
+    <w:bookmarkEnd w:id="55"/>
+    <w:bookmarkStart w:id="57" w:name="ref-antonelli2009"/>
     <w:p>
       <w:pPr>
         <w:pStyle w:val="Bibliography"/>
@@ -5640,7 +5806,7 @@
       <w:r>
         <w:t xml:space="preserve"> </w:t>
       </w:r>
-      <w:hyperlink r:id="rId53">
+      <w:hyperlink r:id="rId56">
         <w:r>
           <w:rPr>
             <w:rStyle w:val="Hyperlink"/>
@@ -5652,8 +5818,8 @@
         <w:t xml:space="preserve">. Proceedings of the National Academy of Sciences 106:9749–9754.</w:t>
       </w:r>
     </w:p>
-    <w:bookmarkEnd w:id="54"/>
-    <w:bookmarkStart w:id="56" w:name="ref-armella2026"/>
+    <w:bookmarkEnd w:id="57"/>
+    <w:bookmarkStart w:id="59" w:name="ref-armella2026"/>
     <w:p>
       <w:pPr>
         <w:pStyle w:val="Bibliography"/>
@@ -5664,7 +5830,7 @@
       <w:r>
         <w:t xml:space="preserve"> </w:t>
       </w:r>
-      <w:hyperlink r:id="rId55">
+      <w:hyperlink r:id="rId58">
         <w:r>
           <w:rPr>
             <w:rStyle w:val="Hyperlink"/>
@@ -5712,8 +5878,8 @@
         <w:t xml:space="preserve">. Palaeogeography, Palaeoclimatology, Palaeoecology 687:113585.</w:t>
       </w:r>
     </w:p>
-    <w:bookmarkEnd w:id="56"/>
-    <w:bookmarkStart w:id="58" w:name="ref-balseiro2025"/>
+    <w:bookmarkEnd w:id="59"/>
+    <w:bookmarkStart w:id="61" w:name="ref-balseiro2025"/>
     <w:p>
       <w:pPr>
         <w:pStyle w:val="Bibliography"/>
@@ -5724,7 +5890,7 @@
       <w:r>
         <w:t xml:space="preserve"> </w:t>
       </w:r>
-      <w:hyperlink r:id="rId57">
+      <w:hyperlink r:id="rId60">
         <w:r>
           <w:rPr>
             <w:rStyle w:val="Hyperlink"/>
@@ -5736,8 +5902,8 @@
         <w:t xml:space="preserve">.</w:t>
       </w:r>
     </w:p>
-    <w:bookmarkEnd w:id="58"/>
-    <w:bookmarkStart w:id="60" w:name="ref-barnosky2001"/>
+    <w:bookmarkEnd w:id="61"/>
+    <w:bookmarkStart w:id="63" w:name="ref-barnosky2001"/>
     <w:p>
       <w:pPr>
         <w:pStyle w:val="Bibliography"/>
@@ -5748,7 +5914,7 @@
       <w:r>
         <w:t xml:space="preserve"> </w:t>
       </w:r>
-      <w:hyperlink r:id="rId59">
+      <w:hyperlink r:id="rId62">
         <w:r>
           <w:rPr>
             <w:rStyle w:val="Hyperlink"/>
@@ -5760,19 +5926,43 @@
         <w:t xml:space="preserve">. Journal of Vertebrate Paleontology 21:172–185.</w:t>
       </w:r>
     </w:p>
-    <w:bookmarkEnd w:id="60"/>
-    <w:bookmarkStart w:id="62" w:name="ref-bianucci2023"/>
+    <w:bookmarkEnd w:id="63"/>
+    <w:bookmarkStart w:id="65" w:name="ref-benton2009"/>
     <w:p>
       <w:pPr>
         <w:pStyle w:val="Bibliography"/>
       </w:pPr>
       <w:r>
+        <w:t xml:space="preserve">Benton, M. J. 2009.</w:t>
+      </w:r>
+      <w:r>
+        <w:t xml:space="preserve"> </w:t>
+      </w:r>
+      <w:hyperlink r:id="rId64">
+        <w:r>
+          <w:rPr>
+            <w:rStyle w:val="Hyperlink"/>
+          </w:rPr>
+          <w:t xml:space="preserve">The red queen and the court jester: Species diversity and the role of biotic and abiotic factors through time</w:t>
+        </w:r>
+      </w:hyperlink>
+      <w:r>
+        <w:t xml:space="preserve">. Science 323:728–732.</w:t>
+      </w:r>
+    </w:p>
+    <w:bookmarkEnd w:id="65"/>
+    <w:bookmarkStart w:id="67" w:name="ref-bianucci2023"/>
+    <w:p>
+      <w:pPr>
+        <w:pStyle w:val="Bibliography"/>
+      </w:pPr>
+      <w:r>
         <w:t xml:space="preserve">Bianucci, G., O. Lambert, M. Urbina, M. Merella, A. Collareta, R. Bennion, R. Salas-Gismondi, A. Benites-Palomino, K. Post, C. de Muizon, G. Bosio, C. Di Celma, E. Malinverno, P. P. Pierantoni, I. M. Villa, and E. Amson. 2023.</w:t>
       </w:r>
       <w:r>
         <w:t xml:space="preserve"> </w:t>
       </w:r>
-      <w:hyperlink r:id="rId61">
+      <w:hyperlink r:id="rId66">
         <w:r>
           <w:rPr>
             <w:rStyle w:val="Hyperlink"/>
@@ -5784,8 +5974,8 @@
         <w:t xml:space="preserve">. Nature 620:824–829.</w:t>
       </w:r>
     </w:p>
-    <w:bookmarkEnd w:id="62"/>
-    <w:bookmarkStart w:id="63" w:name="ref-biknevicius1993"/>
+    <w:bookmarkEnd w:id="67"/>
+    <w:bookmarkStart w:id="68" w:name="ref-biknevicius1993"/>
     <w:p>
       <w:pPr>
         <w:pStyle w:val="Bibliography"/>
@@ -5794,8 +5984,8 @@
         <w:t xml:space="preserve">Biknevicius, A. R., D. A. Macfarlane, and R. D. E. MacPhee. 1993. Body size in amblyrhiza inundata (rodentia: Caviomorpha), an extinct megafaunal rodent from the anguilla bank, west indies: Estimates and implications. American Museum Novitates 1–25.</w:t>
       </w:r>
     </w:p>
-    <w:bookmarkEnd w:id="63"/>
-    <w:bookmarkStart w:id="65" w:name="ref-billet2009"/>
+    <w:bookmarkEnd w:id="68"/>
+    <w:bookmarkStart w:id="70" w:name="ref-billet2009"/>
     <w:p>
       <w:pPr>
         <w:pStyle w:val="Bibliography"/>
@@ -5806,7 +5996,7 @@
       <w:r>
         <w:t xml:space="preserve"> </w:t>
       </w:r>
-      <w:hyperlink r:id="rId64">
+      <w:hyperlink r:id="rId69">
         <w:r>
           <w:rPr>
             <w:rStyle w:val="Hyperlink"/>
@@ -5818,19 +6008,91 @@
         <w:t xml:space="preserve">. Palaeogeography, Palaeoclimatology, Palaeoecology 274:114–124.</w:t>
       </w:r>
     </w:p>
-    <w:bookmarkEnd w:id="65"/>
-    <w:bookmarkStart w:id="67" w:name="ref-boivin2024"/>
+    <w:bookmarkEnd w:id="70"/>
+    <w:bookmarkStart w:id="72" w:name="ref-boessenecker2019"/>
     <w:p>
       <w:pPr>
         <w:pStyle w:val="Bibliography"/>
       </w:pPr>
       <w:r>
+        <w:t xml:space="preserve">Boessenecker, R. W., D. J. Ehret, D. J. Long, M. Churchill, E. Martin, and S. J. Boessenecker. 2019.</w:t>
+      </w:r>
+      <w:r>
+        <w:t xml:space="preserve"> </w:t>
+      </w:r>
+      <w:hyperlink r:id="rId71">
+        <w:r>
+          <w:rPr>
+            <w:rStyle w:val="Hyperlink"/>
+          </w:rPr>
+          <w:t xml:space="preserve">The Early Pliocene extinction of the mega-toothed shark Otodus megalodon: a view from the eastern North Pacific</w:t>
+        </w:r>
+      </w:hyperlink>
+      <w:r>
+        <w:t xml:space="preserve">. PeerJ 7:e6088.</w:t>
+      </w:r>
+    </w:p>
+    <w:bookmarkEnd w:id="72"/>
+    <w:bookmarkStart w:id="74" w:name="ref-boisserie_phylogeny_2005"/>
+    <w:p>
+      <w:pPr>
+        <w:pStyle w:val="Bibliography"/>
+      </w:pPr>
+      <w:r>
+        <w:t xml:space="preserve">Boisserie, J.-R. 2005.</w:t>
+      </w:r>
+      <w:r>
+        <w:t xml:space="preserve"> </w:t>
+      </w:r>
+      <w:hyperlink r:id="rId73">
+        <w:r>
+          <w:rPr>
+            <w:rStyle w:val="Hyperlink"/>
+          </w:rPr>
+          <w:t xml:space="preserve">The phylogeny and taxonomy of hippopotamidae (mammalia: Artiodactyla): A review based on morphology and cladistic analysis</w:t>
+        </w:r>
+      </w:hyperlink>
+      <w:r>
+        <w:t xml:space="preserve">. Zool J Linn Soc 143:1–26.</w:t>
+      </w:r>
+    </w:p>
+    <w:bookmarkEnd w:id="74"/>
+    <w:bookmarkStart w:id="76" w:name="ref-boisserie2005"/>
+    <w:p>
+      <w:pPr>
+        <w:pStyle w:val="Bibliography"/>
+      </w:pPr>
+      <w:r>
+        <w:t xml:space="preserve">Boisserie, J.-R., F. Lihoreau, and M. Brunet. 2005.</w:t>
+      </w:r>
+      <w:r>
+        <w:t xml:space="preserve"> </w:t>
+      </w:r>
+      <w:hyperlink r:id="rId75">
+        <w:r>
+          <w:rPr>
+            <w:rStyle w:val="Hyperlink"/>
+          </w:rPr>
+          <w:t xml:space="preserve">The position of hippopotamidae within cetartiodactyla</w:t>
+        </w:r>
+      </w:hyperlink>
+      <w:r>
+        <w:t xml:space="preserve">. Proceedings of the National Academy of Sciences 102:1537–1541.</w:t>
+      </w:r>
+    </w:p>
+    <w:bookmarkEnd w:id="76"/>
+    <w:bookmarkStart w:id="78" w:name="ref-boivin2024"/>
+    <w:p>
+      <w:pPr>
+        <w:pStyle w:val="Bibliography"/>
+      </w:pPr>
+      <w:r>
         <w:t xml:space="preserve">Boivin, M., A. Álvarez, M. D. Ercoli, S. R. Moyano, J. S. Salgado-Ahumada, A. M. O. Tejerina, and G. H. Cassini. 2024.</w:t>
       </w:r>
       <w:r>
         <w:t xml:space="preserve"> </w:t>
       </w:r>
-      <w:hyperlink r:id="rId66">
+      <w:hyperlink r:id="rId77">
         <w:r>
           <w:rPr>
             <w:rStyle w:val="Hyperlink"/>
@@ -5842,8 +6104,8 @@
         <w:t xml:space="preserve">. Journal of Mammalian Evolution 31:43.</w:t>
       </w:r>
     </w:p>
-    <w:bookmarkEnd w:id="67"/>
-    <w:bookmarkStart w:id="69" w:name="ref-boivin2019"/>
+    <w:bookmarkEnd w:id="78"/>
+    <w:bookmarkStart w:id="80" w:name="ref-boivin2019"/>
     <w:p>
       <w:pPr>
         <w:pStyle w:val="Bibliography"/>
@@ -5854,7 +6116,7 @@
       <w:r>
         <w:t xml:space="preserve"> </w:t>
       </w:r>
-      <w:hyperlink r:id="rId68">
+      <w:hyperlink r:id="rId79">
         <w:r>
           <w:rPr>
             <w:rStyle w:val="Hyperlink"/>
@@ -5866,8 +6128,8 @@
         <w:t xml:space="preserve">. Geodiversitas 41:143–245.</w:t>
       </w:r>
     </w:p>
-    <w:bookmarkEnd w:id="69"/>
-    <w:bookmarkStart w:id="71" w:name="ref-boscaini2025"/>
+    <w:bookmarkEnd w:id="80"/>
+    <w:bookmarkStart w:id="82" w:name="ref-boscaini2025"/>
     <w:p>
       <w:pPr>
         <w:pStyle w:val="Bibliography"/>
@@ -5878,7 +6140,7 @@
       <w:r>
         <w:t xml:space="preserve"> </w:t>
       </w:r>
-      <w:hyperlink r:id="rId70">
+      <w:hyperlink r:id="rId81">
         <w:r>
           <w:rPr>
             <w:rStyle w:val="Hyperlink"/>
@@ -5890,8 +6152,8 @@
         <w:t xml:space="preserve">. Science 388:864–868.</w:t>
       </w:r>
     </w:p>
-    <w:bookmarkEnd w:id="71"/>
-    <w:bookmarkStart w:id="73" w:name="ref-boschman2021"/>
+    <w:bookmarkEnd w:id="82"/>
+    <w:bookmarkStart w:id="84" w:name="ref-boschman2021"/>
     <w:p>
       <w:pPr>
         <w:pStyle w:val="Bibliography"/>
@@ -5902,7 +6164,7 @@
       <w:r>
         <w:t xml:space="preserve"> </w:t>
       </w:r>
-      <w:hyperlink r:id="rId72">
+      <w:hyperlink r:id="rId83">
         <w:r>
           <w:rPr>
             <w:rStyle w:val="Hyperlink"/>
@@ -5914,8 +6176,8 @@
         <w:t xml:space="preserve">. Earth-Science Reviews 220:103640.</w:t>
       </w:r>
     </w:p>
-    <w:bookmarkEnd w:id="73"/>
-    <w:bookmarkStart w:id="75" w:name="ref-brandoni2016"/>
+    <w:bookmarkEnd w:id="84"/>
+    <w:bookmarkStart w:id="86" w:name="ref-brandoni2016"/>
     <w:p>
       <w:pPr>
         <w:pStyle w:val="Bibliography"/>
@@ -5926,7 +6188,7 @@
       <w:r>
         <w:t xml:space="preserve"> </w:t>
       </w:r>
-      <w:hyperlink r:id="rId74">
+      <w:hyperlink r:id="rId85">
         <w:r>
           <w:rPr>
             <w:rStyle w:val="Hyperlink"/>
@@ -5938,8 +6200,8 @@
         <w:t xml:space="preserve">. PalZ 90:619–628.</w:t>
       </w:r>
     </w:p>
-    <w:bookmarkEnd w:id="75"/>
-    <w:bookmarkStart w:id="77" w:name="ref-brée2022"/>
+    <w:bookmarkEnd w:id="86"/>
+    <w:bookmarkStart w:id="88" w:name="ref-brée2022"/>
     <w:p>
       <w:pPr>
         <w:pStyle w:val="Bibliography"/>
@@ -5950,7 +6212,7 @@
       <w:r>
         <w:t xml:space="preserve"> </w:t>
       </w:r>
-      <w:hyperlink r:id="rId76">
+      <w:hyperlink r:id="rId87">
         <w:r>
           <w:rPr>
             <w:rStyle w:val="Hyperlink"/>
@@ -5962,8 +6224,8 @@
         <w:t xml:space="preserve">. Scientific Reports 12:21906.</w:t>
       </w:r>
     </w:p>
-    <w:bookmarkEnd w:id="77"/>
-    <w:bookmarkStart w:id="79" w:name="ref-buffan2025"/>
+    <w:bookmarkEnd w:id="88"/>
+    <w:bookmarkStart w:id="90" w:name="ref-buffan2025"/>
     <w:p>
       <w:pPr>
         <w:pStyle w:val="Bibliography"/>
@@ -5974,7 +6236,7 @@
       <w:r>
         <w:t xml:space="preserve"> </w:t>
       </w:r>
-      <w:hyperlink r:id="rId78">
+      <w:hyperlink r:id="rId89">
         <w:r>
           <w:rPr>
             <w:rStyle w:val="Hyperlink"/>
@@ -5998,8 +6260,8 @@
         <w:t xml:space="preserve">. Proceedings of the National Academy of Sciences 122:e2419520122.</w:t>
       </w:r>
     </w:p>
-    <w:bookmarkEnd w:id="79"/>
-    <w:bookmarkStart w:id="81" w:name="ref-burgin2025"/>
+    <w:bookmarkEnd w:id="90"/>
+    <w:bookmarkStart w:id="92" w:name="ref-burgin2025"/>
     <w:p>
       <w:pPr>
         <w:pStyle w:val="Bibliography"/>
@@ -6010,7 +6272,7 @@
       <w:r>
         <w:t xml:space="preserve"> </w:t>
       </w:r>
-      <w:hyperlink r:id="rId80">
+      <w:hyperlink r:id="rId91">
         <w:r>
           <w:rPr>
             <w:rStyle w:val="Hyperlink"/>
@@ -6022,8 +6284,8 @@
         <w:t xml:space="preserve">. bioRxiv.</w:t>
       </w:r>
     </w:p>
-    <w:bookmarkEnd w:id="81"/>
-    <w:bookmarkStart w:id="82" w:name="ref-candela2005"/>
+    <w:bookmarkEnd w:id="92"/>
+    <w:bookmarkStart w:id="93" w:name="ref-candela2005"/>
     <w:p>
       <w:pPr>
         <w:pStyle w:val="Bibliography"/>
@@ -6044,8 +6306,8 @@
         <w:t xml:space="preserve">os (argentina). Temas de la Biodiversidad del Litoral fluvial argentino II 37–48.</w:t>
       </w:r>
     </w:p>
-    <w:bookmarkEnd w:id="82"/>
-    <w:bookmarkStart w:id="84" w:name="ref-candela2013"/>
+    <w:bookmarkEnd w:id="93"/>
+    <w:bookmarkStart w:id="95" w:name="ref-candela2013"/>
     <w:p>
       <w:pPr>
         <w:pStyle w:val="Bibliography"/>
@@ -6056,7 +6318,7 @@
       <w:r>
         <w:t xml:space="preserve"> </w:t>
       </w:r>
-      <w:hyperlink r:id="rId83">
+      <w:hyperlink r:id="rId94">
         <w:r>
           <w:rPr>
             <w:rStyle w:val="Hyperlink"/>
@@ -6068,19 +6330,43 @@
         <w:t xml:space="preserve">. Lethaia 46:369–377.</w:t>
       </w:r>
     </w:p>
-    <w:bookmarkEnd w:id="84"/>
-    <w:bookmarkStart w:id="86" w:name="ref-carrillo_giant_2015"/>
+    <w:bookmarkEnd w:id="95"/>
+    <w:bookmarkStart w:id="97" w:name="ref-cantalapiedra2021"/>
     <w:p>
       <w:pPr>
         <w:pStyle w:val="Bibliography"/>
       </w:pPr>
       <w:r>
+        <w:t xml:space="preserve">Cantalapiedra, J. L., Ó. Sanisidro, H. Zhang, M. T. Alberdi, J. L. Prado, F. Blanco, and J. Saarinen. 2021.</w:t>
+      </w:r>
+      <w:r>
+        <w:t xml:space="preserve"> </w:t>
+      </w:r>
+      <w:hyperlink r:id="rId96">
+        <w:r>
+          <w:rPr>
+            <w:rStyle w:val="Hyperlink"/>
+          </w:rPr>
+          <w:t xml:space="preserve">The rise and fall of proboscidean ecological diversity</w:t>
+        </w:r>
+      </w:hyperlink>
+      <w:r>
+        <w:t xml:space="preserve">. Nature Ecology &amp; Evolution 5:1266–1272.</w:t>
+      </w:r>
+    </w:p>
+    <w:bookmarkEnd w:id="97"/>
+    <w:bookmarkStart w:id="99" w:name="ref-carrillo_giant_2015"/>
+    <w:p>
+      <w:pPr>
+        <w:pStyle w:val="Bibliography"/>
+      </w:pPr>
+      <w:r>
         <w:t xml:space="preserve">Carrillo, J. D., and M. R. Sánchez-Villagra. 2015.</w:t>
       </w:r>
       <w:r>
         <w:t xml:space="preserve"> </w:t>
       </w:r>
-      <w:hyperlink r:id="rId85">
+      <w:hyperlink r:id="rId98">
         <w:r>
           <w:rPr>
             <w:rStyle w:val="Hyperlink"/>
@@ -6092,8 +6378,8 @@
         <w:t xml:space="preserve">. Paläontol Z 89:1057–1071.</w:t>
       </w:r>
     </w:p>
-    <w:bookmarkEnd w:id="86"/>
-    <w:bookmarkStart w:id="87" w:name="ref-carrillo"/>
+    <w:bookmarkEnd w:id="99"/>
+    <w:bookmarkStart w:id="100" w:name="ref-carrillo"/>
     <w:p>
       <w:pPr>
         <w:pStyle w:val="Bibliography"/>
@@ -6102,19 +6388,43 @@
         <w:t xml:space="preserve">Carrillo, J. D., M. F. Torres Jiménez, F. J. Urrea-Barreto, A. Antonelli, C. Bacon, S. Faurby, and D. Silvestro. n.d. Decoupled diversity and disparity after faunistic turnover in caviomorph rodents.</w:t>
       </w:r>
     </w:p>
-    <w:bookmarkEnd w:id="87"/>
-    <w:bookmarkStart w:id="89" w:name="ref-cohen2025"/>
+    <w:bookmarkEnd w:id="100"/>
+    <w:bookmarkStart w:id="102" w:name="ref-chiarenza2020"/>
     <w:p>
       <w:pPr>
         <w:pStyle w:val="Bibliography"/>
       </w:pPr>
       <w:r>
+        <w:t xml:space="preserve">Chiarenza, A. A., A. Farnsworth, P. D. Mannion, D. J. Lunt, P. J. Valdes, J. V. Morgan, and P. A. Allison. 2020.</w:t>
+      </w:r>
+      <w:r>
+        <w:t xml:space="preserve"> </w:t>
+      </w:r>
+      <w:hyperlink r:id="rId101">
+        <w:r>
+          <w:rPr>
+            <w:rStyle w:val="Hyperlink"/>
+          </w:rPr>
+          <w:t xml:space="preserve">Asteroid impact, not volcanism, caused the end-cretaceous dinosaur extinction</w:t>
+        </w:r>
+      </w:hyperlink>
+      <w:r>
+        <w:t xml:space="preserve">. Proceedings of the National Academy of Sciences 117:17084–17093.</w:t>
+      </w:r>
+    </w:p>
+    <w:bookmarkEnd w:id="102"/>
+    <w:bookmarkStart w:id="104" w:name="ref-cohen2025"/>
+    <w:p>
+      <w:pPr>
+        <w:pStyle w:val="Bibliography"/>
+      </w:pPr>
+      <w:r>
         <w:t xml:space="preserve">Cohen, K., D. Harper, P. Gibbard, and N. Car. 2025.</w:t>
       </w:r>
       <w:r>
         <w:t xml:space="preserve"> </w:t>
       </w:r>
-      <w:hyperlink r:id="rId88">
+      <w:hyperlink r:id="rId103">
         <w:r>
           <w:rPr>
             <w:rStyle w:val="Hyperlink"/>
@@ -6126,8 +6436,8 @@
         <w:t xml:space="preserve">. Episodes Journal of International Geoscience 48:105–115.</w:t>
       </w:r>
     </w:p>
-    <w:bookmarkEnd w:id="89"/>
-    <w:bookmarkStart w:id="91" w:name="ref-condamine2018"/>
+    <w:bookmarkEnd w:id="104"/>
+    <w:bookmarkStart w:id="106" w:name="ref-condamine2018"/>
     <w:p>
       <w:pPr>
         <w:pStyle w:val="Bibliography"/>
@@ -6138,7 +6448,7 @@
       <w:r>
         <w:t xml:space="preserve"> </w:t>
       </w:r>
-      <w:hyperlink r:id="rId90">
+      <w:hyperlink r:id="rId105">
         <w:r>
           <w:rPr>
             <w:rStyle w:val="Hyperlink"/>
@@ -6150,19 +6460,19 @@
         <w:t xml:space="preserve">. Systematic Biology 67:940–964.</w:t>
       </w:r>
     </w:p>
-    <w:bookmarkEnd w:id="91"/>
-    <w:bookmarkStart w:id="93" w:name="ref-condamine2019"/>
+    <w:bookmarkEnd w:id="106"/>
+    <w:bookmarkStart w:id="108" w:name="ref-condamine2019"/>
     <w:p>
       <w:pPr>
         <w:pStyle w:val="Bibliography"/>
       </w:pPr>
       <w:r>
-        <w:t xml:space="preserve">Condamine, F. L., J. Rolland, and H. Morlon. 2019.</w:t>
-      </w:r>
-      <w:r>
-        <w:t xml:space="preserve"> </w:t>
-      </w:r>
-      <w:hyperlink r:id="rId92">
+        <w:t xml:space="preserve">Condamine, F. L., J. Rolland, and H. Morlon. 2019a.</w:t>
+      </w:r>
+      <w:r>
+        <w:t xml:space="preserve"> </w:t>
+      </w:r>
+      <w:hyperlink r:id="rId107">
         <w:r>
           <w:rPr>
             <w:rStyle w:val="Hyperlink"/>
@@ -6174,19 +6484,43 @@
         <w:t xml:space="preserve">. Ecology Letters 22:1900–1912.</w:t>
       </w:r>
     </w:p>
-    <w:bookmarkEnd w:id="93"/>
-    <w:bookmarkStart w:id="95" w:name="ref-condamine2020"/>
+    <w:bookmarkEnd w:id="108"/>
+    <w:bookmarkStart w:id="110" w:name="ref-condamine_climate_2019"/>
     <w:p>
       <w:pPr>
         <w:pStyle w:val="Bibliography"/>
       </w:pPr>
       <w:r>
+        <w:t xml:space="preserve">Condamine, F. L., J. Romieu, and G. Guinot. 2019b.</w:t>
+      </w:r>
+      <w:r>
+        <w:t xml:space="preserve"> </w:t>
+      </w:r>
+      <w:hyperlink r:id="rId109">
+        <w:r>
+          <w:rPr>
+            <w:rStyle w:val="Hyperlink"/>
+          </w:rPr>
+          <w:t xml:space="preserve">Climate cooling and clade competition likely drove the decline of lamniform sharks</w:t>
+        </w:r>
+      </w:hyperlink>
+      <w:r>
+        <w:t xml:space="preserve">. Proc. Nat. Acad. Sc. U.S.A 116. Proceedings of the National Academy of Sciences.</w:t>
+      </w:r>
+    </w:p>
+    <w:bookmarkEnd w:id="110"/>
+    <w:bookmarkStart w:id="112" w:name="ref-condamine2020"/>
+    <w:p>
+      <w:pPr>
+        <w:pStyle w:val="Bibliography"/>
+      </w:pPr>
+      <w:r>
         <w:t xml:space="preserve">Condamine, F. L., D. Silvestro, E. B. Koppelhus, and A. Antonelli. 2020.</w:t>
       </w:r>
       <w:r>
         <w:t xml:space="preserve"> </w:t>
       </w:r>
-      <w:hyperlink r:id="rId94">
+      <w:hyperlink r:id="rId111">
         <w:r>
           <w:rPr>
             <w:rStyle w:val="Hyperlink"/>
@@ -6198,8 +6532,8 @@
         <w:t xml:space="preserve">. Proceedings of the National Academy of Sciences 117:28867–28875.</w:t>
       </w:r>
     </w:p>
-    <w:bookmarkEnd w:id="95"/>
-    <w:bookmarkStart w:id="97" w:name="ref-cooper2025"/>
+    <w:bookmarkEnd w:id="112"/>
+    <w:bookmarkStart w:id="114" w:name="ref-cooper2025"/>
     <w:p>
       <w:pPr>
         <w:pStyle w:val="Bibliography"/>
@@ -6210,7 +6544,7 @@
       <w:r>
         <w:t xml:space="preserve"> </w:t>
       </w:r>
-      <w:hyperlink r:id="rId96">
+      <w:hyperlink r:id="rId113">
         <w:r>
           <w:rPr>
             <w:rStyle w:val="Hyperlink"/>
@@ -6228,8 +6562,8 @@
         <w:t xml:space="preserve">. Methods in Ecology and Evolution 16:1923–1934.</w:t>
       </w:r>
     </w:p>
-    <w:bookmarkEnd w:id="97"/>
-    <w:bookmarkStart w:id="99" w:name="ref-cooper2024"/>
+    <w:bookmarkEnd w:id="114"/>
+    <w:bookmarkStart w:id="116" w:name="ref-cooper2024"/>
     <w:p>
       <w:pPr>
         <w:pStyle w:val="Bibliography"/>
@@ -6240,7 +6574,7 @@
       <w:r>
         <w:t xml:space="preserve"> </w:t>
       </w:r>
-      <w:hyperlink r:id="rId98">
+      <w:hyperlink r:id="rId115">
         <w:r>
           <w:rPr>
             <w:rStyle w:val="Hyperlink"/>
@@ -6252,8 +6586,8 @@
         <w:t xml:space="preserve">. Nature Communications 15:4199.</w:t>
       </w:r>
     </w:p>
-    <w:bookmarkEnd w:id="99"/>
-    <w:bookmarkStart w:id="101" w:name="ref-cuitiño2021"/>
+    <w:bookmarkEnd w:id="116"/>
+    <w:bookmarkStart w:id="118" w:name="ref-cuitiño2021"/>
     <w:p>
       <w:pPr>
         <w:pStyle w:val="Bibliography"/>
@@ -6264,7 +6598,7 @@
       <w:r>
         <w:t xml:space="preserve"> </w:t>
       </w:r>
-      <w:hyperlink r:id="rId100">
+      <w:hyperlink r:id="rId117">
         <w:r>
           <w:rPr>
             <w:rStyle w:val="Hyperlink"/>
@@ -6282,8 +6616,8 @@
         <w:t xml:space="preserve">. Journal of the Geological Society 178:jgs2020–188.</w:t>
       </w:r>
     </w:p>
-    <w:bookmarkEnd w:id="101"/>
-    <w:bookmarkStart w:id="103" w:name="ref-dacunha2023"/>
+    <w:bookmarkEnd w:id="118"/>
+    <w:bookmarkStart w:id="120" w:name="ref-dacunha2023"/>
     <w:p>
       <w:pPr>
         <w:pStyle w:val="Bibliography"/>
@@ -6294,7 +6628,7 @@
       <w:r>
         <w:t xml:space="preserve"> </w:t>
       </w:r>
-      <w:hyperlink r:id="rId102">
+      <w:hyperlink r:id="rId119">
         <w:r>
           <w:rPr>
             <w:rStyle w:val="Hyperlink"/>
@@ -6306,8 +6640,8 @@
         <w:t xml:space="preserve">. Journal of Mammalian Evolution 30:1155–1176.</w:t>
       </w:r>
     </w:p>
-    <w:bookmarkEnd w:id="103"/>
-    <w:bookmarkStart w:id="105" w:name="ref-damuth1993"/>
+    <w:bookmarkEnd w:id="120"/>
+    <w:bookmarkStart w:id="122" w:name="ref-damuth1993"/>
     <w:p>
       <w:pPr>
         <w:pStyle w:val="Bibliography"/>
@@ -6318,7 +6652,7 @@
       <w:r>
         <w:t xml:space="preserve"> </w:t>
       </w:r>
-      <w:hyperlink r:id="rId104">
+      <w:hyperlink r:id="rId121">
         <w:r>
           <w:rPr>
             <w:rStyle w:val="Hyperlink"/>
@@ -6330,8 +6664,8 @@
         <w:t xml:space="preserve">. Nature 365:748–750.</w:t>
       </w:r>
     </w:p>
-    <w:bookmarkEnd w:id="105"/>
-    <w:bookmarkStart w:id="107" w:name="ref-damuth2011"/>
+    <w:bookmarkEnd w:id="122"/>
+    <w:bookmarkStart w:id="124" w:name="ref-damuth2011"/>
     <w:p>
       <w:pPr>
         <w:pStyle w:val="Bibliography"/>
@@ -6342,7 +6676,7 @@
       <w:r>
         <w:t xml:space="preserve"> </w:t>
       </w:r>
-      <w:hyperlink r:id="rId106">
+      <w:hyperlink r:id="rId123">
         <w:r>
           <w:rPr>
             <w:rStyle w:val="Hyperlink"/>
@@ -6354,8 +6688,8 @@
         <w:t xml:space="preserve">. Biological Reviews 86:733–758.</w:t>
       </w:r>
     </w:p>
-    <w:bookmarkEnd w:id="107"/>
-    <w:bookmarkStart w:id="109" w:name="ref-drury2016"/>
+    <w:bookmarkEnd w:id="124"/>
+    <w:bookmarkStart w:id="126" w:name="ref-drury2016"/>
     <w:p>
       <w:pPr>
         <w:pStyle w:val="Bibliography"/>
@@ -6366,7 +6700,7 @@
       <w:r>
         <w:t xml:space="preserve"> </w:t>
       </w:r>
-      <w:hyperlink r:id="rId108">
+      <w:hyperlink r:id="rId125">
         <w:r>
           <w:rPr>
             <w:rStyle w:val="Hyperlink"/>
@@ -6378,8 +6712,8 @@
         <w:t xml:space="preserve">. Systematic Biology 65:700–710.</w:t>
       </w:r>
     </w:p>
-    <w:bookmarkEnd w:id="109"/>
-    <w:bookmarkStart w:id="111" w:name="ref-dunn2013"/>
+    <w:bookmarkEnd w:id="126"/>
+    <w:bookmarkStart w:id="128" w:name="ref-dunn2013"/>
     <w:p>
       <w:pPr>
         <w:pStyle w:val="Bibliography"/>
@@ -6390,7 +6724,7 @@
       <w:r>
         <w:t xml:space="preserve"> </w:t>
       </w:r>
-      <w:hyperlink r:id="rId110">
+      <w:hyperlink r:id="rId127">
         <w:r>
           <w:rPr>
             <w:rStyle w:val="Hyperlink"/>
@@ -6408,8 +6742,8 @@
         <w:t xml:space="preserve">. GSA Bulletin 125:539–555.</w:t>
       </w:r>
     </w:p>
-    <w:bookmarkEnd w:id="111"/>
-    <w:bookmarkStart w:id="113" w:name="ref-esteve2025"/>
+    <w:bookmarkEnd w:id="128"/>
+    <w:bookmarkStart w:id="130" w:name="ref-esteve2025"/>
     <w:p>
       <w:pPr>
         <w:pStyle w:val="Bibliography"/>
@@ -6420,7 +6754,7 @@
       <w:r>
         <w:t xml:space="preserve"> </w:t>
       </w:r>
-      <w:hyperlink r:id="rId112">
+      <w:hyperlink r:id="rId129">
         <w:r>
           <w:rPr>
             <w:rStyle w:val="Hyperlink"/>
@@ -6432,8 +6766,8 @@
         <w:t xml:space="preserve">. Proceedings of the Royal Society B: Biological Sciences 292:20252245.</w:t>
       </w:r>
     </w:p>
-    <w:bookmarkEnd w:id="113"/>
-    <w:bookmarkStart w:id="115" w:name="ref-etienne2011"/>
+    <w:bookmarkEnd w:id="130"/>
+    <w:bookmarkStart w:id="132" w:name="ref-etienne2011"/>
     <w:p>
       <w:pPr>
         <w:pStyle w:val="Bibliography"/>
@@ -6444,7 +6778,7 @@
       <w:r>
         <w:t xml:space="preserve"> </w:t>
       </w:r>
-      <w:hyperlink r:id="rId114">
+      <w:hyperlink r:id="rId131">
         <w:r>
           <w:rPr>
             <w:rStyle w:val="Hyperlink"/>
@@ -6456,8 +6790,8 @@
         <w:t xml:space="preserve">. Proceedings of the Royal Society B: Biological Sciences 279:1300–1309.</w:t>
       </w:r>
     </w:p>
-    <w:bookmarkEnd w:id="115"/>
-    <w:bookmarkStart w:id="117" w:name="ref-faurby2016"/>
+    <w:bookmarkEnd w:id="132"/>
+    <w:bookmarkStart w:id="134" w:name="ref-faurby2016"/>
     <w:p>
       <w:pPr>
         <w:pStyle w:val="Bibliography"/>
@@ -6468,7 +6802,7 @@
       <w:r>
         <w:t xml:space="preserve"> </w:t>
       </w:r>
-      <w:hyperlink r:id="rId116">
+      <w:hyperlink r:id="rId133">
         <w:r>
           <w:rPr>
             <w:rStyle w:val="Hyperlink"/>
@@ -6480,8 +6814,8 @@
         <w:t xml:space="preserve">. The American Naturalist 187:812–820.</w:t>
       </w:r>
     </w:p>
-    <w:bookmarkEnd w:id="117"/>
-    <w:bookmarkStart w:id="119" w:name="ref-fernicola2019"/>
+    <w:bookmarkEnd w:id="134"/>
+    <w:bookmarkStart w:id="136" w:name="ref-fernicola2019"/>
     <w:p>
       <w:pPr>
         <w:pStyle w:val="Bibliography"/>
@@ -6492,7 +6826,7 @@
       <w:r>
         <w:t xml:space="preserve"> </w:t>
       </w:r>
-      <w:hyperlink r:id="rId118">
+      <w:hyperlink r:id="rId135">
         <w:r>
           <w:rPr>
             <w:rStyle w:val="Hyperlink"/>
@@ -6510,8 +6844,8 @@
         <w:t xml:space="preserve">. Publicación Electrónica de la Asociación Paleontológica Argentina 19.</w:t>
       </w:r>
     </w:p>
-    <w:bookmarkEnd w:id="119"/>
-    <w:bookmarkStart w:id="121" w:name="ref-flannery-sutherland2022"/>
+    <w:bookmarkEnd w:id="136"/>
+    <w:bookmarkStart w:id="138" w:name="ref-flannery-sutherland2022"/>
     <w:p>
       <w:pPr>
         <w:pStyle w:val="Bibliography"/>
@@ -6522,7 +6856,7 @@
       <w:r>
         <w:t xml:space="preserve"> </w:t>
       </w:r>
-      <w:hyperlink r:id="rId120">
+      <w:hyperlink r:id="rId137">
         <w:r>
           <w:rPr>
             <w:rStyle w:val="Hyperlink"/>
@@ -6534,8 +6868,8 @@
         <w:t xml:space="preserve">. Nature Communications 13:2751.</w:t>
       </w:r>
     </w:p>
-    <w:bookmarkEnd w:id="121"/>
-    <w:bookmarkStart w:id="123" w:name="ref-foote1993"/>
+    <w:bookmarkEnd w:id="138"/>
+    <w:bookmarkStart w:id="140" w:name="ref-foote1993"/>
     <w:p>
       <w:pPr>
         <w:pStyle w:val="Bibliography"/>
@@ -6546,7 +6880,7 @@
       <w:r>
         <w:t xml:space="preserve"> </w:t>
       </w:r>
-      <w:hyperlink r:id="rId122">
+      <w:hyperlink r:id="rId139">
         <w:r>
           <w:rPr>
             <w:rStyle w:val="Hyperlink"/>
@@ -6558,8 +6892,8 @@
         <w:t xml:space="preserve">. Paleobiology 19:185–204.</w:t>
       </w:r>
     </w:p>
-    <w:bookmarkEnd w:id="123"/>
-    <w:bookmarkStart w:id="125" w:name="ref-foote1997"/>
+    <w:bookmarkEnd w:id="140"/>
+    <w:bookmarkStart w:id="142" w:name="ref-foote1997"/>
     <w:p>
       <w:pPr>
         <w:pStyle w:val="Bibliography"/>
@@ -6570,7 +6904,7 @@
       <w:r>
         <w:t xml:space="preserve"> </w:t>
       </w:r>
-      <w:hyperlink r:id="rId124">
+      <w:hyperlink r:id="rId141">
         <w:r>
           <w:rPr>
             <w:rStyle w:val="Hyperlink"/>
@@ -6582,8 +6916,8 @@
         <w:t xml:space="preserve">. Annual Review of Ecology, Evolution, and Systematics 28:129–152.</w:t>
       </w:r>
     </w:p>
-    <w:bookmarkEnd w:id="125"/>
-    <w:bookmarkStart w:id="127" w:name="ref-guayasamin2024"/>
+    <w:bookmarkEnd w:id="142"/>
+    <w:bookmarkStart w:id="144" w:name="ref-guayasamin2024"/>
     <w:p>
       <w:pPr>
         <w:pStyle w:val="Bibliography"/>
@@ -6594,7 +6928,7 @@
       <w:r>
         <w:t xml:space="preserve"> </w:t>
       </w:r>
-      <w:hyperlink r:id="rId126">
+      <w:hyperlink r:id="rId143">
         <w:r>
           <w:rPr>
             <w:rStyle w:val="Hyperlink"/>
@@ -6606,8 +6940,8 @@
         <w:t xml:space="preserve">. Acta Amazonica 54:e54bc21360.</w:t>
       </w:r>
     </w:p>
-    <w:bookmarkEnd w:id="127"/>
-    <w:bookmarkStart w:id="129" w:name="ref-hagen2018"/>
+    <w:bookmarkEnd w:id="144"/>
+    <w:bookmarkStart w:id="146" w:name="ref-hagen2018"/>
     <w:p>
       <w:pPr>
         <w:pStyle w:val="Bibliography"/>
@@ -6618,7 +6952,7 @@
       <w:r>
         <w:t xml:space="preserve"> </w:t>
       </w:r>
-      <w:hyperlink r:id="rId128">
+      <w:hyperlink r:id="rId145">
         <w:r>
           <w:rPr>
             <w:rStyle w:val="Hyperlink"/>
@@ -6630,8 +6964,8 @@
         <w:t xml:space="preserve">. Systematic Biology 67:458–474.</w:t>
       </w:r>
     </w:p>
-    <w:bookmarkEnd w:id="129"/>
-    <w:bookmarkStart w:id="131" w:name="ref-hauffe2024"/>
+    <w:bookmarkEnd w:id="146"/>
+    <w:bookmarkStart w:id="148" w:name="ref-hauffe2024"/>
     <w:p>
       <w:pPr>
         <w:pStyle w:val="Bibliography"/>
@@ -6642,7 +6976,7 @@
       <w:r>
         <w:t xml:space="preserve"> </w:t>
       </w:r>
-      <w:hyperlink r:id="rId130">
+      <w:hyperlink r:id="rId147">
         <w:r>
           <w:rPr>
             <w:rStyle w:val="Hyperlink"/>
@@ -6654,8 +6988,8 @@
         <w:t xml:space="preserve">. Science Advances 10:eadl2643. American Association for the Advancement of Science.</w:t>
       </w:r>
     </w:p>
-    <w:bookmarkEnd w:id="131"/>
-    <w:bookmarkStart w:id="133" w:name="ref-hernández2005"/>
+    <w:bookmarkEnd w:id="148"/>
+    <w:bookmarkStart w:id="150" w:name="ref-hernández2005"/>
     <w:p>
       <w:pPr>
         <w:pStyle w:val="Bibliography"/>
@@ -6666,7 +7000,7 @@
       <w:r>
         <w:t xml:space="preserve"> </w:t>
       </w:r>
-      <w:hyperlink r:id="rId132">
+      <w:hyperlink r:id="rId149">
         <w:r>
           <w:rPr>
             <w:rStyle w:val="Hyperlink"/>
@@ -6678,8 +7012,8 @@
         <w:t xml:space="preserve">. Journal of South American Earth Sciences 19:495–512.</w:t>
       </w:r>
     </w:p>
-    <w:bookmarkEnd w:id="133"/>
-    <w:bookmarkStart w:id="134" w:name="ref-homerocamacho1967"/>
+    <w:bookmarkEnd w:id="150"/>
+    <w:bookmarkStart w:id="151" w:name="ref-homerocamacho1967"/>
     <w:p>
       <w:pPr>
         <w:pStyle w:val="Bibliography"/>
@@ -6688,8 +7022,8 @@
         <w:t xml:space="preserve">Homero Camacho, H. 1967. Las transgresiones del cretácico superior y terciario de la argentina. Revista de la Asociación Geológica Argentina 22:253–280.</w:t>
       </w:r>
     </w:p>
-    <w:bookmarkEnd w:id="134"/>
-    <w:bookmarkStart w:id="136" w:name="ref-hoorn2022"/>
+    <w:bookmarkEnd w:id="151"/>
+    <w:bookmarkStart w:id="153" w:name="ref-hoorn2022"/>
     <w:p>
       <w:pPr>
         <w:pStyle w:val="Bibliography"/>
@@ -6700,7 +7034,7 @@
       <w:r>
         <w:t xml:space="preserve"> </w:t>
       </w:r>
-      <w:hyperlink r:id="rId135">
+      <w:hyperlink r:id="rId152">
         <w:r>
           <w:rPr>
             <w:rStyle w:val="Hyperlink"/>
@@ -6712,8 +7046,8 @@
         <w:t xml:space="preserve">. Botanical Journal of the Linnean Society 199:25–35.</w:t>
       </w:r>
     </w:p>
-    <w:bookmarkEnd w:id="136"/>
-    <w:bookmarkStart w:id="138" w:name="ref-hoorn1995"/>
+    <w:bookmarkEnd w:id="153"/>
+    <w:bookmarkStart w:id="155" w:name="ref-hoorn1995"/>
     <w:p>
       <w:pPr>
         <w:pStyle w:val="Bibliography"/>
@@ -6724,7 +7058,7 @@
       <w:r>
         <w:t xml:space="preserve"> </w:t>
       </w:r>
-      <w:hyperlink r:id="rId137">
+      <w:hyperlink r:id="rId154">
         <w:r>
           <w:rPr>
             <w:rStyle w:val="Hyperlink"/>
@@ -6736,8 +7070,8 @@
         <w:t xml:space="preserve">. Geology 23:237.</w:t>
       </w:r>
     </w:p>
-    <w:bookmarkEnd w:id="138"/>
-    <w:bookmarkStart w:id="140" w:name="ref-hoorn2010"/>
+    <w:bookmarkEnd w:id="155"/>
+    <w:bookmarkStart w:id="157" w:name="ref-hoorn2010"/>
     <w:p>
       <w:pPr>
         <w:pStyle w:val="Bibliography"/>
@@ -6748,7 +7082,7 @@
       <w:r>
         <w:t xml:space="preserve"> </w:t>
       </w:r>
-      <w:hyperlink r:id="rId139">
+      <w:hyperlink r:id="rId156">
         <w:r>
           <w:rPr>
             <w:rStyle w:val="Hyperlink"/>
@@ -6760,8 +7094,8 @@
         <w:t xml:space="preserve">. Science 330:927–931.</w:t>
       </w:r>
     </w:p>
-    <w:bookmarkEnd w:id="140"/>
-    <w:bookmarkStart w:id="142" w:name="ref-hullot2025"/>
+    <w:bookmarkEnd w:id="157"/>
+    <w:bookmarkStart w:id="159" w:name="ref-hullot2025"/>
     <w:p>
       <w:pPr>
         <w:pStyle w:val="Bibliography"/>
@@ -6772,7 +7106,7 @@
       <w:r>
         <w:t xml:space="preserve"> </w:t>
       </w:r>
-      <w:hyperlink r:id="rId141">
+      <w:hyperlink r:id="rId158">
         <w:r>
           <w:rPr>
             <w:rStyle w:val="Hyperlink"/>
@@ -6784,8 +7118,8 @@
         <w:t xml:space="preserve">. Palaeogeography, Palaeoclimatology, Palaeoecology 675:113076.</w:t>
       </w:r>
     </w:p>
-    <w:bookmarkEnd w:id="142"/>
-    <w:bookmarkStart w:id="143" w:name="ref-janis1988"/>
+    <w:bookmarkEnd w:id="159"/>
+    <w:bookmarkStart w:id="160" w:name="ref-janis1988"/>
     <w:p>
       <w:pPr>
         <w:pStyle w:val="Bibliography"/>
@@ -6794,8 +7128,8 @@
         <w:t xml:space="preserve">Janis, C. M. 1988. An estimation of tooth volume and hypsodonty indices in ungulate mammals, and the correlation of these factors with dietary preferences. Mémoires du Moséum d’Histoire Naturelle de Paris 367–387.</w:t>
       </w:r>
     </w:p>
-    <w:bookmarkEnd w:id="143"/>
-    <w:bookmarkStart w:id="145" w:name="ref-jaramillo2017"/>
+    <w:bookmarkEnd w:id="160"/>
+    <w:bookmarkStart w:id="162" w:name="ref-jaramillo2017"/>
     <w:p>
       <w:pPr>
         <w:pStyle w:val="Bibliography"/>
@@ -6806,7 +7140,7 @@
       <w:r>
         <w:t xml:space="preserve"> </w:t>
       </w:r>
-      <w:hyperlink r:id="rId144">
+      <w:hyperlink r:id="rId161">
         <w:r>
           <w:rPr>
             <w:rStyle w:val="Hyperlink"/>
@@ -6818,8 +7152,8 @@
         <w:t xml:space="preserve">. Science Advances 3:e1601693.</w:t>
       </w:r>
     </w:p>
-    <w:bookmarkEnd w:id="145"/>
-    <w:bookmarkStart w:id="147" w:name="ref-jardine2012"/>
+    <w:bookmarkEnd w:id="162"/>
+    <w:bookmarkStart w:id="164" w:name="ref-jardine2012"/>
     <w:p>
       <w:pPr>
         <w:pStyle w:val="Bibliography"/>
@@ -6830,7 +7164,7 @@
       <w:r>
         <w:t xml:space="preserve"> </w:t>
       </w:r>
-      <w:hyperlink r:id="rId146">
+      <w:hyperlink r:id="rId163">
         <w:r>
           <w:rPr>
             <w:rStyle w:val="Hyperlink"/>
@@ -6842,8 +7176,8 @@
         <w:t xml:space="preserve">. Palaeogeography, Palaeoclimatology, Palaeoecology 365-366:1–10.</w:t>
       </w:r>
     </w:p>
-    <w:bookmarkEnd w:id="147"/>
-    <w:bookmarkStart w:id="149" w:name="ref-lehtonen2017"/>
+    <w:bookmarkEnd w:id="164"/>
+    <w:bookmarkStart w:id="166" w:name="ref-lehtonen2017"/>
     <w:p>
       <w:pPr>
         <w:pStyle w:val="Bibliography"/>
@@ -6854,7 +7188,7 @@
       <w:r>
         <w:t xml:space="preserve"> </w:t>
       </w:r>
-      <w:hyperlink r:id="rId148">
+      <w:hyperlink r:id="rId165">
         <w:r>
           <w:rPr>
             <w:rStyle w:val="Hyperlink"/>
@@ -6866,8 +7200,8 @@
         <w:t xml:space="preserve">. Scientific Reports 7:4831.</w:t>
       </w:r>
     </w:p>
-    <w:bookmarkEnd w:id="149"/>
-    <w:bookmarkStart w:id="151" w:name="ref-liow2008"/>
+    <w:bookmarkEnd w:id="166"/>
+    <w:bookmarkStart w:id="168" w:name="ref-liow2008"/>
     <w:p>
       <w:pPr>
         <w:pStyle w:val="Bibliography"/>
@@ -6878,7 +7212,7 @@
       <w:r>
         <w:t xml:space="preserve"> </w:t>
       </w:r>
-      <w:hyperlink r:id="rId150">
+      <w:hyperlink r:id="rId167">
         <w:r>
           <w:rPr>
             <w:rStyle w:val="Hyperlink"/>
@@ -6890,8 +7224,8 @@
         <w:t xml:space="preserve">. Proceedings of the National Academy of Sciences 105:6097–6102.</w:t>
       </w:r>
     </w:p>
-    <w:bookmarkEnd w:id="151"/>
-    <w:bookmarkStart w:id="153" w:name="ref-liow2010"/>
+    <w:bookmarkEnd w:id="168"/>
+    <w:bookmarkStart w:id="170" w:name="ref-liow2010"/>
     <w:p>
       <w:pPr>
         <w:pStyle w:val="Bibliography"/>
@@ -6902,7 +7236,7 @@
       <w:r>
         <w:t xml:space="preserve"> </w:t>
       </w:r>
-      <w:hyperlink r:id="rId152">
+      <w:hyperlink r:id="rId169">
         <w:r>
           <w:rPr>
             <w:rStyle w:val="Hyperlink"/>
@@ -6914,8 +7248,8 @@
         <w:t xml:space="preserve"> Systematic Biology 59:646–659.</w:t>
       </w:r>
     </w:p>
-    <w:bookmarkEnd w:id="153"/>
-    <w:bookmarkStart w:id="155" w:name="ref-lomolino2005"/>
+    <w:bookmarkEnd w:id="170"/>
+    <w:bookmarkStart w:id="172" w:name="ref-lomolino2005"/>
     <w:p>
       <w:pPr>
         <w:pStyle w:val="Bibliography"/>
@@ -6926,7 +7260,7 @@
       <w:r>
         <w:t xml:space="preserve"> </w:t>
       </w:r>
-      <w:hyperlink r:id="rId154">
+      <w:hyperlink r:id="rId171">
         <w:r>
           <w:rPr>
             <w:rStyle w:val="Hyperlink"/>
@@ -6938,8 +7272,8 @@
         <w:t xml:space="preserve">. Journal of Biogeography 32:1683–1699.</w:t>
       </w:r>
     </w:p>
-    <w:bookmarkEnd w:id="155"/>
-    <w:bookmarkStart w:id="157" w:name="ref-macfadden2000"/>
+    <w:bookmarkEnd w:id="172"/>
+    <w:bookmarkStart w:id="174" w:name="ref-macfadden2000"/>
     <w:p>
       <w:pPr>
         <w:pStyle w:val="Bibliography"/>
@@ -6950,7 +7284,7 @@
       <w:r>
         <w:t xml:space="preserve"> </w:t>
       </w:r>
-      <w:hyperlink r:id="rId156">
+      <w:hyperlink r:id="rId173">
         <w:r>
           <w:rPr>
             <w:rStyle w:val="Hyperlink"/>
@@ -6962,8 +7296,8 @@
         <w:t xml:space="preserve">. Annual Review of Ecology and Systematics 31:33–59.</w:t>
       </w:r>
     </w:p>
-    <w:bookmarkEnd w:id="157"/>
-    <w:bookmarkStart w:id="159" w:name="ref-macphee2011"/>
+    <w:bookmarkEnd w:id="174"/>
+    <w:bookmarkStart w:id="176" w:name="ref-macphee2011"/>
     <w:p>
       <w:pPr>
         <w:pStyle w:val="Bibliography"/>
@@ -6974,7 +7308,7 @@
       <w:r>
         <w:t xml:space="preserve"> </w:t>
       </w:r>
-      <w:hyperlink r:id="rId158">
+      <w:hyperlink r:id="rId175">
         <w:r>
           <w:rPr>
             <w:rStyle w:val="Hyperlink"/>
@@ -6986,8 +7320,8 @@
         <w:t xml:space="preserve">. Bulletin of the American Museum of Natural History 2011:1–70.</w:t>
       </w:r>
     </w:p>
-    <w:bookmarkEnd w:id="159"/>
-    <w:bookmarkStart w:id="161" w:name="ref-marion_bioluminescence_2025"/>
+    <w:bookmarkEnd w:id="176"/>
+    <w:bookmarkStart w:id="178" w:name="ref-marion_bioluminescence_2025"/>
     <w:p>
       <w:pPr>
         <w:pStyle w:val="Bibliography"/>
@@ -6998,7 +7332,7 @@
       <w:r>
         <w:t xml:space="preserve"> </w:t>
       </w:r>
-      <w:hyperlink r:id="rId160">
+      <w:hyperlink r:id="rId177">
         <w:r>
           <w:rPr>
             <w:rStyle w:val="Hyperlink"/>
@@ -7010,8 +7344,8 @@
         <w:t xml:space="preserve">. Proceedings of the Royal Society B: Biological Sciences 292:20242932. Royal Society.</w:t>
       </w:r>
     </w:p>
-    <w:bookmarkEnd w:id="161"/>
-    <w:bookmarkStart w:id="163" w:name="ref-marivaux2022"/>
+    <w:bookmarkEnd w:id="178"/>
+    <w:bookmarkStart w:id="180" w:name="ref-marivaux2022"/>
     <w:p>
       <w:pPr>
         <w:pStyle w:val="Bibliography"/>
@@ -7022,7 +7356,7 @@
       <w:r>
         <w:t xml:space="preserve"> </w:t>
       </w:r>
-      <w:hyperlink r:id="rId162">
+      <w:hyperlink r:id="rId179">
         <w:r>
           <w:rPr>
             <w:rStyle w:val="Hyperlink"/>
@@ -7034,8 +7368,8 @@
         <w:t xml:space="preserve">. Journal of Mammalian Evolution 29:969–995.</w:t>
       </w:r>
     </w:p>
-    <w:bookmarkEnd w:id="163"/>
-    <w:bookmarkStart w:id="165" w:name="ref-marivaux_early_2020"/>
+    <w:bookmarkEnd w:id="180"/>
+    <w:bookmarkStart w:id="182" w:name="ref-marivaux_early_2020"/>
     <w:p>
       <w:pPr>
         <w:pStyle w:val="Bibliography"/>
@@ -7046,7 +7380,7 @@
       <w:r>
         <w:t xml:space="preserve"> </w:t>
       </w:r>
-      <w:hyperlink r:id="rId164">
+      <w:hyperlink r:id="rId181">
         <w:r>
           <w:rPr>
             <w:rStyle w:val="Hyperlink"/>
@@ -7058,8 +7392,8 @@
         <w:t xml:space="preserve">. Proceedings of the Royal Society B: Biological Sciences 287:20192806.</w:t>
       </w:r>
     </w:p>
-    <w:bookmarkEnd w:id="165"/>
-    <w:bookmarkStart w:id="167" w:name="ref-marshall1982"/>
+    <w:bookmarkEnd w:id="182"/>
+    <w:bookmarkStart w:id="184" w:name="ref-marshall1982"/>
     <w:p>
       <w:pPr>
         <w:pStyle w:val="Bibliography"/>
@@ -7070,7 +7404,7 @@
       <w:r>
         <w:t xml:space="preserve"> </w:t>
       </w:r>
-      <w:hyperlink r:id="rId166">
+      <w:hyperlink r:id="rId183">
         <w:r>
           <w:rPr>
             <w:rStyle w:val="Hyperlink"/>
@@ -7082,8 +7416,8 @@
         <w:t xml:space="preserve">. Science 215:1351–1357.</w:t>
       </w:r>
     </w:p>
-    <w:bookmarkEnd w:id="167"/>
-    <w:bookmarkStart w:id="169" w:name="ref-mcfarlane1998"/>
+    <w:bookmarkEnd w:id="184"/>
+    <w:bookmarkStart w:id="186" w:name="ref-mcfarlane1998"/>
     <w:p>
       <w:pPr>
         <w:pStyle w:val="Bibliography"/>
@@ -7094,7 +7428,7 @@
       <w:r>
         <w:t xml:space="preserve"> </w:t>
       </w:r>
-      <w:hyperlink r:id="rId168">
+      <w:hyperlink r:id="rId185">
         <w:r>
           <w:rPr>
             <w:rStyle w:val="Hyperlink"/>
@@ -7106,8 +7440,8 @@
         <w:t xml:space="preserve">. Quaternary Research 50:80–89.</w:t>
       </w:r>
     </w:p>
-    <w:bookmarkEnd w:id="169"/>
-    <w:bookmarkStart w:id="171" w:name="ref-meiri2007"/>
+    <w:bookmarkEnd w:id="186"/>
+    <w:bookmarkStart w:id="188" w:name="ref-meiri2007"/>
     <w:p>
       <w:pPr>
         <w:pStyle w:val="Bibliography"/>
@@ -7118,7 +7452,7 @@
       <w:r>
         <w:t xml:space="preserve"> </w:t>
       </w:r>
-      <w:hyperlink r:id="rId170">
+      <w:hyperlink r:id="rId187">
         <w:r>
           <w:rPr>
             <w:rStyle w:val="Hyperlink"/>
@@ -7130,8 +7464,8 @@
         <w:t xml:space="preserve"> Proceedings of the Royal Society B: Biological Sciences 275:141–148.</w:t>
       </w:r>
     </w:p>
-    <w:bookmarkEnd w:id="171"/>
-    <w:bookmarkStart w:id="173" w:name="ref-miller2020"/>
+    <w:bookmarkEnd w:id="188"/>
+    <w:bookmarkStart w:id="190" w:name="ref-miller2020"/>
     <w:p>
       <w:pPr>
         <w:pStyle w:val="Bibliography"/>
@@ -7142,7 +7476,7 @@
       <w:r>
         <w:t xml:space="preserve"> </w:t>
       </w:r>
-      <w:hyperlink r:id="rId172">
+      <w:hyperlink r:id="rId189">
         <w:r>
           <w:rPr>
             <w:rStyle w:val="Hyperlink"/>
@@ -7154,8 +7488,8 @@
         <w:t xml:space="preserve">. Science Advances 6:eaaz1346.</w:t>
       </w:r>
     </w:p>
-    <w:bookmarkEnd w:id="173"/>
-    <w:bookmarkStart w:id="175" w:name="ref-mones1982"/>
+    <w:bookmarkEnd w:id="190"/>
+    <w:bookmarkStart w:id="192" w:name="ref-mones1982"/>
     <w:p>
       <w:pPr>
         <w:pStyle w:val="Bibliography"/>
@@ -7166,7 +7500,7 @@
       <w:r>
         <w:t xml:space="preserve"> </w:t>
       </w:r>
-      <w:hyperlink r:id="rId174">
+      <w:hyperlink r:id="rId191">
         <w:r>
           <w:rPr>
             <w:rStyle w:val="Hyperlink"/>
@@ -7178,8 +7512,8 @@
         <w:t xml:space="preserve"> Paläontologische Zeitschrift 56:107–111.</w:t>
       </w:r>
     </w:p>
-    <w:bookmarkEnd w:id="175"/>
-    <w:bookmarkStart w:id="177" w:name="ref-muñoz2023"/>
+    <w:bookmarkEnd w:id="192"/>
+    <w:bookmarkStart w:id="194" w:name="ref-muñoz2023"/>
     <w:p>
       <w:pPr>
         <w:pStyle w:val="Bibliography"/>
@@ -7190,7 +7524,7 @@
       <w:r>
         <w:t xml:space="preserve"> </w:t>
       </w:r>
-      <w:hyperlink r:id="rId176">
+      <w:hyperlink r:id="rId193">
         <w:r>
           <w:rPr>
             <w:rStyle w:val="Hyperlink"/>
@@ -7238,8 +7572,8 @@
         <w:t xml:space="preserve">. Ameghiniana 60:465–491.</w:t>
       </w:r>
     </w:p>
-    <w:bookmarkEnd w:id="177"/>
-    <w:bookmarkStart w:id="179" w:name="ref-neige2026"/>
+    <w:bookmarkEnd w:id="194"/>
+    <w:bookmarkStart w:id="196" w:name="ref-neige2026"/>
     <w:p>
       <w:pPr>
         <w:pStyle w:val="Bibliography"/>
@@ -7250,7 +7584,7 @@
       <w:r>
         <w:t xml:space="preserve"> </w:t>
       </w:r>
-      <w:hyperlink r:id="rId178">
+      <w:hyperlink r:id="rId195">
         <w:r>
           <w:rPr>
             <w:rStyle w:val="Hyperlink"/>
@@ -7262,8 +7596,8 @@
         <w:t xml:space="preserve">. Paleobiology 1–17.</w:t>
       </w:r>
     </w:p>
-    <w:bookmarkEnd w:id="179"/>
-    <w:bookmarkStart w:id="181" w:name="ref-ogg2020"/>
+    <w:bookmarkEnd w:id="196"/>
+    <w:bookmarkStart w:id="198" w:name="ref-ogg2020"/>
     <w:p>
       <w:pPr>
         <w:pStyle w:val="Bibliography"/>
@@ -7274,7 +7608,7 @@
       <w:r>
         <w:t xml:space="preserve"> </w:t>
       </w:r>
-      <w:hyperlink r:id="rId180">
+      <w:hyperlink r:id="rId197">
         <w:r>
           <w:rPr>
             <w:rStyle w:val="Hyperlink"/>
@@ -7299,8 +7633,8 @@
         <w:t xml:space="preserve">. Elsevier.</w:t>
       </w:r>
     </w:p>
-    <w:bookmarkEnd w:id="181"/>
-    <w:bookmarkStart w:id="183" w:name="ref-paiva2026"/>
+    <w:bookmarkEnd w:id="198"/>
+    <w:bookmarkStart w:id="200" w:name="ref-paiva2026"/>
     <w:p>
       <w:pPr>
         <w:pStyle w:val="Bibliography"/>
@@ -7311,7 +7645,7 @@
       <w:r>
         <w:t xml:space="preserve"> </w:t>
       </w:r>
-      <w:hyperlink r:id="rId182">
+      <w:hyperlink r:id="rId199">
         <w:r>
           <w:rPr>
             <w:rStyle w:val="Hyperlink"/>
@@ -7323,8 +7657,8 @@
         <w:t xml:space="preserve">. Palaeontology.</w:t>
       </w:r>
     </w:p>
-    <w:bookmarkEnd w:id="183"/>
-    <w:bookmarkStart w:id="185" w:name="ref-palazzesi2012"/>
+    <w:bookmarkEnd w:id="200"/>
+    <w:bookmarkStart w:id="202" w:name="ref-palazzesi2012"/>
     <w:p>
       <w:pPr>
         <w:pStyle w:val="Bibliography"/>
@@ -7335,7 +7669,7 @@
       <w:r>
         <w:t xml:space="preserve"> </w:t>
       </w:r>
-      <w:hyperlink r:id="rId184">
+      <w:hyperlink r:id="rId201">
         <w:r>
           <w:rPr>
             <w:rStyle w:val="Hyperlink"/>
@@ -7347,8 +7681,8 @@
         <w:t xml:space="preserve">. Nature Communications 3:1294.</w:t>
       </w:r>
     </w:p>
-    <w:bookmarkEnd w:id="185"/>
-    <w:bookmarkStart w:id="186" w:name="ref-pascual1996"/>
+    <w:bookmarkEnd w:id="202"/>
+    <w:bookmarkStart w:id="203" w:name="ref-pascual1996"/>
     <w:p>
       <w:pPr>
         <w:pStyle w:val="Bibliography"/>
@@ -7357,8 +7691,8 @@
         <w:t xml:space="preserve">Pascual, R., E. Ortiz-Jaureguizar, and J. L. Prado. 1996. Land mammals: Paradigm for cenozoic south american geobiotic evolution.</w:t>
       </w:r>
     </w:p>
-    <w:bookmarkEnd w:id="186"/>
-    <w:bookmarkStart w:id="188" w:name="ref-patton2015"/>
+    <w:bookmarkEnd w:id="203"/>
+    <w:bookmarkStart w:id="205" w:name="ref-patton2015"/>
     <w:p>
       <w:pPr>
         <w:pStyle w:val="Bibliography"/>
@@ -7369,7 +7703,7 @@
       <w:r>
         <w:t xml:space="preserve"> </w:t>
       </w:r>
-      <w:hyperlink r:id="rId187">
+      <w:hyperlink r:id="rId204">
         <w:r>
           <w:rPr>
             <w:rStyle w:val="Hyperlink"/>
@@ -7381,8 +7715,8 @@
         <w:t xml:space="preserve">. University of Chicago Press, Chicago, IL.</w:t>
       </w:r>
     </w:p>
-    <w:bookmarkEnd w:id="188"/>
-    <w:bookmarkStart w:id="190" w:name="ref-pérez_new_2010"/>
+    <w:bookmarkEnd w:id="205"/>
+    <w:bookmarkStart w:id="207" w:name="ref-pérez_new_2010"/>
     <w:p>
       <w:pPr>
         <w:pStyle w:val="Bibliography"/>
@@ -7393,7 +7727,7 @@
       <w:r>
         <w:t xml:space="preserve"> </w:t>
       </w:r>
-      <w:hyperlink r:id="rId189">
+      <w:hyperlink r:id="rId206">
         <w:r>
           <w:rPr>
             <w:rStyle w:val="Hyperlink"/>
@@ -7405,19 +7739,67 @@
         <w:t xml:space="preserve">. Journal of Vertebrate Paleontology 30:1848–1859.</w:t>
       </w:r>
     </w:p>
-    <w:bookmarkEnd w:id="190"/>
-    <w:bookmarkStart w:id="192" w:name="ref-rasia_reappraisal_2018"/>
+    <w:bookmarkEnd w:id="207"/>
+    <w:bookmarkStart w:id="209" w:name="ref-pimiento2019"/>
     <w:p>
       <w:pPr>
         <w:pStyle w:val="Bibliography"/>
       </w:pPr>
       <w:r>
+        <w:t xml:space="preserve">Pimiento, C., J. L. Cantalapiedra, K. Shimada, D. J. Field, and J. B. Smaers. 2019.</w:t>
+      </w:r>
+      <w:r>
+        <w:t xml:space="preserve"> </w:t>
+      </w:r>
+      <w:hyperlink r:id="rId208">
+        <w:r>
+          <w:rPr>
+            <w:rStyle w:val="Hyperlink"/>
+          </w:rPr>
+          <w:t xml:space="preserve">Evolutionary pathways toward gigantism in sharks and rays</w:t>
+        </w:r>
+      </w:hyperlink>
+      <w:r>
+        <w:t xml:space="preserve">. Evolution 73:588–599.</w:t>
+      </w:r>
+    </w:p>
+    <w:bookmarkEnd w:id="209"/>
+    <w:bookmarkStart w:id="211" w:name="ref-quental2013"/>
+    <w:p>
+      <w:pPr>
+        <w:pStyle w:val="Bibliography"/>
+      </w:pPr>
+      <w:r>
+        <w:t xml:space="preserve">Quental, T. B., and C. R. Marshall. 2013.</w:t>
+      </w:r>
+      <w:r>
+        <w:t xml:space="preserve"> </w:t>
+      </w:r>
+      <w:hyperlink r:id="rId210">
+        <w:r>
+          <w:rPr>
+            <w:rStyle w:val="Hyperlink"/>
+          </w:rPr>
+          <w:t xml:space="preserve">How the red queen drives terrestrial mammals to extinction</w:t>
+        </w:r>
+      </w:hyperlink>
+      <w:r>
+        <w:t xml:space="preserve">. Science 341:290–292.</w:t>
+      </w:r>
+    </w:p>
+    <w:bookmarkEnd w:id="211"/>
+    <w:bookmarkStart w:id="213" w:name="ref-rasia_reappraisal_2018"/>
+    <w:p>
+      <w:pPr>
+        <w:pStyle w:val="Bibliography"/>
+      </w:pPr>
+      <w:r>
         <w:t xml:space="preserve">Rasia, L. L., and A. M. Candela. 2018.</w:t>
       </w:r>
       <w:r>
         <w:t xml:space="preserve"> </w:t>
       </w:r>
-      <w:hyperlink r:id="rId191">
+      <w:hyperlink r:id="rId212">
         <w:r>
           <w:rPr>
             <w:rStyle w:val="Hyperlink"/>
@@ -7429,8 +7811,8 @@
         <w:t xml:space="preserve">. Historical Biology 30:486–495. Taylor &amp; Francis.</w:t>
       </w:r>
     </w:p>
-    <w:bookmarkEnd w:id="192"/>
-    <w:bookmarkStart w:id="194" w:name="ref-rasia_comprehensive_2021"/>
+    <w:bookmarkEnd w:id="213"/>
+    <w:bookmarkStart w:id="215" w:name="ref-rasia_comprehensive_2021"/>
     <w:p>
       <w:pPr>
         <w:pStyle w:val="Bibliography"/>
@@ -7441,7 +7823,7 @@
       <w:r>
         <w:t xml:space="preserve"> </w:t>
       </w:r>
-      <w:hyperlink r:id="rId193">
+      <w:hyperlink r:id="rId214">
         <w:r>
           <w:rPr>
             <w:rStyle w:val="Hyperlink"/>
@@ -7453,8 +7835,8 @@
         <w:t xml:space="preserve">. Journal of Anatomy 239:405–423.</w:t>
       </w:r>
     </w:p>
-    <w:bookmarkEnd w:id="194"/>
-    <w:bookmarkStart w:id="196" w:name="ref-rasia2024"/>
+    <w:bookmarkEnd w:id="215"/>
+    <w:bookmarkStart w:id="217" w:name="ref-rasia2024"/>
     <w:p>
       <w:pPr>
         <w:pStyle w:val="Bibliography"/>
@@ -7465,7 +7847,7 @@
       <w:r>
         <w:t xml:space="preserve"> </w:t>
       </w:r>
-      <w:hyperlink r:id="rId195">
+      <w:hyperlink r:id="rId216">
         <w:r>
           <w:rPr>
             <w:rStyle w:val="Hyperlink"/>
@@ -7477,8 +7859,8 @@
         <w:t xml:space="preserve">. Historical Biology 37:1902–1914.</w:t>
       </w:r>
     </w:p>
-    <w:bookmarkEnd w:id="196"/>
-    <w:bookmarkStart w:id="198" w:name="ref-rinderknecht2008"/>
+    <w:bookmarkEnd w:id="217"/>
+    <w:bookmarkStart w:id="219" w:name="ref-rinderknecht2008"/>
     <w:p>
       <w:pPr>
         <w:pStyle w:val="Bibliography"/>
@@ -7489,7 +7871,7 @@
       <w:r>
         <w:t xml:space="preserve"> </w:t>
       </w:r>
-      <w:hyperlink r:id="rId197">
+      <w:hyperlink r:id="rId218">
         <w:r>
           <w:rPr>
             <w:rStyle w:val="Hyperlink"/>
@@ -7501,8 +7883,8 @@
         <w:t xml:space="preserve">. Proceedings of the Royal Society B: Biological Sciences 275:923–928.</w:t>
       </w:r>
     </w:p>
-    <w:bookmarkEnd w:id="198"/>
-    <w:bookmarkStart w:id="200" w:name="ref-robinet2020"/>
+    <w:bookmarkEnd w:id="219"/>
+    <w:bookmarkStart w:id="221" w:name="ref-robinet2020"/>
     <w:p>
       <w:pPr>
         <w:pStyle w:val="Bibliography"/>
@@ -7513,7 +7895,7 @@
       <w:r>
         <w:t xml:space="preserve"> </w:t>
       </w:r>
-      <w:hyperlink r:id="rId199">
+      <w:hyperlink r:id="rId220">
         <w:r>
           <w:rPr>
             <w:rStyle w:val="Hyperlink"/>
@@ -7525,8 +7907,8 @@
         <w:t xml:space="preserve">. Journal of Mammalogy 101:386–402.</w:t>
       </w:r>
     </w:p>
-    <w:bookmarkEnd w:id="200"/>
-    <w:bookmarkStart w:id="202" w:name="ref-salas-gismondi2015"/>
+    <w:bookmarkEnd w:id="221"/>
+    <w:bookmarkStart w:id="223" w:name="ref-salas-gismondi2015"/>
     <w:p>
       <w:pPr>
         <w:pStyle w:val="Bibliography"/>
@@ -7537,7 +7919,7 @@
       <w:r>
         <w:t xml:space="preserve"> </w:t>
       </w:r>
-      <w:hyperlink r:id="rId201">
+      <w:hyperlink r:id="rId222">
         <w:r>
           <w:rPr>
             <w:rStyle w:val="Hyperlink"/>
@@ -7549,8 +7931,8 @@
         <w:t xml:space="preserve">. Proceedings of the Royal Society B: Biological Sciences 282:20142490.</w:t>
       </w:r>
     </w:p>
-    <w:bookmarkEnd w:id="202"/>
-    <w:bookmarkStart w:id="204" w:name="ref-sánchez-villagra2003"/>
+    <w:bookmarkEnd w:id="223"/>
+    <w:bookmarkStart w:id="225" w:name="ref-sánchez-villagra2003"/>
     <w:p>
       <w:pPr>
         <w:pStyle w:val="Bibliography"/>
@@ -7561,7 +7943,7 @@
       <w:r>
         <w:t xml:space="preserve"> </w:t>
       </w:r>
-      <w:hyperlink r:id="rId203">
+      <w:hyperlink r:id="rId224">
         <w:r>
           <w:rPr>
             <w:rStyle w:val="Hyperlink"/>
@@ -7573,8 +7955,8 @@
         <w:t xml:space="preserve">. Science 301:1708–1710.</w:t>
       </w:r>
     </w:p>
-    <w:bookmarkEnd w:id="204"/>
-    <w:bookmarkStart w:id="206" w:name="ref-sander2011"/>
+    <w:bookmarkEnd w:id="225"/>
+    <w:bookmarkStart w:id="227" w:name="ref-sander2011"/>
     <w:p>
       <w:pPr>
         <w:pStyle w:val="Bibliography"/>
@@ -7585,7 +7967,7 @@
       <w:r>
         <w:t xml:space="preserve"> </w:t>
       </w:r>
-      <w:hyperlink r:id="rId205">
+      <w:hyperlink r:id="rId226">
         <w:r>
           <w:rPr>
             <w:rStyle w:val="Hyperlink"/>
@@ -7597,19 +7979,43 @@
         <w:t xml:space="preserve">. Biological Reviews 86:117–155.</w:t>
       </w:r>
     </w:p>
-    <w:bookmarkEnd w:id="206"/>
-    <w:bookmarkStart w:id="208" w:name="ref-silvestro2019"/>
+    <w:bookmarkEnd w:id="227"/>
+    <w:bookmarkStart w:id="229" w:name="ref-silvestro2015"/>
     <w:p>
       <w:pPr>
         <w:pStyle w:val="Bibliography"/>
       </w:pPr>
       <w:r>
+        <w:t xml:space="preserve">Silvestro, D., A. Antonelli, N. Salamin, and T. B. Quental. 2015.</w:t>
+      </w:r>
+      <w:r>
+        <w:t xml:space="preserve"> </w:t>
+      </w:r>
+      <w:hyperlink r:id="rId228">
+        <w:r>
+          <w:rPr>
+            <w:rStyle w:val="Hyperlink"/>
+          </w:rPr>
+          <w:t xml:space="preserve">The role of clade competition in the diversification of North American canids</w:t>
+        </w:r>
+      </w:hyperlink>
+      <w:r>
+        <w:t xml:space="preserve">. Proceedings of the National Academy of Sciences 112:8684–8689.</w:t>
+      </w:r>
+    </w:p>
+    <w:bookmarkEnd w:id="229"/>
+    <w:bookmarkStart w:id="231" w:name="ref-silvestro2019"/>
+    <w:p>
+      <w:pPr>
+        <w:pStyle w:val="Bibliography"/>
+      </w:pPr>
+      <w:r>
         <w:t xml:space="preserve">Silvestro, D., N. Salamin, A. Antonelli, and X. Meyer. 2019.</w:t>
       </w:r>
       <w:r>
         <w:t xml:space="preserve"> </w:t>
       </w:r>
-      <w:hyperlink r:id="rId207">
+      <w:hyperlink r:id="rId230">
         <w:r>
           <w:rPr>
             <w:rStyle w:val="Hyperlink"/>
@@ -7621,8 +8027,8 @@
         <w:t xml:space="preserve">. Paleobiology 45:546–570.</w:t>
       </w:r>
     </w:p>
-    <w:bookmarkEnd w:id="208"/>
-    <w:bookmarkStart w:id="210" w:name="ref-silvestro2014"/>
+    <w:bookmarkEnd w:id="231"/>
+    <w:bookmarkStart w:id="233" w:name="ref-silvestro2014"/>
     <w:p>
       <w:pPr>
         <w:pStyle w:val="Bibliography"/>
@@ -7633,7 +8039,7 @@
       <w:r>
         <w:t xml:space="preserve"> </w:t>
       </w:r>
-      <w:hyperlink r:id="rId209">
+      <w:hyperlink r:id="rId232">
         <w:r>
           <w:rPr>
             <w:rStyle w:val="Hyperlink"/>
@@ -7645,8 +8051,8 @@
         <w:t xml:space="preserve">. Methods in Ecology and Evolution 5:1126–1131.</w:t>
       </w:r>
     </w:p>
-    <w:bookmarkEnd w:id="210"/>
-    <w:bookmarkStart w:id="211" w:name="ref-simpson1980"/>
+    <w:bookmarkEnd w:id="233"/>
+    <w:bookmarkStart w:id="234" w:name="ref-simpson1980"/>
     <w:p>
       <w:pPr>
         <w:pStyle w:val="Bibliography"/>
@@ -7655,8 +8061,8 @@
         <w:t xml:space="preserve">Simpson, G. G. 1980. Splendid isolation : The curious history of south american mammals. Yale University Press, New Haven.</w:t>
       </w:r>
     </w:p>
-    <w:bookmarkEnd w:id="211"/>
-    <w:bookmarkStart w:id="212" w:name="ref-simpson1944"/>
+    <w:bookmarkEnd w:id="234"/>
+    <w:bookmarkStart w:id="235" w:name="ref-simpson1944"/>
     <w:p>
       <w:pPr>
         <w:pStyle w:val="Bibliography"/>
@@ -7665,8 +8071,8 @@
         <w:t xml:space="preserve">Simpson, G. G. 1944. Tempo and mode in evolution. Columbia University Press.</w:t>
       </w:r>
     </w:p>
-    <w:bookmarkEnd w:id="212"/>
-    <w:bookmarkStart w:id="214" w:name="ref-solórzano2024"/>
+    <w:bookmarkEnd w:id="235"/>
+    <w:bookmarkStart w:id="237" w:name="ref-solórzano2024"/>
     <w:p>
       <w:pPr>
         <w:pStyle w:val="Bibliography"/>
@@ -7677,7 +8083,7 @@
       <w:r>
         <w:t xml:space="preserve"> </w:t>
       </w:r>
-      <w:hyperlink r:id="rId213">
+      <w:hyperlink r:id="rId236">
         <w:r>
           <w:rPr>
             <w:rStyle w:val="Hyperlink"/>
@@ -7689,8 +8095,8 @@
         <w:t xml:space="preserve">.</w:t>
       </w:r>
     </w:p>
-    <w:bookmarkEnd w:id="214"/>
-    <w:bookmarkStart w:id="215" w:name="ref-stebbins1974"/>
+    <w:bookmarkEnd w:id="237"/>
+    <w:bookmarkStart w:id="238" w:name="ref-stebbins1974"/>
     <w:p>
       <w:pPr>
         <w:pStyle w:val="Bibliography"/>
@@ -7712,8 +8118,8 @@
         <w:t xml:space="preserve">. Cambridge, Mass.</w:t>
       </w:r>
     </w:p>
-    <w:bookmarkEnd w:id="215"/>
-    <w:bookmarkStart w:id="217" w:name="ref-stenseth_coevolution_1984"/>
+    <w:bookmarkEnd w:id="238"/>
+    <w:bookmarkStart w:id="240" w:name="ref-stenseth_coevolution_1984"/>
     <w:p>
       <w:pPr>
         <w:pStyle w:val="Bibliography"/>
@@ -7724,7 +8130,7 @@
       <w:r>
         <w:t xml:space="preserve"> </w:t>
       </w:r>
-      <w:hyperlink r:id="rId216">
+      <w:hyperlink r:id="rId239">
         <w:r>
           <w:rPr>
             <w:rStyle w:val="Hyperlink"/>
@@ -7736,8 +8142,8 @@
         <w:t xml:space="preserve"> Evol 38:870–880.</w:t>
       </w:r>
     </w:p>
-    <w:bookmarkEnd w:id="217"/>
-    <w:bookmarkStart w:id="219" w:name="ref-strömberg2013"/>
+    <w:bookmarkEnd w:id="240"/>
+    <w:bookmarkStart w:id="242" w:name="ref-strömberg2013"/>
     <w:p>
       <w:pPr>
         <w:pStyle w:val="Bibliography"/>
@@ -7748,7 +8154,7 @@
       <w:r>
         <w:t xml:space="preserve"> </w:t>
       </w:r>
-      <w:hyperlink r:id="rId218">
+      <w:hyperlink r:id="rId241">
         <w:r>
           <w:rPr>
             <w:rStyle w:val="Hyperlink"/>
@@ -7760,8 +8166,8 @@
         <w:t xml:space="preserve">. Nature Communications 4:1478.</w:t>
       </w:r>
     </w:p>
-    <w:bookmarkEnd w:id="219"/>
-    <w:bookmarkStart w:id="221" w:name="ref-tardif2025"/>
+    <w:bookmarkEnd w:id="242"/>
+    <w:bookmarkStart w:id="244" w:name="ref-tardif2025"/>
     <w:p>
       <w:pPr>
         <w:pStyle w:val="Bibliography"/>
@@ -7772,7 +8178,7 @@
       <w:r>
         <w:t xml:space="preserve"> </w:t>
       </w:r>
-      <w:hyperlink r:id="rId220">
+      <w:hyperlink r:id="rId243">
         <w:r>
           <w:rPr>
             <w:rStyle w:val="Hyperlink"/>
@@ -7784,8 +8190,8 @@
         <w:t xml:space="preserve">. Global Ecology and Biogeography 34:e70024.</w:t>
       </w:r>
     </w:p>
-    <w:bookmarkEnd w:id="221"/>
-    <w:bookmarkStart w:id="223" w:name="ref-tarquini2022"/>
+    <w:bookmarkEnd w:id="244"/>
+    <w:bookmarkStart w:id="246" w:name="ref-tarquini2022"/>
     <w:p>
       <w:pPr>
         <w:pStyle w:val="Bibliography"/>
@@ -7796,7 +8202,7 @@
       <w:r>
         <w:t xml:space="preserve"> </w:t>
       </w:r>
-      <w:hyperlink r:id="rId222">
+      <w:hyperlink r:id="rId245">
         <w:r>
           <w:rPr>
             <w:rStyle w:val="Hyperlink"/>
@@ -7808,8 +8214,8 @@
         <w:t xml:space="preserve">. Scientific Reports 12:1224.</w:t>
       </w:r>
     </w:p>
-    <w:bookmarkEnd w:id="223"/>
-    <w:bookmarkStart w:id="225" w:name="ref-database"/>
+    <w:bookmarkEnd w:id="246"/>
+    <w:bookmarkStart w:id="248" w:name="ref-database"/>
     <w:p>
       <w:pPr>
         <w:pStyle w:val="Bibliography"/>
@@ -7820,7 +8226,7 @@
       <w:r>
         <w:t xml:space="preserve"> </w:t>
       </w:r>
-      <w:hyperlink r:id="rId224">
+      <w:hyperlink r:id="rId247">
         <w:r>
           <w:rPr>
             <w:rStyle w:val="Hyperlink"/>
@@ -7832,8 +8238,8 @@
         <w:t xml:space="preserve">.</w:t>
       </w:r>
     </w:p>
-    <w:bookmarkEnd w:id="225"/>
-    <w:bookmarkStart w:id="227" w:name="ref-vallejos-garrido2023"/>
+    <w:bookmarkEnd w:id="248"/>
+    <w:bookmarkStart w:id="250" w:name="ref-vallejos-garrido2023"/>
     <w:p>
       <w:pPr>
         <w:pStyle w:val="Bibliography"/>
@@ -7844,7 +8250,7 @@
       <w:r>
         <w:t xml:space="preserve"> </w:t>
       </w:r>
-      <w:hyperlink r:id="rId226">
+      <w:hyperlink r:id="rId249">
         <w:r>
           <w:rPr>
             <w:rStyle w:val="Hyperlink"/>
@@ -7856,8 +8262,8 @@
         <w:t xml:space="preserve">. Scientific Reports 13:2207.</w:t>
       </w:r>
     </w:p>
-    <w:bookmarkEnd w:id="227"/>
-    <w:bookmarkStart w:id="229" w:name="ref-vanvalen1960"/>
+    <w:bookmarkEnd w:id="250"/>
+    <w:bookmarkStart w:id="252" w:name="ref-vanvalen1960"/>
     <w:p>
       <w:pPr>
         <w:pStyle w:val="Bibliography"/>
@@ -7868,7 +8274,7 @@
       <w:r>
         <w:t xml:space="preserve"> </w:t>
       </w:r>
-      <w:hyperlink r:id="rId228">
+      <w:hyperlink r:id="rId251">
         <w:r>
           <w:rPr>
             <w:rStyle w:val="Hyperlink"/>
@@ -7880,8 +8286,8 @@
         <w:t xml:space="preserve">. Evolution 14:531–532.</w:t>
       </w:r>
     </w:p>
-    <w:bookmarkEnd w:id="229"/>
-    <w:bookmarkStart w:id="230" w:name="ref-vanvalen1973"/>
+    <w:bookmarkEnd w:id="252"/>
+    <w:bookmarkStart w:id="253" w:name="ref-vanvalen1973"/>
     <w:p>
       <w:pPr>
         <w:pStyle w:val="Bibliography"/>
@@ -7890,8 +8296,8 @@
         <w:t xml:space="preserve">Van Valen, L. 1973a. A new evolutionary law. Evolutionary Theory 1–30.</w:t>
       </w:r>
     </w:p>
-    <w:bookmarkEnd w:id="230"/>
-    <w:bookmarkStart w:id="231" w:name="ref-van_valen_pattern_1973"/>
+    <w:bookmarkEnd w:id="253"/>
+    <w:bookmarkStart w:id="254" w:name="ref-van_valen_pattern_1973"/>
     <w:p>
       <w:pPr>
         <w:pStyle w:val="Bibliography"/>
@@ -7900,8 +8306,8 @@
         <w:t xml:space="preserve">Van Valen, L. 1973b. Pattern and the balance of nature. Evol. Theory 1:31–49.</w:t>
       </w:r>
     </w:p>
-    <w:bookmarkEnd w:id="231"/>
-    <w:bookmarkStart w:id="232" w:name="ref-vrba1995"/>
+    <w:bookmarkEnd w:id="254"/>
+    <w:bookmarkStart w:id="255" w:name="ref-vrba1995"/>
     <w:p>
       <w:pPr>
         <w:pStyle w:val="Bibliography"/>
@@ -7923,8 +8329,8 @@
         <w:t xml:space="preserve">. New Haven; London.</w:t>
       </w:r>
     </w:p>
-    <w:bookmarkEnd w:id="232"/>
-    <w:bookmarkStart w:id="233" w:name="ref-vrba1993"/>
+    <w:bookmarkEnd w:id="255"/>
+    <w:bookmarkStart w:id="256" w:name="ref-vrba1993"/>
     <w:p>
       <w:pPr>
         <w:pStyle w:val="Bibliography"/>
@@ -7933,8 +8339,8 @@
         <w:t xml:space="preserve">Vrba, E. S. 1993. Turnover-pulses, the red queen and related topics. American Journal of Science 293:418–452.</w:t>
       </w:r>
     </w:p>
-    <w:bookmarkEnd w:id="233"/>
-    <w:bookmarkStart w:id="234" w:name="ref-vucetich2015"/>
+    <w:bookmarkEnd w:id="256"/>
+    <w:bookmarkStart w:id="257" w:name="ref-vucetich2015"/>
     <w:p>
       <w:pPr>
         <w:pStyle w:val="Bibliography"/>
@@ -7956,8 +8362,8 @@
         <w:t xml:space="preserve">. Sociedad Argentina para el Estudio de los Mammíferos (SAREM), Buenos Aires, Argentina.</w:t>
       </w:r>
     </w:p>
-    <w:bookmarkEnd w:id="234"/>
-    <w:bookmarkStart w:id="235" w:name="ref-webb1985"/>
+    <w:bookmarkEnd w:id="257"/>
+    <w:bookmarkStart w:id="258" w:name="ref-webb1985"/>
     <w:p>
       <w:pPr>
         <w:pStyle w:val="Bibliography"/>
@@ -7966,8 +8372,8 @@
         <w:t xml:space="preserve">Webb, S. D. 1985. Late cenozoic mammal dispersals between the americas.</w:t>
       </w:r>
     </w:p>
-    <w:bookmarkEnd w:id="235"/>
-    <w:bookmarkStart w:id="237" w:name="ref-weppe2023"/>
+    <w:bookmarkEnd w:id="258"/>
+    <w:bookmarkStart w:id="260" w:name="ref-weppe2023"/>
     <w:p>
       <w:pPr>
         <w:pStyle w:val="Bibliography"/>
@@ -7978,7 +8384,7 @@
       <w:r>
         <w:t xml:space="preserve"> </w:t>
       </w:r>
-      <w:hyperlink r:id="rId236">
+      <w:hyperlink r:id="rId259">
         <w:r>
           <w:rPr>
             <w:rStyle w:val="Hyperlink"/>
@@ -7996,8 +8402,8 @@
         <w:t xml:space="preserve">. Proceedings of the National Academy of Sciences 120:e2309945120.</w:t>
       </w:r>
     </w:p>
-    <w:bookmarkEnd w:id="237"/>
-    <w:bookmarkStart w:id="239" w:name="ref-westerhold2020"/>
+    <w:bookmarkEnd w:id="260"/>
+    <w:bookmarkStart w:id="262" w:name="ref-westerhold2020"/>
     <w:p>
       <w:pPr>
         <w:pStyle w:val="Bibliography"/>
@@ -8008,7 +8414,7 @@
       <w:r>
         <w:t xml:space="preserve"> </w:t>
       </w:r>
-      <w:hyperlink r:id="rId238">
+      <w:hyperlink r:id="rId261">
         <w:r>
           <w:rPr>
             <w:rStyle w:val="Hyperlink"/>
@@ -8032,8 +8438,8 @@
         <w:t xml:space="preserve">. Science 369:1383–1387.</w:t>
       </w:r>
     </w:p>
-    <w:bookmarkEnd w:id="239"/>
-    <w:bookmarkStart w:id="241" w:name="ref-woods2021"/>
+    <w:bookmarkEnd w:id="262"/>
+    <w:bookmarkStart w:id="264" w:name="ref-woods2021"/>
     <w:p>
       <w:pPr>
         <w:pStyle w:val="Bibliography"/>
@@ -8044,7 +8450,7 @@
       <w:r>
         <w:t xml:space="preserve"> </w:t>
       </w:r>
-      <w:hyperlink r:id="rId240">
+      <w:hyperlink r:id="rId263">
         <w:r>
           <w:rPr>
             <w:rStyle w:val="Hyperlink"/>
@@ -8056,15 +8462,15 @@
         <w:t xml:space="preserve">. Molecular Biology and Evolution 38:84–95.</w:t>
       </w:r>
     </w:p>
-    <w:bookmarkEnd w:id="241"/>
-    <w:bookmarkEnd w:id="242"/>
+    <w:bookmarkEnd w:id="264"/>
+    <w:bookmarkEnd w:id="265"/>
     <w:p>
       <w:r>
         <w:br w:type="page"/>
       </w:r>
     </w:p>
-    <w:bookmarkEnd w:id="243"/>
-    <w:bookmarkStart w:id="261" w:name="figures"/>
+    <w:bookmarkEnd w:id="266"/>
+    <w:bookmarkStart w:id="284" w:name="figures"/>
     <w:p>
       <w:pPr>
         <w:pStyle w:val="Heading1"/>
@@ -8086,7 +8492,7 @@
       <w:tr>
         <w:tc>
           <w:tcPr/>
-          <w:bookmarkStart w:id="248" w:name="fig-ExtSampl"/>
+          <w:bookmarkStart w:id="271" w:name="fig-ExtSampl"/>
           <w:p>
             <w:pPr>
               <w:pStyle w:val="Compact"/>
@@ -8097,18 +8503,18 @@
                 <wp:inline>
                   <wp:extent cx="5943600" cy="1635861"/>
                   <wp:effectExtent b="0" l="0" r="0" t="0"/>
-                  <wp:docPr descr="" title="" id="245" name="Picture"/>
+                  <wp:docPr descr="" title="" id="268" name="Picture"/>
                   <a:graphic>
                     <a:graphicData uri="http://schemas.openxmlformats.org/drawingml/2006/picture">
                       <pic:pic>
                         <pic:nvPicPr>
-                          <pic:cNvPr descr="../Figures/Main/extant_sampling/extant_sampling.png" id="246" name="Picture"/>
+                          <pic:cNvPr descr="../Figures/Main/extant_sampling/extant_sampling.png" id="269" name="Picture"/>
                           <pic:cNvPicPr>
                             <a:picLocks noChangeArrowheads="1" noChangeAspect="1"/>
                           </pic:cNvPicPr>
                         </pic:nvPicPr>
                         <pic:blipFill>
-                          <a:blip r:embed="rId244"/>
+                          <a:blip r:embed="rId267"/>
                           <a:stretch>
                             <a:fillRect/>
                           </a:stretch>
@@ -8652,7 +9058,7 @@
             <w:r>
               <w:t xml:space="preserve"> </w:t>
             </w:r>
-            <w:hyperlink r:id="rId247">
+            <w:hyperlink r:id="rId270">
               <w:r>
                 <w:rPr>
                   <w:rStyle w:val="Hyperlink"/>
@@ -8664,7 +9070,7 @@
               <w:t xml:space="preserve">, see Tab. S3 for additional information.</w:t>
             </w:r>
           </w:p>
-          <w:bookmarkEnd w:id="248"/>
+          <w:bookmarkEnd w:id="271"/>
         </w:tc>
       </w:tr>
     </w:tbl>
@@ -8689,7 +9095,7 @@
       <w:tr>
         <w:tc>
           <w:tcPr/>
-          <w:bookmarkStart w:id="252" w:name="fig-lifespans"/>
+          <w:bookmarkStart w:id="275" w:name="fig-lifespans"/>
           <w:p>
             <w:pPr>
               <w:pStyle w:val="Compact"/>
@@ -8700,18 +9106,18 @@
                 <wp:inline>
                   <wp:extent cx="5399999" cy="6839999"/>
                   <wp:effectExtent b="0" l="0" r="0" t="0"/>
-                  <wp:docPr descr="" title="" id="250" name="Picture"/>
+                  <wp:docPr descr="" title="" id="273" name="Picture"/>
                   <a:graphic>
                     <a:graphicData uri="http://schemas.openxmlformats.org/drawingml/2006/picture">
                       <pic:pic>
                         <pic:nvPicPr>
-                          <pic:cNvPr descr="../Figures/Main/Lifespans/lifespans_distribs.png" id="251" name="Picture"/>
+                          <pic:cNvPr descr="../Figures/Main/Lifespans/lifespans_distribs.png" id="274" name="Picture"/>
                           <pic:cNvPicPr>
                             <a:picLocks noChangeArrowheads="1" noChangeAspect="1"/>
                           </pic:cNvPicPr>
                         </pic:nvPicPr>
                         <pic:blipFill>
-                          <a:blip r:embed="rId249"/>
+                          <a:blip r:embed="rId272"/>
                           <a:stretch>
                             <a:fillRect/>
                           </a:stretch>
@@ -8786,7 +9192,7 @@
               <w:t xml:space="preserve">.</w:t>
             </w:r>
           </w:p>
-          <w:bookmarkEnd w:id="252"/>
+          <w:bookmarkEnd w:id="275"/>
         </w:tc>
       </w:tr>
     </w:tbl>
@@ -8811,7 +9217,7 @@
       <w:tr>
         <w:tc>
           <w:tcPr/>
-          <w:bookmarkStart w:id="256" w:name="fig-diversity"/>
+          <w:bookmarkStart w:id="279" w:name="fig-diversityBM"/>
           <w:p>
             <w:pPr>
               <w:pStyle w:val="Compact"/>
@@ -8822,18 +9228,18 @@
                 <wp:inline>
                   <wp:extent cx="2519999" cy="7199999"/>
                   <wp:effectExtent b="0" l="0" r="0" t="0"/>
-                  <wp:docPr descr="" title="" id="254" name="Picture"/>
+                  <wp:docPr descr="" title="" id="277" name="Picture"/>
                   <a:graphic>
                     <a:graphicData uri="http://schemas.openxmlformats.org/drawingml/2006/picture">
                       <pic:pic>
                         <pic:nvPicPr>
-                          <pic:cNvPr descr="../Figures/Main/Diversity_and_BM_through_time.png" id="255" name="Picture"/>
+                          <pic:cNvPr descr="../Figures/Main/Diversity_and_BM_through_time.png" id="278" name="Picture"/>
                           <pic:cNvPicPr>
                             <a:picLocks noChangeArrowheads="1" noChangeAspect="1"/>
                           </pic:cNvPicPr>
                         </pic:nvPicPr>
                         <pic:blipFill>
-                          <a:blip r:embed="rId253"/>
+                          <a:blip r:embed="rId276"/>
                           <a:stretch>
                             <a:fillRect/>
                           </a:stretch>
@@ -9005,7 +9411,7 @@
               <w:t xml:space="preserve">, the darker ribbon depicts the interval encompassing 50% of the per-bin diversity distribution across the 100 DeepDive replicates.</w:t>
             </w:r>
           </w:p>
-          <w:bookmarkEnd w:id="256"/>
+          <w:bookmarkEnd w:id="279"/>
         </w:tc>
       </w:tr>
     </w:tbl>
@@ -9030,7 +9436,7 @@
       <w:tr>
         <w:tc>
           <w:tcPr/>
-          <w:bookmarkStart w:id="260" w:name="fig-diversification"/>
+          <w:bookmarkStart w:id="283" w:name="fig-diversification"/>
           <w:p>
             <w:pPr>
               <w:pStyle w:val="Compact"/>
@@ -9041,18 +9447,18 @@
                 <wp:inline>
                   <wp:extent cx="5399999" cy="3959999"/>
                   <wp:effectExtent b="0" l="0" r="0" t="0"/>
-                  <wp:docPr descr="" title="" id="258" name="Picture"/>
+                  <wp:docPr descr="" title="" id="281" name="Picture"/>
                   <a:graphic>
                     <a:graphicData uri="http://schemas.openxmlformats.org/drawingml/2006/picture">
                       <pic:pic>
                         <pic:nvPicPr>
-                          <pic:cNvPr descr="../Figures/Main/Diversification_rates.png" id="259" name="Picture"/>
+                          <pic:cNvPr descr="../Figures/Main/Diversification_rates.png" id="282" name="Picture"/>
                           <pic:cNvPicPr>
                             <a:picLocks noChangeArrowheads="1" noChangeAspect="1"/>
                           </pic:cNvPicPr>
                         </pic:nvPicPr>
                         <pic:blipFill>
-                          <a:blip r:embed="rId257"/>
+                          <a:blip r:embed="rId280"/>
                           <a:stretch>
                             <a:fillRect/>
                           </a:stretch>
@@ -9117,11 +9523,11 @@
               <w:t xml:space="preserve">. Stars indicate significant rate shifts.</w:t>
             </w:r>
           </w:p>
-          <w:bookmarkEnd w:id="260"/>
+          <w:bookmarkEnd w:id="283"/>
         </w:tc>
       </w:tr>
     </w:tbl>
-    <w:bookmarkEnd w:id="261"/>
+    <w:bookmarkEnd w:id="284"/>
     <w:sectPr>
       <w:type w:val="nextPage"/>
       <w:pgSz w:h="15840" w:w="12240"/>
@@ -10466,9 +10872,6 @@
     <w:abstractNumId w:val="990"/>
   </w:num>
   <w:num w:numId="1001">
-    <w:abstractNumId w:val="991"/>
-  </w:num>
-  <w:num w:numId="1002">
     <w:abstractNumId w:val="991"/>
   </w:num>
 </w:numbering>

--- a/Manuscript/Main_text.docx
+++ b/Manuscript/Main_text.docx
@@ -376,7 +376,7 @@
         <w:t xml:space="preserve"> </w:t>
       </w:r>
       <w:r>
-        <w:t xml:space="preserve">rather places the emphasis on abiotic factors as a primary driver of evolutionary changes</w:t>
+        <w:t xml:space="preserve">rather place the emphasis on abiotic factors as a primary driver of evolutionary changes</w:t>
       </w:r>
       <w:r>
         <w:t xml:space="preserve"> </w:t>
@@ -496,7 +496,7 @@
         <w:t xml:space="preserve">(Upham et al. 2026)</w:t>
       </w:r>
       <w:r>
-        <w:t xml:space="preserve">. The astonishing disparity within Caviomorpha is greatly exemplified by their body size range, going far beyond what is usually found in the Rodentia, from 50–80 g (</w:t>
+        <w:t xml:space="preserve">. The astonishing disparity within Caviomorpha is greatly exemplified by their body size range, going far beyond what is usually found in the Rodentia, from 50 g (</w:t>
       </w:r>
       <w:r>
         <w:rPr>
@@ -684,7 +684,7 @@
         <w:t xml:space="preserve"> </w:t>
       </w:r>
       <w:r>
-        <w:t xml:space="preserve">and comprises more than 100 described species with variable degrees of crown height [</w:t>
+        <w:t xml:space="preserve">and comprises more than 100 described species with variable degrees of crown height (</w:t>
       </w:r>
       <w:r>
         <w:rPr>
@@ -736,7 +736,7 @@
         <w:t xml:space="preserve">Candela (2005)</w:t>
       </w:r>
       <w:r>
-        <w:t xml:space="preserve">], including many of the largest rodents ever recorded. On the South American landmass, fossils of giant chinchilloids were assigned to</w:t>
+        <w:t xml:space="preserve">), including many of the largest rodents ever recorded. On the South American landmass, fossils of giant chinchilloids were assigned to</w:t>
       </w:r>
       <w:r>
         <w:t xml:space="preserve"> </w:t>
@@ -999,87 +999,46 @@
         <w:pStyle w:val="BodyText"/>
       </w:pPr>
       <w:r>
-        <w:t xml:space="preserve">Several hypotheses have been advocated to explain chinchilloid’s diversity dynamics and exceptional phenotypical evolution.</w:t>
-      </w:r>
-      <w:r>
-        <w:t xml:space="preserve"> </w:t>
-      </w:r>
-      <w:r>
-        <w:t xml:space="preserve">Vucetich et al. (2015)</w:t>
-      </w:r>
-      <w:r>
-        <w:t xml:space="preserve"> </w:t>
-      </w:r>
-      <w:r>
-        <w:t xml:space="preserve">proposed gigantism among caviomorphs to have been promoted by the late Neogene climate cooling and aridification</w:t>
-      </w:r>
-      <w:r>
-        <w:t xml:space="preserve"> </w:t>
-      </w:r>
-      <w:r>
-        <w:t xml:space="preserve">(Westerhold et al. 2020)</w:t>
-      </w:r>
-      <w:r>
-        <w:t xml:space="preserve">, thought to have expanded open habitats in continental South America</w:t>
-      </w:r>
-      <w:r>
-        <w:t xml:space="preserve"> </w:t>
-      </w:r>
-      <w:r>
-        <w:t xml:space="preserve">(Palazzesi and Barreda 2012)</w:t>
-      </w:r>
-      <w:r>
-        <w:t xml:space="preserve">. Such climate-induced landscape opening has also traditionally been invoked to explain caviomorphs’ – together with native ungulates’ – increase in hypsodonty</w:t>
-      </w:r>
-      <w:r>
-        <w:t xml:space="preserve"> </w:t>
-      </w:r>
-      <w:r>
-        <w:t xml:space="preserve">(MacFadden 2000)</w:t>
-      </w:r>
-      <w:r>
-        <w:t xml:space="preserve">. Nevertheless, it should be mentioned that several evidence challenged the relationship between grass consumption and hypsodonty</w:t>
-      </w:r>
-      <w:r>
-        <w:t xml:space="preserve"> </w:t>
-      </w:r>
-      <w:r>
-        <w:t xml:space="preserve">(</w:t>
-      </w:r>
-      <w:r>
-        <w:rPr>
-          <w:i/>
-          <w:iCs/>
-        </w:rPr>
-        <w:t xml:space="preserve">e</w:t>
-      </w:r>
-      <w:r>
-        <w:t xml:space="preserve">.</w:t>
-      </w:r>
-      <w:r>
-        <w:rPr>
-          <w:i/>
-          <w:iCs/>
-        </w:rPr>
-        <w:t xml:space="preserve">g</w:t>
-      </w:r>
-      <w:r>
-        <w:t xml:space="preserve">., Billet et al. 2009; Damuth and Janis 2011; Strömberg et al. 2013; Armella and Croft 2026)</w:t>
-      </w:r>
-      <w:r>
-        <w:t xml:space="preserve">. Other authors proposed that the river network remodelling that followed the demise of the north Argentinian Miocene marine transgression</w:t>
-      </w:r>
-      <w:r>
-        <w:t xml:space="preserve"> </w:t>
-      </w:r>
-      <w:r>
-        <w:t xml:space="preserve">(</w:t>
+        <w:t xml:space="preserve">Several hypotheses have been advocated to explain chinchilloid’s diversity dynamics and exceptional phenotypical evolution, though mostly emphasising high latitudes. Some authors argued that the environmentally-driven emergence of new niches, either promoted by the late Neogene climatic cooling and aridification</w:t>
+      </w:r>
+      <w:r>
+        <w:t xml:space="preserve"> </w:t>
+      </w:r>
+      <w:r>
+        <w:t xml:space="preserve">(Vucetich et al. 2015)</w:t>
+      </w:r>
+      <w:r>
+        <w:t xml:space="preserve"> </w:t>
+      </w:r>
+      <w:r>
+        <w:t xml:space="preserve">or the Late Miocene hydrographic changes</w:t>
+      </w:r>
+      <w:r>
+        <w:t xml:space="preserve"> </w:t>
+      </w:r>
+      <w:r>
+        <w:t xml:space="preserve">(Candela et al. 2013)</w:t>
+      </w:r>
+      <w:r>
+        <w:t xml:space="preserve">, favoured the remarkable size-increase pattern found in this rodent clade</w:t>
+      </w:r>
+      <w:r>
+        <w:t xml:space="preserve"> </w:t>
+      </w:r>
+      <w:r>
+        <w:t xml:space="preserve">(Álvarez et al. 2017)</w:t>
+      </w:r>
+      <w:r>
+        <w:t xml:space="preserve">. Also, the spectacular sizes achieved by the</w:t>
+      </w:r>
+      <w:r>
+        <w:t xml:space="preserve"> </w:t>
       </w:r>
       <w:r>
         <w:t xml:space="preserve">‘</w:t>
       </w:r>
       <w:r>
-        <w:t xml:space="preserve">Paranense Sea,</w:t>
+        <w:t xml:space="preserve">Giant Hutias</w:t>
       </w:r>
       <w:r>
         <w:t xml:space="preserve">’</w:t>
@@ -1088,196 +1047,7 @@
         <w:t xml:space="preserve"> </w:t>
       </w:r>
       <w:r>
-        <w:rPr>
-          <w:i/>
-          <w:iCs/>
-        </w:rPr>
-        <w:t xml:space="preserve">see</w:t>
-      </w:r>
-      <w:r>
-        <w:t xml:space="preserve"> </w:t>
-      </w:r>
-      <w:r>
-        <w:t xml:space="preserve">Pascual et al. 1996)</w:t>
-      </w:r>
-      <w:r>
-        <w:t xml:space="preserve">, locally generating environmental heterogeneity, favoured the ecological diversification of dinomyid rodents</w:t>
-      </w:r>
-      <w:r>
-        <w:t xml:space="preserve"> </w:t>
-      </w:r>
-      <w:r>
-        <w:t xml:space="preserve">(Candela et al. 2013)</w:t>
-      </w:r>
-      <w:r>
-        <w:t xml:space="preserve">. In the same time frame, a marine incursion analogous to the</w:t>
-      </w:r>
-      <w:r>
-        <w:t xml:space="preserve"> </w:t>
-      </w:r>
-      <w:r>
-        <w:t xml:space="preserve">‘</w:t>
-      </w:r>
-      <w:r>
-        <w:t xml:space="preserve">Paranense Sea</w:t>
-      </w:r>
-      <w:r>
-        <w:t xml:space="preserve">’</w:t>
-      </w:r>
-      <w:r>
-        <w:t xml:space="preserve">, the</w:t>
-      </w:r>
-      <w:r>
-        <w:t xml:space="preserve"> </w:t>
-      </w:r>
-      <w:r>
-        <w:t xml:space="preserve">‘</w:t>
-      </w:r>
-      <w:r>
-        <w:t xml:space="preserve">Pebas megawetland system</w:t>
-      </w:r>
-      <w:r>
-        <w:t xml:space="preserve">’</w:t>
-      </w:r>
-      <w:r>
-        <w:t xml:space="preserve"> </w:t>
-      </w:r>
-      <w:r>
-        <w:t xml:space="preserve">(PMWS), covered Western Amazonia. Its Late Miocene vanishing triggered massive hydrographic changes, among which the establishment of the Amazon drainage system, in turn massively impacting low-latitude ecosystems in South America</w:t>
-      </w:r>
-      <w:r>
-        <w:t xml:space="preserve"> </w:t>
-      </w:r>
-      <w:r>
-        <w:t xml:space="preserve">(</w:t>
-      </w:r>
-      <w:r>
-        <w:rPr>
-          <w:i/>
-          <w:iCs/>
-        </w:rPr>
-        <w:t xml:space="preserve">e</w:t>
-      </w:r>
-      <w:r>
-        <w:t xml:space="preserve">.</w:t>
-      </w:r>
-      <w:r>
-        <w:rPr>
-          <w:i/>
-          <w:iCs/>
-        </w:rPr>
-        <w:t xml:space="preserve">g</w:t>
-      </w:r>
-      <w:r>
-        <w:t xml:space="preserve">., Jaramillo et al. 2017; Hoorn et al. 2022)</w:t>
-      </w:r>
-      <w:r>
-        <w:t xml:space="preserve">. Thus, one can expect the legacy of the PMWS to have also impacted the radiation of Chinchilloidea, the latter peaking as these hydrographic changes occurred. These two marine transgressions were shown to be tectonically- and eustatically-controlled</w:t>
-      </w:r>
-      <w:r>
-        <w:t xml:space="preserve"> </w:t>
-      </w:r>
-      <w:r>
-        <w:t xml:space="preserve">(Hernández et al. 2005)</w:t>
-      </w:r>
-      <w:r>
-        <w:t xml:space="preserve">. Thus, one can also expect to retrieve a signal of the Andean uplift, as well as from sea-level changes, in the dynamics of chinchilloid diversification. In addition, on the basis of results established on modern species showing similar phenotypic pathways, patterns of size increase among caviomorphs were also proposed to be related to biotic factors, such as intra- or interspecific competition, predator avoidance or physiological constraints (</w:t>
-      </w:r>
-      <w:r>
-        <w:rPr>
-          <w:i/>
-          <w:iCs/>
-        </w:rPr>
-        <w:t xml:space="preserve">e</w:t>
-      </w:r>
-      <w:r>
-        <w:t xml:space="preserve">.</w:t>
-      </w:r>
-      <w:r>
-        <w:rPr>
-          <w:i/>
-          <w:iCs/>
-        </w:rPr>
-        <w:t xml:space="preserve">g</w:t>
-      </w:r>
-      <w:r>
-        <w:t xml:space="preserve">., metabolic rate)</w:t>
-      </w:r>
-      <w:r>
-        <w:t xml:space="preserve"> </w:t>
-      </w:r>
-      <w:r>
-        <w:t xml:space="preserve">(Vucetich et al. 2015)</w:t>
-      </w:r>
-      <w:r>
-        <w:t xml:space="preserve">.</w:t>
-      </w:r>
-      <w:r>
-        <w:t xml:space="preserve"> </w:t>
-      </w:r>
-      <w:r>
-        <w:t xml:space="preserve">Álvarez et al. (2017)</w:t>
-      </w:r>
-      <w:r>
-        <w:t xml:space="preserve"> </w:t>
-      </w:r>
-      <w:r>
-        <w:t xml:space="preserve">added that the environmentally-driven emergence of new niches and their further colonisation by caviomorphs must have promoted size increase in this rodent clade. Regarding the West Indian</w:t>
-      </w:r>
-      <w:r>
-        <w:t xml:space="preserve"> </w:t>
-      </w:r>
-      <w:r>
-        <w:t xml:space="preserve">‘</w:t>
-      </w:r>
-      <w:r>
-        <w:t xml:space="preserve">giant hutias</w:t>
-      </w:r>
-      <w:r>
-        <w:t xml:space="preserve">’</w:t>
-      </w:r>
-      <w:r>
-        <w:t xml:space="preserve">, instead of environmental drivers, the</w:t>
-      </w:r>
-      <w:r>
-        <w:t xml:space="preserve"> </w:t>
-      </w:r>
-      <w:r>
-        <w:t xml:space="preserve">‘</w:t>
-      </w:r>
-      <w:r>
-        <w:t xml:space="preserve">island rule</w:t>
-      </w:r>
-      <w:r>
-        <w:t xml:space="preserve">’</w:t>
-      </w:r>
-      <w:r>
-        <w:t xml:space="preserve"> </w:t>
-      </w:r>
-      <w:r>
-        <w:t xml:space="preserve">(Van Valen 1973b; Damuth 1993; Lomolino 2005; Faurby and Svenning 2016;</w:t>
-      </w:r>
-      <w:r>
-        <w:t xml:space="preserve"> </w:t>
-      </w:r>
-      <w:r>
-        <w:rPr>
-          <w:i/>
-          <w:iCs/>
-        </w:rPr>
-        <w:t xml:space="preserve">but see</w:t>
-      </w:r>
-      <w:r>
-        <w:t xml:space="preserve"> </w:t>
-      </w:r>
-      <w:r>
-        <w:t xml:space="preserve">Meiri et al. 2007)</w:t>
-      </w:r>
-      <w:r>
-        <w:t xml:space="preserve"> </w:t>
-      </w:r>
-      <w:r>
-        <w:t xml:space="preserve">has been proposed to explain their spectacular increase in size – particularly in the case of</w:t>
+        <w:t xml:space="preserve">– particularly</w:t>
       </w:r>
       <w:r>
         <w:t xml:space="preserve"> </w:t>
@@ -1301,6 +1071,24 @@
         <w:t xml:space="preserve"> </w:t>
       </w:r>
       <w:r>
+        <w:t xml:space="preserve">– have often been proposed to result from the</w:t>
+      </w:r>
+      <w:r>
+        <w:t xml:space="preserve"> </w:t>
+      </w:r>
+      <w:r>
+        <w:t xml:space="preserve">‘</w:t>
+      </w:r>
+      <w:r>
+        <w:t xml:space="preserve">island rule</w:t>
+      </w:r>
+      <w:r>
+        <w:t xml:space="preserve">’</w:t>
+      </w:r>
+      <w:r>
+        <w:t xml:space="preserve"> </w:t>
+      </w:r>
+      <w:r>
         <w:t xml:space="preserve">(</w:t>
       </w:r>
       <w:r>
@@ -1324,150 +1112,82 @@
         <w:t xml:space="preserve">., Biknevicius et al. 1993; McFarlane et al. 1998)</w:t>
       </w:r>
       <w:r>
+        <w:t xml:space="preserve">, though the validity of this macroecological pattern has been under debate</w:t>
+      </w:r>
+      <w:r>
+        <w:t xml:space="preserve"> </w:t>
+      </w:r>
+      <w:r>
+        <w:t xml:space="preserve">(</w:t>
+      </w:r>
+      <w:r>
+        <w:rPr>
+          <w:i/>
+          <w:iCs/>
+        </w:rPr>
+        <w:t xml:space="preserve">e</w:t>
+      </w:r>
+      <w:r>
         <w:t xml:space="preserve">.</w:t>
       </w:r>
+      <w:r>
+        <w:rPr>
+          <w:i/>
+          <w:iCs/>
+        </w:rPr>
+        <w:t xml:space="preserve">g</w:t>
+      </w:r>
+      <w:r>
+        <w:t xml:space="preserve">., Meiri et al. 2007)</w:t>
+      </w:r>
+      <w:r>
+        <w:t xml:space="preserve">. Despite all this, our understanding of the evolutionary dynamics of Chinchilloidea, and particularly of their evolutionary collapse, remains parcellar. Previous studies relying on a phylogenetic framework illustrated that the dynamics of chinchilloid diversity and body mass evolution were decoupled</w:t>
+      </w:r>
+      <w:r>
+        <w:t xml:space="preserve"> </w:t>
+      </w:r>
+      <w:r>
+        <w:t xml:space="preserve">(Álvarez et al. 2017; Carrillo et al. n.d.)</w:t>
+      </w:r>
+      <w:r>
+        <w:t xml:space="preserve">. However, many extinct taxa lack DNA or sufficient morphological material to be accurately replaced in a phylogenetic framework, leading to their exclusion from subsequent macroevolutionary analyses relying on phylogenies. Thus, there is much to gain by relaxing phylogenetic assumptions and fully taking advantage of the rich fossil record of the group to reconstruct its macroevolutionary history. In addition, despite the major palaeoenvironmental upheavals that took place in South America since the late Eocene (e.g., Andean orogeny, marine introgressions, river network changes, onset of the dry diagonal) as well as the vast array methods that flourished over the last decade</w:t>
+      </w:r>
+      <w:r>
+        <w:t xml:space="preserve"> </w:t>
+      </w:r>
+      <w:r>
+        <w:t xml:space="preserve">(</w:t>
+      </w:r>
+      <w:r>
+        <w:rPr>
+          <w:i/>
+          <w:iCs/>
+        </w:rPr>
+        <w:t xml:space="preserve">e</w:t>
+      </w:r>
+      <w:r>
+        <w:t xml:space="preserve">.</w:t>
+      </w:r>
+      <w:r>
+        <w:rPr>
+          <w:i/>
+          <w:iCs/>
+        </w:rPr>
+        <w:t xml:space="preserve">g</w:t>
+      </w:r>
+      <w:r>
+        <w:t xml:space="preserve">., Morlon et al. 2024 and literature therein)</w:t>
+      </w:r>
+      <w:r>
+        <w:t xml:space="preserve">, the macroevolutionary dynamics of Chinchilloidea have never been analysed in an environment-dependent diversification framework.</w:t>
+      </w:r>
     </w:p>
     <w:p>
       <w:pPr>
         <w:pStyle w:val="BodyText"/>
       </w:pPr>
       <w:r>
-        <w:t xml:space="preserve">Besides, questions are also raised by chinchilloid taxonomic and morphological diversity decline. Indeed, the group was diverse in the Late Miocene (Chasicoan–Huayquerian South American Land Mammal Ages [SALMAs]), with at least 20 co-occurring species on the continent</w:t>
-      </w:r>
-      <w:r>
-        <w:t xml:space="preserve"> </w:t>
-      </w:r>
-      <w:r>
-        <w:t xml:space="preserve">(Candela 2005)</w:t>
-      </w:r>
-      <w:r>
-        <w:t xml:space="preserve">, including most of its largest representatives</w:t>
-      </w:r>
-      <w:r>
-        <w:t xml:space="preserve"> </w:t>
-      </w:r>
-      <w:r>
-        <w:t xml:space="preserve">(</w:t>
-      </w:r>
-      <w:r>
-        <w:rPr>
-          <w:i/>
-          <w:iCs/>
-        </w:rPr>
-        <w:t xml:space="preserve">e</w:t>
-      </w:r>
-      <w:r>
-        <w:t xml:space="preserve">.</w:t>
-      </w:r>
-      <w:r>
-        <w:rPr>
-          <w:i/>
-          <w:iCs/>
-        </w:rPr>
-        <w:t xml:space="preserve">g</w:t>
-      </w:r>
-      <w:r>
-        <w:t xml:space="preserve">., Carrillo and Sánchez-Villagra 2015; Rasia and Candela 2018; Rasia et al. 2024)</w:t>
-      </w:r>
-      <w:r>
-        <w:t xml:space="preserve">. Then, the group experienced a massive decline, wiping out the entire</w:t>
-      </w:r>
-      <w:r>
-        <w:t xml:space="preserve"> </w:t>
-      </w:r>
-      <m:oMath>
-        <m:r>
-          <m:rPr>
-            <m:sty m:val="p"/>
-          </m:rPr>
-          <m:t>†</m:t>
-        </m:r>
-      </m:oMath>
-      <w:r>
-        <w:t xml:space="preserve">Neoepiblemidae and virtually all representatives of the Dinomyidae. Notably, all large-to-giant forms were concomitantly erased. Nevertheless, despite the apparent size selectivity of the aforementioned decline, the latter does not apply to other traits like hypsodonty. Pliocene cooling and desertification was proposed as a driver underlying the demise of the clade in Southern South America</w:t>
-      </w:r>
-      <w:r>
-        <w:t xml:space="preserve"> </w:t>
-      </w:r>
-      <w:r>
-        <w:t xml:space="preserve">(Vucetich et al. 2015)</w:t>
-      </w:r>
-      <w:r>
-        <w:t xml:space="preserve">. Moreover, given that the time frame of the demise of the Chinchilloidea matches the Great American Biotic Interchange</w:t>
-      </w:r>
-      <w:r>
-        <w:t xml:space="preserve"> </w:t>
-      </w:r>
-      <w:r>
-        <w:t xml:space="preserve">(Marshall et al. 1982; Webb 1985)</w:t>
-      </w:r>
-      <w:r>
-        <w:t xml:space="preserve">, one can also wonder whether such a demise can be related to the arrival of North American migrants, either competing for similar food resources (</w:t>
-      </w:r>
-      <w:r>
-        <w:rPr>
-          <w:i/>
-          <w:iCs/>
-        </w:rPr>
-        <w:t xml:space="preserve">e</w:t>
-      </w:r>
-      <w:r>
-        <w:t xml:space="preserve">.</w:t>
-      </w:r>
-      <w:r>
-        <w:rPr>
-          <w:i/>
-          <w:iCs/>
-        </w:rPr>
-        <w:t xml:space="preserve">g</w:t>
-      </w:r>
-      <w:r>
-        <w:t xml:space="preserve">., horses, elephants) or preying on native species (</w:t>
-      </w:r>
-      <w:r>
-        <w:rPr>
-          <w:i/>
-          <w:iCs/>
-        </w:rPr>
-        <w:t xml:space="preserve">e</w:t>
-      </w:r>
-      <w:r>
-        <w:t xml:space="preserve">.</w:t>
-      </w:r>
-      <w:r>
-        <w:rPr>
-          <w:i/>
-          <w:iCs/>
-        </w:rPr>
-        <w:t xml:space="preserve">g</w:t>
-      </w:r>
-      <w:r>
-        <w:t xml:space="preserve">., carnivorans).</w:t>
-      </w:r>
-    </w:p>
-    <w:p>
-      <w:pPr>
-        <w:pStyle w:val="BodyText"/>
-      </w:pPr>
-      <w:r>
-        <w:t xml:space="preserve">Despite all this, major gaps remain in our understanding of the evolutionary dynamics of Chinchilloidea. In particular, many of the hypotheses raised above have poorly considered the interplay between phenotypic and biological diversification. Previous works relying on a phylogenetic framework illustrated that the dynamics of chinchilloid diversity and body mass evolution were decoupled</w:t>
-      </w:r>
-      <w:r>
-        <w:t xml:space="preserve"> </w:t>
-      </w:r>
-      <w:r>
-        <w:t xml:space="preserve">(Álvarez et al. 2017; Carrillo et al. n.d.)</w:t>
-      </w:r>
-      <w:r>
-        <w:t xml:space="preserve">. However, many extinct taxa lack DNA or sufficient morphological material to be accurately replaced in a phylogenetic framework, leading to their exclusion from subsequent macroevolutionary analyses relying on phylogenies. Thus, there is much to gain by relaxing phylogenetic assumptions and fully taking advantage of the rich fossil record of the group to reconstruct its macroevolutionary history. In addition, the factors that underpinned the clade diversification remain elusive despite the major palaeoenvironmental upheavals that took place in South America since the late Eocene (e.g., Andean orogeny, marine introgressions, river network changes, onset of the dry diagonal).</w:t>
-      </w:r>
-    </w:p>
-    <w:p>
-      <w:pPr>
-        <w:pStyle w:val="BodyText"/>
-      </w:pPr>
-      <w:r>
-        <w:t xml:space="preserve">Here, we investigate the evolutionary history of Chinchilloidea and highlight its environmental correlates, with an emphasis on phenotypic evolution. To do so, we compiled and revised 708 chinchilloid fossil occurrences from the literature and used divergence times leading to extant species absent from the fossil record extracted from a dated phylogeny to build the most exhaustive temporal occurrence database ever produced for this group, encompassing 62 genera and 129 species. In parallel, we collected dental traits and measurements in order to carry out body mass reconstructions based on recently-published sets of predictive equations, and reconstructed hyposodonty indices based on crown heights of cheek teeth. We further analysed chinchilloid diversity and diversification dynamics throughout their entire evolutionary history using state-of-the-art preservation-aware methodological frameworks, and sought for their likely environmental drivers, allowing rate variations across time, body size and crown height categories. We hypothesise that (i) climate – in particular temperature – evolution since the middle Miocene impacted the diversification history of Chinchilloidea; (ii) continent-scale changes in habitat connectivity, either mediated by hydrographic (</w:t>
+        <w:t xml:space="preserve">Here, we investigate the evolutionary history of Chinchilloidea and highlight its environmental correlates, with an emphasis on phenotypic evolution. To do so, we compiled and revised 708 chinchilloid fossil occurrences from the literature and used divergence times leading to extant species absent from the fossil record extracted from a dated phylogeny to build the most exhaustive temporal occurrence database ever produced for this group, encompassing 62 genera and 129 species. In parallel, we collected dental traits and measurements in order to carry out body mass reconstructions based on recently-published sets of predictive equations, and reconstructed hypsodonty indices based on crown heights of cheek teeth. We further analysed chinchilloid diversity and diversification dynamics throughout their entire evolutionary history using state-of-the-art preservation-aware methodological frameworks, and sought for their likely environmental drivers, allowing rate variations across time, body size and crown height categories. We hypothesise that (i) climate – in particular temperature – evolution since the middle Miocene impacted the diversification history of Chinchilloidea; (ii) continent-scale changes in habitat connectivity, either mediated by hydrographic (</w:t>
       </w:r>
       <w:r>
         <w:rPr>
@@ -2805,7 +2525,7 @@
         </m:sSub>
       </m:oMath>
       <w:r>
-        <w:t xml:space="preserve">) is too ancient to be reasonably considered as an approximation of the time when the species originated (HPD 95% =</w:t>
+        <w:t xml:space="preserve">) is too ancient to be reasonably considered as an approximation of the time when the species originated (95% HPD =</w:t>
       </w:r>
       <w:r>
         <w:t xml:space="preserve"> </w:t>
@@ -4003,7 +3723,16 @@
         </m:sSub>
       </m:oMath>
       <w:r>
-        <w:t xml:space="preserve">), plus a baseline rate. Each</w:t>
+        <w:t xml:space="preserve">), plus a baseline rate. As recommended by</w:t>
+      </w:r>
+      <w:r>
+        <w:t xml:space="preserve"> </w:t>
+      </w:r>
+      <w:r>
+        <w:t xml:space="preserve">Lehtonen et al. (2017)</w:t>
+      </w:r>
+      <w:r>
+        <w:t xml:space="preserve">, given our low number of predictors, each</w:t>
       </w:r>
       <w:r>
         <w:t xml:space="preserve"> </w:t>
@@ -4035,7 +3764,7 @@
         <w:t xml:space="preserve"> </w:t>
       </w:r>
       <w:r>
-        <w:t xml:space="preserve">or</w:t>
+        <w:t xml:space="preserve">and</w:t>
       </w:r>
       <w:r>
         <w:t xml:space="preserve"> </w:t>
@@ -4067,125 +3796,72 @@
         <w:t xml:space="preserve"> </w:t>
       </w:r>
       <w:r>
-        <w:t xml:space="preserve">is assigned a shrinkage weight (resp.</w:t>
-      </w:r>
-      <w:r>
-        <w:t xml:space="preserve"> </w:t>
-      </w:r>
-      <m:oMath>
-        <m:sSub>
-          <m:e>
-            <m:r>
-              <m:t>w</m:t>
-            </m:r>
-          </m:e>
-          <m:sub>
-            <m:r>
-              <m:t>λ</m:t>
-            </m:r>
-            <m:r>
-              <m:rPr>
-                <m:sty m:val="p"/>
-              </m:rPr>
-              <m:t>,</m:t>
-            </m:r>
-            <m:r>
-              <m:t>i</m:t>
-            </m:r>
-          </m:sub>
-        </m:sSub>
-      </m:oMath>
-      <w:r>
-        <w:t xml:space="preserve"> </w:t>
-      </w:r>
-      <w:r>
-        <w:t xml:space="preserve">and</w:t>
-      </w:r>
-      <w:r>
-        <w:t xml:space="preserve"> </w:t>
-      </w:r>
-      <m:oMath>
-        <m:sSub>
-          <m:e>
-            <m:r>
-              <m:t>w</m:t>
-            </m:r>
-          </m:e>
-          <m:sub>
-            <m:r>
-              <m:t>μ</m:t>
-            </m:r>
-            <m:r>
-              <m:rPr>
-                <m:sty m:val="p"/>
-              </m:rPr>
-              <m:t>,</m:t>
-            </m:r>
-            <m:r>
-              <m:t>i</m:t>
-            </m:r>
-          </m:sub>
-        </m:sSub>
-      </m:oMath>
-      <w:r>
-        <w:t xml:space="preserve">), ranging from 0 to 1, testing for the strength of the relationship between the newly-estimated rate and each environmental variable individually. A correlation coefficient</w:t>
-      </w:r>
-      <w:r>
-        <w:t xml:space="preserve"> </w:t>
-      </w:r>
-      <m:oMath>
-        <m:sSub>
-          <m:e>
-            <m:r>
-              <m:t>G</m:t>
-            </m:r>
-          </m:e>
-          <m:sub>
-            <m:r>
-              <m:rPr>
-                <m:sty m:val="p"/>
-              </m:rPr>
-              <m:t>.</m:t>
-            </m:r>
-            <m:r>
-              <m:rPr>
-                <m:sty m:val="p"/>
-              </m:rPr>
-              <m:t>,</m:t>
-            </m:r>
-            <m:r>
-              <m:t>i</m:t>
-            </m:r>
-          </m:sub>
-        </m:sSub>
-      </m:oMath>
-      <w:r>
-        <w:t xml:space="preserve"> </w:t>
-      </w:r>
-      <w:r>
-        <w:t xml:space="preserve">is considered significant if</w:t>
-      </w:r>
-      <w:r>
-        <w:t xml:space="preserve"> </w:t>
+        <w:t xml:space="preserve">was assigned a gamma prior. An MCMC algorithm approximating the posterior distribution of each model parameter was run across 10 million generations with a sampling frequency of 10,000, and parameter convergence was monitored using,the pymc 5.9.2 python library.</w:t>
+      </w:r>
+    </w:p>
+    <w:p>
+      <w:pPr>
+        <w:pStyle w:val="BodyText"/>
+      </w:pPr>
+      <w:r>
+        <w:t xml:space="preserve">Prior to their incorporation as correlates in the MBD model, environmental variables were manually scaled. In addition, we ensured to match them all to the same time scale (last 36 Ma with a 0.5 My time step). Not doing the latter step significantly increased computing time, and the resulting model had lower support than the model incorporating predictors matched to the same time scale. Model support was assessed by approximating 2*log Bayes Factor (BF) as two times the difference in harmonic means of the sampled log likelihood across MCMC iterations (after removing burn-in) of the two models (</w:t>
+      </w:r>
+      <w:r>
+        <w:rPr>
+          <w:i/>
+          <w:iCs/>
+        </w:rPr>
+        <w:t xml:space="preserve">i</w:t>
+      </w:r>
+      <w:r>
+        <w:t xml:space="preserve">.</w:t>
+      </w:r>
+      <w:r>
+        <w:rPr>
+          <w:i/>
+          <w:iCs/>
+        </w:rPr>
+        <w:t xml:space="preserve">e</w:t>
+      </w:r>
+      <w:r>
+        <w:t xml:space="preserve">., with and without matching predictors’ time scale), as done by</w:t>
+      </w:r>
+      <w:r>
+        <w:t xml:space="preserve"> </w:t>
+      </w:r>
+      <w:r>
+        <w:t xml:space="preserve">Lehtonen et al. (2017)</w:t>
+      </w:r>
+      <w:r>
+        <w:t xml:space="preserve">. The resulting metric was compared to the thresholds set by</w:t>
+      </w:r>
+      <w:r>
+        <w:t xml:space="preserve"> </w:t>
+      </w:r>
+      <w:r>
+        <w:t xml:space="preserve">Kass and Raftery (1995)</w:t>
+      </w:r>
+      <w:r>
+        <w:t xml:space="preserve">, and turned out to provide strong support in favour of the model incorporating predictors matched to the same time scales (</w:t>
       </w:r>
       <m:oMath>
         <m:r>
-          <m:t>m</m:t>
+          <m:t>2</m:t>
         </m:r>
         <m:r>
-          <m:t>e</m:t>
+          <m:rPr>
+            <m:sty m:val="p"/>
+          </m:rPr>
+          <m:t>*</m:t>
         </m:r>
         <m:r>
-          <m:t>d</m:t>
+          <m:t>l</m:t>
         </m:r>
         <m:r>
-          <m:t>i</m:t>
+          <m:t>o</m:t>
         </m:r>
         <m:r>
-          <m:t>a</m:t>
-        </m:r>
-        <m:r>
-          <m:t>n</m:t>
+          <m:t>g</m:t>
         </m:r>
         <m:d>
           <m:dPr>
@@ -4195,32 +3871,23 @@
             <m:grow/>
           </m:dPr>
           <m:e>
-            <m:sSub>
-              <m:e>
-                <m:r>
-                  <m:t>w</m:t>
-                </m:r>
-              </m:e>
-              <m:sub>
-                <m:r>
-                  <m:rPr>
-                    <m:sty m:val="p"/>
-                  </m:rPr>
-                  <m:t>.</m:t>
-                </m:r>
-                <m:r>
-                  <m:rPr>
-                    <m:sty m:val="p"/>
-                  </m:rPr>
-                  <m:t>,</m:t>
-                </m:r>
-                <m:r>
-                  <m:t>i</m:t>
-                </m:r>
-              </m:sub>
-            </m:sSub>
+            <m:r>
+              <m:t>B</m:t>
+            </m:r>
+            <m:r>
+              <m:t>F</m:t>
+            </m:r>
           </m:e>
         </m:d>
+        <m:r>
+          <m:rPr>
+            <m:sty m:val="p"/>
+          </m:rPr>
+          <m:t>=</m:t>
+        </m:r>
+        <m:r>
+          <m:t>7.24</m:t>
+        </m:r>
         <m:r>
           <m:rPr>
             <m:sty m:val="p"/>
@@ -4228,84 +3895,11 @@
           <m:t>&gt;</m:t>
         </m:r>
         <m:r>
-          <m:t>0.5</m:t>
+          <m:t>6</m:t>
         </m:r>
       </m:oMath>
       <w:r>
-        <w:t xml:space="preserve"> </w:t>
-      </w:r>
-      <w:r>
-        <w:t xml:space="preserve">and if its 95% Highest Posterior Density interval (HPD) does not overlap with 0. An MCMC algorithm jointly approximates the posterior distribution of each</w:t>
-      </w:r>
-      <w:r>
-        <w:t xml:space="preserve"> </w:t>
-      </w:r>
-      <m:oMath>
-        <m:sSub>
-          <m:e>
-            <m:r>
-              <m:t>G</m:t>
-            </m:r>
-          </m:e>
-          <m:sub>
-            <m:r>
-              <m:rPr>
-                <m:sty m:val="p"/>
-              </m:rPr>
-              <m:t>.</m:t>
-            </m:r>
-            <m:r>
-              <m:rPr>
-                <m:sty m:val="p"/>
-              </m:rPr>
-              <m:t>,</m:t>
-            </m:r>
-            <m:r>
-              <m:t>i</m:t>
-            </m:r>
-          </m:sub>
-        </m:sSub>
-      </m:oMath>
-      <w:r>
-        <w:t xml:space="preserve"> </w:t>
-      </w:r>
-      <w:r>
-        <w:t xml:space="preserve">and their associated</w:t>
-      </w:r>
-      <w:r>
-        <w:t xml:space="preserve"> </w:t>
-      </w:r>
-      <m:oMath>
-        <m:sSub>
-          <m:e>
-            <m:r>
-              <m:t>w</m:t>
-            </m:r>
-          </m:e>
-          <m:sub>
-            <m:r>
-              <m:rPr>
-                <m:sty m:val="p"/>
-              </m:rPr>
-              <m:t>.</m:t>
-            </m:r>
-            <m:r>
-              <m:rPr>
-                <m:sty m:val="p"/>
-              </m:rPr>
-              <m:t>,</m:t>
-            </m:r>
-            <m:r>
-              <m:t>i</m:t>
-            </m:r>
-          </m:sub>
-        </m:sSub>
-      </m:oMath>
-      <w:r>
-        <w:t xml:space="preserve"> </w:t>
-      </w:r>
-      <w:r>
-        <w:t xml:space="preserve">while controlling for over-parameterisation. We scaled environmental predictors prior their incorporation to the model, and ran each set of MBD analyses across 10 million iterations, with a sampling frequency of 10,000.</w:t>
+        <w:t xml:space="preserve">).</w:t>
       </w:r>
     </w:p>
     <w:bookmarkEnd w:id="29"/>
@@ -4568,18 +4162,103 @@
         <w:t xml:space="preserve">Results</w:t>
       </w:r>
     </w:p>
-    <w:bookmarkStart w:id="35" w:name="Xd55459d85854e517f8c864a962cf735d90667b1"/>
+    <w:bookmarkStart w:id="35" w:name="Xa1af8f99655f7af24f039c0e546ac07b26e5eba"/>
     <w:p>
       <w:pPr>
         <w:pStyle w:val="Heading2"/>
       </w:pPr>
       <w:r>
-        <w:t xml:space="preserve">The waxing-and-waning diversity of chinchilloid rodents</w:t>
+        <w:t xml:space="preserve">The waxing-and-waning diversity and body size evolution of chinchilloid rodents</w:t>
       </w:r>
     </w:p>
     <w:p>
       <w:pPr>
         <w:pStyle w:val="FirstParagraph"/>
+      </w:pPr>
+      <w:r>
+        <w:t xml:space="preserve">Either relying on a Bayesian preservation-aware framework (PyRate) or supervised neural networks (DeepDive), our macroevolutionary modelling of the fossil record evidenced a Late Miocene increase in chinchilloid diversity followed by a sharp decline from</w:t>
+      </w:r>
+      <w:r>
+        <w:t xml:space="preserve"> </w:t>
+      </w:r>
+      <w:r>
+        <w:rPr>
+          <w:i/>
+          <w:iCs/>
+        </w:rPr>
+        <w:t xml:space="preserve">ca</w:t>
+      </w:r>
+      <w:r>
+        <w:t xml:space="preserve">. 6.5 Ma</w:t>
+      </w:r>
+      <w:r>
+        <w:t xml:space="preserve"> </w:t>
+      </w:r>
+      <w:hyperlink w:anchor="fig-diversityBM">
+        <w:r>
+          <w:rPr>
+            <w:rStyle w:val="Hyperlink"/>
+          </w:rPr>
+          <w:t xml:space="preserve">Figure 3</w:t>
+        </w:r>
+      </w:hyperlink>
+      <w:r>
+        <w:t xml:space="preserve">. At their maximum, median sampled and corrected diversity exhibit a 3-fold difference, respectively peaking at 22 and 62. Four additional – though more attenuated – peaks may be reported from the sampled diversity curve : one in the late Oligocene (Deseadan SALMA), two in the Early Miocene (Colhuehuapian and Santacrucian SALMAs) and one in the late Middle Miocene (Laventan SALMA)</w:t>
+      </w:r>
+      <w:r>
+        <w:t xml:space="preserve"> </w:t>
+      </w:r>
+      <w:hyperlink w:anchor="fig-diversityBM">
+        <w:r>
+          <w:rPr>
+            <w:rStyle w:val="Hyperlink"/>
+          </w:rPr>
+          <w:t xml:space="preserve">Figure 3</w:t>
+        </w:r>
+      </w:hyperlink>
+      <w:r>
+        <w:t xml:space="preserve">. These peaks are barely recovered from the corrected diversity curve, potentially excepted for the Colhuehuapian and Santacrucian ones</w:t>
+      </w:r>
+      <w:r>
+        <w:t xml:space="preserve"> </w:t>
+      </w:r>
+      <w:hyperlink w:anchor="fig-diversityBM">
+        <w:r>
+          <w:rPr>
+            <w:rStyle w:val="Hyperlink"/>
+          </w:rPr>
+          <w:t xml:space="preserve">Figure 3</w:t>
+        </w:r>
+      </w:hyperlink>
+      <w:r>
+        <w:t xml:space="preserve">.</w:t>
+      </w:r>
+    </w:p>
+    <w:p>
+      <w:pPr>
+        <w:pStyle w:val="BodyText"/>
+      </w:pPr>
+      <w:r>
+        <w:t xml:space="preserve">The reconstructed broad diversity pattern elegantly matches with the dynamics of body size evolution across the history of the clade</w:t>
+      </w:r>
+      <w:r>
+        <w:t xml:space="preserve"> </w:t>
+      </w:r>
+      <w:hyperlink w:anchor="fig-diversityBM">
+        <w:r>
+          <w:rPr>
+            <w:rStyle w:val="Hyperlink"/>
+          </w:rPr>
+          <w:t xml:space="preserve">Figure 3</w:t>
+        </w:r>
+      </w:hyperlink>
+      <w:r>
+        <w:t xml:space="preserve">. According to our estimates,</w:t>
+      </w:r>
+    </w:p>
+    <w:p>
+      <w:pPr>
+        <w:pStyle w:val="BodyText"/>
       </w:pPr>
       <w:r>
         <w:t xml:space="preserve">Positive net diversification rate until</w:t>
@@ -4778,6 +4457,445 @@
         <w:pStyle w:val="FirstParagraph"/>
       </w:pPr>
       <w:r>
+        <w:t xml:space="preserve">ucetich2015 proposed gigantism among caviomorphs to have been promoted by the late Neogene climate cooling and aridification</w:t>
+      </w:r>
+      <w:r>
+        <w:t xml:space="preserve"> </w:t>
+      </w:r>
+      <w:r>
+        <w:t xml:space="preserve">(Westerhold et al. 2020)</w:t>
+      </w:r>
+      <w:r>
+        <w:t xml:space="preserve">, thought to have expanded open habitats in continental South America</w:t>
+      </w:r>
+      <w:r>
+        <w:t xml:space="preserve"> </w:t>
+      </w:r>
+      <w:r>
+        <w:t xml:space="preserve">(Palazzesi and Barreda 2012)</w:t>
+      </w:r>
+      <w:r>
+        <w:t xml:space="preserve">. Such climate-induced landscape opening has also traditionally been invoked to explain caviomorphs’ – together with native ungulates’ – increase in hypsodonty</w:t>
+      </w:r>
+      <w:r>
+        <w:t xml:space="preserve"> </w:t>
+      </w:r>
+      <w:r>
+        <w:t xml:space="preserve">(MacFadden 2000)</w:t>
+      </w:r>
+      <w:r>
+        <w:t xml:space="preserve">. Nevertheless, it should be mentioned that several evidence challenged the relationship between grass consumption and hypsodonty</w:t>
+      </w:r>
+      <w:r>
+        <w:t xml:space="preserve"> </w:t>
+      </w:r>
+      <w:r>
+        <w:t xml:space="preserve">(</w:t>
+      </w:r>
+      <w:r>
+        <w:rPr>
+          <w:i/>
+          <w:iCs/>
+        </w:rPr>
+        <w:t xml:space="preserve">e</w:t>
+      </w:r>
+      <w:r>
+        <w:t xml:space="preserve">.</w:t>
+      </w:r>
+      <w:r>
+        <w:rPr>
+          <w:i/>
+          <w:iCs/>
+        </w:rPr>
+        <w:t xml:space="preserve">g</w:t>
+      </w:r>
+      <w:r>
+        <w:t xml:space="preserve">., Billet et al. 2009; Damuth and Janis 2011; Strömberg et al. 2013; Armella and Croft 2026)</w:t>
+      </w:r>
+      <w:r>
+        <w:t xml:space="preserve">. Other authors proposed that the river network remodelling that followed the demise of the north Argentinian Miocene marine transgression</w:t>
+      </w:r>
+      <w:r>
+        <w:t xml:space="preserve"> </w:t>
+      </w:r>
+      <w:r>
+        <w:t xml:space="preserve">(</w:t>
+      </w:r>
+      <w:r>
+        <w:t xml:space="preserve">‘</w:t>
+      </w:r>
+      <w:r>
+        <w:t xml:space="preserve">Paranense Sea,</w:t>
+      </w:r>
+      <w:r>
+        <w:t xml:space="preserve">’</w:t>
+      </w:r>
+      <w:r>
+        <w:t xml:space="preserve"> </w:t>
+      </w:r>
+      <w:r>
+        <w:rPr>
+          <w:i/>
+          <w:iCs/>
+        </w:rPr>
+        <w:t xml:space="preserve">see</w:t>
+      </w:r>
+      <w:r>
+        <w:t xml:space="preserve"> </w:t>
+      </w:r>
+      <w:r>
+        <w:t xml:space="preserve">Pascual et al. 1996)</w:t>
+      </w:r>
+      <w:r>
+        <w:t xml:space="preserve">, locally generating environmental heterogeneity, favoured the ecological diversification of dinomyid rodents</w:t>
+      </w:r>
+      <w:r>
+        <w:t xml:space="preserve"> </w:t>
+      </w:r>
+      <w:r>
+        <w:t xml:space="preserve">(Candela et al. 2013)</w:t>
+      </w:r>
+      <w:r>
+        <w:t xml:space="preserve">. In the same time frame, a marine incursion analogous to the</w:t>
+      </w:r>
+      <w:r>
+        <w:t xml:space="preserve"> </w:t>
+      </w:r>
+      <w:r>
+        <w:t xml:space="preserve">‘</w:t>
+      </w:r>
+      <w:r>
+        <w:t xml:space="preserve">Paranense Sea</w:t>
+      </w:r>
+      <w:r>
+        <w:t xml:space="preserve">’</w:t>
+      </w:r>
+      <w:r>
+        <w:t xml:space="preserve">, the</w:t>
+      </w:r>
+      <w:r>
+        <w:t xml:space="preserve"> </w:t>
+      </w:r>
+      <w:r>
+        <w:t xml:space="preserve">‘</w:t>
+      </w:r>
+      <w:r>
+        <w:t xml:space="preserve">Pebas megawetland system</w:t>
+      </w:r>
+      <w:r>
+        <w:t xml:space="preserve">’</w:t>
+      </w:r>
+      <w:r>
+        <w:t xml:space="preserve"> </w:t>
+      </w:r>
+      <w:r>
+        <w:t xml:space="preserve">(PMWS), covered Western Amazonia. Its Late Miocene vanishing triggered massive hydrographic changes, among which the establishment of the Amazon drainage system, in turn massively impacting low-latitude ecosystems in South America</w:t>
+      </w:r>
+      <w:r>
+        <w:t xml:space="preserve"> </w:t>
+      </w:r>
+      <w:r>
+        <w:t xml:space="preserve">(</w:t>
+      </w:r>
+      <w:r>
+        <w:rPr>
+          <w:i/>
+          <w:iCs/>
+        </w:rPr>
+        <w:t xml:space="preserve">e</w:t>
+      </w:r>
+      <w:r>
+        <w:t xml:space="preserve">.</w:t>
+      </w:r>
+      <w:r>
+        <w:rPr>
+          <w:i/>
+          <w:iCs/>
+        </w:rPr>
+        <w:t xml:space="preserve">g</w:t>
+      </w:r>
+      <w:r>
+        <w:t xml:space="preserve">., Jaramillo et al. 2017; Hoorn et al. 2022)</w:t>
+      </w:r>
+      <w:r>
+        <w:t xml:space="preserve">. Thus, one can expect the legacy of the PMWS to have also impacted the radiation of Chinchilloidea, the latter peaking as these hydrographic changes occurred. These two marine transgressions were shown to be tectonically- and eustatically-controlled</w:t>
+      </w:r>
+      <w:r>
+        <w:t xml:space="preserve"> </w:t>
+      </w:r>
+      <w:r>
+        <w:t xml:space="preserve">(Hernández et al. 2005)</w:t>
+      </w:r>
+      <w:r>
+        <w:t xml:space="preserve">. Thus, one can also expect to retrieve a signal of the Andean uplift, as well as from sea-level changes, in the dynamics of chinchilloid diversification. In addition, on the basis of results established on modern species showing similar phenotypic pathways, patterns of size increase among caviomorphs were also proposed to be related to biotic factors, such as intra- or interspecific competition, predator avoidance or physiological constraints (</w:t>
+      </w:r>
+      <w:r>
+        <w:rPr>
+          <w:i/>
+          <w:iCs/>
+        </w:rPr>
+        <w:t xml:space="preserve">e</w:t>
+      </w:r>
+      <w:r>
+        <w:t xml:space="preserve">.</w:t>
+      </w:r>
+      <w:r>
+        <w:rPr>
+          <w:i/>
+          <w:iCs/>
+        </w:rPr>
+        <w:t xml:space="preserve">g</w:t>
+      </w:r>
+      <w:r>
+        <w:t xml:space="preserve">., metabolic rate)</w:t>
+      </w:r>
+      <w:r>
+        <w:t xml:space="preserve"> </w:t>
+      </w:r>
+      <w:r>
+        <w:t xml:space="preserve">(Vucetich et al. 2015)</w:t>
+      </w:r>
+      <w:r>
+        <w:t xml:space="preserve">.</w:t>
+      </w:r>
+      <w:r>
+        <w:t xml:space="preserve"> </w:t>
+      </w:r>
+      <w:r>
+        <w:t xml:space="preserve">Álvarez et al. (2017)</w:t>
+      </w:r>
+      <w:r>
+        <w:t xml:space="preserve"> </w:t>
+      </w:r>
+      <w:r>
+        <w:t xml:space="preserve">added that the environmentally-driven emergence of new niches and their further colonisation by caviomorphs must have promoted size increase in this rodent clade. Regarding the West Indian</w:t>
+      </w:r>
+      <w:r>
+        <w:t xml:space="preserve"> </w:t>
+      </w:r>
+      <w:r>
+        <w:t xml:space="preserve">‘</w:t>
+      </w:r>
+      <w:r>
+        <w:t xml:space="preserve">giant hutias</w:t>
+      </w:r>
+      <w:r>
+        <w:t xml:space="preserve">’</w:t>
+      </w:r>
+      <w:r>
+        <w:t xml:space="preserve">, instead of environmental drivers, the</w:t>
+      </w:r>
+      <w:r>
+        <w:t xml:space="preserve"> </w:t>
+      </w:r>
+      <w:r>
+        <w:t xml:space="preserve">‘</w:t>
+      </w:r>
+      <w:r>
+        <w:t xml:space="preserve">island rule</w:t>
+      </w:r>
+      <w:r>
+        <w:t xml:space="preserve">’</w:t>
+      </w:r>
+      <w:r>
+        <w:t xml:space="preserve"> </w:t>
+      </w:r>
+      <w:r>
+        <w:t xml:space="preserve">(Van Valen 1973b; Damuth 1993; Lomolino 2005; Faurby and Svenning 2016;</w:t>
+      </w:r>
+      <w:r>
+        <w:t xml:space="preserve"> </w:t>
+      </w:r>
+      <w:r>
+        <w:rPr>
+          <w:i/>
+          <w:iCs/>
+        </w:rPr>
+        <w:t xml:space="preserve">but see</w:t>
+      </w:r>
+      <w:r>
+        <w:t xml:space="preserve"> </w:t>
+      </w:r>
+      <w:r>
+        <w:t xml:space="preserve">Meiri et al. 2007)</w:t>
+      </w:r>
+      <w:r>
+        <w:t xml:space="preserve"> </w:t>
+      </w:r>
+      <w:r>
+        <w:t xml:space="preserve">has been proposed to explain their spectacular increase in size – particularly in the case of</w:t>
+      </w:r>
+      <w:r>
+        <w:t xml:space="preserve"> </w:t>
+      </w:r>
+      <m:oMath>
+        <m:r>
+          <m:rPr>
+            <m:sty m:val="p"/>
+          </m:rPr>
+          <m:t>†</m:t>
+        </m:r>
+      </m:oMath>
+      <w:r>
+        <w:rPr>
+          <w:i/>
+          <w:iCs/>
+        </w:rPr>
+        <w:t xml:space="preserve">Amblyrhiza</w:t>
+      </w:r>
+      <w:r>
+        <w:t xml:space="preserve"> </w:t>
+      </w:r>
+      <w:r>
+        <w:t xml:space="preserve">(</w:t>
+      </w:r>
+      <w:r>
+        <w:rPr>
+          <w:i/>
+          <w:iCs/>
+        </w:rPr>
+        <w:t xml:space="preserve">e</w:t>
+      </w:r>
+      <w:r>
+        <w:t xml:space="preserve">.</w:t>
+      </w:r>
+      <w:r>
+        <w:rPr>
+          <w:i/>
+          <w:iCs/>
+        </w:rPr>
+        <w:t xml:space="preserve">g</w:t>
+      </w:r>
+      <w:r>
+        <w:t xml:space="preserve">., Biknevicius et al. 1993; McFarlane et al. 1998)</w:t>
+      </w:r>
+      <w:r>
+        <w:t xml:space="preserve">.</w:t>
+      </w:r>
+    </w:p>
+    <w:p>
+      <w:pPr>
+        <w:pStyle w:val="BodyText"/>
+      </w:pPr>
+      <w:r>
+        <w:t xml:space="preserve">Besides, questions are also raised by chinchilloid taxonomic and morphological diversity decline. Indeed, the group was diverse in the Late Miocene (Chasicoan–Huayquerian South American Land Mammal Ages [SALMAs]), with at least 20 co-occurring species on the continent</w:t>
+      </w:r>
+      <w:r>
+        <w:t xml:space="preserve"> </w:t>
+      </w:r>
+      <w:r>
+        <w:t xml:space="preserve">(Candela 2005)</w:t>
+      </w:r>
+      <w:r>
+        <w:t xml:space="preserve">, including most of its largest representatives</w:t>
+      </w:r>
+      <w:r>
+        <w:t xml:space="preserve"> </w:t>
+      </w:r>
+      <w:r>
+        <w:t xml:space="preserve">(</w:t>
+      </w:r>
+      <w:r>
+        <w:rPr>
+          <w:i/>
+          <w:iCs/>
+        </w:rPr>
+        <w:t xml:space="preserve">e</w:t>
+      </w:r>
+      <w:r>
+        <w:t xml:space="preserve">.</w:t>
+      </w:r>
+      <w:r>
+        <w:rPr>
+          <w:i/>
+          <w:iCs/>
+        </w:rPr>
+        <w:t xml:space="preserve">g</w:t>
+      </w:r>
+      <w:r>
+        <w:t xml:space="preserve">., Carrillo and Sánchez-Villagra 2015; Rasia and Candela 2018; Rasia et al. 2024)</w:t>
+      </w:r>
+      <w:r>
+        <w:t xml:space="preserve">. Then, the group experienced a massive decline, wiping out the entire</w:t>
+      </w:r>
+      <w:r>
+        <w:t xml:space="preserve"> </w:t>
+      </w:r>
+      <m:oMath>
+        <m:r>
+          <m:rPr>
+            <m:sty m:val="p"/>
+          </m:rPr>
+          <m:t>†</m:t>
+        </m:r>
+      </m:oMath>
+      <w:r>
+        <w:t xml:space="preserve">Neoepiblemidae and virtually all representatives of the Dinomyidae. Notably, all large-to-giant forms were concomitantly erased. Nevertheless, despite the apparent size selectivity of the aforementioned decline, the latter does not apply to other traits like hypsodonty. Pliocene cooling and desertification was proposed as a driver underlying the demise of the clade in Southern South America</w:t>
+      </w:r>
+      <w:r>
+        <w:t xml:space="preserve"> </w:t>
+      </w:r>
+      <w:r>
+        <w:t xml:space="preserve">(Vucetich et al. 2015)</w:t>
+      </w:r>
+      <w:r>
+        <w:t xml:space="preserve">. Moreover, given that the time frame of the demise of the Chinchilloidea matches the Great American Biotic Interchange</w:t>
+      </w:r>
+      <w:r>
+        <w:t xml:space="preserve"> </w:t>
+      </w:r>
+      <w:r>
+        <w:t xml:space="preserve">(Marshall et al. 1982; Webb 1985)</w:t>
+      </w:r>
+      <w:r>
+        <w:t xml:space="preserve">, one can also wonder whether such a demise can be related to the arrival of North American migrants, either competing for similar food resources (</w:t>
+      </w:r>
+      <w:r>
+        <w:rPr>
+          <w:i/>
+          <w:iCs/>
+        </w:rPr>
+        <w:t xml:space="preserve">e</w:t>
+      </w:r>
+      <w:r>
+        <w:t xml:space="preserve">.</w:t>
+      </w:r>
+      <w:r>
+        <w:rPr>
+          <w:i/>
+          <w:iCs/>
+        </w:rPr>
+        <w:t xml:space="preserve">g</w:t>
+      </w:r>
+      <w:r>
+        <w:t xml:space="preserve">., horses, elephants) or preying on native species (</w:t>
+      </w:r>
+      <w:r>
+        <w:rPr>
+          <w:i/>
+          <w:iCs/>
+        </w:rPr>
+        <w:t xml:space="preserve">e</w:t>
+      </w:r>
+      <w:r>
+        <w:t xml:space="preserve">.</w:t>
+      </w:r>
+      <w:r>
+        <w:rPr>
+          <w:i/>
+          <w:iCs/>
+        </w:rPr>
+        <w:t xml:space="preserve">g</w:t>
+      </w:r>
+      <w:r>
+        <w:t xml:space="preserve">., carnivorans).</w:t>
+      </w:r>
+    </w:p>
+    <w:p>
+      <w:pPr>
+        <w:pStyle w:val="BodyText"/>
+      </w:pPr>
+      <w:r>
         <w:t xml:space="preserve">Unlike the evidenced decoupled diversity and disparity patterns evidenced between caviomorph superfamilies</w:t>
       </w:r>
       <w:r>
@@ -4977,6 +5095,124 @@
         <w:pStyle w:val="FirstParagraph"/>
       </w:pPr>
       <w:r>
+        <w:t xml:space="preserve">The question of what governs clade-wise diversity dynamics remains hotly debated</w:t>
+      </w:r>
+      <w:r>
+        <w:t xml:space="preserve"> </w:t>
+      </w:r>
+      <w:r>
+        <w:t xml:space="preserve">(see Quintero et al. 2025 and literature therein)</w:t>
+      </w:r>
+      <w:r>
+        <w:t xml:space="preserve">, and gains an additional layer of complexity when incorporating the dynamics of morphological disparity. Seminal works highlighted that clades could experience coordinated or decoupled diversity and disparity trajectories linked to biological diversification</w:t>
+      </w:r>
+      <w:r>
+        <w:t xml:space="preserve"> </w:t>
+      </w:r>
+      <w:r>
+        <w:t xml:space="preserve">(Foote 1993, 1997)</w:t>
+      </w:r>
+      <w:r>
+        <w:t xml:space="preserve">. Far from a one-fits-them-all rule, the diversity-disparity interplay was rather shown to be complex and case-dependent, with speciation and extinction either acting as opposing forces or reinforcing one another in the contraction/expansion of the morphospace through evolutionary times</w:t>
+      </w:r>
+      <w:r>
+        <w:t xml:space="preserve"> </w:t>
+      </w:r>
+      <w:r>
+        <w:t xml:space="preserve">(Foote 1993, 1997; Balseiro et al. 2025; Esteve 2025)</w:t>
+      </w:r>
+      <w:r>
+        <w:t xml:space="preserve">. Here, our clade offers an example of coupled dynamics of disparity and diversity</w:t>
+      </w:r>
+      <w:r>
+        <w:t xml:space="preserve"> </w:t>
+      </w:r>
+      <w:hyperlink w:anchor="fig-diversityBM">
+        <w:r>
+          <w:rPr>
+            <w:rStyle w:val="Hyperlink"/>
+          </w:rPr>
+          <w:t xml:space="preserve">Figure 3</w:t>
+        </w:r>
+      </w:hyperlink>
+      <w:r>
+        <w:t xml:space="preserve">.</w:t>
+      </w:r>
+    </w:p>
+    <w:p>
+      <w:pPr>
+        <w:pStyle w:val="BodyText"/>
+      </w:pPr>
+      <w:r>
+        <w:t xml:space="preserve">Conspicuousness of the waxing-and-waning diversity pattern</w:t>
+      </w:r>
+      <w:r>
+        <w:t xml:space="preserve"> </w:t>
+      </w:r>
+      <w:r>
+        <w:t xml:space="preserve">(</w:t>
+      </w:r>
+      <w:r>
+        <w:rPr>
+          <w:i/>
+          <w:iCs/>
+        </w:rPr>
+        <w:t xml:space="preserve">e</w:t>
+      </w:r>
+      <w:r>
+        <w:t xml:space="preserve">.</w:t>
+      </w:r>
+      <w:r>
+        <w:rPr>
+          <w:i/>
+          <w:iCs/>
+        </w:rPr>
+        <w:t xml:space="preserve">g</w:t>
+      </w:r>
+      <w:r>
+        <w:t xml:space="preserve">., Foote 2007; Hohmann and Jarochowska 2019; Billaud et al. 2020; Quintero et al. 2025)</w:t>
+      </w:r>
+      <w:r>
+        <w:t xml:space="preserve"> </w:t>
+      </w:r>
+      <m:oMath>
+        <m:r>
+          <m:rPr>
+            <m:sty m:val="p"/>
+          </m:rPr>
+          <m:t>→</m:t>
+        </m:r>
+      </m:oMath>
+      <w:r>
+        <w:t xml:space="preserve"> </w:t>
+      </w:r>
+      <w:r>
+        <w:rPr>
+          <w:b/>
+          <w:bCs/>
+        </w:rPr>
+        <w:t xml:space="preserve">read</w:t>
+      </w:r>
+      <w:r>
+        <w:rPr>
+          <w:b/>
+          <w:bCs/>
+        </w:rPr>
+        <w:t xml:space="preserve"> </w:t>
+      </w:r>
+      <w:r>
+        <w:rPr>
+          <w:b/>
+          <w:bCs/>
+        </w:rPr>
+        <w:t xml:space="preserve">(Foote 2007; Hohmann and Jarochowska 2019)</w:t>
+      </w:r>
+    </w:p>
+    <w:p>
+      <w:pPr>
+        <w:pStyle w:val="BodyText"/>
+      </w:pPr>
+      <w:r>
         <w:t xml:space="preserve">Whether this unique trajectory stems from intrinsic developmental capability, ecological opportunity or a combination of both remains an open question</w:t>
       </w:r>
       <w:r>
@@ -4991,62 +5227,13 @@
         <w:pStyle w:val="BodyText"/>
       </w:pPr>
       <w:r>
-        <w:t xml:space="preserve">Seminal works highlighted that clades could experience coordinated or decoupled diversity and disparity trajectories linked to biological diversification –</w:t>
-      </w:r>
-      <w:r>
-        <w:t xml:space="preserve"> </w:t>
-      </w:r>
-      <w:r>
-        <w:rPr>
-          <w:i/>
-          <w:iCs/>
-        </w:rPr>
-        <w:t xml:space="preserve">i</w:t>
-      </w:r>
-      <w:r>
-        <w:t xml:space="preserve">.</w:t>
-      </w:r>
-      <w:r>
-        <w:rPr>
-          <w:i/>
-          <w:iCs/>
-        </w:rPr>
-        <w:t xml:space="preserve">e</w:t>
-      </w:r>
-      <w:r>
-        <w:t xml:space="preserve">., speciation and extinction, the processes generating diversity</w:t>
-      </w:r>
-      <w:r>
-        <w:t xml:space="preserve"> </w:t>
-      </w:r>
-      <w:r>
-        <w:t xml:space="preserve">(Foote 1993, 1997)</w:t>
-      </w:r>
-      <w:r>
-        <w:t xml:space="preserve">. Far from a one-fits-them-all rule, the diversity-disparity interplay was rather shown to be complex and case-dependent, with speciation and extinction either acting as opposing forces or reinforcing one another in the contraction/expansion of the morphospace through evolutionary times</w:t>
-      </w:r>
-      <w:r>
-        <w:t xml:space="preserve"> </w:t>
-      </w:r>
-      <w:r>
-        <w:t xml:space="preserve">(Foote 1993, 1997; Balseiro et al. 2025; Esteve 2025)</w:t>
-      </w:r>
-      <w:r>
-        <w:t xml:space="preserve">. Here, our clade offers an example of coupled dynamics of disparity and diversity</w:t>
-      </w:r>
-      <w:r>
-        <w:t xml:space="preserve"> </w:t>
-      </w:r>
-      <w:hyperlink w:anchor="fig-diversityBM">
-        <w:r>
-          <w:rPr>
-            <w:rStyle w:val="Hyperlink"/>
-          </w:rPr>
-          <w:t xml:space="preserve">Figure 3</w:t>
-        </w:r>
-      </w:hyperlink>
-      <w:r>
-        <w:t xml:space="preserve">.</w:t>
+        <w:t xml:space="preserve">Are we detecting mid-late Miocene pulses of diversification that lead to the differenciation of extant lineages postulated from the fossil record ?</w:t>
+      </w:r>
+      <w:r>
+        <w:t xml:space="preserve"> </w:t>
+      </w:r>
+      <w:r>
+        <w:t xml:space="preserve">Vucetich et al. (2015)</w:t>
       </w:r>
     </w:p>
     <w:p>
@@ -5054,20 +5241,6 @@
         <w:pStyle w:val="BodyText"/>
       </w:pPr>
       <w:r>
-        <w:t xml:space="preserve">Are we detecting mid-late Miocene pulses of diversification that lead to the differenciation of extant lineages postulated from the fossil record ?</w:t>
-      </w:r>
-      <w:r>
-        <w:t xml:space="preserve"> </w:t>
-      </w:r>
-      <w:r>
-        <w:t xml:space="preserve">Vucetich et al. (2015)</w:t>
-      </w:r>
-    </w:p>
-    <w:p>
-      <w:pPr>
-        <w:pStyle w:val="BodyText"/>
-      </w:pPr>
-      <w:r>
         <w:t xml:space="preserve">Clade with a rich fossil record that underwent a taxonomic and possibly ecological decline: parallel with proboscids</w:t>
       </w:r>
       <w:r>
@@ -5083,7 +5256,7 @@
         <w:t xml:space="preserve"> </w:t>
       </w:r>
       <w:r>
-        <w:t xml:space="preserve">(Boisserie et al. 2005; Boisserie 2005-)</w:t>
+        <w:t xml:space="preserve">(Boisserie et al. 2005; Boisserie 2005)</w:t>
       </w:r>
       <w:r>
         <w:t xml:space="preserve">, rhinocerotids</w:t>
@@ -5123,6 +5296,20 @@
     <w:p>
       <w:pPr>
         <w:pStyle w:val="FirstParagraph"/>
+      </w:pPr>
+      <w:r>
+        <w:t xml:space="preserve">Absence of diversity-dependent effect raised by</w:t>
+      </w:r>
+      <w:r>
+        <w:t xml:space="preserve"> </w:t>
+      </w:r>
+      <w:r>
+        <w:t xml:space="preserve">Quintero et al. (2025)</w:t>
+      </w:r>
+    </w:p>
+    <w:p>
+      <w:pPr>
+        <w:pStyle w:val="BodyText"/>
       </w:pPr>
       <w:r>
         <w:t xml:space="preserve">Diet !! Evolution towards large to very large body sizes must have implied adaptations in terms of nutrient supply. Did they achieve this by consuming new forms of food? Could landscape opening play a role?</w:t>
@@ -5691,7 +5878,7 @@
       </w:r>
     </w:p>
     <w:bookmarkEnd w:id="49"/>
-    <w:bookmarkStart w:id="266" w:name="references"/>
+    <w:bookmarkStart w:id="278" w:name="references"/>
     <w:p>
       <w:pPr>
         <w:pStyle w:val="Heading1"/>
@@ -5700,7 +5887,7 @@
         <w:t xml:space="preserve">References</w:t>
       </w:r>
     </w:p>
-    <w:bookmarkStart w:id="265" w:name="refs"/>
+    <w:bookmarkStart w:id="277" w:name="refs"/>
     <w:bookmarkStart w:id="51" w:name="ref-álvarez2017"/>
     <w:p>
       <w:pPr>
@@ -5985,18 +6172,42 @@
       </w:r>
     </w:p>
     <w:bookmarkEnd w:id="68"/>
-    <w:bookmarkStart w:id="70" w:name="ref-billet2009"/>
+    <w:bookmarkStart w:id="70" w:name="ref-billaud2020"/>
     <w:p>
       <w:pPr>
         <w:pStyle w:val="Bibliography"/>
       </w:pPr>
       <w:r>
+        <w:t xml:space="preserve">Billaud, O., D. S. Moen, T. L. Parsons, and H. Morlon. 2020.</w:t>
+      </w:r>
+      <w:r>
+        <w:t xml:space="preserve"> </w:t>
+      </w:r>
+      <w:hyperlink r:id="rId69">
+        <w:r>
+          <w:rPr>
+            <w:rStyle w:val="Hyperlink"/>
+          </w:rPr>
+          <w:t xml:space="preserve">Estimating diversity through time using molecular phylogenies: Old and species-poor frog families are the remnants of a diverse past</w:t>
+        </w:r>
+      </w:hyperlink>
+      <w:r>
+        <w:t xml:space="preserve">. Systematic Biology 69:363–383.</w:t>
+      </w:r>
+    </w:p>
+    <w:bookmarkEnd w:id="70"/>
+    <w:bookmarkStart w:id="72" w:name="ref-billet2009"/>
+    <w:p>
+      <w:pPr>
+        <w:pStyle w:val="Bibliography"/>
+      </w:pPr>
+      <w:r>
         <w:t xml:space="preserve">Billet, G., C. Blondel, and C. de Muizon. 2009.</w:t>
       </w:r>
       <w:r>
         <w:t xml:space="preserve"> </w:t>
       </w:r>
-      <w:hyperlink r:id="rId69">
+      <w:hyperlink r:id="rId71">
         <w:r>
           <w:rPr>
             <w:rStyle w:val="Hyperlink"/>
@@ -6008,8 +6219,8 @@
         <w:t xml:space="preserve">. Palaeogeography, Palaeoclimatology, Palaeoecology 274:114–124.</w:t>
       </w:r>
     </w:p>
-    <w:bookmarkEnd w:id="70"/>
-    <w:bookmarkStart w:id="72" w:name="ref-boessenecker2019"/>
+    <w:bookmarkEnd w:id="72"/>
+    <w:bookmarkStart w:id="74" w:name="ref-boessenecker2019"/>
     <w:p>
       <w:pPr>
         <w:pStyle w:val="Bibliography"/>
@@ -6020,7 +6231,7 @@
       <w:r>
         <w:t xml:space="preserve"> </w:t>
       </w:r>
-      <w:hyperlink r:id="rId71">
+      <w:hyperlink r:id="rId73">
         <w:r>
           <w:rPr>
             <w:rStyle w:val="Hyperlink"/>
@@ -6032,8 +6243,8 @@
         <w:t xml:space="preserve">. PeerJ 7:e6088.</w:t>
       </w:r>
     </w:p>
-    <w:bookmarkEnd w:id="72"/>
-    <w:bookmarkStart w:id="74" w:name="ref-boisserie_phylogeny_2005"/>
+    <w:bookmarkEnd w:id="74"/>
+    <w:bookmarkStart w:id="76" w:name="ref-boisserie_phylogeny_2005"/>
     <w:p>
       <w:pPr>
         <w:pStyle w:val="Bibliography"/>
@@ -6044,7 +6255,7 @@
       <w:r>
         <w:t xml:space="preserve"> </w:t>
       </w:r>
-      <w:hyperlink r:id="rId73">
+      <w:hyperlink r:id="rId75">
         <w:r>
           <w:rPr>
             <w:rStyle w:val="Hyperlink"/>
@@ -6056,8 +6267,8 @@
         <w:t xml:space="preserve">. Zool J Linn Soc 143:1–26.</w:t>
       </w:r>
     </w:p>
-    <w:bookmarkEnd w:id="74"/>
-    <w:bookmarkStart w:id="76" w:name="ref-boisserie2005"/>
+    <w:bookmarkEnd w:id="76"/>
+    <w:bookmarkStart w:id="78" w:name="ref-boisserie2005"/>
     <w:p>
       <w:pPr>
         <w:pStyle w:val="Bibliography"/>
@@ -6068,7 +6279,7 @@
       <w:r>
         <w:t xml:space="preserve"> </w:t>
       </w:r>
-      <w:hyperlink r:id="rId75">
+      <w:hyperlink r:id="rId77">
         <w:r>
           <w:rPr>
             <w:rStyle w:val="Hyperlink"/>
@@ -6080,8 +6291,8 @@
         <w:t xml:space="preserve">. Proceedings of the National Academy of Sciences 102:1537–1541.</w:t>
       </w:r>
     </w:p>
-    <w:bookmarkEnd w:id="76"/>
-    <w:bookmarkStart w:id="78" w:name="ref-boivin2024"/>
+    <w:bookmarkEnd w:id="78"/>
+    <w:bookmarkStart w:id="80" w:name="ref-boivin2024"/>
     <w:p>
       <w:pPr>
         <w:pStyle w:val="Bibliography"/>
@@ -6092,7 +6303,7 @@
       <w:r>
         <w:t xml:space="preserve"> </w:t>
       </w:r>
-      <w:hyperlink r:id="rId77">
+      <w:hyperlink r:id="rId79">
         <w:r>
           <w:rPr>
             <w:rStyle w:val="Hyperlink"/>
@@ -6104,8 +6315,8 @@
         <w:t xml:space="preserve">. Journal of Mammalian Evolution 31:43.</w:t>
       </w:r>
     </w:p>
-    <w:bookmarkEnd w:id="78"/>
-    <w:bookmarkStart w:id="80" w:name="ref-boivin2019"/>
+    <w:bookmarkEnd w:id="80"/>
+    <w:bookmarkStart w:id="82" w:name="ref-boivin2019"/>
     <w:p>
       <w:pPr>
         <w:pStyle w:val="Bibliography"/>
@@ -6116,7 +6327,7 @@
       <w:r>
         <w:t xml:space="preserve"> </w:t>
       </w:r>
-      <w:hyperlink r:id="rId79">
+      <w:hyperlink r:id="rId81">
         <w:r>
           <w:rPr>
             <w:rStyle w:val="Hyperlink"/>
@@ -6128,8 +6339,8 @@
         <w:t xml:space="preserve">. Geodiversitas 41:143–245.</w:t>
       </w:r>
     </w:p>
-    <w:bookmarkEnd w:id="80"/>
-    <w:bookmarkStart w:id="82" w:name="ref-boscaini2025"/>
+    <w:bookmarkEnd w:id="82"/>
+    <w:bookmarkStart w:id="84" w:name="ref-boscaini2025"/>
     <w:p>
       <w:pPr>
         <w:pStyle w:val="Bibliography"/>
@@ -6140,7 +6351,7 @@
       <w:r>
         <w:t xml:space="preserve"> </w:t>
       </w:r>
-      <w:hyperlink r:id="rId81">
+      <w:hyperlink r:id="rId83">
         <w:r>
           <w:rPr>
             <w:rStyle w:val="Hyperlink"/>
@@ -6152,8 +6363,8 @@
         <w:t xml:space="preserve">. Science 388:864–868.</w:t>
       </w:r>
     </w:p>
-    <w:bookmarkEnd w:id="82"/>
-    <w:bookmarkStart w:id="84" w:name="ref-boschman2021"/>
+    <w:bookmarkEnd w:id="84"/>
+    <w:bookmarkStart w:id="86" w:name="ref-boschman2021"/>
     <w:p>
       <w:pPr>
         <w:pStyle w:val="Bibliography"/>
@@ -6164,7 +6375,7 @@
       <w:r>
         <w:t xml:space="preserve"> </w:t>
       </w:r>
-      <w:hyperlink r:id="rId83">
+      <w:hyperlink r:id="rId85">
         <w:r>
           <w:rPr>
             <w:rStyle w:val="Hyperlink"/>
@@ -6176,8 +6387,8 @@
         <w:t xml:space="preserve">. Earth-Science Reviews 220:103640.</w:t>
       </w:r>
     </w:p>
-    <w:bookmarkEnd w:id="84"/>
-    <w:bookmarkStart w:id="86" w:name="ref-brandoni2016"/>
+    <w:bookmarkEnd w:id="86"/>
+    <w:bookmarkStart w:id="88" w:name="ref-brandoni2016"/>
     <w:p>
       <w:pPr>
         <w:pStyle w:val="Bibliography"/>
@@ -6188,7 +6399,7 @@
       <w:r>
         <w:t xml:space="preserve"> </w:t>
       </w:r>
-      <w:hyperlink r:id="rId85">
+      <w:hyperlink r:id="rId87">
         <w:r>
           <w:rPr>
             <w:rStyle w:val="Hyperlink"/>
@@ -6200,8 +6411,8 @@
         <w:t xml:space="preserve">. PalZ 90:619–628.</w:t>
       </w:r>
     </w:p>
-    <w:bookmarkEnd w:id="86"/>
-    <w:bookmarkStart w:id="88" w:name="ref-brée2022"/>
+    <w:bookmarkEnd w:id="88"/>
+    <w:bookmarkStart w:id="90" w:name="ref-brée2022"/>
     <w:p>
       <w:pPr>
         <w:pStyle w:val="Bibliography"/>
@@ -6212,7 +6423,7 @@
       <w:r>
         <w:t xml:space="preserve"> </w:t>
       </w:r>
-      <w:hyperlink r:id="rId87">
+      <w:hyperlink r:id="rId89">
         <w:r>
           <w:rPr>
             <w:rStyle w:val="Hyperlink"/>
@@ -6224,8 +6435,8 @@
         <w:t xml:space="preserve">. Scientific Reports 12:21906.</w:t>
       </w:r>
     </w:p>
-    <w:bookmarkEnd w:id="88"/>
-    <w:bookmarkStart w:id="90" w:name="ref-buffan2025"/>
+    <w:bookmarkEnd w:id="90"/>
+    <w:bookmarkStart w:id="92" w:name="ref-buffan2025"/>
     <w:p>
       <w:pPr>
         <w:pStyle w:val="Bibliography"/>
@@ -6236,7 +6447,7 @@
       <w:r>
         <w:t xml:space="preserve"> </w:t>
       </w:r>
-      <w:hyperlink r:id="rId89">
+      <w:hyperlink r:id="rId91">
         <w:r>
           <w:rPr>
             <w:rStyle w:val="Hyperlink"/>
@@ -6260,8 +6471,8 @@
         <w:t xml:space="preserve">. Proceedings of the National Academy of Sciences 122:e2419520122.</w:t>
       </w:r>
     </w:p>
-    <w:bookmarkEnd w:id="90"/>
-    <w:bookmarkStart w:id="92" w:name="ref-burgin2025"/>
+    <w:bookmarkEnd w:id="92"/>
+    <w:bookmarkStart w:id="94" w:name="ref-burgin2025"/>
     <w:p>
       <w:pPr>
         <w:pStyle w:val="Bibliography"/>
@@ -6272,7 +6483,7 @@
       <w:r>
         <w:t xml:space="preserve"> </w:t>
       </w:r>
-      <w:hyperlink r:id="rId91">
+      <w:hyperlink r:id="rId93">
         <w:r>
           <w:rPr>
             <w:rStyle w:val="Hyperlink"/>
@@ -6284,8 +6495,8 @@
         <w:t xml:space="preserve">. bioRxiv.</w:t>
       </w:r>
     </w:p>
-    <w:bookmarkEnd w:id="92"/>
-    <w:bookmarkStart w:id="93" w:name="ref-candela2005"/>
+    <w:bookmarkEnd w:id="94"/>
+    <w:bookmarkStart w:id="95" w:name="ref-candela2005"/>
     <w:p>
       <w:pPr>
         <w:pStyle w:val="Bibliography"/>
@@ -6306,8 +6517,8 @@
         <w:t xml:space="preserve">os (argentina). Temas de la Biodiversidad del Litoral fluvial argentino II 37–48.</w:t>
       </w:r>
     </w:p>
-    <w:bookmarkEnd w:id="93"/>
-    <w:bookmarkStart w:id="95" w:name="ref-candela2013"/>
+    <w:bookmarkEnd w:id="95"/>
+    <w:bookmarkStart w:id="97" w:name="ref-candela2013"/>
     <w:p>
       <w:pPr>
         <w:pStyle w:val="Bibliography"/>
@@ -6318,7 +6529,7 @@
       <w:r>
         <w:t xml:space="preserve"> </w:t>
       </w:r>
-      <w:hyperlink r:id="rId94">
+      <w:hyperlink r:id="rId96">
         <w:r>
           <w:rPr>
             <w:rStyle w:val="Hyperlink"/>
@@ -6330,8 +6541,8 @@
         <w:t xml:space="preserve">. Lethaia 46:369–377.</w:t>
       </w:r>
     </w:p>
-    <w:bookmarkEnd w:id="95"/>
-    <w:bookmarkStart w:id="97" w:name="ref-cantalapiedra2021"/>
+    <w:bookmarkEnd w:id="97"/>
+    <w:bookmarkStart w:id="99" w:name="ref-cantalapiedra2021"/>
     <w:p>
       <w:pPr>
         <w:pStyle w:val="Bibliography"/>
@@ -6342,7 +6553,7 @@
       <w:r>
         <w:t xml:space="preserve"> </w:t>
       </w:r>
-      <w:hyperlink r:id="rId96">
+      <w:hyperlink r:id="rId98">
         <w:r>
           <w:rPr>
             <w:rStyle w:val="Hyperlink"/>
@@ -6354,8 +6565,8 @@
         <w:t xml:space="preserve">. Nature Ecology &amp; Evolution 5:1266–1272.</w:t>
       </w:r>
     </w:p>
-    <w:bookmarkEnd w:id="97"/>
-    <w:bookmarkStart w:id="99" w:name="ref-carrillo_giant_2015"/>
+    <w:bookmarkEnd w:id="99"/>
+    <w:bookmarkStart w:id="101" w:name="ref-carrillo_giant_2015"/>
     <w:p>
       <w:pPr>
         <w:pStyle w:val="Bibliography"/>
@@ -6366,7 +6577,7 @@
       <w:r>
         <w:t xml:space="preserve"> </w:t>
       </w:r>
-      <w:hyperlink r:id="rId98">
+      <w:hyperlink r:id="rId100">
         <w:r>
           <w:rPr>
             <w:rStyle w:val="Hyperlink"/>
@@ -6378,8 +6589,8 @@
         <w:t xml:space="preserve">. Paläontol Z 89:1057–1071.</w:t>
       </w:r>
     </w:p>
-    <w:bookmarkEnd w:id="99"/>
-    <w:bookmarkStart w:id="100" w:name="ref-carrillo"/>
+    <w:bookmarkEnd w:id="101"/>
+    <w:bookmarkStart w:id="102" w:name="ref-carrillo"/>
     <w:p>
       <w:pPr>
         <w:pStyle w:val="Bibliography"/>
@@ -6388,8 +6599,8 @@
         <w:t xml:space="preserve">Carrillo, J. D., M. F. Torres Jiménez, F. J. Urrea-Barreto, A. Antonelli, C. Bacon, S. Faurby, and D. Silvestro. n.d. Decoupled diversity and disparity after faunistic turnover in caviomorph rodents.</w:t>
       </w:r>
     </w:p>
-    <w:bookmarkEnd w:id="100"/>
-    <w:bookmarkStart w:id="102" w:name="ref-chiarenza2020"/>
+    <w:bookmarkEnd w:id="102"/>
+    <w:bookmarkStart w:id="104" w:name="ref-chiarenza2020"/>
     <w:p>
       <w:pPr>
         <w:pStyle w:val="Bibliography"/>
@@ -6400,7 +6611,7 @@
       <w:r>
         <w:t xml:space="preserve"> </w:t>
       </w:r>
-      <w:hyperlink r:id="rId101">
+      <w:hyperlink r:id="rId103">
         <w:r>
           <w:rPr>
             <w:rStyle w:val="Hyperlink"/>
@@ -6412,8 +6623,8 @@
         <w:t xml:space="preserve">. Proceedings of the National Academy of Sciences 117:17084–17093.</w:t>
       </w:r>
     </w:p>
-    <w:bookmarkEnd w:id="102"/>
-    <w:bookmarkStart w:id="104" w:name="ref-cohen2025"/>
+    <w:bookmarkEnd w:id="104"/>
+    <w:bookmarkStart w:id="106" w:name="ref-cohen2025"/>
     <w:p>
       <w:pPr>
         <w:pStyle w:val="Bibliography"/>
@@ -6424,7 +6635,7 @@
       <w:r>
         <w:t xml:space="preserve"> </w:t>
       </w:r>
-      <w:hyperlink r:id="rId103">
+      <w:hyperlink r:id="rId105">
         <w:r>
           <w:rPr>
             <w:rStyle w:val="Hyperlink"/>
@@ -6436,8 +6647,8 @@
         <w:t xml:space="preserve">. Episodes Journal of International Geoscience 48:105–115.</w:t>
       </w:r>
     </w:p>
-    <w:bookmarkEnd w:id="104"/>
-    <w:bookmarkStart w:id="106" w:name="ref-condamine2018"/>
+    <w:bookmarkEnd w:id="106"/>
+    <w:bookmarkStart w:id="108" w:name="ref-condamine2018"/>
     <w:p>
       <w:pPr>
         <w:pStyle w:val="Bibliography"/>
@@ -6448,7 +6659,7 @@
       <w:r>
         <w:t xml:space="preserve"> </w:t>
       </w:r>
-      <w:hyperlink r:id="rId105">
+      <w:hyperlink r:id="rId107">
         <w:r>
           <w:rPr>
             <w:rStyle w:val="Hyperlink"/>
@@ -6460,8 +6671,8 @@
         <w:t xml:space="preserve">. Systematic Biology 67:940–964.</w:t>
       </w:r>
     </w:p>
-    <w:bookmarkEnd w:id="106"/>
-    <w:bookmarkStart w:id="108" w:name="ref-condamine2019"/>
+    <w:bookmarkEnd w:id="108"/>
+    <w:bookmarkStart w:id="110" w:name="ref-condamine2019"/>
     <w:p>
       <w:pPr>
         <w:pStyle w:val="Bibliography"/>
@@ -6472,7 +6683,7 @@
       <w:r>
         <w:t xml:space="preserve"> </w:t>
       </w:r>
-      <w:hyperlink r:id="rId107">
+      <w:hyperlink r:id="rId109">
         <w:r>
           <w:rPr>
             <w:rStyle w:val="Hyperlink"/>
@@ -6484,8 +6695,8 @@
         <w:t xml:space="preserve">. Ecology Letters 22:1900–1912.</w:t>
       </w:r>
     </w:p>
-    <w:bookmarkEnd w:id="108"/>
-    <w:bookmarkStart w:id="110" w:name="ref-condamine_climate_2019"/>
+    <w:bookmarkEnd w:id="110"/>
+    <w:bookmarkStart w:id="112" w:name="ref-condamine_climate_2019"/>
     <w:p>
       <w:pPr>
         <w:pStyle w:val="Bibliography"/>
@@ -6496,7 +6707,7 @@
       <w:r>
         <w:t xml:space="preserve"> </w:t>
       </w:r>
-      <w:hyperlink r:id="rId109">
+      <w:hyperlink r:id="rId111">
         <w:r>
           <w:rPr>
             <w:rStyle w:val="Hyperlink"/>
@@ -6508,8 +6719,8 @@
         <w:t xml:space="preserve">. Proc. Nat. Acad. Sc. U.S.A 116. Proceedings of the National Academy of Sciences.</w:t>
       </w:r>
     </w:p>
-    <w:bookmarkEnd w:id="110"/>
-    <w:bookmarkStart w:id="112" w:name="ref-condamine2020"/>
+    <w:bookmarkEnd w:id="112"/>
+    <w:bookmarkStart w:id="114" w:name="ref-condamine2020"/>
     <w:p>
       <w:pPr>
         <w:pStyle w:val="Bibliography"/>
@@ -6520,7 +6731,7 @@
       <w:r>
         <w:t xml:space="preserve"> </w:t>
       </w:r>
-      <w:hyperlink r:id="rId111">
+      <w:hyperlink r:id="rId113">
         <w:r>
           <w:rPr>
             <w:rStyle w:val="Hyperlink"/>
@@ -6532,8 +6743,8 @@
         <w:t xml:space="preserve">. Proceedings of the National Academy of Sciences 117:28867–28875.</w:t>
       </w:r>
     </w:p>
-    <w:bookmarkEnd w:id="112"/>
-    <w:bookmarkStart w:id="114" w:name="ref-cooper2025"/>
+    <w:bookmarkEnd w:id="114"/>
+    <w:bookmarkStart w:id="116" w:name="ref-cooper2025"/>
     <w:p>
       <w:pPr>
         <w:pStyle w:val="Bibliography"/>
@@ -6544,7 +6755,7 @@
       <w:r>
         <w:t xml:space="preserve"> </w:t>
       </w:r>
-      <w:hyperlink r:id="rId113">
+      <w:hyperlink r:id="rId115">
         <w:r>
           <w:rPr>
             <w:rStyle w:val="Hyperlink"/>
@@ -6562,8 +6773,8 @@
         <w:t xml:space="preserve">. Methods in Ecology and Evolution 16:1923–1934.</w:t>
       </w:r>
     </w:p>
-    <w:bookmarkEnd w:id="114"/>
-    <w:bookmarkStart w:id="116" w:name="ref-cooper2024"/>
+    <w:bookmarkEnd w:id="116"/>
+    <w:bookmarkStart w:id="118" w:name="ref-cooper2024"/>
     <w:p>
       <w:pPr>
         <w:pStyle w:val="Bibliography"/>
@@ -6574,7 +6785,7 @@
       <w:r>
         <w:t xml:space="preserve"> </w:t>
       </w:r>
-      <w:hyperlink r:id="rId115">
+      <w:hyperlink r:id="rId117">
         <w:r>
           <w:rPr>
             <w:rStyle w:val="Hyperlink"/>
@@ -6586,8 +6797,8 @@
         <w:t xml:space="preserve">. Nature Communications 15:4199.</w:t>
       </w:r>
     </w:p>
-    <w:bookmarkEnd w:id="116"/>
-    <w:bookmarkStart w:id="118" w:name="ref-cuitiño2021"/>
+    <w:bookmarkEnd w:id="118"/>
+    <w:bookmarkStart w:id="120" w:name="ref-cuitiño2021"/>
     <w:p>
       <w:pPr>
         <w:pStyle w:val="Bibliography"/>
@@ -6598,7 +6809,7 @@
       <w:r>
         <w:t xml:space="preserve"> </w:t>
       </w:r>
-      <w:hyperlink r:id="rId117">
+      <w:hyperlink r:id="rId119">
         <w:r>
           <w:rPr>
             <w:rStyle w:val="Hyperlink"/>
@@ -6616,8 +6827,8 @@
         <w:t xml:space="preserve">. Journal of the Geological Society 178:jgs2020–188.</w:t>
       </w:r>
     </w:p>
-    <w:bookmarkEnd w:id="118"/>
-    <w:bookmarkStart w:id="120" w:name="ref-dacunha2023"/>
+    <w:bookmarkEnd w:id="120"/>
+    <w:bookmarkStart w:id="122" w:name="ref-dacunha2023"/>
     <w:p>
       <w:pPr>
         <w:pStyle w:val="Bibliography"/>
@@ -6628,7 +6839,7 @@
       <w:r>
         <w:t xml:space="preserve"> </w:t>
       </w:r>
-      <w:hyperlink r:id="rId119">
+      <w:hyperlink r:id="rId121">
         <w:r>
           <w:rPr>
             <w:rStyle w:val="Hyperlink"/>
@@ -6640,8 +6851,8 @@
         <w:t xml:space="preserve">. Journal of Mammalian Evolution 30:1155–1176.</w:t>
       </w:r>
     </w:p>
-    <w:bookmarkEnd w:id="120"/>
-    <w:bookmarkStart w:id="122" w:name="ref-damuth1993"/>
+    <w:bookmarkEnd w:id="122"/>
+    <w:bookmarkStart w:id="124" w:name="ref-damuth1993"/>
     <w:p>
       <w:pPr>
         <w:pStyle w:val="Bibliography"/>
@@ -6652,7 +6863,7 @@
       <w:r>
         <w:t xml:space="preserve"> </w:t>
       </w:r>
-      <w:hyperlink r:id="rId121">
+      <w:hyperlink r:id="rId123">
         <w:r>
           <w:rPr>
             <w:rStyle w:val="Hyperlink"/>
@@ -6664,8 +6875,8 @@
         <w:t xml:space="preserve">. Nature 365:748–750.</w:t>
       </w:r>
     </w:p>
-    <w:bookmarkEnd w:id="122"/>
-    <w:bookmarkStart w:id="124" w:name="ref-damuth2011"/>
+    <w:bookmarkEnd w:id="124"/>
+    <w:bookmarkStart w:id="126" w:name="ref-damuth2011"/>
     <w:p>
       <w:pPr>
         <w:pStyle w:val="Bibliography"/>
@@ -6676,7 +6887,7 @@
       <w:r>
         <w:t xml:space="preserve"> </w:t>
       </w:r>
-      <w:hyperlink r:id="rId123">
+      <w:hyperlink r:id="rId125">
         <w:r>
           <w:rPr>
             <w:rStyle w:val="Hyperlink"/>
@@ -6688,8 +6899,8 @@
         <w:t xml:space="preserve">. Biological Reviews 86:733–758.</w:t>
       </w:r>
     </w:p>
-    <w:bookmarkEnd w:id="124"/>
-    <w:bookmarkStart w:id="126" w:name="ref-drury2016"/>
+    <w:bookmarkEnd w:id="126"/>
+    <w:bookmarkStart w:id="128" w:name="ref-drury2016"/>
     <w:p>
       <w:pPr>
         <w:pStyle w:val="Bibliography"/>
@@ -6700,7 +6911,7 @@
       <w:r>
         <w:t xml:space="preserve"> </w:t>
       </w:r>
-      <w:hyperlink r:id="rId125">
+      <w:hyperlink r:id="rId127">
         <w:r>
           <w:rPr>
             <w:rStyle w:val="Hyperlink"/>
@@ -6712,8 +6923,8 @@
         <w:t xml:space="preserve">. Systematic Biology 65:700–710.</w:t>
       </w:r>
     </w:p>
-    <w:bookmarkEnd w:id="126"/>
-    <w:bookmarkStart w:id="128" w:name="ref-dunn2013"/>
+    <w:bookmarkEnd w:id="128"/>
+    <w:bookmarkStart w:id="130" w:name="ref-dunn2013"/>
     <w:p>
       <w:pPr>
         <w:pStyle w:val="Bibliography"/>
@@ -6724,7 +6935,7 @@
       <w:r>
         <w:t xml:space="preserve"> </w:t>
       </w:r>
-      <w:hyperlink r:id="rId127">
+      <w:hyperlink r:id="rId129">
         <w:r>
           <w:rPr>
             <w:rStyle w:val="Hyperlink"/>
@@ -6742,8 +6953,8 @@
         <w:t xml:space="preserve">. GSA Bulletin 125:539–555.</w:t>
       </w:r>
     </w:p>
-    <w:bookmarkEnd w:id="128"/>
-    <w:bookmarkStart w:id="130" w:name="ref-esteve2025"/>
+    <w:bookmarkEnd w:id="130"/>
+    <w:bookmarkStart w:id="132" w:name="ref-esteve2025"/>
     <w:p>
       <w:pPr>
         <w:pStyle w:val="Bibliography"/>
@@ -6754,7 +6965,7 @@
       <w:r>
         <w:t xml:space="preserve"> </w:t>
       </w:r>
-      <w:hyperlink r:id="rId129">
+      <w:hyperlink r:id="rId131">
         <w:r>
           <w:rPr>
             <w:rStyle w:val="Hyperlink"/>
@@ -6766,8 +6977,8 @@
         <w:t xml:space="preserve">. Proceedings of the Royal Society B: Biological Sciences 292:20252245.</w:t>
       </w:r>
     </w:p>
-    <w:bookmarkEnd w:id="130"/>
-    <w:bookmarkStart w:id="132" w:name="ref-etienne2011"/>
+    <w:bookmarkEnd w:id="132"/>
+    <w:bookmarkStart w:id="134" w:name="ref-etienne2011"/>
     <w:p>
       <w:pPr>
         <w:pStyle w:val="Bibliography"/>
@@ -6778,7 +6989,7 @@
       <w:r>
         <w:t xml:space="preserve"> </w:t>
       </w:r>
-      <w:hyperlink r:id="rId131">
+      <w:hyperlink r:id="rId133">
         <w:r>
           <w:rPr>
             <w:rStyle w:val="Hyperlink"/>
@@ -6790,8 +7001,8 @@
         <w:t xml:space="preserve">. Proceedings of the Royal Society B: Biological Sciences 279:1300–1309.</w:t>
       </w:r>
     </w:p>
-    <w:bookmarkEnd w:id="132"/>
-    <w:bookmarkStart w:id="134" w:name="ref-faurby2016"/>
+    <w:bookmarkEnd w:id="134"/>
+    <w:bookmarkStart w:id="136" w:name="ref-faurby2016"/>
     <w:p>
       <w:pPr>
         <w:pStyle w:val="Bibliography"/>
@@ -6802,7 +7013,7 @@
       <w:r>
         <w:t xml:space="preserve"> </w:t>
       </w:r>
-      <w:hyperlink r:id="rId133">
+      <w:hyperlink r:id="rId135">
         <w:r>
           <w:rPr>
             <w:rStyle w:val="Hyperlink"/>
@@ -6814,8 +7025,8 @@
         <w:t xml:space="preserve">. The American Naturalist 187:812–820.</w:t>
       </w:r>
     </w:p>
-    <w:bookmarkEnd w:id="134"/>
-    <w:bookmarkStart w:id="136" w:name="ref-fernicola2019"/>
+    <w:bookmarkEnd w:id="136"/>
+    <w:bookmarkStart w:id="138" w:name="ref-fernicola2019"/>
     <w:p>
       <w:pPr>
         <w:pStyle w:val="Bibliography"/>
@@ -6826,7 +7037,7 @@
       <w:r>
         <w:t xml:space="preserve"> </w:t>
       </w:r>
-      <w:hyperlink r:id="rId135">
+      <w:hyperlink r:id="rId137">
         <w:r>
           <w:rPr>
             <w:rStyle w:val="Hyperlink"/>
@@ -6844,8 +7055,8 @@
         <w:t xml:space="preserve">. Publicación Electrónica de la Asociación Paleontológica Argentina 19.</w:t>
       </w:r>
     </w:p>
-    <w:bookmarkEnd w:id="136"/>
-    <w:bookmarkStart w:id="138" w:name="ref-flannery-sutherland2022"/>
+    <w:bookmarkEnd w:id="138"/>
+    <w:bookmarkStart w:id="140" w:name="ref-flannery-sutherland2022"/>
     <w:p>
       <w:pPr>
         <w:pStyle w:val="Bibliography"/>
@@ -6856,7 +7067,7 @@
       <w:r>
         <w:t xml:space="preserve"> </w:t>
       </w:r>
-      <w:hyperlink r:id="rId137">
+      <w:hyperlink r:id="rId139">
         <w:r>
           <w:rPr>
             <w:rStyle w:val="Hyperlink"/>
@@ -6868,8 +7079,8 @@
         <w:t xml:space="preserve">. Nature Communications 13:2751.</w:t>
       </w:r>
     </w:p>
-    <w:bookmarkEnd w:id="138"/>
-    <w:bookmarkStart w:id="140" w:name="ref-foote1993"/>
+    <w:bookmarkEnd w:id="140"/>
+    <w:bookmarkStart w:id="142" w:name="ref-foote1993"/>
     <w:p>
       <w:pPr>
         <w:pStyle w:val="Bibliography"/>
@@ -6880,7 +7091,7 @@
       <w:r>
         <w:t xml:space="preserve"> </w:t>
       </w:r>
-      <w:hyperlink r:id="rId139">
+      <w:hyperlink r:id="rId141">
         <w:r>
           <w:rPr>
             <w:rStyle w:val="Hyperlink"/>
@@ -6892,19 +7103,43 @@
         <w:t xml:space="preserve">. Paleobiology 19:185–204.</w:t>
       </w:r>
     </w:p>
-    <w:bookmarkEnd w:id="140"/>
-    <w:bookmarkStart w:id="142" w:name="ref-foote1997"/>
+    <w:bookmarkEnd w:id="142"/>
+    <w:bookmarkStart w:id="144" w:name="ref-foote2007"/>
     <w:p>
       <w:pPr>
         <w:pStyle w:val="Bibliography"/>
       </w:pPr>
       <w:r>
+        <w:t xml:space="preserve">Foote, M. 2007.</w:t>
+      </w:r>
+      <w:r>
+        <w:t xml:space="preserve"> </w:t>
+      </w:r>
+      <w:hyperlink r:id="rId143">
+        <w:r>
+          <w:rPr>
+            <w:rStyle w:val="Hyperlink"/>
+          </w:rPr>
+          <w:t xml:space="preserve">Symmetric waxing and waning of marine invertebrate genera</w:t>
+        </w:r>
+      </w:hyperlink>
+      <w:r>
+        <w:t xml:space="preserve">. Paleobiology 33:517–529.</w:t>
+      </w:r>
+    </w:p>
+    <w:bookmarkEnd w:id="144"/>
+    <w:bookmarkStart w:id="146" w:name="ref-foote1997"/>
+    <w:p>
+      <w:pPr>
+        <w:pStyle w:val="Bibliography"/>
+      </w:pPr>
+      <w:r>
         <w:t xml:space="preserve">Foote, M. 1997.</w:t>
       </w:r>
       <w:r>
         <w:t xml:space="preserve"> </w:t>
       </w:r>
-      <w:hyperlink r:id="rId141">
+      <w:hyperlink r:id="rId145">
         <w:r>
           <w:rPr>
             <w:rStyle w:val="Hyperlink"/>
@@ -6916,8 +7151,8 @@
         <w:t xml:space="preserve">. Annual Review of Ecology, Evolution, and Systematics 28:129–152.</w:t>
       </w:r>
     </w:p>
-    <w:bookmarkEnd w:id="142"/>
-    <w:bookmarkStart w:id="144" w:name="ref-guayasamin2024"/>
+    <w:bookmarkEnd w:id="146"/>
+    <w:bookmarkStart w:id="148" w:name="ref-guayasamin2024"/>
     <w:p>
       <w:pPr>
         <w:pStyle w:val="Bibliography"/>
@@ -6928,7 +7163,7 @@
       <w:r>
         <w:t xml:space="preserve"> </w:t>
       </w:r>
-      <w:hyperlink r:id="rId143">
+      <w:hyperlink r:id="rId147">
         <w:r>
           <w:rPr>
             <w:rStyle w:val="Hyperlink"/>
@@ -6940,8 +7175,8 @@
         <w:t xml:space="preserve">. Acta Amazonica 54:e54bc21360.</w:t>
       </w:r>
     </w:p>
-    <w:bookmarkEnd w:id="144"/>
-    <w:bookmarkStart w:id="146" w:name="ref-hagen2018"/>
+    <w:bookmarkEnd w:id="148"/>
+    <w:bookmarkStart w:id="150" w:name="ref-hagen2018"/>
     <w:p>
       <w:pPr>
         <w:pStyle w:val="Bibliography"/>
@@ -6952,7 +7187,7 @@
       <w:r>
         <w:t xml:space="preserve"> </w:t>
       </w:r>
-      <w:hyperlink r:id="rId145">
+      <w:hyperlink r:id="rId149">
         <w:r>
           <w:rPr>
             <w:rStyle w:val="Hyperlink"/>
@@ -6964,8 +7199,8 @@
         <w:t xml:space="preserve">. Systematic Biology 67:458–474.</w:t>
       </w:r>
     </w:p>
-    <w:bookmarkEnd w:id="146"/>
-    <w:bookmarkStart w:id="148" w:name="ref-hauffe2024"/>
+    <w:bookmarkEnd w:id="150"/>
+    <w:bookmarkStart w:id="152" w:name="ref-hauffe2024"/>
     <w:p>
       <w:pPr>
         <w:pStyle w:val="Bibliography"/>
@@ -6976,7 +7211,7 @@
       <w:r>
         <w:t xml:space="preserve"> </w:t>
       </w:r>
-      <w:hyperlink r:id="rId147">
+      <w:hyperlink r:id="rId151">
         <w:r>
           <w:rPr>
             <w:rStyle w:val="Hyperlink"/>
@@ -6988,8 +7223,8 @@
         <w:t xml:space="preserve">. Science Advances 10:eadl2643. American Association for the Advancement of Science.</w:t>
       </w:r>
     </w:p>
-    <w:bookmarkEnd w:id="148"/>
-    <w:bookmarkStart w:id="150" w:name="ref-hernández2005"/>
+    <w:bookmarkEnd w:id="152"/>
+    <w:bookmarkStart w:id="154" w:name="ref-hernández2005"/>
     <w:p>
       <w:pPr>
         <w:pStyle w:val="Bibliography"/>
@@ -7000,7 +7235,7 @@
       <w:r>
         <w:t xml:space="preserve"> </w:t>
       </w:r>
-      <w:hyperlink r:id="rId149">
+      <w:hyperlink r:id="rId153">
         <w:r>
           <w:rPr>
             <w:rStyle w:val="Hyperlink"/>
@@ -7012,18 +7247,42 @@
         <w:t xml:space="preserve">. Journal of South American Earth Sciences 19:495–512.</w:t>
       </w:r>
     </w:p>
-    <w:bookmarkEnd w:id="150"/>
-    <w:bookmarkStart w:id="151" w:name="ref-homerocamacho1967"/>
+    <w:bookmarkEnd w:id="154"/>
+    <w:bookmarkStart w:id="156" w:name="ref-hohmann2019"/>
     <w:p>
       <w:pPr>
         <w:pStyle w:val="Bibliography"/>
       </w:pPr>
       <w:r>
+        <w:t xml:space="preserve">Hohmann, N., and E. Jarochowska. 2019.</w:t>
+      </w:r>
+      <w:r>
+        <w:t xml:space="preserve"> </w:t>
+      </w:r>
+      <w:hyperlink r:id="rId155">
+        <w:r>
+          <w:rPr>
+            <w:rStyle w:val="Hyperlink"/>
+          </w:rPr>
+          <w:t xml:space="preserve">Enforced symmetry: the necessity of symmetric waxing and waning</w:t>
+        </w:r>
+      </w:hyperlink>
+      <w:r>
+        <w:t xml:space="preserve">. PeerJ 7:e8011.</w:t>
+      </w:r>
+    </w:p>
+    <w:bookmarkEnd w:id="156"/>
+    <w:bookmarkStart w:id="157" w:name="ref-homerocamacho1967"/>
+    <w:p>
+      <w:pPr>
+        <w:pStyle w:val="Bibliography"/>
+      </w:pPr>
+      <w:r>
         <w:t xml:space="preserve">Homero Camacho, H. 1967. Las transgresiones del cretácico superior y terciario de la argentina. Revista de la Asociación Geológica Argentina 22:253–280.</w:t>
       </w:r>
     </w:p>
-    <w:bookmarkEnd w:id="151"/>
-    <w:bookmarkStart w:id="153" w:name="ref-hoorn2022"/>
+    <w:bookmarkEnd w:id="157"/>
+    <w:bookmarkStart w:id="159" w:name="ref-hoorn2022"/>
     <w:p>
       <w:pPr>
         <w:pStyle w:val="Bibliography"/>
@@ -7034,7 +7293,7 @@
       <w:r>
         <w:t xml:space="preserve"> </w:t>
       </w:r>
-      <w:hyperlink r:id="rId152">
+      <w:hyperlink r:id="rId158">
         <w:r>
           <w:rPr>
             <w:rStyle w:val="Hyperlink"/>
@@ -7046,8 +7305,8 @@
         <w:t xml:space="preserve">. Botanical Journal of the Linnean Society 199:25–35.</w:t>
       </w:r>
     </w:p>
-    <w:bookmarkEnd w:id="153"/>
-    <w:bookmarkStart w:id="155" w:name="ref-hoorn1995"/>
+    <w:bookmarkEnd w:id="159"/>
+    <w:bookmarkStart w:id="161" w:name="ref-hoorn1995"/>
     <w:p>
       <w:pPr>
         <w:pStyle w:val="Bibliography"/>
@@ -7058,7 +7317,7 @@
       <w:r>
         <w:t xml:space="preserve"> </w:t>
       </w:r>
-      <w:hyperlink r:id="rId154">
+      <w:hyperlink r:id="rId160">
         <w:r>
           <w:rPr>
             <w:rStyle w:val="Hyperlink"/>
@@ -7070,8 +7329,8 @@
         <w:t xml:space="preserve">. Geology 23:237.</w:t>
       </w:r>
     </w:p>
-    <w:bookmarkEnd w:id="155"/>
-    <w:bookmarkStart w:id="157" w:name="ref-hoorn2010"/>
+    <w:bookmarkEnd w:id="161"/>
+    <w:bookmarkStart w:id="163" w:name="ref-hoorn2010"/>
     <w:p>
       <w:pPr>
         <w:pStyle w:val="Bibliography"/>
@@ -7082,7 +7341,7 @@
       <w:r>
         <w:t xml:space="preserve"> </w:t>
       </w:r>
-      <w:hyperlink r:id="rId156">
+      <w:hyperlink r:id="rId162">
         <w:r>
           <w:rPr>
             <w:rStyle w:val="Hyperlink"/>
@@ -7094,8 +7353,8 @@
         <w:t xml:space="preserve">. Science 330:927–931.</w:t>
       </w:r>
     </w:p>
-    <w:bookmarkEnd w:id="157"/>
-    <w:bookmarkStart w:id="159" w:name="ref-hullot2025"/>
+    <w:bookmarkEnd w:id="163"/>
+    <w:bookmarkStart w:id="165" w:name="ref-hullot2025"/>
     <w:p>
       <w:pPr>
         <w:pStyle w:val="Bibliography"/>
@@ -7106,7 +7365,7 @@
       <w:r>
         <w:t xml:space="preserve"> </w:t>
       </w:r>
-      <w:hyperlink r:id="rId158">
+      <w:hyperlink r:id="rId164">
         <w:r>
           <w:rPr>
             <w:rStyle w:val="Hyperlink"/>
@@ -7118,8 +7377,8 @@
         <w:t xml:space="preserve">. Palaeogeography, Palaeoclimatology, Palaeoecology 675:113076.</w:t>
       </w:r>
     </w:p>
-    <w:bookmarkEnd w:id="159"/>
-    <w:bookmarkStart w:id="160" w:name="ref-janis1988"/>
+    <w:bookmarkEnd w:id="165"/>
+    <w:bookmarkStart w:id="166" w:name="ref-janis1988"/>
     <w:p>
       <w:pPr>
         <w:pStyle w:val="Bibliography"/>
@@ -7128,8 +7387,8 @@
         <w:t xml:space="preserve">Janis, C. M. 1988. An estimation of tooth volume and hypsodonty indices in ungulate mammals, and the correlation of these factors with dietary preferences. Mémoires du Moséum d’Histoire Naturelle de Paris 367–387.</w:t>
       </w:r>
     </w:p>
-    <w:bookmarkEnd w:id="160"/>
-    <w:bookmarkStart w:id="162" w:name="ref-jaramillo2017"/>
+    <w:bookmarkEnd w:id="166"/>
+    <w:bookmarkStart w:id="168" w:name="ref-jaramillo2017"/>
     <w:p>
       <w:pPr>
         <w:pStyle w:val="Bibliography"/>
@@ -7140,7 +7399,7 @@
       <w:r>
         <w:t xml:space="preserve"> </w:t>
       </w:r>
-      <w:hyperlink r:id="rId161">
+      <w:hyperlink r:id="rId167">
         <w:r>
           <w:rPr>
             <w:rStyle w:val="Hyperlink"/>
@@ -7152,8 +7411,8 @@
         <w:t xml:space="preserve">. Science Advances 3:e1601693.</w:t>
       </w:r>
     </w:p>
-    <w:bookmarkEnd w:id="162"/>
-    <w:bookmarkStart w:id="164" w:name="ref-jardine2012"/>
+    <w:bookmarkEnd w:id="168"/>
+    <w:bookmarkStart w:id="170" w:name="ref-jardine2012"/>
     <w:p>
       <w:pPr>
         <w:pStyle w:val="Bibliography"/>
@@ -7164,7 +7423,7 @@
       <w:r>
         <w:t xml:space="preserve"> </w:t>
       </w:r>
-      <w:hyperlink r:id="rId163">
+      <w:hyperlink r:id="rId169">
         <w:r>
           <w:rPr>
             <w:rStyle w:val="Hyperlink"/>
@@ -7176,19 +7435,43 @@
         <w:t xml:space="preserve">. Palaeogeography, Palaeoclimatology, Palaeoecology 365-366:1–10.</w:t>
       </w:r>
     </w:p>
-    <w:bookmarkEnd w:id="164"/>
-    <w:bookmarkStart w:id="166" w:name="ref-lehtonen2017"/>
+    <w:bookmarkEnd w:id="170"/>
+    <w:bookmarkStart w:id="172" w:name="ref-kass1995"/>
     <w:p>
       <w:pPr>
         <w:pStyle w:val="Bibliography"/>
       </w:pPr>
       <w:r>
+        <w:t xml:space="preserve">Kass, R. E., and A. E. Raftery. 1995.</w:t>
+      </w:r>
+      <w:r>
+        <w:t xml:space="preserve"> </w:t>
+      </w:r>
+      <w:hyperlink r:id="rId171">
+        <w:r>
+          <w:rPr>
+            <w:rStyle w:val="Hyperlink"/>
+          </w:rPr>
+          <w:t xml:space="preserve">Bayes factors</w:t>
+        </w:r>
+      </w:hyperlink>
+      <w:r>
+        <w:t xml:space="preserve">. Journal of the American Statistical Association 90:773–795.</w:t>
+      </w:r>
+    </w:p>
+    <w:bookmarkEnd w:id="172"/>
+    <w:bookmarkStart w:id="174" w:name="ref-lehtonen2017"/>
+    <w:p>
+      <w:pPr>
+        <w:pStyle w:val="Bibliography"/>
+      </w:pPr>
+      <w:r>
         <w:t xml:space="preserve">Lehtonen, S., D. Silvestro, D. N. Karger, C. Scotese, H. Tuomisto, M. Kessler, C. Peña, N. Wahlberg, and A. Antonelli. 2017.</w:t>
       </w:r>
       <w:r>
         <w:t xml:space="preserve"> </w:t>
       </w:r>
-      <w:hyperlink r:id="rId165">
+      <w:hyperlink r:id="rId173">
         <w:r>
           <w:rPr>
             <w:rStyle w:val="Hyperlink"/>
@@ -7200,8 +7483,8 @@
         <w:t xml:space="preserve">. Scientific Reports 7:4831.</w:t>
       </w:r>
     </w:p>
-    <w:bookmarkEnd w:id="166"/>
-    <w:bookmarkStart w:id="168" w:name="ref-liow2008"/>
+    <w:bookmarkEnd w:id="174"/>
+    <w:bookmarkStart w:id="176" w:name="ref-liow2008"/>
     <w:p>
       <w:pPr>
         <w:pStyle w:val="Bibliography"/>
@@ -7212,7 +7495,7 @@
       <w:r>
         <w:t xml:space="preserve"> </w:t>
       </w:r>
-      <w:hyperlink r:id="rId167">
+      <w:hyperlink r:id="rId175">
         <w:r>
           <w:rPr>
             <w:rStyle w:val="Hyperlink"/>
@@ -7224,8 +7507,8 @@
         <w:t xml:space="preserve">. Proceedings of the National Academy of Sciences 105:6097–6102.</w:t>
       </w:r>
     </w:p>
-    <w:bookmarkEnd w:id="168"/>
-    <w:bookmarkStart w:id="170" w:name="ref-liow2010"/>
+    <w:bookmarkEnd w:id="176"/>
+    <w:bookmarkStart w:id="178" w:name="ref-liow2010"/>
     <w:p>
       <w:pPr>
         <w:pStyle w:val="Bibliography"/>
@@ -7236,7 +7519,7 @@
       <w:r>
         <w:t xml:space="preserve"> </w:t>
       </w:r>
-      <w:hyperlink r:id="rId169">
+      <w:hyperlink r:id="rId177">
         <w:r>
           <w:rPr>
             <w:rStyle w:val="Hyperlink"/>
@@ -7248,8 +7531,8 @@
         <w:t xml:space="preserve"> Systematic Biology 59:646–659.</w:t>
       </w:r>
     </w:p>
-    <w:bookmarkEnd w:id="170"/>
-    <w:bookmarkStart w:id="172" w:name="ref-lomolino2005"/>
+    <w:bookmarkEnd w:id="178"/>
+    <w:bookmarkStart w:id="180" w:name="ref-lomolino2005"/>
     <w:p>
       <w:pPr>
         <w:pStyle w:val="Bibliography"/>
@@ -7260,7 +7543,7 @@
       <w:r>
         <w:t xml:space="preserve"> </w:t>
       </w:r>
-      <w:hyperlink r:id="rId171">
+      <w:hyperlink r:id="rId179">
         <w:r>
           <w:rPr>
             <w:rStyle w:val="Hyperlink"/>
@@ -7272,8 +7555,8 @@
         <w:t xml:space="preserve">. Journal of Biogeography 32:1683–1699.</w:t>
       </w:r>
     </w:p>
-    <w:bookmarkEnd w:id="172"/>
-    <w:bookmarkStart w:id="174" w:name="ref-macfadden2000"/>
+    <w:bookmarkEnd w:id="180"/>
+    <w:bookmarkStart w:id="182" w:name="ref-macfadden2000"/>
     <w:p>
       <w:pPr>
         <w:pStyle w:val="Bibliography"/>
@@ -7284,7 +7567,7 @@
       <w:r>
         <w:t xml:space="preserve"> </w:t>
       </w:r>
-      <w:hyperlink r:id="rId173">
+      <w:hyperlink r:id="rId181">
         <w:r>
           <w:rPr>
             <w:rStyle w:val="Hyperlink"/>
@@ -7296,8 +7579,8 @@
         <w:t xml:space="preserve">. Annual Review of Ecology and Systematics 31:33–59.</w:t>
       </w:r>
     </w:p>
-    <w:bookmarkEnd w:id="174"/>
-    <w:bookmarkStart w:id="176" w:name="ref-macphee2011"/>
+    <w:bookmarkEnd w:id="182"/>
+    <w:bookmarkStart w:id="184" w:name="ref-macphee2011"/>
     <w:p>
       <w:pPr>
         <w:pStyle w:val="Bibliography"/>
@@ -7308,7 +7591,7 @@
       <w:r>
         <w:t xml:space="preserve"> </w:t>
       </w:r>
-      <w:hyperlink r:id="rId175">
+      <w:hyperlink r:id="rId183">
         <w:r>
           <w:rPr>
             <w:rStyle w:val="Hyperlink"/>
@@ -7320,8 +7603,8 @@
         <w:t xml:space="preserve">. Bulletin of the American Museum of Natural History 2011:1–70.</w:t>
       </w:r>
     </w:p>
-    <w:bookmarkEnd w:id="176"/>
-    <w:bookmarkStart w:id="178" w:name="ref-marion_bioluminescence_2025"/>
+    <w:bookmarkEnd w:id="184"/>
+    <w:bookmarkStart w:id="186" w:name="ref-marion_bioluminescence_2025"/>
     <w:p>
       <w:pPr>
         <w:pStyle w:val="Bibliography"/>
@@ -7332,7 +7615,7 @@
       <w:r>
         <w:t xml:space="preserve"> </w:t>
       </w:r>
-      <w:hyperlink r:id="rId177">
+      <w:hyperlink r:id="rId185">
         <w:r>
           <w:rPr>
             <w:rStyle w:val="Hyperlink"/>
@@ -7344,8 +7627,8 @@
         <w:t xml:space="preserve">. Proceedings of the Royal Society B: Biological Sciences 292:20242932. Royal Society.</w:t>
       </w:r>
     </w:p>
-    <w:bookmarkEnd w:id="178"/>
-    <w:bookmarkStart w:id="180" w:name="ref-marivaux2022"/>
+    <w:bookmarkEnd w:id="186"/>
+    <w:bookmarkStart w:id="188" w:name="ref-marivaux2022"/>
     <w:p>
       <w:pPr>
         <w:pStyle w:val="Bibliography"/>
@@ -7356,7 +7639,7 @@
       <w:r>
         <w:t xml:space="preserve"> </w:t>
       </w:r>
-      <w:hyperlink r:id="rId179">
+      <w:hyperlink r:id="rId187">
         <w:r>
           <w:rPr>
             <w:rStyle w:val="Hyperlink"/>
@@ -7368,8 +7651,8 @@
         <w:t xml:space="preserve">. Journal of Mammalian Evolution 29:969–995.</w:t>
       </w:r>
     </w:p>
-    <w:bookmarkEnd w:id="180"/>
-    <w:bookmarkStart w:id="182" w:name="ref-marivaux_early_2020"/>
+    <w:bookmarkEnd w:id="188"/>
+    <w:bookmarkStart w:id="190" w:name="ref-marivaux_early_2020"/>
     <w:p>
       <w:pPr>
         <w:pStyle w:val="Bibliography"/>
@@ -7380,7 +7663,7 @@
       <w:r>
         <w:t xml:space="preserve"> </w:t>
       </w:r>
-      <w:hyperlink r:id="rId181">
+      <w:hyperlink r:id="rId189">
         <w:r>
           <w:rPr>
             <w:rStyle w:val="Hyperlink"/>
@@ -7392,8 +7675,8 @@
         <w:t xml:space="preserve">. Proceedings of the Royal Society B: Biological Sciences 287:20192806.</w:t>
       </w:r>
     </w:p>
-    <w:bookmarkEnd w:id="182"/>
-    <w:bookmarkStart w:id="184" w:name="ref-marshall1982"/>
+    <w:bookmarkEnd w:id="190"/>
+    <w:bookmarkStart w:id="192" w:name="ref-marshall1982"/>
     <w:p>
       <w:pPr>
         <w:pStyle w:val="Bibliography"/>
@@ -7404,7 +7687,7 @@
       <w:r>
         <w:t xml:space="preserve"> </w:t>
       </w:r>
-      <w:hyperlink r:id="rId183">
+      <w:hyperlink r:id="rId191">
         <w:r>
           <w:rPr>
             <w:rStyle w:val="Hyperlink"/>
@@ -7416,8 +7699,8 @@
         <w:t xml:space="preserve">. Science 215:1351–1357.</w:t>
       </w:r>
     </w:p>
-    <w:bookmarkEnd w:id="184"/>
-    <w:bookmarkStart w:id="186" w:name="ref-mcfarlane1998"/>
+    <w:bookmarkEnd w:id="192"/>
+    <w:bookmarkStart w:id="194" w:name="ref-mcfarlane1998"/>
     <w:p>
       <w:pPr>
         <w:pStyle w:val="Bibliography"/>
@@ -7428,7 +7711,7 @@
       <w:r>
         <w:t xml:space="preserve"> </w:t>
       </w:r>
-      <w:hyperlink r:id="rId185">
+      <w:hyperlink r:id="rId193">
         <w:r>
           <w:rPr>
             <w:rStyle w:val="Hyperlink"/>
@@ -7440,8 +7723,8 @@
         <w:t xml:space="preserve">. Quaternary Research 50:80–89.</w:t>
       </w:r>
     </w:p>
-    <w:bookmarkEnd w:id="186"/>
-    <w:bookmarkStart w:id="188" w:name="ref-meiri2007"/>
+    <w:bookmarkEnd w:id="194"/>
+    <w:bookmarkStart w:id="196" w:name="ref-meiri2007"/>
     <w:p>
       <w:pPr>
         <w:pStyle w:val="Bibliography"/>
@@ -7452,7 +7735,7 @@
       <w:r>
         <w:t xml:space="preserve"> </w:t>
       </w:r>
-      <w:hyperlink r:id="rId187">
+      <w:hyperlink r:id="rId195">
         <w:r>
           <w:rPr>
             <w:rStyle w:val="Hyperlink"/>
@@ -7464,8 +7747,8 @@
         <w:t xml:space="preserve"> Proceedings of the Royal Society B: Biological Sciences 275:141–148.</w:t>
       </w:r>
     </w:p>
-    <w:bookmarkEnd w:id="188"/>
-    <w:bookmarkStart w:id="190" w:name="ref-miller2020"/>
+    <w:bookmarkEnd w:id="196"/>
+    <w:bookmarkStart w:id="198" w:name="ref-miller2020"/>
     <w:p>
       <w:pPr>
         <w:pStyle w:val="Bibliography"/>
@@ -7476,7 +7759,7 @@
       <w:r>
         <w:t xml:space="preserve"> </w:t>
       </w:r>
-      <w:hyperlink r:id="rId189">
+      <w:hyperlink r:id="rId197">
         <w:r>
           <w:rPr>
             <w:rStyle w:val="Hyperlink"/>
@@ -7488,8 +7771,8 @@
         <w:t xml:space="preserve">. Science Advances 6:eaaz1346.</w:t>
       </w:r>
     </w:p>
-    <w:bookmarkEnd w:id="190"/>
-    <w:bookmarkStart w:id="192" w:name="ref-mones1982"/>
+    <w:bookmarkEnd w:id="198"/>
+    <w:bookmarkStart w:id="200" w:name="ref-mones1982"/>
     <w:p>
       <w:pPr>
         <w:pStyle w:val="Bibliography"/>
@@ -7500,7 +7783,7 @@
       <w:r>
         <w:t xml:space="preserve"> </w:t>
       </w:r>
-      <w:hyperlink r:id="rId191">
+      <w:hyperlink r:id="rId199">
         <w:r>
           <w:rPr>
             <w:rStyle w:val="Hyperlink"/>
@@ -7512,19 +7795,43 @@
         <w:t xml:space="preserve"> Paläontologische Zeitschrift 56:107–111.</w:t>
       </w:r>
     </w:p>
-    <w:bookmarkEnd w:id="192"/>
-    <w:bookmarkStart w:id="194" w:name="ref-muñoz2023"/>
+    <w:bookmarkEnd w:id="200"/>
+    <w:bookmarkStart w:id="202" w:name="ref-morlon2024"/>
     <w:p>
       <w:pPr>
         <w:pStyle w:val="Bibliography"/>
       </w:pPr>
       <w:r>
+        <w:t xml:space="preserve">Morlon, H., J. Andréoletti, J. Barido-Sottani, S. Lambert, B. Perez-Lamarque, I. Quintero, V. Senderov, and P. Veron. 2024. Phylogenetic Insights into Diversification. Annual Review of Ecology, Evolution, and Systematics, doi:</w:t>
+      </w:r>
+      <w:r>
+        <w:t xml:space="preserve"> </w:t>
+      </w:r>
+      <w:hyperlink r:id="rId201">
+        <w:r>
+          <w:rPr>
+            <w:rStyle w:val="Hyperlink"/>
+          </w:rPr>
+          <w:t xml:space="preserve">10.1146/annurev-ecolsys-102722-020508</w:t>
+        </w:r>
+      </w:hyperlink>
+      <w:r>
+        <w:t xml:space="preserve">.</w:t>
+      </w:r>
+    </w:p>
+    <w:bookmarkEnd w:id="202"/>
+    <w:bookmarkStart w:id="204" w:name="ref-muñoz2023"/>
+    <w:p>
+      <w:pPr>
+        <w:pStyle w:val="Bibliography"/>
+      </w:pPr>
+      <w:r>
         <w:t xml:space="preserve">Muñoz, C. O. R., R. Bonini, S. Hemming, M. Cenizo, U. F. J. Pardiñas, and F. J. Prevosti. 2023.</w:t>
       </w:r>
       <w:r>
         <w:t xml:space="preserve"> </w:t>
       </w:r>
-      <w:hyperlink r:id="rId193">
+      <w:hyperlink r:id="rId203">
         <w:r>
           <w:rPr>
             <w:rStyle w:val="Hyperlink"/>
@@ -7572,8 +7879,8 @@
         <w:t xml:space="preserve">. Ameghiniana 60:465–491.</w:t>
       </w:r>
     </w:p>
-    <w:bookmarkEnd w:id="194"/>
-    <w:bookmarkStart w:id="196" w:name="ref-neige2026"/>
+    <w:bookmarkEnd w:id="204"/>
+    <w:bookmarkStart w:id="206" w:name="ref-neige2026"/>
     <w:p>
       <w:pPr>
         <w:pStyle w:val="Bibliography"/>
@@ -7584,7 +7891,7 @@
       <w:r>
         <w:t xml:space="preserve"> </w:t>
       </w:r>
-      <w:hyperlink r:id="rId195">
+      <w:hyperlink r:id="rId205">
         <w:r>
           <w:rPr>
             <w:rStyle w:val="Hyperlink"/>
@@ -7596,8 +7903,8 @@
         <w:t xml:space="preserve">. Paleobiology 1–17.</w:t>
       </w:r>
     </w:p>
-    <w:bookmarkEnd w:id="196"/>
-    <w:bookmarkStart w:id="198" w:name="ref-ogg2020"/>
+    <w:bookmarkEnd w:id="206"/>
+    <w:bookmarkStart w:id="208" w:name="ref-ogg2020"/>
     <w:p>
       <w:pPr>
         <w:pStyle w:val="Bibliography"/>
@@ -7608,7 +7915,7 @@
       <w:r>
         <w:t xml:space="preserve"> </w:t>
       </w:r>
-      <w:hyperlink r:id="rId197">
+      <w:hyperlink r:id="rId207">
         <w:r>
           <w:rPr>
             <w:rStyle w:val="Hyperlink"/>
@@ -7633,8 +7940,8 @@
         <w:t xml:space="preserve">. Elsevier.</w:t>
       </w:r>
     </w:p>
-    <w:bookmarkEnd w:id="198"/>
-    <w:bookmarkStart w:id="200" w:name="ref-paiva2026"/>
+    <w:bookmarkEnd w:id="208"/>
+    <w:bookmarkStart w:id="210" w:name="ref-paiva2026"/>
     <w:p>
       <w:pPr>
         <w:pStyle w:val="Bibliography"/>
@@ -7645,7 +7952,7 @@
       <w:r>
         <w:t xml:space="preserve"> </w:t>
       </w:r>
-      <w:hyperlink r:id="rId199">
+      <w:hyperlink r:id="rId209">
         <w:r>
           <w:rPr>
             <w:rStyle w:val="Hyperlink"/>
@@ -7657,8 +7964,8 @@
         <w:t xml:space="preserve">. Palaeontology.</w:t>
       </w:r>
     </w:p>
-    <w:bookmarkEnd w:id="200"/>
-    <w:bookmarkStart w:id="202" w:name="ref-palazzesi2012"/>
+    <w:bookmarkEnd w:id="210"/>
+    <w:bookmarkStart w:id="212" w:name="ref-palazzesi2012"/>
     <w:p>
       <w:pPr>
         <w:pStyle w:val="Bibliography"/>
@@ -7669,7 +7976,7 @@
       <w:r>
         <w:t xml:space="preserve"> </w:t>
       </w:r>
-      <w:hyperlink r:id="rId201">
+      <w:hyperlink r:id="rId211">
         <w:r>
           <w:rPr>
             <w:rStyle w:val="Hyperlink"/>
@@ -7681,8 +7988,8 @@
         <w:t xml:space="preserve">. Nature Communications 3:1294.</w:t>
       </w:r>
     </w:p>
-    <w:bookmarkEnd w:id="202"/>
-    <w:bookmarkStart w:id="203" w:name="ref-pascual1996"/>
+    <w:bookmarkEnd w:id="212"/>
+    <w:bookmarkStart w:id="213" w:name="ref-pascual1996"/>
     <w:p>
       <w:pPr>
         <w:pStyle w:val="Bibliography"/>
@@ -7691,8 +7998,8 @@
         <w:t xml:space="preserve">Pascual, R., E. Ortiz-Jaureguizar, and J. L. Prado. 1996. Land mammals: Paradigm for cenozoic south american geobiotic evolution.</w:t>
       </w:r>
     </w:p>
-    <w:bookmarkEnd w:id="203"/>
-    <w:bookmarkStart w:id="205" w:name="ref-patton2015"/>
+    <w:bookmarkEnd w:id="213"/>
+    <w:bookmarkStart w:id="215" w:name="ref-patton2015"/>
     <w:p>
       <w:pPr>
         <w:pStyle w:val="Bibliography"/>
@@ -7703,7 +8010,7 @@
       <w:r>
         <w:t xml:space="preserve"> </w:t>
       </w:r>
-      <w:hyperlink r:id="rId204">
+      <w:hyperlink r:id="rId214">
         <w:r>
           <w:rPr>
             <w:rStyle w:val="Hyperlink"/>
@@ -7715,8 +8022,8 @@
         <w:t xml:space="preserve">. University of Chicago Press, Chicago, IL.</w:t>
       </w:r>
     </w:p>
-    <w:bookmarkEnd w:id="205"/>
-    <w:bookmarkStart w:id="207" w:name="ref-pérez_new_2010"/>
+    <w:bookmarkEnd w:id="215"/>
+    <w:bookmarkStart w:id="217" w:name="ref-pérez_new_2010"/>
     <w:p>
       <w:pPr>
         <w:pStyle w:val="Bibliography"/>
@@ -7727,7 +8034,7 @@
       <w:r>
         <w:t xml:space="preserve"> </w:t>
       </w:r>
-      <w:hyperlink r:id="rId206">
+      <w:hyperlink r:id="rId216">
         <w:r>
           <w:rPr>
             <w:rStyle w:val="Hyperlink"/>
@@ -7739,8 +8046,8 @@
         <w:t xml:space="preserve">. Journal of Vertebrate Paleontology 30:1848–1859.</w:t>
       </w:r>
     </w:p>
-    <w:bookmarkEnd w:id="207"/>
-    <w:bookmarkStart w:id="209" w:name="ref-pimiento2019"/>
+    <w:bookmarkEnd w:id="217"/>
+    <w:bookmarkStart w:id="219" w:name="ref-pimiento2019"/>
     <w:p>
       <w:pPr>
         <w:pStyle w:val="Bibliography"/>
@@ -7751,7 +8058,7 @@
       <w:r>
         <w:t xml:space="preserve"> </w:t>
       </w:r>
-      <w:hyperlink r:id="rId208">
+      <w:hyperlink r:id="rId218">
         <w:r>
           <w:rPr>
             <w:rStyle w:val="Hyperlink"/>
@@ -7763,8 +8070,8 @@
         <w:t xml:space="preserve">. Evolution 73:588–599.</w:t>
       </w:r>
     </w:p>
-    <w:bookmarkEnd w:id="209"/>
-    <w:bookmarkStart w:id="211" w:name="ref-quental2013"/>
+    <w:bookmarkEnd w:id="219"/>
+    <w:bookmarkStart w:id="221" w:name="ref-quental2013"/>
     <w:p>
       <w:pPr>
         <w:pStyle w:val="Bibliography"/>
@@ -7775,7 +8082,7 @@
       <w:r>
         <w:t xml:space="preserve"> </w:t>
       </w:r>
-      <w:hyperlink r:id="rId210">
+      <w:hyperlink r:id="rId220">
         <w:r>
           <w:rPr>
             <w:rStyle w:val="Hyperlink"/>
@@ -7787,19 +8094,43 @@
         <w:t xml:space="preserve">. Science 341:290–292.</w:t>
       </w:r>
     </w:p>
-    <w:bookmarkEnd w:id="211"/>
-    <w:bookmarkStart w:id="213" w:name="ref-rasia_reappraisal_2018"/>
+    <w:bookmarkEnd w:id="221"/>
+    <w:bookmarkStart w:id="223" w:name="ref-quintero_loss_2025"/>
     <w:p>
       <w:pPr>
         <w:pStyle w:val="Bibliography"/>
       </w:pPr>
       <w:r>
+        <w:t xml:space="preserve">Quintero, I., J. Andréoletti, D. Silvestro, and H. Morlon. 2025.</w:t>
+      </w:r>
+      <w:r>
+        <w:t xml:space="preserve"> </w:t>
+      </w:r>
+      <w:hyperlink r:id="rId222">
+        <w:r>
+          <w:rPr>
+            <w:rStyle w:val="Hyperlink"/>
+          </w:rPr>
+          <w:t xml:space="preserve">Loss of macroevolutionary species fitness explains the rise and fall of clades</w:t>
+        </w:r>
+      </w:hyperlink>
+      <w:r>
+        <w:t xml:space="preserve">. Nat Ecol Evol 1–12. Nature Publishing Group.</w:t>
+      </w:r>
+    </w:p>
+    <w:bookmarkEnd w:id="223"/>
+    <w:bookmarkStart w:id="225" w:name="ref-rasia_reappraisal_2018"/>
+    <w:p>
+      <w:pPr>
+        <w:pStyle w:val="Bibliography"/>
+      </w:pPr>
+      <w:r>
         <w:t xml:space="preserve">Rasia, L. L., and A. M. Candela. 2018.</w:t>
       </w:r>
       <w:r>
         <w:t xml:space="preserve"> </w:t>
       </w:r>
-      <w:hyperlink r:id="rId212">
+      <w:hyperlink r:id="rId224">
         <w:r>
           <w:rPr>
             <w:rStyle w:val="Hyperlink"/>
@@ -7811,8 +8142,8 @@
         <w:t xml:space="preserve">. Historical Biology 30:486–495. Taylor &amp; Francis.</w:t>
       </w:r>
     </w:p>
-    <w:bookmarkEnd w:id="213"/>
-    <w:bookmarkStart w:id="215" w:name="ref-rasia_comprehensive_2021"/>
+    <w:bookmarkEnd w:id="225"/>
+    <w:bookmarkStart w:id="227" w:name="ref-rasia_comprehensive_2021"/>
     <w:p>
       <w:pPr>
         <w:pStyle w:val="Bibliography"/>
@@ -7823,7 +8154,7 @@
       <w:r>
         <w:t xml:space="preserve"> </w:t>
       </w:r>
-      <w:hyperlink r:id="rId214">
+      <w:hyperlink r:id="rId226">
         <w:r>
           <w:rPr>
             <w:rStyle w:val="Hyperlink"/>
@@ -7835,8 +8166,8 @@
         <w:t xml:space="preserve">. Journal of Anatomy 239:405–423.</w:t>
       </w:r>
     </w:p>
-    <w:bookmarkEnd w:id="215"/>
-    <w:bookmarkStart w:id="217" w:name="ref-rasia2024"/>
+    <w:bookmarkEnd w:id="227"/>
+    <w:bookmarkStart w:id="229" w:name="ref-rasia2024"/>
     <w:p>
       <w:pPr>
         <w:pStyle w:val="Bibliography"/>
@@ -7847,7 +8178,7 @@
       <w:r>
         <w:t xml:space="preserve"> </w:t>
       </w:r>
-      <w:hyperlink r:id="rId216">
+      <w:hyperlink r:id="rId228">
         <w:r>
           <w:rPr>
             <w:rStyle w:val="Hyperlink"/>
@@ -7859,8 +8190,8 @@
         <w:t xml:space="preserve">. Historical Biology 37:1902–1914.</w:t>
       </w:r>
     </w:p>
-    <w:bookmarkEnd w:id="217"/>
-    <w:bookmarkStart w:id="219" w:name="ref-rinderknecht2008"/>
+    <w:bookmarkEnd w:id="229"/>
+    <w:bookmarkStart w:id="231" w:name="ref-rinderknecht2008"/>
     <w:p>
       <w:pPr>
         <w:pStyle w:val="Bibliography"/>
@@ -7871,7 +8202,7 @@
       <w:r>
         <w:t xml:space="preserve"> </w:t>
       </w:r>
-      <w:hyperlink r:id="rId218">
+      <w:hyperlink r:id="rId230">
         <w:r>
           <w:rPr>
             <w:rStyle w:val="Hyperlink"/>
@@ -7883,8 +8214,8 @@
         <w:t xml:space="preserve">. Proceedings of the Royal Society B: Biological Sciences 275:923–928.</w:t>
       </w:r>
     </w:p>
-    <w:bookmarkEnd w:id="219"/>
-    <w:bookmarkStart w:id="221" w:name="ref-robinet2020"/>
+    <w:bookmarkEnd w:id="231"/>
+    <w:bookmarkStart w:id="233" w:name="ref-robinet2020"/>
     <w:p>
       <w:pPr>
         <w:pStyle w:val="Bibliography"/>
@@ -7895,7 +8226,7 @@
       <w:r>
         <w:t xml:space="preserve"> </w:t>
       </w:r>
-      <w:hyperlink r:id="rId220">
+      <w:hyperlink r:id="rId232">
         <w:r>
           <w:rPr>
             <w:rStyle w:val="Hyperlink"/>
@@ -7907,8 +8238,8 @@
         <w:t xml:space="preserve">. Journal of Mammalogy 101:386–402.</w:t>
       </w:r>
     </w:p>
-    <w:bookmarkEnd w:id="221"/>
-    <w:bookmarkStart w:id="223" w:name="ref-salas-gismondi2015"/>
+    <w:bookmarkEnd w:id="233"/>
+    <w:bookmarkStart w:id="235" w:name="ref-salas-gismondi2015"/>
     <w:p>
       <w:pPr>
         <w:pStyle w:val="Bibliography"/>
@@ -7919,7 +8250,7 @@
       <w:r>
         <w:t xml:space="preserve"> </w:t>
       </w:r>
-      <w:hyperlink r:id="rId222">
+      <w:hyperlink r:id="rId234">
         <w:r>
           <w:rPr>
             <w:rStyle w:val="Hyperlink"/>
@@ -7931,8 +8262,8 @@
         <w:t xml:space="preserve">. Proceedings of the Royal Society B: Biological Sciences 282:20142490.</w:t>
       </w:r>
     </w:p>
-    <w:bookmarkEnd w:id="223"/>
-    <w:bookmarkStart w:id="225" w:name="ref-sánchez-villagra2003"/>
+    <w:bookmarkEnd w:id="235"/>
+    <w:bookmarkStart w:id="237" w:name="ref-sánchez-villagra2003"/>
     <w:p>
       <w:pPr>
         <w:pStyle w:val="Bibliography"/>
@@ -7943,7 +8274,7 @@
       <w:r>
         <w:t xml:space="preserve"> </w:t>
       </w:r>
-      <w:hyperlink r:id="rId224">
+      <w:hyperlink r:id="rId236">
         <w:r>
           <w:rPr>
             <w:rStyle w:val="Hyperlink"/>
@@ -7955,8 +8286,8 @@
         <w:t xml:space="preserve">. Science 301:1708–1710.</w:t>
       </w:r>
     </w:p>
-    <w:bookmarkEnd w:id="225"/>
-    <w:bookmarkStart w:id="227" w:name="ref-sander2011"/>
+    <w:bookmarkEnd w:id="237"/>
+    <w:bookmarkStart w:id="239" w:name="ref-sander2011"/>
     <w:p>
       <w:pPr>
         <w:pStyle w:val="Bibliography"/>
@@ -7967,7 +8298,7 @@
       <w:r>
         <w:t xml:space="preserve"> </w:t>
       </w:r>
-      <w:hyperlink r:id="rId226">
+      <w:hyperlink r:id="rId238">
         <w:r>
           <w:rPr>
             <w:rStyle w:val="Hyperlink"/>
@@ -7979,8 +8310,8 @@
         <w:t xml:space="preserve">. Biological Reviews 86:117–155.</w:t>
       </w:r>
     </w:p>
-    <w:bookmarkEnd w:id="227"/>
-    <w:bookmarkStart w:id="229" w:name="ref-silvestro2015"/>
+    <w:bookmarkEnd w:id="239"/>
+    <w:bookmarkStart w:id="241" w:name="ref-silvestro2015"/>
     <w:p>
       <w:pPr>
         <w:pStyle w:val="Bibliography"/>
@@ -7991,7 +8322,7 @@
       <w:r>
         <w:t xml:space="preserve"> </w:t>
       </w:r>
-      <w:hyperlink r:id="rId228">
+      <w:hyperlink r:id="rId240">
         <w:r>
           <w:rPr>
             <w:rStyle w:val="Hyperlink"/>
@@ -8003,8 +8334,8 @@
         <w:t xml:space="preserve">. Proceedings of the National Academy of Sciences 112:8684–8689.</w:t>
       </w:r>
     </w:p>
-    <w:bookmarkEnd w:id="229"/>
-    <w:bookmarkStart w:id="231" w:name="ref-silvestro2019"/>
+    <w:bookmarkEnd w:id="241"/>
+    <w:bookmarkStart w:id="243" w:name="ref-silvestro2019"/>
     <w:p>
       <w:pPr>
         <w:pStyle w:val="Bibliography"/>
@@ -8015,7 +8346,7 @@
       <w:r>
         <w:t xml:space="preserve"> </w:t>
       </w:r>
-      <w:hyperlink r:id="rId230">
+      <w:hyperlink r:id="rId242">
         <w:r>
           <w:rPr>
             <w:rStyle w:val="Hyperlink"/>
@@ -8027,8 +8358,8 @@
         <w:t xml:space="preserve">. Paleobiology 45:546–570.</w:t>
       </w:r>
     </w:p>
-    <w:bookmarkEnd w:id="231"/>
-    <w:bookmarkStart w:id="233" w:name="ref-silvestro2014"/>
+    <w:bookmarkEnd w:id="243"/>
+    <w:bookmarkStart w:id="245" w:name="ref-silvestro2014"/>
     <w:p>
       <w:pPr>
         <w:pStyle w:val="Bibliography"/>
@@ -8039,7 +8370,7 @@
       <w:r>
         <w:t xml:space="preserve"> </w:t>
       </w:r>
-      <w:hyperlink r:id="rId232">
+      <w:hyperlink r:id="rId244">
         <w:r>
           <w:rPr>
             <w:rStyle w:val="Hyperlink"/>
@@ -8051,8 +8382,8 @@
         <w:t xml:space="preserve">. Methods in Ecology and Evolution 5:1126–1131.</w:t>
       </w:r>
     </w:p>
-    <w:bookmarkEnd w:id="233"/>
-    <w:bookmarkStart w:id="234" w:name="ref-simpson1980"/>
+    <w:bookmarkEnd w:id="245"/>
+    <w:bookmarkStart w:id="246" w:name="ref-simpson1980"/>
     <w:p>
       <w:pPr>
         <w:pStyle w:val="Bibliography"/>
@@ -8061,8 +8392,8 @@
         <w:t xml:space="preserve">Simpson, G. G. 1980. Splendid isolation : The curious history of south american mammals. Yale University Press, New Haven.</w:t>
       </w:r>
     </w:p>
-    <w:bookmarkEnd w:id="234"/>
-    <w:bookmarkStart w:id="235" w:name="ref-simpson1944"/>
+    <w:bookmarkEnd w:id="246"/>
+    <w:bookmarkStart w:id="247" w:name="ref-simpson1944"/>
     <w:p>
       <w:pPr>
         <w:pStyle w:val="Bibliography"/>
@@ -8071,8 +8402,8 @@
         <w:t xml:space="preserve">Simpson, G. G. 1944. Tempo and mode in evolution. Columbia University Press.</w:t>
       </w:r>
     </w:p>
-    <w:bookmarkEnd w:id="235"/>
-    <w:bookmarkStart w:id="237" w:name="ref-solórzano2024"/>
+    <w:bookmarkEnd w:id="247"/>
+    <w:bookmarkStart w:id="249" w:name="ref-solórzano2024"/>
     <w:p>
       <w:pPr>
         <w:pStyle w:val="Bibliography"/>
@@ -8083,7 +8414,7 @@
       <w:r>
         <w:t xml:space="preserve"> </w:t>
       </w:r>
-      <w:hyperlink r:id="rId236">
+      <w:hyperlink r:id="rId248">
         <w:r>
           <w:rPr>
             <w:rStyle w:val="Hyperlink"/>
@@ -8095,8 +8426,8 @@
         <w:t xml:space="preserve">.</w:t>
       </w:r>
     </w:p>
-    <w:bookmarkEnd w:id="237"/>
-    <w:bookmarkStart w:id="238" w:name="ref-stebbins1974"/>
+    <w:bookmarkEnd w:id="249"/>
+    <w:bookmarkStart w:id="250" w:name="ref-stebbins1974"/>
     <w:p>
       <w:pPr>
         <w:pStyle w:val="Bibliography"/>
@@ -8118,8 +8449,8 @@
         <w:t xml:space="preserve">. Cambridge, Mass.</w:t>
       </w:r>
     </w:p>
-    <w:bookmarkEnd w:id="238"/>
-    <w:bookmarkStart w:id="240" w:name="ref-stenseth_coevolution_1984"/>
+    <w:bookmarkEnd w:id="250"/>
+    <w:bookmarkStart w:id="252" w:name="ref-stenseth_coevolution_1984"/>
     <w:p>
       <w:pPr>
         <w:pStyle w:val="Bibliography"/>
@@ -8130,7 +8461,7 @@
       <w:r>
         <w:t xml:space="preserve"> </w:t>
       </w:r>
-      <w:hyperlink r:id="rId239">
+      <w:hyperlink r:id="rId251">
         <w:r>
           <w:rPr>
             <w:rStyle w:val="Hyperlink"/>
@@ -8142,8 +8473,8 @@
         <w:t xml:space="preserve"> Evol 38:870–880.</w:t>
       </w:r>
     </w:p>
-    <w:bookmarkEnd w:id="240"/>
-    <w:bookmarkStart w:id="242" w:name="ref-strömberg2013"/>
+    <w:bookmarkEnd w:id="252"/>
+    <w:bookmarkStart w:id="254" w:name="ref-strömberg2013"/>
     <w:p>
       <w:pPr>
         <w:pStyle w:val="Bibliography"/>
@@ -8154,7 +8485,7 @@
       <w:r>
         <w:t xml:space="preserve"> </w:t>
       </w:r>
-      <w:hyperlink r:id="rId241">
+      <w:hyperlink r:id="rId253">
         <w:r>
           <w:rPr>
             <w:rStyle w:val="Hyperlink"/>
@@ -8166,8 +8497,8 @@
         <w:t xml:space="preserve">. Nature Communications 4:1478.</w:t>
       </w:r>
     </w:p>
-    <w:bookmarkEnd w:id="242"/>
-    <w:bookmarkStart w:id="244" w:name="ref-tardif2025"/>
+    <w:bookmarkEnd w:id="254"/>
+    <w:bookmarkStart w:id="256" w:name="ref-tardif2025"/>
     <w:p>
       <w:pPr>
         <w:pStyle w:val="Bibliography"/>
@@ -8178,7 +8509,7 @@
       <w:r>
         <w:t xml:space="preserve"> </w:t>
       </w:r>
-      <w:hyperlink r:id="rId243">
+      <w:hyperlink r:id="rId255">
         <w:r>
           <w:rPr>
             <w:rStyle w:val="Hyperlink"/>
@@ -8190,8 +8521,8 @@
         <w:t xml:space="preserve">. Global Ecology and Biogeography 34:e70024.</w:t>
       </w:r>
     </w:p>
-    <w:bookmarkEnd w:id="244"/>
-    <w:bookmarkStart w:id="246" w:name="ref-tarquini2022"/>
+    <w:bookmarkEnd w:id="256"/>
+    <w:bookmarkStart w:id="258" w:name="ref-tarquini2022"/>
     <w:p>
       <w:pPr>
         <w:pStyle w:val="Bibliography"/>
@@ -8202,7 +8533,7 @@
       <w:r>
         <w:t xml:space="preserve"> </w:t>
       </w:r>
-      <w:hyperlink r:id="rId245">
+      <w:hyperlink r:id="rId257">
         <w:r>
           <w:rPr>
             <w:rStyle w:val="Hyperlink"/>
@@ -8214,8 +8545,8 @@
         <w:t xml:space="preserve">. Scientific Reports 12:1224.</w:t>
       </w:r>
     </w:p>
-    <w:bookmarkEnd w:id="246"/>
-    <w:bookmarkStart w:id="248" w:name="ref-database"/>
+    <w:bookmarkEnd w:id="258"/>
+    <w:bookmarkStart w:id="260" w:name="ref-database"/>
     <w:p>
       <w:pPr>
         <w:pStyle w:val="Bibliography"/>
@@ -8226,7 +8557,7 @@
       <w:r>
         <w:t xml:space="preserve"> </w:t>
       </w:r>
-      <w:hyperlink r:id="rId247">
+      <w:hyperlink r:id="rId259">
         <w:r>
           <w:rPr>
             <w:rStyle w:val="Hyperlink"/>
@@ -8238,8 +8569,8 @@
         <w:t xml:space="preserve">.</w:t>
       </w:r>
     </w:p>
-    <w:bookmarkEnd w:id="248"/>
-    <w:bookmarkStart w:id="250" w:name="ref-vallejos-garrido2023"/>
+    <w:bookmarkEnd w:id="260"/>
+    <w:bookmarkStart w:id="262" w:name="ref-vallejos-garrido2023"/>
     <w:p>
       <w:pPr>
         <w:pStyle w:val="Bibliography"/>
@@ -8250,7 +8581,7 @@
       <w:r>
         <w:t xml:space="preserve"> </w:t>
       </w:r>
-      <w:hyperlink r:id="rId249">
+      <w:hyperlink r:id="rId261">
         <w:r>
           <w:rPr>
             <w:rStyle w:val="Hyperlink"/>
@@ -8262,8 +8593,8 @@
         <w:t xml:space="preserve">. Scientific Reports 13:2207.</w:t>
       </w:r>
     </w:p>
-    <w:bookmarkEnd w:id="250"/>
-    <w:bookmarkStart w:id="252" w:name="ref-vanvalen1960"/>
+    <w:bookmarkEnd w:id="262"/>
+    <w:bookmarkStart w:id="264" w:name="ref-vanvalen1960"/>
     <w:p>
       <w:pPr>
         <w:pStyle w:val="Bibliography"/>
@@ -8274,7 +8605,7 @@
       <w:r>
         <w:t xml:space="preserve"> </w:t>
       </w:r>
-      <w:hyperlink r:id="rId251">
+      <w:hyperlink r:id="rId263">
         <w:r>
           <w:rPr>
             <w:rStyle w:val="Hyperlink"/>
@@ -8286,8 +8617,8 @@
         <w:t xml:space="preserve">. Evolution 14:531–532.</w:t>
       </w:r>
     </w:p>
-    <w:bookmarkEnd w:id="252"/>
-    <w:bookmarkStart w:id="253" w:name="ref-vanvalen1973"/>
+    <w:bookmarkEnd w:id="264"/>
+    <w:bookmarkStart w:id="265" w:name="ref-vanvalen1973"/>
     <w:p>
       <w:pPr>
         <w:pStyle w:val="Bibliography"/>
@@ -8296,8 +8627,8 @@
         <w:t xml:space="preserve">Van Valen, L. 1973a. A new evolutionary law. Evolutionary Theory 1–30.</w:t>
       </w:r>
     </w:p>
-    <w:bookmarkEnd w:id="253"/>
-    <w:bookmarkStart w:id="254" w:name="ref-van_valen_pattern_1973"/>
+    <w:bookmarkEnd w:id="265"/>
+    <w:bookmarkStart w:id="266" w:name="ref-van_valen_pattern_1973"/>
     <w:p>
       <w:pPr>
         <w:pStyle w:val="Bibliography"/>
@@ -8306,8 +8637,8 @@
         <w:t xml:space="preserve">Van Valen, L. 1973b. Pattern and the balance of nature. Evol. Theory 1:31–49.</w:t>
       </w:r>
     </w:p>
-    <w:bookmarkEnd w:id="254"/>
-    <w:bookmarkStart w:id="255" w:name="ref-vrba1995"/>
+    <w:bookmarkEnd w:id="266"/>
+    <w:bookmarkStart w:id="267" w:name="ref-vrba1995"/>
     <w:p>
       <w:pPr>
         <w:pStyle w:val="Bibliography"/>
@@ -8329,8 +8660,8 @@
         <w:t xml:space="preserve">. New Haven; London.</w:t>
       </w:r>
     </w:p>
-    <w:bookmarkEnd w:id="255"/>
-    <w:bookmarkStart w:id="256" w:name="ref-vrba1993"/>
+    <w:bookmarkEnd w:id="267"/>
+    <w:bookmarkStart w:id="268" w:name="ref-vrba1993"/>
     <w:p>
       <w:pPr>
         <w:pStyle w:val="Bibliography"/>
@@ -8339,8 +8670,8 @@
         <w:t xml:space="preserve">Vrba, E. S. 1993. Turnover-pulses, the red queen and related topics. American Journal of Science 293:418–452.</w:t>
       </w:r>
     </w:p>
-    <w:bookmarkEnd w:id="256"/>
-    <w:bookmarkStart w:id="257" w:name="ref-vucetich2015"/>
+    <w:bookmarkEnd w:id="268"/>
+    <w:bookmarkStart w:id="269" w:name="ref-vucetich2015"/>
     <w:p>
       <w:pPr>
         <w:pStyle w:val="Bibliography"/>
@@ -8362,8 +8693,8 @@
         <w:t xml:space="preserve">. Sociedad Argentina para el Estudio de los Mammíferos (SAREM), Buenos Aires, Argentina.</w:t>
       </w:r>
     </w:p>
-    <w:bookmarkEnd w:id="257"/>
-    <w:bookmarkStart w:id="258" w:name="ref-webb1985"/>
+    <w:bookmarkEnd w:id="269"/>
+    <w:bookmarkStart w:id="270" w:name="ref-webb1985"/>
     <w:p>
       <w:pPr>
         <w:pStyle w:val="Bibliography"/>
@@ -8372,8 +8703,8 @@
         <w:t xml:space="preserve">Webb, S. D. 1985. Late cenozoic mammal dispersals between the americas.</w:t>
       </w:r>
     </w:p>
-    <w:bookmarkEnd w:id="258"/>
-    <w:bookmarkStart w:id="260" w:name="ref-weppe2023"/>
+    <w:bookmarkEnd w:id="270"/>
+    <w:bookmarkStart w:id="272" w:name="ref-weppe2023"/>
     <w:p>
       <w:pPr>
         <w:pStyle w:val="Bibliography"/>
@@ -8384,7 +8715,7 @@
       <w:r>
         <w:t xml:space="preserve"> </w:t>
       </w:r>
-      <w:hyperlink r:id="rId259">
+      <w:hyperlink r:id="rId271">
         <w:r>
           <w:rPr>
             <w:rStyle w:val="Hyperlink"/>
@@ -8402,8 +8733,8 @@
         <w:t xml:space="preserve">. Proceedings of the National Academy of Sciences 120:e2309945120.</w:t>
       </w:r>
     </w:p>
-    <w:bookmarkEnd w:id="260"/>
-    <w:bookmarkStart w:id="262" w:name="ref-westerhold2020"/>
+    <w:bookmarkEnd w:id="272"/>
+    <w:bookmarkStart w:id="274" w:name="ref-westerhold2020"/>
     <w:p>
       <w:pPr>
         <w:pStyle w:val="Bibliography"/>
@@ -8414,7 +8745,7 @@
       <w:r>
         <w:t xml:space="preserve"> </w:t>
       </w:r>
-      <w:hyperlink r:id="rId261">
+      <w:hyperlink r:id="rId273">
         <w:r>
           <w:rPr>
             <w:rStyle w:val="Hyperlink"/>
@@ -8438,8 +8769,8 @@
         <w:t xml:space="preserve">. Science 369:1383–1387.</w:t>
       </w:r>
     </w:p>
-    <w:bookmarkEnd w:id="262"/>
-    <w:bookmarkStart w:id="264" w:name="ref-woods2021"/>
+    <w:bookmarkEnd w:id="274"/>
+    <w:bookmarkStart w:id="276" w:name="ref-woods2021"/>
     <w:p>
       <w:pPr>
         <w:pStyle w:val="Bibliography"/>
@@ -8450,7 +8781,7 @@
       <w:r>
         <w:t xml:space="preserve"> </w:t>
       </w:r>
-      <w:hyperlink r:id="rId263">
+      <w:hyperlink r:id="rId275">
         <w:r>
           <w:rPr>
             <w:rStyle w:val="Hyperlink"/>
@@ -8462,15 +8793,15 @@
         <w:t xml:space="preserve">. Molecular Biology and Evolution 38:84–95.</w:t>
       </w:r>
     </w:p>
-    <w:bookmarkEnd w:id="264"/>
-    <w:bookmarkEnd w:id="265"/>
+    <w:bookmarkEnd w:id="276"/>
+    <w:bookmarkEnd w:id="277"/>
     <w:p>
       <w:r>
         <w:br w:type="page"/>
       </w:r>
     </w:p>
-    <w:bookmarkEnd w:id="266"/>
-    <w:bookmarkStart w:id="284" w:name="figures"/>
+    <w:bookmarkEnd w:id="278"/>
+    <w:bookmarkStart w:id="296" w:name="figures"/>
     <w:p>
       <w:pPr>
         <w:pStyle w:val="Heading1"/>
@@ -8492,7 +8823,7 @@
       <w:tr>
         <w:tc>
           <w:tcPr/>
-          <w:bookmarkStart w:id="271" w:name="fig-ExtSampl"/>
+          <w:bookmarkStart w:id="283" w:name="fig-ExtSampl"/>
           <w:p>
             <w:pPr>
               <w:pStyle w:val="Compact"/>
@@ -8503,18 +8834,18 @@
                 <wp:inline>
                   <wp:extent cx="5943600" cy="1635861"/>
                   <wp:effectExtent b="0" l="0" r="0" t="0"/>
-                  <wp:docPr descr="" title="" id="268" name="Picture"/>
+                  <wp:docPr descr="" title="" id="280" name="Picture"/>
                   <a:graphic>
                     <a:graphicData uri="http://schemas.openxmlformats.org/drawingml/2006/picture">
                       <pic:pic>
                         <pic:nvPicPr>
-                          <pic:cNvPr descr="../Figures/Main/extant_sampling/extant_sampling.png" id="269" name="Picture"/>
+                          <pic:cNvPr descr="../Figures/Main/extant_sampling/extant_sampling.png" id="281" name="Picture"/>
                           <pic:cNvPicPr>
                             <a:picLocks noChangeArrowheads="1" noChangeAspect="1"/>
                           </pic:cNvPicPr>
                         </pic:nvPicPr>
                         <pic:blipFill>
-                          <a:blip r:embed="rId267"/>
+                          <a:blip r:embed="rId279"/>
                           <a:stretch>
                             <a:fillRect/>
                           </a:stretch>
@@ -9058,7 +9389,7 @@
             <w:r>
               <w:t xml:space="preserve"> </w:t>
             </w:r>
-            <w:hyperlink r:id="rId270">
+            <w:hyperlink r:id="rId282">
               <w:r>
                 <w:rPr>
                   <w:rStyle w:val="Hyperlink"/>
@@ -9070,7 +9401,7 @@
               <w:t xml:space="preserve">, see Tab. S3 for additional information.</w:t>
             </w:r>
           </w:p>
-          <w:bookmarkEnd w:id="271"/>
+          <w:bookmarkEnd w:id="283"/>
         </w:tc>
       </w:tr>
     </w:tbl>
@@ -9095,7 +9426,7 @@
       <w:tr>
         <w:tc>
           <w:tcPr/>
-          <w:bookmarkStart w:id="275" w:name="fig-lifespans"/>
+          <w:bookmarkStart w:id="287" w:name="fig-lifespans"/>
           <w:p>
             <w:pPr>
               <w:pStyle w:val="Compact"/>
@@ -9106,18 +9437,18 @@
                 <wp:inline>
                   <wp:extent cx="5399999" cy="6839999"/>
                   <wp:effectExtent b="0" l="0" r="0" t="0"/>
-                  <wp:docPr descr="" title="" id="273" name="Picture"/>
+                  <wp:docPr descr="" title="" id="285" name="Picture"/>
                   <a:graphic>
                     <a:graphicData uri="http://schemas.openxmlformats.org/drawingml/2006/picture">
                       <pic:pic>
                         <pic:nvPicPr>
-                          <pic:cNvPr descr="../Figures/Main/Lifespans/lifespans_distribs.png" id="274" name="Picture"/>
+                          <pic:cNvPr descr="../Figures/Main/Lifespans/lifespans_distribs.png" id="286" name="Picture"/>
                           <pic:cNvPicPr>
                             <a:picLocks noChangeArrowheads="1" noChangeAspect="1"/>
                           </pic:cNvPicPr>
                         </pic:nvPicPr>
                         <pic:blipFill>
-                          <a:blip r:embed="rId272"/>
+                          <a:blip r:embed="rId284"/>
                           <a:stretch>
                             <a:fillRect/>
                           </a:stretch>
@@ -9192,7 +9523,7 @@
               <w:t xml:space="preserve">.</w:t>
             </w:r>
           </w:p>
-          <w:bookmarkEnd w:id="275"/>
+          <w:bookmarkEnd w:id="287"/>
         </w:tc>
       </w:tr>
     </w:tbl>
@@ -9217,7 +9548,7 @@
       <w:tr>
         <w:tc>
           <w:tcPr/>
-          <w:bookmarkStart w:id="279" w:name="fig-diversityBM"/>
+          <w:bookmarkStart w:id="291" w:name="fig-diversityBM"/>
           <w:p>
             <w:pPr>
               <w:pStyle w:val="Compact"/>
@@ -9228,18 +9559,18 @@
                 <wp:inline>
                   <wp:extent cx="2519999" cy="7199999"/>
                   <wp:effectExtent b="0" l="0" r="0" t="0"/>
-                  <wp:docPr descr="" title="" id="277" name="Picture"/>
+                  <wp:docPr descr="" title="" id="289" name="Picture"/>
                   <a:graphic>
                     <a:graphicData uri="http://schemas.openxmlformats.org/drawingml/2006/picture">
                       <pic:pic>
                         <pic:nvPicPr>
-                          <pic:cNvPr descr="../Figures/Main/Diversity_and_BM_through_time.png" id="278" name="Picture"/>
+                          <pic:cNvPr descr="../Figures/Main/Diversity_and_BM_through_time.png" id="290" name="Picture"/>
                           <pic:cNvPicPr>
                             <a:picLocks noChangeArrowheads="1" noChangeAspect="1"/>
                           </pic:cNvPicPr>
                         </pic:nvPicPr>
                         <pic:blipFill>
-                          <a:blip r:embed="rId276"/>
+                          <a:blip r:embed="rId288"/>
                           <a:stretch>
                             <a:fillRect/>
                           </a:stretch>
@@ -9276,38 +9607,24 @@
               <w:pStyle w:val="ImageCaption"/>
             </w:pPr>
             <w:r>
-              <w:t xml:space="preserve">Figure 3: The joint diversity and clade-wise body size dynamics of Chinchilloidea. Occurrence-based diversity reconstructions were either produced in a bayesian preservation-aware framework jointly assessing the times of speciation and extinction of each species from the temporal occurrence database (PyRate)</w:t>
+              <w:t xml:space="preserve">Figure 3: The joint diversity and clade-wise body size dynamics of Chinchilloidea. Occurrence-based diversity reconstructions were either produced in a bayesian preservation-aware framework jointly assessing the times of speciation and extinction of each species</w:t>
             </w:r>
             <w:r>
               <w:t xml:space="preserve"> </w:t>
             </w:r>
-            <w:r>
-              <w:rPr>
-                <w:b/>
-                <w:bCs/>
-              </w:rPr>
-              <w:t xml:space="preserve">(A)</w:t>
-            </w:r>
-            <w:r>
-              <w:t xml:space="preserve">, or using a simulation-based deep-learning framework incorporating a wide variety of biases to reconstruct the temporal variations of the</w:t>
-            </w:r>
+            <w:hyperlink w:anchor="fig-lifespans">
+              <w:r>
+                <w:rPr>
+                  <w:rStyle w:val="Hyperlink"/>
+                </w:rPr>
+                <w:t xml:space="preserve">Figure 2</w:t>
+              </w:r>
+            </w:hyperlink>
             <w:r>
               <w:t xml:space="preserve"> </w:t>
             </w:r>
             <w:r>
-              <w:t xml:space="preserve">“</w:t>
-            </w:r>
-            <w:r>
-              <w:t xml:space="preserve">true</w:t>
-            </w:r>
-            <w:r>
-              <w:t xml:space="preserve">”</w:t>
-            </w:r>
-            <w:r>
-              <w:t xml:space="preserve"> </w:t>
-            </w:r>
-            <w:r>
-              <w:t xml:space="preserve">(</w:t>
+              <w:t xml:space="preserve">from the temporal occurrence database (PyRate) (</w:t>
             </w:r>
             <w:r>
               <w:rPr>
@@ -9327,6 +9644,57 @@
               <w:t xml:space="preserve">e</w:t>
             </w:r>
             <w:r>
+              <w:t xml:space="preserve">., sampled diversity,</w:t>
+            </w:r>
+            <w:r>
+              <w:t xml:space="preserve"> </w:t>
+            </w:r>
+            <w:r>
+              <w:rPr>
+                <w:b/>
+                <w:bCs/>
+              </w:rPr>
+              <w:t xml:space="preserve">A</w:t>
+            </w:r>
+            <w:r>
+              <w:t xml:space="preserve">), or using a simulation-based deep-learning framework incorporating a wide variety of biases to reconstruct the temporal variations of the</w:t>
+            </w:r>
+            <w:r>
+              <w:t xml:space="preserve"> </w:t>
+            </w:r>
+            <w:r>
+              <w:t xml:space="preserve">‘</w:t>
+            </w:r>
+            <w:r>
+              <w:t xml:space="preserve">true</w:t>
+            </w:r>
+            <w:r>
+              <w:t xml:space="preserve">’</w:t>
+            </w:r>
+            <w:r>
+              <w:t xml:space="preserve"> </w:t>
+            </w:r>
+            <w:r>
+              <w:t xml:space="preserve">(</w:t>
+            </w:r>
+            <w:r>
+              <w:rPr>
+                <w:i/>
+                <w:iCs/>
+              </w:rPr>
+              <w:t xml:space="preserve">i</w:t>
+            </w:r>
+            <w:r>
+              <w:t xml:space="preserve">.</w:t>
+            </w:r>
+            <w:r>
+              <w:rPr>
+                <w:i/>
+                <w:iCs/>
+              </w:rPr>
+              <w:t xml:space="preserve">e</w:t>
+            </w:r>
+            <w:r>
               <w:t xml:space="preserve">., corrected) diversity in 1-Myr time bins (DeepDive)</w:t>
             </w:r>
             <w:r>
@@ -9350,7 +9718,7 @@
               <w:t xml:space="preserve">C</w:t>
             </w:r>
             <w:r>
-              <w:t xml:space="preserve">, log scale) were produced after binning our the body mass estimates of each species in 1-Myr time bins. The body mass of a taxon was included within a given bin if its reconstructed lifepan overlapped with it. The black dot at the right of the plot shows the median body mass of the extant chinchilloids, and the red line shows its range. In all cases, full lines represent median estimates and the lightest ribbon either shows their associated 95% HPD interval</w:t>
+              <w:t xml:space="preserve">, log scale) were produced after binning our body mass estimates of each species in 1-Myr time bins. The body mass of a taxon was included within a given bin if its reconstructed lifepan overlapped with it. The black dot at the right of the plot shows the median body mass of the extant chinchilloids, and the red line shows its range. In all cases, full lines represent median estimates and the lightest ribbon either shows their associated 95% HPD interval</w:t>
             </w:r>
             <w:r>
               <w:t xml:space="preserve"> </w:t>
@@ -9410,8 +9778,40 @@
             <w:r>
               <w:t xml:space="preserve">, the darker ribbon depicts the interval encompassing 50% of the per-bin diversity distribution across the 100 DeepDive replicates.</w:t>
             </w:r>
+            <w:r>
+              <w:t xml:space="preserve"> </w:t>
+            </w:r>
+            <w:r>
+              <w:rPr>
+                <w:i/>
+                <w:iCs/>
+              </w:rPr>
+              <w:t xml:space="preserve">Lagidium peruanum</w:t>
+            </w:r>
+            <w:r>
+              <w:t xml:space="preserve"> </w:t>
+            </w:r>
+            <w:r>
+              <w:t xml:space="preserve">and</w:t>
+            </w:r>
+            <w:r>
+              <w:t xml:space="preserve"> </w:t>
+            </w:r>
+            <w:r>
+              <w:rPr>
+                <w:i/>
+                <w:iCs/>
+              </w:rPr>
+              <w:t xml:space="preserve">Josephoartigasia monesi</w:t>
+            </w:r>
+            <w:r>
+              <w:t xml:space="preserve"> </w:t>
+            </w:r>
+            <w:r>
+              <w:t xml:space="preserve">silhouettes are from Phylopic (credits available in Tab. S2).</w:t>
+            </w:r>
           </w:p>
-          <w:bookmarkEnd w:id="279"/>
+          <w:bookmarkEnd w:id="291"/>
         </w:tc>
       </w:tr>
     </w:tbl>
@@ -9436,7 +9836,7 @@
       <w:tr>
         <w:tc>
           <w:tcPr/>
-          <w:bookmarkStart w:id="283" w:name="fig-diversification"/>
+          <w:bookmarkStart w:id="295" w:name="fig-diversification"/>
           <w:p>
             <w:pPr>
               <w:pStyle w:val="Compact"/>
@@ -9447,18 +9847,18 @@
                 <wp:inline>
                   <wp:extent cx="5399999" cy="3959999"/>
                   <wp:effectExtent b="0" l="0" r="0" t="0"/>
-                  <wp:docPr descr="" title="" id="281" name="Picture"/>
+                  <wp:docPr descr="" title="" id="293" name="Picture"/>
                   <a:graphic>
                     <a:graphicData uri="http://schemas.openxmlformats.org/drawingml/2006/picture">
                       <pic:pic>
                         <pic:nvPicPr>
-                          <pic:cNvPr descr="../Figures/Main/Diversification_rates.png" id="282" name="Picture"/>
+                          <pic:cNvPr descr="../Figures/Main/Diversification_rates.png" id="294" name="Picture"/>
                           <pic:cNvPicPr>
                             <a:picLocks noChangeArrowheads="1" noChangeAspect="1"/>
                           </pic:cNvPicPr>
                         </pic:nvPicPr>
                         <pic:blipFill>
-                          <a:blip r:embed="rId280"/>
+                          <a:blip r:embed="rId292"/>
                           <a:stretch>
                             <a:fillRect/>
                           </a:stretch>
@@ -9523,11 +9923,11 @@
               <w:t xml:space="preserve">. Stars indicate significant rate shifts.</w:t>
             </w:r>
           </w:p>
-          <w:bookmarkEnd w:id="283"/>
+          <w:bookmarkEnd w:id="295"/>
         </w:tc>
       </w:tr>
     </w:tbl>
-    <w:bookmarkEnd w:id="284"/>
+    <w:bookmarkEnd w:id="296"/>
     <w:sectPr>
       <w:type w:val="nextPage"/>
       <w:pgSz w:h="15840" w:w="12240"/>

--- a/Manuscript/Main_text.docx
+++ b/Manuscript/Main_text.docx
@@ -4173,10 +4173,7 @@
         <w:t xml:space="preserve">ca</w:t>
       </w:r>
       <w:r>
-        <w:t xml:space="preserve">. 6.5 Ma</w:t>
-      </w:r>
-      <w:r>
-        <w:t xml:space="preserve"> </w:t>
+        <w:t xml:space="preserve">. 6.5 Ma (</w:t>
       </w:r>
       <w:hyperlink w:anchor="fig-diversityBM">
         <w:r>
@@ -4187,10 +4184,10 @@
         </w:r>
       </w:hyperlink>
       <w:r>
-        <w:t xml:space="preserve">. At their maximum, median sampled and corrected diversity exhibit a 3-fold difference between each other, respectively peaking at 22 and 62. Four additional – though more attenuated – peaks may be reported from the sampled diversity curve (PyRate) : one in the late Oligocene (Deseadan SALMA), two in the Early Miocene (Colhuehuapian and Santacrucian SALMAs) and one in the late Middle Miocene (Laventan SALMA)</w:t>
-      </w:r>
-      <w:r>
-        <w:t xml:space="preserve"> </w:t>
+        <w:t xml:space="preserve"> </w:t>
+      </w:r>
+      <w:r>
+        <w:t xml:space="preserve">A–B). At their maximum, median sampled and corrected diversity exhibit a 3-fold difference between each other, respectively peaking at 22 and 62. Four additional – though more attenuated – peaks may be reported from the sampled diversity curve (PyRate) : one in the late Oligocene (Deseadan SALMA), two in the Early Miocene (Colhuehuapian and Santacrucian SALMAs) and one in the late Middle Miocene (Laventan SALMA) (</w:t>
       </w:r>
       <w:hyperlink w:anchor="fig-diversityBM">
         <w:r>
@@ -4201,10 +4198,10 @@
         </w:r>
       </w:hyperlink>
       <w:r>
-        <w:t xml:space="preserve">. These peaks are barely recovered from the corrected diversity curve</w:t>
-      </w:r>
-      <w:r>
-        <w:t xml:space="preserve"> </w:t>
+        <w:t xml:space="preserve"> </w:t>
+      </w:r>
+      <w:r>
+        <w:t xml:space="preserve">A). These peaks are barely recovered from the corrected diversity curve (</w:t>
       </w:r>
       <w:hyperlink w:anchor="fig-diversityBM">
         <w:r>
@@ -4215,7 +4212,10 @@
         </w:r>
       </w:hyperlink>
       <w:r>
-        <w:t xml:space="preserve">.</w:t>
+        <w:t xml:space="preserve"> </w:t>
+      </w:r>
+      <w:r>
+        <w:t xml:space="preserve">B).</w:t>
       </w:r>
     </w:p>
     <w:p>
@@ -4223,10 +4223,7 @@
         <w:pStyle w:val="BodyText"/>
       </w:pPr>
       <w:r>
-        <w:t xml:space="preserve">This diversity pattern elegantly matches the temporal dynamics of body size across the history of the clade made from the body mass estimations that we obtained for nearly all species (94%) represented in our occurrence dataset</w:t>
-      </w:r>
-      <w:r>
-        <w:t xml:space="preserve"> </w:t>
+        <w:t xml:space="preserve">This diversity pattern elegantly matches the temporal dynamics of body size across the history of the clade made from the body mass estimations that we obtained for nearly all species (94%) represented in our occurrence dataset (</w:t>
       </w:r>
       <w:hyperlink w:anchor="fig-diversityBM">
         <w:r>
@@ -4237,10 +4234,10 @@
         </w:r>
       </w:hyperlink>
       <w:r>
-        <w:t xml:space="preserve">. Indeed, median chinchilloid body size was slightly above 100 g at the beginning of the evolutionary history of the clade (latest Eocene–earliest Oligocene), peaked around 35 [1.90, 233] kg in the late Miocene and further declined until the present (1.9 [0.45, 12.6] kg). Overlaying body mass estimates with species-specific origination and extinction times reconstructed with PyRate clearly highlights a coordinated temporal trend towards body size increase among several chinchilloid lineages</w:t>
-      </w:r>
-      <w:r>
-        <w:t xml:space="preserve"> </w:t>
+        <w:t xml:space="preserve"> </w:t>
+      </w:r>
+      <w:r>
+        <w:t xml:space="preserve">C). Indeed, median chinchilloid body size was slightly above 100 g at the beginning of the evolutionary history of the clade (latest Eocene–earliest Oligocene), peaked around 35 [1.90, 233] kg in the late Miocene and further declined until the present (1.9 [0.45, 12.6] kg). Overlaying body mass estimates with species-specific origination and extinction times reconstructed with PyRate clearly highlights a coordinated temporal trend towards body size increase among several chinchilloid lineages (</w:t>
       </w:r>
       <w:hyperlink w:anchor="fig-lifespans">
         <w:r>
@@ -4251,7 +4248,7 @@
         </w:r>
       </w:hyperlink>
       <w:r>
-        <w:t xml:space="preserve">. Small sizes (&lt; 1kg) are mostly found among basal forms restricted to the Palaeogene–Early Miocene, with the notable exception of the extant</w:t>
+        <w:t xml:space="preserve">). Small sizes (&lt; 1kg) are mostly found among basal forms restricted to the Palaeogene–Early Miocene, with the notable exception of the extant</w:t>
       </w:r>
       <w:r>
         <w:t xml:space="preserve"> </w:t>
@@ -4267,469 +4264,7 @@
         <w:t xml:space="preserve"> </w:t>
       </w:r>
       <w:r>
-        <w:t xml:space="preserve">species.</w:t>
-      </w:r>
-    </w:p>
-    <w:p>
-      <w:pPr>
-        <w:pStyle w:val="BodyText"/>
-      </w:pPr>
-      <w:r>
-        <w:t xml:space="preserve">Positive net diversification rate until</w:t>
-      </w:r>
-      <w:r>
-        <w:t xml:space="preserve"> </w:t>
-      </w:r>
-      <w:r>
-        <w:rPr>
-          <w:i/>
-          <w:iCs/>
-        </w:rPr>
-        <w:t xml:space="preserve">ca</w:t>
-      </w:r>
-      <w:r>
-        <w:t xml:space="preserve">. 6 Ma, decline and increase in extinction rate (cite figures accordingly).</w:t>
-      </w:r>
-    </w:p>
-    <w:p>
-      <w:pPr>
-        <w:pStyle w:val="BodyText"/>
-      </w:pPr>
-      <w:r>
-        <w:t xml:space="preserve">All DD architectures performed similarly, as long as they comprised at least one dense layer connecting the output of the LSTM layers to the output layer (</w:t>
-      </w:r>
-      <w:r>
-        <w:rPr>
-          <w:b/>
-          <w:bCs/>
-        </w:rPr>
-        <w:t xml:space="preserve">Supp. Tab. 8</w:t>
-      </w:r>
-      <w:r>
-        <w:t xml:space="preserve">).</w:t>
-      </w:r>
-    </w:p>
-    <w:p>
-      <w:pPr>
-        <w:pStyle w:val="BodyText"/>
-      </w:pPr>
-      <w:r>
-        <w:t xml:space="preserve">The coefficients of rate variations obtained for BDNN (resp. XX and XX) exceeded the thresholds inferred from analyses of 100 simulated datasets generated under a constant-rate birth-death model, matching our empirical data in terms of trait number, age of the clade and (approximately) number of species (resp. XX and XX). This therefore provides evidence for significant rate variations throughout the evolutionary history of Chinchilloidea.</w:t>
-      </w:r>
-    </w:p>
-    <w:bookmarkEnd w:id="35"/>
-    <w:bookmarkStart w:id="36" w:name="Xeff14126d71e9a6fc25ff8995a8259fc4cdba78"/>
-    <w:p>
-      <w:pPr>
-        <w:pStyle w:val="Heading2"/>
-      </w:pPr>
-      <w:r>
-        <w:t xml:space="preserve">A body-mass selective XXX XXX evolutionary decline</w:t>
-      </w:r>
-    </w:p>
-    <w:p>
-      <w:pPr>
-        <w:pStyle w:val="FirstParagraph"/>
-      </w:pPr>
-      <w:r>
-        <w:t xml:space="preserve">Speciation rate significantly differs across body size classes, with larger taxa achieving higher values (Fig. X and S5). According to the BDNN model, body size stands out as the first predictor explaining variations in speciation rate within Chinchilloidea, with a</w:t>
-      </w:r>
-      <w:r>
-        <w:t xml:space="preserve"> </w:t>
-      </w:r>
-      <w:r>
-        <w:rPr>
-          <w:i/>
-          <w:iCs/>
-        </w:rPr>
-        <w:t xml:space="preserve">ca</w:t>
-      </w:r>
-      <w:r>
-        <w:t xml:space="preserve">. 2.5-fold change obtained between our two extrema (</w:t>
-      </w:r>
-      <w:r>
-        <w:rPr>
-          <w:i/>
-          <w:iCs/>
-        </w:rPr>
-        <w:t xml:space="preserve">i</w:t>
-      </w:r>
-      <w:r>
-        <w:t xml:space="preserve">.</w:t>
-      </w:r>
-      <w:r>
-        <w:rPr>
-          <w:i/>
-          <w:iCs/>
-        </w:rPr>
-        <w:t xml:space="preserve">e</w:t>
-      </w:r>
-      <w:r>
-        <w:t xml:space="preserve">., XS and XXL =&gt;</w:t>
-      </w:r>
-      <w:r>
-        <w:t xml:space="preserve"> </w:t>
-      </w:r>
-      <w:r>
-        <w:rPr>
-          <w:b/>
-          <w:bCs/>
-        </w:rPr>
-        <w:t xml:space="preserve">indicate on the violin plot</w:t>
-      </w:r>
-      <w:r>
-        <w:t xml:space="preserve">).</w:t>
-      </w:r>
-    </w:p>
-    <w:p>
-      <w:pPr>
-        <w:pStyle w:val="BodyText"/>
-      </w:pPr>
-      <w:r>
-        <w:t xml:space="preserve">In our BDNN analyses, time is always ranked as the least important predictor, suggesting our environmental and trait variable effectively capture signals of rate variation.</w:t>
-      </w:r>
-    </w:p>
-    <w:bookmarkEnd w:id="36"/>
-    <w:bookmarkStart w:id="37" w:name="side-notes"/>
-    <w:p>
-      <w:pPr>
-        <w:pStyle w:val="Heading2"/>
-      </w:pPr>
-      <w:r>
-        <w:t xml:space="preserve">Side notes</w:t>
-      </w:r>
-    </w:p>
-    <w:p>
-      <w:pPr>
-        <w:pStyle w:val="FirstParagraph"/>
-      </w:pPr>
-      <w:r>
-        <w:t xml:space="preserve">Our deep learning-based analysis of diversification provided evidence for significant origination and extinction rates variation as compared to a constant-rate birth-death model with the same amount of lineages and root ages as our empirical data (coefficients of rate variation table).</w:t>
-      </w:r>
-    </w:p>
-    <w:p>
-      <w:pPr>
-        <w:pStyle w:val="BodyText"/>
-      </w:pPr>
-      <w:r>
-        <w:t xml:space="preserve">Heterogeneity in lineage-specific diversification rates (example of lineages/groups of taxa).</w:t>
-      </w:r>
-    </w:p>
-    <w:p>
-      <w:pPr>
-        <w:pStyle w:val="BodyText"/>
-      </w:pPr>
-      <w:r>
-        <w:t xml:space="preserve">Also, tropical lineages appear to have overall lower origination and extinction rates, suggesting enhanced biotic turnover outside the tropics.</w:t>
-      </w:r>
-    </w:p>
-    <w:p>
-      <w:pPr>
-        <w:pStyle w:val="BodyText"/>
-      </w:pPr>
-      <w:r>
-        <w:t xml:space="preserve">Diversity-dependent effects were found to be the most important factor influencing origination rate variations, with decreasing rate values with increasing diversity. Andean uplift and palaeotemperature were respectively ranked at the second and third positions on the predictor importance scale.</w:t>
-      </w:r>
-    </w:p>
-    <w:p>
-      <w:pPr>
-        <w:pStyle w:val="BodyText"/>
-      </w:pPr>
-      <w:r>
-        <w:t xml:space="preserve">Palaeotemperature was retrieved as most significantly influencing extinction rate variations, via a negative relationship – extinction rate decreases when palaeotemperature increases. Sea level and Andean uplift respectively arrived second and third. At a given palaeotemperature, extinction rate was higher when sea level was higher.</w:t>
-      </w:r>
-    </w:p>
-    <w:p>
-      <w:pPr>
-        <w:pStyle w:val="BodyText"/>
-      </w:pPr>
-      <w:r>
-        <w:t xml:space="preserve">Results robust to different network architectures.</w:t>
-      </w:r>
-    </w:p>
-    <w:bookmarkEnd w:id="37"/>
-    <w:bookmarkEnd w:id="38"/>
-    <w:bookmarkStart w:id="47" w:name="discussion"/>
-    <w:p>
-      <w:pPr>
-        <w:pStyle w:val="Heading1"/>
-      </w:pPr>
-      <w:r>
-        <w:t xml:space="preserve">Discussion</w:t>
-      </w:r>
-    </w:p>
-    <w:p>
-      <w:pPr>
-        <w:pStyle w:val="FirstParagraph"/>
-      </w:pPr>
-      <w:r>
-        <w:t xml:space="preserve">ucetich2015 proposed gigantism among caviomorphs to have been promoted by the late Neogene climate cooling and aridification</w:t>
-      </w:r>
-      <w:r>
-        <w:t xml:space="preserve"> </w:t>
-      </w:r>
-      <w:r>
-        <w:t xml:space="preserve">(Westerhold et al. 2020)</w:t>
-      </w:r>
-      <w:r>
-        <w:t xml:space="preserve">, thought to have expanded open habitats in continental South America</w:t>
-      </w:r>
-      <w:r>
-        <w:t xml:space="preserve"> </w:t>
-      </w:r>
-      <w:r>
-        <w:t xml:space="preserve">(Palazzesi and Barreda 2012)</w:t>
-      </w:r>
-      <w:r>
-        <w:t xml:space="preserve">. Such climate-induced landscape opening has also traditionally been invoked to explain caviomorphs’ – together with native ungulates’ – increase in hypsodonty</w:t>
-      </w:r>
-      <w:r>
-        <w:t xml:space="preserve"> </w:t>
-      </w:r>
-      <w:r>
-        <w:t xml:space="preserve">(MacFadden 2000)</w:t>
-      </w:r>
-      <w:r>
-        <w:t xml:space="preserve">. Nevertheless, it should be mentioned that several evidence challenged the relationship between grass consumption and hypsodonty</w:t>
-      </w:r>
-      <w:r>
-        <w:t xml:space="preserve"> </w:t>
-      </w:r>
-      <w:r>
-        <w:t xml:space="preserve">(</w:t>
-      </w:r>
-      <w:r>
-        <w:rPr>
-          <w:i/>
-          <w:iCs/>
-        </w:rPr>
-        <w:t xml:space="preserve">e</w:t>
-      </w:r>
-      <w:r>
-        <w:t xml:space="preserve">.</w:t>
-      </w:r>
-      <w:r>
-        <w:rPr>
-          <w:i/>
-          <w:iCs/>
-        </w:rPr>
-        <w:t xml:space="preserve">g</w:t>
-      </w:r>
-      <w:r>
-        <w:t xml:space="preserve">., Billet et al. 2009; Damuth and Janis 2011; Strömberg et al. 2013; Armella and Croft 2026)</w:t>
-      </w:r>
-      <w:r>
-        <w:t xml:space="preserve">. Other authors proposed that the river network remodelling that followed the demise of the north Argentinian Miocene marine transgression</w:t>
-      </w:r>
-      <w:r>
-        <w:t xml:space="preserve"> </w:t>
-      </w:r>
-      <w:r>
-        <w:t xml:space="preserve">(</w:t>
-      </w:r>
-      <w:r>
-        <w:t xml:space="preserve">‘</w:t>
-      </w:r>
-      <w:r>
-        <w:t xml:space="preserve">Paranense Sea,</w:t>
-      </w:r>
-      <w:r>
-        <w:t xml:space="preserve">’</w:t>
-      </w:r>
-      <w:r>
-        <w:t xml:space="preserve"> </w:t>
-      </w:r>
-      <w:r>
-        <w:rPr>
-          <w:i/>
-          <w:iCs/>
-        </w:rPr>
-        <w:t xml:space="preserve">see</w:t>
-      </w:r>
-      <w:r>
-        <w:t xml:space="preserve"> </w:t>
-      </w:r>
-      <w:r>
-        <w:t xml:space="preserve">Pascual et al. 1996)</w:t>
-      </w:r>
-      <w:r>
-        <w:t xml:space="preserve">, locally generating environmental heterogeneity, favoured the ecological diversification of dinomyid rodents</w:t>
-      </w:r>
-      <w:r>
-        <w:t xml:space="preserve"> </w:t>
-      </w:r>
-      <w:r>
-        <w:t xml:space="preserve">(Nasif et al. 2013; Candela et al. 2013)</w:t>
-      </w:r>
-      <w:r>
-        <w:t xml:space="preserve">. In the same time frame, a marine incursion analogous to the</w:t>
-      </w:r>
-      <w:r>
-        <w:t xml:space="preserve"> </w:t>
-      </w:r>
-      <w:r>
-        <w:t xml:space="preserve">‘</w:t>
-      </w:r>
-      <w:r>
-        <w:t xml:space="preserve">Paranense Sea</w:t>
-      </w:r>
-      <w:r>
-        <w:t xml:space="preserve">’</w:t>
-      </w:r>
-      <w:r>
-        <w:t xml:space="preserve">, the</w:t>
-      </w:r>
-      <w:r>
-        <w:t xml:space="preserve"> </w:t>
-      </w:r>
-      <w:r>
-        <w:t xml:space="preserve">‘</w:t>
-      </w:r>
-      <w:r>
-        <w:t xml:space="preserve">Pebas megawetland system</w:t>
-      </w:r>
-      <w:r>
-        <w:t xml:space="preserve">’</w:t>
-      </w:r>
-      <w:r>
-        <w:t xml:space="preserve"> </w:t>
-      </w:r>
-      <w:r>
-        <w:t xml:space="preserve">(PMWS), covered Western Amazonia. Its Late Miocene vanishing triggered massive hydrographic changes, among which the establishment of the Amazon drainage system, in turn massively impacting low-latitude ecosystems in South America</w:t>
-      </w:r>
-      <w:r>
-        <w:t xml:space="preserve"> </w:t>
-      </w:r>
-      <w:r>
-        <w:t xml:space="preserve">(</w:t>
-      </w:r>
-      <w:r>
-        <w:rPr>
-          <w:i/>
-          <w:iCs/>
-        </w:rPr>
-        <w:t xml:space="preserve">e</w:t>
-      </w:r>
-      <w:r>
-        <w:t xml:space="preserve">.</w:t>
-      </w:r>
-      <w:r>
-        <w:rPr>
-          <w:i/>
-          <w:iCs/>
-        </w:rPr>
-        <w:t xml:space="preserve">g</w:t>
-      </w:r>
-      <w:r>
-        <w:t xml:space="preserve">., Jaramillo et al. 2017; Hoorn et al. 2022)</w:t>
-      </w:r>
-      <w:r>
-        <w:t xml:space="preserve">. Thus, one can expect the legacy of the PMWS to have also impacted the radiation of Chinchilloidea, the latter peaking as these hydrographic changes occurred. These two marine transgressions were shown to be tectonically- and eustatically-controlled</w:t>
-      </w:r>
-      <w:r>
-        <w:t xml:space="preserve"> </w:t>
-      </w:r>
-      <w:r>
-        <w:t xml:space="preserve">(Hernández et al. 2005)</w:t>
-      </w:r>
-      <w:r>
-        <w:t xml:space="preserve">. Thus, one can also expect to retrieve a signal of the Andean uplift, as well as from sea-level changes, in the dynamics of chinchilloid diversification. In addition, on the basis of results established on modern species showing similar phenotypic pathways, patterns of size increase among caviomorphs were also proposed to be related to biotic factors, such as intra- or interspecific competition, predator avoidance or physiological constraints (</w:t>
-      </w:r>
-      <w:r>
-        <w:rPr>
-          <w:i/>
-          <w:iCs/>
-        </w:rPr>
-        <w:t xml:space="preserve">e</w:t>
-      </w:r>
-      <w:r>
-        <w:t xml:space="preserve">.</w:t>
-      </w:r>
-      <w:r>
-        <w:rPr>
-          <w:i/>
-          <w:iCs/>
-        </w:rPr>
-        <w:t xml:space="preserve">g</w:t>
-      </w:r>
-      <w:r>
-        <w:t xml:space="preserve">., metabolic rate)</w:t>
-      </w:r>
-      <w:r>
-        <w:t xml:space="preserve"> </w:t>
-      </w:r>
-      <w:r>
-        <w:t xml:space="preserve">(Vucetich et al. 2015)</w:t>
-      </w:r>
-      <w:r>
-        <w:t xml:space="preserve">.</w:t>
-      </w:r>
-      <w:r>
-        <w:t xml:space="preserve"> </w:t>
-      </w:r>
-      <w:r>
-        <w:t xml:space="preserve">Álvarez et al. (2017)</w:t>
-      </w:r>
-      <w:r>
-        <w:t xml:space="preserve"> </w:t>
-      </w:r>
-      <w:r>
-        <w:t xml:space="preserve">added that the environmentally-driven emergence of new niches and their further colonisation by caviomorphs must have promoted size increase in this rodent clade. Regarding the West Indian</w:t>
-      </w:r>
-      <w:r>
-        <w:t xml:space="preserve"> </w:t>
-      </w:r>
-      <w:r>
-        <w:t xml:space="preserve">‘</w:t>
-      </w:r>
-      <w:r>
-        <w:t xml:space="preserve">giant hutias</w:t>
-      </w:r>
-      <w:r>
-        <w:t xml:space="preserve">’</w:t>
-      </w:r>
-      <w:r>
-        <w:t xml:space="preserve">, instead of environmental drivers, the</w:t>
-      </w:r>
-      <w:r>
-        <w:t xml:space="preserve"> </w:t>
-      </w:r>
-      <w:r>
-        <w:t xml:space="preserve">‘</w:t>
-      </w:r>
-      <w:r>
-        <w:t xml:space="preserve">island rule</w:t>
-      </w:r>
-      <w:r>
-        <w:t xml:space="preserve">’</w:t>
-      </w:r>
-      <w:r>
-        <w:t xml:space="preserve"> </w:t>
-      </w:r>
-      <w:r>
-        <w:t xml:space="preserve">(Van Valen 1973b; Damuth 1993; Lomolino 2005; Faurby and Svenning 2016;</w:t>
-      </w:r>
-      <w:r>
-        <w:t xml:space="preserve"> </w:t>
-      </w:r>
-      <w:r>
-        <w:rPr>
-          <w:i/>
-          <w:iCs/>
-        </w:rPr>
-        <w:t xml:space="preserve">but see</w:t>
-      </w:r>
-      <w:r>
-        <w:t xml:space="preserve"> </w:t>
-      </w:r>
-      <w:r>
-        <w:t xml:space="preserve">Meiri et al. 2007)</w:t>
-      </w:r>
-      <w:r>
-        <w:t xml:space="preserve"> </w:t>
-      </w:r>
-      <w:r>
-        <w:t xml:space="preserve">has been proposed to explain their spectacular increase in size – particularly in the case of</w:t>
+        <w:t xml:space="preserve">species. Then, from the early Middle to the latest Miocene, a gradual increase in body size is to be reported, mostly within the two families</w:t>
       </w:r>
       <w:r>
         <w:t xml:space="preserve"> </w:t>
@@ -4743,86 +4278,20 @@
         </m:r>
       </m:oMath>
       <w:r>
-        <w:rPr>
-          <w:i/>
-          <w:iCs/>
-        </w:rPr>
-        <w:t xml:space="preserve">Amblyrhiza</w:t>
-      </w:r>
-      <w:r>
-        <w:t xml:space="preserve"> </w:t>
-      </w:r>
-      <w:r>
-        <w:t xml:space="preserve">(</w:t>
-      </w:r>
-      <w:r>
-        <w:rPr>
-          <w:i/>
-          <w:iCs/>
-        </w:rPr>
-        <w:t xml:space="preserve">e</w:t>
-      </w:r>
-      <w:r>
-        <w:t xml:space="preserve">.</w:t>
-      </w:r>
-      <w:r>
-        <w:rPr>
-          <w:i/>
-          <w:iCs/>
-        </w:rPr>
-        <w:t xml:space="preserve">g</w:t>
-      </w:r>
-      <w:r>
-        <w:t xml:space="preserve">., Biknevicius et al. 1993; McFarlane et al. 1998)</w:t>
-      </w:r>
-      <w:r>
-        <w:t xml:space="preserve">.</w:t>
-      </w:r>
-    </w:p>
-    <w:p>
-      <w:pPr>
-        <w:pStyle w:val="BodyText"/>
-      </w:pPr>
-      <w:r>
-        <w:t xml:space="preserve">Besides, questions are also raised by chinchilloid taxonomic and morphological diversity decline. Indeed, the group was diverse in the Late Miocene (Chasicoan–Huayquerian South American Land Mammal Ages [SALMAs]), with at least 20 co-occurring species on the continent</w:t>
-      </w:r>
-      <w:r>
-        <w:t xml:space="preserve"> </w:t>
-      </w:r>
-      <w:r>
-        <w:t xml:space="preserve">(Candela 2005)</w:t>
-      </w:r>
-      <w:r>
-        <w:t xml:space="preserve">, including most of its largest representatives</w:t>
-      </w:r>
-      <w:r>
-        <w:t xml:space="preserve"> </w:t>
-      </w:r>
-      <w:r>
-        <w:t xml:space="preserve">(</w:t>
-      </w:r>
-      <w:r>
-        <w:rPr>
-          <w:i/>
-          <w:iCs/>
-        </w:rPr>
-        <w:t xml:space="preserve">e</w:t>
-      </w:r>
-      <w:r>
-        <w:t xml:space="preserve">.</w:t>
-      </w:r>
-      <w:r>
-        <w:rPr>
-          <w:i/>
-          <w:iCs/>
-        </w:rPr>
-        <w:t xml:space="preserve">g</w:t>
-      </w:r>
-      <w:r>
-        <w:t xml:space="preserve">., Carrillo and Sánchez-Villagra 2015; Rasia and Candela 2018; Rasia et al. 2024)</w:t>
-      </w:r>
-      <w:r>
-        <w:t xml:space="preserve">. Then, the group experienced a massive decline, wiping out the entire</w:t>
+        <w:t xml:space="preserve">Neoepiblemidae and Dinomyidae. Then, in continental South America, most of the giant taxa that were flourishing in the Miocene disappeared at</w:t>
+      </w:r>
+      <w:r>
+        <w:t xml:space="preserve"> </w:t>
+      </w:r>
+      <w:r>
+        <w:rPr>
+          <w:i/>
+          <w:iCs/>
+        </w:rPr>
+        <w:t xml:space="preserve">ca</w:t>
+      </w:r>
+      <w:r>
+        <w:t xml:space="preserve">. 6.5 Ma, and only persisted the lineages that gave birth to the extant moderate-sized representatives of the group. In the West Indies, Quaternary deposits yielded remains of large-sized taxa (grouped into the likely paraphyletic family</w:t>
       </w:r>
       <w:r>
         <w:t xml:space="preserve"> </w:t>
@@ -4836,6 +4305,679 @@
         </m:r>
       </m:oMath>
       <w:r>
+        <w:rPr>
+          <w:i/>
+          <w:iCs/>
+        </w:rPr>
+        <w:t xml:space="preserve">?Heptaxodontidae</w:t>
+      </w:r>
+      <w:r>
+        <w:t xml:space="preserve">), that went extinct very recently, thus well after the decline starting</w:t>
+      </w:r>
+      <w:r>
+        <w:t xml:space="preserve"> </w:t>
+      </w:r>
+      <w:r>
+        <w:rPr>
+          <w:i/>
+          <w:iCs/>
+        </w:rPr>
+        <w:t xml:space="preserve">ca</w:t>
+      </w:r>
+      <w:r>
+        <w:t xml:space="preserve">. 6.5 Ma.</w:t>
+      </w:r>
+    </w:p>
+    <w:p>
+      <w:pPr>
+        <w:pStyle w:val="BodyText"/>
+      </w:pPr>
+      <w:r>
+        <w:t xml:space="preserve">Thus, we highlight the synchronous character of body size evolution and diversity dynamics throughout the evolutionary history of Chinchilloidea.</w:t>
+      </w:r>
+    </w:p>
+    <w:bookmarkEnd w:id="35"/>
+    <w:bookmarkStart w:id="36" w:name="Xec638aa7a0e33144ab295a8898aab3f898bef7d"/>
+    <w:p>
+      <w:pPr>
+        <w:pStyle w:val="Heading2"/>
+      </w:pPr>
+      <w:r>
+        <w:t xml:space="preserve">Heterogeneous extinction selectivity across body size classes and between tropical and non-tropical taxa, likely enhanced by the Andean uplift, shaped the decline of Chinchilloidea</w:t>
+      </w:r>
+    </w:p>
+    <w:p>
+      <w:pPr>
+        <w:pStyle w:val="FirstParagraph"/>
+      </w:pPr>
+      <w:r>
+        <w:t xml:space="preserve">Our findings revealed that the aforementioned changes in diversity were due to changes in extinction, not speciation rate during the history of the clade. Indeed, the joint estimation of the diversification process (together with species origination and extinction times, altogether forming the sampled diversity) made with PyRate using the rjMCMC algorithm did not evidence any significant speciation rate shift during the evolutionary history of the clade (</w:t>
+      </w:r>
+      <w:hyperlink w:anchor="fig-diversification">
+        <w:r>
+          <w:rPr>
+            <w:rStyle w:val="Hyperlink"/>
+          </w:rPr>
+          <w:t xml:space="preserve">Figure 4</w:t>
+        </w:r>
+      </w:hyperlink>
+      <w:r>
+        <w:t xml:space="preserve"> </w:t>
+      </w:r>
+      <w:r>
+        <w:t xml:space="preserve">A, Figure S6 A). Rather, according to this model, speciation rate remained constant, nearing 0.6 events/lineage/Myr over the entire study period (</w:t>
+      </w:r>
+      <w:hyperlink w:anchor="fig-diversification">
+        <w:r>
+          <w:rPr>
+            <w:rStyle w:val="Hyperlink"/>
+          </w:rPr>
+          <w:t xml:space="preserve">Figure 4</w:t>
+        </w:r>
+      </w:hyperlink>
+      <w:r>
+        <w:t xml:space="preserve"> </w:t>
+      </w:r>
+      <w:r>
+        <w:t xml:space="preserve">A). This result aligns with the output of the MBD model, where speciation rate estimated with exponential correlations with environmental variables also remained equal to 0.6 across the evolutionary history of the group (</w:t>
+      </w:r>
+      <w:hyperlink w:anchor="fig-diversification">
+        <w:r>
+          <w:rPr>
+            <w:rStyle w:val="Hyperlink"/>
+          </w:rPr>
+          <w:t xml:space="preserve">Figure 4</w:t>
+        </w:r>
+      </w:hyperlink>
+      <w:r>
+        <w:t xml:space="preserve"> </w:t>
+      </w:r>
+      <w:r>
+        <w:t xml:space="preserve">E), and was not found significantly associated with any of the variables (</w:t>
+      </w:r>
+      <w:r>
+        <w:rPr>
+          <w:b/>
+          <w:bCs/>
+        </w:rPr>
+        <w:t xml:space="preserve">Figure Drivers</w:t>
+      </w:r>
+      <w:r>
+        <w:t xml:space="preserve">). Conversely, the analyses conducted with the BDNN yielded a slightly different conclusion, as it provided evidence for significant speciation rate variation across lineages (Table S4).</w:t>
+      </w:r>
+    </w:p>
+    <w:p>
+      <w:pPr>
+        <w:pStyle w:val="BodyText"/>
+      </w:pPr>
+      <w:r>
+        <w:t xml:space="preserve">Positive net diversification rate until</w:t>
+      </w:r>
+      <w:r>
+        <w:t xml:space="preserve"> </w:t>
+      </w:r>
+      <w:r>
+        <w:rPr>
+          <w:i/>
+          <w:iCs/>
+        </w:rPr>
+        <w:t xml:space="preserve">ca</w:t>
+      </w:r>
+      <w:r>
+        <w:t xml:space="preserve">. 6 Ma, decline and increase in extinction rate (cite figures accordingly).</w:t>
+      </w:r>
+    </w:p>
+    <w:p>
+      <w:pPr>
+        <w:pStyle w:val="BodyText"/>
+      </w:pPr>
+      <w:r>
+        <w:t xml:space="preserve">All DD architectures performed similarly, as long as they comprised at least one dense layer connecting the output of the LSTM layers to the output layer (</w:t>
+      </w:r>
+      <w:r>
+        <w:rPr>
+          <w:b/>
+          <w:bCs/>
+        </w:rPr>
+        <w:t xml:space="preserve">Supp. Tab. 8</w:t>
+      </w:r>
+      <w:r>
+        <w:t xml:space="preserve">).</w:t>
+      </w:r>
+    </w:p>
+    <w:p>
+      <w:pPr>
+        <w:pStyle w:val="BodyText"/>
+      </w:pPr>
+      <w:r>
+        <w:t xml:space="preserve">The coefficients of rate variations obtained for BDNN (resp. XX and XX) exceeded the thresholds inferred from analyses of 100 simulated datasets generated under a constant-rate birth-death model, matching our empirical data in terms of trait number, age of the clade and (approximately) number of species (resp. XX and XX). This therefore provides evidence for significant rate variations throughout the evolutionary history of Chinchilloidea.</w:t>
+      </w:r>
+    </w:p>
+    <w:p>
+      <w:pPr>
+        <w:pStyle w:val="BodyText"/>
+      </w:pPr>
+      <w:r>
+        <w:t xml:space="preserve">Speciation rate significantly differs across body size classes, with larger taxa achieving higher values (Fig. X and S5). According to the BDNN model, body size stands out as the first predictor explaining variations in speciation rate within Chinchilloidea, with a</w:t>
+      </w:r>
+      <w:r>
+        <w:t xml:space="preserve"> </w:t>
+      </w:r>
+      <w:r>
+        <w:rPr>
+          <w:i/>
+          <w:iCs/>
+        </w:rPr>
+        <w:t xml:space="preserve">ca</w:t>
+      </w:r>
+      <w:r>
+        <w:t xml:space="preserve">. 2.5-fold change obtained between our two extrema (</w:t>
+      </w:r>
+      <w:r>
+        <w:rPr>
+          <w:i/>
+          <w:iCs/>
+        </w:rPr>
+        <w:t xml:space="preserve">i</w:t>
+      </w:r>
+      <w:r>
+        <w:t xml:space="preserve">.</w:t>
+      </w:r>
+      <w:r>
+        <w:rPr>
+          <w:i/>
+          <w:iCs/>
+        </w:rPr>
+        <w:t xml:space="preserve">e</w:t>
+      </w:r>
+      <w:r>
+        <w:t xml:space="preserve">., XS and XXL =&gt;</w:t>
+      </w:r>
+      <w:r>
+        <w:t xml:space="preserve"> </w:t>
+      </w:r>
+      <w:r>
+        <w:rPr>
+          <w:b/>
+          <w:bCs/>
+        </w:rPr>
+        <w:t xml:space="preserve">indicate on the violin plot</w:t>
+      </w:r>
+      <w:r>
+        <w:t xml:space="preserve">).</w:t>
+      </w:r>
+    </w:p>
+    <w:p>
+      <w:pPr>
+        <w:pStyle w:val="BodyText"/>
+      </w:pPr>
+      <w:r>
+        <w:t xml:space="preserve">In our BDNN analyses, time is always ranked as the least important predictor, suggesting our environmental and trait variable effectively capture signals of rate variation.</w:t>
+      </w:r>
+    </w:p>
+    <w:p>
+      <w:pPr>
+        <w:pStyle w:val="BodyText"/>
+      </w:pPr>
+      <w:r>
+        <w:t xml:space="preserve">Higher extinction rates outside the tropics</w:t>
+      </w:r>
+    </w:p>
+    <w:p>
+      <w:pPr>
+        <w:pStyle w:val="BodyText"/>
+      </w:pPr>
+      <w:r>
+        <w:t xml:space="preserve">ADE</w:t>
+      </w:r>
+    </w:p>
+    <w:bookmarkEnd w:id="36"/>
+    <w:bookmarkStart w:id="37" w:name="side-notes"/>
+    <w:p>
+      <w:pPr>
+        <w:pStyle w:val="Heading2"/>
+      </w:pPr>
+      <w:r>
+        <w:t xml:space="preserve">Side notes</w:t>
+      </w:r>
+    </w:p>
+    <w:p>
+      <w:pPr>
+        <w:pStyle w:val="FirstParagraph"/>
+      </w:pPr>
+      <w:r>
+        <w:t xml:space="preserve">Our deep learning-based analysis of diversification provided evidence for significant origination and extinction rates variation as compared to a constant-rate birth-death model with the same amount of lineages and root ages as our empirical data (coefficients of rate variation table).</w:t>
+      </w:r>
+    </w:p>
+    <w:p>
+      <w:pPr>
+        <w:pStyle w:val="BodyText"/>
+      </w:pPr>
+      <w:r>
+        <w:t xml:space="preserve">Heterogeneity in lineage-specific diversification rates (example of lineages/groups of taxa).</w:t>
+      </w:r>
+    </w:p>
+    <w:p>
+      <w:pPr>
+        <w:pStyle w:val="BodyText"/>
+      </w:pPr>
+      <w:r>
+        <w:t xml:space="preserve">Also, tropical lineages appear to have overall lower origination and extinction rates, suggesting enhanced biotic turnover outside the tropics.</w:t>
+      </w:r>
+    </w:p>
+    <w:p>
+      <w:pPr>
+        <w:pStyle w:val="BodyText"/>
+      </w:pPr>
+      <w:r>
+        <w:t xml:space="preserve">Diversity-dependent effects were found to be the most important factor influencing origination rate variations, with decreasing rate values with increasing diversity. Andean uplift and palaeotemperature were respectively ranked at the second and third positions on the predictor importance scale.</w:t>
+      </w:r>
+    </w:p>
+    <w:p>
+      <w:pPr>
+        <w:pStyle w:val="BodyText"/>
+      </w:pPr>
+      <w:r>
+        <w:t xml:space="preserve">Palaeotemperature was retrieved as most significantly influencing extinction rate variations, via a negative relationship – extinction rate decreases when palaeotemperature increases. Sea level and Andean uplift respectively arrived second and third. At a given palaeotemperature, extinction rate was higher when sea level was higher.</w:t>
+      </w:r>
+    </w:p>
+    <w:p>
+      <w:pPr>
+        <w:pStyle w:val="BodyText"/>
+      </w:pPr>
+      <w:r>
+        <w:t xml:space="preserve">Results robust to different network architectures.</w:t>
+      </w:r>
+    </w:p>
+    <w:bookmarkEnd w:id="37"/>
+    <w:bookmarkEnd w:id="38"/>
+    <w:bookmarkStart w:id="47" w:name="discussion"/>
+    <w:p>
+      <w:pPr>
+        <w:pStyle w:val="Heading1"/>
+      </w:pPr>
+      <w:r>
+        <w:t xml:space="preserve">Discussion</w:t>
+      </w:r>
+    </w:p>
+    <w:p>
+      <w:pPr>
+        <w:pStyle w:val="FirstParagraph"/>
+      </w:pPr>
+      <w:r>
+        <w:t xml:space="preserve">ucetich2015 proposed gigantism among caviomorphs to have been promoted by the late Neogene climate cooling and aridification</w:t>
+      </w:r>
+      <w:r>
+        <w:t xml:space="preserve"> </w:t>
+      </w:r>
+      <w:r>
+        <w:t xml:space="preserve">(Westerhold et al. 2020)</w:t>
+      </w:r>
+      <w:r>
+        <w:t xml:space="preserve">, thought to have expanded open habitats in continental South America</w:t>
+      </w:r>
+      <w:r>
+        <w:t xml:space="preserve"> </w:t>
+      </w:r>
+      <w:r>
+        <w:t xml:space="preserve">(Palazzesi and Barreda 2012)</w:t>
+      </w:r>
+      <w:r>
+        <w:t xml:space="preserve">. Such climate-induced landscape opening has also traditionally been invoked to explain caviomorphs’ – together with native ungulates’ – increase in hypsodonty</w:t>
+      </w:r>
+      <w:r>
+        <w:t xml:space="preserve"> </w:t>
+      </w:r>
+      <w:r>
+        <w:t xml:space="preserve">(MacFadden 2000)</w:t>
+      </w:r>
+      <w:r>
+        <w:t xml:space="preserve">. Nevertheless, it should be mentioned that several evidence challenged the relationship between grass consumption and hypsodonty</w:t>
+      </w:r>
+      <w:r>
+        <w:t xml:space="preserve"> </w:t>
+      </w:r>
+      <w:r>
+        <w:t xml:space="preserve">(</w:t>
+      </w:r>
+      <w:r>
+        <w:rPr>
+          <w:i/>
+          <w:iCs/>
+        </w:rPr>
+        <w:t xml:space="preserve">e</w:t>
+      </w:r>
+      <w:r>
+        <w:t xml:space="preserve">.</w:t>
+      </w:r>
+      <w:r>
+        <w:rPr>
+          <w:i/>
+          <w:iCs/>
+        </w:rPr>
+        <w:t xml:space="preserve">g</w:t>
+      </w:r>
+      <w:r>
+        <w:t xml:space="preserve">., Billet et al. 2009; Damuth and Janis 2011; Strömberg et al. 2013; Armella and Croft 2026)</w:t>
+      </w:r>
+      <w:r>
+        <w:t xml:space="preserve">. Other authors proposed that the river network remodelling that followed the demise of the north Argentinian Miocene marine transgression</w:t>
+      </w:r>
+      <w:r>
+        <w:t xml:space="preserve"> </w:t>
+      </w:r>
+      <w:r>
+        <w:t xml:space="preserve">(</w:t>
+      </w:r>
+      <w:r>
+        <w:t xml:space="preserve">‘</w:t>
+      </w:r>
+      <w:r>
+        <w:t xml:space="preserve">Paranense Sea,</w:t>
+      </w:r>
+      <w:r>
+        <w:t xml:space="preserve">’</w:t>
+      </w:r>
+      <w:r>
+        <w:t xml:space="preserve"> </w:t>
+      </w:r>
+      <w:r>
+        <w:rPr>
+          <w:i/>
+          <w:iCs/>
+        </w:rPr>
+        <w:t xml:space="preserve">see</w:t>
+      </w:r>
+      <w:r>
+        <w:t xml:space="preserve"> </w:t>
+      </w:r>
+      <w:r>
+        <w:t xml:space="preserve">Pascual et al. 1996)</w:t>
+      </w:r>
+      <w:r>
+        <w:t xml:space="preserve">, locally generating environmental heterogeneity, favoured the ecological diversification of dinomyid rodents</w:t>
+      </w:r>
+      <w:r>
+        <w:t xml:space="preserve"> </w:t>
+      </w:r>
+      <w:r>
+        <w:t xml:space="preserve">(Nasif et al. 2013; Candela et al. 2013)</w:t>
+      </w:r>
+      <w:r>
+        <w:t xml:space="preserve">. In the same time frame, a marine incursion analogous to the</w:t>
+      </w:r>
+      <w:r>
+        <w:t xml:space="preserve"> </w:t>
+      </w:r>
+      <w:r>
+        <w:t xml:space="preserve">‘</w:t>
+      </w:r>
+      <w:r>
+        <w:t xml:space="preserve">Paranense Sea</w:t>
+      </w:r>
+      <w:r>
+        <w:t xml:space="preserve">’</w:t>
+      </w:r>
+      <w:r>
+        <w:t xml:space="preserve">, the</w:t>
+      </w:r>
+      <w:r>
+        <w:t xml:space="preserve"> </w:t>
+      </w:r>
+      <w:r>
+        <w:t xml:space="preserve">‘</w:t>
+      </w:r>
+      <w:r>
+        <w:t xml:space="preserve">Pebas megawetland system</w:t>
+      </w:r>
+      <w:r>
+        <w:t xml:space="preserve">’</w:t>
+      </w:r>
+      <w:r>
+        <w:t xml:space="preserve"> </w:t>
+      </w:r>
+      <w:r>
+        <w:t xml:space="preserve">(PMWS), covered Western Amazonia. Its Late Miocene vanishing triggered massive hydrographic changes, among which the establishment of the Amazon drainage system, in turn massively impacting low-latitude ecosystems in South America</w:t>
+      </w:r>
+      <w:r>
+        <w:t xml:space="preserve"> </w:t>
+      </w:r>
+      <w:r>
+        <w:t xml:space="preserve">(</w:t>
+      </w:r>
+      <w:r>
+        <w:rPr>
+          <w:i/>
+          <w:iCs/>
+        </w:rPr>
+        <w:t xml:space="preserve">e</w:t>
+      </w:r>
+      <w:r>
+        <w:t xml:space="preserve">.</w:t>
+      </w:r>
+      <w:r>
+        <w:rPr>
+          <w:i/>
+          <w:iCs/>
+        </w:rPr>
+        <w:t xml:space="preserve">g</w:t>
+      </w:r>
+      <w:r>
+        <w:t xml:space="preserve">., Jaramillo et al. 2017; Hoorn et al. 2022)</w:t>
+      </w:r>
+      <w:r>
+        <w:t xml:space="preserve">. Thus, one can expect the legacy of the PMWS to have also impacted the radiation of Chinchilloidea, the latter peaking as these hydrographic changes occurred. These two marine transgressions were shown to be tectonically- and eustatically-controlled</w:t>
+      </w:r>
+      <w:r>
+        <w:t xml:space="preserve"> </w:t>
+      </w:r>
+      <w:r>
+        <w:t xml:space="preserve">(Hernández et al. 2005)</w:t>
+      </w:r>
+      <w:r>
+        <w:t xml:space="preserve">. Thus, one can also expect to retrieve a signal of the Andean uplift, as well as from sea-level changes, in the dynamics of chinchilloid diversification. In addition, on the basis of results established on modern species showing similar phenotypic pathways, patterns of size increase among caviomorphs were also proposed to be related to biotic factors, such as intra- or interspecific competition, predator avoidance or physiological constraints (</w:t>
+      </w:r>
+      <w:r>
+        <w:rPr>
+          <w:i/>
+          <w:iCs/>
+        </w:rPr>
+        <w:t xml:space="preserve">e</w:t>
+      </w:r>
+      <w:r>
+        <w:t xml:space="preserve">.</w:t>
+      </w:r>
+      <w:r>
+        <w:rPr>
+          <w:i/>
+          <w:iCs/>
+        </w:rPr>
+        <w:t xml:space="preserve">g</w:t>
+      </w:r>
+      <w:r>
+        <w:t xml:space="preserve">., metabolic rate)</w:t>
+      </w:r>
+      <w:r>
+        <w:t xml:space="preserve"> </w:t>
+      </w:r>
+      <w:r>
+        <w:t xml:space="preserve">(Vucetich et al. 2015)</w:t>
+      </w:r>
+      <w:r>
+        <w:t xml:space="preserve">.</w:t>
+      </w:r>
+      <w:r>
+        <w:t xml:space="preserve"> </w:t>
+      </w:r>
+      <w:r>
+        <w:t xml:space="preserve">Álvarez et al. (2017)</w:t>
+      </w:r>
+      <w:r>
+        <w:t xml:space="preserve"> </w:t>
+      </w:r>
+      <w:r>
+        <w:t xml:space="preserve">added that the environmentally-driven emergence of new niches and their further colonisation by caviomorphs must have promoted size increase in this rodent clade. Regarding the West Indian</w:t>
+      </w:r>
+      <w:r>
+        <w:t xml:space="preserve"> </w:t>
+      </w:r>
+      <w:r>
+        <w:t xml:space="preserve">‘</w:t>
+      </w:r>
+      <w:r>
+        <w:t xml:space="preserve">giant hutias</w:t>
+      </w:r>
+      <w:r>
+        <w:t xml:space="preserve">’</w:t>
+      </w:r>
+      <w:r>
+        <w:t xml:space="preserve">, instead of environmental drivers, the</w:t>
+      </w:r>
+      <w:r>
+        <w:t xml:space="preserve"> </w:t>
+      </w:r>
+      <w:r>
+        <w:t xml:space="preserve">‘</w:t>
+      </w:r>
+      <w:r>
+        <w:t xml:space="preserve">island rule</w:t>
+      </w:r>
+      <w:r>
+        <w:t xml:space="preserve">’</w:t>
+      </w:r>
+      <w:r>
+        <w:t xml:space="preserve"> </w:t>
+      </w:r>
+      <w:r>
+        <w:t xml:space="preserve">(Van Valen 1973b; Damuth 1993; Lomolino 2005; Faurby and Svenning 2016;</w:t>
+      </w:r>
+      <w:r>
+        <w:t xml:space="preserve"> </w:t>
+      </w:r>
+      <w:r>
+        <w:rPr>
+          <w:i/>
+          <w:iCs/>
+        </w:rPr>
+        <w:t xml:space="preserve">but see</w:t>
+      </w:r>
+      <w:r>
+        <w:t xml:space="preserve"> </w:t>
+      </w:r>
+      <w:r>
+        <w:t xml:space="preserve">Meiri et al. 2007)</w:t>
+      </w:r>
+      <w:r>
+        <w:t xml:space="preserve"> </w:t>
+      </w:r>
+      <w:r>
+        <w:t xml:space="preserve">has been proposed to explain their spectacular increase in size – particularly in the case of</w:t>
+      </w:r>
+      <w:r>
+        <w:t xml:space="preserve"> </w:t>
+      </w:r>
+      <m:oMath>
+        <m:r>
+          <m:rPr>
+            <m:sty m:val="p"/>
+          </m:rPr>
+          <m:t>†</m:t>
+        </m:r>
+      </m:oMath>
+      <w:r>
+        <w:rPr>
+          <w:i/>
+          <w:iCs/>
+        </w:rPr>
+        <w:t xml:space="preserve">Amblyrhiza</w:t>
+      </w:r>
+      <w:r>
+        <w:t xml:space="preserve"> </w:t>
+      </w:r>
+      <w:r>
+        <w:t xml:space="preserve">(</w:t>
+      </w:r>
+      <w:r>
+        <w:rPr>
+          <w:i/>
+          <w:iCs/>
+        </w:rPr>
+        <w:t xml:space="preserve">e</w:t>
+      </w:r>
+      <w:r>
+        <w:t xml:space="preserve">.</w:t>
+      </w:r>
+      <w:r>
+        <w:rPr>
+          <w:i/>
+          <w:iCs/>
+        </w:rPr>
+        <w:t xml:space="preserve">g</w:t>
+      </w:r>
+      <w:r>
+        <w:t xml:space="preserve">., Biknevicius et al. 1993; McFarlane et al. 1998)</w:t>
+      </w:r>
+      <w:r>
+        <w:t xml:space="preserve">.</w:t>
+      </w:r>
+    </w:p>
+    <w:p>
+      <w:pPr>
+        <w:pStyle w:val="BodyText"/>
+      </w:pPr>
+      <w:r>
+        <w:t xml:space="preserve">Besides, questions are also raised by chinchilloid taxonomic and morphological diversity decline. Indeed, the group was diverse in the Late Miocene (Chasicoan–Huayquerian South American Land Mammal Ages [SALMAs]), with at least 20 co-occurring species on the continent</w:t>
+      </w:r>
+      <w:r>
+        <w:t xml:space="preserve"> </w:t>
+      </w:r>
+      <w:r>
+        <w:t xml:space="preserve">(Candela 2005)</w:t>
+      </w:r>
+      <w:r>
+        <w:t xml:space="preserve">, including most of its largest representatives</w:t>
+      </w:r>
+      <w:r>
+        <w:t xml:space="preserve"> </w:t>
+      </w:r>
+      <w:r>
+        <w:t xml:space="preserve">(</w:t>
+      </w:r>
+      <w:r>
+        <w:rPr>
+          <w:i/>
+          <w:iCs/>
+        </w:rPr>
+        <w:t xml:space="preserve">e</w:t>
+      </w:r>
+      <w:r>
+        <w:t xml:space="preserve">.</w:t>
+      </w:r>
+      <w:r>
+        <w:rPr>
+          <w:i/>
+          <w:iCs/>
+        </w:rPr>
+        <w:t xml:space="preserve">g</w:t>
+      </w:r>
+      <w:r>
+        <w:t xml:space="preserve">., Carrillo and Sánchez-Villagra 2015; Rasia and Candela 2018; Rasia et al. 2024)</w:t>
+      </w:r>
+      <w:r>
+        <w:t xml:space="preserve">. Then, the group experienced a massive decline, wiping out the entire</w:t>
+      </w:r>
+      <w:r>
+        <w:t xml:space="preserve"> </w:t>
+      </w:r>
+      <m:oMath>
+        <m:r>
+          <m:rPr>
+            <m:sty m:val="p"/>
+          </m:rPr>
+          <m:t>†</m:t>
+        </m:r>
+      </m:oMath>
+      <w:r>
         <w:t xml:space="preserve">Neoepiblemidae and virtually all representatives of the Dinomyidae. Notably, all large-to-giant forms were concomitantly erased. Nevertheless, despite the apparent size selectivity of the aforementioned decline, the latter does not apply to other traits like hypsodonty. Pliocene cooling and desertification was proposed as a driver underlying the demise of the clade in Southern South America</w:t>
       </w:r>
       <w:r>
@@ -5212,6 +5354,20 @@
           <w:bCs/>
         </w:rPr>
         <w:t xml:space="preserve">(Foote 2007; Hohmann and Jarochowska 2019)</w:t>
+      </w:r>
+    </w:p>
+    <w:p>
+      <w:pPr>
+        <w:pStyle w:val="BodyText"/>
+      </w:pPr>
+      <w:r>
+        <w:t xml:space="preserve">Could the phylogenetic scale affect our perception of coupling/decoupling between diversity and disparity? Intra super-family: coupled. Inter-superfamilies: decoupled</w:t>
+      </w:r>
+      <w:r>
+        <w:t xml:space="preserve"> </w:t>
+      </w:r>
+      <w:r>
+        <w:t xml:space="preserve">(Carrillo et al. 2026)</w:t>
       </w:r>
     </w:p>
     <w:p>
@@ -9783,7 +9939,34 @@
               <w:pStyle w:val="ImageCaption"/>
             </w:pPr>
             <w:r>
-              <w:t xml:space="preserve">Figure 3: Bayesian reconstruction of the longevities of the 129 chinchilloid species considered in our dataset. Each segment depicts the longevity of a given species, that is, the interval between species’ speciation and extinction times averaged across PyRate runs that achieved convergence. Segments and taxonomic names were coloured according to the body mass category to which species were assigned. The histogram at the centre of the plot shows the number of species within each body mass class. The 8 extant species names are highlighted in bold with a star at the end. The first four silhouettes (from top to bottom) are from Phylopic (credits available in Table S2). The last two silhouettes (</w:t>
+              <w:t xml:space="preserve">Figure 3: Bayesian reconstruction of the longevities of the 129 chinchilloid species considered in our dataset. Each segment depicts the longevity of a given species, that is, the interval between species’ speciation and extinction times averaged across PyRate runs that achieved convergence. Segments and taxonomic names were coloured according to the body mass category to which species were assigned. The histogram at the centre of the plot shows the number of species within each body mass class. The 8 extant species names are highlighted in bold with a star at the end. Except</w:t>
+            </w:r>
+            <w:r>
+              <w:t xml:space="preserve"> </w:t>
+            </w:r>
+            <w:r>
+              <w:rPr>
+                <w:i/>
+                <w:iCs/>
+              </w:rPr>
+              <w:t xml:space="preserve">Lagostomus maximus</w:t>
+            </w:r>
+            <w:r>
+              <w:t xml:space="preserve">, these taxa had almost no fossil record. Consequently, their age of origination was estimated with the method presented in</w:t>
+            </w:r>
+            <w:r>
+              <w:t xml:space="preserve"> </w:t>
+            </w:r>
+            <w:hyperlink w:anchor="fig-ExtSampl">
+              <w:r>
+                <w:rPr>
+                  <w:rStyle w:val="Hyperlink"/>
+                </w:rPr>
+                <w:t xml:space="preserve">Figure 1</w:t>
+              </w:r>
+            </w:hyperlink>
+            <w:r>
+              <w:t xml:space="preserve">. The first four silhouettes (from top to bottom) are from Phylopic (credits available in Table S3). The last two silhouettes (</w:t>
             </w:r>
             <w:r>
               <w:rPr>
@@ -9930,7 +10113,7 @@
               <w:t xml:space="preserve">(Silvestro et al. 2019)</w:t>
             </w:r>
             <w:r>
-              <w:t xml:space="preserve">. Stars indicate significant rate shifts. The middle column</w:t>
+              <w:t xml:space="preserve">. The star indicates a significant rate shifts. The middle column</w:t>
             </w:r>
             <w:r>
               <w:t xml:space="preserve"> </w:t>
@@ -9959,27 +10142,7 @@
               <w:t xml:space="preserve">Methods</w:t>
             </w:r>
             <w:r>
-              <w:t xml:space="preserve">), the rates presented here come from an arbitrarily chosen replicate (</w:t>
-            </w:r>
-            <w:r>
-              <w:rPr>
-                <w:i/>
-                <w:iCs/>
-              </w:rPr>
-              <w:t xml:space="preserve">i</w:t>
-            </w:r>
-            <w:r>
-              <w:t xml:space="preserve">.</w:t>
-            </w:r>
-            <w:r>
-              <w:rPr>
-                <w:i/>
-                <w:iCs/>
-              </w:rPr>
-              <w:t xml:space="preserve">e</w:t>
-            </w:r>
-            <w:r>
-              <w:t xml:space="preserve">., replicate 8), but marginal rates through time did not differ across replicates (Fig. SX). The right column</w:t>
+              <w:t xml:space="preserve">), the rates presented here come from a replicate chosen arbitrarily (replicate 8), but marginal rates through time did not differ across replicates (Fig. S10-11). The right column</w:t>
             </w:r>
             <w:r>
               <w:t xml:space="preserve"> </w:t>

--- a/Manuscript/Main_text.docx
+++ b/Manuscript/Main_text.docx
@@ -2957,7 +2957,7 @@
         <w:t xml:space="preserve">(Silvestro et al. 2014, 2019)</w:t>
       </w:r>
       <w:r>
-        <w:t xml:space="preserve">. Genus origination and extinction times (altogether forming the palaeodiversity) and the underlying diversification process (</w:t>
+        <w:t xml:space="preserve">. Species origination and extinction times (altogether forming the palaeodiversity) and the underlying diversification process (</w:t>
       </w:r>
       <w:r>
         <w:rPr>
@@ -2977,7 +2977,7 @@
         <w:t xml:space="preserve">e</w:t>
       </w:r>
       <w:r>
-        <w:t xml:space="preserve">., origination and extinction rates) were jointly estimated in a Bayesian framework accounting for preservation heterogeneity, and approximated through Reversible-Jump Markov Chain Monte Carlo (RJMCMC). We ran the RJMCMC algorithm for 10 million iterations, sampling every 10,000. We used a time-dependent preservation process allowing for preservation rate shift between geological stages (Figure S2). We allowed preservation rates to vary between lineages according to a</w:t>
+        <w:t xml:space="preserve">., origination and extinction rates) were jointly estimated in a Bayesian framework accounting for preservation heterogeneity, and approximated through Reversible-Jump Markov Chain Monte Carlo (rjMCMC). We ran the rjMCMC algorithm for 10 million iterations, sampling every 10,000. We used a time-dependent preservation process allowing for preservation rate shift between geological stages (Figure S1). We allowed preservation rates to vary between lineages according to a</w:t>
       </w:r>
       <w:r>
         <w:t xml:space="preserve"> </w:t>
@@ -3033,45 +3033,7 @@
         </m:r>
       </m:oMath>
       <w:r>
-        <w:t xml:space="preserve">, Figure S3) were further combined. To evaluate the robustness of our analyses, we conducted sensitivity analyses by either removing singletons from the input occurrence database or subsampling to unique locality-lineage combinations, as done in</w:t>
-      </w:r>
-      <w:r>
-        <w:t xml:space="preserve"> </w:t>
-      </w:r>
-      <w:r>
-        <w:t xml:space="preserve">Buffan et al. (2025)</w:t>
-      </w:r>
-      <w:r>
-        <w:t xml:space="preserve"> </w:t>
-      </w:r>
-      <w:r>
-        <w:t xml:space="preserve">(</w:t>
-      </w:r>
-      <w:r>
-        <w:rPr>
-          <w:b/>
-          <w:bCs/>
-        </w:rPr>
-        <w:t xml:space="preserve">Supp. Fig. XX</w:t>
-      </w:r>
-      <w:r>
-        <w:t xml:space="preserve"> </w:t>
-      </w:r>
-      <w:r>
-        <w:t xml:space="preserve">and</w:t>
-      </w:r>
-      <w:r>
-        <w:t xml:space="preserve"> </w:t>
-      </w:r>
-      <w:r>
-        <w:rPr>
-          <w:b/>
-          <w:bCs/>
-        </w:rPr>
-        <w:t xml:space="preserve">YY</w:t>
-      </w:r>
-      <w:r>
-        <w:t xml:space="preserve">). Parameter convergence was monitored using the pymc 5.9.2 python library, and we considered parameters achieved convergence following the same criterion as before (</w:t>
+        <w:t xml:space="preserve">, Figure S3) were further combined. To evaluate the robustness of our analyses, we conducted sensitivity analyses by removing singletons from the input occurrence database and analysed our database at the genus level. Parameter convergence was monitored using the pymc 5.9.2 python library, and we considered parameters achieved convergence following the same criterion as before (</w:t>
       </w:r>
       <m:oMath>
         <m:r>
@@ -3102,7 +3064,7 @@
         <w:pStyle w:val="BodyText"/>
       </w:pPr>
       <w:r>
-        <w:t xml:space="preserve">In order to obtain an alternative perspective on the temporal patterns of SAM diversity accounting for the incompleteness of the fossil record differently (</w:t>
+        <w:t xml:space="preserve">In order to obtain an alternative perspective on the temporal patterns of chinchilloid diversity accounting for the incompleteness of the fossil record differently (</w:t>
       </w:r>
       <w:r>
         <w:rPr>
@@ -3122,7 +3084,7 @@
         <w:t xml:space="preserve">e</w:t>
       </w:r>
       <w:r>
-        <w:t xml:space="preserve">., without explicitly modelling it), we used the recently-developed fossil-based palaoediversity reconstruction framework implemented in DeepDive v1.0.28</w:t>
+        <w:t xml:space="preserve">., without explicitly modelling it), we used the recently-developed fossil-based palaeodiversity reconstruction framework implemented in DeepDive v1.0.28</w:t>
       </w:r>
       <w:r>
         <w:t xml:space="preserve"> </w:t>
@@ -3131,7 +3093,25 @@
         <w:t xml:space="preserve">(Cooper et al. 2024)</w:t>
       </w:r>
       <w:r>
-        <w:t xml:space="preserve">. DeepDive uses a spatially-explicit biodiversity simulator coupled with a fossilisation process to simulate fossil occurrences under a wide range of scenarios. Simulation parameters (</w:t>
+        <w:t xml:space="preserve">. DeepDive uses a biodiversity simulator based on a spatially-explicit birth-death process to simulate diversity trajectories of virtual clades. It further applies several filters (acting as fossilisation and sampling processes in a spatially-constrained manner) to</w:t>
+      </w:r>
+      <w:r>
+        <w:t xml:space="preserve"> </w:t>
+      </w:r>
+      <w:r>
+        <w:t xml:space="preserve">‘</w:t>
+      </w:r>
+      <w:r>
+        <w:t xml:space="preserve">degrade</w:t>
+      </w:r>
+      <w:r>
+        <w:t xml:space="preserve">’</w:t>
+      </w:r>
+      <w:r>
+        <w:t xml:space="preserve"> </w:t>
+      </w:r>
+      <w:r>
+        <w:t xml:space="preserve">simulated diversities and in turn simulate the fossil record. Simulation parameters (</w:t>
       </w:r>
       <w:r>
         <w:rPr>
@@ -3151,7 +3131,7 @@
         <w:t xml:space="preserve">g</w:t>
       </w:r>
       <w:r>
-        <w:t xml:space="preserve">., sample size, number of regions, …) can be user-tuned so simulated scenarios reflect more any empirical case study. Then, a deep-learning model relying on recursive neural networks is trained to predict palaeodiversity from a set of features directly extracted from the simulated occurrence datasets (</w:t>
+        <w:t xml:space="preserve">., sample size, number of regions, …) can be user-tuned so that simulated scenarios reflect more any empirical case study. Then, a deep-learning model relying on recursive neural networks is trained to predict palaeodiversity from a set of features directly extracted from the simulated fossil record (</w:t>
       </w:r>
       <w:r>
         <w:rPr>
@@ -3171,7 +3151,7 @@
         <w:t xml:space="preserve">g</w:t>
       </w:r>
       <w:r>
-        <w:t xml:space="preserve">., number of singletons, range-through diversity, …), within a user-defined set of time bins. We are therefore in a case of supervised learning. Once the model achieves a satisfying training level (quantified with a loss function, see Table S1), the same features are extracted from the empirical set of fossil occurrences and fed into the trained neural network to get an estimate of palaeodiversity through time.</w:t>
+        <w:t xml:space="preserve">., number of singletons, range-through diversity, …) given the complete simulated diversity as a ground truth (supervised learning), within a user-defined set of time bins. Once the model achieves a satisfying training level (quantified with a loss function, see Table S1), the same features are extracted from the empirical set of fossil occurrences and fed into the trained neural network to get an estimate of palaeodiversity through time.</w:t>
       </w:r>
     </w:p>
     <w:p>
@@ -3273,7 +3253,7 @@
         <w:t xml:space="preserve"> </w:t>
       </w:r>
       <w:r>
-        <w:t xml:space="preserve">(LSTM) layers, including or not additional fully-connected</w:t>
+        <w:t xml:space="preserve">(LSTM) layers, including (or not) additional fully-connected</w:t>
       </w:r>
       <w:r>
         <w:t xml:space="preserve"> </w:t>
@@ -3335,7 +3315,36 @@
         <w:t xml:space="preserve">Evaluation loss</w:t>
       </w:r>
       <w:r>
-        <w:t xml:space="preserve">). Our retained network architecture comprised two LSTM layers (64 and 32 nodes) coupled with one dense layer (32 nodes) (Figure SX-Y and Table S1).</w:t>
+        <w:t xml:space="preserve">). Two architectures performed equally (</w:t>
+      </w:r>
+      <w:r>
+        <w:rPr>
+          <w:rStyle w:val="VerbatimChar"/>
+        </w:rPr>
+        <w:t xml:space="preserve">Evaluation loss = 0.377</w:t>
+      </w:r>
+      <w:r>
+        <w:t xml:space="preserve">, Table S1): one comprised two LSTM layers (64 and 32 nodes) coupled with two dense layers (64 and 32 nodes) (Figure S12), the other three LSTM layers (128, 64 and 32 nodes) coupled with two dense layers (64 and 32 nodes) (Figure S13). Consequently, we selected the least complex architecture (</w:t>
+      </w:r>
+      <w:r>
+        <w:rPr>
+          <w:i/>
+          <w:iCs/>
+        </w:rPr>
+        <w:t xml:space="preserve">i</w:t>
+      </w:r>
+      <w:r>
+        <w:t xml:space="preserve">.</w:t>
+      </w:r>
+      <w:r>
+        <w:rPr>
+          <w:i/>
+          <w:iCs/>
+        </w:rPr>
+        <w:t xml:space="preserve">e</w:t>
+      </w:r>
+      <w:r>
+        <w:t xml:space="preserve">., the one with two LSTM layers).</w:t>
       </w:r>
     </w:p>
     <w:p>
@@ -3954,7 +3963,7 @@
         <w:t xml:space="preserve">e</w:t>
       </w:r>
       <w:r>
-        <w:t xml:space="preserve">., interaction) of multiple variables, and further ranks the predictors according to their respective contribution to the modelled macroevolutionary pattern by using common explainable AI metrics</w:t>
+        <w:t xml:space="preserve">., interaction) of multiple variables, and further ranks the predictors according to their respective contribution to the modelled macroevolutionary pattern by using explainable AI metrics</w:t>
       </w:r>
       <w:r>
         <w:t xml:space="preserve"> </w:t>
@@ -4187,7 +4196,7 @@
         <w:t xml:space="preserve"> </w:t>
       </w:r>
       <w:r>
-        <w:t xml:space="preserve">A–B). At their maximum, median sampled and corrected diversity exhibit a 3-fold difference between each other, respectively peaking at 22 and 62. Four additional – though more attenuated – peaks may be reported from the sampled diversity curve (PyRate) : one in the late Oligocene (Deseadan SALMA), two in the Early Miocene (Colhuehuapian and Santacrucian SALMAs) and one in the late Middle Miocene (Laventan SALMA) (</w:t>
+        <w:t xml:space="preserve">A–B). At their maximum, median sampled and corrected diversity exhibit a three-fold difference between each other, respectively peaking at 22 and 62. Four additional – though more attenuated – peaks may be reported from the sampled diversity curve (PyRate) : one in the late Oligocene (Deseadan SALMA), two in the Early Miocene (Colhuehuapian and Santacrucian SALMAs) and one in the late Middle Miocene (Laventan SALMA) (</w:t>
       </w:r>
       <w:hyperlink w:anchor="fig-diversityBM">
         <w:r>
@@ -4215,7 +4224,7 @@
         <w:t xml:space="preserve"> </w:t>
       </w:r>
       <w:r>
-        <w:t xml:space="preserve">B).</w:t>
+        <w:t xml:space="preserve">B). The overall pattern of sampled diversity was conserved when conducting genus-level analyses (Figure S3 C) or when excluding singletons from the species-level dataset (Figure S4 C), though we may report that the amplitude of changes in diversity was attenuated in either case when compared to the analysis of the complete species-level dataset.</w:t>
       </w:r>
     </w:p>
     <w:p>
@@ -4237,7 +4246,7 @@
         <w:t xml:space="preserve"> </w:t>
       </w:r>
       <w:r>
-        <w:t xml:space="preserve">C). Indeed, median chinchilloid body size was slightly above 100 g at the beginning of the evolutionary history of the clade (latest Eocene–earliest Oligocene), peaked around 35 [1.90, 233] kg in the late Miocene and further declined until the present (1.9 [0.45, 12.6] kg). Overlaying body mass estimates with species-specific origination and extinction times reconstructed with PyRate clearly highlights a coordinated temporal trend towards body size increase among several chinchilloid lineages (</w:t>
+        <w:t xml:space="preserve">C, Dataset SX). Indeed, median chinchilloid body size was slightly above 100 g at the beginning of the evolutionary history of the clade (latest Eocene–earliest Oligocene), peaked around 35 [1.90, 233] kg in the late Miocene and further declined until the present (1.9 [0.45, 12.6] kg). Overlaying body mass estimates with species-specific origination and extinction times reconstructed with PyRate clearly highlights a coordinated temporal trend towards body mass increase among several chinchilloid lineages until the latest Miocene (</w:t>
       </w:r>
       <w:hyperlink w:anchor="fig-lifespans">
         <w:r>
@@ -4248,7 +4257,19 @@
         </w:r>
       </w:hyperlink>
       <w:r>
-        <w:t xml:space="preserve">). Small sizes (&lt; 1kg) are mostly found among basal forms restricted to the Palaeogene–Early Miocene, with the notable exception of the extant</w:t>
+        <w:t xml:space="preserve">). Small-bodied species (&lt; 1kg) are mostly restricted to Palaeogene–Early Miocene basal (</w:t>
+      </w:r>
+      <w:r>
+        <w:t xml:space="preserve">‘</w:t>
+      </w:r>
+      <w:r>
+        <w:t xml:space="preserve">stem</w:t>
+      </w:r>
+      <w:r>
+        <w:t xml:space="preserve">’</w:t>
+      </w:r>
+      <w:r>
+        <w:t xml:space="preserve">) forms, with the notable exception of the two extant</w:t>
       </w:r>
       <w:r>
         <w:t xml:space="preserve"> </w:t>
@@ -4261,10 +4282,7 @@
         <w:t xml:space="preserve">Chinchilla</w:t>
       </w:r>
       <w:r>
-        <w:t xml:space="preserve"> </w:t>
-      </w:r>
-      <w:r>
-        <w:t xml:space="preserve">species. Then, from the early Middle to the latest Miocene, a gradual increase in body size is to be reported, mostly within the two families</w:t>
+        <w:t xml:space="preserve">. From the early Middle to the latest Miocene, a gradual increase in body mass is to be reported, mostly within the two families</w:t>
       </w:r>
       <w:r>
         <w:t xml:space="preserve"> </w:t>
@@ -4278,7 +4296,20 @@
         </m:r>
       </m:oMath>
       <w:r>
-        <w:t xml:space="preserve">Neoepiblemidae and Dinomyidae. Then, in continental South America, most of the giant taxa that were flourishing in the Miocene disappeared at</w:t>
+        <w:t xml:space="preserve">Neoepiblemidae and Dinomyidae, with the first giant taxa (&gt;100 kg) originating</w:t>
+      </w:r>
+      <w:r>
+        <w:t xml:space="preserve"> </w:t>
+      </w:r>
+      <w:r>
+        <w:rPr>
+          <w:i/>
+          <w:iCs/>
+        </w:rPr>
+        <w:t xml:space="preserve">ca</w:t>
+      </w:r>
+      <w:r>
+        <w:t xml:space="preserve">. 10 Ma. Then, in continental South America, most of this flourishing large-sized diversity disappeared at</w:t>
       </w:r>
       <w:r>
         <w:t xml:space="preserve"> </w:t>
@@ -4312,20 +4343,7 @@
         <w:t xml:space="preserve">?Heptaxodontidae</w:t>
       </w:r>
       <w:r>
-        <w:t xml:space="preserve">), that went extinct very recently, thus well after the decline starting</w:t>
-      </w:r>
-      <w:r>
-        <w:t xml:space="preserve"> </w:t>
-      </w:r>
-      <w:r>
-        <w:rPr>
-          <w:i/>
-          <w:iCs/>
-        </w:rPr>
-        <w:t xml:space="preserve">ca</w:t>
-      </w:r>
-      <w:r>
-        <w:t xml:space="preserve">. 6.5 Ma.</w:t>
+        <w:t xml:space="preserve">), that went extinct very recently, thus well after the previously reported latest Miocene decline.</w:t>
       </w:r>
     </w:p>
     <w:p>
@@ -4333,7 +4351,7 @@
         <w:pStyle w:val="BodyText"/>
       </w:pPr>
       <w:r>
-        <w:t xml:space="preserve">Thus, we highlight the synchronous character of body size evolution and diversity dynamics throughout the evolutionary history of Chinchilloidea.</w:t>
+        <w:t xml:space="preserve">Thus, we highlight the synchronous character of body mass evolution and diversity dynamics throughout the evolutionary history of Chinchilloidea.</w:t>
       </w:r>
     </w:p>
     <w:bookmarkEnd w:id="35"/>
@@ -4351,7 +4369,7 @@
         <w:pStyle w:val="FirstParagraph"/>
       </w:pPr>
       <w:r>
-        <w:t xml:space="preserve">Our findings revealed that the aforementioned changes in diversity were due to changes in extinction, not speciation rate during the history of the clade. Indeed, the joint estimation of the diversification process (together with species origination and extinction times, altogether forming the sampled diversity) made with PyRate using the rjMCMC algorithm did not evidence any significant speciation rate shift during the evolutionary history of the clade (</w:t>
+        <w:t xml:space="preserve">Our findings revealed that the aforementioned changes in diversity were due to changes in extinction, not speciation rate during the history of the clade. Indeed, the joint estimation of the diversification process made with PyRate using the rjMCMC algorithm (together with species origination and extinction times that, once assembled, gave the sampled diversity) did not evidence any significant speciation rate shift during the evolutionary history of the clade (</w:t>
       </w:r>
       <w:hyperlink w:anchor="fig-diversification">
         <w:r>
@@ -4403,7 +4421,35 @@
         <w:t xml:space="preserve">Figure Drivers</w:t>
       </w:r>
       <w:r>
-        <w:t xml:space="preserve">). Conversely, the analyses conducted with the BDNN yielded a slightly different conclusion, as it provided evidence for significant speciation rate variation across lineages (Table S4).</w:t>
+        <w:t xml:space="preserve">). Conversely, results obtained with the BDNN model yielded in appearance to different conclusions. Indeed, BDNN provided evidence for significant speciation rate variation across lineages, as indicated by the coefficient of rate variation across the ten trait imputation replicates that slightly exceeded the threshold established for a constant-rate birth-death model (0.28 vs. 0.22, Table S4). According to BDNN, speciation rate was higher at the beginning of the evolutionary history of the group (first half of the Oligocene), decreased in the second Chattian, further increased again and remaied relatively constant around 0.55 until slightly decreasing to 0.5 in the Quaternary (</w:t>
+      </w:r>
+      <w:hyperlink w:anchor="fig-diversification">
+        <w:r>
+          <w:rPr>
+            <w:rStyle w:val="Hyperlink"/>
+          </w:rPr>
+          <w:t xml:space="preserve">Figure 4</w:t>
+        </w:r>
+      </w:hyperlink>
+      <w:r>
+        <w:t xml:space="preserve"> </w:t>
+      </w:r>
+      <w:r>
+        <w:t xml:space="preserve">C). However, the narrow range speciation rate through time, together with the small difference between empirical and constant-rate coefficients of rate variation, raise the question of how biologically-relevant it is to consider these as evidence for chinchilloid speciation rate variation through time. It should be mentioned that the overall speciation rate value is conserved across methods (</w:t>
+      </w:r>
+      <w:hyperlink w:anchor="fig-diversification">
+        <w:r>
+          <w:rPr>
+            <w:rStyle w:val="Hyperlink"/>
+          </w:rPr>
+          <w:t xml:space="preserve">Figure 4</w:t>
+        </w:r>
+      </w:hyperlink>
+      <w:r>
+        <w:t xml:space="preserve"> </w:t>
+      </w:r>
+      <w:r>
+        <w:t xml:space="preserve">A, C, E).</w:t>
       </w:r>
     </w:p>
     <w:p>
@@ -4411,7 +4457,39 @@
         <w:pStyle w:val="BodyText"/>
       </w:pPr>
       <w:r>
-        <w:t xml:space="preserve">Positive net diversification rate until</w:t>
+        <w:t xml:space="preserve">Regarding extinction rates,</w:t>
+      </w:r>
+    </w:p>
+    <w:p>
+      <w:pPr>
+        <w:pStyle w:val="BodyText"/>
+      </w:pPr>
+      <w:r>
+        <w:t xml:space="preserve">Sensitivity analyses</w:t>
+      </w:r>
+    </w:p>
+    <w:p>
+      <w:pPr>
+        <w:pStyle w:val="BodyText"/>
+      </w:pPr>
+      <w:r>
+        <w:t xml:space="preserve">Both the MBD and the BDNN model capture a Middle Miocene increase in extinction rate, that is not retrieved from the rjMCMC model.</w:t>
+      </w:r>
+    </w:p>
+    <w:p>
+      <w:pPr>
+        <w:pStyle w:val="BodyText"/>
+      </w:pPr>
+      <w:r>
+        <w:t xml:space="preserve">The coefficients of rate variations obtained for BDNN (resp. XX and XX) exceeded the thresholds inferred from analyses of 100 simulated datasets generated under a constant-rate birth-death model, matching our empirical data in terms of trait number, age of the clade and (approximately) number of species (resp. XX and XX). This therefore provides evidence for significant rate variations throughout the evolutionary history of Chinchilloidea.</w:t>
+      </w:r>
+    </w:p>
+    <w:p>
+      <w:pPr>
+        <w:pStyle w:val="BodyText"/>
+      </w:pPr>
+      <w:r>
+        <w:t xml:space="preserve">Speciation rate significantly differs across body size classes, with larger taxa achieving higher values (Fig. X and S5). According to the BDNN model, body size stands out as the first predictor explaining variations in speciation rate within Chinchilloidea, with a</w:t>
       </w:r>
       <w:r>
         <w:t xml:space="preserve"> </w:t>
@@ -4424,83 +4502,36 @@
         <w:t xml:space="preserve">ca</w:t>
       </w:r>
       <w:r>
-        <w:t xml:space="preserve">. 6 Ma, decline and increase in extinction rate (cite figures accordingly).</w:t>
-      </w:r>
-    </w:p>
-    <w:p>
-      <w:pPr>
-        <w:pStyle w:val="BodyText"/>
-      </w:pPr>
-      <w:r>
-        <w:t xml:space="preserve">All DD architectures performed similarly, as long as they comprised at least one dense layer connecting the output of the LSTM layers to the output layer (</w:t>
+        <w:t xml:space="preserve">. 2.5-fold change obtained between our two extrema (</w:t>
+      </w:r>
+      <w:r>
+        <w:rPr>
+          <w:i/>
+          <w:iCs/>
+        </w:rPr>
+        <w:t xml:space="preserve">i</w:t>
+      </w:r>
+      <w:r>
+        <w:t xml:space="preserve">.</w:t>
+      </w:r>
+      <w:r>
+        <w:rPr>
+          <w:i/>
+          <w:iCs/>
+        </w:rPr>
+        <w:t xml:space="preserve">e</w:t>
+      </w:r>
+      <w:r>
+        <w:t xml:space="preserve">., XS and XXL =&gt;</w:t>
+      </w:r>
+      <w:r>
+        <w:t xml:space="preserve"> </w:t>
       </w:r>
       <w:r>
         <w:rPr>
           <w:b/>
           <w:bCs/>
         </w:rPr>
-        <w:t xml:space="preserve">Supp. Tab. 8</w:t>
-      </w:r>
-      <w:r>
-        <w:t xml:space="preserve">).</w:t>
-      </w:r>
-    </w:p>
-    <w:p>
-      <w:pPr>
-        <w:pStyle w:val="BodyText"/>
-      </w:pPr>
-      <w:r>
-        <w:t xml:space="preserve">The coefficients of rate variations obtained for BDNN (resp. XX and XX) exceeded the thresholds inferred from analyses of 100 simulated datasets generated under a constant-rate birth-death model, matching our empirical data in terms of trait number, age of the clade and (approximately) number of species (resp. XX and XX). This therefore provides evidence for significant rate variations throughout the evolutionary history of Chinchilloidea.</w:t>
-      </w:r>
-    </w:p>
-    <w:p>
-      <w:pPr>
-        <w:pStyle w:val="BodyText"/>
-      </w:pPr>
-      <w:r>
-        <w:t xml:space="preserve">Speciation rate significantly differs across body size classes, with larger taxa achieving higher values (Fig. X and S5). According to the BDNN model, body size stands out as the first predictor explaining variations in speciation rate within Chinchilloidea, with a</w:t>
-      </w:r>
-      <w:r>
-        <w:t xml:space="preserve"> </w:t>
-      </w:r>
-      <w:r>
-        <w:rPr>
-          <w:i/>
-          <w:iCs/>
-        </w:rPr>
-        <w:t xml:space="preserve">ca</w:t>
-      </w:r>
-      <w:r>
-        <w:t xml:space="preserve">. 2.5-fold change obtained between our two extrema (</w:t>
-      </w:r>
-      <w:r>
-        <w:rPr>
-          <w:i/>
-          <w:iCs/>
-        </w:rPr>
-        <w:t xml:space="preserve">i</w:t>
-      </w:r>
-      <w:r>
-        <w:t xml:space="preserve">.</w:t>
-      </w:r>
-      <w:r>
-        <w:rPr>
-          <w:i/>
-          <w:iCs/>
-        </w:rPr>
-        <w:t xml:space="preserve">e</w:t>
-      </w:r>
-      <w:r>
-        <w:t xml:space="preserve">., XS and XXL =&gt;</w:t>
-      </w:r>
-      <w:r>
-        <w:t xml:space="preserve"> </w:t>
-      </w:r>
-      <w:r>
-        <w:rPr>
-          <w:b/>
-          <w:bCs/>
-        </w:rPr>
         <w:t xml:space="preserve">indicate on the violin plot</w:t>
       </w:r>
       <w:r>
@@ -4546,7 +4577,7 @@
         <w:pStyle w:val="FirstParagraph"/>
       </w:pPr>
       <w:r>
-        <w:t xml:space="preserve">Our deep learning-based analysis of diversification provided evidence for significant origination and extinction rates variation as compared to a constant-rate birth-death model with the same amount of lineages and root ages as our empirical data (coefficients of rate variation table).</w:t>
+        <w:t xml:space="preserve">Heterogeneity in lineage-specific diversification rates (example of lineages/groups of taxa).</w:t>
       </w:r>
     </w:p>
     <w:p>
@@ -4554,39 +4585,7 @@
         <w:pStyle w:val="BodyText"/>
       </w:pPr>
       <w:r>
-        <w:t xml:space="preserve">Heterogeneity in lineage-specific diversification rates (example of lineages/groups of taxa).</w:t>
-      </w:r>
-    </w:p>
-    <w:p>
-      <w:pPr>
-        <w:pStyle w:val="BodyText"/>
-      </w:pPr>
-      <w:r>
         <w:t xml:space="preserve">Also, tropical lineages appear to have overall lower origination and extinction rates, suggesting enhanced biotic turnover outside the tropics.</w:t>
-      </w:r>
-    </w:p>
-    <w:p>
-      <w:pPr>
-        <w:pStyle w:val="BodyText"/>
-      </w:pPr>
-      <w:r>
-        <w:t xml:space="preserve">Diversity-dependent effects were found to be the most important factor influencing origination rate variations, with decreasing rate values with increasing diversity. Andean uplift and palaeotemperature were respectively ranked at the second and third positions on the predictor importance scale.</w:t>
-      </w:r>
-    </w:p>
-    <w:p>
-      <w:pPr>
-        <w:pStyle w:val="BodyText"/>
-      </w:pPr>
-      <w:r>
-        <w:t xml:space="preserve">Palaeotemperature was retrieved as most significantly influencing extinction rate variations, via a negative relationship – extinction rate decreases when palaeotemperature increases. Sea level and Andean uplift respectively arrived second and third. At a given palaeotemperature, extinction rate was higher when sea level was higher.</w:t>
-      </w:r>
-    </w:p>
-    <w:p>
-      <w:pPr>
-        <w:pStyle w:val="BodyText"/>
-      </w:pPr>
-      <w:r>
-        <w:t xml:space="preserve">Results robust to different network architectures.</w:t>
       </w:r>
     </w:p>
     <w:bookmarkEnd w:id="37"/>
@@ -4605,7 +4604,13 @@
         <w:pStyle w:val="FirstParagraph"/>
       </w:pPr>
       <w:r>
-        <w:t xml:space="preserve">ucetich2015 proposed gigantism among caviomorphs to have been promoted by the late Neogene climate cooling and aridification</w:t>
+        <w:t xml:space="preserve">Vucetich et al. (2015)</w:t>
+      </w:r>
+      <w:r>
+        <w:t xml:space="preserve"> </w:t>
+      </w:r>
+      <w:r>
+        <w:t xml:space="preserve">proposed gigantism among caviomorphs to have been promoted by the late Neogene climate cooling and aridification</w:t>
       </w:r>
       <w:r>
         <w:t xml:space="preserve"> </w:t>
@@ -6054,7 +6059,7 @@
       </w:r>
     </w:p>
     <w:bookmarkEnd w:id="49"/>
-    <w:bookmarkStart w:id="281" w:name="references"/>
+    <w:bookmarkStart w:id="279" w:name="references"/>
     <w:p>
       <w:pPr>
         <w:pStyle w:val="Heading1"/>
@@ -6063,7 +6068,7 @@
         <w:t xml:space="preserve">References</w:t>
       </w:r>
     </w:p>
-    <w:bookmarkStart w:id="280" w:name="refs"/>
+    <w:bookmarkStart w:id="278" w:name="refs"/>
     <w:bookmarkStart w:id="51" w:name="ref-álvarez2017"/>
     <w:p>
       <w:pPr>
@@ -6612,13 +6617,13 @@
       </w:r>
     </w:p>
     <w:bookmarkEnd w:id="90"/>
-    <w:bookmarkStart w:id="92" w:name="ref-buffan2025"/>
+    <w:bookmarkStart w:id="92" w:name="ref-burgin2025"/>
     <w:p>
       <w:pPr>
         <w:pStyle w:val="Bibliography"/>
       </w:pPr>
       <w:r>
-        <w:t xml:space="preserve">Buffan, L., F. L. Condamine, N. S. Stutz, F. Pujos, P.-O. Antoine, and L. Marivaux. 2025.</w:t>
+        <w:t xml:space="preserve">Burgin, C. J., J. S. Zijlstra, M. A. Becker, H. Handika, J. M. Alston, J. Widness, S. Liphardt, D. G. Huckaby, and N. S. Upham. 2025. How many mammal species are there now? Updates and trends in taxonomic, nomenclatural, and geographic knowledge, doi:</w:t>
       </w:r>
       <w:r>
         <w:t xml:space="preserve"> </w:t>
@@ -6628,7 +6633,2316 @@
           <w:rPr>
             <w:rStyle w:val="Hyperlink"/>
           </w:rPr>
-          <w:t xml:space="preserve">The fate of south america</w:t>
+          <w:t xml:space="preserve">10.1101/2025.02.27.640393</w:t>
+        </w:r>
+      </w:hyperlink>
+      <w:r>
+        <w:t xml:space="preserve">. bioRxiv.</w:t>
+      </w:r>
+    </w:p>
+    <w:bookmarkEnd w:id="92"/>
+    <w:bookmarkStart w:id="93" w:name="ref-candela2005"/>
+    <w:p>
+      <w:pPr>
+        <w:pStyle w:val="Bibliography"/>
+      </w:pPr>
+      <w:r>
+        <w:t xml:space="preserve">Candela, A. M. 2005. Los roedores del mesopotamiense (mioceno tardí</w:t>
+      </w:r>
+      <w:r>
+        <w:softHyphen/>
+      </w:r>
+      <w:r>
+        <w:t xml:space="preserve">o, formación ituzaingó) de la provincia de entre rí</w:t>
+      </w:r>
+      <w:r>
+        <w:softHyphen/>
+      </w:r>
+      <w:r>
+        <w:t xml:space="preserve">os (argentina). Temas de la Biodiversidad del Litoral fluvial argentino II 37–48.</w:t>
+      </w:r>
+    </w:p>
+    <w:bookmarkEnd w:id="93"/>
+    <w:bookmarkStart w:id="95" w:name="ref-candela2013"/>
+    <w:p>
+      <w:pPr>
+        <w:pStyle w:val="Bibliography"/>
+      </w:pPr>
+      <w:r>
+        <w:t xml:space="preserve">Candela, A. M., G. H. Cassini, and N. L. Nasif. 2013.</w:t>
+      </w:r>
+      <w:r>
+        <w:t xml:space="preserve"> </w:t>
+      </w:r>
+      <w:hyperlink r:id="rId94">
+        <w:r>
+          <w:rPr>
+            <w:rStyle w:val="Hyperlink"/>
+          </w:rPr>
+          <w:t xml:space="preserve">Fractal dimension and cheek teeth crown complexity in the giant rodent eumegamys paranensis</w:t>
+        </w:r>
+      </w:hyperlink>
+      <w:r>
+        <w:t xml:space="preserve">. Lethaia 46:369–377.</w:t>
+      </w:r>
+    </w:p>
+    <w:bookmarkEnd w:id="95"/>
+    <w:bookmarkStart w:id="97" w:name="ref-cantalapiedra2021"/>
+    <w:p>
+      <w:pPr>
+        <w:pStyle w:val="Bibliography"/>
+      </w:pPr>
+      <w:r>
+        <w:t xml:space="preserve">Cantalapiedra, J. L., Ó. Sanisidro, H. Zhang, M. T. Alberdi, J. L. Prado, F. Blanco, and J. Saarinen. 2021.</w:t>
+      </w:r>
+      <w:r>
+        <w:t xml:space="preserve"> </w:t>
+      </w:r>
+      <w:hyperlink r:id="rId96">
+        <w:r>
+          <w:rPr>
+            <w:rStyle w:val="Hyperlink"/>
+          </w:rPr>
+          <w:t xml:space="preserve">The rise and fall of proboscidean ecological diversity</w:t>
+        </w:r>
+      </w:hyperlink>
+      <w:r>
+        <w:t xml:space="preserve">. Nature Ecology &amp; Evolution 5:1266–1272.</w:t>
+      </w:r>
+    </w:p>
+    <w:bookmarkEnd w:id="97"/>
+    <w:bookmarkStart w:id="99" w:name="ref-carrillo_giant_2015"/>
+    <w:p>
+      <w:pPr>
+        <w:pStyle w:val="Bibliography"/>
+      </w:pPr>
+      <w:r>
+        <w:t xml:space="preserve">Carrillo, J. D., and M. R. Sánchez-Villagra. 2015.</w:t>
+      </w:r>
+      <w:r>
+        <w:t xml:space="preserve"> </w:t>
+      </w:r>
+      <w:hyperlink r:id="rId98">
+        <w:r>
+          <w:rPr>
+            <w:rStyle w:val="Hyperlink"/>
+          </w:rPr>
+          <w:t xml:space="preserve">Giant rodents from the neotropics: Diversity and dental variation of late miocene neoepiblemid remains from urumaco, venezuela</w:t>
+        </w:r>
+      </w:hyperlink>
+      <w:r>
+        <w:t xml:space="preserve">. Paläontol Z 89:1057–1071.</w:t>
+      </w:r>
+    </w:p>
+    <w:bookmarkEnd w:id="99"/>
+    <w:bookmarkStart w:id="101" w:name="ref-carrillo2026"/>
+    <w:p>
+      <w:pPr>
+        <w:pStyle w:val="Bibliography"/>
+      </w:pPr>
+      <w:r>
+        <w:t xml:space="preserve">Carrillo, J. D., M. F. Torres Jimenez, F. J. Urrea-Barreto, K. Pino, R. B. Cooper, A. Antonelli, C. D. Bacon, S. Faurby, and D. Silvestro. 2026.</w:t>
+      </w:r>
+      <w:r>
+        <w:t xml:space="preserve"> </w:t>
+      </w:r>
+      <w:hyperlink r:id="rId100">
+        <w:r>
+          <w:rPr>
+            <w:rStyle w:val="Hyperlink"/>
+          </w:rPr>
+          <w:t xml:space="preserve">Decoupled diversity and disparity after faunistic turnover in caviomorph rodents</w:t>
+        </w:r>
+      </w:hyperlink>
+      <w:r>
+        <w:t xml:space="preserve">. Proceedings of the Royal Society B: Biological Sciences 293:20252586.</w:t>
+      </w:r>
+    </w:p>
+    <w:bookmarkEnd w:id="101"/>
+    <w:bookmarkStart w:id="102" w:name="ref-carrillo"/>
+    <w:p>
+      <w:pPr>
+        <w:pStyle w:val="Bibliography"/>
+      </w:pPr>
+      <w:r>
+        <w:t xml:space="preserve">Carrillo, J. D., M. F. Torres Jiménez, F. J. Urrea-Barreto, A. Antonelli, C. Bacon, S. Faurby, and D. Silvestro. n.d. Decoupled diversity and disparity after faunistic turnover in caviomorph rodents.</w:t>
+      </w:r>
+    </w:p>
+    <w:bookmarkEnd w:id="102"/>
+    <w:bookmarkStart w:id="104" w:name="ref-chiarenza2020"/>
+    <w:p>
+      <w:pPr>
+        <w:pStyle w:val="Bibliography"/>
+      </w:pPr>
+      <w:r>
+        <w:t xml:space="preserve">Chiarenza, A. A., A. Farnsworth, P. D. Mannion, D. J. Lunt, P. J. Valdes, J. V. Morgan, and P. A. Allison. 2020.</w:t>
+      </w:r>
+      <w:r>
+        <w:t xml:space="preserve"> </w:t>
+      </w:r>
+      <w:hyperlink r:id="rId103">
+        <w:r>
+          <w:rPr>
+            <w:rStyle w:val="Hyperlink"/>
+          </w:rPr>
+          <w:t xml:space="preserve">Asteroid impact, not volcanism, caused the end-cretaceous dinosaur extinction</w:t>
+        </w:r>
+      </w:hyperlink>
+      <w:r>
+        <w:t xml:space="preserve">. Proceedings of the National Academy of Sciences 117:17084–17093.</w:t>
+      </w:r>
+    </w:p>
+    <w:bookmarkEnd w:id="104"/>
+    <w:bookmarkStart w:id="106" w:name="ref-cohen2025"/>
+    <w:p>
+      <w:pPr>
+        <w:pStyle w:val="Bibliography"/>
+      </w:pPr>
+      <w:r>
+        <w:t xml:space="preserve">Cohen, K., D. Harper, P. Gibbard, and N. Car. 2025.</w:t>
+      </w:r>
+      <w:r>
+        <w:t xml:space="preserve"> </w:t>
+      </w:r>
+      <w:hyperlink r:id="rId105">
+        <w:r>
+          <w:rPr>
+            <w:rStyle w:val="Hyperlink"/>
+          </w:rPr>
+          <w:t xml:space="preserve">The ICS international chronostratigraphic chart this decade</w:t>
+        </w:r>
+      </w:hyperlink>
+      <w:r>
+        <w:t xml:space="preserve">. Episodes Journal of International Geoscience 48:105–115.</w:t>
+      </w:r>
+    </w:p>
+    <w:bookmarkEnd w:id="106"/>
+    <w:bookmarkStart w:id="108" w:name="ref-condamine2018"/>
+    <w:p>
+      <w:pPr>
+        <w:pStyle w:val="Bibliography"/>
+      </w:pPr>
+      <w:r>
+        <w:t xml:space="preserve">Condamine, F. L., J. Rolland, S. Höhna, F. A. H. Sperling, and I. Sanmartín. 2018.</w:t>
+      </w:r>
+      <w:r>
+        <w:t xml:space="preserve"> </w:t>
+      </w:r>
+      <w:hyperlink r:id="rId107">
+        <w:r>
+          <w:rPr>
+            <w:rStyle w:val="Hyperlink"/>
+          </w:rPr>
+          <w:t xml:space="preserve">Testing the role of the red queen and court jester as drivers of the macroevolution of apollo butterflies</w:t>
+        </w:r>
+      </w:hyperlink>
+      <w:r>
+        <w:t xml:space="preserve">. Systematic Biology 67:940–964.</w:t>
+      </w:r>
+    </w:p>
+    <w:bookmarkEnd w:id="108"/>
+    <w:bookmarkStart w:id="110" w:name="ref-condamine2019"/>
+    <w:p>
+      <w:pPr>
+        <w:pStyle w:val="Bibliography"/>
+      </w:pPr>
+      <w:r>
+        <w:t xml:space="preserve">Condamine, F. L., J. Rolland, and H. Morlon. 2019a.</w:t>
+      </w:r>
+      <w:r>
+        <w:t xml:space="preserve"> </w:t>
+      </w:r>
+      <w:hyperlink r:id="rId109">
+        <w:r>
+          <w:rPr>
+            <w:rStyle w:val="Hyperlink"/>
+          </w:rPr>
+          <w:t xml:space="preserve">Assessing the causes of diversification slowdowns: temperature-dependent and diversity-dependent models receive equivalent support</w:t>
+        </w:r>
+      </w:hyperlink>
+      <w:r>
+        <w:t xml:space="preserve">. Ecology Letters 22:1900–1912.</w:t>
+      </w:r>
+    </w:p>
+    <w:bookmarkEnd w:id="110"/>
+    <w:bookmarkStart w:id="112" w:name="ref-condamine_climate_2019"/>
+    <w:p>
+      <w:pPr>
+        <w:pStyle w:val="Bibliography"/>
+      </w:pPr>
+      <w:r>
+        <w:t xml:space="preserve">Condamine, F. L., J. Romieu, and G. Guinot. 2019b.</w:t>
+      </w:r>
+      <w:r>
+        <w:t xml:space="preserve"> </w:t>
+      </w:r>
+      <w:hyperlink r:id="rId111">
+        <w:r>
+          <w:rPr>
+            <w:rStyle w:val="Hyperlink"/>
+          </w:rPr>
+          <w:t xml:space="preserve">Climate cooling and clade competition likely drove the decline of lamniform sharks</w:t>
+        </w:r>
+      </w:hyperlink>
+      <w:r>
+        <w:t xml:space="preserve">. Proc. Nat. Acad. Sc. U.S.A 116. Proceedings of the National Academy of Sciences.</w:t>
+      </w:r>
+    </w:p>
+    <w:bookmarkEnd w:id="112"/>
+    <w:bookmarkStart w:id="114" w:name="ref-condamine2020"/>
+    <w:p>
+      <w:pPr>
+        <w:pStyle w:val="Bibliography"/>
+      </w:pPr>
+      <w:r>
+        <w:t xml:space="preserve">Condamine, F. L., D. Silvestro, E. B. Koppelhus, and A. Antonelli. 2020.</w:t>
+      </w:r>
+      <w:r>
+        <w:t xml:space="preserve"> </w:t>
+      </w:r>
+      <w:hyperlink r:id="rId113">
+        <w:r>
+          <w:rPr>
+            <w:rStyle w:val="Hyperlink"/>
+          </w:rPr>
+          <w:t xml:space="preserve">The rise of angiosperms pushed conifers to decline during global cooling</w:t>
+        </w:r>
+      </w:hyperlink>
+      <w:r>
+        <w:t xml:space="preserve">. Proceedings of the National Academy of Sciences 117:28867–28875.</w:t>
+      </w:r>
+    </w:p>
+    <w:bookmarkEnd w:id="114"/>
+    <w:bookmarkStart w:id="116" w:name="ref-cooper2025"/>
+    <w:p>
+      <w:pPr>
+        <w:pStyle w:val="Bibliography"/>
+      </w:pPr>
+      <w:r>
+        <w:t xml:space="preserve">Cooper, R. B., B. J. Allen, and D. Silvestro. 2025.</w:t>
+      </w:r>
+      <w:r>
+        <w:t xml:space="preserve"> </w:t>
+      </w:r>
+      <w:hyperlink r:id="rId115">
+        <w:r>
+          <w:rPr>
+            <w:rStyle w:val="Hyperlink"/>
+          </w:rPr>
+          <w:t xml:space="preserve">DeepDiveR</w:t>
+        </w:r>
+        <w:r>
+          <w:rPr>
+            <w:rStyle w:val="Hyperlink"/>
+          </w:rPr>
+          <w:t xml:space="preserve">A software for deep learning estimation of palaeodiversity from fossil occurrences</w:t>
+        </w:r>
+      </w:hyperlink>
+      <w:r>
+        <w:t xml:space="preserve">. Methods in Ecology and Evolution 16:1923–1934.</w:t>
+      </w:r>
+    </w:p>
+    <w:bookmarkEnd w:id="116"/>
+    <w:bookmarkStart w:id="118" w:name="ref-cooper2024"/>
+    <w:p>
+      <w:pPr>
+        <w:pStyle w:val="Bibliography"/>
+      </w:pPr>
+      <w:r>
+        <w:t xml:space="preserve">Cooper, R. B., J. T. Flannery-Sutherland, and D. Silvestro. 2024.</w:t>
+      </w:r>
+      <w:r>
+        <w:t xml:space="preserve"> </w:t>
+      </w:r>
+      <w:hyperlink r:id="rId117">
+        <w:r>
+          <w:rPr>
+            <w:rStyle w:val="Hyperlink"/>
+          </w:rPr>
+          <w:t xml:space="preserve">DeepDive: estimating global biodiversity patterns through time using deep learning</w:t>
+        </w:r>
+      </w:hyperlink>
+      <w:r>
+        <w:t xml:space="preserve">. Nature Communications 15:4199.</w:t>
+      </w:r>
+    </w:p>
+    <w:bookmarkEnd w:id="118"/>
+    <w:bookmarkStart w:id="120" w:name="ref-cuitiño2021"/>
+    <w:p>
+      <w:pPr>
+        <w:pStyle w:val="Bibliography"/>
+      </w:pPr>
+      <w:r>
+        <w:t xml:space="preserve">Cuitiño, J. I., M. Sol Raigemborn, M. Susana Bargo, S. F. Vizcaíno, N. A. Muñoz, M. J. Kohn, and R. F. Kay. 2021.</w:t>
+      </w:r>
+      <w:r>
+        <w:t xml:space="preserve"> </w:t>
+      </w:r>
+      <w:hyperlink r:id="rId119">
+        <w:r>
+          <w:rPr>
+            <w:rStyle w:val="Hyperlink"/>
+          </w:rPr>
+          <w:t xml:space="preserve">Insights on the controls on floodplain-dominated fluvial successions: A perspective from the early</w:t>
+        </w:r>
+        <w:r>
+          <w:rPr>
+            <w:rStyle w:val="Hyperlink"/>
+          </w:rPr>
+          <w:t xml:space="preserve">middle miocene santa cruz formation in río chalía (patagonia, argentina)</w:t>
+        </w:r>
+      </w:hyperlink>
+      <w:r>
+        <w:t xml:space="preserve">. Journal of the Geological Society 178:jgs2020–188.</w:t>
+      </w:r>
+    </w:p>
+    <w:bookmarkEnd w:id="120"/>
+    <w:bookmarkStart w:id="122" w:name="ref-dacunha2023"/>
+    <w:p>
+      <w:pPr>
+        <w:pStyle w:val="Bibliography"/>
+      </w:pPr>
+      <w:r>
+        <w:t xml:space="preserve">Da Cunha, L., L. W. Viñola-López, R. D. E. MacPhee, L. Kerber, J. Vélez-Juarbe, P.-O. Antoine, M. Boivin, L. Hautier, R. Lebrun, L. Marivaux, and P.-H. Fabre. 2023.</w:t>
+      </w:r>
+      <w:r>
+        <w:t xml:space="preserve"> </w:t>
+      </w:r>
+      <w:hyperlink r:id="rId121">
+        <w:r>
+          <w:rPr>
+            <w:rStyle w:val="Hyperlink"/>
+          </w:rPr>
+          <w:t xml:space="preserve">The inner ear of caviomorph rodents: Phylogenetic implications and application to extinct West Indian taxa</w:t>
+        </w:r>
+      </w:hyperlink>
+      <w:r>
+        <w:t xml:space="preserve">. Journal of Mammalian Evolution 30:1155–1176.</w:t>
+      </w:r>
+    </w:p>
+    <w:bookmarkEnd w:id="122"/>
+    <w:bookmarkStart w:id="124" w:name="ref-damuth1993"/>
+    <w:p>
+      <w:pPr>
+        <w:pStyle w:val="Bibliography"/>
+      </w:pPr>
+      <w:r>
+        <w:t xml:space="preserve">Damuth, J. 1993.</w:t>
+      </w:r>
+      <w:r>
+        <w:t xml:space="preserve"> </w:t>
+      </w:r>
+      <w:hyperlink r:id="rId123">
+        <w:r>
+          <w:rPr>
+            <w:rStyle w:val="Hyperlink"/>
+          </w:rPr>
+          <w:t xml:space="preserve">Cope’s rule, the island rule and the scaling of mammalian population density</w:t>
+        </w:r>
+      </w:hyperlink>
+      <w:r>
+        <w:t xml:space="preserve">. Nature 365:748–750.</w:t>
+      </w:r>
+    </w:p>
+    <w:bookmarkEnd w:id="124"/>
+    <w:bookmarkStart w:id="126" w:name="ref-damuth2011"/>
+    <w:p>
+      <w:pPr>
+        <w:pStyle w:val="Bibliography"/>
+      </w:pPr>
+      <w:r>
+        <w:t xml:space="preserve">Damuth, J., and C. M. Janis. 2011.</w:t>
+      </w:r>
+      <w:r>
+        <w:t xml:space="preserve"> </w:t>
+      </w:r>
+      <w:hyperlink r:id="rId125">
+        <w:r>
+          <w:rPr>
+            <w:rStyle w:val="Hyperlink"/>
+          </w:rPr>
+          <w:t xml:space="preserve">On the relationship between hypsodonty and feeding ecology in ungulate mammals, and its utility in palaeoecology</w:t>
+        </w:r>
+      </w:hyperlink>
+      <w:r>
+        <w:t xml:space="preserve">. Biological Reviews 86:733–758.</w:t>
+      </w:r>
+    </w:p>
+    <w:bookmarkEnd w:id="126"/>
+    <w:bookmarkStart w:id="128" w:name="ref-drury2016"/>
+    <w:p>
+      <w:pPr>
+        <w:pStyle w:val="Bibliography"/>
+      </w:pPr>
+      <w:r>
+        <w:t xml:space="preserve">Drury, J., J. Clavel, M. Manceau, and H. Morlon. 2016.</w:t>
+      </w:r>
+      <w:r>
+        <w:t xml:space="preserve"> </w:t>
+      </w:r>
+      <w:hyperlink r:id="rId127">
+        <w:r>
+          <w:rPr>
+            <w:rStyle w:val="Hyperlink"/>
+          </w:rPr>
+          <w:t xml:space="preserve">Estimating the effect of competition on trait evolution using maximum likelihood inference</w:t>
+        </w:r>
+      </w:hyperlink>
+      <w:r>
+        <w:t xml:space="preserve">. Systematic Biology 65:700–710.</w:t>
+      </w:r>
+    </w:p>
+    <w:bookmarkEnd w:id="128"/>
+    <w:bookmarkStart w:id="130" w:name="ref-dunn2013"/>
+    <w:p>
+      <w:pPr>
+        <w:pStyle w:val="Bibliography"/>
+      </w:pPr>
+      <w:r>
+        <w:t xml:space="preserve">Dunn, R. E., R. H. Madden, M. J. Kohn, M. D. Schmitz, C. A. E. Strömberg, A. A. Carlini, G. H. Ré, and J. Crowley. 2013.</w:t>
+      </w:r>
+      <w:r>
+        <w:t xml:space="preserve"> </w:t>
+      </w:r>
+      <w:hyperlink r:id="rId129">
+        <w:r>
+          <w:rPr>
+            <w:rStyle w:val="Hyperlink"/>
+          </w:rPr>
+          <w:t xml:space="preserve">A new chronology for middle eocene</w:t>
+        </w:r>
+        <w:r>
+          <w:rPr>
+            <w:rStyle w:val="Hyperlink"/>
+          </w:rPr>
+          <w:t xml:space="preserve">early miocene south american land mammal ages</w:t>
+        </w:r>
+      </w:hyperlink>
+      <w:r>
+        <w:t xml:space="preserve">. GSA Bulletin 125:539–555.</w:t>
+      </w:r>
+    </w:p>
+    <w:bookmarkEnd w:id="130"/>
+    <w:bookmarkStart w:id="132" w:name="ref-esteve2025"/>
+    <w:p>
+      <w:pPr>
+        <w:pStyle w:val="Bibliography"/>
+      </w:pPr>
+      <w:r>
+        <w:t xml:space="preserve">Esteve, J. 2025.</w:t>
+      </w:r>
+      <w:r>
+        <w:t xml:space="preserve"> </w:t>
+      </w:r>
+      <w:hyperlink r:id="rId131">
+        <w:r>
+          <w:rPr>
+            <w:rStyle w:val="Hyperlink"/>
+          </w:rPr>
+          <w:t xml:space="preserve">When extinction expands morphospace: Lessons from trilobites</w:t>
+        </w:r>
+      </w:hyperlink>
+      <w:r>
+        <w:t xml:space="preserve">. Proceedings of the Royal Society B: Biological Sciences 292:20252245.</w:t>
+      </w:r>
+    </w:p>
+    <w:bookmarkEnd w:id="132"/>
+    <w:bookmarkStart w:id="134" w:name="ref-etienne2011"/>
+    <w:p>
+      <w:pPr>
+        <w:pStyle w:val="Bibliography"/>
+      </w:pPr>
+      <w:r>
+        <w:t xml:space="preserve">Etienne, R. S., B. Haegeman, T. Stadler, T. Aze, P. N. Pearson, A. Purvis, and A. B. Phillimore. 2011.</w:t>
+      </w:r>
+      <w:r>
+        <w:t xml:space="preserve"> </w:t>
+      </w:r>
+      <w:hyperlink r:id="rId133">
+        <w:r>
+          <w:rPr>
+            <w:rStyle w:val="Hyperlink"/>
+          </w:rPr>
+          <w:t xml:space="preserve">Diversity-dependence brings molecular phylogenies closer to agreement with the fossil record</w:t>
+        </w:r>
+      </w:hyperlink>
+      <w:r>
+        <w:t xml:space="preserve">. Proceedings of the Royal Society B: Biological Sciences 279:1300–1309.</w:t>
+      </w:r>
+    </w:p>
+    <w:bookmarkEnd w:id="134"/>
+    <w:bookmarkStart w:id="136" w:name="ref-faurby2016"/>
+    <w:p>
+      <w:pPr>
+        <w:pStyle w:val="Bibliography"/>
+      </w:pPr>
+      <w:r>
+        <w:t xml:space="preserve">Faurby, S., and J.-C. Svenning. 2016.</w:t>
+      </w:r>
+      <w:r>
+        <w:t xml:space="preserve"> </w:t>
+      </w:r>
+      <w:hyperlink r:id="rId135">
+        <w:r>
+          <w:rPr>
+            <w:rStyle w:val="Hyperlink"/>
+          </w:rPr>
+          <w:t xml:space="preserve">Resurrection of the island rule: Human-driven extinctions have obscured a basic evolutionary pattern</w:t>
+        </w:r>
+      </w:hyperlink>
+      <w:r>
+        <w:t xml:space="preserve">. The American Naturalist 187:812–820.</w:t>
+      </w:r>
+    </w:p>
+    <w:bookmarkEnd w:id="136"/>
+    <w:bookmarkStart w:id="138" w:name="ref-fernicola2019"/>
+    <w:p>
+      <w:pPr>
+        <w:pStyle w:val="Bibliography"/>
+      </w:pPr>
+      <w:r>
+        <w:t xml:space="preserve">Fernicola, J. C., S. F. Vizcaíno, M. S. Bargo, R. F. Kay, and J. I. Cuitiño. 2019.</w:t>
+      </w:r>
+      <w:r>
+        <w:t xml:space="preserve"> </w:t>
+      </w:r>
+      <w:hyperlink r:id="rId137">
+        <w:r>
+          <w:rPr>
+            <w:rStyle w:val="Hyperlink"/>
+          </w:rPr>
+          <w:t xml:space="preserve">Analysis of the Early</w:t>
+        </w:r>
+        <w:r>
+          <w:rPr>
+            <w:rStyle w:val="Hyperlink"/>
+          </w:rPr>
+          <w:t xml:space="preserve">Middle Miocene mammal associations at the río Santa Cruz (Patagonia, Argentina)</w:t>
+        </w:r>
+      </w:hyperlink>
+      <w:r>
+        <w:t xml:space="preserve">. Publicación Electrónica de la Asociación Paleontológica Argentina 19.</w:t>
+      </w:r>
+    </w:p>
+    <w:bookmarkEnd w:id="138"/>
+    <w:bookmarkStart w:id="140" w:name="ref-flannery-sutherland2022"/>
+    <w:p>
+      <w:pPr>
+        <w:pStyle w:val="Bibliography"/>
+      </w:pPr>
+      <w:r>
+        <w:t xml:space="preserve">Flannery-Sutherland, J. T., D. Silvestro, and M. J. Benton. 2022.</w:t>
+      </w:r>
+      <w:r>
+        <w:t xml:space="preserve"> </w:t>
+      </w:r>
+      <w:hyperlink r:id="rId139">
+        <w:r>
+          <w:rPr>
+            <w:rStyle w:val="Hyperlink"/>
+          </w:rPr>
+          <w:t xml:space="preserve">Global diversity dynamics in the fossil record are regionally heterogeneous</w:t>
+        </w:r>
+      </w:hyperlink>
+      <w:r>
+        <w:t xml:space="preserve">. Nature Communications 13:2751.</w:t>
+      </w:r>
+    </w:p>
+    <w:bookmarkEnd w:id="140"/>
+    <w:bookmarkStart w:id="142" w:name="ref-foote1993"/>
+    <w:p>
+      <w:pPr>
+        <w:pStyle w:val="Bibliography"/>
+      </w:pPr>
+      <w:r>
+        <w:t xml:space="preserve">Foote, M. 1993.</w:t>
+      </w:r>
+      <w:r>
+        <w:t xml:space="preserve"> </w:t>
+      </w:r>
+      <w:hyperlink r:id="rId141">
+        <w:r>
+          <w:rPr>
+            <w:rStyle w:val="Hyperlink"/>
+          </w:rPr>
+          <w:t xml:space="preserve">Discordance and concordance between morphological and taxonomic diversity</w:t>
+        </w:r>
+      </w:hyperlink>
+      <w:r>
+        <w:t xml:space="preserve">. Paleobiology 19:185–204.</w:t>
+      </w:r>
+    </w:p>
+    <w:bookmarkEnd w:id="142"/>
+    <w:bookmarkStart w:id="144" w:name="ref-foote2007"/>
+    <w:p>
+      <w:pPr>
+        <w:pStyle w:val="Bibliography"/>
+      </w:pPr>
+      <w:r>
+        <w:t xml:space="preserve">Foote, M. 2007.</w:t>
+      </w:r>
+      <w:r>
+        <w:t xml:space="preserve"> </w:t>
+      </w:r>
+      <w:hyperlink r:id="rId143">
+        <w:r>
+          <w:rPr>
+            <w:rStyle w:val="Hyperlink"/>
+          </w:rPr>
+          <w:t xml:space="preserve">Symmetric waxing and waning of marine invertebrate genera</w:t>
+        </w:r>
+      </w:hyperlink>
+      <w:r>
+        <w:t xml:space="preserve">. Paleobiology 33:517–529.</w:t>
+      </w:r>
+    </w:p>
+    <w:bookmarkEnd w:id="144"/>
+    <w:bookmarkStart w:id="146" w:name="ref-foote1997"/>
+    <w:p>
+      <w:pPr>
+        <w:pStyle w:val="Bibliography"/>
+      </w:pPr>
+      <w:r>
+        <w:t xml:space="preserve">Foote, M. 1997.</w:t>
+      </w:r>
+      <w:r>
+        <w:t xml:space="preserve"> </w:t>
+      </w:r>
+      <w:hyperlink r:id="rId145">
+        <w:r>
+          <w:rPr>
+            <w:rStyle w:val="Hyperlink"/>
+          </w:rPr>
+          <w:t xml:space="preserve">The Evolution of Morphological Diversity</w:t>
+        </w:r>
+      </w:hyperlink>
+      <w:r>
+        <w:t xml:space="preserve">. Annual Review of Ecology, Evolution, and Systematics 28:129–152.</w:t>
+      </w:r>
+    </w:p>
+    <w:bookmarkEnd w:id="146"/>
+    <w:bookmarkStart w:id="148" w:name="ref-guayasamin2024"/>
+    <w:p>
+      <w:pPr>
+        <w:pStyle w:val="Bibliography"/>
+      </w:pPr>
+      <w:r>
+        <w:t xml:space="preserve">Guayasamin, J. M., C. C. Ribas, A. C. Carnaval, J. D. Carrillo, C. Hoorn, L. G. Lohmann, D. Riff, C. Ulloa Ulloa, and J. S. Albert. 2024.</w:t>
+      </w:r>
+      <w:r>
+        <w:t xml:space="preserve"> </w:t>
+      </w:r>
+      <w:hyperlink r:id="rId147">
+        <w:r>
+          <w:rPr>
+            <w:rStyle w:val="Hyperlink"/>
+          </w:rPr>
+          <w:t xml:space="preserve">Evolution of Amazonian biodiversity: A review</w:t>
+        </w:r>
+      </w:hyperlink>
+      <w:r>
+        <w:t xml:space="preserve">. Acta Amazonica 54:e54bc21360.</w:t>
+      </w:r>
+    </w:p>
+    <w:bookmarkEnd w:id="148"/>
+    <w:bookmarkStart w:id="150" w:name="ref-hagen2018"/>
+    <w:p>
+      <w:pPr>
+        <w:pStyle w:val="Bibliography"/>
+      </w:pPr>
+      <w:r>
+        <w:t xml:space="preserve">Hagen, O., T. Andermann, T. B. Quental, A. Antonelli, and D. Silvestro. 2018.</w:t>
+      </w:r>
+      <w:r>
+        <w:t xml:space="preserve"> </w:t>
+      </w:r>
+      <w:hyperlink r:id="rId149">
+        <w:r>
+          <w:rPr>
+            <w:rStyle w:val="Hyperlink"/>
+          </w:rPr>
+          <w:t xml:space="preserve">Estimating age-dependent extinction: Contrasting evidence from fossils and phylogenies</w:t>
+        </w:r>
+      </w:hyperlink>
+      <w:r>
+        <w:t xml:space="preserve">. Systematic Biology 67:458–474.</w:t>
+      </w:r>
+    </w:p>
+    <w:bookmarkEnd w:id="150"/>
+    <w:bookmarkStart w:id="152" w:name="ref-hauffe2024"/>
+    <w:p>
+      <w:pPr>
+        <w:pStyle w:val="Bibliography"/>
+      </w:pPr>
+      <w:r>
+        <w:t xml:space="preserve">Hauffe, T., J. L. Cantalapiedra, and D. Silvestro. 2024.</w:t>
+      </w:r>
+      <w:r>
+        <w:t xml:space="preserve"> </w:t>
+      </w:r>
+      <w:hyperlink r:id="rId151">
+        <w:r>
+          <w:rPr>
+            <w:rStyle w:val="Hyperlink"/>
+          </w:rPr>
+          <w:t xml:space="preserve">Trait-mediated speciation and human-driven extinctions in proboscideans revealed by unsupervised bayesian neural networks</w:t>
+        </w:r>
+      </w:hyperlink>
+      <w:r>
+        <w:t xml:space="preserve">. Science Advances 10:eadl2643. American Association for the Advancement of Science.</w:t>
+      </w:r>
+    </w:p>
+    <w:bookmarkEnd w:id="152"/>
+    <w:bookmarkStart w:id="154" w:name="ref-hernández2005"/>
+    <w:p>
+      <w:pPr>
+        <w:pStyle w:val="Bibliography"/>
+      </w:pPr>
+      <w:r>
+        <w:t xml:space="preserve">Hernández, R. M., T. E. Jordan, A. Dalenz Farjat, L. Echavarría, B. D. Idleman, and J. H. Reynolds. 2005.</w:t>
+      </w:r>
+      <w:r>
+        <w:t xml:space="preserve"> </w:t>
+      </w:r>
+      <w:hyperlink r:id="rId153">
+        <w:r>
+          <w:rPr>
+            <w:rStyle w:val="Hyperlink"/>
+          </w:rPr>
+          <w:t xml:space="preserve">Age, distribution, tectonics, and eustatic controls of the paranense and caribbean marine transgressions in southern bolivia and argentina</w:t>
+        </w:r>
+      </w:hyperlink>
+      <w:r>
+        <w:t xml:space="preserve">. Journal of South American Earth Sciences 19:495–512.</w:t>
+      </w:r>
+    </w:p>
+    <w:bookmarkEnd w:id="154"/>
+    <w:bookmarkStart w:id="156" w:name="ref-hohmann2019"/>
+    <w:p>
+      <w:pPr>
+        <w:pStyle w:val="Bibliography"/>
+      </w:pPr>
+      <w:r>
+        <w:t xml:space="preserve">Hohmann, N., and E. Jarochowska. 2019.</w:t>
+      </w:r>
+      <w:r>
+        <w:t xml:space="preserve"> </w:t>
+      </w:r>
+      <w:hyperlink r:id="rId155">
+        <w:r>
+          <w:rPr>
+            <w:rStyle w:val="Hyperlink"/>
+          </w:rPr>
+          <w:t xml:space="preserve">Enforced symmetry: the necessity of symmetric waxing and waning</w:t>
+        </w:r>
+      </w:hyperlink>
+      <w:r>
+        <w:t xml:space="preserve">. PeerJ 7:e8011.</w:t>
+      </w:r>
+    </w:p>
+    <w:bookmarkEnd w:id="156"/>
+    <w:bookmarkStart w:id="157" w:name="ref-homerocamacho1967"/>
+    <w:p>
+      <w:pPr>
+        <w:pStyle w:val="Bibliography"/>
+      </w:pPr>
+      <w:r>
+        <w:t xml:space="preserve">Homero Camacho, H. 1967. Las transgresiones del cretácico superior y terciario de la argentina. Revista de la Asociación Geológica Argentina 22:253–280.</w:t>
+      </w:r>
+    </w:p>
+    <w:bookmarkEnd w:id="157"/>
+    <w:bookmarkStart w:id="159" w:name="ref-hoorn2022"/>
+    <w:p>
+      <w:pPr>
+        <w:pStyle w:val="Bibliography"/>
+      </w:pPr>
+      <w:r>
+        <w:t xml:space="preserve">Hoorn, C., L. M. Boschman, T. Kukla, M. Sciumbata, and P. Val. 2022.</w:t>
+      </w:r>
+      <w:r>
+        <w:t xml:space="preserve"> </w:t>
+      </w:r>
+      <w:hyperlink r:id="rId158">
+        <w:r>
+          <w:rPr>
+            <w:rStyle w:val="Hyperlink"/>
+          </w:rPr>
+          <w:t xml:space="preserve">The miocene wetland of western amazonia and its role in neotropical biogeography</w:t>
+        </w:r>
+      </w:hyperlink>
+      <w:r>
+        <w:t xml:space="preserve">. Botanical Journal of the Linnean Society 199:25–35.</w:t>
+      </w:r>
+    </w:p>
+    <w:bookmarkEnd w:id="159"/>
+    <w:bookmarkStart w:id="161" w:name="ref-hoorn1995"/>
+    <w:p>
+      <w:pPr>
+        <w:pStyle w:val="Bibliography"/>
+      </w:pPr>
+      <w:r>
+        <w:t xml:space="preserve">Hoorn, C., J. Guerrero, G. A. Sarmiento, and M. A. Lorente. 1995.</w:t>
+      </w:r>
+      <w:r>
+        <w:t xml:space="preserve"> </w:t>
+      </w:r>
+      <w:hyperlink r:id="rId160">
+        <w:r>
+          <w:rPr>
+            <w:rStyle w:val="Hyperlink"/>
+          </w:rPr>
+          <w:t xml:space="preserve">Andean tectonics as a cause for changing drainage patterns in Miocene northern South America</w:t>
+        </w:r>
+      </w:hyperlink>
+      <w:r>
+        <w:t xml:space="preserve">. Geology 23:237.</w:t>
+      </w:r>
+    </w:p>
+    <w:bookmarkEnd w:id="161"/>
+    <w:bookmarkStart w:id="163" w:name="ref-hoorn2010"/>
+    <w:p>
+      <w:pPr>
+        <w:pStyle w:val="Bibliography"/>
+      </w:pPr>
+      <w:r>
+        <w:t xml:space="preserve">Hoorn, C., F. P. Wesselingh, H. ter Steege, M. A. Bermudez, A. Mora, J. Sevink, I. Sanmartín, A. Sanchez-Meseguer, C. L. Anderson, J. P. Figueiredo, C. Jaramillo, D. Riff, F. R. Negri, H. Hooghiemstra, J. Lundberg, T. Stadler, T. Särkinen, and A. Antonelli. 2010.</w:t>
+      </w:r>
+      <w:r>
+        <w:t xml:space="preserve"> </w:t>
+      </w:r>
+      <w:hyperlink r:id="rId162">
+        <w:r>
+          <w:rPr>
+            <w:rStyle w:val="Hyperlink"/>
+          </w:rPr>
+          <w:t xml:space="preserve">Amazonia through time: Andean uplift, climate change, landscape evolution, and biodiversity</w:t>
+        </w:r>
+      </w:hyperlink>
+      <w:r>
+        <w:t xml:space="preserve">. Science 330:927–931.</w:t>
+      </w:r>
+    </w:p>
+    <w:bookmarkEnd w:id="163"/>
+    <w:bookmarkStart w:id="165" w:name="ref-hullot2025"/>
+    <w:p>
+      <w:pPr>
+        <w:pStyle w:val="Bibliography"/>
+      </w:pPr>
+      <w:r>
+        <w:t xml:space="preserve">Hullot, M., C. Robinet, Q. Vautrin, R. Tabuce, P.-O. Antoine, G. Merceron, and F. Lihoreau. 2025.</w:t>
+      </w:r>
+      <w:r>
+        <w:t xml:space="preserve"> </w:t>
+      </w:r>
+      <w:hyperlink r:id="rId164">
+        <w:r>
+          <w:rPr>
+            <w:rStyle w:val="Hyperlink"/>
+          </w:rPr>
+          <w:t xml:space="preserve">Evolution of dietary preferences of the lophiodontidae (mammalia, perissodactyla) from southern france</w:t>
+        </w:r>
+      </w:hyperlink>
+      <w:r>
+        <w:t xml:space="preserve">. Palaeogeography, Palaeoclimatology, Palaeoecology 675:113076.</w:t>
+      </w:r>
+    </w:p>
+    <w:bookmarkEnd w:id="165"/>
+    <w:bookmarkStart w:id="166" w:name="ref-janis1988"/>
+    <w:p>
+      <w:pPr>
+        <w:pStyle w:val="Bibliography"/>
+      </w:pPr>
+      <w:r>
+        <w:t xml:space="preserve">Janis, C. M. 1988. An estimation of tooth volume and hypsodonty indices in ungulate mammals, and the correlation of these factors with dietary preferences. Mémoires du Moséum d’Histoire Naturelle de Paris 367–387.</w:t>
+      </w:r>
+    </w:p>
+    <w:bookmarkEnd w:id="166"/>
+    <w:bookmarkStart w:id="168" w:name="ref-jaramillo2017"/>
+    <w:p>
+      <w:pPr>
+        <w:pStyle w:val="Bibliography"/>
+      </w:pPr>
+      <w:r>
+        <w:t xml:space="preserve">Jaramillo, C., I. Romero, C. D’Apolito, G. Bayona, E. Duarte, S. Louwye, J. Escobar, J. Luque, J. D. Carrillo-Briceño, V. Zapata, A. Mora, S. Schouten, M. Zavada, G. Harrington, J. Ortiz, and F. P. Wesselingh. 2017.</w:t>
+      </w:r>
+      <w:r>
+        <w:t xml:space="preserve"> </w:t>
+      </w:r>
+      <w:hyperlink r:id="rId167">
+        <w:r>
+          <w:rPr>
+            <w:rStyle w:val="Hyperlink"/>
+          </w:rPr>
+          <w:t xml:space="preserve">Miocene flooding events of western amazonia</w:t>
+        </w:r>
+      </w:hyperlink>
+      <w:r>
+        <w:t xml:space="preserve">. Science Advances 3:e1601693.</w:t>
+      </w:r>
+    </w:p>
+    <w:bookmarkEnd w:id="168"/>
+    <w:bookmarkStart w:id="170" w:name="ref-jardine2012"/>
+    <w:p>
+      <w:pPr>
+        <w:pStyle w:val="Bibliography"/>
+      </w:pPr>
+      <w:r>
+        <w:t xml:space="preserve">Jardine, P. E., C. M. Janis, S. Sahney, and M. J. Benton. 2012.</w:t>
+      </w:r>
+      <w:r>
+        <w:t xml:space="preserve"> </w:t>
+      </w:r>
+      <w:hyperlink r:id="rId169">
+        <w:r>
+          <w:rPr>
+            <w:rStyle w:val="Hyperlink"/>
+          </w:rPr>
+          <w:t xml:space="preserve">Grit not grass: Concordant patterns of early origin of hypsodonty in great plains ungulates and glires</w:t>
+        </w:r>
+      </w:hyperlink>
+      <w:r>
+        <w:t xml:space="preserve">. Palaeogeography, Palaeoclimatology, Palaeoecology 365-366:1–10.</w:t>
+      </w:r>
+    </w:p>
+    <w:bookmarkEnd w:id="170"/>
+    <w:bookmarkStart w:id="172" w:name="ref-kass1995"/>
+    <w:p>
+      <w:pPr>
+        <w:pStyle w:val="Bibliography"/>
+      </w:pPr>
+      <w:r>
+        <w:t xml:space="preserve">Kass, R. E., and A. E. Raftery. 1995.</w:t>
+      </w:r>
+      <w:r>
+        <w:t xml:space="preserve"> </w:t>
+      </w:r>
+      <w:hyperlink r:id="rId171">
+        <w:r>
+          <w:rPr>
+            <w:rStyle w:val="Hyperlink"/>
+          </w:rPr>
+          <w:t xml:space="preserve">Bayes factors</w:t>
+        </w:r>
+      </w:hyperlink>
+      <w:r>
+        <w:t xml:space="preserve">. Journal of the American Statistical Association 90:773–795.</w:t>
+      </w:r>
+    </w:p>
+    <w:bookmarkEnd w:id="172"/>
+    <w:bookmarkStart w:id="174" w:name="ref-lehtonen2017"/>
+    <w:p>
+      <w:pPr>
+        <w:pStyle w:val="Bibliography"/>
+      </w:pPr>
+      <w:r>
+        <w:t xml:space="preserve">Lehtonen, S., D. Silvestro, D. N. Karger, C. Scotese, H. Tuomisto, M. Kessler, C. Peña, N. Wahlberg, and A. Antonelli. 2017.</w:t>
+      </w:r>
+      <w:r>
+        <w:t xml:space="preserve"> </w:t>
+      </w:r>
+      <w:hyperlink r:id="rId173">
+        <w:r>
+          <w:rPr>
+            <w:rStyle w:val="Hyperlink"/>
+          </w:rPr>
+          <w:t xml:space="preserve">Environmentally driven extinction and opportunistic origination explain fern diversification patterns</w:t>
+        </w:r>
+      </w:hyperlink>
+      <w:r>
+        <w:t xml:space="preserve">. Scientific Reports 7:4831.</w:t>
+      </w:r>
+    </w:p>
+    <w:bookmarkEnd w:id="174"/>
+    <w:bookmarkStart w:id="176" w:name="ref-liow2008"/>
+    <w:p>
+      <w:pPr>
+        <w:pStyle w:val="Bibliography"/>
+      </w:pPr>
+      <w:r>
+        <w:t xml:space="preserve">Liow, L. H., M. Fortelius, E. Bingham, K. Lintulaakso, H. Mannila, L. Flynn, and N. Chr. Stenseth. 2008.</w:t>
+      </w:r>
+      <w:r>
+        <w:t xml:space="preserve"> </w:t>
+      </w:r>
+      <w:hyperlink r:id="rId175">
+        <w:r>
+          <w:rPr>
+            <w:rStyle w:val="Hyperlink"/>
+          </w:rPr>
+          <w:t xml:space="preserve">Higher origination and extinction rates in larger mammals</w:t>
+        </w:r>
+      </w:hyperlink>
+      <w:r>
+        <w:t xml:space="preserve">. Proceedings of the National Academy of Sciences 105:6097–6102.</w:t>
+      </w:r>
+    </w:p>
+    <w:bookmarkEnd w:id="176"/>
+    <w:bookmarkStart w:id="178" w:name="ref-liow2010"/>
+    <w:p>
+      <w:pPr>
+        <w:pStyle w:val="Bibliography"/>
+      </w:pPr>
+      <w:r>
+        <w:t xml:space="preserve">Liow, L. H., T. B. Quental, and C. R. Marshall. 2010.</w:t>
+      </w:r>
+      <w:r>
+        <w:t xml:space="preserve"> </w:t>
+      </w:r>
+      <w:hyperlink r:id="rId177">
+        <w:r>
+          <w:rPr>
+            <w:rStyle w:val="Hyperlink"/>
+          </w:rPr>
+          <w:t xml:space="preserve">When can decreasing diversification rates be detected with molecular phylogenies and the fossil record?</w:t>
+        </w:r>
+      </w:hyperlink>
+      <w:r>
+        <w:t xml:space="preserve"> Systematic Biology 59:646–659.</w:t>
+      </w:r>
+    </w:p>
+    <w:bookmarkEnd w:id="178"/>
+    <w:bookmarkStart w:id="180" w:name="ref-lomolino2005"/>
+    <w:p>
+      <w:pPr>
+        <w:pStyle w:val="Bibliography"/>
+      </w:pPr>
+      <w:r>
+        <w:t xml:space="preserve">Lomolino, M. V. 2005.</w:t>
+      </w:r>
+      <w:r>
+        <w:t xml:space="preserve"> </w:t>
+      </w:r>
+      <w:hyperlink r:id="rId179">
+        <w:r>
+          <w:rPr>
+            <w:rStyle w:val="Hyperlink"/>
+          </w:rPr>
+          <w:t xml:space="preserve">Body size evolution in insular vertebrates: Generality of the island rule</w:t>
+        </w:r>
+      </w:hyperlink>
+      <w:r>
+        <w:t xml:space="preserve">. Journal of Biogeography 32:1683–1699.</w:t>
+      </w:r>
+    </w:p>
+    <w:bookmarkEnd w:id="180"/>
+    <w:bookmarkStart w:id="182" w:name="ref-macfadden2000"/>
+    <w:p>
+      <w:pPr>
+        <w:pStyle w:val="Bibliography"/>
+      </w:pPr>
+      <w:r>
+        <w:t xml:space="preserve">MacFadden, B. J. 2000.</w:t>
+      </w:r>
+      <w:r>
+        <w:t xml:space="preserve"> </w:t>
+      </w:r>
+      <w:hyperlink r:id="rId181">
+        <w:r>
+          <w:rPr>
+            <w:rStyle w:val="Hyperlink"/>
+          </w:rPr>
+          <w:t xml:space="preserve">Cenozoic mammalian herbivores from the americas: Reconstructing ancient diets and terrestrial communities</w:t>
+        </w:r>
+      </w:hyperlink>
+      <w:r>
+        <w:t xml:space="preserve">. Annual Review of Ecology and Systematics 31:33–59.</w:t>
+      </w:r>
+    </w:p>
+    <w:bookmarkEnd w:id="182"/>
+    <w:bookmarkStart w:id="184" w:name="ref-macphee2011"/>
+    <w:p>
+      <w:pPr>
+        <w:pStyle w:val="Bibliography"/>
+      </w:pPr>
+      <w:r>
+        <w:t xml:space="preserve">MacPhee, R. D. E. 2011.</w:t>
+      </w:r>
+      <w:r>
+        <w:t xml:space="preserve"> </w:t>
+      </w:r>
+      <w:hyperlink r:id="rId183">
+        <w:r>
+          <w:rPr>
+            <w:rStyle w:val="Hyperlink"/>
+          </w:rPr>
+          <w:t xml:space="preserve">Basicranial morphology and relationships of antillean heptaxodontidae (rodentia, ctenohystrica, caviomorpha)</w:t>
+        </w:r>
+      </w:hyperlink>
+      <w:r>
+        <w:t xml:space="preserve">. Bulletin of the American Museum of Natural History 2011:1–70.</w:t>
+      </w:r>
+    </w:p>
+    <w:bookmarkEnd w:id="184"/>
+    <w:bookmarkStart w:id="186" w:name="ref-marion_bioluminescence_2025"/>
+    <w:p>
+      <w:pPr>
+        <w:pStyle w:val="Bibliography"/>
+      </w:pPr>
+      <w:r>
+        <w:t xml:space="preserve">Marion, A. F. P., F. L. Condamine, and G. Guinot. 2025.</w:t>
+      </w:r>
+      <w:r>
+        <w:t xml:space="preserve"> </w:t>
+      </w:r>
+      <w:hyperlink r:id="rId185">
+        <w:r>
+          <w:rPr>
+            <w:rStyle w:val="Hyperlink"/>
+          </w:rPr>
+          <w:t xml:space="preserve">Bioluminescence and repeated deep-sea colonization shaped the diversification and body size evolution of squaliform sharks</w:t>
+        </w:r>
+      </w:hyperlink>
+      <w:r>
+        <w:t xml:space="preserve">. Proceedings of the Royal Society B: Biological Sciences 292:20242932. Royal Society.</w:t>
+      </w:r>
+    </w:p>
+    <w:bookmarkEnd w:id="186"/>
+    <w:bookmarkStart w:id="188" w:name="ref-marivaux2022"/>
+    <w:p>
+      <w:pPr>
+        <w:pStyle w:val="Bibliography"/>
+      </w:pPr>
+      <w:r>
+        <w:t xml:space="preserve">Marivaux, L., L. W. V. López, M. Boivin, L. Da Cunha, P.-H. Fabre, R. Joannes-Boyau, G. Maincent, P. Münch, N. S. Stutz, J. Vélez-Juarbe, and P.-O. Antoine. 2022.</w:t>
+      </w:r>
+      <w:r>
+        <w:t xml:space="preserve"> </w:t>
+      </w:r>
+      <w:hyperlink r:id="rId187">
+        <w:r>
+          <w:rPr>
+            <w:rStyle w:val="Hyperlink"/>
+          </w:rPr>
+          <w:t xml:space="preserve">Incisor enamel microstructure of West Indian caviomorph hystricognathous rodents (Octodontoidea and Chinchilloidea)</w:t>
+        </w:r>
+      </w:hyperlink>
+      <w:r>
+        <w:t xml:space="preserve">. Journal of Mammalian Evolution 29:969–995.</w:t>
+      </w:r>
+    </w:p>
+    <w:bookmarkEnd w:id="188"/>
+    <w:bookmarkStart w:id="190" w:name="ref-marivaux_early_2020"/>
+    <w:p>
+      <w:pPr>
+        <w:pStyle w:val="Bibliography"/>
+      </w:pPr>
+      <w:r>
+        <w:t xml:space="preserve">Marivaux, L., J. Vélez-Juarbe, G. Merzeraud, F. Pujos, L. W. Viñola López, M. Boivin, H. Santos-Mercado, E. J. Cruz, A. Grajales, J. Padilla, K. I. Vélez-Rosado, M. Philippon, J.-L. Léticée, P. Münch, and P.-O. Antoine. 2020.</w:t>
+      </w:r>
+      <w:r>
+        <w:t xml:space="preserve"> </w:t>
+      </w:r>
+      <w:hyperlink r:id="rId189">
+        <w:r>
+          <w:rPr>
+            <w:rStyle w:val="Hyperlink"/>
+          </w:rPr>
+          <w:t xml:space="preserve">Early oligocene chinchilloid caviomorphs from puerto rico and the initial rodent colonization of the west indies</w:t>
+        </w:r>
+      </w:hyperlink>
+      <w:r>
+        <w:t xml:space="preserve">. Proceedings of the Royal Society B: Biological Sciences 287:20192806.</w:t>
+      </w:r>
+    </w:p>
+    <w:bookmarkEnd w:id="190"/>
+    <w:bookmarkStart w:id="192" w:name="ref-marshall1982"/>
+    <w:p>
+      <w:pPr>
+        <w:pStyle w:val="Bibliography"/>
+      </w:pPr>
+      <w:r>
+        <w:t xml:space="preserve">Marshall, L. G., S. D. Webb, J. J. Sepkoski, and D. M. Raup. 1982.</w:t>
+      </w:r>
+      <w:r>
+        <w:t xml:space="preserve"> </w:t>
+      </w:r>
+      <w:hyperlink r:id="rId191">
+        <w:r>
+          <w:rPr>
+            <w:rStyle w:val="Hyperlink"/>
+          </w:rPr>
+          <w:t xml:space="preserve">Mammalian evolution and the great american interchange</w:t>
+        </w:r>
+      </w:hyperlink>
+      <w:r>
+        <w:t xml:space="preserve">. Science 215:1351–1357.</w:t>
+      </w:r>
+    </w:p>
+    <w:bookmarkEnd w:id="192"/>
+    <w:bookmarkStart w:id="194" w:name="ref-mcfarlane1998"/>
+    <w:p>
+      <w:pPr>
+        <w:pStyle w:val="Bibliography"/>
+      </w:pPr>
+      <w:r>
+        <w:t xml:space="preserve">McFarlane, D. A., R. D. E. MacPhee, and D. C. Ford. 1998.</w:t>
+      </w:r>
+      <w:r>
+        <w:t xml:space="preserve"> </w:t>
+      </w:r>
+      <w:hyperlink r:id="rId193">
+        <w:r>
+          <w:rPr>
+            <w:rStyle w:val="Hyperlink"/>
+          </w:rPr>
+          <w:t xml:space="preserve">Body Size Variability and a Sangamonian Extinction Model for Amblyrhiza,a West Indian Megafaunal Rodent</w:t>
+        </w:r>
+      </w:hyperlink>
+      <w:r>
+        <w:t xml:space="preserve">. Quaternary Research 50:80–89.</w:t>
+      </w:r>
+    </w:p>
+    <w:bookmarkEnd w:id="194"/>
+    <w:bookmarkStart w:id="196" w:name="ref-meiri2007"/>
+    <w:p>
+      <w:pPr>
+        <w:pStyle w:val="Bibliography"/>
+      </w:pPr>
+      <w:r>
+        <w:t xml:space="preserve">Meiri, S., N. Cooper, and A. Purvis. 2007.</w:t>
+      </w:r>
+      <w:r>
+        <w:t xml:space="preserve"> </w:t>
+      </w:r>
+      <w:hyperlink r:id="rId195">
+        <w:r>
+          <w:rPr>
+            <w:rStyle w:val="Hyperlink"/>
+          </w:rPr>
+          <w:t xml:space="preserve">The island rule: Made to be broken?</w:t>
+        </w:r>
+      </w:hyperlink>
+      <w:r>
+        <w:t xml:space="preserve"> Proceedings of the Royal Society B: Biological Sciences 275:141–148.</w:t>
+      </w:r>
+    </w:p>
+    <w:bookmarkEnd w:id="196"/>
+    <w:bookmarkStart w:id="198" w:name="ref-miller2020"/>
+    <w:p>
+      <w:pPr>
+        <w:pStyle w:val="Bibliography"/>
+      </w:pPr>
+      <w:r>
+        <w:t xml:space="preserve">Miller, K. G., J. V. Browning, W. J. Schmelz, R. E. Kopp, G. S. Mountain, and J. D. Wright. 2020.</w:t>
+      </w:r>
+      <w:r>
+        <w:t xml:space="preserve"> </w:t>
+      </w:r>
+      <w:hyperlink r:id="rId197">
+        <w:r>
+          <w:rPr>
+            <w:rStyle w:val="Hyperlink"/>
+          </w:rPr>
+          <w:t xml:space="preserve">Cenozoic sea-level and cryospheric evolution from deep-sea geochemical and continental margin records</w:t>
+        </w:r>
+      </w:hyperlink>
+      <w:r>
+        <w:t xml:space="preserve">. Science Advances 6:eaaz1346.</w:t>
+      </w:r>
+    </w:p>
+    <w:bookmarkEnd w:id="198"/>
+    <w:bookmarkStart w:id="200" w:name="ref-mones1982"/>
+    <w:p>
+      <w:pPr>
+        <w:pStyle w:val="Bibliography"/>
+      </w:pPr>
+      <w:r>
+        <w:t xml:space="preserve">Mones, A. 1982.</w:t>
+      </w:r>
+      <w:r>
+        <w:t xml:space="preserve"> </w:t>
+      </w:r>
+      <w:hyperlink r:id="rId199">
+        <w:r>
+          <w:rPr>
+            <w:rStyle w:val="Hyperlink"/>
+          </w:rPr>
+          <w:t xml:space="preserve">An equivocal nomenclature: What means hypsodonty?</w:t>
+        </w:r>
+      </w:hyperlink>
+      <w:r>
+        <w:t xml:space="preserve"> Paläontologische Zeitschrift 56:107–111.</w:t>
+      </w:r>
+    </w:p>
+    <w:bookmarkEnd w:id="200"/>
+    <w:bookmarkStart w:id="202" w:name="ref-morlon2024"/>
+    <w:p>
+      <w:pPr>
+        <w:pStyle w:val="Bibliography"/>
+      </w:pPr>
+      <w:r>
+        <w:t xml:space="preserve">Morlon, H., J. Andréoletti, J. Barido-Sottani, S. Lambert, B. Perez-Lamarque, I. Quintero, V. Senderov, and P. Veron. 2024. Phylogenetic Insights into Diversification. Annual Review of Ecology, Evolution, and Systematics, doi:</w:t>
+      </w:r>
+      <w:r>
+        <w:t xml:space="preserve"> </w:t>
+      </w:r>
+      <w:hyperlink r:id="rId201">
+        <w:r>
+          <w:rPr>
+            <w:rStyle w:val="Hyperlink"/>
+          </w:rPr>
+          <w:t xml:space="preserve">10.1146/annurev-ecolsys-102722-020508</w:t>
+        </w:r>
+      </w:hyperlink>
+      <w:r>
+        <w:t xml:space="preserve">.</w:t>
+      </w:r>
+    </w:p>
+    <w:bookmarkEnd w:id="202"/>
+    <w:bookmarkStart w:id="204" w:name="ref-muñoz2023"/>
+    <w:p>
+      <w:pPr>
+        <w:pStyle w:val="Bibliography"/>
+      </w:pPr>
+      <w:r>
+        <w:t xml:space="preserve">Muñoz, C. O. R., R. Bonini, S. Hemming, M. Cenizo, U. F. J. Pardiñas, and F. J. Prevosti. 2023.</w:t>
+      </w:r>
+      <w:r>
+        <w:t xml:space="preserve"> </w:t>
+      </w:r>
+      <w:hyperlink r:id="rId203">
+        <w:r>
+          <w:rPr>
+            <w:rStyle w:val="Hyperlink"/>
+          </w:rPr>
+          <w:t xml:space="preserve">Advances in the understanding of Neogene mammalian fauna in the pampean region (Central Argentina) through revising</w:t>
+        </w:r>
+        <w:r>
+          <w:rPr>
+            <w:rStyle w:val="Hyperlink"/>
+          </w:rPr>
+          <w:t xml:space="preserve"> </w:t>
+        </w:r>
+        <w:r>
+          <w:rPr>
+            <w:rStyle w:val="Hyperlink"/>
+          </w:rPr>
+          <w:t xml:space="preserve">“</w:t>
+        </w:r>
+        <w:r>
+          <w:rPr>
+            <w:rStyle w:val="Hyperlink"/>
+          </w:rPr>
+          <w:t xml:space="preserve">biozone</w:t>
+        </w:r>
+        <w:r>
+          <w:rPr>
+            <w:rStyle w:val="Hyperlink"/>
+          </w:rPr>
+          <w:t xml:space="preserve">”</w:t>
+        </w:r>
+        <w:r>
+          <w:rPr>
+            <w:rStyle w:val="Hyperlink"/>
+          </w:rPr>
+          <w:t xml:space="preserve"> </w:t>
+        </w:r>
+        <w:r>
+          <w:rPr>
+            <w:rStyle w:val="Hyperlink"/>
+          </w:rPr>
+          <w:t xml:space="preserve">hypotheses based on new dates and biochronological analyses</w:t>
+        </w:r>
+      </w:hyperlink>
+      <w:r>
+        <w:t xml:space="preserve">. Ameghiniana 60:465–491.</w:t>
+      </w:r>
+    </w:p>
+    <w:bookmarkEnd w:id="204"/>
+    <w:bookmarkStart w:id="205" w:name="ref-nasif2013"/>
+    <w:p>
+      <w:pPr>
+        <w:pStyle w:val="Bibliography"/>
+      </w:pPr>
+      <w:r>
+        <w:t xml:space="preserve">Nasif, N. L., A. M. Candela, L. Rasia, and M. C. M. Jaén. 2013. Actualización del conocimiento de los roedores del Mioceno tardío de la Mesopotamia argentina: aspectos sistemáticos, evolutivos y paleobiogeográficos. Pp. 147–163</w:t>
+      </w:r>
+      <w:r>
+        <w:t xml:space="preserve"> </w:t>
+      </w:r>
+      <w:r>
+        <w:rPr>
+          <w:i/>
+          <w:iCs/>
+        </w:rPr>
+        <w:t xml:space="preserve">in</w:t>
+      </w:r>
+      <w:r>
+        <w:t xml:space="preserve">.</w:t>
+      </w:r>
+    </w:p>
+    <w:bookmarkEnd w:id="205"/>
+    <w:bookmarkStart w:id="207" w:name="ref-neige2026"/>
+    <w:p>
+      <w:pPr>
+        <w:pStyle w:val="Bibliography"/>
+      </w:pPr>
+      <w:r>
+        <w:t xml:space="preserve">Neige, P., and T. van Tiel. 2026.</w:t>
+      </w:r>
+      <w:r>
+        <w:t xml:space="preserve"> </w:t>
+      </w:r>
+      <w:hyperlink r:id="rId206">
+        <w:r>
+          <w:rPr>
+            <w:rStyle w:val="Hyperlink"/>
+          </w:rPr>
+          <w:t xml:space="preserve">Background extinction due to species specialization? Insights from a high-resolution Jurassic ammonoid case study (Dactylioceratidae)</w:t>
+        </w:r>
+      </w:hyperlink>
+      <w:r>
+        <w:t xml:space="preserve">. Paleobiology 1–17.</w:t>
+      </w:r>
+    </w:p>
+    <w:bookmarkEnd w:id="207"/>
+    <w:bookmarkStart w:id="209" w:name="ref-ogg2020"/>
+    <w:p>
+      <w:pPr>
+        <w:pStyle w:val="Bibliography"/>
+      </w:pPr>
+      <w:r>
+        <w:t xml:space="preserve">Ogg, J. G. 2020.</w:t>
+      </w:r>
+      <w:r>
+        <w:t xml:space="preserve"> </w:t>
+      </w:r>
+      <w:hyperlink r:id="rId208">
+        <w:r>
+          <w:rPr>
+            <w:rStyle w:val="Hyperlink"/>
+          </w:rPr>
+          <w:t xml:space="preserve">Geomagnetic polarity time scale</w:t>
+        </w:r>
+      </w:hyperlink>
+      <w:r>
+        <w:t xml:space="preserve">. Pp. 159–192</w:t>
+      </w:r>
+      <w:r>
+        <w:t xml:space="preserve"> </w:t>
+      </w:r>
+      <w:r>
+        <w:rPr>
+          <w:i/>
+          <w:iCs/>
+        </w:rPr>
+        <w:t xml:space="preserve">in</w:t>
+      </w:r>
+      <w:r>
+        <w:t xml:space="preserve">. Elsevier.</w:t>
+      </w:r>
+    </w:p>
+    <w:bookmarkEnd w:id="209"/>
+    <w:bookmarkStart w:id="211" w:name="ref-paiva2026"/>
+    <w:p>
+      <w:pPr>
+        <w:pStyle w:val="Bibliography"/>
+      </w:pPr>
+      <w:r>
+        <w:t xml:space="preserve">Paiva, A. L., P. Godoy, D. dos Santos, M. Langer, and P. Mannion. 2026.</w:t>
+      </w:r>
+      <w:r>
+        <w:t xml:space="preserve"> </w:t>
+      </w:r>
+      <w:hyperlink r:id="rId210">
+        <w:r>
+          <w:rPr>
+            <w:rStyle w:val="Hyperlink"/>
+          </w:rPr>
+          <w:t xml:space="preserve">Phylogenetically-informed estimates of notosuchian (Archosauria, Crocodylomorpha) body size and the challenges of inferring macroevolutionary patterns in extinct groups</w:t>
+        </w:r>
+      </w:hyperlink>
+      <w:r>
+        <w:t xml:space="preserve">. Palaeontology.</w:t>
+      </w:r>
+    </w:p>
+    <w:bookmarkEnd w:id="211"/>
+    <w:bookmarkStart w:id="213" w:name="ref-palazzesi2012"/>
+    <w:p>
+      <w:pPr>
+        <w:pStyle w:val="Bibliography"/>
+      </w:pPr>
+      <w:r>
+        <w:t xml:space="preserve">Palazzesi, L., and V. Barreda. 2012.</w:t>
+      </w:r>
+      <w:r>
+        <w:t xml:space="preserve"> </w:t>
+      </w:r>
+      <w:hyperlink r:id="rId212">
+        <w:r>
+          <w:rPr>
+            <w:rStyle w:val="Hyperlink"/>
+          </w:rPr>
+          <w:t xml:space="preserve">Fossil pollen records reveal a late rise of open-habitat ecosystems in Patagonia</w:t>
+        </w:r>
+      </w:hyperlink>
+      <w:r>
+        <w:t xml:space="preserve">. Nature Communications 3:1294.</w:t>
+      </w:r>
+    </w:p>
+    <w:bookmarkEnd w:id="213"/>
+    <w:bookmarkStart w:id="214" w:name="ref-pascual1996"/>
+    <w:p>
+      <w:pPr>
+        <w:pStyle w:val="Bibliography"/>
+      </w:pPr>
+      <w:r>
+        <w:t xml:space="preserve">Pascual, R., E. Ortiz-Jaureguizar, and J. L. Prado. 1996. Land mammals: Paradigm for cenozoic south american geobiotic evolution.</w:t>
+      </w:r>
+    </w:p>
+    <w:bookmarkEnd w:id="214"/>
+    <w:bookmarkStart w:id="216" w:name="ref-patton2015"/>
+    <w:p>
+      <w:pPr>
+        <w:pStyle w:val="Bibliography"/>
+      </w:pPr>
+      <w:r>
+        <w:t xml:space="preserve">Patton, J. L., U. F. J. Pardiñas, and G. D’Elía. 2015.</w:t>
+      </w:r>
+      <w:r>
+        <w:t xml:space="preserve"> </w:t>
+      </w:r>
+      <w:hyperlink r:id="rId215">
+        <w:r>
+          <w:rPr>
+            <w:rStyle w:val="Hyperlink"/>
+          </w:rPr>
+          <w:t xml:space="preserve">Mammals of South America, Volume 2: Rodents</w:t>
+        </w:r>
+      </w:hyperlink>
+      <w:r>
+        <w:t xml:space="preserve">. University of Chicago Press, Chicago, IL.</w:t>
+      </w:r>
+    </w:p>
+    <w:bookmarkEnd w:id="216"/>
+    <w:bookmarkStart w:id="218" w:name="ref-pérez_new_2010"/>
+    <w:p>
+      <w:pPr>
+        <w:pStyle w:val="Bibliography"/>
+      </w:pPr>
+      <w:r>
+        <w:t xml:space="preserve">Pérez, M. E. 2010.</w:t>
+      </w:r>
+      <w:r>
+        <w:t xml:space="preserve"> </w:t>
+      </w:r>
+      <w:hyperlink r:id="rId217">
+        <w:r>
+          <w:rPr>
+            <w:rStyle w:val="Hyperlink"/>
+          </w:rPr>
+          <w:t xml:space="preserve">A new rodent (cavioidea, hystricognathi) from the middle miocene of patagonia, mandibular homologies, and the origin of the crown group cavioidea sensu stricto</w:t>
+        </w:r>
+      </w:hyperlink>
+      <w:r>
+        <w:t xml:space="preserve">. Journal of Vertebrate Paleontology 30:1848–1859.</w:t>
+      </w:r>
+    </w:p>
+    <w:bookmarkEnd w:id="218"/>
+    <w:bookmarkStart w:id="220" w:name="ref-pimiento2019"/>
+    <w:p>
+      <w:pPr>
+        <w:pStyle w:val="Bibliography"/>
+      </w:pPr>
+      <w:r>
+        <w:t xml:space="preserve">Pimiento, C., J. L. Cantalapiedra, K. Shimada, D. J. Field, and J. B. Smaers. 2019.</w:t>
+      </w:r>
+      <w:r>
+        <w:t xml:space="preserve"> </w:t>
+      </w:r>
+      <w:hyperlink r:id="rId219">
+        <w:r>
+          <w:rPr>
+            <w:rStyle w:val="Hyperlink"/>
+          </w:rPr>
+          <w:t xml:space="preserve">Evolutionary pathways toward gigantism in sharks and rays</w:t>
+        </w:r>
+      </w:hyperlink>
+      <w:r>
+        <w:t xml:space="preserve">. Evolution 73:588–599.</w:t>
+      </w:r>
+    </w:p>
+    <w:bookmarkEnd w:id="220"/>
+    <w:bookmarkStart w:id="222" w:name="ref-quental2013"/>
+    <w:p>
+      <w:pPr>
+        <w:pStyle w:val="Bibliography"/>
+      </w:pPr>
+      <w:r>
+        <w:t xml:space="preserve">Quental, T. B., and C. R. Marshall. 2013.</w:t>
+      </w:r>
+      <w:r>
+        <w:t xml:space="preserve"> </w:t>
+      </w:r>
+      <w:hyperlink r:id="rId221">
+        <w:r>
+          <w:rPr>
+            <w:rStyle w:val="Hyperlink"/>
+          </w:rPr>
+          <w:t xml:space="preserve">How the red queen drives terrestrial mammals to extinction</w:t>
+        </w:r>
+      </w:hyperlink>
+      <w:r>
+        <w:t xml:space="preserve">. Science 341:290–292.</w:t>
+      </w:r>
+    </w:p>
+    <w:bookmarkEnd w:id="222"/>
+    <w:bookmarkStart w:id="224" w:name="ref-quintero_loss_2025"/>
+    <w:p>
+      <w:pPr>
+        <w:pStyle w:val="Bibliography"/>
+      </w:pPr>
+      <w:r>
+        <w:t xml:space="preserve">Quintero, I., J. Andréoletti, D. Silvestro, and H. Morlon. 2025.</w:t>
+      </w:r>
+      <w:r>
+        <w:t xml:space="preserve"> </w:t>
+      </w:r>
+      <w:hyperlink r:id="rId223">
+        <w:r>
+          <w:rPr>
+            <w:rStyle w:val="Hyperlink"/>
+          </w:rPr>
+          <w:t xml:space="preserve">Loss of macroevolutionary species fitness explains the rise and fall of clades</w:t>
+        </w:r>
+      </w:hyperlink>
+      <w:r>
+        <w:t xml:space="preserve">. Nat Ecol Evol 1–12. Nature Publishing Group.</w:t>
+      </w:r>
+    </w:p>
+    <w:bookmarkEnd w:id="224"/>
+    <w:bookmarkStart w:id="226" w:name="ref-rasia_reappraisal_2018"/>
+    <w:p>
+      <w:pPr>
+        <w:pStyle w:val="Bibliography"/>
+      </w:pPr>
+      <w:r>
+        <w:t xml:space="preserve">Rasia, L. L., and A. M. Candela. 2018.</w:t>
+      </w:r>
+      <w:r>
+        <w:t xml:space="preserve"> </w:t>
+      </w:r>
+      <w:hyperlink r:id="rId225">
+        <w:r>
+          <w:rPr>
+            <w:rStyle w:val="Hyperlink"/>
+          </w:rPr>
+          <w:t xml:space="preserve">Reappraisal of the giant caviomorph rodent phoberomys burmeisteri (ameghino, 1886) from the late miocene of northeastern argentina, and the phylogeny and diversity of neoepiblemidae</w:t>
+        </w:r>
+      </w:hyperlink>
+      <w:r>
+        <w:t xml:space="preserve">. Historical Biology 30:486–495. Taylor &amp; Francis.</w:t>
+      </w:r>
+    </w:p>
+    <w:bookmarkEnd w:id="226"/>
+    <w:bookmarkStart w:id="228" w:name="ref-rasia_comprehensive_2021"/>
+    <w:p>
+      <w:pPr>
+        <w:pStyle w:val="Bibliography"/>
+      </w:pPr>
+      <w:r>
+        <w:t xml:space="preserve">Rasia, L. L., A. M. Candela, and C. Cañón. 2021.</w:t>
+      </w:r>
+      <w:r>
+        <w:t xml:space="preserve"> </w:t>
+      </w:r>
+      <w:hyperlink r:id="rId227">
+        <w:r>
+          <w:rPr>
+            <w:rStyle w:val="Hyperlink"/>
+          </w:rPr>
+          <w:t xml:space="preserve">Comprehensive total evidence phylogeny of chinchillids (rodentia, caviomorpha): Cheek teeth anatomy and evolution</w:t>
+        </w:r>
+      </w:hyperlink>
+      <w:r>
+        <w:t xml:space="preserve">. Journal of Anatomy 239:405–423.</w:t>
+      </w:r>
+    </w:p>
+    <w:bookmarkEnd w:id="228"/>
+    <w:bookmarkStart w:id="230" w:name="ref-rasia2024"/>
+    <w:p>
+      <w:pPr>
+        <w:pStyle w:val="Bibliography"/>
+      </w:pPr>
+      <w:r>
+        <w:t xml:space="preserve">Rasia, L. L., C. I. Montalvo, R. Sostillo, L. Kerber, and R. L. Tomassini. 2024.</w:t>
+      </w:r>
+      <w:r>
+        <w:t xml:space="preserve"> </w:t>
+      </w:r>
+      <w:hyperlink r:id="rId229">
+        <w:r>
+          <w:rPr>
+            <w:rStyle w:val="Hyperlink"/>
+          </w:rPr>
+          <w:t xml:space="preserve">Dinomyid (rodentia, caviomorpha) diversity from the late miocene (chasicoan stage/age) cerro azul formation at the classical arroyo chasicó locality (argentina)</w:t>
+        </w:r>
+      </w:hyperlink>
+      <w:r>
+        <w:t xml:space="preserve">. Historical Biology 37:1902–1914.</w:t>
+      </w:r>
+    </w:p>
+    <w:bookmarkEnd w:id="230"/>
+    <w:bookmarkStart w:id="232" w:name="ref-rinderknecht2008"/>
+    <w:p>
+      <w:pPr>
+        <w:pStyle w:val="Bibliography"/>
+      </w:pPr>
+      <w:r>
+        <w:t xml:space="preserve">Rinderknecht, A., and R. E. Blanco. 2008.</w:t>
+      </w:r>
+      <w:r>
+        <w:t xml:space="preserve"> </w:t>
+      </w:r>
+      <w:hyperlink r:id="rId231">
+        <w:r>
+          <w:rPr>
+            <w:rStyle w:val="Hyperlink"/>
+          </w:rPr>
+          <w:t xml:space="preserve">The largest fossil rodent</w:t>
+        </w:r>
+      </w:hyperlink>
+      <w:r>
+        <w:t xml:space="preserve">. Proceedings of the Royal Society B: Biological Sciences 275:923–928.</w:t>
+      </w:r>
+    </w:p>
+    <w:bookmarkEnd w:id="232"/>
+    <w:bookmarkStart w:id="234" w:name="ref-robinet2020"/>
+    <w:p>
+      <w:pPr>
+        <w:pStyle w:val="Bibliography"/>
+      </w:pPr>
+      <w:r>
+        <w:t xml:space="preserve">Robinet, C., G. Merceron, A. M. Candela, and L. Marivaux. 2020.</w:t>
+      </w:r>
+      <w:r>
+        <w:t xml:space="preserve"> </w:t>
+      </w:r>
+      <w:hyperlink r:id="rId233">
+        <w:r>
+          <w:rPr>
+            <w:rStyle w:val="Hyperlink"/>
+          </w:rPr>
+          <w:t xml:space="preserve">Dental microwear texture analysis and diet in caviomorphs (rodentia) from the serra do mar atlantic forest (brazil)</w:t>
+        </w:r>
+      </w:hyperlink>
+      <w:r>
+        <w:t xml:space="preserve">. Journal of Mammalogy 101:386–402.</w:t>
+      </w:r>
+    </w:p>
+    <w:bookmarkEnd w:id="234"/>
+    <w:bookmarkStart w:id="236" w:name="ref-salas-gismondi2015"/>
+    <w:p>
+      <w:pPr>
+        <w:pStyle w:val="Bibliography"/>
+      </w:pPr>
+      <w:r>
+        <w:t xml:space="preserve">Salas-Gismondi, R., J. J. Flynn, P. Baby, J. V. Tejada-Lara, F. P. Wesselingh, and P.-O. Antoine. 2015.</w:t>
+      </w:r>
+      <w:r>
+        <w:t xml:space="preserve"> </w:t>
+      </w:r>
+      <w:hyperlink r:id="rId235">
+        <w:r>
+          <w:rPr>
+            <w:rStyle w:val="Hyperlink"/>
+          </w:rPr>
+          <w:t xml:space="preserve">A miocene hyperdiverse crocodylian community reveals peculiar trophic dynamics in proto-amazonian mega-wetlands</w:t>
+        </w:r>
+      </w:hyperlink>
+      <w:r>
+        <w:t xml:space="preserve">. Proceedings of the Royal Society B: Biological Sciences 282:20142490.</w:t>
+      </w:r>
+    </w:p>
+    <w:bookmarkEnd w:id="236"/>
+    <w:bookmarkStart w:id="238" w:name="ref-sánchez-villagra2003"/>
+    <w:p>
+      <w:pPr>
+        <w:pStyle w:val="Bibliography"/>
+      </w:pPr>
+      <w:r>
+        <w:t xml:space="preserve">Sánchez-Villagra, M. R., O. Aguilera, and I. Horovitz. 2003.</w:t>
+      </w:r>
+      <w:r>
+        <w:t xml:space="preserve"> </w:t>
+      </w:r>
+      <w:hyperlink r:id="rId237">
+        <w:r>
+          <w:rPr>
+            <w:rStyle w:val="Hyperlink"/>
+          </w:rPr>
+          <w:t xml:space="preserve">The anatomy of the world’s largest extinct rodent</w:t>
+        </w:r>
+      </w:hyperlink>
+      <w:r>
+        <w:t xml:space="preserve">. Science 301:1708–1710.</w:t>
+      </w:r>
+    </w:p>
+    <w:bookmarkEnd w:id="238"/>
+    <w:bookmarkStart w:id="240" w:name="ref-sander2011"/>
+    <w:p>
+      <w:pPr>
+        <w:pStyle w:val="Bibliography"/>
+      </w:pPr>
+      <w:r>
+        <w:t xml:space="preserve">Sander, P. M., A. Christian, M. Clauss, R. Fechner, C. T. Gee, E.-M. Griebeler, H.-C. Gunga, J. Hummel, H. Mallison, S. F. Perry, H. Preuschoft, O. W. M. Rauhut, K. Remes, T. Tütken, O. Wings, and U. Witzel. 2011.</w:t>
+      </w:r>
+      <w:r>
+        <w:t xml:space="preserve"> </w:t>
+      </w:r>
+      <w:hyperlink r:id="rId239">
+        <w:r>
+          <w:rPr>
+            <w:rStyle w:val="Hyperlink"/>
+          </w:rPr>
+          <w:t xml:space="preserve">Biology of the sauropod dinosaurs: the evolution of gigantism</w:t>
+        </w:r>
+      </w:hyperlink>
+      <w:r>
+        <w:t xml:space="preserve">. Biological Reviews 86:117–155.</w:t>
+      </w:r>
+    </w:p>
+    <w:bookmarkEnd w:id="240"/>
+    <w:bookmarkStart w:id="242" w:name="ref-silvestro2015"/>
+    <w:p>
+      <w:pPr>
+        <w:pStyle w:val="Bibliography"/>
+      </w:pPr>
+      <w:r>
+        <w:t xml:space="preserve">Silvestro, D., A. Antonelli, N. Salamin, and T. B. Quental. 2015.</w:t>
+      </w:r>
+      <w:r>
+        <w:t xml:space="preserve"> </w:t>
+      </w:r>
+      <w:hyperlink r:id="rId241">
+        <w:r>
+          <w:rPr>
+            <w:rStyle w:val="Hyperlink"/>
+          </w:rPr>
+          <w:t xml:space="preserve">The role of clade competition in the diversification of North American canids</w:t>
+        </w:r>
+      </w:hyperlink>
+      <w:r>
+        <w:t xml:space="preserve">. Proceedings of the National Academy of Sciences 112:8684–8689.</w:t>
+      </w:r>
+    </w:p>
+    <w:bookmarkEnd w:id="242"/>
+    <w:bookmarkStart w:id="244" w:name="ref-silvestro2019"/>
+    <w:p>
+      <w:pPr>
+        <w:pStyle w:val="Bibliography"/>
+      </w:pPr>
+      <w:r>
+        <w:t xml:space="preserve">Silvestro, D., N. Salamin, A. Antonelli, and X. Meyer. 2019.</w:t>
+      </w:r>
+      <w:r>
+        <w:t xml:space="preserve"> </w:t>
+      </w:r>
+      <w:hyperlink r:id="rId243">
+        <w:r>
+          <w:rPr>
+            <w:rStyle w:val="Hyperlink"/>
+          </w:rPr>
+          <w:t xml:space="preserve">Improved estimation of macroevolutionary rates from fossil data using a Bayesian framework</w:t>
+        </w:r>
+      </w:hyperlink>
+      <w:r>
+        <w:t xml:space="preserve">. Paleobiology 45:546–570.</w:t>
+      </w:r>
+    </w:p>
+    <w:bookmarkEnd w:id="244"/>
+    <w:bookmarkStart w:id="246" w:name="ref-silvestro2014"/>
+    <w:p>
+      <w:pPr>
+        <w:pStyle w:val="Bibliography"/>
+      </w:pPr>
+      <w:r>
+        <w:t xml:space="preserve">Silvestro, D., N. Salamin, and J. Schnitzler. 2014.</w:t>
+      </w:r>
+      <w:r>
+        <w:t xml:space="preserve"> </w:t>
+      </w:r>
+      <w:hyperlink r:id="rId245">
+        <w:r>
+          <w:rPr>
+            <w:rStyle w:val="Hyperlink"/>
+          </w:rPr>
+          <w:t xml:space="preserve">PyRate: a new program to estimate speciation and extinction rates from incomplete fossil data</w:t>
+        </w:r>
+      </w:hyperlink>
+      <w:r>
+        <w:t xml:space="preserve">. Methods in Ecology and Evolution 5:1126–1131.</w:t>
+      </w:r>
+    </w:p>
+    <w:bookmarkEnd w:id="246"/>
+    <w:bookmarkStart w:id="247" w:name="ref-simpson1980"/>
+    <w:p>
+      <w:pPr>
+        <w:pStyle w:val="Bibliography"/>
+      </w:pPr>
+      <w:r>
+        <w:t xml:space="preserve">Simpson, G. G. 1980. Splendid isolation : The curious history of south american mammals. Yale University Press, New Haven.</w:t>
+      </w:r>
+    </w:p>
+    <w:bookmarkEnd w:id="247"/>
+    <w:bookmarkStart w:id="248" w:name="ref-simpson1944"/>
+    <w:p>
+      <w:pPr>
+        <w:pStyle w:val="Bibliography"/>
+      </w:pPr>
+      <w:r>
+        <w:t xml:space="preserve">Simpson, G. G. 1944. Tempo and mode in evolution. Columbia University Press.</w:t>
+      </w:r>
+    </w:p>
+    <w:bookmarkEnd w:id="248"/>
+    <w:bookmarkStart w:id="250" w:name="ref-solórzano2024"/>
+    <w:p>
+      <w:pPr>
+        <w:pStyle w:val="Bibliography"/>
+      </w:pPr>
+      <w:r>
+        <w:t xml:space="preserve">Solórzano, A., M. Núñez-Flores, and E. Rodríguez-Serrano. 2024. The rise and fall of notoungulates: How andean uplift, available land area, competition, and depredation driven its diversification dynamics. Gondwana Research, doi:</w:t>
+      </w:r>
+      <w:r>
+        <w:t xml:space="preserve"> </w:t>
+      </w:r>
+      <w:hyperlink r:id="rId249">
+        <w:r>
+          <w:rPr>
+            <w:rStyle w:val="Hyperlink"/>
+          </w:rPr>
+          <w:t xml:space="preserve">10.1016/j.gr.2024.08.002</w:t>
+        </w:r>
+      </w:hyperlink>
+      <w:r>
+        <w:t xml:space="preserve">.</w:t>
+      </w:r>
+    </w:p>
+    <w:bookmarkEnd w:id="250"/>
+    <w:bookmarkStart w:id="251" w:name="ref-stebbins1974"/>
+    <w:p>
+      <w:pPr>
+        <w:pStyle w:val="Bibliography"/>
+      </w:pPr>
+      <w:r>
+        <w:t xml:space="preserve">Stebbins, G. L. 1974. Trends of angiosperm phylogeny - the ecological basis of diversity. Pp. 156–170</w:t>
+      </w:r>
+      <w:r>
+        <w:t xml:space="preserve"> </w:t>
+      </w:r>
+      <w:r>
+        <w:rPr>
+          <w:i/>
+          <w:iCs/>
+        </w:rPr>
+        <w:t xml:space="preserve">in</w:t>
+      </w:r>
+      <w:r>
+        <w:t xml:space="preserve">. Cambridge, Mass.</w:t>
+      </w:r>
+    </w:p>
+    <w:bookmarkEnd w:id="251"/>
+    <w:bookmarkStart w:id="253" w:name="ref-stenseth_coevolution_1984"/>
+    <w:p>
+      <w:pPr>
+        <w:pStyle w:val="Bibliography"/>
+      </w:pPr>
+      <w:r>
+        <w:t xml:space="preserve">Stenseth, N. Chr., and J. M. Smith. 1984.</w:t>
+      </w:r>
+      <w:r>
+        <w:t xml:space="preserve"> </w:t>
+      </w:r>
+      <w:hyperlink r:id="rId252">
+        <w:r>
+          <w:rPr>
+            <w:rStyle w:val="Hyperlink"/>
+          </w:rPr>
+          <w:t xml:space="preserve">Coevolution in ecosystems: Red queen or evolutionary stasis?</w:t>
+        </w:r>
+      </w:hyperlink>
+      <w:r>
+        <w:t xml:space="preserve"> Evol 38:870–880.</w:t>
+      </w:r>
+    </w:p>
+    <w:bookmarkEnd w:id="253"/>
+    <w:bookmarkStart w:id="255" w:name="ref-strömberg2013"/>
+    <w:p>
+      <w:pPr>
+        <w:pStyle w:val="Bibliography"/>
+      </w:pPr>
+      <w:r>
+        <w:t xml:space="preserve">Strömberg, C. A. E., R. E. Dunn, R. H. Madden, M. J. Kohn, and A. A. Carlini. 2013.</w:t>
+      </w:r>
+      <w:r>
+        <w:t xml:space="preserve"> </w:t>
+      </w:r>
+      <w:hyperlink r:id="rId254">
+        <w:r>
+          <w:rPr>
+            <w:rStyle w:val="Hyperlink"/>
+          </w:rPr>
+          <w:t xml:space="preserve">Decoupling the spread of grasslands from the evolution of grazer-type herbivores in South America</w:t>
+        </w:r>
+      </w:hyperlink>
+      <w:r>
+        <w:t xml:space="preserve">. Nature Communications 4:1478.</w:t>
+      </w:r>
+    </w:p>
+    <w:bookmarkEnd w:id="255"/>
+    <w:bookmarkStart w:id="257" w:name="ref-tardif2025"/>
+    <w:p>
+      <w:pPr>
+        <w:pStyle w:val="Bibliography"/>
+      </w:pPr>
+      <w:r>
+        <w:t xml:space="preserve">Tardif, D., F. L. Condamine, S. J. R. Streiff, P. Sepulchre, and T. L. P. Couvreur. 2025.</w:t>
+      </w:r>
+      <w:r>
+        <w:t xml:space="preserve"> </w:t>
+      </w:r>
+      <w:hyperlink r:id="rId256">
+        <w:r>
+          <w:rPr>
+            <w:rStyle w:val="Hyperlink"/>
+          </w:rPr>
+          <w:t xml:space="preserve">Generating Spatialised and Seasonal Deep-Time Palaeoclimatic Information: Integration Into an Environmental-Dependent Diversification Model</w:t>
+        </w:r>
+      </w:hyperlink>
+      <w:r>
+        <w:t xml:space="preserve">. Global Ecology and Biogeography 34:e70024.</w:t>
+      </w:r>
+    </w:p>
+    <w:bookmarkEnd w:id="257"/>
+    <w:bookmarkStart w:id="259" w:name="ref-tarquini2022"/>
+    <w:p>
+      <w:pPr>
+        <w:pStyle w:val="Bibliography"/>
+      </w:pPr>
+      <w:r>
+        <w:t xml:space="preserve">Tarquini, S. D., S. Ladevèze, and F. J. Prevosti. 2022.</w:t>
+      </w:r>
+      <w:r>
+        <w:t xml:space="preserve"> </w:t>
+      </w:r>
+      <w:hyperlink r:id="rId258">
+        <w:r>
+          <w:rPr>
+            <w:rStyle w:val="Hyperlink"/>
+          </w:rPr>
+          <w:t xml:space="preserve">The multicausal twilight of South American native mammalian predators (Metatheria, Sparassodonta)</w:t>
+        </w:r>
+      </w:hyperlink>
+      <w:r>
+        <w:t xml:space="preserve">. Scientific Reports 12:1224.</w:t>
+      </w:r>
+    </w:p>
+    <w:bookmarkEnd w:id="259"/>
+    <w:bookmarkStart w:id="261" w:name="ref-database"/>
+    <w:p>
+      <w:pPr>
+        <w:pStyle w:val="Bibliography"/>
+      </w:pPr>
+      <w:r>
+        <w:t xml:space="preserve">Upham, N., C. Burgin, J. Widness, S. Liphardt, C. Parker, M. Becker, I. Rochon, D. Huckaby, and J. Zijlstra. 2026.</w:t>
+      </w:r>
+      <w:r>
+        <w:t xml:space="preserve"> </w:t>
+      </w:r>
+      <w:hyperlink r:id="rId260">
+        <w:r>
+          <w:rPr>
+            <w:rStyle w:val="Hyperlink"/>
+          </w:rPr>
+          <w:t xml:space="preserve">Mammal Diversity Database v2.4</w:t>
+        </w:r>
+      </w:hyperlink>
+      <w:r>
+        <w:t xml:space="preserve">.</w:t>
+      </w:r>
+    </w:p>
+    <w:bookmarkEnd w:id="261"/>
+    <w:bookmarkStart w:id="263" w:name="ref-vallejos-garrido2023"/>
+    <w:p>
+      <w:pPr>
+        <w:pStyle w:val="Bibliography"/>
+      </w:pPr>
+      <w:r>
+        <w:t xml:space="preserve">Vallejos-Garrido, P., K. Pino, N. Espinoza-Aravena, A. Pari, O. Inostroza-Michael, M. Toledo-Muñoz, B. Castillo-Ravanal, V. Romero-Alarcón, C. E. Hernández, R. E. Palma, and E. Rodríguez-Serrano. 2023.</w:t>
+      </w:r>
+      <w:r>
+        <w:t xml:space="preserve"> </w:t>
+      </w:r>
+      <w:hyperlink r:id="rId262">
+        <w:r>
+          <w:rPr>
+            <w:rStyle w:val="Hyperlink"/>
+          </w:rPr>
+          <w:t xml:space="preserve">The importance of the Andes in the evolutionary radiation of Sigmodontinae (Rodentia, Cricetidae), the most diverse group of mammals in the Neotropics</w:t>
+        </w:r>
+      </w:hyperlink>
+      <w:r>
+        <w:t xml:space="preserve">. Scientific Reports 13:2207.</w:t>
+      </w:r>
+    </w:p>
+    <w:bookmarkEnd w:id="263"/>
+    <w:bookmarkStart w:id="265" w:name="ref-vanvalen1960"/>
+    <w:p>
+      <w:pPr>
+        <w:pStyle w:val="Bibliography"/>
+      </w:pPr>
+      <w:r>
+        <w:t xml:space="preserve">Van Valen, L. 1960.</w:t>
+      </w:r>
+      <w:r>
+        <w:t xml:space="preserve"> </w:t>
+      </w:r>
+      <w:hyperlink r:id="rId264">
+        <w:r>
+          <w:rPr>
+            <w:rStyle w:val="Hyperlink"/>
+          </w:rPr>
+          <w:t xml:space="preserve">A functional index of hypsodonty</w:t>
+        </w:r>
+      </w:hyperlink>
+      <w:r>
+        <w:t xml:space="preserve">. Evolution 14:531–532.</w:t>
+      </w:r>
+    </w:p>
+    <w:bookmarkEnd w:id="265"/>
+    <w:bookmarkStart w:id="266" w:name="ref-vanvalen1973"/>
+    <w:p>
+      <w:pPr>
+        <w:pStyle w:val="Bibliography"/>
+      </w:pPr>
+      <w:r>
+        <w:t xml:space="preserve">Van Valen, L. 1973a. A new evolutionary law. Evolutionary Theory 1–30.</w:t>
+      </w:r>
+    </w:p>
+    <w:bookmarkEnd w:id="266"/>
+    <w:bookmarkStart w:id="267" w:name="ref-van_valen_pattern_1973"/>
+    <w:p>
+      <w:pPr>
+        <w:pStyle w:val="Bibliography"/>
+      </w:pPr>
+      <w:r>
+        <w:t xml:space="preserve">Van Valen, L. 1973b. Pattern and the balance of nature. Evol. Theory 1:31–49.</w:t>
+      </w:r>
+    </w:p>
+    <w:bookmarkEnd w:id="267"/>
+    <w:bookmarkStart w:id="268" w:name="ref-vrba1995"/>
+    <w:p>
+      <w:pPr>
+        <w:pStyle w:val="Bibliography"/>
+      </w:pPr>
+      <w:r>
+        <w:t xml:space="preserve">Vrba, E. S. 1995. On the connections between paleoclimate and evolution. Pp. 25–45</w:t>
+      </w:r>
+      <w:r>
+        <w:t xml:space="preserve"> </w:t>
+      </w:r>
+      <w:r>
+        <w:rPr>
+          <w:i/>
+          <w:iCs/>
+        </w:rPr>
+        <w:t xml:space="preserve">in</w:t>
+      </w:r>
+      <w:r>
+        <w:t xml:space="preserve">. New Haven; London.</w:t>
+      </w:r>
+    </w:p>
+    <w:bookmarkEnd w:id="268"/>
+    <w:bookmarkStart w:id="269" w:name="ref-vrba1993"/>
+    <w:p>
+      <w:pPr>
+        <w:pStyle w:val="Bibliography"/>
+      </w:pPr>
+      <w:r>
+        <w:t xml:space="preserve">Vrba, E. S. 1993. Turnover-pulses, the red queen and related topics. American Journal of Science 293:418–452.</w:t>
+      </w:r>
+    </w:p>
+    <w:bookmarkEnd w:id="269"/>
+    <w:bookmarkStart w:id="270" w:name="ref-vucetich2015"/>
+    <w:p>
+      <w:pPr>
+        <w:pStyle w:val="Bibliography"/>
+      </w:pPr>
+      <w:r>
+        <w:t xml:space="preserve">Vucetich, M. G., M. Arnal, C. M. Deschamps, and M. E. Pérez. 2015. A brief history of caviomorph rodents as told by the fossil record. Pp. 11–62</w:t>
+      </w:r>
+      <w:r>
+        <w:t xml:space="preserve"> </w:t>
+      </w:r>
+      <w:r>
+        <w:rPr>
+          <w:i/>
+          <w:iCs/>
+        </w:rPr>
+        <w:t xml:space="preserve">in</w:t>
+      </w:r>
+      <w:r>
+        <w:t xml:space="preserve">. Sociedad Argentina para el Estudio de los Mammíferos (SAREM), Buenos Aires, Argentina.</w:t>
+      </w:r>
+    </w:p>
+    <w:bookmarkEnd w:id="270"/>
+    <w:bookmarkStart w:id="271" w:name="ref-webb1985"/>
+    <w:p>
+      <w:pPr>
+        <w:pStyle w:val="Bibliography"/>
+      </w:pPr>
+      <w:r>
+        <w:t xml:space="preserve">Webb, S. D. 1985. Late cenozoic mammal dispersals between the americas.</w:t>
+      </w:r>
+    </w:p>
+    <w:bookmarkEnd w:id="271"/>
+    <w:bookmarkStart w:id="273" w:name="ref-weppe2023"/>
+    <w:p>
+      <w:pPr>
+        <w:pStyle w:val="Bibliography"/>
+      </w:pPr>
+      <w:r>
+        <w:t xml:space="preserve">Weppe, R., F. L. Condamine, G. Guinot, J. Maugoust, and M. J. Orliac. 2023.</w:t>
+      </w:r>
+      <w:r>
+        <w:t xml:space="preserve"> </w:t>
+      </w:r>
+      <w:hyperlink r:id="rId272">
+        <w:r>
+          <w:rPr>
+            <w:rStyle w:val="Hyperlink"/>
+          </w:rPr>
+          <w:t xml:space="preserve">Drivers of the artiodactyl turnover in insular western europe at the eocene</w:t>
+        </w:r>
+        <w:r>
+          <w:rPr>
+            <w:rStyle w:val="Hyperlink"/>
+          </w:rPr>
+          <w:t xml:space="preserve">oligocene transition</w:t>
+        </w:r>
+      </w:hyperlink>
+      <w:r>
+        <w:t xml:space="preserve">. Proceedings of the National Academy of Sciences 120:e2309945120.</w:t>
+      </w:r>
+    </w:p>
+    <w:bookmarkEnd w:id="273"/>
+    <w:bookmarkStart w:id="275" w:name="ref-westerhold2020"/>
+    <w:p>
+      <w:pPr>
+        <w:pStyle w:val="Bibliography"/>
+      </w:pPr>
+      <w:r>
+        <w:t xml:space="preserve">Westerhold, T., N. Marwan, A. J. Drury, D. Liebrand, C. Agnini, E. Anagnostou, J. S. K. Barnet, S. M. Bohaty, D. De Vleeschouwer, F. Florindo, T. Frederichs, D. A. Hodell, A. E. Holbourn, D. Kroon, V. Lauretano, K. Littler, L. J. Lourens, M. Lyle, H. Pälike, U. Röhl, J. Tian, R. H. Wilkens, P. A. Wilson, and J. C. Zachos. 2020.</w:t>
+      </w:r>
+      <w:r>
+        <w:t xml:space="preserve"> </w:t>
+      </w:r>
+      <w:hyperlink r:id="rId274">
+        <w:r>
+          <w:rPr>
+            <w:rStyle w:val="Hyperlink"/>
+          </w:rPr>
+          <w:t xml:space="preserve">An astronomically dated record of earth</w:t>
         </w:r>
         <w:r>
           <w:rPr>
@@ -6640,2391 +8954,46 @@
           <w:rPr>
             <w:rStyle w:val="Hyperlink"/>
           </w:rPr>
-          <w:t xml:space="preserve">s endemic mammalian fauna in response to the most dramatic cenozoic climate disruption</w:t>
+          <w:t xml:space="preserve">s climate and its predictability over the last 66 million years</w:t>
         </w:r>
       </w:hyperlink>
       <w:r>
-        <w:t xml:space="preserve">. Proceedings of the National Academy of Sciences 122:e2419520122.</w:t>
-      </w:r>
-    </w:p>
-    <w:bookmarkEnd w:id="92"/>
-    <w:bookmarkStart w:id="94" w:name="ref-burgin2025"/>
+        <w:t xml:space="preserve">. Science 369:1383–1387.</w:t>
+      </w:r>
+    </w:p>
+    <w:bookmarkEnd w:id="275"/>
+    <w:bookmarkStart w:id="277" w:name="ref-woods2021"/>
     <w:p>
       <w:pPr>
         <w:pStyle w:val="Bibliography"/>
       </w:pPr>
       <w:r>
-        <w:t xml:space="preserve">Burgin, C. J., J. S. Zijlstra, M. A. Becker, H. Handika, J. M. Alston, J. Widness, S. Liphardt, D. G. Huckaby, and N. S. Upham. 2025. How many mammal species are there now? Updates and trends in taxonomic, nomenclatural, and geographic knowledge, doi:</w:t>
-      </w:r>
-      <w:r>
-        <w:t xml:space="preserve"> </w:t>
-      </w:r>
-      <w:hyperlink r:id="rId93">
-        <w:r>
-          <w:rPr>
-            <w:rStyle w:val="Hyperlink"/>
-          </w:rPr>
-          <w:t xml:space="preserve">10.1101/2025.02.27.640393</w:t>
+        <w:t xml:space="preserve">Woods, R., I. Barnes, S. Brace, and S. T. Turvey. 2021.</w:t>
+      </w:r>
+      <w:r>
+        <w:t xml:space="preserve"> </w:t>
+      </w:r>
+      <w:hyperlink r:id="rId276">
+        <w:r>
+          <w:rPr>
+            <w:rStyle w:val="Hyperlink"/>
+          </w:rPr>
+          <w:t xml:space="preserve">Ancient DNA suggests single colonization and within-archipelago diversification of caribbean caviomorph rodents</w:t>
         </w:r>
       </w:hyperlink>
       <w:r>
-        <w:t xml:space="preserve">. bioRxiv.</w:t>
-      </w:r>
-    </w:p>
-    <w:bookmarkEnd w:id="94"/>
-    <w:bookmarkStart w:id="95" w:name="ref-candela2005"/>
-    <w:p>
-      <w:pPr>
-        <w:pStyle w:val="Bibliography"/>
-      </w:pPr>
-      <w:r>
-        <w:t xml:space="preserve">Candela, A. M. 2005. Los roedores del mesopotamiense (mioceno tardí</w:t>
-      </w:r>
-      <w:r>
-        <w:softHyphen/>
-      </w:r>
-      <w:r>
-        <w:t xml:space="preserve">o, formación ituzaingó) de la provincia de entre rí</w:t>
-      </w:r>
-      <w:r>
-        <w:softHyphen/>
-      </w:r>
-      <w:r>
-        <w:t xml:space="preserve">os (argentina). Temas de la Biodiversidad del Litoral fluvial argentino II 37–48.</w:t>
-      </w:r>
-    </w:p>
-    <w:bookmarkEnd w:id="95"/>
-    <w:bookmarkStart w:id="97" w:name="ref-candela2013"/>
-    <w:p>
-      <w:pPr>
-        <w:pStyle w:val="Bibliography"/>
-      </w:pPr>
-      <w:r>
-        <w:t xml:space="preserve">Candela, A. M., G. H. Cassini, and N. L. Nasif. 2013.</w:t>
-      </w:r>
-      <w:r>
-        <w:t xml:space="preserve"> </w:t>
-      </w:r>
-      <w:hyperlink r:id="rId96">
-        <w:r>
-          <w:rPr>
-            <w:rStyle w:val="Hyperlink"/>
-          </w:rPr>
-          <w:t xml:space="preserve">Fractal dimension and cheek teeth crown complexity in the giant rodent eumegamys paranensis</w:t>
-        </w:r>
-      </w:hyperlink>
-      <w:r>
-        <w:t xml:space="preserve">. Lethaia 46:369–377.</w:t>
-      </w:r>
-    </w:p>
-    <w:bookmarkEnd w:id="97"/>
-    <w:bookmarkStart w:id="99" w:name="ref-cantalapiedra2021"/>
-    <w:p>
-      <w:pPr>
-        <w:pStyle w:val="Bibliography"/>
-      </w:pPr>
-      <w:r>
-        <w:t xml:space="preserve">Cantalapiedra, J. L., Ó. Sanisidro, H. Zhang, M. T. Alberdi, J. L. Prado, F. Blanco, and J. Saarinen. 2021.</w:t>
-      </w:r>
-      <w:r>
-        <w:t xml:space="preserve"> </w:t>
-      </w:r>
-      <w:hyperlink r:id="rId98">
-        <w:r>
-          <w:rPr>
-            <w:rStyle w:val="Hyperlink"/>
-          </w:rPr>
-          <w:t xml:space="preserve">The rise and fall of proboscidean ecological diversity</w:t>
-        </w:r>
-      </w:hyperlink>
-      <w:r>
-        <w:t xml:space="preserve">. Nature Ecology &amp; Evolution 5:1266–1272.</w:t>
-      </w:r>
-    </w:p>
-    <w:bookmarkEnd w:id="99"/>
-    <w:bookmarkStart w:id="101" w:name="ref-carrillo_giant_2015"/>
-    <w:p>
-      <w:pPr>
-        <w:pStyle w:val="Bibliography"/>
-      </w:pPr>
-      <w:r>
-        <w:t xml:space="preserve">Carrillo, J. D., and M. R. Sánchez-Villagra. 2015.</w:t>
-      </w:r>
-      <w:r>
-        <w:t xml:space="preserve"> </w:t>
-      </w:r>
-      <w:hyperlink r:id="rId100">
-        <w:r>
-          <w:rPr>
-            <w:rStyle w:val="Hyperlink"/>
-          </w:rPr>
-          <w:t xml:space="preserve">Giant rodents from the neotropics: Diversity and dental variation of late miocene neoepiblemid remains from urumaco, venezuela</w:t>
-        </w:r>
-      </w:hyperlink>
-      <w:r>
-        <w:t xml:space="preserve">. Paläontol Z 89:1057–1071.</w:t>
-      </w:r>
-    </w:p>
-    <w:bookmarkEnd w:id="101"/>
-    <w:bookmarkStart w:id="103" w:name="ref-carrillo2026"/>
-    <w:p>
-      <w:pPr>
-        <w:pStyle w:val="Bibliography"/>
-      </w:pPr>
-      <w:r>
-        <w:t xml:space="preserve">Carrillo, J. D., M. F. Torres Jimenez, F. J. Urrea-Barreto, K. Pino, R. B. Cooper, A. Antonelli, C. D. Bacon, S. Faurby, and D. Silvestro. 2026.</w:t>
-      </w:r>
-      <w:r>
-        <w:t xml:space="preserve"> </w:t>
-      </w:r>
-      <w:hyperlink r:id="rId102">
-        <w:r>
-          <w:rPr>
-            <w:rStyle w:val="Hyperlink"/>
-          </w:rPr>
-          <w:t xml:space="preserve">Decoupled diversity and disparity after faunistic turnover in caviomorph rodents</w:t>
-        </w:r>
-      </w:hyperlink>
-      <w:r>
-        <w:t xml:space="preserve">. Proceedings of the Royal Society B: Biological Sciences 293:20252586.</w:t>
-      </w:r>
-    </w:p>
-    <w:bookmarkEnd w:id="103"/>
-    <w:bookmarkStart w:id="104" w:name="ref-carrillo"/>
-    <w:p>
-      <w:pPr>
-        <w:pStyle w:val="Bibliography"/>
-      </w:pPr>
-      <w:r>
-        <w:t xml:space="preserve">Carrillo, J. D., M. F. Torres Jiménez, F. J. Urrea-Barreto, A. Antonelli, C. Bacon, S. Faurby, and D. Silvestro. n.d. Decoupled diversity and disparity after faunistic turnover in caviomorph rodents.</w:t>
-      </w:r>
-    </w:p>
-    <w:bookmarkEnd w:id="104"/>
-    <w:bookmarkStart w:id="106" w:name="ref-chiarenza2020"/>
-    <w:p>
-      <w:pPr>
-        <w:pStyle w:val="Bibliography"/>
-      </w:pPr>
-      <w:r>
-        <w:t xml:space="preserve">Chiarenza, A. A., A. Farnsworth, P. D. Mannion, D. J. Lunt, P. J. Valdes, J. V. Morgan, and P. A. Allison. 2020.</w:t>
-      </w:r>
-      <w:r>
-        <w:t xml:space="preserve"> </w:t>
-      </w:r>
-      <w:hyperlink r:id="rId105">
-        <w:r>
-          <w:rPr>
-            <w:rStyle w:val="Hyperlink"/>
-          </w:rPr>
-          <w:t xml:space="preserve">Asteroid impact, not volcanism, caused the end-cretaceous dinosaur extinction</w:t>
-        </w:r>
-      </w:hyperlink>
-      <w:r>
-        <w:t xml:space="preserve">. Proceedings of the National Academy of Sciences 117:17084–17093.</w:t>
-      </w:r>
-    </w:p>
-    <w:bookmarkEnd w:id="106"/>
-    <w:bookmarkStart w:id="108" w:name="ref-cohen2025"/>
-    <w:p>
-      <w:pPr>
-        <w:pStyle w:val="Bibliography"/>
-      </w:pPr>
-      <w:r>
-        <w:t xml:space="preserve">Cohen, K., D. Harper, P. Gibbard, and N. Car. 2025.</w:t>
-      </w:r>
-      <w:r>
-        <w:t xml:space="preserve"> </w:t>
-      </w:r>
-      <w:hyperlink r:id="rId107">
-        <w:r>
-          <w:rPr>
-            <w:rStyle w:val="Hyperlink"/>
-          </w:rPr>
-          <w:t xml:space="preserve">The ICS international chronostratigraphic chart this decade</w:t>
-        </w:r>
-      </w:hyperlink>
-      <w:r>
-        <w:t xml:space="preserve">. Episodes Journal of International Geoscience 48:105–115.</w:t>
-      </w:r>
-    </w:p>
-    <w:bookmarkEnd w:id="108"/>
-    <w:bookmarkStart w:id="110" w:name="ref-condamine2018"/>
-    <w:p>
-      <w:pPr>
-        <w:pStyle w:val="Bibliography"/>
-      </w:pPr>
-      <w:r>
-        <w:t xml:space="preserve">Condamine, F. L., J. Rolland, S. Höhna, F. A. H. Sperling, and I. Sanmartín. 2018.</w:t>
-      </w:r>
-      <w:r>
-        <w:t xml:space="preserve"> </w:t>
-      </w:r>
-      <w:hyperlink r:id="rId109">
-        <w:r>
-          <w:rPr>
-            <w:rStyle w:val="Hyperlink"/>
-          </w:rPr>
-          <w:t xml:space="preserve">Testing the role of the red queen and court jester as drivers of the macroevolution of apollo butterflies</w:t>
-        </w:r>
-      </w:hyperlink>
-      <w:r>
-        <w:t xml:space="preserve">. Systematic Biology 67:940–964.</w:t>
-      </w:r>
-    </w:p>
-    <w:bookmarkEnd w:id="110"/>
-    <w:bookmarkStart w:id="112" w:name="ref-condamine2019"/>
-    <w:p>
-      <w:pPr>
-        <w:pStyle w:val="Bibliography"/>
-      </w:pPr>
-      <w:r>
-        <w:t xml:space="preserve">Condamine, F. L., J. Rolland, and H. Morlon. 2019a.</w:t>
-      </w:r>
-      <w:r>
-        <w:t xml:space="preserve"> </w:t>
-      </w:r>
-      <w:hyperlink r:id="rId111">
-        <w:r>
-          <w:rPr>
-            <w:rStyle w:val="Hyperlink"/>
-          </w:rPr>
-          <w:t xml:space="preserve">Assessing the causes of diversification slowdowns: temperature-dependent and diversity-dependent models receive equivalent support</w:t>
-        </w:r>
-      </w:hyperlink>
-      <w:r>
-        <w:t xml:space="preserve">. Ecology Letters 22:1900–1912.</w:t>
-      </w:r>
-    </w:p>
-    <w:bookmarkEnd w:id="112"/>
-    <w:bookmarkStart w:id="114" w:name="ref-condamine_climate_2019"/>
-    <w:p>
-      <w:pPr>
-        <w:pStyle w:val="Bibliography"/>
-      </w:pPr>
-      <w:r>
-        <w:t xml:space="preserve">Condamine, F. L., J. Romieu, and G. Guinot. 2019b.</w:t>
-      </w:r>
-      <w:r>
-        <w:t xml:space="preserve"> </w:t>
-      </w:r>
-      <w:hyperlink r:id="rId113">
-        <w:r>
-          <w:rPr>
-            <w:rStyle w:val="Hyperlink"/>
-          </w:rPr>
-          <w:t xml:space="preserve">Climate cooling and clade competition likely drove the decline of lamniform sharks</w:t>
-        </w:r>
-      </w:hyperlink>
-      <w:r>
-        <w:t xml:space="preserve">. Proc. Nat. Acad. Sc. U.S.A 116. Proceedings of the National Academy of Sciences.</w:t>
-      </w:r>
-    </w:p>
-    <w:bookmarkEnd w:id="114"/>
-    <w:bookmarkStart w:id="116" w:name="ref-condamine2020"/>
-    <w:p>
-      <w:pPr>
-        <w:pStyle w:val="Bibliography"/>
-      </w:pPr>
-      <w:r>
-        <w:t xml:space="preserve">Condamine, F. L., D. Silvestro, E. B. Koppelhus, and A. Antonelli. 2020.</w:t>
-      </w:r>
-      <w:r>
-        <w:t xml:space="preserve"> </w:t>
-      </w:r>
-      <w:hyperlink r:id="rId115">
-        <w:r>
-          <w:rPr>
-            <w:rStyle w:val="Hyperlink"/>
-          </w:rPr>
-          <w:t xml:space="preserve">The rise of angiosperms pushed conifers to decline during global cooling</w:t>
-        </w:r>
-      </w:hyperlink>
-      <w:r>
-        <w:t xml:space="preserve">. Proceedings of the National Academy of Sciences 117:28867–28875.</w:t>
-      </w:r>
-    </w:p>
-    <w:bookmarkEnd w:id="116"/>
-    <w:bookmarkStart w:id="118" w:name="ref-cooper2025"/>
-    <w:p>
-      <w:pPr>
-        <w:pStyle w:val="Bibliography"/>
-      </w:pPr>
-      <w:r>
-        <w:t xml:space="preserve">Cooper, R. B., B. J. Allen, and D. Silvestro. 2025.</w:t>
-      </w:r>
-      <w:r>
-        <w:t xml:space="preserve"> </w:t>
-      </w:r>
-      <w:hyperlink r:id="rId117">
-        <w:r>
-          <w:rPr>
-            <w:rStyle w:val="Hyperlink"/>
-          </w:rPr>
-          <w:t xml:space="preserve">DeepDiveR</w:t>
-        </w:r>
-        <w:r>
-          <w:rPr>
-            <w:rStyle w:val="Hyperlink"/>
-          </w:rPr>
-          <w:t xml:space="preserve">A software for deep learning estimation of palaeodiversity from fossil occurrences</w:t>
-        </w:r>
-      </w:hyperlink>
-      <w:r>
-        <w:t xml:space="preserve">. Methods in Ecology and Evolution 16:1923–1934.</w:t>
-      </w:r>
-    </w:p>
-    <w:bookmarkEnd w:id="118"/>
-    <w:bookmarkStart w:id="120" w:name="ref-cooper2024"/>
-    <w:p>
-      <w:pPr>
-        <w:pStyle w:val="Bibliography"/>
-      </w:pPr>
-      <w:r>
-        <w:t xml:space="preserve">Cooper, R. B., J. T. Flannery-Sutherland, and D. Silvestro. 2024.</w:t>
-      </w:r>
-      <w:r>
-        <w:t xml:space="preserve"> </w:t>
-      </w:r>
-      <w:hyperlink r:id="rId119">
-        <w:r>
-          <w:rPr>
-            <w:rStyle w:val="Hyperlink"/>
-          </w:rPr>
-          <w:t xml:space="preserve">DeepDive: estimating global biodiversity patterns through time using deep learning</w:t>
-        </w:r>
-      </w:hyperlink>
-      <w:r>
-        <w:t xml:space="preserve">. Nature Communications 15:4199.</w:t>
-      </w:r>
-    </w:p>
-    <w:bookmarkEnd w:id="120"/>
-    <w:bookmarkStart w:id="122" w:name="ref-cuitiño2021"/>
-    <w:p>
-      <w:pPr>
-        <w:pStyle w:val="Bibliography"/>
-      </w:pPr>
-      <w:r>
-        <w:t xml:space="preserve">Cuitiño, J. I., M. Sol Raigemborn, M. Susana Bargo, S. F. Vizcaíno, N. A. Muñoz, M. J. Kohn, and R. F. Kay. 2021.</w:t>
-      </w:r>
-      <w:r>
-        <w:t xml:space="preserve"> </w:t>
-      </w:r>
-      <w:hyperlink r:id="rId121">
-        <w:r>
-          <w:rPr>
-            <w:rStyle w:val="Hyperlink"/>
-          </w:rPr>
-          <w:t xml:space="preserve">Insights on the controls on floodplain-dominated fluvial successions: A perspective from the early</w:t>
-        </w:r>
-        <w:r>
-          <w:rPr>
-            <w:rStyle w:val="Hyperlink"/>
-          </w:rPr>
-          <w:t xml:space="preserve">middle miocene santa cruz formation in río chalía (patagonia, argentina)</w:t>
-        </w:r>
-      </w:hyperlink>
-      <w:r>
-        <w:t xml:space="preserve">. Journal of the Geological Society 178:jgs2020–188.</w:t>
-      </w:r>
-    </w:p>
-    <w:bookmarkEnd w:id="122"/>
-    <w:bookmarkStart w:id="124" w:name="ref-dacunha2023"/>
-    <w:p>
-      <w:pPr>
-        <w:pStyle w:val="Bibliography"/>
-      </w:pPr>
-      <w:r>
-        <w:t xml:space="preserve">Da Cunha, L., L. W. Viñola-López, R. D. E. MacPhee, L. Kerber, J. Vélez-Juarbe, P.-O. Antoine, M. Boivin, L. Hautier, R. Lebrun, L. Marivaux, and P.-H. Fabre. 2023.</w:t>
-      </w:r>
-      <w:r>
-        <w:t xml:space="preserve"> </w:t>
-      </w:r>
-      <w:hyperlink r:id="rId123">
-        <w:r>
-          <w:rPr>
-            <w:rStyle w:val="Hyperlink"/>
-          </w:rPr>
-          <w:t xml:space="preserve">The inner ear of caviomorph rodents: Phylogenetic implications and application to extinct West Indian taxa</w:t>
-        </w:r>
-      </w:hyperlink>
-      <w:r>
-        <w:t xml:space="preserve">. Journal of Mammalian Evolution 30:1155–1176.</w:t>
-      </w:r>
-    </w:p>
-    <w:bookmarkEnd w:id="124"/>
-    <w:bookmarkStart w:id="126" w:name="ref-damuth1993"/>
-    <w:p>
-      <w:pPr>
-        <w:pStyle w:val="Bibliography"/>
-      </w:pPr>
-      <w:r>
-        <w:t xml:space="preserve">Damuth, J. 1993.</w:t>
-      </w:r>
-      <w:r>
-        <w:t xml:space="preserve"> </w:t>
-      </w:r>
-      <w:hyperlink r:id="rId125">
-        <w:r>
-          <w:rPr>
-            <w:rStyle w:val="Hyperlink"/>
-          </w:rPr>
-          <w:t xml:space="preserve">Cope’s rule, the island rule and the scaling of mammalian population density</w:t>
-        </w:r>
-      </w:hyperlink>
-      <w:r>
-        <w:t xml:space="preserve">. Nature 365:748–750.</w:t>
-      </w:r>
-    </w:p>
-    <w:bookmarkEnd w:id="126"/>
-    <w:bookmarkStart w:id="128" w:name="ref-damuth2011"/>
-    <w:p>
-      <w:pPr>
-        <w:pStyle w:val="Bibliography"/>
-      </w:pPr>
-      <w:r>
-        <w:t xml:space="preserve">Damuth, J., and C. M. Janis. 2011.</w:t>
-      </w:r>
-      <w:r>
-        <w:t xml:space="preserve"> </w:t>
-      </w:r>
-      <w:hyperlink r:id="rId127">
-        <w:r>
-          <w:rPr>
-            <w:rStyle w:val="Hyperlink"/>
-          </w:rPr>
-          <w:t xml:space="preserve">On the relationship between hypsodonty and feeding ecology in ungulate mammals, and its utility in palaeoecology</w:t>
-        </w:r>
-      </w:hyperlink>
-      <w:r>
-        <w:t xml:space="preserve">. Biological Reviews 86:733–758.</w:t>
-      </w:r>
-    </w:p>
-    <w:bookmarkEnd w:id="128"/>
-    <w:bookmarkStart w:id="130" w:name="ref-drury2016"/>
-    <w:p>
-      <w:pPr>
-        <w:pStyle w:val="Bibliography"/>
-      </w:pPr>
-      <w:r>
-        <w:t xml:space="preserve">Drury, J., J. Clavel, M. Manceau, and H. Morlon. 2016.</w:t>
-      </w:r>
-      <w:r>
-        <w:t xml:space="preserve"> </w:t>
-      </w:r>
-      <w:hyperlink r:id="rId129">
-        <w:r>
-          <w:rPr>
-            <w:rStyle w:val="Hyperlink"/>
-          </w:rPr>
-          <w:t xml:space="preserve">Estimating the effect of competition on trait evolution using maximum likelihood inference</w:t>
-        </w:r>
-      </w:hyperlink>
-      <w:r>
-        <w:t xml:space="preserve">. Systematic Biology 65:700–710.</w:t>
-      </w:r>
-    </w:p>
-    <w:bookmarkEnd w:id="130"/>
-    <w:bookmarkStart w:id="132" w:name="ref-dunn2013"/>
-    <w:p>
-      <w:pPr>
-        <w:pStyle w:val="Bibliography"/>
-      </w:pPr>
-      <w:r>
-        <w:t xml:space="preserve">Dunn, R. E., R. H. Madden, M. J. Kohn, M. D. Schmitz, C. A. E. Strömberg, A. A. Carlini, G. H. Ré, and J. Crowley. 2013.</w:t>
-      </w:r>
-      <w:r>
-        <w:t xml:space="preserve"> </w:t>
-      </w:r>
-      <w:hyperlink r:id="rId131">
-        <w:r>
-          <w:rPr>
-            <w:rStyle w:val="Hyperlink"/>
-          </w:rPr>
-          <w:t xml:space="preserve">A new chronology for middle eocene</w:t>
-        </w:r>
-        <w:r>
-          <w:rPr>
-            <w:rStyle w:val="Hyperlink"/>
-          </w:rPr>
-          <w:t xml:space="preserve">early miocene south american land mammal ages</w:t>
-        </w:r>
-      </w:hyperlink>
-      <w:r>
-        <w:t xml:space="preserve">. GSA Bulletin 125:539–555.</w:t>
-      </w:r>
-    </w:p>
-    <w:bookmarkEnd w:id="132"/>
-    <w:bookmarkStart w:id="134" w:name="ref-esteve2025"/>
-    <w:p>
-      <w:pPr>
-        <w:pStyle w:val="Bibliography"/>
-      </w:pPr>
-      <w:r>
-        <w:t xml:space="preserve">Esteve, J. 2025.</w:t>
-      </w:r>
-      <w:r>
-        <w:t xml:space="preserve"> </w:t>
-      </w:r>
-      <w:hyperlink r:id="rId133">
-        <w:r>
-          <w:rPr>
-            <w:rStyle w:val="Hyperlink"/>
-          </w:rPr>
-          <w:t xml:space="preserve">When extinction expands morphospace: Lessons from trilobites</w:t>
-        </w:r>
-      </w:hyperlink>
-      <w:r>
-        <w:t xml:space="preserve">. Proceedings of the Royal Society B: Biological Sciences 292:20252245.</w:t>
-      </w:r>
-    </w:p>
-    <w:bookmarkEnd w:id="134"/>
-    <w:bookmarkStart w:id="136" w:name="ref-etienne2011"/>
-    <w:p>
-      <w:pPr>
-        <w:pStyle w:val="Bibliography"/>
-      </w:pPr>
-      <w:r>
-        <w:t xml:space="preserve">Etienne, R. S., B. Haegeman, T. Stadler, T. Aze, P. N. Pearson, A. Purvis, and A. B. Phillimore. 2011.</w:t>
-      </w:r>
-      <w:r>
-        <w:t xml:space="preserve"> </w:t>
-      </w:r>
-      <w:hyperlink r:id="rId135">
-        <w:r>
-          <w:rPr>
-            <w:rStyle w:val="Hyperlink"/>
-          </w:rPr>
-          <w:t xml:space="preserve">Diversity-dependence brings molecular phylogenies closer to agreement with the fossil record</w:t>
-        </w:r>
-      </w:hyperlink>
-      <w:r>
-        <w:t xml:space="preserve">. Proceedings of the Royal Society B: Biological Sciences 279:1300–1309.</w:t>
-      </w:r>
-    </w:p>
-    <w:bookmarkEnd w:id="136"/>
-    <w:bookmarkStart w:id="138" w:name="ref-faurby2016"/>
-    <w:p>
-      <w:pPr>
-        <w:pStyle w:val="Bibliography"/>
-      </w:pPr>
-      <w:r>
-        <w:t xml:space="preserve">Faurby, S., and J.-C. Svenning. 2016.</w:t>
-      </w:r>
-      <w:r>
-        <w:t xml:space="preserve"> </w:t>
-      </w:r>
-      <w:hyperlink r:id="rId137">
-        <w:r>
-          <w:rPr>
-            <w:rStyle w:val="Hyperlink"/>
-          </w:rPr>
-          <w:t xml:space="preserve">Resurrection of the island rule: Human-driven extinctions have obscured a basic evolutionary pattern</w:t>
-        </w:r>
-      </w:hyperlink>
-      <w:r>
-        <w:t xml:space="preserve">. The American Naturalist 187:812–820.</w:t>
-      </w:r>
-    </w:p>
-    <w:bookmarkEnd w:id="138"/>
-    <w:bookmarkStart w:id="140" w:name="ref-fernicola2019"/>
-    <w:p>
-      <w:pPr>
-        <w:pStyle w:val="Bibliography"/>
-      </w:pPr>
-      <w:r>
-        <w:t xml:space="preserve">Fernicola, J. C., S. F. Vizcaíno, M. S. Bargo, R. F. Kay, and J. I. Cuitiño. 2019.</w:t>
-      </w:r>
-      <w:r>
-        <w:t xml:space="preserve"> </w:t>
-      </w:r>
-      <w:hyperlink r:id="rId139">
-        <w:r>
-          <w:rPr>
-            <w:rStyle w:val="Hyperlink"/>
-          </w:rPr>
-          <w:t xml:space="preserve">Analysis of the Early</w:t>
-        </w:r>
-        <w:r>
-          <w:rPr>
-            <w:rStyle w:val="Hyperlink"/>
-          </w:rPr>
-          <w:t xml:space="preserve">Middle Miocene mammal associations at the río Santa Cruz (Patagonia, Argentina)</w:t>
-        </w:r>
-      </w:hyperlink>
-      <w:r>
-        <w:t xml:space="preserve">. Publicación Electrónica de la Asociación Paleontológica Argentina 19.</w:t>
-      </w:r>
-    </w:p>
-    <w:bookmarkEnd w:id="140"/>
-    <w:bookmarkStart w:id="142" w:name="ref-flannery-sutherland2022"/>
-    <w:p>
-      <w:pPr>
-        <w:pStyle w:val="Bibliography"/>
-      </w:pPr>
-      <w:r>
-        <w:t xml:space="preserve">Flannery-Sutherland, J. T., D. Silvestro, and M. J. Benton. 2022.</w:t>
-      </w:r>
-      <w:r>
-        <w:t xml:space="preserve"> </w:t>
-      </w:r>
-      <w:hyperlink r:id="rId141">
-        <w:r>
-          <w:rPr>
-            <w:rStyle w:val="Hyperlink"/>
-          </w:rPr>
-          <w:t xml:space="preserve">Global diversity dynamics in the fossil record are regionally heterogeneous</w:t>
-        </w:r>
-      </w:hyperlink>
-      <w:r>
-        <w:t xml:space="preserve">. Nature Communications 13:2751.</w:t>
-      </w:r>
-    </w:p>
-    <w:bookmarkEnd w:id="142"/>
-    <w:bookmarkStart w:id="144" w:name="ref-foote1993"/>
-    <w:p>
-      <w:pPr>
-        <w:pStyle w:val="Bibliography"/>
-      </w:pPr>
-      <w:r>
-        <w:t xml:space="preserve">Foote, M. 1993.</w:t>
-      </w:r>
-      <w:r>
-        <w:t xml:space="preserve"> </w:t>
-      </w:r>
-      <w:hyperlink r:id="rId143">
-        <w:r>
-          <w:rPr>
-            <w:rStyle w:val="Hyperlink"/>
-          </w:rPr>
-          <w:t xml:space="preserve">Discordance and concordance between morphological and taxonomic diversity</w:t>
-        </w:r>
-      </w:hyperlink>
-      <w:r>
-        <w:t xml:space="preserve">. Paleobiology 19:185–204.</w:t>
-      </w:r>
-    </w:p>
-    <w:bookmarkEnd w:id="144"/>
-    <w:bookmarkStart w:id="146" w:name="ref-foote2007"/>
-    <w:p>
-      <w:pPr>
-        <w:pStyle w:val="Bibliography"/>
-      </w:pPr>
-      <w:r>
-        <w:t xml:space="preserve">Foote, M. 2007.</w:t>
-      </w:r>
-      <w:r>
-        <w:t xml:space="preserve"> </w:t>
-      </w:r>
-      <w:hyperlink r:id="rId145">
-        <w:r>
-          <w:rPr>
-            <w:rStyle w:val="Hyperlink"/>
-          </w:rPr>
-          <w:t xml:space="preserve">Symmetric waxing and waning of marine invertebrate genera</w:t>
-        </w:r>
-      </w:hyperlink>
-      <w:r>
-        <w:t xml:space="preserve">. Paleobiology 33:517–529.</w:t>
-      </w:r>
-    </w:p>
-    <w:bookmarkEnd w:id="146"/>
-    <w:bookmarkStart w:id="148" w:name="ref-foote1997"/>
-    <w:p>
-      <w:pPr>
-        <w:pStyle w:val="Bibliography"/>
-      </w:pPr>
-      <w:r>
-        <w:t xml:space="preserve">Foote, M. 1997.</w:t>
-      </w:r>
-      <w:r>
-        <w:t xml:space="preserve"> </w:t>
-      </w:r>
-      <w:hyperlink r:id="rId147">
-        <w:r>
-          <w:rPr>
-            <w:rStyle w:val="Hyperlink"/>
-          </w:rPr>
-          <w:t xml:space="preserve">The Evolution of Morphological Diversity</w:t>
-        </w:r>
-      </w:hyperlink>
-      <w:r>
-        <w:t xml:space="preserve">. Annual Review of Ecology, Evolution, and Systematics 28:129–152.</w:t>
-      </w:r>
-    </w:p>
-    <w:bookmarkEnd w:id="148"/>
-    <w:bookmarkStart w:id="150" w:name="ref-guayasamin2024"/>
-    <w:p>
-      <w:pPr>
-        <w:pStyle w:val="Bibliography"/>
-      </w:pPr>
-      <w:r>
-        <w:t xml:space="preserve">Guayasamin, J. M., C. C. Ribas, A. C. Carnaval, J. D. Carrillo, C. Hoorn, L. G. Lohmann, D. Riff, C. Ulloa Ulloa, and J. S. Albert. 2024.</w:t>
-      </w:r>
-      <w:r>
-        <w:t xml:space="preserve"> </w:t>
-      </w:r>
-      <w:hyperlink r:id="rId149">
-        <w:r>
-          <w:rPr>
-            <w:rStyle w:val="Hyperlink"/>
-          </w:rPr>
-          <w:t xml:space="preserve">Evolution of Amazonian biodiversity: A review</w:t>
-        </w:r>
-      </w:hyperlink>
-      <w:r>
-        <w:t xml:space="preserve">. Acta Amazonica 54:e54bc21360.</w:t>
-      </w:r>
-    </w:p>
-    <w:bookmarkEnd w:id="150"/>
-    <w:bookmarkStart w:id="152" w:name="ref-hagen2018"/>
-    <w:p>
-      <w:pPr>
-        <w:pStyle w:val="Bibliography"/>
-      </w:pPr>
-      <w:r>
-        <w:t xml:space="preserve">Hagen, O., T. Andermann, T. B. Quental, A. Antonelli, and D. Silvestro. 2018.</w:t>
-      </w:r>
-      <w:r>
-        <w:t xml:space="preserve"> </w:t>
-      </w:r>
-      <w:hyperlink r:id="rId151">
-        <w:r>
-          <w:rPr>
-            <w:rStyle w:val="Hyperlink"/>
-          </w:rPr>
-          <w:t xml:space="preserve">Estimating age-dependent extinction: Contrasting evidence from fossils and phylogenies</w:t>
-        </w:r>
-      </w:hyperlink>
-      <w:r>
-        <w:t xml:space="preserve">. Systematic Biology 67:458–474.</w:t>
-      </w:r>
-    </w:p>
-    <w:bookmarkEnd w:id="152"/>
-    <w:bookmarkStart w:id="154" w:name="ref-hauffe2024"/>
-    <w:p>
-      <w:pPr>
-        <w:pStyle w:val="Bibliography"/>
-      </w:pPr>
-      <w:r>
-        <w:t xml:space="preserve">Hauffe, T., J. L. Cantalapiedra, and D. Silvestro. 2024.</w:t>
-      </w:r>
-      <w:r>
-        <w:t xml:space="preserve"> </w:t>
-      </w:r>
-      <w:hyperlink r:id="rId153">
-        <w:r>
-          <w:rPr>
-            <w:rStyle w:val="Hyperlink"/>
-          </w:rPr>
-          <w:t xml:space="preserve">Trait-mediated speciation and human-driven extinctions in proboscideans revealed by unsupervised bayesian neural networks</w:t>
-        </w:r>
-      </w:hyperlink>
-      <w:r>
-        <w:t xml:space="preserve">. Science Advances 10:eadl2643. American Association for the Advancement of Science.</w:t>
-      </w:r>
-    </w:p>
-    <w:bookmarkEnd w:id="154"/>
-    <w:bookmarkStart w:id="156" w:name="ref-hernández2005"/>
-    <w:p>
-      <w:pPr>
-        <w:pStyle w:val="Bibliography"/>
-      </w:pPr>
-      <w:r>
-        <w:t xml:space="preserve">Hernández, R. M., T. E. Jordan, A. Dalenz Farjat, L. Echavarría, B. D. Idleman, and J. H. Reynolds. 2005.</w:t>
-      </w:r>
-      <w:r>
-        <w:t xml:space="preserve"> </w:t>
-      </w:r>
-      <w:hyperlink r:id="rId155">
-        <w:r>
-          <w:rPr>
-            <w:rStyle w:val="Hyperlink"/>
-          </w:rPr>
-          <w:t xml:space="preserve">Age, distribution, tectonics, and eustatic controls of the paranense and caribbean marine transgressions in southern bolivia and argentina</w:t>
-        </w:r>
-      </w:hyperlink>
-      <w:r>
-        <w:t xml:space="preserve">. Journal of South American Earth Sciences 19:495–512.</w:t>
-      </w:r>
-    </w:p>
-    <w:bookmarkEnd w:id="156"/>
-    <w:bookmarkStart w:id="158" w:name="ref-hohmann2019"/>
-    <w:p>
-      <w:pPr>
-        <w:pStyle w:val="Bibliography"/>
-      </w:pPr>
-      <w:r>
-        <w:t xml:space="preserve">Hohmann, N., and E. Jarochowska. 2019.</w:t>
-      </w:r>
-      <w:r>
-        <w:t xml:space="preserve"> </w:t>
-      </w:r>
-      <w:hyperlink r:id="rId157">
-        <w:r>
-          <w:rPr>
-            <w:rStyle w:val="Hyperlink"/>
-          </w:rPr>
-          <w:t xml:space="preserve">Enforced symmetry: the necessity of symmetric waxing and waning</w:t>
-        </w:r>
-      </w:hyperlink>
-      <w:r>
-        <w:t xml:space="preserve">. PeerJ 7:e8011.</w:t>
-      </w:r>
-    </w:p>
-    <w:bookmarkEnd w:id="158"/>
-    <w:bookmarkStart w:id="159" w:name="ref-homerocamacho1967"/>
-    <w:p>
-      <w:pPr>
-        <w:pStyle w:val="Bibliography"/>
-      </w:pPr>
-      <w:r>
-        <w:t xml:space="preserve">Homero Camacho, H. 1967. Las transgresiones del cretácico superior y terciario de la argentina. Revista de la Asociación Geológica Argentina 22:253–280.</w:t>
-      </w:r>
-    </w:p>
-    <w:bookmarkEnd w:id="159"/>
-    <w:bookmarkStart w:id="161" w:name="ref-hoorn2022"/>
-    <w:p>
-      <w:pPr>
-        <w:pStyle w:val="Bibliography"/>
-      </w:pPr>
-      <w:r>
-        <w:t xml:space="preserve">Hoorn, C., L. M. Boschman, T. Kukla, M. Sciumbata, and P. Val. 2022.</w:t>
-      </w:r>
-      <w:r>
-        <w:t xml:space="preserve"> </w:t>
-      </w:r>
-      <w:hyperlink r:id="rId160">
-        <w:r>
-          <w:rPr>
-            <w:rStyle w:val="Hyperlink"/>
-          </w:rPr>
-          <w:t xml:space="preserve">The miocene wetland of western amazonia and its role in neotropical biogeography</w:t>
-        </w:r>
-      </w:hyperlink>
-      <w:r>
-        <w:t xml:space="preserve">. Botanical Journal of the Linnean Society 199:25–35.</w:t>
-      </w:r>
-    </w:p>
-    <w:bookmarkEnd w:id="161"/>
-    <w:bookmarkStart w:id="163" w:name="ref-hoorn1995"/>
-    <w:p>
-      <w:pPr>
-        <w:pStyle w:val="Bibliography"/>
-      </w:pPr>
-      <w:r>
-        <w:t xml:space="preserve">Hoorn, C., J. Guerrero, G. A. Sarmiento, and M. A. Lorente. 1995.</w:t>
-      </w:r>
-      <w:r>
-        <w:t xml:space="preserve"> </w:t>
-      </w:r>
-      <w:hyperlink r:id="rId162">
-        <w:r>
-          <w:rPr>
-            <w:rStyle w:val="Hyperlink"/>
-          </w:rPr>
-          <w:t xml:space="preserve">Andean tectonics as a cause for changing drainage patterns in Miocene northern South America</w:t>
-        </w:r>
-      </w:hyperlink>
-      <w:r>
-        <w:t xml:space="preserve">. Geology 23:237.</w:t>
-      </w:r>
-    </w:p>
-    <w:bookmarkEnd w:id="163"/>
-    <w:bookmarkStart w:id="165" w:name="ref-hoorn2010"/>
-    <w:p>
-      <w:pPr>
-        <w:pStyle w:val="Bibliography"/>
-      </w:pPr>
-      <w:r>
-        <w:t xml:space="preserve">Hoorn, C., F. P. Wesselingh, H. ter Steege, M. A. Bermudez, A. Mora, J. Sevink, I. Sanmartín, A. Sanchez-Meseguer, C. L. Anderson, J. P. Figueiredo, C. Jaramillo, D. Riff, F. R. Negri, H. Hooghiemstra, J. Lundberg, T. Stadler, T. Särkinen, and A. Antonelli. 2010.</w:t>
-      </w:r>
-      <w:r>
-        <w:t xml:space="preserve"> </w:t>
-      </w:r>
-      <w:hyperlink r:id="rId164">
-        <w:r>
-          <w:rPr>
-            <w:rStyle w:val="Hyperlink"/>
-          </w:rPr>
-          <w:t xml:space="preserve">Amazonia through time: Andean uplift, climate change, landscape evolution, and biodiversity</w:t>
-        </w:r>
-      </w:hyperlink>
-      <w:r>
-        <w:t xml:space="preserve">. Science 330:927–931.</w:t>
-      </w:r>
-    </w:p>
-    <w:bookmarkEnd w:id="165"/>
-    <w:bookmarkStart w:id="167" w:name="ref-hullot2025"/>
-    <w:p>
-      <w:pPr>
-        <w:pStyle w:val="Bibliography"/>
-      </w:pPr>
-      <w:r>
-        <w:t xml:space="preserve">Hullot, M., C. Robinet, Q. Vautrin, R. Tabuce, P.-O. Antoine, G. Merceron, and F. Lihoreau. 2025.</w:t>
-      </w:r>
-      <w:r>
-        <w:t xml:space="preserve"> </w:t>
-      </w:r>
-      <w:hyperlink r:id="rId166">
-        <w:r>
-          <w:rPr>
-            <w:rStyle w:val="Hyperlink"/>
-          </w:rPr>
-          <w:t xml:space="preserve">Evolution of dietary preferences of the lophiodontidae (mammalia, perissodactyla) from southern france</w:t>
-        </w:r>
-      </w:hyperlink>
-      <w:r>
-        <w:t xml:space="preserve">. Palaeogeography, Palaeoclimatology, Palaeoecology 675:113076.</w:t>
-      </w:r>
-    </w:p>
-    <w:bookmarkEnd w:id="167"/>
-    <w:bookmarkStart w:id="168" w:name="ref-janis1988"/>
-    <w:p>
-      <w:pPr>
-        <w:pStyle w:val="Bibliography"/>
-      </w:pPr>
-      <w:r>
-        <w:t xml:space="preserve">Janis, C. M. 1988. An estimation of tooth volume and hypsodonty indices in ungulate mammals, and the correlation of these factors with dietary preferences. Mémoires du Moséum d’Histoire Naturelle de Paris 367–387.</w:t>
-      </w:r>
-    </w:p>
-    <w:bookmarkEnd w:id="168"/>
-    <w:bookmarkStart w:id="170" w:name="ref-jaramillo2017"/>
-    <w:p>
-      <w:pPr>
-        <w:pStyle w:val="Bibliography"/>
-      </w:pPr>
-      <w:r>
-        <w:t xml:space="preserve">Jaramillo, C., I. Romero, C. D’Apolito, G. Bayona, E. Duarte, S. Louwye, J. Escobar, J. Luque, J. D. Carrillo-Briceño, V. Zapata, A. Mora, S. Schouten, M. Zavada, G. Harrington, J. Ortiz, and F. P. Wesselingh. 2017.</w:t>
-      </w:r>
-      <w:r>
-        <w:t xml:space="preserve"> </w:t>
-      </w:r>
-      <w:hyperlink r:id="rId169">
-        <w:r>
-          <w:rPr>
-            <w:rStyle w:val="Hyperlink"/>
-          </w:rPr>
-          <w:t xml:space="preserve">Miocene flooding events of western amazonia</w:t>
-        </w:r>
-      </w:hyperlink>
-      <w:r>
-        <w:t xml:space="preserve">. Science Advances 3:e1601693.</w:t>
-      </w:r>
-    </w:p>
-    <w:bookmarkEnd w:id="170"/>
-    <w:bookmarkStart w:id="172" w:name="ref-jardine2012"/>
-    <w:p>
-      <w:pPr>
-        <w:pStyle w:val="Bibliography"/>
-      </w:pPr>
-      <w:r>
-        <w:t xml:space="preserve">Jardine, P. E., C. M. Janis, S. Sahney, and M. J. Benton. 2012.</w:t>
-      </w:r>
-      <w:r>
-        <w:t xml:space="preserve"> </w:t>
-      </w:r>
-      <w:hyperlink r:id="rId171">
-        <w:r>
-          <w:rPr>
-            <w:rStyle w:val="Hyperlink"/>
-          </w:rPr>
-          <w:t xml:space="preserve">Grit not grass: Concordant patterns of early origin of hypsodonty in great plains ungulates and glires</w:t>
-        </w:r>
-      </w:hyperlink>
-      <w:r>
-        <w:t xml:space="preserve">. Palaeogeography, Palaeoclimatology, Palaeoecology 365-366:1–10.</w:t>
-      </w:r>
-    </w:p>
-    <w:bookmarkEnd w:id="172"/>
-    <w:bookmarkStart w:id="174" w:name="ref-kass1995"/>
-    <w:p>
-      <w:pPr>
-        <w:pStyle w:val="Bibliography"/>
-      </w:pPr>
-      <w:r>
-        <w:t xml:space="preserve">Kass, R. E., and A. E. Raftery. 1995.</w:t>
-      </w:r>
-      <w:r>
-        <w:t xml:space="preserve"> </w:t>
-      </w:r>
-      <w:hyperlink r:id="rId173">
-        <w:r>
-          <w:rPr>
-            <w:rStyle w:val="Hyperlink"/>
-          </w:rPr>
-          <w:t xml:space="preserve">Bayes factors</w:t>
-        </w:r>
-      </w:hyperlink>
-      <w:r>
-        <w:t xml:space="preserve">. Journal of the American Statistical Association 90:773–795.</w:t>
-      </w:r>
-    </w:p>
-    <w:bookmarkEnd w:id="174"/>
-    <w:bookmarkStart w:id="176" w:name="ref-lehtonen2017"/>
-    <w:p>
-      <w:pPr>
-        <w:pStyle w:val="Bibliography"/>
-      </w:pPr>
-      <w:r>
-        <w:t xml:space="preserve">Lehtonen, S., D. Silvestro, D. N. Karger, C. Scotese, H. Tuomisto, M. Kessler, C. Peña, N. Wahlberg, and A. Antonelli. 2017.</w:t>
-      </w:r>
-      <w:r>
-        <w:t xml:space="preserve"> </w:t>
-      </w:r>
-      <w:hyperlink r:id="rId175">
-        <w:r>
-          <w:rPr>
-            <w:rStyle w:val="Hyperlink"/>
-          </w:rPr>
-          <w:t xml:space="preserve">Environmentally driven extinction and opportunistic origination explain fern diversification patterns</w:t>
-        </w:r>
-      </w:hyperlink>
-      <w:r>
-        <w:t xml:space="preserve">. Scientific Reports 7:4831.</w:t>
-      </w:r>
-    </w:p>
-    <w:bookmarkEnd w:id="176"/>
-    <w:bookmarkStart w:id="178" w:name="ref-liow2008"/>
-    <w:p>
-      <w:pPr>
-        <w:pStyle w:val="Bibliography"/>
-      </w:pPr>
-      <w:r>
-        <w:t xml:space="preserve">Liow, L. H., M. Fortelius, E. Bingham, K. Lintulaakso, H. Mannila, L. Flynn, and N. Chr. Stenseth. 2008.</w:t>
-      </w:r>
-      <w:r>
-        <w:t xml:space="preserve"> </w:t>
-      </w:r>
-      <w:hyperlink r:id="rId177">
-        <w:r>
-          <w:rPr>
-            <w:rStyle w:val="Hyperlink"/>
-          </w:rPr>
-          <w:t xml:space="preserve">Higher origination and extinction rates in larger mammals</w:t>
-        </w:r>
-      </w:hyperlink>
-      <w:r>
-        <w:t xml:space="preserve">. Proceedings of the National Academy of Sciences 105:6097–6102.</w:t>
-      </w:r>
-    </w:p>
-    <w:bookmarkEnd w:id="178"/>
-    <w:bookmarkStart w:id="180" w:name="ref-liow2010"/>
-    <w:p>
-      <w:pPr>
-        <w:pStyle w:val="Bibliography"/>
-      </w:pPr>
-      <w:r>
-        <w:t xml:space="preserve">Liow, L. H., T. B. Quental, and C. R. Marshall. 2010.</w:t>
-      </w:r>
-      <w:r>
-        <w:t xml:space="preserve"> </w:t>
-      </w:r>
-      <w:hyperlink r:id="rId179">
-        <w:r>
-          <w:rPr>
-            <w:rStyle w:val="Hyperlink"/>
-          </w:rPr>
-          <w:t xml:space="preserve">When can decreasing diversification rates be detected with molecular phylogenies and the fossil record?</w:t>
-        </w:r>
-      </w:hyperlink>
-      <w:r>
-        <w:t xml:space="preserve"> Systematic Biology 59:646–659.</w:t>
-      </w:r>
-    </w:p>
-    <w:bookmarkEnd w:id="180"/>
-    <w:bookmarkStart w:id="182" w:name="ref-lomolino2005"/>
-    <w:p>
-      <w:pPr>
-        <w:pStyle w:val="Bibliography"/>
-      </w:pPr>
-      <w:r>
-        <w:t xml:space="preserve">Lomolino, M. V. 2005.</w:t>
-      </w:r>
-      <w:r>
-        <w:t xml:space="preserve"> </w:t>
-      </w:r>
-      <w:hyperlink r:id="rId181">
-        <w:r>
-          <w:rPr>
-            <w:rStyle w:val="Hyperlink"/>
-          </w:rPr>
-          <w:t xml:space="preserve">Body size evolution in insular vertebrates: Generality of the island rule</w:t>
-        </w:r>
-      </w:hyperlink>
-      <w:r>
-        <w:t xml:space="preserve">. Journal of Biogeography 32:1683–1699.</w:t>
-      </w:r>
-    </w:p>
-    <w:bookmarkEnd w:id="182"/>
-    <w:bookmarkStart w:id="184" w:name="ref-macfadden2000"/>
-    <w:p>
-      <w:pPr>
-        <w:pStyle w:val="Bibliography"/>
-      </w:pPr>
-      <w:r>
-        <w:t xml:space="preserve">MacFadden, B. J. 2000.</w:t>
-      </w:r>
-      <w:r>
-        <w:t xml:space="preserve"> </w:t>
-      </w:r>
-      <w:hyperlink r:id="rId183">
-        <w:r>
-          <w:rPr>
-            <w:rStyle w:val="Hyperlink"/>
-          </w:rPr>
-          <w:t xml:space="preserve">Cenozoic mammalian herbivores from the americas: Reconstructing ancient diets and terrestrial communities</w:t>
-        </w:r>
-      </w:hyperlink>
-      <w:r>
-        <w:t xml:space="preserve">. Annual Review of Ecology and Systematics 31:33–59.</w:t>
-      </w:r>
-    </w:p>
-    <w:bookmarkEnd w:id="184"/>
-    <w:bookmarkStart w:id="186" w:name="ref-macphee2011"/>
-    <w:p>
-      <w:pPr>
-        <w:pStyle w:val="Bibliography"/>
-      </w:pPr>
-      <w:r>
-        <w:t xml:space="preserve">MacPhee, R. D. E. 2011.</w:t>
-      </w:r>
-      <w:r>
-        <w:t xml:space="preserve"> </w:t>
-      </w:r>
-      <w:hyperlink r:id="rId185">
-        <w:r>
-          <w:rPr>
-            <w:rStyle w:val="Hyperlink"/>
-          </w:rPr>
-          <w:t xml:space="preserve">Basicranial morphology and relationships of antillean heptaxodontidae (rodentia, ctenohystrica, caviomorpha)</w:t>
-        </w:r>
-      </w:hyperlink>
-      <w:r>
-        <w:t xml:space="preserve">. Bulletin of the American Museum of Natural History 2011:1–70.</w:t>
-      </w:r>
-    </w:p>
-    <w:bookmarkEnd w:id="186"/>
-    <w:bookmarkStart w:id="188" w:name="ref-marion_bioluminescence_2025"/>
-    <w:p>
-      <w:pPr>
-        <w:pStyle w:val="Bibliography"/>
-      </w:pPr>
-      <w:r>
-        <w:t xml:space="preserve">Marion, A. F. P., F. L. Condamine, and G. Guinot. 2025.</w:t>
-      </w:r>
-      <w:r>
-        <w:t xml:space="preserve"> </w:t>
-      </w:r>
-      <w:hyperlink r:id="rId187">
-        <w:r>
-          <w:rPr>
-            <w:rStyle w:val="Hyperlink"/>
-          </w:rPr>
-          <w:t xml:space="preserve">Bioluminescence and repeated deep-sea colonization shaped the diversification and body size evolution of squaliform sharks</w:t>
-        </w:r>
-      </w:hyperlink>
-      <w:r>
-        <w:t xml:space="preserve">. Proceedings of the Royal Society B: Biological Sciences 292:20242932. Royal Society.</w:t>
-      </w:r>
-    </w:p>
-    <w:bookmarkEnd w:id="188"/>
-    <w:bookmarkStart w:id="190" w:name="ref-marivaux2022"/>
-    <w:p>
-      <w:pPr>
-        <w:pStyle w:val="Bibliography"/>
-      </w:pPr>
-      <w:r>
-        <w:t xml:space="preserve">Marivaux, L., L. W. V. López, M. Boivin, L. Da Cunha, P.-H. Fabre, R. Joannes-Boyau, G. Maincent, P. Münch, N. S. Stutz, J. Vélez-Juarbe, and P.-O. Antoine. 2022.</w:t>
-      </w:r>
-      <w:r>
-        <w:t xml:space="preserve"> </w:t>
-      </w:r>
-      <w:hyperlink r:id="rId189">
-        <w:r>
-          <w:rPr>
-            <w:rStyle w:val="Hyperlink"/>
-          </w:rPr>
-          <w:t xml:space="preserve">Incisor enamel microstructure of West Indian caviomorph hystricognathous rodents (Octodontoidea and Chinchilloidea)</w:t>
-        </w:r>
-      </w:hyperlink>
-      <w:r>
-        <w:t xml:space="preserve">. Journal of Mammalian Evolution 29:969–995.</w:t>
-      </w:r>
-    </w:p>
-    <w:bookmarkEnd w:id="190"/>
-    <w:bookmarkStart w:id="192" w:name="ref-marivaux_early_2020"/>
-    <w:p>
-      <w:pPr>
-        <w:pStyle w:val="Bibliography"/>
-      </w:pPr>
-      <w:r>
-        <w:t xml:space="preserve">Marivaux, L., J. Vélez-Juarbe, G. Merzeraud, F. Pujos, L. W. Viñola López, M. Boivin, H. Santos-Mercado, E. J. Cruz, A. Grajales, J. Padilla, K. I. Vélez-Rosado, M. Philippon, J.-L. Léticée, P. Münch, and P.-O. Antoine. 2020.</w:t>
-      </w:r>
-      <w:r>
-        <w:t xml:space="preserve"> </w:t>
-      </w:r>
-      <w:hyperlink r:id="rId191">
-        <w:r>
-          <w:rPr>
-            <w:rStyle w:val="Hyperlink"/>
-          </w:rPr>
-          <w:t xml:space="preserve">Early oligocene chinchilloid caviomorphs from puerto rico and the initial rodent colonization of the west indies</w:t>
-        </w:r>
-      </w:hyperlink>
-      <w:r>
-        <w:t xml:space="preserve">. Proceedings of the Royal Society B: Biological Sciences 287:20192806.</w:t>
-      </w:r>
-    </w:p>
-    <w:bookmarkEnd w:id="192"/>
-    <w:bookmarkStart w:id="194" w:name="ref-marshall1982"/>
-    <w:p>
-      <w:pPr>
-        <w:pStyle w:val="Bibliography"/>
-      </w:pPr>
-      <w:r>
-        <w:t xml:space="preserve">Marshall, L. G., S. D. Webb, J. J. Sepkoski, and D. M. Raup. 1982.</w:t>
-      </w:r>
-      <w:r>
-        <w:t xml:space="preserve"> </w:t>
-      </w:r>
-      <w:hyperlink r:id="rId193">
-        <w:r>
-          <w:rPr>
-            <w:rStyle w:val="Hyperlink"/>
-          </w:rPr>
-          <w:t xml:space="preserve">Mammalian evolution and the great american interchange</w:t>
-        </w:r>
-      </w:hyperlink>
-      <w:r>
-        <w:t xml:space="preserve">. Science 215:1351–1357.</w:t>
-      </w:r>
-    </w:p>
-    <w:bookmarkEnd w:id="194"/>
-    <w:bookmarkStart w:id="196" w:name="ref-mcfarlane1998"/>
-    <w:p>
-      <w:pPr>
-        <w:pStyle w:val="Bibliography"/>
-      </w:pPr>
-      <w:r>
-        <w:t xml:space="preserve">McFarlane, D. A., R. D. E. MacPhee, and D. C. Ford. 1998.</w:t>
-      </w:r>
-      <w:r>
-        <w:t xml:space="preserve"> </w:t>
-      </w:r>
-      <w:hyperlink r:id="rId195">
-        <w:r>
-          <w:rPr>
-            <w:rStyle w:val="Hyperlink"/>
-          </w:rPr>
-          <w:t xml:space="preserve">Body Size Variability and a Sangamonian Extinction Model for Amblyrhiza,a West Indian Megafaunal Rodent</w:t>
-        </w:r>
-      </w:hyperlink>
-      <w:r>
-        <w:t xml:space="preserve">. Quaternary Research 50:80–89.</w:t>
-      </w:r>
-    </w:p>
-    <w:bookmarkEnd w:id="196"/>
-    <w:bookmarkStart w:id="198" w:name="ref-meiri2007"/>
-    <w:p>
-      <w:pPr>
-        <w:pStyle w:val="Bibliography"/>
-      </w:pPr>
-      <w:r>
-        <w:t xml:space="preserve">Meiri, S., N. Cooper, and A. Purvis. 2007.</w:t>
-      </w:r>
-      <w:r>
-        <w:t xml:space="preserve"> </w:t>
-      </w:r>
-      <w:hyperlink r:id="rId197">
-        <w:r>
-          <w:rPr>
-            <w:rStyle w:val="Hyperlink"/>
-          </w:rPr>
-          <w:t xml:space="preserve">The island rule: Made to be broken?</w:t>
-        </w:r>
-      </w:hyperlink>
-      <w:r>
-        <w:t xml:space="preserve"> Proceedings of the Royal Society B: Biological Sciences 275:141–148.</w:t>
-      </w:r>
-    </w:p>
-    <w:bookmarkEnd w:id="198"/>
-    <w:bookmarkStart w:id="200" w:name="ref-miller2020"/>
-    <w:p>
-      <w:pPr>
-        <w:pStyle w:val="Bibliography"/>
-      </w:pPr>
-      <w:r>
-        <w:t xml:space="preserve">Miller, K. G., J. V. Browning, W. J. Schmelz, R. E. Kopp, G. S. Mountain, and J. D. Wright. 2020.</w:t>
-      </w:r>
-      <w:r>
-        <w:t xml:space="preserve"> </w:t>
-      </w:r>
-      <w:hyperlink r:id="rId199">
-        <w:r>
-          <w:rPr>
-            <w:rStyle w:val="Hyperlink"/>
-          </w:rPr>
-          <w:t xml:space="preserve">Cenozoic sea-level and cryospheric evolution from deep-sea geochemical and continental margin records</w:t>
-        </w:r>
-      </w:hyperlink>
-      <w:r>
-        <w:t xml:space="preserve">. Science Advances 6:eaaz1346.</w:t>
-      </w:r>
-    </w:p>
-    <w:bookmarkEnd w:id="200"/>
-    <w:bookmarkStart w:id="202" w:name="ref-mones1982"/>
-    <w:p>
-      <w:pPr>
-        <w:pStyle w:val="Bibliography"/>
-      </w:pPr>
-      <w:r>
-        <w:t xml:space="preserve">Mones, A. 1982.</w:t>
-      </w:r>
-      <w:r>
-        <w:t xml:space="preserve"> </w:t>
-      </w:r>
-      <w:hyperlink r:id="rId201">
-        <w:r>
-          <w:rPr>
-            <w:rStyle w:val="Hyperlink"/>
-          </w:rPr>
-          <w:t xml:space="preserve">An equivocal nomenclature: What means hypsodonty?</w:t>
-        </w:r>
-      </w:hyperlink>
-      <w:r>
-        <w:t xml:space="preserve"> Paläontologische Zeitschrift 56:107–111.</w:t>
-      </w:r>
-    </w:p>
-    <w:bookmarkEnd w:id="202"/>
-    <w:bookmarkStart w:id="204" w:name="ref-morlon2024"/>
-    <w:p>
-      <w:pPr>
-        <w:pStyle w:val="Bibliography"/>
-      </w:pPr>
-      <w:r>
-        <w:t xml:space="preserve">Morlon, H., J. Andréoletti, J. Barido-Sottani, S. Lambert, B. Perez-Lamarque, I. Quintero, V. Senderov, and P. Veron. 2024. Phylogenetic Insights into Diversification. Annual Review of Ecology, Evolution, and Systematics, doi:</w:t>
-      </w:r>
-      <w:r>
-        <w:t xml:space="preserve"> </w:t>
-      </w:r>
-      <w:hyperlink r:id="rId203">
-        <w:r>
-          <w:rPr>
-            <w:rStyle w:val="Hyperlink"/>
-          </w:rPr>
-          <w:t xml:space="preserve">10.1146/annurev-ecolsys-102722-020508</w:t>
-        </w:r>
-      </w:hyperlink>
-      <w:r>
-        <w:t xml:space="preserve">.</w:t>
-      </w:r>
-    </w:p>
-    <w:bookmarkEnd w:id="204"/>
-    <w:bookmarkStart w:id="206" w:name="ref-muñoz2023"/>
-    <w:p>
-      <w:pPr>
-        <w:pStyle w:val="Bibliography"/>
-      </w:pPr>
-      <w:r>
-        <w:t xml:space="preserve">Muñoz, C. O. R., R. Bonini, S. Hemming, M. Cenizo, U. F. J. Pardiñas, and F. J. Prevosti. 2023.</w:t>
-      </w:r>
-      <w:r>
-        <w:t xml:space="preserve"> </w:t>
-      </w:r>
-      <w:hyperlink r:id="rId205">
-        <w:r>
-          <w:rPr>
-            <w:rStyle w:val="Hyperlink"/>
-          </w:rPr>
-          <w:t xml:space="preserve">Advances in the understanding of Neogene mammalian fauna in the pampean region (Central Argentina) through revising</w:t>
-        </w:r>
-        <w:r>
-          <w:rPr>
-            <w:rStyle w:val="Hyperlink"/>
-          </w:rPr>
-          <w:t xml:space="preserve"> </w:t>
-        </w:r>
-        <w:r>
-          <w:rPr>
-            <w:rStyle w:val="Hyperlink"/>
-          </w:rPr>
-          <w:t xml:space="preserve">“</w:t>
-        </w:r>
-        <w:r>
-          <w:rPr>
-            <w:rStyle w:val="Hyperlink"/>
-          </w:rPr>
-          <w:t xml:space="preserve">biozone</w:t>
-        </w:r>
-        <w:r>
-          <w:rPr>
-            <w:rStyle w:val="Hyperlink"/>
-          </w:rPr>
-          <w:t xml:space="preserve">”</w:t>
-        </w:r>
-        <w:r>
-          <w:rPr>
-            <w:rStyle w:val="Hyperlink"/>
-          </w:rPr>
-          <w:t xml:space="preserve"> </w:t>
-        </w:r>
-        <w:r>
-          <w:rPr>
-            <w:rStyle w:val="Hyperlink"/>
-          </w:rPr>
-          <w:t xml:space="preserve">hypotheses based on new dates and biochronological analyses</w:t>
-        </w:r>
-      </w:hyperlink>
-      <w:r>
-        <w:t xml:space="preserve">. Ameghiniana 60:465–491.</w:t>
-      </w:r>
-    </w:p>
-    <w:bookmarkEnd w:id="206"/>
-    <w:bookmarkStart w:id="207" w:name="ref-nasif2013"/>
-    <w:p>
-      <w:pPr>
-        <w:pStyle w:val="Bibliography"/>
-      </w:pPr>
-      <w:r>
-        <w:t xml:space="preserve">Nasif, N. L., A. M. Candela, L. Rasia, and M. C. M. Jaén. 2013. Actualización del conocimiento de los roedores del Mioceno tardío de la Mesopotamia argentina: aspectos sistemáticos, evolutivos y paleobiogeográficos. Pp. 147–163</w:t>
-      </w:r>
-      <w:r>
-        <w:t xml:space="preserve"> </w:t>
-      </w:r>
-      <w:r>
-        <w:rPr>
-          <w:i/>
-          <w:iCs/>
-        </w:rPr>
-        <w:t xml:space="preserve">in</w:t>
-      </w:r>
-      <w:r>
-        <w:t xml:space="preserve">.</w:t>
-      </w:r>
-    </w:p>
-    <w:bookmarkEnd w:id="207"/>
-    <w:bookmarkStart w:id="209" w:name="ref-neige2026"/>
-    <w:p>
-      <w:pPr>
-        <w:pStyle w:val="Bibliography"/>
-      </w:pPr>
-      <w:r>
-        <w:t xml:space="preserve">Neige, P., and T. van Tiel. 2026.</w:t>
-      </w:r>
-      <w:r>
-        <w:t xml:space="preserve"> </w:t>
-      </w:r>
-      <w:hyperlink r:id="rId208">
-        <w:r>
-          <w:rPr>
-            <w:rStyle w:val="Hyperlink"/>
-          </w:rPr>
-          <w:t xml:space="preserve">Background extinction due to species specialization? Insights from a high-resolution Jurassic ammonoid case study (Dactylioceratidae)</w:t>
-        </w:r>
-      </w:hyperlink>
-      <w:r>
-        <w:t xml:space="preserve">. Paleobiology 1–17.</w:t>
-      </w:r>
-    </w:p>
-    <w:bookmarkEnd w:id="209"/>
-    <w:bookmarkStart w:id="211" w:name="ref-ogg2020"/>
-    <w:p>
-      <w:pPr>
-        <w:pStyle w:val="Bibliography"/>
-      </w:pPr>
-      <w:r>
-        <w:t xml:space="preserve">Ogg, J. G. 2020.</w:t>
-      </w:r>
-      <w:r>
-        <w:t xml:space="preserve"> </w:t>
-      </w:r>
-      <w:hyperlink r:id="rId210">
-        <w:r>
-          <w:rPr>
-            <w:rStyle w:val="Hyperlink"/>
-          </w:rPr>
-          <w:t xml:space="preserve">Geomagnetic polarity time scale</w:t>
-        </w:r>
-      </w:hyperlink>
-      <w:r>
-        <w:t xml:space="preserve">. Pp. 159–192</w:t>
-      </w:r>
-      <w:r>
-        <w:t xml:space="preserve"> </w:t>
-      </w:r>
-      <w:r>
-        <w:rPr>
-          <w:i/>
-          <w:iCs/>
-        </w:rPr>
-        <w:t xml:space="preserve">in</w:t>
-      </w:r>
-      <w:r>
-        <w:t xml:space="preserve">. Elsevier.</w:t>
-      </w:r>
-    </w:p>
-    <w:bookmarkEnd w:id="211"/>
-    <w:bookmarkStart w:id="213" w:name="ref-paiva2026"/>
-    <w:p>
-      <w:pPr>
-        <w:pStyle w:val="Bibliography"/>
-      </w:pPr>
-      <w:r>
-        <w:t xml:space="preserve">Paiva, A. L., P. Godoy, D. dos Santos, M. Langer, and P. Mannion. 2026.</w:t>
-      </w:r>
-      <w:r>
-        <w:t xml:space="preserve"> </w:t>
-      </w:r>
-      <w:hyperlink r:id="rId212">
-        <w:r>
-          <w:rPr>
-            <w:rStyle w:val="Hyperlink"/>
-          </w:rPr>
-          <w:t xml:space="preserve">Phylogenetically-informed estimates of notosuchian (Archosauria, Crocodylomorpha) body size and the challenges of inferring macroevolutionary patterns in extinct groups</w:t>
-        </w:r>
-      </w:hyperlink>
-      <w:r>
-        <w:t xml:space="preserve">. Palaeontology.</w:t>
-      </w:r>
-    </w:p>
-    <w:bookmarkEnd w:id="213"/>
-    <w:bookmarkStart w:id="215" w:name="ref-palazzesi2012"/>
-    <w:p>
-      <w:pPr>
-        <w:pStyle w:val="Bibliography"/>
-      </w:pPr>
-      <w:r>
-        <w:t xml:space="preserve">Palazzesi, L., and V. Barreda. 2012.</w:t>
-      </w:r>
-      <w:r>
-        <w:t xml:space="preserve"> </w:t>
-      </w:r>
-      <w:hyperlink r:id="rId214">
-        <w:r>
-          <w:rPr>
-            <w:rStyle w:val="Hyperlink"/>
-          </w:rPr>
-          <w:t xml:space="preserve">Fossil pollen records reveal a late rise of open-habitat ecosystems in Patagonia</w:t>
-        </w:r>
-      </w:hyperlink>
-      <w:r>
-        <w:t xml:space="preserve">. Nature Communications 3:1294.</w:t>
-      </w:r>
-    </w:p>
-    <w:bookmarkEnd w:id="215"/>
-    <w:bookmarkStart w:id="216" w:name="ref-pascual1996"/>
-    <w:p>
-      <w:pPr>
-        <w:pStyle w:val="Bibliography"/>
-      </w:pPr>
-      <w:r>
-        <w:t xml:space="preserve">Pascual, R., E. Ortiz-Jaureguizar, and J. L. Prado. 1996. Land mammals: Paradigm for cenozoic south american geobiotic evolution.</w:t>
-      </w:r>
-    </w:p>
-    <w:bookmarkEnd w:id="216"/>
-    <w:bookmarkStart w:id="218" w:name="ref-patton2015"/>
-    <w:p>
-      <w:pPr>
-        <w:pStyle w:val="Bibliography"/>
-      </w:pPr>
-      <w:r>
-        <w:t xml:space="preserve">Patton, J. L., U. F. J. Pardiñas, and G. D’Elía. 2015.</w:t>
-      </w:r>
-      <w:r>
-        <w:t xml:space="preserve"> </w:t>
-      </w:r>
-      <w:hyperlink r:id="rId217">
-        <w:r>
-          <w:rPr>
-            <w:rStyle w:val="Hyperlink"/>
-          </w:rPr>
-          <w:t xml:space="preserve">Mammals of South America, Volume 2: Rodents</w:t>
-        </w:r>
-      </w:hyperlink>
-      <w:r>
-        <w:t xml:space="preserve">. University of Chicago Press, Chicago, IL.</w:t>
-      </w:r>
-    </w:p>
-    <w:bookmarkEnd w:id="218"/>
-    <w:bookmarkStart w:id="220" w:name="ref-pérez_new_2010"/>
-    <w:p>
-      <w:pPr>
-        <w:pStyle w:val="Bibliography"/>
-      </w:pPr>
-      <w:r>
-        <w:t xml:space="preserve">Pérez, M. E. 2010.</w:t>
-      </w:r>
-      <w:r>
-        <w:t xml:space="preserve"> </w:t>
-      </w:r>
-      <w:hyperlink r:id="rId219">
-        <w:r>
-          <w:rPr>
-            <w:rStyle w:val="Hyperlink"/>
-          </w:rPr>
-          <w:t xml:space="preserve">A new rodent (cavioidea, hystricognathi) from the middle miocene of patagonia, mandibular homologies, and the origin of the crown group cavioidea sensu stricto</w:t>
-        </w:r>
-      </w:hyperlink>
-      <w:r>
-        <w:t xml:space="preserve">. Journal of Vertebrate Paleontology 30:1848–1859.</w:t>
-      </w:r>
-    </w:p>
-    <w:bookmarkEnd w:id="220"/>
-    <w:bookmarkStart w:id="222" w:name="ref-pimiento2019"/>
-    <w:p>
-      <w:pPr>
-        <w:pStyle w:val="Bibliography"/>
-      </w:pPr>
-      <w:r>
-        <w:t xml:space="preserve">Pimiento, C., J. L. Cantalapiedra, K. Shimada, D. J. Field, and J. B. Smaers. 2019.</w:t>
-      </w:r>
-      <w:r>
-        <w:t xml:space="preserve"> </w:t>
-      </w:r>
-      <w:hyperlink r:id="rId221">
-        <w:r>
-          <w:rPr>
-            <w:rStyle w:val="Hyperlink"/>
-          </w:rPr>
-          <w:t xml:space="preserve">Evolutionary pathways toward gigantism in sharks and rays</w:t>
-        </w:r>
-      </w:hyperlink>
-      <w:r>
-        <w:t xml:space="preserve">. Evolution 73:588–599.</w:t>
-      </w:r>
-    </w:p>
-    <w:bookmarkEnd w:id="222"/>
-    <w:bookmarkStart w:id="224" w:name="ref-quental2013"/>
-    <w:p>
-      <w:pPr>
-        <w:pStyle w:val="Bibliography"/>
-      </w:pPr>
-      <w:r>
-        <w:t xml:space="preserve">Quental, T. B., and C. R. Marshall. 2013.</w:t>
-      </w:r>
-      <w:r>
-        <w:t xml:space="preserve"> </w:t>
-      </w:r>
-      <w:hyperlink r:id="rId223">
-        <w:r>
-          <w:rPr>
-            <w:rStyle w:val="Hyperlink"/>
-          </w:rPr>
-          <w:t xml:space="preserve">How the red queen drives terrestrial mammals to extinction</w:t>
-        </w:r>
-      </w:hyperlink>
-      <w:r>
-        <w:t xml:space="preserve">. Science 341:290–292.</w:t>
-      </w:r>
-    </w:p>
-    <w:bookmarkEnd w:id="224"/>
-    <w:bookmarkStart w:id="226" w:name="ref-quintero_loss_2025"/>
-    <w:p>
-      <w:pPr>
-        <w:pStyle w:val="Bibliography"/>
-      </w:pPr>
-      <w:r>
-        <w:t xml:space="preserve">Quintero, I., J. Andréoletti, D. Silvestro, and H. Morlon. 2025.</w:t>
-      </w:r>
-      <w:r>
-        <w:t xml:space="preserve"> </w:t>
-      </w:r>
-      <w:hyperlink r:id="rId225">
-        <w:r>
-          <w:rPr>
-            <w:rStyle w:val="Hyperlink"/>
-          </w:rPr>
-          <w:t xml:space="preserve">Loss of macroevolutionary species fitness explains the rise and fall of clades</w:t>
-        </w:r>
-      </w:hyperlink>
-      <w:r>
-        <w:t xml:space="preserve">. Nat Ecol Evol 1–12. Nature Publishing Group.</w:t>
-      </w:r>
-    </w:p>
-    <w:bookmarkEnd w:id="226"/>
-    <w:bookmarkStart w:id="228" w:name="ref-rasia_reappraisal_2018"/>
-    <w:p>
-      <w:pPr>
-        <w:pStyle w:val="Bibliography"/>
-      </w:pPr>
-      <w:r>
-        <w:t xml:space="preserve">Rasia, L. L., and A. M. Candela. 2018.</w:t>
-      </w:r>
-      <w:r>
-        <w:t xml:space="preserve"> </w:t>
-      </w:r>
-      <w:hyperlink r:id="rId227">
-        <w:r>
-          <w:rPr>
-            <w:rStyle w:val="Hyperlink"/>
-          </w:rPr>
-          <w:t xml:space="preserve">Reappraisal of the giant caviomorph rodent phoberomys burmeisteri (ameghino, 1886) from the late miocene of northeastern argentina, and the phylogeny and diversity of neoepiblemidae</w:t>
-        </w:r>
-      </w:hyperlink>
-      <w:r>
-        <w:t xml:space="preserve">. Historical Biology 30:486–495. Taylor &amp; Francis.</w:t>
-      </w:r>
-    </w:p>
-    <w:bookmarkEnd w:id="228"/>
-    <w:bookmarkStart w:id="230" w:name="ref-rasia_comprehensive_2021"/>
-    <w:p>
-      <w:pPr>
-        <w:pStyle w:val="Bibliography"/>
-      </w:pPr>
-      <w:r>
-        <w:t xml:space="preserve">Rasia, L. L., A. M. Candela, and C. Cañón. 2021.</w:t>
-      </w:r>
-      <w:r>
-        <w:t xml:space="preserve"> </w:t>
-      </w:r>
-      <w:hyperlink r:id="rId229">
-        <w:r>
-          <w:rPr>
-            <w:rStyle w:val="Hyperlink"/>
-          </w:rPr>
-          <w:t xml:space="preserve">Comprehensive total evidence phylogeny of chinchillids (rodentia, caviomorpha): Cheek teeth anatomy and evolution</w:t>
-        </w:r>
-      </w:hyperlink>
-      <w:r>
-        <w:t xml:space="preserve">. Journal of Anatomy 239:405–423.</w:t>
-      </w:r>
-    </w:p>
-    <w:bookmarkEnd w:id="230"/>
-    <w:bookmarkStart w:id="232" w:name="ref-rasia2024"/>
-    <w:p>
-      <w:pPr>
-        <w:pStyle w:val="Bibliography"/>
-      </w:pPr>
-      <w:r>
-        <w:t xml:space="preserve">Rasia, L. L., C. I. Montalvo, R. Sostillo, L. Kerber, and R. L. Tomassini. 2024.</w:t>
-      </w:r>
-      <w:r>
-        <w:t xml:space="preserve"> </w:t>
-      </w:r>
-      <w:hyperlink r:id="rId231">
-        <w:r>
-          <w:rPr>
-            <w:rStyle w:val="Hyperlink"/>
-          </w:rPr>
-          <w:t xml:space="preserve">Dinomyid (rodentia, caviomorpha) diversity from the late miocene (chasicoan stage/age) cerro azul formation at the classical arroyo chasicó locality (argentina)</w:t>
-        </w:r>
-      </w:hyperlink>
-      <w:r>
-        <w:t xml:space="preserve">. Historical Biology 37:1902–1914.</w:t>
-      </w:r>
-    </w:p>
-    <w:bookmarkEnd w:id="232"/>
-    <w:bookmarkStart w:id="234" w:name="ref-rinderknecht2008"/>
-    <w:p>
-      <w:pPr>
-        <w:pStyle w:val="Bibliography"/>
-      </w:pPr>
-      <w:r>
-        <w:t xml:space="preserve">Rinderknecht, A., and R. E. Blanco. 2008.</w:t>
-      </w:r>
-      <w:r>
-        <w:t xml:space="preserve"> </w:t>
-      </w:r>
-      <w:hyperlink r:id="rId233">
-        <w:r>
-          <w:rPr>
-            <w:rStyle w:val="Hyperlink"/>
-          </w:rPr>
-          <w:t xml:space="preserve">The largest fossil rodent</w:t>
-        </w:r>
-      </w:hyperlink>
-      <w:r>
-        <w:t xml:space="preserve">. Proceedings of the Royal Society B: Biological Sciences 275:923–928.</w:t>
-      </w:r>
-    </w:p>
-    <w:bookmarkEnd w:id="234"/>
-    <w:bookmarkStart w:id="236" w:name="ref-robinet2020"/>
-    <w:p>
-      <w:pPr>
-        <w:pStyle w:val="Bibliography"/>
-      </w:pPr>
-      <w:r>
-        <w:t xml:space="preserve">Robinet, C., G. Merceron, A. M. Candela, and L. Marivaux. 2020.</w:t>
-      </w:r>
-      <w:r>
-        <w:t xml:space="preserve"> </w:t>
-      </w:r>
-      <w:hyperlink r:id="rId235">
-        <w:r>
-          <w:rPr>
-            <w:rStyle w:val="Hyperlink"/>
-          </w:rPr>
-          <w:t xml:space="preserve">Dental microwear texture analysis and diet in caviomorphs (rodentia) from the serra do mar atlantic forest (brazil)</w:t>
-        </w:r>
-      </w:hyperlink>
-      <w:r>
-        <w:t xml:space="preserve">. Journal of Mammalogy 101:386–402.</w:t>
-      </w:r>
-    </w:p>
-    <w:bookmarkEnd w:id="236"/>
-    <w:bookmarkStart w:id="238" w:name="ref-salas-gismondi2015"/>
-    <w:p>
-      <w:pPr>
-        <w:pStyle w:val="Bibliography"/>
-      </w:pPr>
-      <w:r>
-        <w:t xml:space="preserve">Salas-Gismondi, R., J. J. Flynn, P. Baby, J. V. Tejada-Lara, F. P. Wesselingh, and P.-O. Antoine. 2015.</w:t>
-      </w:r>
-      <w:r>
-        <w:t xml:space="preserve"> </w:t>
-      </w:r>
-      <w:hyperlink r:id="rId237">
-        <w:r>
-          <w:rPr>
-            <w:rStyle w:val="Hyperlink"/>
-          </w:rPr>
-          <w:t xml:space="preserve">A miocene hyperdiverse crocodylian community reveals peculiar trophic dynamics in proto-amazonian mega-wetlands</w:t>
-        </w:r>
-      </w:hyperlink>
-      <w:r>
-        <w:t xml:space="preserve">. Proceedings of the Royal Society B: Biological Sciences 282:20142490.</w:t>
-      </w:r>
-    </w:p>
-    <w:bookmarkEnd w:id="238"/>
-    <w:bookmarkStart w:id="240" w:name="ref-sánchez-villagra2003"/>
-    <w:p>
-      <w:pPr>
-        <w:pStyle w:val="Bibliography"/>
-      </w:pPr>
-      <w:r>
-        <w:t xml:space="preserve">Sánchez-Villagra, M. R., O. Aguilera, and I. Horovitz. 2003.</w:t>
-      </w:r>
-      <w:r>
-        <w:t xml:space="preserve"> </w:t>
-      </w:r>
-      <w:hyperlink r:id="rId239">
-        <w:r>
-          <w:rPr>
-            <w:rStyle w:val="Hyperlink"/>
-          </w:rPr>
-          <w:t xml:space="preserve">The anatomy of the world’s largest extinct rodent</w:t>
-        </w:r>
-      </w:hyperlink>
-      <w:r>
-        <w:t xml:space="preserve">. Science 301:1708–1710.</w:t>
-      </w:r>
-    </w:p>
-    <w:bookmarkEnd w:id="240"/>
-    <w:bookmarkStart w:id="242" w:name="ref-sander2011"/>
-    <w:p>
-      <w:pPr>
-        <w:pStyle w:val="Bibliography"/>
-      </w:pPr>
-      <w:r>
-        <w:t xml:space="preserve">Sander, P. M., A. Christian, M. Clauss, R. Fechner, C. T. Gee, E.-M. Griebeler, H.-C. Gunga, J. Hummel, H. Mallison, S. F. Perry, H. Preuschoft, O. W. M. Rauhut, K. Remes, T. Tütken, O. Wings, and U. Witzel. 2011.</w:t>
-      </w:r>
-      <w:r>
-        <w:t xml:space="preserve"> </w:t>
-      </w:r>
-      <w:hyperlink r:id="rId241">
-        <w:r>
-          <w:rPr>
-            <w:rStyle w:val="Hyperlink"/>
-          </w:rPr>
-          <w:t xml:space="preserve">Biology of the sauropod dinosaurs: the evolution of gigantism</w:t>
-        </w:r>
-      </w:hyperlink>
-      <w:r>
-        <w:t xml:space="preserve">. Biological Reviews 86:117–155.</w:t>
-      </w:r>
-    </w:p>
-    <w:bookmarkEnd w:id="242"/>
-    <w:bookmarkStart w:id="244" w:name="ref-silvestro2015"/>
-    <w:p>
-      <w:pPr>
-        <w:pStyle w:val="Bibliography"/>
-      </w:pPr>
-      <w:r>
-        <w:t xml:space="preserve">Silvestro, D., A. Antonelli, N. Salamin, and T. B. Quental. 2015.</w:t>
-      </w:r>
-      <w:r>
-        <w:t xml:space="preserve"> </w:t>
-      </w:r>
-      <w:hyperlink r:id="rId243">
-        <w:r>
-          <w:rPr>
-            <w:rStyle w:val="Hyperlink"/>
-          </w:rPr>
-          <w:t xml:space="preserve">The role of clade competition in the diversification of North American canids</w:t>
-        </w:r>
-      </w:hyperlink>
-      <w:r>
-        <w:t xml:space="preserve">. Proceedings of the National Academy of Sciences 112:8684–8689.</w:t>
-      </w:r>
-    </w:p>
-    <w:bookmarkEnd w:id="244"/>
-    <w:bookmarkStart w:id="246" w:name="ref-silvestro2019"/>
-    <w:p>
-      <w:pPr>
-        <w:pStyle w:val="Bibliography"/>
-      </w:pPr>
-      <w:r>
-        <w:t xml:space="preserve">Silvestro, D., N. Salamin, A. Antonelli, and X. Meyer. 2019.</w:t>
-      </w:r>
-      <w:r>
-        <w:t xml:space="preserve"> </w:t>
-      </w:r>
-      <w:hyperlink r:id="rId245">
-        <w:r>
-          <w:rPr>
-            <w:rStyle w:val="Hyperlink"/>
-          </w:rPr>
-          <w:t xml:space="preserve">Improved estimation of macroevolutionary rates from fossil data using a Bayesian framework</w:t>
-        </w:r>
-      </w:hyperlink>
-      <w:r>
-        <w:t xml:space="preserve">. Paleobiology 45:546–570.</w:t>
-      </w:r>
-    </w:p>
-    <w:bookmarkEnd w:id="246"/>
-    <w:bookmarkStart w:id="248" w:name="ref-silvestro2014"/>
-    <w:p>
-      <w:pPr>
-        <w:pStyle w:val="Bibliography"/>
-      </w:pPr>
-      <w:r>
-        <w:t xml:space="preserve">Silvestro, D., N. Salamin, and J. Schnitzler. 2014.</w:t>
-      </w:r>
-      <w:r>
-        <w:t xml:space="preserve"> </w:t>
-      </w:r>
-      <w:hyperlink r:id="rId247">
-        <w:r>
-          <w:rPr>
-            <w:rStyle w:val="Hyperlink"/>
-          </w:rPr>
-          <w:t xml:space="preserve">PyRate: a new program to estimate speciation and extinction rates from incomplete fossil data</w:t>
-        </w:r>
-      </w:hyperlink>
-      <w:r>
-        <w:t xml:space="preserve">. Methods in Ecology and Evolution 5:1126–1131.</w:t>
-      </w:r>
-    </w:p>
-    <w:bookmarkEnd w:id="248"/>
-    <w:bookmarkStart w:id="249" w:name="ref-simpson1980"/>
-    <w:p>
-      <w:pPr>
-        <w:pStyle w:val="Bibliography"/>
-      </w:pPr>
-      <w:r>
-        <w:t xml:space="preserve">Simpson, G. G. 1980. Splendid isolation : The curious history of south american mammals. Yale University Press, New Haven.</w:t>
-      </w:r>
-    </w:p>
-    <w:bookmarkEnd w:id="249"/>
-    <w:bookmarkStart w:id="250" w:name="ref-simpson1944"/>
-    <w:p>
-      <w:pPr>
-        <w:pStyle w:val="Bibliography"/>
-      </w:pPr>
-      <w:r>
-        <w:t xml:space="preserve">Simpson, G. G. 1944. Tempo and mode in evolution. Columbia University Press.</w:t>
-      </w:r>
-    </w:p>
-    <w:bookmarkEnd w:id="250"/>
-    <w:bookmarkStart w:id="252" w:name="ref-solórzano2024"/>
-    <w:p>
-      <w:pPr>
-        <w:pStyle w:val="Bibliography"/>
-      </w:pPr>
-      <w:r>
-        <w:t xml:space="preserve">Solórzano, A., M. Núñez-Flores, and E. Rodríguez-Serrano. 2024. The rise and fall of notoungulates: How andean uplift, available land area, competition, and depredation driven its diversification dynamics. Gondwana Research, doi:</w:t>
-      </w:r>
-      <w:r>
-        <w:t xml:space="preserve"> </w:t>
-      </w:r>
-      <w:hyperlink r:id="rId251">
-        <w:r>
-          <w:rPr>
-            <w:rStyle w:val="Hyperlink"/>
-          </w:rPr>
-          <w:t xml:space="preserve">10.1016/j.gr.2024.08.002</w:t>
-        </w:r>
-      </w:hyperlink>
-      <w:r>
-        <w:t xml:space="preserve">.</w:t>
-      </w:r>
-    </w:p>
-    <w:bookmarkEnd w:id="252"/>
-    <w:bookmarkStart w:id="253" w:name="ref-stebbins1974"/>
-    <w:p>
-      <w:pPr>
-        <w:pStyle w:val="Bibliography"/>
-      </w:pPr>
-      <w:r>
-        <w:t xml:space="preserve">Stebbins, G. L. 1974. Trends of angiosperm phylogeny - the ecological basis of diversity. Pp. 156–170</w:t>
-      </w:r>
-      <w:r>
-        <w:t xml:space="preserve"> </w:t>
-      </w:r>
-      <w:r>
-        <w:rPr>
-          <w:i/>
-          <w:iCs/>
-        </w:rPr>
-        <w:t xml:space="preserve">in</w:t>
-      </w:r>
-      <w:r>
-        <w:t xml:space="preserve">. Cambridge, Mass.</w:t>
-      </w:r>
-    </w:p>
-    <w:bookmarkEnd w:id="253"/>
-    <w:bookmarkStart w:id="255" w:name="ref-stenseth_coevolution_1984"/>
-    <w:p>
-      <w:pPr>
-        <w:pStyle w:val="Bibliography"/>
-      </w:pPr>
-      <w:r>
-        <w:t xml:space="preserve">Stenseth, N. Chr., and J. M. Smith. 1984.</w:t>
-      </w:r>
-      <w:r>
-        <w:t xml:space="preserve"> </w:t>
-      </w:r>
-      <w:hyperlink r:id="rId254">
-        <w:r>
-          <w:rPr>
-            <w:rStyle w:val="Hyperlink"/>
-          </w:rPr>
-          <w:t xml:space="preserve">Coevolution in ecosystems: Red queen or evolutionary stasis?</w:t>
-        </w:r>
-      </w:hyperlink>
-      <w:r>
-        <w:t xml:space="preserve"> Evol 38:870–880.</w:t>
-      </w:r>
-    </w:p>
-    <w:bookmarkEnd w:id="255"/>
-    <w:bookmarkStart w:id="257" w:name="ref-strömberg2013"/>
-    <w:p>
-      <w:pPr>
-        <w:pStyle w:val="Bibliography"/>
-      </w:pPr>
-      <w:r>
-        <w:t xml:space="preserve">Strömberg, C. A. E., R. E. Dunn, R. H. Madden, M. J. Kohn, and A. A. Carlini. 2013.</w:t>
-      </w:r>
-      <w:r>
-        <w:t xml:space="preserve"> </w:t>
-      </w:r>
-      <w:hyperlink r:id="rId256">
-        <w:r>
-          <w:rPr>
-            <w:rStyle w:val="Hyperlink"/>
-          </w:rPr>
-          <w:t xml:space="preserve">Decoupling the spread of grasslands from the evolution of grazer-type herbivores in South America</w:t>
-        </w:r>
-      </w:hyperlink>
-      <w:r>
-        <w:t xml:space="preserve">. Nature Communications 4:1478.</w:t>
-      </w:r>
-    </w:p>
-    <w:bookmarkEnd w:id="257"/>
-    <w:bookmarkStart w:id="259" w:name="ref-tardif2025"/>
-    <w:p>
-      <w:pPr>
-        <w:pStyle w:val="Bibliography"/>
-      </w:pPr>
-      <w:r>
-        <w:t xml:space="preserve">Tardif, D., F. L. Condamine, S. J. R. Streiff, P. Sepulchre, and T. L. P. Couvreur. 2025.</w:t>
-      </w:r>
-      <w:r>
-        <w:t xml:space="preserve"> </w:t>
-      </w:r>
-      <w:hyperlink r:id="rId258">
-        <w:r>
-          <w:rPr>
-            <w:rStyle w:val="Hyperlink"/>
-          </w:rPr>
-          <w:t xml:space="preserve">Generating Spatialised and Seasonal Deep-Time Palaeoclimatic Information: Integration Into an Environmental-Dependent Diversification Model</w:t>
-        </w:r>
-      </w:hyperlink>
-      <w:r>
-        <w:t xml:space="preserve">. Global Ecology and Biogeography 34:e70024.</w:t>
-      </w:r>
-    </w:p>
-    <w:bookmarkEnd w:id="259"/>
-    <w:bookmarkStart w:id="261" w:name="ref-tarquini2022"/>
-    <w:p>
-      <w:pPr>
-        <w:pStyle w:val="Bibliography"/>
-      </w:pPr>
-      <w:r>
-        <w:t xml:space="preserve">Tarquini, S. D., S. Ladevèze, and F. J. Prevosti. 2022.</w:t>
-      </w:r>
-      <w:r>
-        <w:t xml:space="preserve"> </w:t>
-      </w:r>
-      <w:hyperlink r:id="rId260">
-        <w:r>
-          <w:rPr>
-            <w:rStyle w:val="Hyperlink"/>
-          </w:rPr>
-          <w:t xml:space="preserve">The multicausal twilight of South American native mammalian predators (Metatheria, Sparassodonta)</w:t>
-        </w:r>
-      </w:hyperlink>
-      <w:r>
-        <w:t xml:space="preserve">. Scientific Reports 12:1224.</w:t>
-      </w:r>
-    </w:p>
-    <w:bookmarkEnd w:id="261"/>
-    <w:bookmarkStart w:id="263" w:name="ref-database"/>
-    <w:p>
-      <w:pPr>
-        <w:pStyle w:val="Bibliography"/>
-      </w:pPr>
-      <w:r>
-        <w:t xml:space="preserve">Upham, N., C. Burgin, J. Widness, S. Liphardt, C. Parker, M. Becker, I. Rochon, D. Huckaby, and J. Zijlstra. 2026.</w:t>
-      </w:r>
-      <w:r>
-        <w:t xml:space="preserve"> </w:t>
-      </w:r>
-      <w:hyperlink r:id="rId262">
-        <w:r>
-          <w:rPr>
-            <w:rStyle w:val="Hyperlink"/>
-          </w:rPr>
-          <w:t xml:space="preserve">Mammal Diversity Database v2.4</w:t>
-        </w:r>
-      </w:hyperlink>
-      <w:r>
-        <w:t xml:space="preserve">.</w:t>
-      </w:r>
-    </w:p>
-    <w:bookmarkEnd w:id="263"/>
-    <w:bookmarkStart w:id="265" w:name="ref-vallejos-garrido2023"/>
-    <w:p>
-      <w:pPr>
-        <w:pStyle w:val="Bibliography"/>
-      </w:pPr>
-      <w:r>
-        <w:t xml:space="preserve">Vallejos-Garrido, P., K. Pino, N. Espinoza-Aravena, A. Pari, O. Inostroza-Michael, M. Toledo-Muñoz, B. Castillo-Ravanal, V. Romero-Alarcón, C. E. Hernández, R. E. Palma, and E. Rodríguez-Serrano. 2023.</w:t>
-      </w:r>
-      <w:r>
-        <w:t xml:space="preserve"> </w:t>
-      </w:r>
-      <w:hyperlink r:id="rId264">
-        <w:r>
-          <w:rPr>
-            <w:rStyle w:val="Hyperlink"/>
-          </w:rPr>
-          <w:t xml:space="preserve">The importance of the Andes in the evolutionary radiation of Sigmodontinae (Rodentia, Cricetidae), the most diverse group of mammals in the Neotropics</w:t>
-        </w:r>
-      </w:hyperlink>
-      <w:r>
-        <w:t xml:space="preserve">. Scientific Reports 13:2207.</w:t>
-      </w:r>
-    </w:p>
-    <w:bookmarkEnd w:id="265"/>
-    <w:bookmarkStart w:id="267" w:name="ref-vanvalen1960"/>
-    <w:p>
-      <w:pPr>
-        <w:pStyle w:val="Bibliography"/>
-      </w:pPr>
-      <w:r>
-        <w:t xml:space="preserve">Van Valen, L. 1960.</w:t>
-      </w:r>
-      <w:r>
-        <w:t xml:space="preserve"> </w:t>
-      </w:r>
-      <w:hyperlink r:id="rId266">
-        <w:r>
-          <w:rPr>
-            <w:rStyle w:val="Hyperlink"/>
-          </w:rPr>
-          <w:t xml:space="preserve">A functional index of hypsodonty</w:t>
-        </w:r>
-      </w:hyperlink>
-      <w:r>
-        <w:t xml:space="preserve">. Evolution 14:531–532.</w:t>
-      </w:r>
-    </w:p>
-    <w:bookmarkEnd w:id="267"/>
-    <w:bookmarkStart w:id="268" w:name="ref-vanvalen1973"/>
-    <w:p>
-      <w:pPr>
-        <w:pStyle w:val="Bibliography"/>
-      </w:pPr>
-      <w:r>
-        <w:t xml:space="preserve">Van Valen, L. 1973a. A new evolutionary law. Evolutionary Theory 1–30.</w:t>
-      </w:r>
-    </w:p>
-    <w:bookmarkEnd w:id="268"/>
-    <w:bookmarkStart w:id="269" w:name="ref-van_valen_pattern_1973"/>
-    <w:p>
-      <w:pPr>
-        <w:pStyle w:val="Bibliography"/>
-      </w:pPr>
-      <w:r>
-        <w:t xml:space="preserve">Van Valen, L. 1973b. Pattern and the balance of nature. Evol. Theory 1:31–49.</w:t>
-      </w:r>
-    </w:p>
-    <w:bookmarkEnd w:id="269"/>
-    <w:bookmarkStart w:id="270" w:name="ref-vrba1995"/>
-    <w:p>
-      <w:pPr>
-        <w:pStyle w:val="Bibliography"/>
-      </w:pPr>
-      <w:r>
-        <w:t xml:space="preserve">Vrba, E. S. 1995. On the connections between paleoclimate and evolution. Pp. 25–45</w:t>
-      </w:r>
-      <w:r>
-        <w:t xml:space="preserve"> </w:t>
-      </w:r>
-      <w:r>
-        <w:rPr>
-          <w:i/>
-          <w:iCs/>
-        </w:rPr>
-        <w:t xml:space="preserve">in</w:t>
-      </w:r>
-      <w:r>
-        <w:t xml:space="preserve">. New Haven; London.</w:t>
-      </w:r>
-    </w:p>
-    <w:bookmarkEnd w:id="270"/>
-    <w:bookmarkStart w:id="271" w:name="ref-vrba1993"/>
-    <w:p>
-      <w:pPr>
-        <w:pStyle w:val="Bibliography"/>
-      </w:pPr>
-      <w:r>
-        <w:t xml:space="preserve">Vrba, E. S. 1993. Turnover-pulses, the red queen and related topics. American Journal of Science 293:418–452.</w:t>
-      </w:r>
-    </w:p>
-    <w:bookmarkEnd w:id="271"/>
-    <w:bookmarkStart w:id="272" w:name="ref-vucetich2015"/>
-    <w:p>
-      <w:pPr>
-        <w:pStyle w:val="Bibliography"/>
-      </w:pPr>
-      <w:r>
-        <w:t xml:space="preserve">Vucetich, M. G., M. Arnal, C. M. Deschamps, and M. E. Pérez. 2015. A brief history of caviomorph rodents as told by the fossil record. Pp. 11–62</w:t>
-      </w:r>
-      <w:r>
-        <w:t xml:space="preserve"> </w:t>
-      </w:r>
-      <w:r>
-        <w:rPr>
-          <w:i/>
-          <w:iCs/>
-        </w:rPr>
-        <w:t xml:space="preserve">in</w:t>
-      </w:r>
-      <w:r>
-        <w:t xml:space="preserve">. Sociedad Argentina para el Estudio de los Mammíferos (SAREM), Buenos Aires, Argentina.</w:t>
-      </w:r>
-    </w:p>
-    <w:bookmarkEnd w:id="272"/>
-    <w:bookmarkStart w:id="273" w:name="ref-webb1985"/>
-    <w:p>
-      <w:pPr>
-        <w:pStyle w:val="Bibliography"/>
-      </w:pPr>
-      <w:r>
-        <w:t xml:space="preserve">Webb, S. D. 1985. Late cenozoic mammal dispersals between the americas.</w:t>
-      </w:r>
-    </w:p>
-    <w:bookmarkEnd w:id="273"/>
-    <w:bookmarkStart w:id="275" w:name="ref-weppe2023"/>
-    <w:p>
-      <w:pPr>
-        <w:pStyle w:val="Bibliography"/>
-      </w:pPr>
-      <w:r>
-        <w:t xml:space="preserve">Weppe, R., F. L. Condamine, G. Guinot, J. Maugoust, and M. J. Orliac. 2023.</w:t>
-      </w:r>
-      <w:r>
-        <w:t xml:space="preserve"> </w:t>
-      </w:r>
-      <w:hyperlink r:id="rId274">
-        <w:r>
-          <w:rPr>
-            <w:rStyle w:val="Hyperlink"/>
-          </w:rPr>
-          <w:t xml:space="preserve">Drivers of the artiodactyl turnover in insular western europe at the eocene</w:t>
-        </w:r>
-        <w:r>
-          <w:rPr>
-            <w:rStyle w:val="Hyperlink"/>
-          </w:rPr>
-          <w:t xml:space="preserve">oligocene transition</w:t>
-        </w:r>
-      </w:hyperlink>
-      <w:r>
-        <w:t xml:space="preserve">. Proceedings of the National Academy of Sciences 120:e2309945120.</w:t>
-      </w:r>
-    </w:p>
-    <w:bookmarkEnd w:id="275"/>
-    <w:bookmarkStart w:id="277" w:name="ref-westerhold2020"/>
-    <w:p>
-      <w:pPr>
-        <w:pStyle w:val="Bibliography"/>
-      </w:pPr>
-      <w:r>
-        <w:t xml:space="preserve">Westerhold, T., N. Marwan, A. J. Drury, D. Liebrand, C. Agnini, E. Anagnostou, J. S. K. Barnet, S. M. Bohaty, D. De Vleeschouwer, F. Florindo, T. Frederichs, D. A. Hodell, A. E. Holbourn, D. Kroon, V. Lauretano, K. Littler, L. J. Lourens, M. Lyle, H. Pälike, U. Röhl, J. Tian, R. H. Wilkens, P. A. Wilson, and J. C. Zachos. 2020.</w:t>
-      </w:r>
-      <w:r>
-        <w:t xml:space="preserve"> </w:t>
-      </w:r>
-      <w:hyperlink r:id="rId276">
-        <w:r>
-          <w:rPr>
-            <w:rStyle w:val="Hyperlink"/>
-          </w:rPr>
-          <w:t xml:space="preserve">An astronomically dated record of earth</w:t>
-        </w:r>
-        <w:r>
-          <w:rPr>
-            <w:rStyle w:val="Hyperlink"/>
-          </w:rPr>
-          <w:t xml:space="preserve">’</w:t>
-        </w:r>
-        <w:r>
-          <w:rPr>
-            <w:rStyle w:val="Hyperlink"/>
-          </w:rPr>
-          <w:t xml:space="preserve">s climate and its predictability over the last 66 million years</w:t>
-        </w:r>
-      </w:hyperlink>
-      <w:r>
-        <w:t xml:space="preserve">. Science 369:1383–1387.</w:t>
+        <w:t xml:space="preserve">. Molecular Biology and Evolution 38:84–95.</w:t>
       </w:r>
     </w:p>
     <w:bookmarkEnd w:id="277"/>
-    <w:bookmarkStart w:id="279" w:name="ref-woods2021"/>
-    <w:p>
-      <w:pPr>
-        <w:pStyle w:val="Bibliography"/>
-      </w:pPr>
-      <w:r>
-        <w:t xml:space="preserve">Woods, R., I. Barnes, S. Brace, and S. T. Turvey. 2021.</w:t>
-      </w:r>
-      <w:r>
-        <w:t xml:space="preserve"> </w:t>
-      </w:r>
-      <w:hyperlink r:id="rId278">
-        <w:r>
-          <w:rPr>
-            <w:rStyle w:val="Hyperlink"/>
-          </w:rPr>
-          <w:t xml:space="preserve">Ancient DNA suggests single colonization and within-archipelago diversification of caribbean caviomorph rodents</w:t>
-        </w:r>
-      </w:hyperlink>
-      <w:r>
-        <w:t xml:space="preserve">. Molecular Biology and Evolution 38:84–95.</w:t>
+    <w:bookmarkEnd w:id="278"/>
+    <w:p>
+      <w:r>
+        <w:br w:type="page"/>
       </w:r>
     </w:p>
     <w:bookmarkEnd w:id="279"/>
-    <w:bookmarkEnd w:id="280"/>
-    <w:p>
-      <w:r>
-        <w:br w:type="page"/>
-      </w:r>
-    </w:p>
-    <w:bookmarkEnd w:id="281"/>
-    <w:bookmarkStart w:id="299" w:name="figures"/>
+    <w:bookmarkStart w:id="301" w:name="figures"/>
     <w:p>
       <w:pPr>
         <w:pStyle w:val="Heading1"/>
@@ -9046,7 +9015,7 @@
       <w:tr>
         <w:tc>
           <w:tcPr/>
-          <w:bookmarkStart w:id="286" w:name="fig-ExtSampl"/>
+          <w:bookmarkStart w:id="284" w:name="fig-ExtSampl"/>
           <w:p>
             <w:pPr>
               <w:pStyle w:val="Compact"/>
@@ -9057,18 +9026,18 @@
                 <wp:inline>
                   <wp:extent cx="5943600" cy="1635861"/>
                   <wp:effectExtent b="0" l="0" r="0" t="0"/>
-                  <wp:docPr descr="" title="" id="283" name="Picture"/>
+                  <wp:docPr descr="" title="" id="281" name="Picture"/>
                   <a:graphic>
                     <a:graphicData uri="http://schemas.openxmlformats.org/drawingml/2006/picture">
                       <pic:pic>
                         <pic:nvPicPr>
-                          <pic:cNvPr descr="../Figures/Main/extant_sampling/extant_sampling.png" id="284" name="Picture"/>
+                          <pic:cNvPr descr="../Figures/Main/extant_sampling/extant_sampling.png" id="282" name="Picture"/>
                           <pic:cNvPicPr>
                             <a:picLocks noChangeArrowheads="1" noChangeAspect="1"/>
                           </pic:cNvPicPr>
                         </pic:nvPicPr>
                         <pic:blipFill>
-                          <a:blip r:embed="rId282"/>
+                          <a:blip r:embed="rId280"/>
                           <a:stretch>
                             <a:fillRect/>
                           </a:stretch>
@@ -9612,7 +9581,7 @@
             <w:r>
               <w:t xml:space="preserve"> </w:t>
             </w:r>
-            <w:hyperlink r:id="rId285">
+            <w:hyperlink r:id="rId283">
               <w:r>
                 <w:rPr>
                   <w:rStyle w:val="Hyperlink"/>
@@ -9624,18 +9593,10 @@
               <w:t xml:space="preserve">, see Tab. S3 for additional information.</w:t>
             </w:r>
           </w:p>
-          <w:bookmarkEnd w:id="286"/>
+          <w:bookmarkEnd w:id="284"/>
         </w:tc>
       </w:tr>
     </w:tbl>
-    <w:p>
-      <w:pPr>
-        <w:pStyle w:val="BodyText"/>
-      </w:pPr>
-      <w:r>
-        <w:br/>
-      </w:r>
-    </w:p>
     <w:tbl>
       <w:tblPr>
         <w:tblStyle w:val="Table"/>
@@ -9649,7 +9610,7 @@
       <w:tr>
         <w:tc>
           <w:tcPr/>
-          <w:bookmarkStart w:id="290" w:name="fig-diversityBM"/>
+          <w:bookmarkStart w:id="288" w:name="fig-diversityBM"/>
           <w:p>
             <w:pPr>
               <w:pStyle w:val="Compact"/>
@@ -9660,18 +9621,18 @@
                 <wp:inline>
                   <wp:extent cx="2519999" cy="7199999"/>
                   <wp:effectExtent b="0" l="0" r="0" t="0"/>
-                  <wp:docPr descr="" title="" id="288" name="Picture"/>
+                  <wp:docPr descr="" title="" id="286" name="Picture"/>
                   <a:graphic>
                     <a:graphicData uri="http://schemas.openxmlformats.org/drawingml/2006/picture">
                       <pic:pic>
                         <pic:nvPicPr>
-                          <pic:cNvPr descr="../Figures/Main/Diversity_and_BM_through_time.png" id="289" name="Picture"/>
+                          <pic:cNvPr descr="../Figures/Main/Diversity_and_BM_through_time.png" id="287" name="Picture"/>
                           <pic:cNvPicPr>
                             <a:picLocks noChangeArrowheads="1" noChangeAspect="1"/>
                           </pic:cNvPicPr>
                         </pic:nvPicPr>
                         <pic:blipFill>
-                          <a:blip r:embed="rId287"/>
+                          <a:blip r:embed="rId285"/>
                           <a:stretch>
                             <a:fillRect/>
                           </a:stretch>
@@ -9855,18 +9816,10 @@
               <w:t xml:space="preserve">, the ribbon depicts the total range of values.</w:t>
             </w:r>
           </w:p>
-          <w:bookmarkEnd w:id="290"/>
+          <w:bookmarkEnd w:id="288"/>
         </w:tc>
       </w:tr>
     </w:tbl>
-    <w:p>
-      <w:pPr>
-        <w:pStyle w:val="BodyText"/>
-      </w:pPr>
-      <w:r>
-        <w:br/>
-      </w:r>
-    </w:p>
     <w:tbl>
       <w:tblPr>
         <w:tblStyle w:val="Table"/>
@@ -9880,7 +9833,7 @@
       <w:tr>
         <w:tc>
           <w:tcPr/>
-          <w:bookmarkStart w:id="294" w:name="fig-lifespans"/>
+          <w:bookmarkStart w:id="292" w:name="fig-lifespans"/>
           <w:p>
             <w:pPr>
               <w:pStyle w:val="Compact"/>
@@ -9891,18 +9844,18 @@
                 <wp:inline>
                   <wp:extent cx="5399999" cy="6839999"/>
                   <wp:effectExtent b="0" l="0" r="0" t="0"/>
-                  <wp:docPr descr="" title="" id="292" name="Picture"/>
+                  <wp:docPr descr="" title="" id="290" name="Picture"/>
                   <a:graphic>
                     <a:graphicData uri="http://schemas.openxmlformats.org/drawingml/2006/picture">
                       <pic:pic>
                         <pic:nvPicPr>
-                          <pic:cNvPr descr="../Figures/Main/Lifespans/lifespans_distribs.png" id="293" name="Picture"/>
+                          <pic:cNvPr descr="../Figures/Main/Lifespans/lifespans_distribs.png" id="291" name="Picture"/>
                           <pic:cNvPicPr>
                             <a:picLocks noChangeArrowheads="1" noChangeAspect="1"/>
                           </pic:cNvPicPr>
                         </pic:nvPicPr>
                         <pic:blipFill>
-                          <a:blip r:embed="rId291"/>
+                          <a:blip r:embed="rId289"/>
                           <a:stretch>
                             <a:fillRect/>
                           </a:stretch>
@@ -10004,18 +9957,10 @@
               <w:t xml:space="preserve">.</w:t>
             </w:r>
           </w:p>
-          <w:bookmarkEnd w:id="294"/>
+          <w:bookmarkEnd w:id="292"/>
         </w:tc>
       </w:tr>
     </w:tbl>
-    <w:p>
-      <w:pPr>
-        <w:pStyle w:val="BodyText"/>
-      </w:pPr>
-      <w:r>
-        <w:br/>
-      </w:r>
-    </w:p>
     <w:tbl>
       <w:tblPr>
         <w:tblStyle w:val="Table"/>
@@ -10029,7 +9974,7 @@
       <w:tr>
         <w:tc>
           <w:tcPr/>
-          <w:bookmarkStart w:id="298" w:name="fig-diversification"/>
+          <w:bookmarkStart w:id="296" w:name="fig-diversification"/>
           <w:p>
             <w:pPr>
               <w:pStyle w:val="Compact"/>
@@ -10040,18 +9985,18 @@
                 <wp:inline>
                   <wp:extent cx="5399999" cy="3959999"/>
                   <wp:effectExtent b="0" l="0" r="0" t="0"/>
-                  <wp:docPr descr="" title="" id="296" name="Picture"/>
+                  <wp:docPr descr="" title="" id="294" name="Picture"/>
                   <a:graphic>
                     <a:graphicData uri="http://schemas.openxmlformats.org/drawingml/2006/picture">
                       <pic:pic>
                         <pic:nvPicPr>
-                          <pic:cNvPr descr="../Figures/Main/Diversification_rates.png" id="297" name="Picture"/>
+                          <pic:cNvPr descr="../Figures/Main/Diversification_rates.png" id="295" name="Picture"/>
                           <pic:cNvPicPr>
                             <a:picLocks noChangeArrowheads="1" noChangeAspect="1"/>
                           </pic:cNvPicPr>
                         </pic:nvPicPr>
                         <pic:blipFill>
-                          <a:blip r:embed="rId295"/>
+                          <a:blip r:embed="rId293"/>
                           <a:stretch>
                             <a:fillRect/>
                           </a:stretch>
@@ -10088,7 +10033,7 @@
               <w:pStyle w:val="ImageCaption"/>
             </w:pPr>
             <w:r>
-              <w:t xml:space="preserve">Figure 4: Comparative chinchilloid speciation and extinction rates reconstructed using three Bayesian occurrence-based birth-death models. Speciation and extinction rates are respectively depicted in blue and red. The left column</w:t>
+              <w:t xml:space="preserve">Figure 4: Comparative chinchilloid speciation and extinction rates reconstructed using three Bayesian fossil-based birth-death models. Speciation and extinction rates are respectively depicted in blue and red. The left column</w:t>
             </w:r>
             <w:r>
               <w:t xml:space="preserve"> </w:t>
@@ -10113,7 +10058,7 @@
               <w:t xml:space="preserve">(Silvestro et al. 2019)</w:t>
             </w:r>
             <w:r>
-              <w:t xml:space="preserve">. The star indicates a significant rate shifts. The middle column</w:t>
+              <w:t xml:space="preserve">. The star indicates a significant rate shift. The middle column</w:t>
             </w:r>
             <w:r>
               <w:t xml:space="preserve"> </w:t>
@@ -10158,14 +10103,145 @@
               <w:t xml:space="preserve"> </w:t>
             </w:r>
             <w:r>
-              <w:t xml:space="preserve">shows the rates through time estimated with the MBD model.</w:t>
+              <w:t xml:space="preserve">shows the rates through time estimated by the MBD model.</w:t>
             </w:r>
           </w:p>
-          <w:bookmarkEnd w:id="298"/>
+          <w:bookmarkEnd w:id="296"/>
         </w:tc>
       </w:tr>
     </w:tbl>
-    <w:bookmarkEnd w:id="299"/>
+    <w:tbl>
+      <w:tblPr>
+        <w:tblStyle w:val="Table"/>
+        <w:tblW w:type="pct" w:w="5000"/>
+        <w:tblLayout w:type="fixed"/>
+        <w:tblLook w:firstRow="0" w:lastRow="0" w:firstColumn="0" w:lastColumn="0" w:noHBand="0" w:noVBand="0" w:val="0000"/>
+      </w:tblPr>
+      <w:tblGrid>
+        <w:gridCol w:w="7920"/>
+      </w:tblGrid>
+      <w:tr>
+        <w:tc>
+          <w:tcPr/>
+          <w:bookmarkStart w:id="300" w:name="fig-extinctionBDNN"/>
+          <w:p>
+            <w:pPr>
+              <w:pStyle w:val="Compact"/>
+              <w:jc w:val="center"/>
+            </w:pPr>
+            <w:r>
+              <w:drawing>
+                <wp:inline>
+                  <wp:extent cx="4679999" cy="4679999"/>
+                  <wp:effectExtent b="0" l="0" r="0" t="0"/>
+                  <wp:docPr descr="" title="" id="298" name="Picture"/>
+                  <a:graphic>
+                    <a:graphicData uri="http://schemas.openxmlformats.org/drawingml/2006/picture">
+                      <pic:pic>
+                        <pic:nvPicPr>
+                          <pic:cNvPr descr="../Figures/Main/Drivers/BDNN_extinction_correlates.pdf" id="299" name="Picture"/>
+                          <pic:cNvPicPr>
+                            <a:picLocks noChangeArrowheads="1" noChangeAspect="1"/>
+                          </pic:cNvPicPr>
+                        </pic:nvPicPr>
+                        <pic:blipFill>
+                          <a:blip r:embed="rId297"/>
+                          <a:stretch>
+                            <a:fillRect/>
+                          </a:stretch>
+                        </pic:blipFill>
+                        <pic:spPr bwMode="auto">
+                          <a:xfrm>
+                            <a:off x="0" y="0"/>
+                            <a:ext cx="4679999" cy="4679999"/>
+                          </a:xfrm>
+                          <a:prstGeom prst="rect">
+                            <a:avLst/>
+                          </a:prstGeom>
+                          <a:noFill/>
+                          <a:ln w="9525">
+                            <a:noFill/>
+                            <a:headEnd/>
+                            <a:tailEnd/>
+                          </a:ln>
+                        </pic:spPr>
+                      </pic:pic>
+                    </a:graphicData>
+                  </a:graphic>
+                </wp:inline>
+              </w:drawing>
+            </w:r>
+          </w:p>
+          <w:p>
+            <w:pPr>
+              <w:jc w:val="center"/>
+            </w:pPr>
+            <w:pPr>
+              <w:jc w:val="start"/>
+              <w:spacing w:before="200"/>
+              <w:pStyle w:val="ImageCaption"/>
+            </w:pPr>
+            <w:r>
+              <w:t xml:space="preserve">Figure 5: The main drivers of chinchilloid extinction rate variations as estimated by BDNN. Predictor ranking was made using a consensus of explainable AI metrics. Extinction rates differed 2.37-fold (Table S7) across body mass categories</w:t>
+            </w:r>
+            <w:r>
+              <w:t xml:space="preserve"> </w:t>
+            </w:r>
+            <w:r>
+              <w:rPr>
+                <w:b/>
+                <w:bCs/>
+              </w:rPr>
+              <w:t xml:space="preserve">(A)</w:t>
+            </w:r>
+            <w:r>
+              <w:t xml:space="preserve">, and 1.6-fold (Table S7) between tropical and extratropical lineages</w:t>
+            </w:r>
+            <w:r>
+              <w:t xml:space="preserve"> </w:t>
+            </w:r>
+            <w:r>
+              <w:rPr>
+                <w:b/>
+                <w:bCs/>
+              </w:rPr>
+              <w:t xml:space="preserve">(B)</w:t>
+            </w:r>
+            <w:r>
+              <w:t xml:space="preserve">. A positive non-linear dependency was found between extinction rate and the Andean elevation</w:t>
+            </w:r>
+            <w:r>
+              <w:t xml:space="preserve"> </w:t>
+            </w:r>
+            <w:r>
+              <w:rPr>
+                <w:b/>
+                <w:bCs/>
+              </w:rPr>
+              <w:t xml:space="preserve">(C)</w:t>
+            </w:r>
+            <w:r>
+              <w:t xml:space="preserve">, whereas we retrieved a trend towards decreasing extinction rates with increasing self-diversity</w:t>
+            </w:r>
+            <w:r>
+              <w:t xml:space="preserve"> </w:t>
+            </w:r>
+            <w:r>
+              <w:rPr>
+                <w:b/>
+                <w:bCs/>
+              </w:rPr>
+              <w:t xml:space="preserve">(D)</w:t>
+            </w:r>
+            <w:r>
+              <w:t xml:space="preserve">.</w:t>
+            </w:r>
+          </w:p>
+          <w:bookmarkEnd w:id="300"/>
+        </w:tc>
+      </w:tr>
+    </w:tbl>
+    <w:bookmarkEnd w:id="301"/>
     <w:sectPr>
       <w:type w:val="nextPage"/>
       <w:pgSz w:h="15840" w:w="12240"/>

--- a/Manuscript/Main_text.docx
+++ b/Manuscript/Main_text.docx
@@ -4036,7 +4036,7 @@
         </w:r>
       </w:hyperlink>
       <w:r>
-        <w:t xml:space="preserve">) and hypsodonty index (brachydont and mesodont) (Fig. SX), we only allowed missing taxa to have moderate-to-large body sizes (M–XL) with high-crowned (un)rooted cheek teeth (protodont or euhypsodont). Trait drawings were independent between species. Due to the stochasticity of this procedure, we replicated it 10 times. Hence, the results presented thereafter for BDNN were obtained from a consensus of the independent analyses of these 10 imputed datasets, each set of analysis itself replicated 10 times after re-sampling fossil ages within the range of the occurrences.</w:t>
+        <w:t xml:space="preserve">) and hypsodonty index (brachydont and mesodont) (Figure SX), we only allowed missing taxa to have moderate-to-large body sizes (M–XL) with high-crowned (un)rooted cheek teeth (protodont or euhypsodont). Trait drawings were independent between species. Due to the stochasticity of this procedure, we replicated it 10 times. Hence, the results presented thereafter for BDNN were obtained from a consensus of the independent analyses of these 10 imputed datasets, each set of analysis itself replicated 10 times after re-sampling fossil ages within the range of the occurrences.</w:t>
       </w:r>
     </w:p>
     <w:bookmarkEnd w:id="31"/>
@@ -4196,7 +4196,7 @@
         <w:t xml:space="preserve"> </w:t>
       </w:r>
       <w:r>
-        <w:t xml:space="preserve">A–B). At their maximum, median sampled and corrected diversity exhibit a three-fold difference between each other, respectively peaking at 22 and 62. Four additional – though more attenuated – peaks may be reported from the sampled diversity curve (PyRate) : one in the late Oligocene (Deseadan SALMA), two in the Early Miocene (Colhuehuapian and Santacrucian SALMAs) and one in the late Middle Miocene (Laventan SALMA) (</w:t>
+        <w:t xml:space="preserve">A–B). At their maximum, median sampled and corrected diversities exhibit a three-fold difference between each other, respectively peaking at 22 and 62. Four additional – though more attenuated – peaks may be reported from the sampled diversity curve (PyRate) : one in the late Oligocene (Deseadan SALMA), two in the Early Miocene (Colhuehuapian and Santacrucian SALMAs) and one in the late Middle Miocene (Laventan SALMA) (</w:t>
       </w:r>
       <w:hyperlink w:anchor="fig-diversityBM">
         <w:r>
@@ -4224,7 +4224,7 @@
         <w:t xml:space="preserve"> </w:t>
       </w:r>
       <w:r>
-        <w:t xml:space="preserve">B). The overall pattern of sampled diversity was conserved when conducting genus-level analyses (Figure S3 C) or when excluding singletons from the species-level dataset (Figure S4 C), though we may report that the amplitude of changes in diversity was attenuated in either case when compared to the analysis of the complete species-level dataset.</w:t>
+        <w:t xml:space="preserve">B). The overall pattern of sampled diversity was conserved when conducting genus-level analyses (Figure S4 C) or when excluding singletons from the species-level dataset (Figure S5 C), though we may report that the amplitude of changes in diversity was attenuated in either case when compared to the analysis of the complete species-level dataset.</w:t>
       </w:r>
     </w:p>
     <w:p>
@@ -4355,13 +4355,13 @@
       </w:r>
     </w:p>
     <w:bookmarkEnd w:id="35"/>
-    <w:bookmarkStart w:id="36" w:name="Xec638aa7a0e33144ab295a8898aab3f898bef7d"/>
+    <w:bookmarkStart w:id="36" w:name="X2e5444c43be194d95e699343c9b2937867c4afe"/>
     <w:p>
       <w:pPr>
         <w:pStyle w:val="Heading2"/>
       </w:pPr>
       <w:r>
-        <w:t xml:space="preserve">Heterogeneous extinction selectivity across body size classes and between tropical and non-tropical taxa, likely enhanced by the Andean uplift, shaped the decline of Chinchilloidea</w:t>
+        <w:t xml:space="preserve">Heterogeneous extinction selectivity across body size classes and between tropical and non-tropical taxa, likely enhanced by the Andean uplift and diversity-dependent effects, shaped the decline of Chinchilloidea</w:t>
       </w:r>
     </w:p>
     <w:p>
@@ -4369,7 +4369,7 @@
         <w:pStyle w:val="FirstParagraph"/>
       </w:pPr>
       <w:r>
-        <w:t xml:space="preserve">Our findings revealed that the aforementioned changes in diversity were due to changes in extinction, not speciation rate during the history of the clade. Indeed, the joint estimation of the diversification process made with PyRate using the rjMCMC algorithm (together with species origination and extinction times that, once assembled, gave the sampled diversity) did not evidence any significant speciation rate shift during the evolutionary history of the clade (</w:t>
+        <w:t xml:space="preserve">Our findings revealed that the aforementioned changes in diversity were due to changes in extinction, not speciation rate during the history of the clade. Indeed, the joint estimation of the diversification process made with PyRate using the rjMCMC algorithm did not evidence any significant speciation rate shift during the evolutionary history of the clade (</w:t>
       </w:r>
       <w:hyperlink w:anchor="fig-diversification">
         <w:r>
@@ -4383,7 +4383,7 @@
         <w:t xml:space="preserve"> </w:t>
       </w:r>
       <w:r>
-        <w:t xml:space="preserve">A, Figure S6 A). Rather, according to this model, speciation rate remained constant, nearing 0.6 events/lineage/Myr over the entire study period (</w:t>
+        <w:t xml:space="preserve">A, Figure S2 A). Rather, according to this model, speciation rate remained constant, nearing 0.6 events/lineage/Myr over the entire study period (</w:t>
       </w:r>
       <w:hyperlink w:anchor="fig-diversification">
         <w:r>
@@ -4421,7 +4421,7 @@
         <w:t xml:space="preserve">Figure Drivers</w:t>
       </w:r>
       <w:r>
-        <w:t xml:space="preserve">). Conversely, results obtained with the BDNN model yielded in appearance to different conclusions. Indeed, BDNN provided evidence for significant speciation rate variation across lineages, as indicated by the coefficient of rate variation across the ten trait imputation replicates that slightly exceeded the threshold established for a constant-rate birth-death model (0.28 vs. 0.22, Table S4). According to BDNN, speciation rate was higher at the beginning of the evolutionary history of the group (first half of the Oligocene), decreased in the second Chattian, further increased again and remaied relatively constant around 0.55 until slightly decreasing to 0.5 in the Quaternary (</w:t>
+        <w:t xml:space="preserve">). Conversely, results obtained with the BDNN model nuanced the aforementioned conclusions. Indeed, BDNN provided evidence for speciation rate variation across lineages, as indicated by the coefficient of rate variation across the ten trait imputation replicates that marginally exceeded the threshold established for a constant-rate birth-death model (0.28 vs. 0.22, Table S4). According to BDNN, speciation rate was higher at the beginning of the evolutionary history of the group (first half of the Oligocene), decreased in the Chattian, further increased again and remained relatively constant around 0.55 until a slight decrease to 0.5 in the Quaternary (</w:t>
       </w:r>
       <w:hyperlink w:anchor="fig-diversification">
         <w:r>
@@ -4457,7 +4457,59 @@
         <w:pStyle w:val="BodyText"/>
       </w:pPr>
       <w:r>
-        <w:t xml:space="preserve">Regarding extinction rates,</w:t>
+        <w:t xml:space="preserve">On the other hand, we found compelling evidence for extinction rate variation, both across time (</w:t>
+      </w:r>
+      <w:hyperlink w:anchor="fig-diversification">
+        <w:r>
+          <w:rPr>
+            <w:rStyle w:val="Hyperlink"/>
+          </w:rPr>
+          <w:t xml:space="preserve">Figure 4</w:t>
+        </w:r>
+      </w:hyperlink>
+      <w:r>
+        <w:t xml:space="preserve"> </w:t>
+      </w:r>
+      <w:r>
+        <w:t xml:space="preserve">B, D, F) and lineages (</w:t>
+      </w:r>
+      <w:hyperlink w:anchor="fig-extinctionBDNN">
+        <w:r>
+          <w:rPr>
+            <w:rStyle w:val="Hyperlink"/>
+          </w:rPr>
+          <w:t xml:space="preserve">Figure 5</w:t>
+        </w:r>
+      </w:hyperlink>
+      <w:r>
+        <w:t xml:space="preserve">, Table S5). A single significant extinction rate shift is captured by the rjMCMC model</w:t>
+      </w:r>
+      <w:r>
+        <w:t xml:space="preserve"> </w:t>
+      </w:r>
+      <w:r>
+        <w:rPr>
+          <w:i/>
+          <w:iCs/>
+        </w:rPr>
+        <w:t xml:space="preserve">ca</w:t>
+      </w:r>
+      <w:r>
+        <w:t xml:space="preserve">. 6.5 Ma (</w:t>
+      </w:r>
+      <w:hyperlink w:anchor="fig-diversification">
+        <w:r>
+          <w:rPr>
+            <w:rStyle w:val="Hyperlink"/>
+          </w:rPr>
+          <w:t xml:space="preserve">Figure 4</w:t>
+        </w:r>
+      </w:hyperlink>
+      <w:r>
+        <w:t xml:space="preserve"> </w:t>
+      </w:r>
+      <w:r>
+        <w:t xml:space="preserve">B, Figure S2 B), coinciding with the onset of the aforementioned diversity decline. This peak in extinction rate is both detected by the BDNN and the MBD models.</w:t>
       </w:r>
     </w:p>
     <w:p>
@@ -4465,7 +4517,7 @@
         <w:pStyle w:val="BodyText"/>
       </w:pPr>
       <w:r>
-        <w:t xml:space="preserve">Sensitivity analyses</w:t>
+        <w:t xml:space="preserve">Both the MBD and the BDNN model capture a Middle Miocene increase in extinction rate, that is not retrieved from the rjMCMC model.</w:t>
       </w:r>
     </w:p>
     <w:p>
@@ -4473,7 +4525,27 @@
         <w:pStyle w:val="BodyText"/>
       </w:pPr>
       <w:r>
-        <w:t xml:space="preserve">Both the MBD and the BDNN model capture a Middle Miocene increase in extinction rate, that is not retrieved from the rjMCMC model.</w:t>
+        <w:t xml:space="preserve">The absence of speciation rate variation across time was robust to singleton (</w:t>
+      </w:r>
+      <w:r>
+        <w:rPr>
+          <w:i/>
+          <w:iCs/>
+        </w:rPr>
+        <w:t xml:space="preserve">i</w:t>
+      </w:r>
+      <w:r>
+        <w:t xml:space="preserve">.</w:t>
+      </w:r>
+      <w:r>
+        <w:rPr>
+          <w:i/>
+          <w:iCs/>
+        </w:rPr>
+        <w:t xml:space="preserve">e</w:t>
+      </w:r>
+      <w:r>
+        <w:t xml:space="preserve">., species only represented by a single occurrence in our dataset) removal, and persisted when we carried out our rjMCMC analyses at the genus level (Figure S4 A, S5 A, S6 A and S7 A). However, although the late Miocene extinction rate shift was relatively conserved at the genus level (Figure S4 B), removing singletons eroded any extinction rate shift (Figure S5 B).</w:t>
       </w:r>
     </w:p>
     <w:p>
@@ -5808,7 +5880,7 @@
           <w:b/>
           <w:bCs/>
         </w:rPr>
-        <w:t xml:space="preserve">Fig. SX</w:t>
+        <w:t xml:space="preserve">Figure SX</w:t>
       </w:r>
       <w:r>
         <w:t xml:space="preserve">)</w:t>
@@ -10087,7 +10159,7 @@
               <w:t xml:space="preserve">Methods</w:t>
             </w:r>
             <w:r>
-              <w:t xml:space="preserve">), the rates presented here come from a replicate chosen arbitrarily (replicate 8), but marginal rates through time did not differ across replicates (Fig. S10-11). The right column</w:t>
+              <w:t xml:space="preserve">), the rates presented here come from a replicate chosen arbitrarily (replicate 8), but marginal rates through time did not differ across replicates (Figure S10-11). The right column</w:t>
             </w:r>
             <w:r>
               <w:t xml:space="preserve"> </w:t>
@@ -10206,6 +10278,39 @@
                 <w:bCs/>
               </w:rPr>
               <w:t xml:space="preserve">(B)</w:t>
+            </w:r>
+            <w:r>
+              <w:t xml:space="preserve">.</w:t>
+            </w:r>
+            <w:r>
+              <w:t xml:space="preserve"> </w:t>
+            </w:r>
+            <w:r>
+              <w:t xml:space="preserve">‘</w:t>
+            </w:r>
+            <w:r>
+              <w:t xml:space="preserve">FC</w:t>
+            </w:r>
+            <w:r>
+              <w:t xml:space="preserve">’</w:t>
+            </w:r>
+            <w:r>
+              <w:t xml:space="preserve"> </w:t>
+            </w:r>
+            <w:r>
+              <w:t xml:space="preserve">means</w:t>
+            </w:r>
+            <w:r>
+              <w:t xml:space="preserve"> </w:t>
+            </w:r>
+            <w:r>
+              <w:t xml:space="preserve">‘</w:t>
+            </w:r>
+            <w:r>
+              <w:t xml:space="preserve">Fold Change</w:t>
+            </w:r>
+            <w:r>
+              <w:t xml:space="preserve">’</w:t>
             </w:r>
             <w:r>
               <w:t xml:space="preserve">. A positive non-linear dependency was found between extinction rate and the Andean elevation</w:t>

--- a/Manuscript/Main_text.docx
+++ b/Manuscript/Main_text.docx
@@ -129,7 +129,42 @@
         <w:t xml:space="preserve"> </w:t>
       </w:r>
       <w:r>
-        <w:t xml:space="preserve">Boivin²*,</w:t>
+        <w:t xml:space="preserve">Boivin</w:t>
+      </w:r>
+      <m:oMath>
+        <m:sSup>
+          <m:e>
+            <m:r>
+              <m:t>​</m:t>
+            </m:r>
+          </m:e>
+          <m:sup>
+            <m:r>
+              <m:t>2</m:t>
+            </m:r>
+            <m:r>
+              <m:rPr>
+                <m:sty m:val="p"/>
+              </m:rPr>
+              <m:t>,</m:t>
+            </m:r>
+            <m:r>
+              <m:t>3</m:t>
+            </m:r>
+            <m:r>
+              <m:rPr>
+                <m:sty m:val="p"/>
+              </m:rPr>
+              <m:t>,</m:t>
+            </m:r>
+            <m:r>
+              <m:t>4</m:t>
+            </m:r>
+          </m:sup>
+        </m:sSup>
+      </m:oMath>
+      <w:r>
+        <w:t xml:space="preserve">*,</w:t>
       </w:r>
       <w:r>
         <w:t xml:space="preserve"> </w:t>
@@ -141,7 +176,42 @@
         <w:t xml:space="preserve"> </w:t>
       </w:r>
       <w:r>
-        <w:t xml:space="preserve">Álvarez²,</w:t>
+        <w:t xml:space="preserve">Álvarez</w:t>
+      </w:r>
+      <m:oMath>
+        <m:sSup>
+          <m:e>
+            <m:r>
+              <m:t>​</m:t>
+            </m:r>
+          </m:e>
+          <m:sup>
+            <m:r>
+              <m:t>2</m:t>
+            </m:r>
+            <m:r>
+              <m:rPr>
+                <m:sty m:val="p"/>
+              </m:rPr>
+              <m:t>,</m:t>
+            </m:r>
+            <m:r>
+              <m:t>3</m:t>
+            </m:r>
+            <m:r>
+              <m:rPr>
+                <m:sty m:val="p"/>
+              </m:rPr>
+              <m:t>,</m:t>
+            </m:r>
+            <m:r>
+              <m:t>4</m:t>
+            </m:r>
+          </m:sup>
+        </m:sSup>
+      </m:oMath>
+      <w:r>
+        <w:t xml:space="preserve">,</w:t>
       </w:r>
       <w:r>
         <w:t xml:space="preserve"> </w:t>
@@ -181,13 +251,40 @@
       <w:r>
         <w:t xml:space="preserve">¹ Institut des Sciences de l’Evolution de Montpellier, Université de Montpellier, CNRS, IRD, Place Eugène Bataillon, 34095 Montpellier cedex 5, France.</w:t>
       </w:r>
-    </w:p>
-    <w:p>
-      <w:pPr>
-        <w:pStyle w:val="BodyText"/>
-      </w:pPr>
-      <w:r>
-        <w:t xml:space="preserve">² Instituto de Ecorregiones Andinas (INECOA), Universidad Nacional de Jujuy, CONICET, IdGyM, Avenida Bolivia 1661, 4600 San Salvador de Jujuy, Jujuy, Argentina.</w:t>
+      <w:r>
+        <w:br/>
+      </w:r>
+      <w:r>
+        <w:t xml:space="preserve">² Consejo Nacional de Investigaciones Científicas y Técnicas (CONICET), Godoy Cruz 2290, CP 1425 Ciudad Autónoma de Buenos Aires, Argentina.</w:t>
+      </w:r>
+      <w:r>
+        <w:br/>
+      </w:r>
+      <w:r>
+        <w:t xml:space="preserve">³ Grupo de Paleontología de Vertebrados, Instituto de Ecorregiones Andinas (INECOA), CONICET – Universidad Nacional de Jujuy. Av. Bolivia 1661, CP 4600 San Salvador de Jujuy, Argentina</w:t>
+      </w:r>
+      <w:r>
+        <w:br/>
+      </w:r>
+      <m:oMath>
+        <m:sSup>
+          <m:e>
+            <m:r>
+              <m:t>​</m:t>
+            </m:r>
+          </m:e>
+          <m:sup>
+            <m:r>
+              <m:t>4</m:t>
+            </m:r>
+          </m:sup>
+        </m:sSup>
+      </m:oMath>
+      <w:r>
+        <w:t xml:space="preserve"> </w:t>
+      </w:r>
+      <w:r>
+        <w:t xml:space="preserve">Instituto de Geología y Minería (IdGyM), Universidad Nacional de Jujuy. Av. Bolivia 1661, CP 4600 San Salvador de Jujuy, Argentina</w:t>
       </w:r>
     </w:p>
     <w:p>
